--- a/hin/docx/53.content.docx
+++ b/hin/docx/53.content.docx
@@ -295,6 +295,21 @@
           <w:b/>
           <w:lang w:val="hi_IN" w:bidi="hi_IN"/>
         </w:rPr>
+        <w:t>Σιλουανὸς</w:t>
+      </w:r>
+    </w:p>
+    <w:p>
+      <w:pPr/>
+      <w:r>
+        <w:rPr>
+          <w:lang w:val="hi_IN" w:bidi="hi_IN"/>
+        </w:rPr>
+      </w:r>
+      <w:r>
+        <w:rPr>
+          <w:b/>
+          <w:lang w:val="hi_IN" w:bidi="hi_IN"/>
+        </w:rPr>
         <w:t>"सिलवानुस"</w:t>
       </w:r>
     </w:p>
@@ -398,6 +413,21 @@
           <w:b/>
           <w:lang w:val="hi_IN" w:bidi="hi_IN"/>
         </w:rPr>
+        <w:t>Παῦλος, καὶ Σιλουανὸς, καὶ Τιμόθεος; τῇ ἐκκλησίᾳ</w:t>
+      </w:r>
+    </w:p>
+    <w:p>
+      <w:pPr/>
+      <w:r>
+        <w:rPr>
+          <w:lang w:val="hi_IN" w:bidi="hi_IN"/>
+        </w:rPr>
+      </w:r>
+      <w:r>
+        <w:rPr>
+          <w:b/>
+          <w:lang w:val="hi_IN" w:bidi="hi_IN"/>
+        </w:rPr>
         <w:t>"पौलुस, सिलवानुस और तीमुथियुस" - "की कलीसिया"</w:t>
       </w:r>
     </w:p>
@@ -481,6 +511,21 @@
           <w:b/>
           <w:lang w:val="hi_IN" w:bidi="hi_IN"/>
         </w:rPr>
+        <w:t>Παῦλος, καὶ Σιλουανὸς, καὶ Τιμόθεος</w:t>
+      </w:r>
+    </w:p>
+    <w:p>
+      <w:pPr/>
+      <w:r>
+        <w:rPr>
+          <w:lang w:val="hi_IN" w:bidi="hi_IN"/>
+        </w:rPr>
+      </w:r>
+      <w:r>
+        <w:rPr>
+          <w:b/>
+          <w:lang w:val="hi_IN" w:bidi="hi_IN"/>
+        </w:rPr>
         <w:t>"पौलुस, सिलवानुस और तीमुथियुस"</w:t>
       </w:r>
     </w:p>
@@ -590,6 +635,21 @@
           <w:b/>
           <w:lang w:val="hi_IN" w:bidi="hi_IN"/>
         </w:rPr>
+        <w:t>ἐν Θεῷ Πατρὶ ἡμῶν καὶ Κυρίῳ Ἰησοῦ Χριστῷ</w:t>
+      </w:r>
+    </w:p>
+    <w:p>
+      <w:pPr/>
+      <w:r>
+        <w:rPr>
+          <w:lang w:val="hi_IN" w:bidi="hi_IN"/>
+        </w:rPr>
+      </w:r>
+      <w:r>
+        <w:rPr>
+          <w:b/>
+          <w:lang w:val="hi_IN" w:bidi="hi_IN"/>
+        </w:rPr>
         <w:t>"जो हमारे पिता परमेश्वर और प्रभु यीशु मसीह में है"</w:t>
       </w:r>
     </w:p>
@@ -673,6 +733,21 @@
           <w:b/>
           <w:lang w:val="hi_IN" w:bidi="hi_IN"/>
         </w:rPr>
+        <w:t>χάρις ὑμῖν καὶ εἰρήνη ἀπὸ Θεοῦ Πατρὸς καὶ Κυρίου Ἰησοῦ Χριστοῦ</w:t>
+      </w:r>
+    </w:p>
+    <w:p>
+      <w:pPr/>
+      <w:r>
+        <w:rPr>
+          <w:lang w:val="hi_IN" w:bidi="hi_IN"/>
+        </w:rPr>
+      </w:r>
+      <w:r>
+        <w:rPr>
+          <w:b/>
+          <w:lang w:val="hi_IN" w:bidi="hi_IN"/>
+        </w:rPr>
         <w:t>"हमारे पिता परमेश्वर और प्रभु यीशु मसीह में तुम्हें अनुग्रह और शान्ति मिलती रहे"</w:t>
       </w:r>
     </w:p>
@@ -756,6 +831,21 @@
           <w:b/>
           <w:lang w:val="hi_IN" w:bidi="hi_IN"/>
         </w:rPr>
+        <w:t>χάρις ὑμῖν καὶ εἰρήνη ἀπὸ Θεοῦ Πατρὸς καὶ Κυρίου Ἰησοῦ Χριστοῦ</w:t>
+      </w:r>
+    </w:p>
+    <w:p>
+      <w:pPr/>
+      <w:r>
+        <w:rPr>
+          <w:lang w:val="hi_IN" w:bidi="hi_IN"/>
+        </w:rPr>
+      </w:r>
+      <w:r>
+        <w:rPr>
+          <w:b/>
+          <w:lang w:val="hi_IN" w:bidi="hi_IN"/>
+        </w:rPr>
         <w:t>"हमारे पिता परमेश्वर और प्रभु यीशु मसीह में तुम्हें अनुग्रह और शान्ति मिलती रहे"</w:t>
       </w:r>
     </w:p>
@@ -942,6 +1032,21 @@
           <w:b/>
           <w:lang w:val="hi_IN" w:bidi="hi_IN"/>
         </w:rPr>
+        <w:t>εὐχαριστεῖν ὀφείλομεν &amp; πάντοτε</w:t>
+      </w:r>
+    </w:p>
+    <w:p>
+      <w:pPr/>
+      <w:r>
+        <w:rPr>
+          <w:lang w:val="hi_IN" w:bidi="hi_IN"/>
+        </w:rPr>
+      </w:r>
+      <w:r>
+        <w:rPr>
+          <w:b/>
+          <w:lang w:val="hi_IN" w:bidi="hi_IN"/>
+        </w:rPr>
         <w:t>"हमें हर समय... धन्यवाद करना चाहिए"</w:t>
       </w:r>
     </w:p>
@@ -1039,6 +1144,21 @@
           <w:b/>
           <w:lang w:val="hi_IN" w:bidi="hi_IN"/>
         </w:rPr>
+        <w:t>εὐχαριστεῖν ὀφείλομεν τῷ Θεῷ πάντοτε</w:t>
+      </w:r>
+    </w:p>
+    <w:p>
+      <w:pPr/>
+      <w:r>
+        <w:rPr>
+          <w:lang w:val="hi_IN" w:bidi="hi_IN"/>
+        </w:rPr>
+      </w:r>
+      <w:r>
+        <w:rPr>
+          <w:b/>
+          <w:lang w:val="hi_IN" w:bidi="hi_IN"/>
+        </w:rPr>
         <w:t>"हमें हर समय परमेश्वर का धन्यवाद करना चाहिए"</w:t>
       </w:r>
     </w:p>
@@ -1135,6 +1255,21 @@
           <w:b/>
           <w:lang w:val="hi_IN" w:bidi="hi_IN"/>
         </w:rPr>
+        <w:t>εὐχαριστεῖν ὀφείλομεν τῷ Θεῷ πάντοτε περὶ ὑμῶν, ἀδελφοί</w:t>
+      </w:r>
+    </w:p>
+    <w:p>
+      <w:pPr/>
+      <w:r>
+        <w:rPr>
+          <w:lang w:val="hi_IN" w:bidi="hi_IN"/>
+        </w:rPr>
+      </w:r>
+      <w:r>
+        <w:rPr>
+          <w:b/>
+          <w:lang w:val="hi_IN" w:bidi="hi_IN"/>
+        </w:rPr>
         <w:t>"हे भाइयों, तुम्हारे विषय में हमें हर समय परमेश्वर का धन्यवाद करना चाहिए"</w:t>
       </w:r>
     </w:p>
@@ -1218,6 +1353,21 @@
           <w:b/>
           <w:lang w:val="hi_IN" w:bidi="hi_IN"/>
         </w:rPr>
+        <w:t>ἀδελφοί</w:t>
+      </w:r>
+    </w:p>
+    <w:p>
+      <w:pPr/>
+      <w:r>
+        <w:rPr>
+          <w:lang w:val="hi_IN" w:bidi="hi_IN"/>
+        </w:rPr>
+      </w:r>
+      <w:r>
+        <w:rPr>
+          <w:b/>
+          <w:lang w:val="hi_IN" w:bidi="hi_IN"/>
+        </w:rPr>
         <w:t>"हे भाइयों"</w:t>
       </w:r>
     </w:p>
@@ -1314,6 +1464,21 @@
           <w:b/>
           <w:lang w:val="hi_IN" w:bidi="hi_IN"/>
         </w:rPr>
+        <w:t>καθὼς ἄξιόν ἐστιν</w:t>
+      </w:r>
+    </w:p>
+    <w:p>
+      <w:pPr/>
+      <w:r>
+        <w:rPr>
+          <w:lang w:val="hi_IN" w:bidi="hi_IN"/>
+        </w:rPr>
+      </w:r>
+      <w:r>
+        <w:rPr>
+          <w:b/>
+          <w:lang w:val="hi_IN" w:bidi="hi_IN"/>
+        </w:rPr>
         <w:t>"और यह उचित भी है"</w:t>
       </w:r>
     </w:p>
@@ -1423,6 +1588,21 @@
           <w:b/>
           <w:lang w:val="hi_IN" w:bidi="hi_IN"/>
         </w:rPr>
+        <w:t>ὑπεραυξάνει ἡ πίστις ὑμῶν</w:t>
+      </w:r>
+    </w:p>
+    <w:p>
+      <w:pPr/>
+      <w:r>
+        <w:rPr>
+          <w:lang w:val="hi_IN" w:bidi="hi_IN"/>
+        </w:rPr>
+      </w:r>
+      <w:r>
+        <w:rPr>
+          <w:b/>
+          <w:lang w:val="hi_IN" w:bidi="hi_IN"/>
+        </w:rPr>
         <w:t>"तुम्हारा विश्वास बहुत बढ़ता जाता है"</w:t>
       </w:r>
     </w:p>
@@ -1519,6 +1699,21 @@
           <w:b/>
           <w:lang w:val="hi_IN" w:bidi="hi_IN"/>
         </w:rPr>
+        <w:t>πλεονάζει ἡ ἀγάπη ἑνὸς ἑκάστου, πάντων ὑμῶν, εἰς ἀλλήλους</w:t>
+      </w:r>
+    </w:p>
+    <w:p>
+      <w:pPr/>
+      <w:r>
+        <w:rPr>
+          <w:lang w:val="hi_IN" w:bidi="hi_IN"/>
+        </w:rPr>
+      </w:r>
+      <w:r>
+        <w:rPr>
+          <w:b/>
+          <w:lang w:val="hi_IN" w:bidi="hi_IN"/>
+        </w:rPr>
         <w:t>"आपस में तुम सब में प्रेम बहुत ही बढ़ता जाता है"</w:t>
       </w:r>
     </w:p>
@@ -1615,6 +1810,21 @@
           <w:b/>
           <w:lang w:val="hi_IN" w:bidi="hi_IN"/>
         </w:rPr>
+        <w:t>ἀλλήλους</w:t>
+      </w:r>
+    </w:p>
+    <w:p>
+      <w:pPr/>
+      <w:r>
+        <w:rPr>
+          <w:lang w:val="hi_IN" w:bidi="hi_IN"/>
+        </w:rPr>
+      </w:r>
+      <w:r>
+        <w:rPr>
+          <w:b/>
+          <w:lang w:val="hi_IN" w:bidi="hi_IN"/>
+        </w:rPr>
         <w:t>"</w:t>
       </w:r>
       <w:r>
@@ -1725,6 +1935,21 @@
           <w:b/>
           <w:lang w:val="hi_IN" w:bidi="hi_IN"/>
         </w:rPr>
+        <w:t>αὐτοὺς ἡμᾶς</w:t>
+      </w:r>
+    </w:p>
+    <w:p>
+      <w:pPr/>
+      <w:r>
+        <w:rPr>
+          <w:lang w:val="hi_IN" w:bidi="hi_IN"/>
+        </w:rPr>
+      </w:r>
+      <w:r>
+        <w:rPr>
+          <w:b/>
+          <w:lang w:val="hi_IN" w:bidi="hi_IN"/>
+        </w:rPr>
         <w:t>"हम आप"</w:t>
       </w:r>
     </w:p>
@@ -1834,6 +2059,21 @@
           <w:b/>
           <w:lang w:val="hi_IN" w:bidi="hi_IN"/>
         </w:rPr>
+        <w:t>τῆς ὑπομονῆς ὑμῶν, καὶ πίστεως</w:t>
+      </w:r>
+    </w:p>
+    <w:p>
+      <w:pPr/>
+      <w:r>
+        <w:rPr>
+          <w:lang w:val="hi_IN" w:bidi="hi_IN"/>
+        </w:rPr>
+      </w:r>
+      <w:r>
+        <w:rPr>
+          <w:b/>
+          <w:lang w:val="hi_IN" w:bidi="hi_IN"/>
+        </w:rPr>
         <w:t>"तुम्हारा धीरज और विश्वास"</w:t>
       </w:r>
     </w:p>
@@ -1943,6 +2183,21 @@
           <w:b/>
           <w:lang w:val="hi_IN" w:bidi="hi_IN"/>
         </w:rPr>
+        <w:t>ἐν πᾶσιν τοῖς διωγμοῖς ὑμῶν, καὶ ταῖς θλίψεσιν</w:t>
+      </w:r>
+    </w:p>
+    <w:p>
+      <w:pPr/>
+      <w:r>
+        <w:rPr>
+          <w:lang w:val="hi_IN" w:bidi="hi_IN"/>
+        </w:rPr>
+      </w:r>
+      <w:r>
+        <w:rPr>
+          <w:b/>
+          <w:lang w:val="hi_IN" w:bidi="hi_IN"/>
+        </w:rPr>
         <w:t>"तुम्हारे" - "उपद्रव और क्लेश"</w:t>
       </w:r>
     </w:p>
@@ -2052,6 +2307,21 @@
           <w:b/>
           <w:lang w:val="hi_IN" w:bidi="hi_IN"/>
         </w:rPr>
+        <w:t>πίστεως ἐν πᾶσιν τοῖς διωγμοῖς ὑμῶν</w:t>
+      </w:r>
+    </w:p>
+    <w:p>
+      <w:pPr/>
+      <w:r>
+        <w:rPr>
+          <w:lang w:val="hi_IN" w:bidi="hi_IN"/>
+        </w:rPr>
+      </w:r>
+      <w:r>
+        <w:rPr>
+          <w:b/>
+          <w:lang w:val="hi_IN" w:bidi="hi_IN"/>
+        </w:rPr>
         <w:t>"जितने उपद्रव"- "सब में"- "विश्वास"</w:t>
       </w:r>
     </w:p>
@@ -2148,6 +2418,21 @@
           <w:b/>
           <w:lang w:val="hi_IN" w:bidi="hi_IN"/>
         </w:rPr>
+        <w:t>ἔνδειγμα τῆς δικαίας κρίσεως τοῦ Θεοῦ, εἰς τὸ καταξιωθῆναι ὑμᾶς</w:t>
+      </w:r>
+    </w:p>
+    <w:p>
+      <w:pPr/>
+      <w:r>
+        <w:rPr>
+          <w:lang w:val="hi_IN" w:bidi="hi_IN"/>
+        </w:rPr>
+      </w:r>
+      <w:r>
+        <w:rPr>
+          <w:b/>
+          <w:lang w:val="hi_IN" w:bidi="hi_IN"/>
+        </w:rPr>
         <w:t>"यह परमेश्वर के सच्चे न्याय का स्पष्ट प्रमाण है; कि तुम... योग्य ठहरो"</w:t>
       </w:r>
     </w:p>
@@ -2244,6 +2529,21 @@
           <w:b/>
           <w:lang w:val="hi_IN" w:bidi="hi_IN"/>
         </w:rPr>
+        <w:t>εἰς τὸ καταξιωθῆναι ὑμᾶς τῆς Βασιλείας τοῦ Θεοῦ</w:t>
+      </w:r>
+    </w:p>
+    <w:p>
+      <w:pPr/>
+      <w:r>
+        <w:rPr>
+          <w:lang w:val="hi_IN" w:bidi="hi_IN"/>
+        </w:rPr>
+      </w:r>
+      <w:r>
+        <w:rPr>
+          <w:b/>
+          <w:lang w:val="hi_IN" w:bidi="hi_IN"/>
+        </w:rPr>
         <w:t>"कि तुम परमेश्वर के राज्य के योग्य ठहरो"</w:t>
       </w:r>
     </w:p>
@@ -2327,6 +2627,21 @@
           <w:b/>
           <w:lang w:val="hi_IN" w:bidi="hi_IN"/>
         </w:rPr>
+        <w:t>ὑπὲρ ἧς καὶ πάσχετε</w:t>
+      </w:r>
+    </w:p>
+    <w:p>
+      <w:pPr/>
+      <w:r>
+        <w:rPr>
+          <w:lang w:val="hi_IN" w:bidi="hi_IN"/>
+        </w:rPr>
+      </w:r>
+      <w:r>
+        <w:rPr>
+          <w:b/>
+          <w:lang w:val="hi_IN" w:bidi="hi_IN"/>
+        </w:rPr>
         <w:t>"जिसके लिये तुम दुःख भी उठाते हो"</w:t>
       </w:r>
     </w:p>
@@ -2423,6 +2738,21 @@
           <w:b/>
           <w:lang w:val="hi_IN" w:bidi="hi_IN"/>
         </w:rPr>
+        <w:t>εἴπερ δίκαιον παρὰ Θεῷ</w:t>
+      </w:r>
+    </w:p>
+    <w:p>
+      <w:pPr/>
+      <w:r>
+        <w:rPr>
+          <w:lang w:val="hi_IN" w:bidi="hi_IN"/>
+        </w:rPr>
+      </w:r>
+      <w:r>
+        <w:rPr>
+          <w:b/>
+          <w:lang w:val="hi_IN" w:bidi="hi_IN"/>
+        </w:rPr>
         <w:t>"क्योंकि परमेश्वर के निकट यह न्याय है"</w:t>
       </w:r>
     </w:p>
@@ -2506,6 +2836,21 @@
           <w:b/>
           <w:lang w:val="hi_IN" w:bidi="hi_IN"/>
         </w:rPr>
+        <w:t>παρὰ Θεῷ, ἀνταποδοῦναι τοῖς θλίβουσιν ὑμᾶς θλῖψιν</w:t>
+      </w:r>
+    </w:p>
+    <w:p>
+      <w:pPr/>
+      <w:r>
+        <w:rPr>
+          <w:lang w:val="hi_IN" w:bidi="hi_IN"/>
+        </w:rPr>
+      </w:r>
+      <w:r>
+        <w:rPr>
+          <w:b/>
+          <w:lang w:val="hi_IN" w:bidi="hi_IN"/>
+        </w:rPr>
         <w:t>"क्योंकि परमेश्वर के निकट" - "जो तुम्हें क्लेश देते हैं, उन्हें बदले में क्लेश दे"</w:t>
       </w:r>
     </w:p>
@@ -2602,6 +2947,21 @@
           <w:b/>
           <w:lang w:val="hi_IN" w:bidi="hi_IN"/>
         </w:rPr>
+        <w:t>ἀνταποδοῦναι τοῖς θλίβουσιν ὑμᾶς θλῖψιν</w:t>
+      </w:r>
+    </w:p>
+    <w:p>
+      <w:pPr/>
+      <w:r>
+        <w:rPr>
+          <w:lang w:val="hi_IN" w:bidi="hi_IN"/>
+        </w:rPr>
+      </w:r>
+      <w:r>
+        <w:rPr>
+          <w:b/>
+          <w:lang w:val="hi_IN" w:bidi="hi_IN"/>
+        </w:rPr>
         <w:t>"जो तुम्हें क्लेश देते हैं, उन्हें बदले में क्लेश दे"</w:t>
       </w:r>
     </w:p>
@@ -2698,6 +3058,21 @@
           <w:b/>
           <w:lang w:val="hi_IN" w:bidi="hi_IN"/>
         </w:rPr>
+        <w:t>καὶ ὑμῖν &amp; ἄνεσιν</w:t>
+      </w:r>
+    </w:p>
+    <w:p>
+      <w:pPr/>
+      <w:r>
+        <w:rPr>
+          <w:lang w:val="hi_IN" w:bidi="hi_IN"/>
+        </w:rPr>
+      </w:r>
+      <w:r>
+        <w:rPr>
+          <w:b/>
+          <w:lang w:val="hi_IN" w:bidi="hi_IN"/>
+        </w:rPr>
         <w:t>"और"- "चैन दे"</w:t>
       </w:r>
     </w:p>
@@ -2794,6 +3169,21 @@
           <w:b/>
           <w:lang w:val="hi_IN" w:bidi="hi_IN"/>
         </w:rPr>
+        <w:t>καὶ ὑμῖν τοῖς θλιβομένοις, ἄνεσιν μεθ’ ἡμῶν</w:t>
+      </w:r>
+    </w:p>
+    <w:p>
+      <w:pPr/>
+      <w:r>
+        <w:rPr>
+          <w:lang w:val="hi_IN" w:bidi="hi_IN"/>
+        </w:rPr>
+      </w:r>
+      <w:r>
+        <w:rPr>
+          <w:b/>
+          <w:lang w:val="hi_IN" w:bidi="hi_IN"/>
+        </w:rPr>
         <w:t>"और तुम जो क्लेश पाते हो, हमारे साथ चैन दे"</w:t>
       </w:r>
     </w:p>
@@ -2903,6 +3293,21 @@
           <w:b/>
           <w:lang w:val="hi_IN" w:bidi="hi_IN"/>
         </w:rPr>
+        <w:t>ὑμῖν &amp; ἄνεσιν</w:t>
+      </w:r>
+    </w:p>
+    <w:p>
+      <w:pPr/>
+      <w:r>
+        <w:rPr>
+          <w:lang w:val="hi_IN" w:bidi="hi_IN"/>
+        </w:rPr>
+      </w:r>
+      <w:r>
+        <w:rPr>
+          <w:b/>
+          <w:lang w:val="hi_IN" w:bidi="hi_IN"/>
+        </w:rPr>
         <w:t>"चैन दे"</w:t>
       </w:r>
     </w:p>
@@ -2999,6 +3404,21 @@
           <w:b/>
           <w:lang w:val="hi_IN" w:bidi="hi_IN"/>
         </w:rPr>
+        <w:t>τοῖς θλιβομένοις</w:t>
+      </w:r>
+    </w:p>
+    <w:p>
+      <w:pPr/>
+      <w:r>
+        <w:rPr>
+          <w:lang w:val="hi_IN" w:bidi="hi_IN"/>
+        </w:rPr>
+      </w:r>
+      <w:r>
+        <w:rPr>
+          <w:b/>
+          <w:lang w:val="hi_IN" w:bidi="hi_IN"/>
+        </w:rPr>
         <w:t>"जो क्लेश पाते हो"</w:t>
       </w:r>
     </w:p>
@@ -3094,6 +3514,21 @@
           <w:b/>
           <w:lang w:val="hi_IN" w:bidi="hi_IN"/>
         </w:rPr>
+        <w:t>ἐν τῇ ἀποκαλύψει τοῦ Κυρίου Ἰησοῦ</w:t>
+      </w:r>
+    </w:p>
+    <w:p>
+      <w:pPr/>
+      <w:r>
+        <w:rPr>
+          <w:lang w:val="hi_IN" w:bidi="hi_IN"/>
+        </w:rPr>
+      </w:r>
+      <w:r>
+        <w:rPr>
+          <w:b/>
+          <w:lang w:val="hi_IN" w:bidi="hi_IN"/>
+        </w:rPr>
         <w:t>"उस समय जबकि प्रभु यीशु... प्रगट होगा"</w:t>
       </w:r>
     </w:p>
@@ -3190,6 +3625,21 @@
           <w:b/>
           <w:lang w:val="hi_IN" w:bidi="hi_IN"/>
         </w:rPr>
+        <w:t>διδόντος ἐκδίκησιν τοῖς</w:t>
+      </w:r>
+    </w:p>
+    <w:p>
+      <w:pPr/>
+      <w:r>
+        <w:rPr>
+          <w:lang w:val="hi_IN" w:bidi="hi_IN"/>
+        </w:rPr>
+      </w:r>
+      <w:r>
+        <w:rPr>
+          <w:b/>
+          <w:lang w:val="hi_IN" w:bidi="hi_IN"/>
+        </w:rPr>
         <w:t>"उनसे पलटा लेगा"</w:t>
       </w:r>
     </w:p>
@@ -3286,6 +3736,21 @@
           <w:b/>
           <w:lang w:val="hi_IN" w:bidi="hi_IN"/>
         </w:rPr>
+        <w:t>τοῖς μὴ εἰδόσι Θεὸν</w:t>
+      </w:r>
+    </w:p>
+    <w:p>
+      <w:pPr/>
+      <w:r>
+        <w:rPr>
+          <w:lang w:val="hi_IN" w:bidi="hi_IN"/>
+        </w:rPr>
+      </w:r>
+      <w:r>
+        <w:rPr>
+          <w:b/>
+          <w:lang w:val="hi_IN" w:bidi="hi_IN"/>
+        </w:rPr>
         <w:t>"जो परमेश्वर को नहीं पहचानते" - "उनसे"</w:t>
       </w:r>
     </w:p>
@@ -3382,6 +3847,21 @@
           <w:b/>
           <w:lang w:val="hi_IN" w:bidi="hi_IN"/>
         </w:rPr>
+        <w:t>καὶ τοῖς μὴ ὑπακούουσιν τῷ εὐαγγελίῳ</w:t>
+      </w:r>
+    </w:p>
+    <w:p>
+      <w:pPr/>
+      <w:r>
+        <w:rPr>
+          <w:lang w:val="hi_IN" w:bidi="hi_IN"/>
+        </w:rPr>
+      </w:r>
+      <w:r>
+        <w:rPr>
+          <w:b/>
+          <w:lang w:val="hi_IN" w:bidi="hi_IN"/>
+        </w:rPr>
         <w:t xml:space="preserve">"सुसमाचार को नहीं मानते उनसे" </w:t>
       </w:r>
     </w:p>
@@ -3504,6 +3984,21 @@
           <w:b/>
           <w:lang w:val="hi_IN" w:bidi="hi_IN"/>
         </w:rPr>
+        <w:t>ὑπακούουσιν τῷ εὐαγγελίῳ</w:t>
+      </w:r>
+    </w:p>
+    <w:p>
+      <w:pPr/>
+      <w:r>
+        <w:rPr>
+          <w:lang w:val="hi_IN" w:bidi="hi_IN"/>
+        </w:rPr>
+      </w:r>
+      <w:r>
+        <w:rPr>
+          <w:b/>
+          <w:lang w:val="hi_IN" w:bidi="hi_IN"/>
+        </w:rPr>
         <w:t xml:space="preserve">"सुसमाचार को" - "मानते" </w:t>
       </w:r>
     </w:p>
@@ -3600,6 +4095,21 @@
           <w:b/>
           <w:lang w:val="hi_IN" w:bidi="hi_IN"/>
         </w:rPr>
+        <w:t>τῷ εὐαγγελίῳ τοῦ Κυρίου ἡμῶν, Ἰησοῦ</w:t>
+      </w:r>
+    </w:p>
+    <w:p>
+      <w:pPr/>
+      <w:r>
+        <w:rPr>
+          <w:lang w:val="hi_IN" w:bidi="hi_IN"/>
+        </w:rPr>
+      </w:r>
+      <w:r>
+        <w:rPr>
+          <w:b/>
+          <w:lang w:val="hi_IN" w:bidi="hi_IN"/>
+        </w:rPr>
         <w:t>"हमारे प्रभु यीशु के सुसमाचार"</w:t>
       </w:r>
     </w:p>
@@ -3709,6 +4219,21 @@
           <w:b/>
           <w:lang w:val="hi_IN" w:bidi="hi_IN"/>
         </w:rPr>
+        <w:t>οἵτινες δίκην τίσουσιν</w:t>
+      </w:r>
+    </w:p>
+    <w:p>
+      <w:pPr/>
+      <w:r>
+        <w:rPr>
+          <w:lang w:val="hi_IN" w:bidi="hi_IN"/>
+        </w:rPr>
+      </w:r>
+      <w:r>
+        <w:rPr>
+          <w:b/>
+          <w:lang w:val="hi_IN" w:bidi="hi_IN"/>
+        </w:rPr>
         <w:t xml:space="preserve">"वे" - "दण्ड पाएँगे" </w:t>
       </w:r>
     </w:p>
@@ -3818,6 +4343,21 @@
           <w:b/>
           <w:lang w:val="hi_IN" w:bidi="hi_IN"/>
         </w:rPr>
+        <w:t>οἵτινες δίκην τίσουσιν</w:t>
+      </w:r>
+    </w:p>
+    <w:p>
+      <w:pPr/>
+      <w:r>
+        <w:rPr>
+          <w:lang w:val="hi_IN" w:bidi="hi_IN"/>
+        </w:rPr>
+      </w:r>
+      <w:r>
+        <w:rPr>
+          <w:b/>
+          <w:lang w:val="hi_IN" w:bidi="hi_IN"/>
+        </w:rPr>
         <w:t>"वे" - "दण्ड पाएँगे"</w:t>
       </w:r>
     </w:p>
@@ -3914,6 +4454,21 @@
           <w:b/>
           <w:lang w:val="hi_IN" w:bidi="hi_IN"/>
         </w:rPr>
+        <w:t>δίκην τίσουσιν</w:t>
+      </w:r>
+    </w:p>
+    <w:p>
+      <w:pPr/>
+      <w:r>
+        <w:rPr>
+          <w:lang w:val="hi_IN" w:bidi="hi_IN"/>
+        </w:rPr>
+      </w:r>
+      <w:r>
+        <w:rPr>
+          <w:b/>
+          <w:lang w:val="hi_IN" w:bidi="hi_IN"/>
+        </w:rPr>
         <w:t>"दण्ड पाएँगे"</w:t>
       </w:r>
     </w:p>
@@ -4010,6 +4565,21 @@
           <w:b/>
           <w:lang w:val="hi_IN" w:bidi="hi_IN"/>
         </w:rPr>
+        <w:t>ὄλεθρον αἰώνιον</w:t>
+      </w:r>
+    </w:p>
+    <w:p>
+      <w:pPr/>
+      <w:r>
+        <w:rPr>
+          <w:lang w:val="hi_IN" w:bidi="hi_IN"/>
+        </w:rPr>
+      </w:r>
+      <w:r>
+        <w:rPr>
+          <w:b/>
+          <w:lang w:val="hi_IN" w:bidi="hi_IN"/>
+        </w:rPr>
         <w:t>"अनन्त विनाश"</w:t>
       </w:r>
     </w:p>
@@ -4145,6 +4715,21 @@
           <w:b/>
           <w:lang w:val="hi_IN" w:bidi="hi_IN"/>
         </w:rPr>
+        <w:t>ἀπὸ προσώπου τοῦ Κυρίου</w:t>
+      </w:r>
+    </w:p>
+    <w:p>
+      <w:pPr/>
+      <w:r>
+        <w:rPr>
+          <w:lang w:val="hi_IN" w:bidi="hi_IN"/>
+        </w:rPr>
+      </w:r>
+      <w:r>
+        <w:rPr>
+          <w:b/>
+          <w:lang w:val="hi_IN" w:bidi="hi_IN"/>
+        </w:rPr>
         <w:t>"प्रभु के सामने से" - "दूर होकर"</w:t>
       </w:r>
     </w:p>
@@ -4241,6 +4826,21 @@
           <w:b/>
           <w:lang w:val="hi_IN" w:bidi="hi_IN"/>
         </w:rPr>
+        <w:t>τῆς δόξης τῆς ἰσχύος αὐτοῦ</w:t>
+      </w:r>
+    </w:p>
+    <w:p>
+      <w:pPr/>
+      <w:r>
+        <w:rPr>
+          <w:lang w:val="hi_IN" w:bidi="hi_IN"/>
+        </w:rPr>
+      </w:r>
+      <w:r>
+        <w:rPr>
+          <w:b/>
+          <w:lang w:val="hi_IN" w:bidi="hi_IN"/>
+        </w:rPr>
         <w:t>"उसकी शक्ति के तेज"</w:t>
       </w:r>
     </w:p>
@@ -4363,6 +4963,21 @@
           <w:b/>
           <w:lang w:val="hi_IN" w:bidi="hi_IN"/>
         </w:rPr>
+        <w:t>τῆς δόξης τῆς ἰσχύος αὐτοῦ</w:t>
+      </w:r>
+    </w:p>
+    <w:p>
+      <w:pPr/>
+      <w:r>
+        <w:rPr>
+          <w:lang w:val="hi_IN" w:bidi="hi_IN"/>
+        </w:rPr>
+      </w:r>
+      <w:r>
+        <w:rPr>
+          <w:b/>
+          <w:lang w:val="hi_IN" w:bidi="hi_IN"/>
+        </w:rPr>
         <w:t>"उसकी शक्ति के तेज"</w:t>
       </w:r>
     </w:p>
@@ -4472,6 +5087,21 @@
           <w:b/>
           <w:lang w:val="hi_IN" w:bidi="hi_IN"/>
         </w:rPr>
+        <w:t>ὅταν ἔλθῃ &amp; ἐν τῇ ἡμέρᾳ ἐκείνῃ</w:t>
+      </w:r>
+    </w:p>
+    <w:p>
+      <w:pPr/>
+      <w:r>
+        <w:rPr>
+          <w:lang w:val="hi_IN" w:bidi="hi_IN"/>
+        </w:rPr>
+      </w:r>
+      <w:r>
+        <w:rPr>
+          <w:b/>
+          <w:lang w:val="hi_IN" w:bidi="hi_IN"/>
+        </w:rPr>
         <w:t xml:space="preserve">"उस दिन" - "जब वह" - "आएगा" </w:t>
       </w:r>
     </w:p>
@@ -4568,6 +5198,21 @@
           <w:b/>
           <w:lang w:val="hi_IN" w:bidi="hi_IN"/>
         </w:rPr>
+        <w:t>ἐνδοξασθῆναι ἐν τοῖς ἁγίοις αὐτοῦ, καὶ θαυμασθῆναι ἐν πᾶσιν τοῖς πιστεύσασιν</w:t>
+      </w:r>
+    </w:p>
+    <w:p>
+      <w:pPr/>
+      <w:r>
+        <w:rPr>
+          <w:lang w:val="hi_IN" w:bidi="hi_IN"/>
+        </w:rPr>
+      </w:r>
+      <w:r>
+        <w:rPr>
+          <w:b/>
+          <w:lang w:val="hi_IN" w:bidi="hi_IN"/>
+        </w:rPr>
         <w:t>"अपने पवित्र लोगों में महिमा पाने, और सब विश्वास करनेवालों में आश्चर्य का कारण होने को"</w:t>
       </w:r>
     </w:p>
@@ -4651,6 +5296,21 @@
           <w:b/>
           <w:lang w:val="hi_IN" w:bidi="hi_IN"/>
         </w:rPr>
+        <w:t>ἐνδοξασθῆναι ἐν τοῖς ἁγίοις αὐτοῦ, καὶ θαυμασθῆναι</w:t>
+      </w:r>
+    </w:p>
+    <w:p>
+      <w:pPr/>
+      <w:r>
+        <w:rPr>
+          <w:lang w:val="hi_IN" w:bidi="hi_IN"/>
+        </w:rPr>
+      </w:r>
+      <w:r>
+        <w:rPr>
+          <w:b/>
+          <w:lang w:val="hi_IN" w:bidi="hi_IN"/>
+        </w:rPr>
         <w:t>"अपने पवित्र लोगों में महिमा पाने और ... आश्चर्य का कारण होने"</w:t>
       </w:r>
     </w:p>
@@ -4760,6 +5420,21 @@
           <w:b/>
           <w:lang w:val="hi_IN" w:bidi="hi_IN"/>
         </w:rPr>
+        <w:t>ἐνδοξασθῆναι ἐν τοῖς ἁγίοις αὐτοῦ, καὶ θαυμασθῆναι ἐν πᾶσιν τοῖς πιστεύσασιν</w:t>
+      </w:r>
+    </w:p>
+    <w:p>
+      <w:pPr/>
+      <w:r>
+        <w:rPr>
+          <w:lang w:val="hi_IN" w:bidi="hi_IN"/>
+        </w:rPr>
+      </w:r>
+      <w:r>
+        <w:rPr>
+          <w:b/>
+          <w:lang w:val="hi_IN" w:bidi="hi_IN"/>
+        </w:rPr>
         <w:t>"अपने पवित्र लोगों में महिमा पाने, और सब विश्वास करनेवालों में आश्चर्य का कारण होने"</w:t>
       </w:r>
     </w:p>
@@ -4843,6 +5518,21 @@
           <w:b/>
           <w:lang w:val="hi_IN" w:bidi="hi_IN"/>
         </w:rPr>
+        <w:t>ἐπιστεύθη τὸ μαρτύριον ἡμῶν ἐφ’ ὑμᾶς</w:t>
+      </w:r>
+    </w:p>
+    <w:p>
+      <w:pPr/>
+      <w:r>
+        <w:rPr>
+          <w:lang w:val="hi_IN" w:bidi="hi_IN"/>
+        </w:rPr>
+      </w:r>
+      <w:r>
+        <w:rPr>
+          <w:b/>
+          <w:lang w:val="hi_IN" w:bidi="hi_IN"/>
+        </w:rPr>
         <w:t>"तुम ने हमारी गवाही पर विश्वास किया"</w:t>
       </w:r>
     </w:p>
@@ -4926,6 +5616,21 @@
           <w:b/>
           <w:lang w:val="hi_IN" w:bidi="hi_IN"/>
         </w:rPr>
+        <w:t>εἰς ὃ</w:t>
+      </w:r>
+    </w:p>
+    <w:p>
+      <w:pPr/>
+      <w:r>
+        <w:rPr>
+          <w:lang w:val="hi_IN" w:bidi="hi_IN"/>
+        </w:rPr>
+      </w:r>
+      <w:r>
+        <w:rPr>
+          <w:b/>
+          <w:lang w:val="hi_IN" w:bidi="hi_IN"/>
+        </w:rPr>
         <w:t>"इसलिए"</w:t>
       </w:r>
     </w:p>
@@ -5022,6 +5727,21 @@
           <w:b/>
           <w:lang w:val="hi_IN" w:bidi="hi_IN"/>
         </w:rPr>
+        <w:t>καὶ προσευχόμεθα πάντοτε περὶ ὑμῶν</w:t>
+      </w:r>
+    </w:p>
+    <w:p>
+      <w:pPr/>
+      <w:r>
+        <w:rPr>
+          <w:lang w:val="hi_IN" w:bidi="hi_IN"/>
+        </w:rPr>
+      </w:r>
+      <w:r>
+        <w:rPr>
+          <w:b/>
+          <w:lang w:val="hi_IN" w:bidi="hi_IN"/>
+        </w:rPr>
         <w:t>"हम सदा तुम्हारे निमित्त प्रार्थना भी करते हैं"</w:t>
       </w:r>
     </w:p>
@@ -5118,6 +5838,21 @@
           <w:b/>
           <w:lang w:val="hi_IN" w:bidi="hi_IN"/>
         </w:rPr>
+        <w:t>τῆς κλήσεως</w:t>
+      </w:r>
+    </w:p>
+    <w:p>
+      <w:pPr/>
+      <w:r>
+        <w:rPr>
+          <w:lang w:val="hi_IN" w:bidi="hi_IN"/>
+        </w:rPr>
+      </w:r>
+      <w:r>
+        <w:rPr>
+          <w:b/>
+          <w:lang w:val="hi_IN" w:bidi="hi_IN"/>
+        </w:rPr>
         <w:t>"बुलाहट के"</w:t>
       </w:r>
     </w:p>
@@ -5214,6 +5949,21 @@
           <w:b/>
           <w:lang w:val="hi_IN" w:bidi="hi_IN"/>
         </w:rPr>
+        <w:t>πληρώσῃ πᾶσαν εὐδοκίαν ἀγαθωσύνης, καὶ ἔργον πίστεως ἐν δυνάμει</w:t>
+      </w:r>
+    </w:p>
+    <w:p>
+      <w:pPr/>
+      <w:r>
+        <w:rPr>
+          <w:lang w:val="hi_IN" w:bidi="hi_IN"/>
+        </w:rPr>
+      </w:r>
+      <w:r>
+        <w:rPr>
+          <w:b/>
+          <w:lang w:val="hi_IN" w:bidi="hi_IN"/>
+        </w:rPr>
         <w:t>"परमेश्वर" - "भलाई की हर एक इच्छा, और विश्वास के हर एक काम को सामर्थ्य सहित पूरा करे"</w:t>
       </w:r>
     </w:p>
@@ -5375,6 +6125,21 @@
           <w:b/>
           <w:lang w:val="hi_IN" w:bidi="hi_IN"/>
         </w:rPr>
+        <w:t>καὶ πληρώσῃ</w:t>
+      </w:r>
+    </w:p>
+    <w:p>
+      <w:pPr/>
+      <w:r>
+        <w:rPr>
+          <w:lang w:val="hi_IN" w:bidi="hi_IN"/>
+        </w:rPr>
+      </w:r>
+      <w:r>
+        <w:rPr>
+          <w:b/>
+          <w:lang w:val="hi_IN" w:bidi="hi_IN"/>
+        </w:rPr>
         <w:t>"परमेश्वर" - "पूरा करें"</w:t>
       </w:r>
     </w:p>
@@ -5510,6 +6275,21 @@
           <w:b/>
           <w:lang w:val="hi_IN" w:bidi="hi_IN"/>
         </w:rPr>
+        <w:t>ὅπως</w:t>
+      </w:r>
+    </w:p>
+    <w:p>
+      <w:pPr/>
+      <w:r>
+        <w:rPr>
+          <w:lang w:val="hi_IN" w:bidi="hi_IN"/>
+        </w:rPr>
+      </w:r>
+      <w:r>
+        <w:rPr>
+          <w:b/>
+          <w:lang w:val="hi_IN" w:bidi="hi_IN"/>
+        </w:rPr>
         <w:t>"कि"</w:t>
       </w:r>
     </w:p>
@@ -5606,6 +6386,21 @@
           <w:b/>
           <w:lang w:val="hi_IN" w:bidi="hi_IN"/>
         </w:rPr>
+        <w:t>τὸ ὄνομα τοῦ Κυρίου ἡμῶν, Ἰησοῦ</w:t>
+      </w:r>
+    </w:p>
+    <w:p>
+      <w:pPr/>
+      <w:r>
+        <w:rPr>
+          <w:lang w:val="hi_IN" w:bidi="hi_IN"/>
+        </w:rPr>
+      </w:r>
+      <w:r>
+        <w:rPr>
+          <w:b/>
+          <w:lang w:val="hi_IN" w:bidi="hi_IN"/>
+        </w:rPr>
         <w:t>"हमारे प्रभु यीशु का नाम"</w:t>
       </w:r>
     </w:p>
@@ -5702,6 +6497,21 @@
           <w:b/>
           <w:lang w:val="hi_IN" w:bidi="hi_IN"/>
         </w:rPr>
+        <w:t>ὅπως ἐνδοξασθῇ τὸ ὄνομα τοῦ Κυρίου ἡμῶν, Ἰησοῦ, ἐν ὑμῖν</w:t>
+      </w:r>
+    </w:p>
+    <w:p>
+      <w:pPr/>
+      <w:r>
+        <w:rPr>
+          <w:lang w:val="hi_IN" w:bidi="hi_IN"/>
+        </w:rPr>
+      </w:r>
+      <w:r>
+        <w:rPr>
+          <w:b/>
+          <w:lang w:val="hi_IN" w:bidi="hi_IN"/>
+        </w:rPr>
         <w:t>"कि" - "हमारे प्रभु यीशु का नाम तुम में महिमा पाए"</w:t>
       </w:r>
     </w:p>
@@ -5785,6 +6595,21 @@
           <w:b/>
           <w:lang w:val="hi_IN" w:bidi="hi_IN"/>
         </w:rPr>
+        <w:t>καὶ ὑμεῖς ἐν αὐτῷ</w:t>
+      </w:r>
+    </w:p>
+    <w:p>
+      <w:pPr/>
+      <w:r>
+        <w:rPr>
+          <w:lang w:val="hi_IN" w:bidi="hi_IN"/>
+        </w:rPr>
+      </w:r>
+      <w:r>
+        <w:rPr>
+          <w:b/>
+          <w:lang w:val="hi_IN" w:bidi="hi_IN"/>
+        </w:rPr>
         <w:t>"और तुम उसमें"</w:t>
       </w:r>
     </w:p>
@@ -5868,6 +6693,21 @@
           <w:b/>
           <w:lang w:val="hi_IN" w:bidi="hi_IN"/>
         </w:rPr>
+        <w:t>καὶ ὑμεῖς ἐν αὐτῷ</w:t>
+      </w:r>
+    </w:p>
+    <w:p>
+      <w:pPr/>
+      <w:r>
+        <w:rPr>
+          <w:lang w:val="hi_IN" w:bidi="hi_IN"/>
+        </w:rPr>
+      </w:r>
+      <w:r>
+        <w:rPr>
+          <w:b/>
+          <w:lang w:val="hi_IN" w:bidi="hi_IN"/>
+        </w:rPr>
         <w:t>"और तुम उसमें"</w:t>
       </w:r>
     </w:p>
@@ -5964,6 +6804,21 @@
           <w:b/>
           <w:lang w:val="hi_IN" w:bidi="hi_IN"/>
         </w:rPr>
+        <w:t>κατὰ τὴν χάριν τοῦ Θεοῦ ἡμῶν</w:t>
+      </w:r>
+    </w:p>
+    <w:p>
+      <w:pPr/>
+      <w:r>
+        <w:rPr>
+          <w:lang w:val="hi_IN" w:bidi="hi_IN"/>
+        </w:rPr>
+      </w:r>
+      <w:r>
+        <w:rPr>
+          <w:b/>
+          <w:lang w:val="hi_IN" w:bidi="hi_IN"/>
+        </w:rPr>
         <w:t>"हमारे परमेश्वर... के अनुग्रह के अनुसार"</w:t>
       </w:r>
     </w:p>
@@ -6060,6 +6915,21 @@
           <w:b/>
           <w:lang w:val="hi_IN" w:bidi="hi_IN"/>
         </w:rPr>
+        <w:t>τοῦ Θεοῦ ἡμῶν καὶ Κυρίου Ἰησοῦ Χριστοῦ</w:t>
+      </w:r>
+    </w:p>
+    <w:p>
+      <w:pPr/>
+      <w:r>
+        <w:rPr>
+          <w:lang w:val="hi_IN" w:bidi="hi_IN"/>
+        </w:rPr>
+      </w:r>
+      <w:r>
+        <w:rPr>
+          <w:b/>
+          <w:lang w:val="hi_IN" w:bidi="hi_IN"/>
+        </w:rPr>
         <w:t>"हमारे परमेश्वर और प्रभु यीशु मसीह के"</w:t>
       </w:r>
     </w:p>
@@ -6207,6 +7077,21 @@
           <w:b/>
           <w:lang w:val="hi_IN" w:bidi="hi_IN"/>
         </w:rPr>
+        <w:t>δὲ</w:t>
+      </w:r>
+    </w:p>
+    <w:p>
+      <w:pPr/>
+      <w:r>
+        <w:rPr>
+          <w:lang w:val="hi_IN" w:bidi="hi_IN"/>
+        </w:rPr>
+      </w:r>
+      <w:r>
+        <w:rPr>
+          <w:b/>
+          <w:lang w:val="hi_IN" w:bidi="hi_IN"/>
+        </w:rPr>
         <w:t>"अब"</w:t>
       </w:r>
     </w:p>
@@ -6303,6 +7188,21 @@
           <w:b/>
           <w:lang w:val="hi_IN" w:bidi="hi_IN"/>
         </w:rPr>
+        <w:t>ὑπὲρ τῆς παρουσίας τοῦ Κυρίου ἡμῶν, Ἰησοῦ Χριστοῦ, καὶ ἡμῶν ἐπισυναγωγῆς ἐπ’ αὐτόν</w:t>
+      </w:r>
+    </w:p>
+    <w:p>
+      <w:pPr/>
+      <w:r>
+        <w:rPr>
+          <w:lang w:val="hi_IN" w:bidi="hi_IN"/>
+        </w:rPr>
+      </w:r>
+      <w:r>
+        <w:rPr>
+          <w:b/>
+          <w:lang w:val="hi_IN" w:bidi="hi_IN"/>
+        </w:rPr>
         <w:t>"अपने प्रभु यीशु मसीह के आने, और उसके पास अपने इकट्ठे होने के विषय में"</w:t>
       </w:r>
     </w:p>
@@ -6406,6 +7306,21 @@
           <w:b/>
           <w:lang w:val="hi_IN" w:bidi="hi_IN"/>
         </w:rPr>
+        <w:t>ὑπὲρ τῆς παρουσίας τοῦ Κυρίου ἡμῶν, Ἰησοῦ Χριστοῦ, καὶ ἡμῶν ἐπισυναγωγῆς ἐπ’ αὐτόν</w:t>
+      </w:r>
+    </w:p>
+    <w:p>
+      <w:pPr/>
+      <w:r>
+        <w:rPr>
+          <w:lang w:val="hi_IN" w:bidi="hi_IN"/>
+        </w:rPr>
+      </w:r>
+      <w:r>
+        <w:rPr>
+          <w:b/>
+          <w:lang w:val="hi_IN" w:bidi="hi_IN"/>
+        </w:rPr>
         <w:t>"अपने प्रभु यीशु मसीह के आने, और उसके पास अपने इकट्ठे होने के विषय में"</w:t>
       </w:r>
     </w:p>
@@ -6515,6 +7430,21 @@
           <w:b/>
           <w:lang w:val="hi_IN" w:bidi="hi_IN"/>
         </w:rPr>
+        <w:t>ἀδελφοί</w:t>
+      </w:r>
+    </w:p>
+    <w:p>
+      <w:pPr/>
+      <w:r>
+        <w:rPr>
+          <w:lang w:val="hi_IN" w:bidi="hi_IN"/>
+        </w:rPr>
+      </w:r>
+      <w:r>
+        <w:rPr>
+          <w:b/>
+          <w:lang w:val="hi_IN" w:bidi="hi_IN"/>
+        </w:rPr>
         <w:t>"भाइयों"</w:t>
       </w:r>
     </w:p>
@@ -6611,6 +7541,21 @@
           <w:b/>
           <w:lang w:val="hi_IN" w:bidi="hi_IN"/>
         </w:rPr>
+        <w:t>εἰς τὸ μὴ ταχέως σαλευθῆναι ὑμᾶς ἀπὸ τοῦ νοὸς</w:t>
+      </w:r>
+    </w:p>
+    <w:p>
+      <w:pPr/>
+      <w:r>
+        <w:rPr>
+          <w:lang w:val="hi_IN" w:bidi="hi_IN"/>
+        </w:rPr>
+      </w:r>
+      <w:r>
+        <w:rPr>
+          <w:b/>
+          <w:lang w:val="hi_IN" w:bidi="hi_IN"/>
+        </w:rPr>
         <w:t>"तुम्हारा मन अचानक अस्थिर न हो जाए"</w:t>
       </w:r>
     </w:p>
@@ -6707,6 +7652,21 @@
           <w:b/>
           <w:lang w:val="hi_IN" w:bidi="hi_IN"/>
         </w:rPr>
+        <w:t>μηδὲ θροεῖσθαι</w:t>
+      </w:r>
+    </w:p>
+    <w:p>
+      <w:pPr/>
+      <w:r>
+        <w:rPr>
+          <w:lang w:val="hi_IN" w:bidi="hi_IN"/>
+        </w:rPr>
+      </w:r>
+      <w:r>
+        <w:rPr>
+          <w:b/>
+          <w:lang w:val="hi_IN" w:bidi="hi_IN"/>
+        </w:rPr>
         <w:t>"और न तुम घबराओ"</w:t>
       </w:r>
     </w:p>
@@ -6803,6 +7763,21 @@
           <w:b/>
           <w:lang w:val="hi_IN" w:bidi="hi_IN"/>
         </w:rPr>
+        <w:t>μήτε διὰ πνεύματος, μήτε διὰ λόγου, μήτε δι’ ἐπιστολῆς, ὡς δι’ ἡμῶν</w:t>
+      </w:r>
+    </w:p>
+    <w:p>
+      <w:pPr/>
+      <w:r>
+        <w:rPr>
+          <w:lang w:val="hi_IN" w:bidi="hi_IN"/>
+        </w:rPr>
+      </w:r>
+      <w:r>
+        <w:rPr>
+          <w:b/>
+          <w:lang w:val="hi_IN" w:bidi="hi_IN"/>
+        </w:rPr>
         <w:t>"किसी आत्मा, या वचन, या पत्री के द्वारा जो कि मानो हमारी ओर से हो"</w:t>
       </w:r>
     </w:p>
@@ -6886,6 +7861,21 @@
           <w:b/>
           <w:lang w:val="hi_IN" w:bidi="hi_IN"/>
         </w:rPr>
+        <w:t>ὡς δι’ ἡμῶν</w:t>
+      </w:r>
+    </w:p>
+    <w:p>
+      <w:pPr/>
+      <w:r>
+        <w:rPr>
+          <w:lang w:val="hi_IN" w:bidi="hi_IN"/>
+        </w:rPr>
+      </w:r>
+      <w:r>
+        <w:rPr>
+          <w:b/>
+          <w:lang w:val="hi_IN" w:bidi="hi_IN"/>
+        </w:rPr>
         <w:t>"मानो हमारी ओर से हो"</w:t>
       </w:r>
     </w:p>
@@ -6969,6 +7959,21 @@
           <w:b/>
           <w:lang w:val="hi_IN" w:bidi="hi_IN"/>
         </w:rPr>
+        <w:t>ὡς ὅτι</w:t>
+      </w:r>
+    </w:p>
+    <w:p>
+      <w:pPr/>
+      <w:r>
+        <w:rPr>
+          <w:lang w:val="hi_IN" w:bidi="hi_IN"/>
+        </w:rPr>
+      </w:r>
+      <w:r>
+        <w:rPr>
+          <w:b/>
+          <w:lang w:val="hi_IN" w:bidi="hi_IN"/>
+        </w:rPr>
         <w:t>"मानो"</w:t>
       </w:r>
     </w:p>
@@ -7052,6 +8057,21 @@
           <w:b/>
           <w:lang w:val="hi_IN" w:bidi="hi_IN"/>
         </w:rPr>
+        <w:t>ἡ ἡμέρα τοῦ Κυρίου</w:t>
+      </w:r>
+    </w:p>
+    <w:p>
+      <w:pPr/>
+      <w:r>
+        <w:rPr>
+          <w:lang w:val="hi_IN" w:bidi="hi_IN"/>
+        </w:rPr>
+      </w:r>
+      <w:r>
+        <w:rPr>
+          <w:b/>
+          <w:lang w:val="hi_IN" w:bidi="hi_IN"/>
+        </w:rPr>
         <w:t>"प्रभु का दिन"</w:t>
       </w:r>
     </w:p>
@@ -7128,6 +8148,21 @@
           <w:b/>
           <w:lang w:val="hi_IN" w:bidi="hi_IN"/>
         </w:rPr>
+        <w:t>μή τις ὑμᾶς ἐξαπατήσῃ κατὰ μηδένα τρόπον</w:t>
+      </w:r>
+    </w:p>
+    <w:p>
+      <w:pPr/>
+      <w:r>
+        <w:rPr>
+          <w:lang w:val="hi_IN" w:bidi="hi_IN"/>
+        </w:rPr>
+      </w:r>
+      <w:r>
+        <w:rPr>
+          <w:b/>
+          <w:lang w:val="hi_IN" w:bidi="hi_IN"/>
+        </w:rPr>
         <w:t>"किसी रीति से किसी के धोखे में न आना"</w:t>
       </w:r>
     </w:p>
@@ -7191,6 +8226,21 @@
           <w:b/>
           <w:lang w:val="hi_IN" w:bidi="hi_IN"/>
         </w:rPr>
+        <w:t>ὅτι ἐὰν μὴ ἔλθῃ ἡ ἀποστασία πρῶτον</w:t>
+      </w:r>
+    </w:p>
+    <w:p>
+      <w:pPr/>
+      <w:r>
+        <w:rPr>
+          <w:lang w:val="hi_IN" w:bidi="hi_IN"/>
+        </w:rPr>
+      </w:r>
+      <w:r>
+        <w:rPr>
+          <w:b/>
+          <w:lang w:val="hi_IN" w:bidi="hi_IN"/>
+        </w:rPr>
         <w:t>"जब तक विद्रोह नहीं होता"</w:t>
       </w:r>
     </w:p>
@@ -7274,6 +8324,21 @@
           <w:b/>
           <w:lang w:val="hi_IN" w:bidi="hi_IN"/>
         </w:rPr>
+        <w:t>ἡ ἀποστασία</w:t>
+      </w:r>
+    </w:p>
+    <w:p>
+      <w:pPr/>
+      <w:r>
+        <w:rPr>
+          <w:lang w:val="hi_IN" w:bidi="hi_IN"/>
+        </w:rPr>
+      </w:r>
+      <w:r>
+        <w:rPr>
+          <w:b/>
+          <w:lang w:val="hi_IN" w:bidi="hi_IN"/>
+        </w:rPr>
         <w:t>"विद्रोह"</w:t>
       </w:r>
     </w:p>
@@ -7396,6 +8461,21 @@
           <w:b/>
           <w:lang w:val="hi_IN" w:bidi="hi_IN"/>
         </w:rPr>
+        <w:t>ἀποκαλυφθῇ ὁ ἄνθρωπος τῆς ἀνομίας</w:t>
+      </w:r>
+    </w:p>
+    <w:p>
+      <w:pPr/>
+      <w:r>
+        <w:rPr>
+          <w:lang w:val="hi_IN" w:bidi="hi_IN"/>
+        </w:rPr>
+      </w:r>
+      <w:r>
+        <w:rPr>
+          <w:b/>
+          <w:lang w:val="hi_IN" w:bidi="hi_IN"/>
+        </w:rPr>
         <w:t>"वह अधर्मी पुरुष" - "प्रगट" - "हो"</w:t>
       </w:r>
     </w:p>
@@ -7505,6 +8585,21 @@
           <w:b/>
           <w:lang w:val="hi_IN" w:bidi="hi_IN"/>
         </w:rPr>
+        <w:t>ὁ ἄνθρωπος τῆς ἀνομίας</w:t>
+      </w:r>
+    </w:p>
+    <w:p>
+      <w:pPr/>
+      <w:r>
+        <w:rPr>
+          <w:lang w:val="hi_IN" w:bidi="hi_IN"/>
+        </w:rPr>
+      </w:r>
+      <w:r>
+        <w:rPr>
+          <w:b/>
+          <w:lang w:val="hi_IN" w:bidi="hi_IN"/>
+        </w:rPr>
         <w:t>"अधर्मी पुरुष"</w:t>
       </w:r>
     </w:p>
@@ -7614,6 +8709,21 @@
           <w:b/>
           <w:lang w:val="hi_IN" w:bidi="hi_IN"/>
         </w:rPr>
+        <w:t>ὁ υἱὸς τῆς ἀπωλείας</w:t>
+      </w:r>
+    </w:p>
+    <w:p>
+      <w:pPr/>
+      <w:r>
+        <w:rPr>
+          <w:lang w:val="hi_IN" w:bidi="hi_IN"/>
+        </w:rPr>
+      </w:r>
+      <w:r>
+        <w:rPr>
+          <w:b/>
+          <w:lang w:val="hi_IN" w:bidi="hi_IN"/>
+        </w:rPr>
         <w:t>"विनाश का पुत्र"</w:t>
       </w:r>
     </w:p>
@@ -7793,6 +8903,21 @@
           <w:b/>
           <w:lang w:val="hi_IN" w:bidi="hi_IN"/>
         </w:rPr>
+        <w:t>πάντα λεγόμενον θεὸν ἢ σέβασμα</w:t>
+      </w:r>
+    </w:p>
+    <w:p>
+      <w:pPr/>
+      <w:r>
+        <w:rPr>
+          <w:lang w:val="hi_IN" w:bidi="hi_IN"/>
+        </w:rPr>
+      </w:r>
+      <w:r>
+        <w:rPr>
+          <w:b/>
+          <w:lang w:val="hi_IN" w:bidi="hi_IN"/>
+        </w:rPr>
         <w:t>"हर एक से जो परमेश्वर, या पूज्य कहलाता है"</w:t>
       </w:r>
     </w:p>
@@ -7876,6 +9001,21 @@
           <w:b/>
           <w:lang w:val="hi_IN" w:bidi="hi_IN"/>
         </w:rPr>
+        <w:t>αὐτὸν &amp; καθίσαι</w:t>
+      </w:r>
+    </w:p>
+    <w:p>
+      <w:pPr/>
+      <w:r>
+        <w:rPr>
+          <w:lang w:val="hi_IN" w:bidi="hi_IN"/>
+        </w:rPr>
+      </w:r>
+      <w:r>
+        <w:rPr>
+          <w:b/>
+          <w:lang w:val="hi_IN" w:bidi="hi_IN"/>
+        </w:rPr>
         <w:t>"वह" - "बैठकर अपने आपको"</w:t>
       </w:r>
     </w:p>
@@ -7972,6 +9112,21 @@
           <w:b/>
           <w:lang w:val="hi_IN" w:bidi="hi_IN"/>
         </w:rPr>
+        <w:t>ἀποδεικνύντα ἑαυτὸν ὅτι ἔστιν Θεός</w:t>
+      </w:r>
+    </w:p>
+    <w:p>
+      <w:pPr/>
+      <w:r>
+        <w:rPr>
+          <w:lang w:val="hi_IN" w:bidi="hi_IN"/>
+        </w:rPr>
+      </w:r>
+      <w:r>
+        <w:rPr>
+          <w:b/>
+          <w:lang w:val="hi_IN" w:bidi="hi_IN"/>
+        </w:rPr>
         <w:t>"वह...अपने आपको परमेश्वर प्रगट करता है"</w:t>
       </w:r>
     </w:p>
@@ -8048,6 +9203,21 @@
           <w:b/>
           <w:lang w:val="hi_IN" w:bidi="hi_IN"/>
         </w:rPr>
+        <w:t>οὐ μνημονεύετε ὅτι, ἔτι ὢν πρὸς ὑμᾶς, ταῦτα ἔλεγον ὑμῖν</w:t>
+      </w:r>
+    </w:p>
+    <w:p>
+      <w:pPr/>
+      <w:r>
+        <w:rPr>
+          <w:lang w:val="hi_IN" w:bidi="hi_IN"/>
+        </w:rPr>
+      </w:r>
+      <w:r>
+        <w:rPr>
+          <w:b/>
+          <w:lang w:val="hi_IN" w:bidi="hi_IN"/>
+        </w:rPr>
         <w:t>"क्या तुम्हें स्मरण नहीं, कि जब मैं तुम्हारे यहाँ था, तो तुम से ये बातें कहा करता था"</w:t>
       </w:r>
     </w:p>
@@ -8131,6 +9301,21 @@
           <w:b/>
           <w:lang w:val="hi_IN" w:bidi="hi_IN"/>
         </w:rPr>
+        <w:t>ταῦτα</w:t>
+      </w:r>
+    </w:p>
+    <w:p>
+      <w:pPr/>
+      <w:r>
+        <w:rPr>
+          <w:lang w:val="hi_IN" w:bidi="hi_IN"/>
+        </w:rPr>
+      </w:r>
+      <w:r>
+        <w:rPr>
+          <w:b/>
+          <w:lang w:val="hi_IN" w:bidi="hi_IN"/>
+        </w:rPr>
         <w:t>"ये बातें"</w:t>
       </w:r>
     </w:p>
@@ -8227,6 +9412,21 @@
           <w:b/>
           <w:lang w:val="hi_IN" w:bidi="hi_IN"/>
         </w:rPr>
+        <w:t>καὶ νῦν τὸ κατέχον οἴδατε</w:t>
+      </w:r>
+    </w:p>
+    <w:p>
+      <w:pPr/>
+      <w:r>
+        <w:rPr>
+          <w:lang w:val="hi_IN" w:bidi="hi_IN"/>
+        </w:rPr>
+      </w:r>
+      <w:r>
+        <w:rPr>
+          <w:b/>
+          <w:lang w:val="hi_IN" w:bidi="hi_IN"/>
+        </w:rPr>
         <w:t>"और अब तुम उस वस्तु को जानते हो, जो उसे रोक रही है"</w:t>
       </w:r>
     </w:p>
@@ -8329,6 +9529,21 @@
           <w:b/>
           <w:lang w:val="hi_IN" w:bidi="hi_IN"/>
         </w:rPr>
+        <w:t>τὸ ἀποκαλυφθῆναι αὐτὸν ἐν τῷ αὐτοῦ καιρῷ</w:t>
+      </w:r>
+    </w:p>
+    <w:p>
+      <w:pPr/>
+      <w:r>
+        <w:rPr>
+          <w:lang w:val="hi_IN" w:bidi="hi_IN"/>
+        </w:rPr>
+      </w:r>
+      <w:r>
+        <w:rPr>
+          <w:b/>
+          <w:lang w:val="hi_IN" w:bidi="hi_IN"/>
+        </w:rPr>
         <w:t>"वह अपने ही समय में प्रगट हो"</w:t>
       </w:r>
     </w:p>
@@ -8412,6 +9627,21 @@
           <w:b/>
           <w:lang w:val="hi_IN" w:bidi="hi_IN"/>
         </w:rPr>
+        <w:t>γὰρ</w:t>
+      </w:r>
+    </w:p>
+    <w:p>
+      <w:pPr/>
+      <w:r>
+        <w:rPr>
+          <w:lang w:val="hi_IN" w:bidi="hi_IN"/>
+        </w:rPr>
+      </w:r>
+      <w:r>
+        <w:rPr>
+          <w:b/>
+          <w:lang w:val="hi_IN" w:bidi="hi_IN"/>
+        </w:rPr>
         <w:t>"क्योंकि"</w:t>
       </w:r>
     </w:p>
@@ -8521,6 +9751,21 @@
           <w:b/>
           <w:lang w:val="hi_IN" w:bidi="hi_IN"/>
         </w:rPr>
+        <w:t>τὸ &amp; μυστήριον ἤδη ἐνεργεῖται τῆς ἀνομίας</w:t>
+      </w:r>
+    </w:p>
+    <w:p>
+      <w:pPr/>
+      <w:r>
+        <w:rPr>
+          <w:lang w:val="hi_IN" w:bidi="hi_IN"/>
+        </w:rPr>
+      </w:r>
+      <w:r>
+        <w:rPr>
+          <w:b/>
+          <w:lang w:val="hi_IN" w:bidi="hi_IN"/>
+        </w:rPr>
         <w:t>"क्योंकि अधर्म का भेद अब भी कार्य करता जाता है"</w:t>
       </w:r>
     </w:p>
@@ -8630,6 +9875,21 @@
           <w:b/>
           <w:lang w:val="hi_IN" w:bidi="hi_IN"/>
         </w:rPr>
+        <w:t>ὁ κατέχων</w:t>
+      </w:r>
+    </w:p>
+    <w:p>
+      <w:pPr/>
+      <w:r>
+        <w:rPr>
+          <w:lang w:val="hi_IN" w:bidi="hi_IN"/>
+        </w:rPr>
+      </w:r>
+      <w:r>
+        <w:rPr>
+          <w:b/>
+          <w:lang w:val="hi_IN" w:bidi="hi_IN"/>
+        </w:rPr>
         <w:t>"अभी एक रोकनेवाला है"</w:t>
       </w:r>
     </w:p>
@@ -8693,6 +9953,21 @@
           <w:b/>
           <w:lang w:val="hi_IN" w:bidi="hi_IN"/>
         </w:rPr>
+        <w:t>γένηται</w:t>
+      </w:r>
+    </w:p>
+    <w:p>
+      <w:pPr/>
+      <w:r>
+        <w:rPr>
+          <w:lang w:val="hi_IN" w:bidi="hi_IN"/>
+        </w:rPr>
+      </w:r>
+      <w:r>
+        <w:rPr>
+          <w:b/>
+          <w:lang w:val="hi_IN" w:bidi="hi_IN"/>
+        </w:rPr>
         <w:t>"वह दूर न हो जाए"</w:t>
       </w:r>
     </w:p>
@@ -8789,6 +10064,21 @@
           <w:b/>
           <w:lang w:val="hi_IN" w:bidi="hi_IN"/>
         </w:rPr>
+        <w:t>ἐκ μέσου γένηται</w:t>
+      </w:r>
+    </w:p>
+    <w:p>
+      <w:pPr/>
+      <w:r>
+        <w:rPr>
+          <w:lang w:val="hi_IN" w:bidi="hi_IN"/>
+        </w:rPr>
+      </w:r>
+      <w:r>
+        <w:rPr>
+          <w:b/>
+          <w:lang w:val="hi_IN" w:bidi="hi_IN"/>
+        </w:rPr>
         <w:t>"वह दूर न हो जाए"</w:t>
       </w:r>
     </w:p>
@@ -8872,6 +10162,21 @@
           <w:b/>
           <w:lang w:val="hi_IN" w:bidi="hi_IN"/>
         </w:rPr>
+        <w:t>καὶ τότε ἀποκαλυφθήσεται ὁ ἄνομος</w:t>
+      </w:r>
+    </w:p>
+    <w:p>
+      <w:pPr/>
+      <w:r>
+        <w:rPr>
+          <w:lang w:val="hi_IN" w:bidi="hi_IN"/>
+        </w:rPr>
+      </w:r>
+      <w:r>
+        <w:rPr>
+          <w:b/>
+          <w:lang w:val="hi_IN" w:bidi="hi_IN"/>
+        </w:rPr>
         <w:t>"तब वह अधर्मी प्रगट होगा"</w:t>
       </w:r>
     </w:p>
@@ -8955,6 +10260,21 @@
           <w:b/>
           <w:lang w:val="hi_IN" w:bidi="hi_IN"/>
         </w:rPr>
+        <w:t>τῷ πνεύματι τοῦ στόματος αὐτοῦ</w:t>
+      </w:r>
+    </w:p>
+    <w:p>
+      <w:pPr/>
+      <w:r>
+        <w:rPr>
+          <w:lang w:val="hi_IN" w:bidi="hi_IN"/>
+        </w:rPr>
+      </w:r>
+      <w:r>
+        <w:rPr>
+          <w:b/>
+          <w:lang w:val="hi_IN" w:bidi="hi_IN"/>
+        </w:rPr>
         <w:t>"अपने मुँह की फूँक से"</w:t>
       </w:r>
     </w:p>
@@ -9064,6 +10384,21 @@
           <w:b/>
           <w:lang w:val="hi_IN" w:bidi="hi_IN"/>
         </w:rPr>
+        <w:t>ἀνελεῖ τῷ πνεύματι τοῦ στόματος αὐτοῦ, καὶ καταργήσει τῇ ἐπιφανείᾳ τῆς παρουσίας αὐτοῦ</w:t>
+      </w:r>
+    </w:p>
+    <w:p>
+      <w:pPr/>
+      <w:r>
+        <w:rPr>
+          <w:lang w:val="hi_IN" w:bidi="hi_IN"/>
+        </w:rPr>
+      </w:r>
+      <w:r>
+        <w:rPr>
+          <w:b/>
+          <w:lang w:val="hi_IN" w:bidi="hi_IN"/>
+        </w:rPr>
         <w:t>"अपने मुँह की फूँक से मार डालेगा, और अपने आगमन के तेज से भस्म करेगा"</w:t>
       </w:r>
     </w:p>
@@ -9147,6 +10482,21 @@
           <w:b/>
           <w:lang w:val="hi_IN" w:bidi="hi_IN"/>
         </w:rPr>
+        <w:t>οὗ ἐστιν ἡ παρουσία, κατ’ ἐνέργειαν τοῦ Σατανᾶ</w:t>
+      </w:r>
+    </w:p>
+    <w:p>
+      <w:pPr/>
+      <w:r>
+        <w:rPr>
+          <w:lang w:val="hi_IN" w:bidi="hi_IN"/>
+        </w:rPr>
+      </w:r>
+      <w:r>
+        <w:rPr>
+          <w:b/>
+          <w:lang w:val="hi_IN" w:bidi="hi_IN"/>
+        </w:rPr>
         <w:t>"उस अधर्मी का आना शैतान के कार्य के अनुसार"</w:t>
       </w:r>
     </w:p>
@@ -9256,6 +10606,21 @@
           <w:b/>
           <w:lang w:val="hi_IN" w:bidi="hi_IN"/>
         </w:rPr>
+        <w:t>οὗ</w:t>
+      </w:r>
+    </w:p>
+    <w:p>
+      <w:pPr/>
+      <w:r>
+        <w:rPr>
+          <w:lang w:val="hi_IN" w:bidi="hi_IN"/>
+        </w:rPr>
+      </w:r>
+      <w:r>
+        <w:rPr>
+          <w:b/>
+          <w:lang w:val="hi_IN" w:bidi="hi_IN"/>
+        </w:rPr>
         <w:t>"उस"</w:t>
       </w:r>
     </w:p>
@@ -9358,6 +10723,21 @@
           <w:b/>
           <w:lang w:val="hi_IN" w:bidi="hi_IN"/>
         </w:rPr>
+        <w:t>ἐν πάσῃ δυνάμει, καὶ σημείοις, καὶ τέρασιν ψεύδους</w:t>
+      </w:r>
+    </w:p>
+    <w:p>
+      <w:pPr/>
+      <w:r>
+        <w:rPr>
+          <w:lang w:val="hi_IN" w:bidi="hi_IN"/>
+        </w:rPr>
+      </w:r>
+      <w:r>
+        <w:rPr>
+          <w:b/>
+          <w:lang w:val="hi_IN" w:bidi="hi_IN"/>
+        </w:rPr>
         <w:t>"सब प्रकार की झूठी सामर्थ्य, चिन्ह, और अद्भुत काम के साथ"</w:t>
       </w:r>
     </w:p>
@@ -9506,6 +10886,21 @@
           <w:b/>
           <w:lang w:val="hi_IN" w:bidi="hi_IN"/>
         </w:rPr>
+        <w:t>ἐν πάσῃ δυνάμει, καὶ σημείοις, καὶ τέρασιν ψεύδους</w:t>
+      </w:r>
+    </w:p>
+    <w:p>
+      <w:pPr/>
+      <w:r>
+        <w:rPr>
+          <w:lang w:val="hi_IN" w:bidi="hi_IN"/>
+        </w:rPr>
+      </w:r>
+      <w:r>
+        <w:rPr>
+          <w:b/>
+          <w:lang w:val="hi_IN" w:bidi="hi_IN"/>
+        </w:rPr>
         <w:t>"सब प्रकार की झूठी सामर्थ्य, चिन्ह, और अद्भुत काम के साथ"</w:t>
       </w:r>
     </w:p>
@@ -9602,6 +10997,21 @@
           <w:b/>
           <w:lang w:val="hi_IN" w:bidi="hi_IN"/>
         </w:rPr>
+        <w:t>καὶ σημείοις, καὶ τέρασιν ψεύδους</w:t>
+      </w:r>
+    </w:p>
+    <w:p>
+      <w:pPr/>
+      <w:r>
+        <w:rPr>
+          <w:lang w:val="hi_IN" w:bidi="hi_IN"/>
+        </w:rPr>
+      </w:r>
+      <w:r>
+        <w:rPr>
+          <w:b/>
+          <w:lang w:val="hi_IN" w:bidi="hi_IN"/>
+        </w:rPr>
         <w:t>"चिन्ह और अद्भुत काम"</w:t>
       </w:r>
     </w:p>
@@ -9711,6 +11121,21 @@
           <w:b/>
           <w:lang w:val="hi_IN" w:bidi="hi_IN"/>
         </w:rPr>
+        <w:t>πάσῃ</w:t>
+      </w:r>
+    </w:p>
+    <w:p>
+      <w:pPr/>
+      <w:r>
+        <w:rPr>
+          <w:lang w:val="hi_IN" w:bidi="hi_IN"/>
+        </w:rPr>
+      </w:r>
+      <w:r>
+        <w:rPr>
+          <w:b/>
+          <w:lang w:val="hi_IN" w:bidi="hi_IN"/>
+        </w:rPr>
         <w:t>"सब"</w:t>
       </w:r>
     </w:p>
@@ -9807,6 +11232,21 @@
           <w:b/>
           <w:lang w:val="hi_IN" w:bidi="hi_IN"/>
         </w:rPr>
+        <w:t>ἐν πάσῃ ἀπάτῃ ἀδικίας</w:t>
+      </w:r>
+    </w:p>
+    <w:p>
+      <w:pPr/>
+      <w:r>
+        <w:rPr>
+          <w:lang w:val="hi_IN" w:bidi="hi_IN"/>
+        </w:rPr>
+      </w:r>
+      <w:r>
+        <w:rPr>
+          <w:b/>
+          <w:lang w:val="hi_IN" w:bidi="hi_IN"/>
+        </w:rPr>
         <w:t>"अधर्म के सब प्रकार के धोखे के साथ"</w:t>
       </w:r>
     </w:p>
@@ -9916,6 +11356,21 @@
           <w:b/>
           <w:lang w:val="hi_IN" w:bidi="hi_IN"/>
         </w:rPr>
+        <w:t>ἐν πάσῃ ἀπάτῃ ἀδικίας, τοῖς ἀπολλυμένοις</w:t>
+      </w:r>
+    </w:p>
+    <w:p>
+      <w:pPr/>
+      <w:r>
+        <w:rPr>
+          <w:lang w:val="hi_IN" w:bidi="hi_IN"/>
+        </w:rPr>
+      </w:r>
+      <w:r>
+        <w:rPr>
+          <w:b/>
+          <w:lang w:val="hi_IN" w:bidi="hi_IN"/>
+        </w:rPr>
         <w:t>"नाश होनेवालों के लिये अधर्म के सब प्रकार के धोखे के साथ"</w:t>
       </w:r>
     </w:p>
@@ -10025,6 +11480,21 @@
           <w:b/>
           <w:lang w:val="hi_IN" w:bidi="hi_IN"/>
         </w:rPr>
+        <w:t>ἀνθ’ ὧν</w:t>
+      </w:r>
+    </w:p>
+    <w:p>
+      <w:pPr/>
+      <w:r>
+        <w:rPr>
+          <w:lang w:val="hi_IN" w:bidi="hi_IN"/>
+        </w:rPr>
+      </w:r>
+      <w:r>
+        <w:rPr>
+          <w:b/>
+          <w:lang w:val="hi_IN" w:bidi="hi_IN"/>
+        </w:rPr>
         <w:t>"क्योंकि"</w:t>
       </w:r>
     </w:p>
@@ -10134,6 +11604,21 @@
           <w:b/>
           <w:lang w:val="hi_IN" w:bidi="hi_IN"/>
         </w:rPr>
+        <w:t>τὴν ἀγάπην τῆς ἀληθείας οὐκ ἐδέξαντο</w:t>
+      </w:r>
+    </w:p>
+    <w:p>
+      <w:pPr/>
+      <w:r>
+        <w:rPr>
+          <w:lang w:val="hi_IN" w:bidi="hi_IN"/>
+        </w:rPr>
+      </w:r>
+      <w:r>
+        <w:rPr>
+          <w:b/>
+          <w:lang w:val="hi_IN" w:bidi="hi_IN"/>
+        </w:rPr>
         <w:t>"उन्होंने सत्य के प्रेम को ग्रहण नहीं किया"</w:t>
       </w:r>
     </w:p>
@@ -10269,6 +11754,21 @@
           <w:b/>
           <w:lang w:val="hi_IN" w:bidi="hi_IN"/>
         </w:rPr>
+        <w:t>εἰς τὸ σωθῆναι αὐτούς</w:t>
+      </w:r>
+    </w:p>
+    <w:p>
+      <w:pPr/>
+      <w:r>
+        <w:rPr>
+          <w:lang w:val="hi_IN" w:bidi="hi_IN"/>
+        </w:rPr>
+      </w:r>
+      <w:r>
+        <w:rPr>
+          <w:b/>
+          <w:lang w:val="hi_IN" w:bidi="hi_IN"/>
+        </w:rPr>
         <w:t>"जिससे उनका उद्धार होता"</w:t>
       </w:r>
     </w:p>
@@ -10352,6 +11852,21 @@
           <w:b/>
           <w:lang w:val="hi_IN" w:bidi="hi_IN"/>
         </w:rPr>
+        <w:t>εἰς τὸ σωθῆναι αὐτούς</w:t>
+      </w:r>
+    </w:p>
+    <w:p>
+      <w:pPr/>
+      <w:r>
+        <w:rPr>
+          <w:lang w:val="hi_IN" w:bidi="hi_IN"/>
+        </w:rPr>
+      </w:r>
+      <w:r>
+        <w:rPr>
+          <w:b/>
+          <w:lang w:val="hi_IN" w:bidi="hi_IN"/>
+        </w:rPr>
         <w:t>"जिससे उनका उद्धार होता"</w:t>
       </w:r>
     </w:p>
@@ -10435,6 +11950,21 @@
           <w:b/>
           <w:lang w:val="hi_IN" w:bidi="hi_IN"/>
         </w:rPr>
+        <w:t>διὰ τοῦτο</w:t>
+      </w:r>
+    </w:p>
+    <w:p>
+      <w:pPr/>
+      <w:r>
+        <w:rPr>
+          <w:lang w:val="hi_IN" w:bidi="hi_IN"/>
+        </w:rPr>
+      </w:r>
+      <w:r>
+        <w:rPr>
+          <w:b/>
+          <w:lang w:val="hi_IN" w:bidi="hi_IN"/>
+        </w:rPr>
         <w:t>"इसी कारण"</w:t>
       </w:r>
     </w:p>
@@ -10525,6 +12055,21 @@
           <w:b/>
           <w:lang w:val="hi_IN" w:bidi="hi_IN"/>
         </w:rPr>
+        <w:t>πέμπει αὐτοῖς ὁ Θεὸς ἐνέργειαν πλάνης, εἰς τὸ πιστεῦσαι αὐτοὺς τῷ ψεύδει</w:t>
+      </w:r>
+    </w:p>
+    <w:p>
+      <w:pPr/>
+      <w:r>
+        <w:rPr>
+          <w:lang w:val="hi_IN" w:bidi="hi_IN"/>
+        </w:rPr>
+      </w:r>
+      <w:r>
+        <w:rPr>
+          <w:b/>
+          <w:lang w:val="hi_IN" w:bidi="hi_IN"/>
+        </w:rPr>
         <w:t>"परमेश्वर उनमें एक भटका देनेवाली सामर्थ्य को भेजेगा ताकि वे झूठ पर विश्वास करें"</w:t>
       </w:r>
     </w:p>
@@ -10634,6 +12179,21 @@
           <w:b/>
           <w:lang w:val="hi_IN" w:bidi="hi_IN"/>
         </w:rPr>
+        <w:t>ἐνέργειαν πλάνης</w:t>
+      </w:r>
+    </w:p>
+    <w:p>
+      <w:pPr/>
+      <w:r>
+        <w:rPr>
+          <w:lang w:val="hi_IN" w:bidi="hi_IN"/>
+        </w:rPr>
+      </w:r>
+      <w:r>
+        <w:rPr>
+          <w:b/>
+          <w:lang w:val="hi_IN" w:bidi="hi_IN"/>
+        </w:rPr>
         <w:t>"भटका देनेवाली"</w:t>
       </w:r>
     </w:p>
@@ -10756,6 +12316,21 @@
           <w:b/>
           <w:lang w:val="hi_IN" w:bidi="hi_IN"/>
         </w:rPr>
+        <w:t>εἰς τὸ πιστεῦσαι αὐτοὺς</w:t>
+      </w:r>
+    </w:p>
+    <w:p>
+      <w:pPr/>
+      <w:r>
+        <w:rPr>
+          <w:lang w:val="hi_IN" w:bidi="hi_IN"/>
+        </w:rPr>
+      </w:r>
+      <w:r>
+        <w:rPr>
+          <w:b/>
+          <w:lang w:val="hi_IN" w:bidi="hi_IN"/>
+        </w:rPr>
         <w:t xml:space="preserve">"ताकि वे" - "विश्वास करें" </w:t>
       </w:r>
     </w:p>
@@ -10865,6 +12440,21 @@
           <w:b/>
           <w:lang w:val="hi_IN" w:bidi="hi_IN"/>
         </w:rPr>
+        <w:t>εἰς τὸ πιστεῦσαι αὐτοὺς</w:t>
+      </w:r>
+    </w:p>
+    <w:p>
+      <w:pPr/>
+      <w:r>
+        <w:rPr>
+          <w:lang w:val="hi_IN" w:bidi="hi_IN"/>
+        </w:rPr>
+      </w:r>
+      <w:r>
+        <w:rPr>
+          <w:b/>
+          <w:lang w:val="hi_IN" w:bidi="hi_IN"/>
+        </w:rPr>
         <w:t>"ताकि वे" - "विश्वास करें"</w:t>
       </w:r>
     </w:p>
@@ -10961,6 +12551,21 @@
           <w:b/>
           <w:lang w:val="hi_IN" w:bidi="hi_IN"/>
         </w:rPr>
+        <w:t>ἵνα</w:t>
+      </w:r>
+    </w:p>
+    <w:p>
+      <w:pPr/>
+      <w:r>
+        <w:rPr>
+          <w:lang w:val="hi_IN" w:bidi="hi_IN"/>
+        </w:rPr>
+      </w:r>
+      <w:r>
+        <w:rPr>
+          <w:b/>
+          <w:lang w:val="hi_IN" w:bidi="hi_IN"/>
+        </w:rPr>
         <w:t>"जितने"</w:t>
       </w:r>
     </w:p>
@@ -11044,6 +12649,21 @@
           <w:b/>
           <w:lang w:val="hi_IN" w:bidi="hi_IN"/>
         </w:rPr>
+        <w:t>κριθῶσιν πάντες</w:t>
+      </w:r>
+    </w:p>
+    <w:p>
+      <w:pPr/>
+      <w:r>
+        <w:rPr>
+          <w:lang w:val="hi_IN" w:bidi="hi_IN"/>
+        </w:rPr>
+      </w:r>
+      <w:r>
+        <w:rPr>
+          <w:b/>
+          <w:lang w:val="hi_IN" w:bidi="hi_IN"/>
+        </w:rPr>
         <w:t xml:space="preserve">"जितने लोग" - "सब दण्ड पाएँ" </w:t>
       </w:r>
     </w:p>
@@ -11153,6 +12773,21 @@
           <w:b/>
           <w:lang w:val="hi_IN" w:bidi="hi_IN"/>
         </w:rPr>
+        <w:t>οἱ</w:t>
+      </w:r>
+    </w:p>
+    <w:p>
+      <w:pPr/>
+      <w:r>
+        <w:rPr>
+          <w:lang w:val="hi_IN" w:bidi="hi_IN"/>
+        </w:rPr>
+      </w:r>
+      <w:r>
+        <w:rPr>
+          <w:b/>
+          <w:lang w:val="hi_IN" w:bidi="hi_IN"/>
+        </w:rPr>
         <w:t>"जितने लोग"</w:t>
       </w:r>
     </w:p>
@@ -11249,6 +12884,21 @@
           <w:b/>
           <w:lang w:val="hi_IN" w:bidi="hi_IN"/>
         </w:rPr>
+        <w:t>οἱ μὴ πιστεύσαντες τῇ ἀληθείᾳ, ἀλλὰ εὐδοκήσαντες τῇ ἀδικίᾳ</w:t>
+      </w:r>
+    </w:p>
+    <w:p>
+      <w:pPr/>
+      <w:r>
+        <w:rPr>
+          <w:lang w:val="hi_IN" w:bidi="hi_IN"/>
+        </w:rPr>
+      </w:r>
+      <w:r>
+        <w:rPr>
+          <w:b/>
+          <w:lang w:val="hi_IN" w:bidi="hi_IN"/>
+        </w:rPr>
         <w:t>"जितने लोग सत्य पर विश्वास नहीं करते, वरन् अधर्म से प्रसन्न होते हैं"</w:t>
       </w:r>
     </w:p>
@@ -11435,6 +13085,21 @@
           <w:b/>
           <w:lang w:val="hi_IN" w:bidi="hi_IN"/>
         </w:rPr>
+        <w:t>δὲ</w:t>
+      </w:r>
+    </w:p>
+    <w:p>
+      <w:pPr/>
+      <w:r>
+        <w:rPr>
+          <w:lang w:val="hi_IN" w:bidi="hi_IN"/>
+        </w:rPr>
+      </w:r>
+      <w:r>
+        <w:rPr>
+          <w:b/>
+          <w:lang w:val="hi_IN" w:bidi="hi_IN"/>
+        </w:rPr>
         <w:t>"पर"</w:t>
       </w:r>
     </w:p>
@@ -11537,6 +13202,21 @@
           <w:b/>
           <w:lang w:val="hi_IN" w:bidi="hi_IN"/>
         </w:rPr>
+        <w:t>ἡμεῖς &amp; ὀφείλομεν εὐχαριστεῖν &amp; πάντοτε</w:t>
+      </w:r>
+    </w:p>
+    <w:p>
+      <w:pPr/>
+      <w:r>
+        <w:rPr>
+          <w:lang w:val="hi_IN" w:bidi="hi_IN"/>
+        </w:rPr>
+      </w:r>
+      <w:r>
+        <w:rPr>
+          <w:b/>
+          <w:lang w:val="hi_IN" w:bidi="hi_IN"/>
+        </w:rPr>
         <w:t>"हम"-"सदा परमेश्वर का धन्यवाद करते रहें"</w:t>
       </w:r>
     </w:p>
@@ -11633,6 +13313,21 @@
           <w:b/>
           <w:lang w:val="hi_IN" w:bidi="hi_IN"/>
         </w:rPr>
+        <w:t>ἡμεῖς &amp; ὀφείλομεν</w:t>
+      </w:r>
+    </w:p>
+    <w:p>
+      <w:pPr/>
+      <w:r>
+        <w:rPr>
+          <w:lang w:val="hi_IN" w:bidi="hi_IN"/>
+        </w:rPr>
+      </w:r>
+      <w:r>
+        <w:rPr>
+          <w:b/>
+          <w:lang w:val="hi_IN" w:bidi="hi_IN"/>
+        </w:rPr>
         <w:t>"चाहिए कि हम"</w:t>
       </w:r>
     </w:p>
@@ -11729,6 +13424,21 @@
           <w:b/>
           <w:lang w:val="hi_IN" w:bidi="hi_IN"/>
         </w:rPr>
+        <w:t>ἀδελφοὶ ἠγαπημένοι ὑπὸ Κυρίου</w:t>
+      </w:r>
+    </w:p>
+    <w:p>
+      <w:pPr/>
+      <w:r>
+        <w:rPr>
+          <w:lang w:val="hi_IN" w:bidi="hi_IN"/>
+        </w:rPr>
+      </w:r>
+      <w:r>
+        <w:rPr>
+          <w:b/>
+          <w:lang w:val="hi_IN" w:bidi="hi_IN"/>
+        </w:rPr>
         <w:t>"हे भाइयों, और प्रभु के प्रिय लोगों"</w:t>
       </w:r>
     </w:p>
@@ -11812,6 +13522,21 @@
           <w:b/>
           <w:lang w:val="hi_IN" w:bidi="hi_IN"/>
         </w:rPr>
+        <w:t>ἀδελφοὶ</w:t>
+      </w:r>
+    </w:p>
+    <w:p>
+      <w:pPr/>
+      <w:r>
+        <w:rPr>
+          <w:lang w:val="hi_IN" w:bidi="hi_IN"/>
+        </w:rPr>
+      </w:r>
+      <w:r>
+        <w:rPr>
+          <w:b/>
+          <w:lang w:val="hi_IN" w:bidi="hi_IN"/>
+        </w:rPr>
         <w:t>"भाइयों"</w:t>
       </w:r>
     </w:p>
@@ -11908,6 +13633,21 @@
           <w:b/>
           <w:lang w:val="hi_IN" w:bidi="hi_IN"/>
         </w:rPr>
+        <w:t>ἀπαρχὴν εἰς σωτηρίαν</w:t>
+      </w:r>
+    </w:p>
+    <w:p>
+      <w:pPr/>
+      <w:r>
+        <w:rPr>
+          <w:lang w:val="hi_IN" w:bidi="hi_IN"/>
+        </w:rPr>
+      </w:r>
+      <w:r>
+        <w:rPr>
+          <w:b/>
+          <w:lang w:val="hi_IN" w:bidi="hi_IN"/>
+        </w:rPr>
         <w:t>"आदि से तुम्हें चुन लिया कि"-"उद्धार पाओ"</w:t>
       </w:r>
     </w:p>
@@ -12030,6 +13770,21 @@
           <w:b/>
           <w:lang w:val="hi_IN" w:bidi="hi_IN"/>
         </w:rPr>
+        <w:t>ἀπαρχὴν εἰς σωτηρίαν ἐν ἁγιασμῷ Πνεύματος καὶ πίστει ἀληθείας</w:t>
+      </w:r>
+    </w:p>
+    <w:p>
+      <w:pPr/>
+      <w:r>
+        <w:rPr>
+          <w:lang w:val="hi_IN" w:bidi="hi_IN"/>
+        </w:rPr>
+      </w:r>
+      <w:r>
+        <w:rPr>
+          <w:b/>
+          <w:lang w:val="hi_IN" w:bidi="hi_IN"/>
+        </w:rPr>
         <w:t>"आदि से... कि आत्मा के द्वारा पवित्र बनकर, और सत्य पर विश्वास करके उद्धार पाओ"</w:t>
       </w:r>
     </w:p>
@@ -12165,6 +13920,21 @@
           <w:b/>
           <w:lang w:val="hi_IN" w:bidi="hi_IN"/>
         </w:rPr>
+        <w:t>διὰ τοῦ εὐαγγελίου ἡμῶν</w:t>
+      </w:r>
+    </w:p>
+    <w:p>
+      <w:pPr/>
+      <w:r>
+        <w:rPr>
+          <w:lang w:val="hi_IN" w:bidi="hi_IN"/>
+        </w:rPr>
+      </w:r>
+      <w:r>
+        <w:rPr>
+          <w:b/>
+          <w:lang w:val="hi_IN" w:bidi="hi_IN"/>
+        </w:rPr>
         <w:t>"हमारे सुसमाचार के द्वारा"</w:t>
       </w:r>
     </w:p>
@@ -12261,6 +14031,21 @@
           <w:b/>
           <w:lang w:val="hi_IN" w:bidi="hi_IN"/>
         </w:rPr>
+        <w:t>εἰς περιποίησιν δόξης τοῦ Κυρίου ἡμῶν, Ἰησοῦ Χριστοῦ</w:t>
+      </w:r>
+    </w:p>
+    <w:p>
+      <w:pPr/>
+      <w:r>
+        <w:rPr>
+          <w:lang w:val="hi_IN" w:bidi="hi_IN"/>
+        </w:rPr>
+      </w:r>
+      <w:r>
+        <w:rPr>
+          <w:b/>
+          <w:lang w:val="hi_IN" w:bidi="hi_IN"/>
+        </w:rPr>
         <w:t>"हमारे प्रभु यीशु मसीह की महिमा को प्राप्त करो"</w:t>
       </w:r>
     </w:p>
@@ -12357,6 +14142,21 @@
           <w:b/>
           <w:lang w:val="hi_IN" w:bidi="hi_IN"/>
         </w:rPr>
+        <w:t>εἰς περιποίησιν δόξης τοῦ Κυρίου ἡμῶν</w:t>
+      </w:r>
+    </w:p>
+    <w:p>
+      <w:pPr/>
+      <w:r>
+        <w:rPr>
+          <w:lang w:val="hi_IN" w:bidi="hi_IN"/>
+        </w:rPr>
+      </w:r>
+      <w:r>
+        <w:rPr>
+          <w:b/>
+          <w:lang w:val="hi_IN" w:bidi="hi_IN"/>
+        </w:rPr>
         <w:t>"हमारे प्रभु"-"की महिमा को प्राप्त करने के लिए"</w:t>
       </w:r>
     </w:p>
@@ -12453,6 +14253,21 @@
           <w:b/>
           <w:lang w:val="hi_IN" w:bidi="hi_IN"/>
         </w:rPr>
+        <w:t>ἄρα οὖν</w:t>
+      </w:r>
+    </w:p>
+    <w:p>
+      <w:pPr/>
+      <w:r>
+        <w:rPr>
+          <w:lang w:val="hi_IN" w:bidi="hi_IN"/>
+        </w:rPr>
+      </w:r>
+      <w:r>
+        <w:rPr>
+          <w:b/>
+          <w:lang w:val="hi_IN" w:bidi="hi_IN"/>
+        </w:rPr>
         <w:t>"इसलिए"</w:t>
       </w:r>
     </w:p>
@@ -12549,6 +14364,21 @@
           <w:b/>
           <w:lang w:val="hi_IN" w:bidi="hi_IN"/>
         </w:rPr>
+        <w:t>ἀδελφοί</w:t>
+      </w:r>
+    </w:p>
+    <w:p>
+      <w:pPr/>
+      <w:r>
+        <w:rPr>
+          <w:lang w:val="hi_IN" w:bidi="hi_IN"/>
+        </w:rPr>
+      </w:r>
+      <w:r>
+        <w:rPr>
+          <w:b/>
+          <w:lang w:val="hi_IN" w:bidi="hi_IN"/>
+        </w:rPr>
         <w:t>"भाइयों"</w:t>
       </w:r>
     </w:p>
@@ -12645,6 +14475,21 @@
           <w:b/>
           <w:lang w:val="hi_IN" w:bidi="hi_IN"/>
         </w:rPr>
+        <w:t>στήκετε</w:t>
+      </w:r>
+    </w:p>
+    <w:p>
+      <w:pPr/>
+      <w:r>
+        <w:rPr>
+          <w:lang w:val="hi_IN" w:bidi="hi_IN"/>
+        </w:rPr>
+      </w:r>
+      <w:r>
+        <w:rPr>
+          <w:b/>
+          <w:lang w:val="hi_IN" w:bidi="hi_IN"/>
+        </w:rPr>
         <w:t>"स्थिर रहो"</w:t>
       </w:r>
     </w:p>
@@ -12741,6 +14586,21 @@
           <w:b/>
           <w:lang w:val="hi_IN" w:bidi="hi_IN"/>
         </w:rPr>
+        <w:t>κρατεῖτε τὰς παραδόσεις</w:t>
+      </w:r>
+    </w:p>
+    <w:p>
+      <w:pPr/>
+      <w:r>
+        <w:rPr>
+          <w:lang w:val="hi_IN" w:bidi="hi_IN"/>
+        </w:rPr>
+      </w:r>
+      <w:r>
+        <w:rPr>
+          <w:b/>
+          <w:lang w:val="hi_IN" w:bidi="hi_IN"/>
+        </w:rPr>
         <w:t>"जो शिक्षा"-"उन्हें थामे रहो"</w:t>
       </w:r>
     </w:p>
@@ -12863,6 +14723,21 @@
           <w:b/>
           <w:lang w:val="hi_IN" w:bidi="hi_IN"/>
         </w:rPr>
+        <w:t>στήκετε καὶ κρατεῖτε</w:t>
+      </w:r>
+    </w:p>
+    <w:p>
+      <w:pPr/>
+      <w:r>
+        <w:rPr>
+          <w:lang w:val="hi_IN" w:bidi="hi_IN"/>
+        </w:rPr>
+      </w:r>
+      <w:r>
+        <w:rPr>
+          <w:b/>
+          <w:lang w:val="hi_IN" w:bidi="hi_IN"/>
+        </w:rPr>
         <w:t>"स्थिर रहो" - "थामे रहो"</w:t>
       </w:r>
     </w:p>
@@ -12946,6 +14821,21 @@
           <w:b/>
           <w:lang w:val="hi_IN" w:bidi="hi_IN"/>
         </w:rPr>
+        <w:t>ἐδιδάχθητε</w:t>
+      </w:r>
+    </w:p>
+    <w:p>
+      <w:pPr/>
+      <w:r>
+        <w:rPr>
+          <w:lang w:val="hi_IN" w:bidi="hi_IN"/>
+        </w:rPr>
+      </w:r>
+      <w:r>
+        <w:rPr>
+          <w:b/>
+          <w:lang w:val="hi_IN" w:bidi="hi_IN"/>
+        </w:rPr>
         <w:t xml:space="preserve">"जो शिक्षा"-"प्राप्त किया है" </w:t>
       </w:r>
     </w:p>
@@ -13029,6 +14919,21 @@
           <w:b/>
           <w:lang w:val="hi_IN" w:bidi="hi_IN"/>
         </w:rPr>
+        <w:t>διὰ λόγου</w:t>
+      </w:r>
+    </w:p>
+    <w:p>
+      <w:pPr/>
+      <w:r>
+        <w:rPr>
+          <w:lang w:val="hi_IN" w:bidi="hi_IN"/>
+        </w:rPr>
+      </w:r>
+      <w:r>
+        <w:rPr>
+          <w:b/>
+          <w:lang w:val="hi_IN" w:bidi="hi_IN"/>
+        </w:rPr>
         <w:t>"</w:t>
       </w:r>
       <w:r>
@@ -13139,6 +15044,21 @@
           <w:b/>
           <w:lang w:val="hi_IN" w:bidi="hi_IN"/>
         </w:rPr>
+        <w:t>δι’ ἐπιστολῆς ἡμῶν</w:t>
+      </w:r>
+    </w:p>
+    <w:p>
+      <w:pPr/>
+      <w:r>
+        <w:rPr>
+          <w:lang w:val="hi_IN" w:bidi="hi_IN"/>
+        </w:rPr>
+      </w:r>
+      <w:r>
+        <w:rPr>
+          <w:b/>
+          <w:lang w:val="hi_IN" w:bidi="hi_IN"/>
+        </w:rPr>
         <w:t>"हमारे"-" पत्र के द्वारा"</w:t>
       </w:r>
     </w:p>
@@ -13235,6 +15155,21 @@
           <w:b/>
           <w:lang w:val="hi_IN" w:bidi="hi_IN"/>
         </w:rPr>
+        <w:t>δὲ</w:t>
+      </w:r>
+    </w:p>
+    <w:p>
+      <w:pPr/>
+      <w:r>
+        <w:rPr>
+          <w:lang w:val="hi_IN" w:bidi="hi_IN"/>
+        </w:rPr>
+      </w:r>
+      <w:r>
+        <w:rPr>
+          <w:b/>
+          <w:lang w:val="hi_IN" w:bidi="hi_IN"/>
+        </w:rPr>
         <w:t>"अब"</w:t>
       </w:r>
     </w:p>
@@ -13331,6 +15266,21 @@
           <w:b/>
           <w:lang w:val="hi_IN" w:bidi="hi_IN"/>
         </w:rPr>
+        <w:t>αὐτὸς δὲ ὁ Κύριος ἡμῶν, Ἰησοῦς Χριστὸς, καὶ ὁ Θεὸς ὁ Πατὴρ ἡμῶν</w:t>
+      </w:r>
+    </w:p>
+    <w:p>
+      <w:pPr/>
+      <w:r>
+        <w:rPr>
+          <w:lang w:val="hi_IN" w:bidi="hi_IN"/>
+        </w:rPr>
+      </w:r>
+      <w:r>
+        <w:rPr>
+          <w:b/>
+          <w:lang w:val="hi_IN" w:bidi="hi_IN"/>
+        </w:rPr>
         <w:t>"हमारा प्रभु यीशु मसीह आप ही, और हमारा पिता परमेश्वर"</w:t>
       </w:r>
     </w:p>
@@ -13427,6 +15377,21 @@
           <w:b/>
           <w:lang w:val="hi_IN" w:bidi="hi_IN"/>
         </w:rPr>
+        <w:t>ἡμῶν &amp; ἡμῶν &amp; ἡμᾶς</w:t>
+      </w:r>
+    </w:p>
+    <w:p>
+      <w:pPr/>
+      <w:r>
+        <w:rPr>
+          <w:lang w:val="hi_IN" w:bidi="hi_IN"/>
+        </w:rPr>
+      </w:r>
+      <w:r>
+        <w:rPr>
+          <w:b/>
+          <w:lang w:val="hi_IN" w:bidi="hi_IN"/>
+        </w:rPr>
         <w:t>"हमारा"</w:t>
       </w:r>
       <w:r>
@@ -13562,6 +15527,21 @@
           <w:b/>
           <w:lang w:val="hi_IN" w:bidi="hi_IN"/>
         </w:rPr>
+        <w:t>αὐτὸς &amp; Κύριος ἡμῶν, Ἰησοῦς Χριστὸς</w:t>
+      </w:r>
+    </w:p>
+    <w:p>
+      <w:pPr/>
+      <w:r>
+        <w:rPr>
+          <w:lang w:val="hi_IN" w:bidi="hi_IN"/>
+        </w:rPr>
+      </w:r>
+      <w:r>
+        <w:rPr>
+          <w:b/>
+          <w:lang w:val="hi_IN" w:bidi="hi_IN"/>
+        </w:rPr>
         <w:t>"हमारा प्रभु यीशु मसीह आप ही"</w:t>
       </w:r>
     </w:p>
@@ -13671,6 +15651,21 @@
           <w:b/>
           <w:lang w:val="hi_IN" w:bidi="hi_IN"/>
         </w:rPr>
+        <w:t>δοὺς παράκλησιν αἰωνίαν, καὶ ἐλπίδα ἀγαθὴν</w:t>
+      </w:r>
+    </w:p>
+    <w:p>
+      <w:pPr/>
+      <w:r>
+        <w:rPr>
+          <w:lang w:val="hi_IN" w:bidi="hi_IN"/>
+        </w:rPr>
+      </w:r>
+      <w:r>
+        <w:rPr>
+          <w:b/>
+          <w:lang w:val="hi_IN" w:bidi="hi_IN"/>
+        </w:rPr>
         <w:t>"अनन्त शान्ति और उत्तम आशा दी है"</w:t>
       </w:r>
     </w:p>
@@ -13780,6 +15775,21 @@
           <w:b/>
           <w:lang w:val="hi_IN" w:bidi="hi_IN"/>
         </w:rPr>
+        <w:t>ἐν χάριτι</w:t>
+      </w:r>
+    </w:p>
+    <w:p>
+      <w:pPr/>
+      <w:r>
+        <w:rPr>
+          <w:lang w:val="hi_IN" w:bidi="hi_IN"/>
+        </w:rPr>
+      </w:r>
+      <w:r>
+        <w:rPr>
+          <w:b/>
+          <w:lang w:val="hi_IN" w:bidi="hi_IN"/>
+        </w:rPr>
         <w:t>"अनुग्रह से"</w:t>
       </w:r>
     </w:p>
@@ -13876,6 +15886,21 @@
           <w:b/>
           <w:lang w:val="hi_IN" w:bidi="hi_IN"/>
         </w:rPr>
+        <w:t>παρακαλέσαι ὑμῶν τὰς καρδίας, καὶ στηρίξαι</w:t>
+      </w:r>
+    </w:p>
+    <w:p>
+      <w:pPr/>
+      <w:r>
+        <w:rPr>
+          <w:lang w:val="hi_IN" w:bidi="hi_IN"/>
+        </w:rPr>
+      </w:r>
+      <w:r>
+        <w:rPr>
+          <w:b/>
+          <w:lang w:val="hi_IN" w:bidi="hi_IN"/>
+        </w:rPr>
         <w:t>"तुम्हारे मनों में शान्ति दे, और" - "दृढ़ करे"</w:t>
       </w:r>
       <w:r>
@@ -13991,6 +16016,21 @@
           <w:b/>
           <w:lang w:val="hi_IN" w:bidi="hi_IN"/>
         </w:rPr>
+        <w:t>ἐν παντὶ ἔργῳ καὶ λόγῳ ἀγαθῷ</w:t>
+      </w:r>
+    </w:p>
+    <w:p>
+      <w:pPr/>
+      <w:r>
+        <w:rPr>
+          <w:lang w:val="hi_IN" w:bidi="hi_IN"/>
+        </w:rPr>
+      </w:r>
+      <w:r>
+        <w:rPr>
+          <w:b/>
+          <w:lang w:val="hi_IN" w:bidi="hi_IN"/>
+        </w:rPr>
         <w:t>"हर एक अच्छे काम, और वचन में"</w:t>
       </w:r>
     </w:p>
@@ -14164,6 +16204,21 @@
           <w:b/>
           <w:lang w:val="hi_IN" w:bidi="hi_IN"/>
         </w:rPr>
+        <w:t>τὸ λοιπὸν</w:t>
+      </w:r>
+    </w:p>
+    <w:p>
+      <w:pPr/>
+      <w:r>
+        <w:rPr>
+          <w:lang w:val="hi_IN" w:bidi="hi_IN"/>
+        </w:rPr>
+      </w:r>
+      <w:r>
+        <w:rPr>
+          <w:b/>
+          <w:lang w:val="hi_IN" w:bidi="hi_IN"/>
+        </w:rPr>
         <w:t>"</w:t>
       </w:r>
       <w:r>
@@ -14287,6 +16342,21 @@
           <w:b/>
           <w:lang w:val="hi_IN" w:bidi="hi_IN"/>
         </w:rPr>
+        <w:t>ἀδελφοί</w:t>
+      </w:r>
+    </w:p>
+    <w:p>
+      <w:pPr/>
+      <w:r>
+        <w:rPr>
+          <w:lang w:val="hi_IN" w:bidi="hi_IN"/>
+        </w:rPr>
+      </w:r>
+      <w:r>
+        <w:rPr>
+          <w:b/>
+          <w:lang w:val="hi_IN" w:bidi="hi_IN"/>
+        </w:rPr>
         <w:t>"भाइयों"</w:t>
       </w:r>
     </w:p>
@@ -14383,6 +16453,21 @@
           <w:b/>
           <w:lang w:val="hi_IN" w:bidi="hi_IN"/>
         </w:rPr>
+        <w:t>ἡμῶν</w:t>
+      </w:r>
+    </w:p>
+    <w:p>
+      <w:pPr/>
+      <w:r>
+        <w:rPr>
+          <w:lang w:val="hi_IN" w:bidi="hi_IN"/>
+        </w:rPr>
+      </w:r>
+      <w:r>
+        <w:rPr>
+          <w:b/>
+          <w:lang w:val="hi_IN" w:bidi="hi_IN"/>
+        </w:rPr>
         <w:t>"हमारे"</w:t>
       </w:r>
     </w:p>
@@ -14479,6 +16564,21 @@
           <w:b/>
           <w:lang w:val="hi_IN" w:bidi="hi_IN"/>
         </w:rPr>
+        <w:t>τρέχῃ</w:t>
+      </w:r>
+    </w:p>
+    <w:p>
+      <w:pPr/>
+      <w:r>
+        <w:rPr>
+          <w:lang w:val="hi_IN" w:bidi="hi_IN"/>
+        </w:rPr>
+      </w:r>
+      <w:r>
+        <w:rPr>
+          <w:b/>
+          <w:lang w:val="hi_IN" w:bidi="hi_IN"/>
+        </w:rPr>
         <w:t>"फैले"</w:t>
       </w:r>
     </w:p>
@@ -14575,6 +16675,21 @@
           <w:b/>
           <w:lang w:val="hi_IN" w:bidi="hi_IN"/>
         </w:rPr>
+        <w:t>καὶ δοξάζηται</w:t>
+      </w:r>
+    </w:p>
+    <w:p>
+      <w:pPr/>
+      <w:r>
+        <w:rPr>
+          <w:lang w:val="hi_IN" w:bidi="hi_IN"/>
+        </w:rPr>
+      </w:r>
+      <w:r>
+        <w:rPr>
+          <w:b/>
+          <w:lang w:val="hi_IN" w:bidi="hi_IN"/>
+        </w:rPr>
         <w:t>"और महिमा पाए"</w:t>
       </w:r>
     </w:p>
@@ -14658,6 +16773,21 @@
           <w:b/>
           <w:lang w:val="hi_IN" w:bidi="hi_IN"/>
         </w:rPr>
+        <w:t>καθὼς καὶ πρὸς ὑμᾶς</w:t>
+      </w:r>
+    </w:p>
+    <w:p>
+      <w:pPr/>
+      <w:r>
+        <w:rPr>
+          <w:lang w:val="hi_IN" w:bidi="hi_IN"/>
+        </w:rPr>
+      </w:r>
+      <w:r>
+        <w:rPr>
+          <w:b/>
+          <w:lang w:val="hi_IN" w:bidi="hi_IN"/>
+        </w:rPr>
         <w:t>"जैसा तुम में हुआ"</w:t>
       </w:r>
     </w:p>
@@ -14741,6 +16871,21 @@
           <w:b/>
           <w:lang w:val="hi_IN" w:bidi="hi_IN"/>
         </w:rPr>
+        <w:t>ῥυσθῶμεν</w:t>
+      </w:r>
+    </w:p>
+    <w:p>
+      <w:pPr/>
+      <w:r>
+        <w:rPr>
+          <w:lang w:val="hi_IN" w:bidi="hi_IN"/>
+        </w:rPr>
+      </w:r>
+      <w:r>
+        <w:rPr>
+          <w:b/>
+          <w:lang w:val="hi_IN" w:bidi="hi_IN"/>
+        </w:rPr>
         <w:t xml:space="preserve">"हम" - "बचे रहें" </w:t>
       </w:r>
     </w:p>
@@ -14824,6 +16969,21 @@
           <w:b/>
           <w:lang w:val="hi_IN" w:bidi="hi_IN"/>
         </w:rPr>
+        <w:t>ἀτόπων καὶ πονηρῶν</w:t>
+      </w:r>
+    </w:p>
+    <w:p>
+      <w:pPr/>
+      <w:r>
+        <w:rPr>
+          <w:lang w:val="hi_IN" w:bidi="hi_IN"/>
+        </w:rPr>
+      </w:r>
+      <w:r>
+        <w:rPr>
+          <w:b/>
+          <w:lang w:val="hi_IN" w:bidi="hi_IN"/>
+        </w:rPr>
         <w:t>"टेढ़े और दुष्ट"</w:t>
       </w:r>
     </w:p>
@@ -14933,6 +17093,21 @@
           <w:b/>
           <w:lang w:val="hi_IN" w:bidi="hi_IN"/>
         </w:rPr>
+        <w:t>οὐ γὰρ πάντων ἡ πίστις</w:t>
+      </w:r>
+    </w:p>
+    <w:p>
+      <w:pPr/>
+      <w:r>
+        <w:rPr>
+          <w:lang w:val="hi_IN" w:bidi="hi_IN"/>
+        </w:rPr>
+      </w:r>
+      <w:r>
+        <w:rPr>
+          <w:b/>
+          <w:lang w:val="hi_IN" w:bidi="hi_IN"/>
+        </w:rPr>
         <w:t>"क्योंकि हर एक में विश्वास नहीं"</w:t>
       </w:r>
     </w:p>
@@ -15029,6 +17204,21 @@
           <w:b/>
           <w:lang w:val="hi_IN" w:bidi="hi_IN"/>
         </w:rPr>
+        <w:t>ἡ πίστις</w:t>
+      </w:r>
+    </w:p>
+    <w:p>
+      <w:pPr/>
+      <w:r>
+        <w:rPr>
+          <w:lang w:val="hi_IN" w:bidi="hi_IN"/>
+        </w:rPr>
+      </w:r>
+      <w:r>
+        <w:rPr>
+          <w:b/>
+          <w:lang w:val="hi_IN" w:bidi="hi_IN"/>
+        </w:rPr>
         <w:t>"विश्वास"</w:t>
       </w:r>
     </w:p>
@@ -15125,6 +17315,21 @@
           <w:b/>
           <w:lang w:val="hi_IN" w:bidi="hi_IN"/>
         </w:rPr>
+        <w:t>ὃς στηρίξει</w:t>
+      </w:r>
+    </w:p>
+    <w:p>
+      <w:pPr/>
+      <w:r>
+        <w:rPr>
+          <w:lang w:val="hi_IN" w:bidi="hi_IN"/>
+        </w:rPr>
+      </w:r>
+      <w:r>
+        <w:rPr>
+          <w:b/>
+          <w:lang w:val="hi_IN" w:bidi="hi_IN"/>
+        </w:rPr>
         <w:t>"वह"-"स्थिर करेगा"</w:t>
       </w:r>
     </w:p>
@@ -15221,6 +17426,21 @@
           <w:b/>
           <w:lang w:val="hi_IN" w:bidi="hi_IN"/>
         </w:rPr>
+        <w:t>τοῦ πονηροῦ</w:t>
+      </w:r>
+    </w:p>
+    <w:p>
+      <w:pPr/>
+      <w:r>
+        <w:rPr>
+          <w:lang w:val="hi_IN" w:bidi="hi_IN"/>
+        </w:rPr>
+      </w:r>
+      <w:r>
+        <w:rPr>
+          <w:b/>
+          <w:lang w:val="hi_IN" w:bidi="hi_IN"/>
+        </w:rPr>
         <w:t>"दुष्ट"</w:t>
       </w:r>
     </w:p>
@@ -15284,6 +17504,21 @@
           <w:b/>
           <w:lang w:val="hi_IN" w:bidi="hi_IN"/>
         </w:rPr>
+        <w:t>πεποίθαμεν δὲ</w:t>
+      </w:r>
+    </w:p>
+    <w:p>
+      <w:pPr/>
+      <w:r>
+        <w:rPr>
+          <w:lang w:val="hi_IN" w:bidi="hi_IN"/>
+        </w:rPr>
+      </w:r>
+      <w:r>
+        <w:rPr>
+          <w:b/>
+          <w:lang w:val="hi_IN" w:bidi="hi_IN"/>
+        </w:rPr>
         <w:t>"हमें"-"भरोसा है"</w:t>
       </w:r>
     </w:p>
@@ -15380,6 +17615,21 @@
           <w:b/>
           <w:lang w:val="hi_IN" w:bidi="hi_IN"/>
         </w:rPr>
+        <w:t>πεποίθαμεν δὲ ἐν Κυρίῳ ἐφ’ ὑμᾶς</w:t>
+      </w:r>
+    </w:p>
+    <w:p>
+      <w:pPr/>
+      <w:r>
+        <w:rPr>
+          <w:lang w:val="hi_IN" w:bidi="hi_IN"/>
+        </w:rPr>
+      </w:r>
+      <w:r>
+        <w:rPr>
+          <w:b/>
+          <w:lang w:val="hi_IN" w:bidi="hi_IN"/>
+        </w:rPr>
         <w:t>"हमें प्रभु में तुम्हारे ऊपर भरोसा है"</w:t>
       </w:r>
     </w:p>
@@ -15463,6 +17713,21 @@
           <w:b/>
           <w:lang w:val="hi_IN" w:bidi="hi_IN"/>
         </w:rPr>
+        <w:t>ὁ &amp; Κύριος κατευθύναι ὑμῶν τὰς καρδίας εἰς τὴν ἀγάπην τοῦ Θεοῦ, καὶ εἰς τὴν ὑπομονὴν τοῦ Χριστοῦ</w:t>
+      </w:r>
+    </w:p>
+    <w:p>
+      <w:pPr/>
+      <w:r>
+        <w:rPr>
+          <w:lang w:val="hi_IN" w:bidi="hi_IN"/>
+        </w:rPr>
+      </w:r>
+      <w:r>
+        <w:rPr>
+          <w:b/>
+          <w:lang w:val="hi_IN" w:bidi="hi_IN"/>
+        </w:rPr>
         <w:t>"परमेश्वर के प्रेम और मसीह के धीरज की ओर प्रभु तुम्हारे मन की अगुआई करे"</w:t>
       </w:r>
     </w:p>
@@ -15585,6 +17850,21 @@
           <w:b/>
           <w:lang w:val="hi_IN" w:bidi="hi_IN"/>
         </w:rPr>
+        <w:t>εἰς τὴν ἀγάπην τοῦ Θεοῦ, καὶ εἰς τὴν ὑπομονὴν τοῦ Χριστοῦ</w:t>
+      </w:r>
+    </w:p>
+    <w:p>
+      <w:pPr/>
+      <w:r>
+        <w:rPr>
+          <w:lang w:val="hi_IN" w:bidi="hi_IN"/>
+        </w:rPr>
+      </w:r>
+      <w:r>
+        <w:rPr>
+          <w:b/>
+          <w:lang w:val="hi_IN" w:bidi="hi_IN"/>
+        </w:rPr>
         <w:t>"परमेश्वर के प्रेम और मसीह के धीरज की ओर"</w:t>
       </w:r>
     </w:p>
@@ -15694,6 +17974,21 @@
           <w:b/>
           <w:lang w:val="hi_IN" w:bidi="hi_IN"/>
         </w:rPr>
+        <w:t>εἰς τὴν ἀγάπην τοῦ Θεοῦ, καὶ εἰς τὴν ὑπομονὴν τοῦ Χριστοῦ</w:t>
+      </w:r>
+    </w:p>
+    <w:p>
+      <w:pPr/>
+      <w:r>
+        <w:rPr>
+          <w:lang w:val="hi_IN" w:bidi="hi_IN"/>
+        </w:rPr>
+      </w:r>
+      <w:r>
+        <w:rPr>
+          <w:b/>
+          <w:lang w:val="hi_IN" w:bidi="hi_IN"/>
+        </w:rPr>
         <w:t>"परमेश्वर के प्रेम और मसीह के धीरज की ओर"</w:t>
       </w:r>
     </w:p>
@@ -15790,6 +18085,21 @@
           <w:b/>
           <w:lang w:val="hi_IN" w:bidi="hi_IN"/>
         </w:rPr>
+        <w:t>εἰς τὴν ὑπομονὴν τοῦ Χριστοῦ</w:t>
+      </w:r>
+    </w:p>
+    <w:p>
+      <w:pPr/>
+      <w:r>
+        <w:rPr>
+          <w:lang w:val="hi_IN" w:bidi="hi_IN"/>
+        </w:rPr>
+      </w:r>
+      <w:r>
+        <w:rPr>
+          <w:b/>
+          <w:lang w:val="hi_IN" w:bidi="hi_IN"/>
+        </w:rPr>
         <w:t>"मसीह के धीरज की ओर"</w:t>
       </w:r>
     </w:p>
@@ -15963,6 +18273,21 @@
           <w:b/>
           <w:lang w:val="hi_IN" w:bidi="hi_IN"/>
         </w:rPr>
+        <w:t>δὲ</w:t>
+      </w:r>
+    </w:p>
+    <w:p>
+      <w:pPr/>
+      <w:r>
+        <w:rPr>
+          <w:lang w:val="hi_IN" w:bidi="hi_IN"/>
+        </w:rPr>
+      </w:r>
+      <w:r>
+        <w:rPr>
+          <w:b/>
+          <w:lang w:val="hi_IN" w:bidi="hi_IN"/>
+        </w:rPr>
         <w:t>"अब"</w:t>
       </w:r>
     </w:p>
@@ -16059,6 +18384,21 @@
           <w:b/>
           <w:lang w:val="hi_IN" w:bidi="hi_IN"/>
         </w:rPr>
+        <w:t>ἀδελφοί &amp; ἀδελφοῦ</w:t>
+      </w:r>
+    </w:p>
+    <w:p>
+      <w:pPr/>
+      <w:r>
+        <w:rPr>
+          <w:lang w:val="hi_IN" w:bidi="hi_IN"/>
+        </w:rPr>
+      </w:r>
+      <w:r>
+        <w:rPr>
+          <w:b/>
+          <w:lang w:val="hi_IN" w:bidi="hi_IN"/>
+        </w:rPr>
         <w:t>"भाइयों,"</w:t>
       </w:r>
       <w:r>
@@ -16181,6 +18521,21 @@
           <w:b/>
           <w:lang w:val="hi_IN" w:bidi="hi_IN"/>
         </w:rPr>
+        <w:t>ἐν ὀνόματι τοῦ Κυρίου ἡμῶν, Ἰησοῦ Χριστοῦ</w:t>
+      </w:r>
+    </w:p>
+    <w:p>
+      <w:pPr/>
+      <w:r>
+        <w:rPr>
+          <w:lang w:val="hi_IN" w:bidi="hi_IN"/>
+        </w:rPr>
+      </w:r>
+      <w:r>
+        <w:rPr>
+          <w:b/>
+          <w:lang w:val="hi_IN" w:bidi="hi_IN"/>
+        </w:rPr>
         <w:t>"अपने प्रभु यीशु मसीह के नाम से"</w:t>
       </w:r>
     </w:p>
@@ -16277,6 +18632,21 @@
           <w:b/>
           <w:lang w:val="hi_IN" w:bidi="hi_IN"/>
         </w:rPr>
+        <w:t>ἡμῶν</w:t>
+      </w:r>
+    </w:p>
+    <w:p>
+      <w:pPr/>
+      <w:r>
+        <w:rPr>
+          <w:lang w:val="hi_IN" w:bidi="hi_IN"/>
+        </w:rPr>
+      </w:r>
+      <w:r>
+        <w:rPr>
+          <w:b/>
+          <w:lang w:val="hi_IN" w:bidi="hi_IN"/>
+        </w:rPr>
         <w:t>"अपने"</w:t>
       </w:r>
     </w:p>
@@ -16373,6 +18743,21 @@
           <w:b/>
           <w:lang w:val="hi_IN" w:bidi="hi_IN"/>
         </w:rPr>
+        <w:t>ἀτάκτως περιπατοῦντος</w:t>
+      </w:r>
+    </w:p>
+    <w:p>
+      <w:pPr/>
+      <w:r>
+        <w:rPr>
+          <w:lang w:val="hi_IN" w:bidi="hi_IN"/>
+        </w:rPr>
+      </w:r>
+      <w:r>
+        <w:rPr>
+          <w:b/>
+          <w:lang w:val="hi_IN" w:bidi="hi_IN"/>
+        </w:rPr>
         <w:t>"आलस्य में रहता है"</w:t>
       </w:r>
     </w:p>
@@ -16482,6 +18867,21 @@
           <w:b/>
           <w:lang w:val="hi_IN" w:bidi="hi_IN"/>
         </w:rPr>
+        <w:t>τὴν παράδοσιν</w:t>
+      </w:r>
+    </w:p>
+    <w:p>
+      <w:pPr/>
+      <w:r>
+        <w:rPr>
+          <w:lang w:val="hi_IN" w:bidi="hi_IN"/>
+        </w:rPr>
+      </w:r>
+      <w:r>
+        <w:rPr>
+          <w:b/>
+          <w:lang w:val="hi_IN" w:bidi="hi_IN"/>
+        </w:rPr>
         <w:t>"शिक्षा"</w:t>
       </w:r>
     </w:p>
@@ -16584,6 +18984,21 @@
           <w:b/>
           <w:lang w:val="hi_IN" w:bidi="hi_IN"/>
         </w:rPr>
+        <w:t>μιμεῖσθαι ἡμᾶς</w:t>
+      </w:r>
+    </w:p>
+    <w:p>
+      <w:pPr/>
+      <w:r>
+        <w:rPr>
+          <w:lang w:val="hi_IN" w:bidi="hi_IN"/>
+        </w:rPr>
+      </w:r>
+      <w:r>
+        <w:rPr>
+          <w:b/>
+          <w:lang w:val="hi_IN" w:bidi="hi_IN"/>
+        </w:rPr>
         <w:t>"हमारी सी चाल चलनी चाहिए"</w:t>
       </w:r>
     </w:p>
@@ -16680,6 +19095,21 @@
           <w:b/>
           <w:lang w:val="hi_IN" w:bidi="hi_IN"/>
         </w:rPr>
+        <w:t>οὐκ ἠτακτήσαμεν ἐν ὑμῖν</w:t>
+      </w:r>
+    </w:p>
+    <w:p>
+      <w:pPr/>
+      <w:r>
+        <w:rPr>
+          <w:lang w:val="hi_IN" w:bidi="hi_IN"/>
+        </w:rPr>
+      </w:r>
+      <w:r>
+        <w:rPr>
+          <w:b/>
+          <w:lang w:val="hi_IN" w:bidi="hi_IN"/>
+        </w:rPr>
         <w:t>"हम तुम्हारे बीच में आलसी तरीके से न चले"</w:t>
       </w:r>
     </w:p>
@@ -16763,6 +19193,21 @@
           <w:b/>
           <w:lang w:val="hi_IN" w:bidi="hi_IN"/>
         </w:rPr>
+        <w:t>ἄρτον</w:t>
+      </w:r>
+    </w:p>
+    <w:p>
+      <w:pPr/>
+      <w:r>
+        <w:rPr>
+          <w:lang w:val="hi_IN" w:bidi="hi_IN"/>
+        </w:rPr>
+      </w:r>
+      <w:r>
+        <w:rPr>
+          <w:b/>
+          <w:lang w:val="hi_IN" w:bidi="hi_IN"/>
+        </w:rPr>
         <w:t>"रोटी"</w:t>
       </w:r>
     </w:p>
@@ -16872,6 +19317,21 @@
           <w:b/>
           <w:lang w:val="hi_IN" w:bidi="hi_IN"/>
         </w:rPr>
+        <w:t>νυκτὸς καὶ ἡμέρας ἐργαζόμενοι</w:t>
+      </w:r>
+    </w:p>
+    <w:p>
+      <w:pPr/>
+      <w:r>
+        <w:rPr>
+          <w:lang w:val="hi_IN" w:bidi="hi_IN"/>
+        </w:rPr>
+      </w:r>
+      <w:r>
+        <w:rPr>
+          <w:b/>
+          <w:lang w:val="hi_IN" w:bidi="hi_IN"/>
+        </w:rPr>
         <w:t>"रात दिन काम"-"करते थे"</w:t>
       </w:r>
     </w:p>
@@ -16968,6 +19428,21 @@
           <w:b/>
           <w:lang w:val="hi_IN" w:bidi="hi_IN"/>
         </w:rPr>
+        <w:t>ἐν κόπῳ καὶ μόχθῳ</w:t>
+      </w:r>
+    </w:p>
+    <w:p>
+      <w:pPr/>
+      <w:r>
+        <w:rPr>
+          <w:lang w:val="hi_IN" w:bidi="hi_IN"/>
+        </w:rPr>
+      </w:r>
+      <w:r>
+        <w:rPr>
+          <w:b/>
+          <w:lang w:val="hi_IN" w:bidi="hi_IN"/>
+        </w:rPr>
         <w:t>"परिश्रम और कष्ट से"</w:t>
       </w:r>
     </w:p>
@@ -17077,6 +19552,21 @@
           <w:b/>
           <w:lang w:val="hi_IN" w:bidi="hi_IN"/>
         </w:rPr>
+        <w:t>οὐχ ὅτι οὐκ ἔχομεν ἐξουσίαν, ἀλλ’</w:t>
+      </w:r>
+    </w:p>
+    <w:p>
+      <w:pPr/>
+      <w:r>
+        <w:rPr>
+          <w:lang w:val="hi_IN" w:bidi="hi_IN"/>
+        </w:rPr>
+      </w:r>
+      <w:r>
+        <w:rPr>
+          <w:b/>
+          <w:lang w:val="hi_IN" w:bidi="hi_IN"/>
+        </w:rPr>
         <w:t>"यह नहीं, कि हमें अधिकार नहीं; पर"</w:t>
       </w:r>
     </w:p>
@@ -17160,6 +19650,21 @@
           <w:b/>
           <w:lang w:val="hi_IN" w:bidi="hi_IN"/>
         </w:rPr>
+        <w:t>ἑαυτοὺς τύπον δῶμεν ὑμῖν</w:t>
+      </w:r>
+    </w:p>
+    <w:p>
+      <w:pPr/>
+      <w:r>
+        <w:rPr>
+          <w:lang w:val="hi_IN" w:bidi="hi_IN"/>
+        </w:rPr>
+      </w:r>
+      <w:r>
+        <w:rPr>
+          <w:b/>
+          <w:lang w:val="hi_IN" w:bidi="hi_IN"/>
+        </w:rPr>
         <w:t>"अपने आपको तुम्हारे लिये आदर्श ठहराएँ"</w:t>
       </w:r>
     </w:p>
@@ -17332,6 +19837,21 @@
           <w:b/>
           <w:lang w:val="hi_IN" w:bidi="hi_IN"/>
         </w:rPr>
+        <w:t>εἴ τις οὐ θέλει ἐργάζεσθαι, μηδὲ ἐσθιέτω</w:t>
+      </w:r>
+    </w:p>
+    <w:p>
+      <w:pPr/>
+      <w:r>
+        <w:rPr>
+          <w:lang w:val="hi_IN" w:bidi="hi_IN"/>
+        </w:rPr>
+      </w:r>
+      <w:r>
+        <w:rPr>
+          <w:b/>
+          <w:lang w:val="hi_IN" w:bidi="hi_IN"/>
+        </w:rPr>
         <w:t>"यदि कोई काम करना न चाहे, तो खाने भी न पाए"</w:t>
       </w:r>
     </w:p>
@@ -17415,6 +19935,21 @@
           <w:b/>
           <w:lang w:val="hi_IN" w:bidi="hi_IN"/>
         </w:rPr>
+        <w:t>τινας περιπατοῦντας &amp; ἀτάκτως</w:t>
+      </w:r>
+    </w:p>
+    <w:p>
+      <w:pPr/>
+      <w:r>
+        <w:rPr>
+          <w:lang w:val="hi_IN" w:bidi="hi_IN"/>
+        </w:rPr>
+      </w:r>
+      <w:r>
+        <w:rPr>
+          <w:b/>
+          <w:lang w:val="hi_IN" w:bidi="hi_IN"/>
+        </w:rPr>
         <w:t>"कितने लोग"-"आलसी चाल चलते हैं"</w:t>
       </w:r>
     </w:p>
@@ -17511,6 +20046,21 @@
           <w:b/>
           <w:lang w:val="hi_IN" w:bidi="hi_IN"/>
         </w:rPr>
+        <w:t>ἀλλὰ περιεργαζομένους</w:t>
+      </w:r>
+    </w:p>
+    <w:p>
+      <w:pPr/>
+      <w:r>
+        <w:rPr>
+          <w:lang w:val="hi_IN" w:bidi="hi_IN"/>
+        </w:rPr>
+      </w:r>
+      <w:r>
+        <w:rPr>
+          <w:b/>
+          <w:lang w:val="hi_IN" w:bidi="hi_IN"/>
+        </w:rPr>
         <w:t>"पर औरों के काम में हाथ डाला करते हैं"</w:t>
       </w:r>
     </w:p>
@@ -17594,6 +20144,21 @@
           <w:b/>
           <w:lang w:val="hi_IN" w:bidi="hi_IN"/>
         </w:rPr>
+        <w:t>μετὰ ἡσυχίας</w:t>
+      </w:r>
+    </w:p>
+    <w:p>
+      <w:pPr/>
+      <w:r>
+        <w:rPr>
+          <w:lang w:val="hi_IN" w:bidi="hi_IN"/>
+        </w:rPr>
+      </w:r>
+      <w:r>
+        <w:rPr>
+          <w:b/>
+          <w:lang w:val="hi_IN" w:bidi="hi_IN"/>
+        </w:rPr>
         <w:t>"चुपचाप"</w:t>
       </w:r>
     </w:p>
@@ -17703,6 +20268,21 @@
           <w:b/>
           <w:lang w:val="hi_IN" w:bidi="hi_IN"/>
         </w:rPr>
+        <w:t>δέ</w:t>
+      </w:r>
+    </w:p>
+    <w:p>
+      <w:pPr/>
+      <w:r>
+        <w:rPr>
+          <w:lang w:val="hi_IN" w:bidi="hi_IN"/>
+        </w:rPr>
+      </w:r>
+      <w:r>
+        <w:rPr>
+          <w:b/>
+          <w:lang w:val="hi_IN" w:bidi="hi_IN"/>
+        </w:rPr>
         <w:t>"परन्तु"</w:t>
       </w:r>
     </w:p>
@@ -17812,6 +20392,21 @@
           <w:b/>
           <w:lang w:val="hi_IN" w:bidi="hi_IN"/>
         </w:rPr>
+        <w:t>ὑμεῖς</w:t>
+      </w:r>
+    </w:p>
+    <w:p>
+      <w:pPr/>
+      <w:r>
+        <w:rPr>
+          <w:lang w:val="hi_IN" w:bidi="hi_IN"/>
+        </w:rPr>
+      </w:r>
+      <w:r>
+        <w:rPr>
+          <w:b/>
+          <w:lang w:val="hi_IN" w:bidi="hi_IN"/>
+        </w:rPr>
         <w:t>"तुम"</w:t>
       </w:r>
     </w:p>
@@ -17908,6 +20503,21 @@
           <w:b/>
           <w:lang w:val="hi_IN" w:bidi="hi_IN"/>
         </w:rPr>
+        <w:t>ἀδελφοί</w:t>
+      </w:r>
+    </w:p>
+    <w:p>
+      <w:pPr/>
+      <w:r>
+        <w:rPr>
+          <w:lang w:val="hi_IN" w:bidi="hi_IN"/>
+        </w:rPr>
+      </w:r>
+      <w:r>
+        <w:rPr>
+          <w:b/>
+          <w:lang w:val="hi_IN" w:bidi="hi_IN"/>
+        </w:rPr>
         <w:t>"भाइयों"</w:t>
       </w:r>
     </w:p>
@@ -18004,6 +20614,21 @@
           <w:b/>
           <w:lang w:val="hi_IN" w:bidi="hi_IN"/>
         </w:rPr>
+        <w:t>τῷ λόγῳ ἡμῶν</w:t>
+      </w:r>
+    </w:p>
+    <w:p>
+      <w:pPr/>
+      <w:r>
+        <w:rPr>
+          <w:lang w:val="hi_IN" w:bidi="hi_IN"/>
+        </w:rPr>
+      </w:r>
+      <w:r>
+        <w:rPr>
+          <w:b/>
+          <w:lang w:val="hi_IN" w:bidi="hi_IN"/>
+        </w:rPr>
         <w:t>"हमारी" - "बात"</w:t>
       </w:r>
     </w:p>
@@ -18100,6 +20725,21 @@
           <w:b/>
           <w:lang w:val="hi_IN" w:bidi="hi_IN"/>
         </w:rPr>
+        <w:t>τοῦτον σημειοῦσθε</w:t>
+      </w:r>
+    </w:p>
+    <w:p>
+      <w:pPr/>
+      <w:r>
+        <w:rPr>
+          <w:lang w:val="hi_IN" w:bidi="hi_IN"/>
+        </w:rPr>
+      </w:r>
+      <w:r>
+        <w:rPr>
+          <w:b/>
+          <w:lang w:val="hi_IN" w:bidi="hi_IN"/>
+        </w:rPr>
         <w:t>"उस पर दृष्टि रखो"</w:t>
       </w:r>
     </w:p>
@@ -18183,6 +20823,21 @@
           <w:b/>
           <w:lang w:val="hi_IN" w:bidi="hi_IN"/>
         </w:rPr>
+        <w:t>ἵνα ἐντραπῇ</w:t>
+      </w:r>
+    </w:p>
+    <w:p>
+      <w:pPr/>
+      <w:r>
+        <w:rPr>
+          <w:lang w:val="hi_IN" w:bidi="hi_IN"/>
+        </w:rPr>
+      </w:r>
+      <w:r>
+        <w:rPr>
+          <w:b/>
+          <w:lang w:val="hi_IN" w:bidi="hi_IN"/>
+        </w:rPr>
         <w:t>"जिससे वह लज्जित हो"</w:t>
       </w:r>
     </w:p>
@@ -18266,6 +20921,21 @@
           <w:b/>
           <w:lang w:val="hi_IN" w:bidi="hi_IN"/>
         </w:rPr>
+        <w:t>ἀδελφόν</w:t>
+      </w:r>
+    </w:p>
+    <w:p>
+      <w:pPr/>
+      <w:r>
+        <w:rPr>
+          <w:lang w:val="hi_IN" w:bidi="hi_IN"/>
+        </w:rPr>
+      </w:r>
+      <w:r>
+        <w:rPr>
+          <w:b/>
+          <w:lang w:val="hi_IN" w:bidi="hi_IN"/>
+        </w:rPr>
         <w:t>"भाई"</w:t>
       </w:r>
     </w:p>
@@ -18439,6 +21109,21 @@
           <w:b/>
           <w:lang w:val="hi_IN" w:bidi="hi_IN"/>
         </w:rPr>
+        <w:t>δὲ</w:t>
+      </w:r>
+    </w:p>
+    <w:p>
+      <w:pPr/>
+      <w:r>
+        <w:rPr>
+          <w:lang w:val="hi_IN" w:bidi="hi_IN"/>
+        </w:rPr>
+      </w:r>
+      <w:r>
+        <w:rPr>
+          <w:b/>
+          <w:lang w:val="hi_IN" w:bidi="hi_IN"/>
+        </w:rPr>
         <w:t>"अब"</w:t>
       </w:r>
     </w:p>
@@ -18535,6 +21220,21 @@
           <w:b/>
           <w:lang w:val="hi_IN" w:bidi="hi_IN"/>
         </w:rPr>
+        <w:t>αὐτὸς &amp; ὁ Κύριος τῆς εἰρήνης, δῴη ὑμῖν</w:t>
+      </w:r>
+    </w:p>
+    <w:p>
+      <w:pPr/>
+      <w:r>
+        <w:rPr>
+          <w:lang w:val="hi_IN" w:bidi="hi_IN"/>
+        </w:rPr>
+      </w:r>
+      <w:r>
+        <w:rPr>
+          <w:b/>
+          <w:lang w:val="hi_IN" w:bidi="hi_IN"/>
+        </w:rPr>
         <w:t>"प्रभु जो शान्ति का सोता है आप ही तुम्हें"-" दे"</w:t>
       </w:r>
     </w:p>
@@ -18618,6 +21318,21 @@
           <w:b/>
           <w:lang w:val="hi_IN" w:bidi="hi_IN"/>
         </w:rPr>
+        <w:t>αὐτὸς &amp; ὁ Κύριος τῆς εἰρήνης</w:t>
+      </w:r>
+    </w:p>
+    <w:p>
+      <w:pPr/>
+      <w:r>
+        <w:rPr>
+          <w:lang w:val="hi_IN" w:bidi="hi_IN"/>
+        </w:rPr>
+      </w:r>
+      <w:r>
+        <w:rPr>
+          <w:b/>
+          <w:lang w:val="hi_IN" w:bidi="hi_IN"/>
+        </w:rPr>
         <w:t>"शांति का सोता है आप ही"</w:t>
       </w:r>
     </w:p>
@@ -18714,6 +21429,21 @@
           <w:b/>
           <w:lang w:val="hi_IN" w:bidi="hi_IN"/>
         </w:rPr>
+        <w:t>ὁ ἀσπασμὸς τῇ ἐμῇ χειρὶ, Παύλου, ὅ ἐστιν σημεῖον ἐν πάσῃ ἐπιστολῇ, οὕτως γράφω</w:t>
+      </w:r>
+    </w:p>
+    <w:p>
+      <w:pPr/>
+      <w:r>
+        <w:rPr>
+          <w:lang w:val="hi_IN" w:bidi="hi_IN"/>
+        </w:rPr>
+      </w:r>
+      <w:r>
+        <w:rPr>
+          <w:b/>
+          <w:lang w:val="hi_IN" w:bidi="hi_IN"/>
+        </w:rPr>
         <w:t>"मैं पौलुस अपने हाथ से नमस्कार लिखता हूँ। हर पत्री में मेरा यही चिन्ह है: मैं इसी प्रकार से लिखता हूँ"</w:t>
       </w:r>
     </w:p>
@@ -18777,6 +21507,21 @@
           <w:b/>
           <w:lang w:val="hi_IN" w:bidi="hi_IN"/>
         </w:rPr>
+        <w:t>τῇ ἐμῇ χειρὶ</w:t>
+      </w:r>
+    </w:p>
+    <w:p>
+      <w:pPr/>
+      <w:r>
+        <w:rPr>
+          <w:lang w:val="hi_IN" w:bidi="hi_IN"/>
+        </w:rPr>
+      </w:r>
+      <w:r>
+        <w:rPr>
+          <w:b/>
+          <w:lang w:val="hi_IN" w:bidi="hi_IN"/>
+        </w:rPr>
         <w:t>"अपने हाथ से"</w:t>
       </w:r>
     </w:p>
@@ -18873,6 +21618,21 @@
           <w:b/>
           <w:lang w:val="hi_IN" w:bidi="hi_IN"/>
         </w:rPr>
+        <w:t>οὕτως γράφω</w:t>
+      </w:r>
+    </w:p>
+    <w:p>
+      <w:pPr/>
+      <w:r>
+        <w:rPr>
+          <w:lang w:val="hi_IN" w:bidi="hi_IN"/>
+        </w:rPr>
+      </w:r>
+      <w:r>
+        <w:rPr>
+          <w:b/>
+          <w:lang w:val="hi_IN" w:bidi="hi_IN"/>
+        </w:rPr>
         <w:t>"मैं इसी प्रकार से लिखता हूँ"</w:t>
       </w:r>
     </w:p>
@@ -18942,6 +21702,21 @@
         <w:rPr>
           <w:lang w:val="hi_IN" w:bidi="hi_IN"/>
         </w:rPr>
+      </w:r>
+    </w:p>
+    <w:p>
+      <w:pPr/>
+      <w:r>
+        <w:rPr>
+          <w:lang w:val="hi_IN" w:bidi="hi_IN"/>
+        </w:rPr>
+      </w:r>
+      <w:r>
+        <w:rPr>
+          <w:b/>
+          <w:lang w:val="hi_IN" w:bidi="hi_IN"/>
+        </w:rPr>
+        <w:t>ἡ χάρις τοῦ Κυρίου ἡμῶν, Ἰησοῦ Χριστοῦ, μετὰ πάντων ὑμῶν</w:t>
       </w:r>
     </w:p>
     <w:p>

--- a/hin/docx/53.content.docx
+++ b/hin/docx/53.content.docx
@@ -28,49 +28,15 @@
       </w:r>
     </w:p>
     <w:p>
-      <w:pPr>
-        <w:pStyle w:val="Heading2"/>
-      </w:pPr>
-      <w:r>
-        <w:rPr>
-          <w:lang w:val="hi_IN" w:bidi="hi_IN"/>
-        </w:rPr>
-        <w:t>License Information</w:t>
-      </w:r>
-      <w:r>
-        <w:rPr>
-          <w:lang w:val="hi_IN" w:bidi="hi_IN"/>
-        </w:rPr>
-      </w:r>
-    </w:p>
-    <w:p>
-      <w:pPr/>
-      <w:r>
-        <w:rPr>
-          <w:lang w:val="hi_IN" w:bidi="hi_IN"/>
-        </w:rPr>
-      </w:r>
-      <w:r>
-        <w:rPr>
-          <w:b/>
-          <w:lang w:val="hi_IN" w:bidi="hi_IN"/>
-        </w:rPr>
-        <w:t>अनुवाद नोट्स (अनफोल्डिंग वर्ड)</w:t>
-      </w:r>
-      <w:r>
-        <w:rPr>
-          <w:lang w:val="hi_IN" w:bidi="hi_IN"/>
-        </w:rPr>
-        <w:t xml:space="preserve"> (Hindi) is based on</w:t>
-      </w:r>
-      <w:r>
-        <w:rPr>
-          <w:lang w:val="hi_IN" w:bidi="hi_IN"/>
-        </w:rPr>
-        <w:t xml:space="preserve">: </w:t>
-      </w:r>
-      <w:r>
-        <w:rPr>
+      <w:pPr/>
+      <w:r>
+        <w:rPr>
+          <w:lang w:val="hi_IN" w:bidi="hi_IN"/>
+        </w:rPr>
+      </w:r>
+      <w:r>
+        <w:rPr>
+          <w:b/>
           <w:lang w:val="hi_IN" w:bidi="hi_IN"/>
         </w:rPr>
         <w:t>unfoldingWord® Translation Notes</w:t>
@@ -79,62 +45,31 @@
         <w:rPr>
           <w:lang w:val="hi_IN" w:bidi="hi_IN"/>
         </w:rPr>
-        <w:t xml:space="preserve">, </w:t>
-      </w:r>
-      <w:hyperlink r:id="rId13">
-        <w:r>
-          <w:rPr>
-            <w:lang w:val="hi_IN" w:bidi="hi_IN"/>
-          </w:rPr>
-          <w:rPr>
-            <w:color w:val="0000EE"/>
-            <w:u w:val="single"/>
-          </w:rPr>
-          <w:t>unfoldingWord</w:t>
-        </w:r>
-      </w:hyperlink>
-      <w:r>
-        <w:rPr>
-          <w:lang w:val="hi_IN" w:bidi="hi_IN"/>
-        </w:rPr>
-        <w:t xml:space="preserve">, 2022, which is licensed under a </w:t>
-      </w:r>
-      <w:hyperlink r:id="rId14">
-        <w:r>
-          <w:rPr>
-            <w:lang w:val="hi_IN" w:bidi="hi_IN"/>
-          </w:rPr>
-          <w:rPr>
-            <w:color w:val="0000EE"/>
-            <w:u w:val="single"/>
-          </w:rPr>
-          <w:t>CC BY-SA 4.0 license</w:t>
-        </w:r>
-      </w:hyperlink>
-      <w:r>
-        <w:rPr>
-          <w:lang w:val="hi_IN" w:bidi="hi_IN"/>
-        </w:rPr>
-        <w:t>.</w:t>
-      </w:r>
-      <w:r>
-        <w:rPr>
-          <w:lang w:val="hi_IN" w:bidi="hi_IN"/>
-        </w:rPr>
-      </w:r>
-    </w:p>
-    <w:p>
-      <w:pPr/>
-      <w:r>
-        <w:rPr>
-          <w:lang w:val="hi_IN" w:bidi="hi_IN"/>
-        </w:rPr>
-      </w:r>
-      <w:r>
-        <w:rPr>
-          <w:lang w:val="hi_IN" w:bidi="hi_IN"/>
-        </w:rPr>
-        <w:t>This PDF version is provided under the same license.</w:t>
+        <w:t xml:space="preserve"> © 2022 unfoldingWord. Released under CC BY-SA 4.0 license. </w:t>
+      </w:r>
+      <w:r>
+        <w:rPr>
+          <w:lang w:val="hi_IN" w:bidi="hi_IN"/>
+        </w:rPr>
+        <w:t>unfoldingWord® Translation Notes</w:t>
+      </w:r>
+      <w:r>
+        <w:rPr>
+          <w:lang w:val="hi_IN" w:bidi="hi_IN"/>
+        </w:rPr>
+        <w:t xml:space="preserve"> has been adapted in the following languages: Tok Pisin, Arabic (عربي), French (Français), Hindi (हिंदी), Indonesian (Bahasa Indonesia), Portuguese (Português), Russian (Русский), Spanish (Español), Swahili (Kiswahili), and Simplified Chinese (简体中文) from </w:t>
+      </w:r>
+      <w:r>
+        <w:rPr>
+          <w:lang w:val="hi_IN" w:bidi="hi_IN"/>
+        </w:rPr>
+        <w:t>unfoldingWord® Translation Notes</w:t>
+      </w:r>
+      <w:r>
+        <w:rPr>
+          <w:lang w:val="hi_IN" w:bidi="hi_IN"/>
+        </w:rPr>
+        <w:t xml:space="preserve"> © 2022 unfoldingWord. Released under CC BY-SA 4.0 license by Mission Mutual</w:t>
       </w:r>
       <w:r>
         <w:rPr>
@@ -295,21 +230,6 @@
           <w:b/>
           <w:lang w:val="hi_IN" w:bidi="hi_IN"/>
         </w:rPr>
-        <w:t>Σιλουανὸς</w:t>
-      </w:r>
-    </w:p>
-    <w:p>
-      <w:pPr/>
-      <w:r>
-        <w:rPr>
-          <w:lang w:val="hi_IN" w:bidi="hi_IN"/>
-        </w:rPr>
-      </w:r>
-      <w:r>
-        <w:rPr>
-          <w:b/>
-          <w:lang w:val="hi_IN" w:bidi="hi_IN"/>
-        </w:rPr>
         <w:t>"सिलवानुस"</w:t>
       </w:r>
     </w:p>
@@ -413,21 +333,6 @@
           <w:b/>
           <w:lang w:val="hi_IN" w:bidi="hi_IN"/>
         </w:rPr>
-        <w:t>Παῦλος, καὶ Σιλουανὸς, καὶ Τιμόθεος; τῇ ἐκκλησίᾳ</w:t>
-      </w:r>
-    </w:p>
-    <w:p>
-      <w:pPr/>
-      <w:r>
-        <w:rPr>
-          <w:lang w:val="hi_IN" w:bidi="hi_IN"/>
-        </w:rPr>
-      </w:r>
-      <w:r>
-        <w:rPr>
-          <w:b/>
-          <w:lang w:val="hi_IN" w:bidi="hi_IN"/>
-        </w:rPr>
         <w:t>"पौलुस, सिलवानुस और तीमुथियुस" - "की कलीसिया"</w:t>
       </w:r>
     </w:p>
@@ -511,21 +416,6 @@
           <w:b/>
           <w:lang w:val="hi_IN" w:bidi="hi_IN"/>
         </w:rPr>
-        <w:t>Παῦλος, καὶ Σιλουανὸς, καὶ Τιμόθεος</w:t>
-      </w:r>
-    </w:p>
-    <w:p>
-      <w:pPr/>
-      <w:r>
-        <w:rPr>
-          <w:lang w:val="hi_IN" w:bidi="hi_IN"/>
-        </w:rPr>
-      </w:r>
-      <w:r>
-        <w:rPr>
-          <w:b/>
-          <w:lang w:val="hi_IN" w:bidi="hi_IN"/>
-        </w:rPr>
         <w:t>"पौलुस, सिलवानुस और तीमुथियुस"</w:t>
       </w:r>
     </w:p>
@@ -635,21 +525,6 @@
           <w:b/>
           <w:lang w:val="hi_IN" w:bidi="hi_IN"/>
         </w:rPr>
-        <w:t>ἐν Θεῷ Πατρὶ ἡμῶν καὶ Κυρίῳ Ἰησοῦ Χριστῷ</w:t>
-      </w:r>
-    </w:p>
-    <w:p>
-      <w:pPr/>
-      <w:r>
-        <w:rPr>
-          <w:lang w:val="hi_IN" w:bidi="hi_IN"/>
-        </w:rPr>
-      </w:r>
-      <w:r>
-        <w:rPr>
-          <w:b/>
-          <w:lang w:val="hi_IN" w:bidi="hi_IN"/>
-        </w:rPr>
         <w:t>"जो हमारे पिता परमेश्वर और प्रभु यीशु मसीह में है"</w:t>
       </w:r>
     </w:p>
@@ -733,21 +608,6 @@
           <w:b/>
           <w:lang w:val="hi_IN" w:bidi="hi_IN"/>
         </w:rPr>
-        <w:t>χάρις ὑμῖν καὶ εἰρήνη ἀπὸ Θεοῦ Πατρὸς καὶ Κυρίου Ἰησοῦ Χριστοῦ</w:t>
-      </w:r>
-    </w:p>
-    <w:p>
-      <w:pPr/>
-      <w:r>
-        <w:rPr>
-          <w:lang w:val="hi_IN" w:bidi="hi_IN"/>
-        </w:rPr>
-      </w:r>
-      <w:r>
-        <w:rPr>
-          <w:b/>
-          <w:lang w:val="hi_IN" w:bidi="hi_IN"/>
-        </w:rPr>
         <w:t>"हमारे पिता परमेश्वर और प्रभु यीशु मसीह में तुम्हें अनुग्रह और शान्ति मिलती रहे"</w:t>
       </w:r>
     </w:p>
@@ -831,21 +691,6 @@
           <w:b/>
           <w:lang w:val="hi_IN" w:bidi="hi_IN"/>
         </w:rPr>
-        <w:t>χάρις ὑμῖν καὶ εἰρήνη ἀπὸ Θεοῦ Πατρὸς καὶ Κυρίου Ἰησοῦ Χριστοῦ</w:t>
-      </w:r>
-    </w:p>
-    <w:p>
-      <w:pPr/>
-      <w:r>
-        <w:rPr>
-          <w:lang w:val="hi_IN" w:bidi="hi_IN"/>
-        </w:rPr>
-      </w:r>
-      <w:r>
-        <w:rPr>
-          <w:b/>
-          <w:lang w:val="hi_IN" w:bidi="hi_IN"/>
-        </w:rPr>
         <w:t>"हमारे पिता परमेश्वर और प्रभु यीशु मसीह में तुम्हें अनुग्रह और शान्ति मिलती रहे"</w:t>
       </w:r>
     </w:p>
@@ -1032,21 +877,6 @@
           <w:b/>
           <w:lang w:val="hi_IN" w:bidi="hi_IN"/>
         </w:rPr>
-        <w:t>εὐχαριστεῖν ὀφείλομεν &amp; πάντοτε</w:t>
-      </w:r>
-    </w:p>
-    <w:p>
-      <w:pPr/>
-      <w:r>
-        <w:rPr>
-          <w:lang w:val="hi_IN" w:bidi="hi_IN"/>
-        </w:rPr>
-      </w:r>
-      <w:r>
-        <w:rPr>
-          <w:b/>
-          <w:lang w:val="hi_IN" w:bidi="hi_IN"/>
-        </w:rPr>
         <w:t>"हमें हर समय... धन्यवाद करना चाहिए"</w:t>
       </w:r>
     </w:p>
@@ -1144,21 +974,6 @@
           <w:b/>
           <w:lang w:val="hi_IN" w:bidi="hi_IN"/>
         </w:rPr>
-        <w:t>εὐχαριστεῖν ὀφείλομεν τῷ Θεῷ πάντοτε</w:t>
-      </w:r>
-    </w:p>
-    <w:p>
-      <w:pPr/>
-      <w:r>
-        <w:rPr>
-          <w:lang w:val="hi_IN" w:bidi="hi_IN"/>
-        </w:rPr>
-      </w:r>
-      <w:r>
-        <w:rPr>
-          <w:b/>
-          <w:lang w:val="hi_IN" w:bidi="hi_IN"/>
-        </w:rPr>
         <w:t>"हमें हर समय परमेश्वर का धन्यवाद करना चाहिए"</w:t>
       </w:r>
     </w:p>
@@ -1255,21 +1070,6 @@
           <w:b/>
           <w:lang w:val="hi_IN" w:bidi="hi_IN"/>
         </w:rPr>
-        <w:t>εὐχαριστεῖν ὀφείλομεν τῷ Θεῷ πάντοτε περὶ ὑμῶν, ἀδελφοί</w:t>
-      </w:r>
-    </w:p>
-    <w:p>
-      <w:pPr/>
-      <w:r>
-        <w:rPr>
-          <w:lang w:val="hi_IN" w:bidi="hi_IN"/>
-        </w:rPr>
-      </w:r>
-      <w:r>
-        <w:rPr>
-          <w:b/>
-          <w:lang w:val="hi_IN" w:bidi="hi_IN"/>
-        </w:rPr>
         <w:t>"हे भाइयों, तुम्हारे विषय में हमें हर समय परमेश्वर का धन्यवाद करना चाहिए"</w:t>
       </w:r>
     </w:p>
@@ -1353,21 +1153,6 @@
           <w:b/>
           <w:lang w:val="hi_IN" w:bidi="hi_IN"/>
         </w:rPr>
-        <w:t>ἀδελφοί</w:t>
-      </w:r>
-    </w:p>
-    <w:p>
-      <w:pPr/>
-      <w:r>
-        <w:rPr>
-          <w:lang w:val="hi_IN" w:bidi="hi_IN"/>
-        </w:rPr>
-      </w:r>
-      <w:r>
-        <w:rPr>
-          <w:b/>
-          <w:lang w:val="hi_IN" w:bidi="hi_IN"/>
-        </w:rPr>
         <w:t>"हे भाइयों"</w:t>
       </w:r>
     </w:p>
@@ -1464,21 +1249,6 @@
           <w:b/>
           <w:lang w:val="hi_IN" w:bidi="hi_IN"/>
         </w:rPr>
-        <w:t>καθὼς ἄξιόν ἐστιν</w:t>
-      </w:r>
-    </w:p>
-    <w:p>
-      <w:pPr/>
-      <w:r>
-        <w:rPr>
-          <w:lang w:val="hi_IN" w:bidi="hi_IN"/>
-        </w:rPr>
-      </w:r>
-      <w:r>
-        <w:rPr>
-          <w:b/>
-          <w:lang w:val="hi_IN" w:bidi="hi_IN"/>
-        </w:rPr>
         <w:t>"और यह उचित भी है"</w:t>
       </w:r>
     </w:p>
@@ -1588,21 +1358,6 @@
           <w:b/>
           <w:lang w:val="hi_IN" w:bidi="hi_IN"/>
         </w:rPr>
-        <w:t>ὑπεραυξάνει ἡ πίστις ὑμῶν</w:t>
-      </w:r>
-    </w:p>
-    <w:p>
-      <w:pPr/>
-      <w:r>
-        <w:rPr>
-          <w:lang w:val="hi_IN" w:bidi="hi_IN"/>
-        </w:rPr>
-      </w:r>
-      <w:r>
-        <w:rPr>
-          <w:b/>
-          <w:lang w:val="hi_IN" w:bidi="hi_IN"/>
-        </w:rPr>
         <w:t>"तुम्हारा विश्वास बहुत बढ़ता जाता है"</w:t>
       </w:r>
     </w:p>
@@ -1699,21 +1454,6 @@
           <w:b/>
           <w:lang w:val="hi_IN" w:bidi="hi_IN"/>
         </w:rPr>
-        <w:t>πλεονάζει ἡ ἀγάπη ἑνὸς ἑκάστου, πάντων ὑμῶν, εἰς ἀλλήλους</w:t>
-      </w:r>
-    </w:p>
-    <w:p>
-      <w:pPr/>
-      <w:r>
-        <w:rPr>
-          <w:lang w:val="hi_IN" w:bidi="hi_IN"/>
-        </w:rPr>
-      </w:r>
-      <w:r>
-        <w:rPr>
-          <w:b/>
-          <w:lang w:val="hi_IN" w:bidi="hi_IN"/>
-        </w:rPr>
         <w:t>"आपस में तुम सब में प्रेम बहुत ही बढ़ता जाता है"</w:t>
       </w:r>
     </w:p>
@@ -1810,21 +1550,6 @@
           <w:b/>
           <w:lang w:val="hi_IN" w:bidi="hi_IN"/>
         </w:rPr>
-        <w:t>ἀλλήλους</w:t>
-      </w:r>
-    </w:p>
-    <w:p>
-      <w:pPr/>
-      <w:r>
-        <w:rPr>
-          <w:lang w:val="hi_IN" w:bidi="hi_IN"/>
-        </w:rPr>
-      </w:r>
-      <w:r>
-        <w:rPr>
-          <w:b/>
-          <w:lang w:val="hi_IN" w:bidi="hi_IN"/>
-        </w:rPr>
         <w:t>"</w:t>
       </w:r>
       <w:r>
@@ -1935,21 +1660,6 @@
           <w:b/>
           <w:lang w:val="hi_IN" w:bidi="hi_IN"/>
         </w:rPr>
-        <w:t>αὐτοὺς ἡμᾶς</w:t>
-      </w:r>
-    </w:p>
-    <w:p>
-      <w:pPr/>
-      <w:r>
-        <w:rPr>
-          <w:lang w:val="hi_IN" w:bidi="hi_IN"/>
-        </w:rPr>
-      </w:r>
-      <w:r>
-        <w:rPr>
-          <w:b/>
-          <w:lang w:val="hi_IN" w:bidi="hi_IN"/>
-        </w:rPr>
         <w:t>"हम आप"</w:t>
       </w:r>
     </w:p>
@@ -2059,21 +1769,6 @@
           <w:b/>
           <w:lang w:val="hi_IN" w:bidi="hi_IN"/>
         </w:rPr>
-        <w:t>τῆς ὑπομονῆς ὑμῶν, καὶ πίστεως</w:t>
-      </w:r>
-    </w:p>
-    <w:p>
-      <w:pPr/>
-      <w:r>
-        <w:rPr>
-          <w:lang w:val="hi_IN" w:bidi="hi_IN"/>
-        </w:rPr>
-      </w:r>
-      <w:r>
-        <w:rPr>
-          <w:b/>
-          <w:lang w:val="hi_IN" w:bidi="hi_IN"/>
-        </w:rPr>
         <w:t>"तुम्हारा धीरज और विश्वास"</w:t>
       </w:r>
     </w:p>
@@ -2183,21 +1878,6 @@
           <w:b/>
           <w:lang w:val="hi_IN" w:bidi="hi_IN"/>
         </w:rPr>
-        <w:t>ἐν πᾶσιν τοῖς διωγμοῖς ὑμῶν, καὶ ταῖς θλίψεσιν</w:t>
-      </w:r>
-    </w:p>
-    <w:p>
-      <w:pPr/>
-      <w:r>
-        <w:rPr>
-          <w:lang w:val="hi_IN" w:bidi="hi_IN"/>
-        </w:rPr>
-      </w:r>
-      <w:r>
-        <w:rPr>
-          <w:b/>
-          <w:lang w:val="hi_IN" w:bidi="hi_IN"/>
-        </w:rPr>
         <w:t>"तुम्हारे" - "उपद्रव और क्लेश"</w:t>
       </w:r>
     </w:p>
@@ -2307,21 +1987,6 @@
           <w:b/>
           <w:lang w:val="hi_IN" w:bidi="hi_IN"/>
         </w:rPr>
-        <w:t>πίστεως ἐν πᾶσιν τοῖς διωγμοῖς ὑμῶν</w:t>
-      </w:r>
-    </w:p>
-    <w:p>
-      <w:pPr/>
-      <w:r>
-        <w:rPr>
-          <w:lang w:val="hi_IN" w:bidi="hi_IN"/>
-        </w:rPr>
-      </w:r>
-      <w:r>
-        <w:rPr>
-          <w:b/>
-          <w:lang w:val="hi_IN" w:bidi="hi_IN"/>
-        </w:rPr>
         <w:t>"जितने उपद्रव"- "सब में"- "विश्वास"</w:t>
       </w:r>
     </w:p>
@@ -2418,21 +2083,6 @@
           <w:b/>
           <w:lang w:val="hi_IN" w:bidi="hi_IN"/>
         </w:rPr>
-        <w:t>ἔνδειγμα τῆς δικαίας κρίσεως τοῦ Θεοῦ, εἰς τὸ καταξιωθῆναι ὑμᾶς</w:t>
-      </w:r>
-    </w:p>
-    <w:p>
-      <w:pPr/>
-      <w:r>
-        <w:rPr>
-          <w:lang w:val="hi_IN" w:bidi="hi_IN"/>
-        </w:rPr>
-      </w:r>
-      <w:r>
-        <w:rPr>
-          <w:b/>
-          <w:lang w:val="hi_IN" w:bidi="hi_IN"/>
-        </w:rPr>
         <w:t>"यह परमेश्वर के सच्चे न्याय का स्पष्ट प्रमाण है; कि तुम... योग्य ठहरो"</w:t>
       </w:r>
     </w:p>
@@ -2529,21 +2179,6 @@
           <w:b/>
           <w:lang w:val="hi_IN" w:bidi="hi_IN"/>
         </w:rPr>
-        <w:t>εἰς τὸ καταξιωθῆναι ὑμᾶς τῆς Βασιλείας τοῦ Θεοῦ</w:t>
-      </w:r>
-    </w:p>
-    <w:p>
-      <w:pPr/>
-      <w:r>
-        <w:rPr>
-          <w:lang w:val="hi_IN" w:bidi="hi_IN"/>
-        </w:rPr>
-      </w:r>
-      <w:r>
-        <w:rPr>
-          <w:b/>
-          <w:lang w:val="hi_IN" w:bidi="hi_IN"/>
-        </w:rPr>
         <w:t>"कि तुम परमेश्वर के राज्य के योग्य ठहरो"</w:t>
       </w:r>
     </w:p>
@@ -2627,21 +2262,6 @@
           <w:b/>
           <w:lang w:val="hi_IN" w:bidi="hi_IN"/>
         </w:rPr>
-        <w:t>ὑπὲρ ἧς καὶ πάσχετε</w:t>
-      </w:r>
-    </w:p>
-    <w:p>
-      <w:pPr/>
-      <w:r>
-        <w:rPr>
-          <w:lang w:val="hi_IN" w:bidi="hi_IN"/>
-        </w:rPr>
-      </w:r>
-      <w:r>
-        <w:rPr>
-          <w:b/>
-          <w:lang w:val="hi_IN" w:bidi="hi_IN"/>
-        </w:rPr>
         <w:t>"जिसके लिये तुम दुःख भी उठाते हो"</w:t>
       </w:r>
     </w:p>
@@ -2738,21 +2358,6 @@
           <w:b/>
           <w:lang w:val="hi_IN" w:bidi="hi_IN"/>
         </w:rPr>
-        <w:t>εἴπερ δίκαιον παρὰ Θεῷ</w:t>
-      </w:r>
-    </w:p>
-    <w:p>
-      <w:pPr/>
-      <w:r>
-        <w:rPr>
-          <w:lang w:val="hi_IN" w:bidi="hi_IN"/>
-        </w:rPr>
-      </w:r>
-      <w:r>
-        <w:rPr>
-          <w:b/>
-          <w:lang w:val="hi_IN" w:bidi="hi_IN"/>
-        </w:rPr>
         <w:t>"क्योंकि परमेश्वर के निकट यह न्याय है"</w:t>
       </w:r>
     </w:p>
@@ -2836,21 +2441,6 @@
           <w:b/>
           <w:lang w:val="hi_IN" w:bidi="hi_IN"/>
         </w:rPr>
-        <w:t>παρὰ Θεῷ, ἀνταποδοῦναι τοῖς θλίβουσιν ὑμᾶς θλῖψιν</w:t>
-      </w:r>
-    </w:p>
-    <w:p>
-      <w:pPr/>
-      <w:r>
-        <w:rPr>
-          <w:lang w:val="hi_IN" w:bidi="hi_IN"/>
-        </w:rPr>
-      </w:r>
-      <w:r>
-        <w:rPr>
-          <w:b/>
-          <w:lang w:val="hi_IN" w:bidi="hi_IN"/>
-        </w:rPr>
         <w:t>"क्योंकि परमेश्वर के निकट" - "जो तुम्हें क्लेश देते हैं, उन्हें बदले में क्लेश दे"</w:t>
       </w:r>
     </w:p>
@@ -2947,21 +2537,6 @@
           <w:b/>
           <w:lang w:val="hi_IN" w:bidi="hi_IN"/>
         </w:rPr>
-        <w:t>ἀνταποδοῦναι τοῖς θλίβουσιν ὑμᾶς θλῖψιν</w:t>
-      </w:r>
-    </w:p>
-    <w:p>
-      <w:pPr/>
-      <w:r>
-        <w:rPr>
-          <w:lang w:val="hi_IN" w:bidi="hi_IN"/>
-        </w:rPr>
-      </w:r>
-      <w:r>
-        <w:rPr>
-          <w:b/>
-          <w:lang w:val="hi_IN" w:bidi="hi_IN"/>
-        </w:rPr>
         <w:t>"जो तुम्हें क्लेश देते हैं, उन्हें बदले में क्लेश दे"</w:t>
       </w:r>
     </w:p>
@@ -3058,21 +2633,6 @@
           <w:b/>
           <w:lang w:val="hi_IN" w:bidi="hi_IN"/>
         </w:rPr>
-        <w:t>καὶ ὑμῖν &amp; ἄνεσιν</w:t>
-      </w:r>
-    </w:p>
-    <w:p>
-      <w:pPr/>
-      <w:r>
-        <w:rPr>
-          <w:lang w:val="hi_IN" w:bidi="hi_IN"/>
-        </w:rPr>
-      </w:r>
-      <w:r>
-        <w:rPr>
-          <w:b/>
-          <w:lang w:val="hi_IN" w:bidi="hi_IN"/>
-        </w:rPr>
         <w:t>"और"- "चैन दे"</w:t>
       </w:r>
     </w:p>
@@ -3169,21 +2729,6 @@
           <w:b/>
           <w:lang w:val="hi_IN" w:bidi="hi_IN"/>
         </w:rPr>
-        <w:t>καὶ ὑμῖν τοῖς θλιβομένοις, ἄνεσιν μεθ’ ἡμῶν</w:t>
-      </w:r>
-    </w:p>
-    <w:p>
-      <w:pPr/>
-      <w:r>
-        <w:rPr>
-          <w:lang w:val="hi_IN" w:bidi="hi_IN"/>
-        </w:rPr>
-      </w:r>
-      <w:r>
-        <w:rPr>
-          <w:b/>
-          <w:lang w:val="hi_IN" w:bidi="hi_IN"/>
-        </w:rPr>
         <w:t>"और तुम जो क्लेश पाते हो, हमारे साथ चैन दे"</w:t>
       </w:r>
     </w:p>
@@ -3293,21 +2838,6 @@
           <w:b/>
           <w:lang w:val="hi_IN" w:bidi="hi_IN"/>
         </w:rPr>
-        <w:t>ὑμῖν &amp; ἄνεσιν</w:t>
-      </w:r>
-    </w:p>
-    <w:p>
-      <w:pPr/>
-      <w:r>
-        <w:rPr>
-          <w:lang w:val="hi_IN" w:bidi="hi_IN"/>
-        </w:rPr>
-      </w:r>
-      <w:r>
-        <w:rPr>
-          <w:b/>
-          <w:lang w:val="hi_IN" w:bidi="hi_IN"/>
-        </w:rPr>
         <w:t>"चैन दे"</w:t>
       </w:r>
     </w:p>
@@ -3404,21 +2934,6 @@
           <w:b/>
           <w:lang w:val="hi_IN" w:bidi="hi_IN"/>
         </w:rPr>
-        <w:t>τοῖς θλιβομένοις</w:t>
-      </w:r>
-    </w:p>
-    <w:p>
-      <w:pPr/>
-      <w:r>
-        <w:rPr>
-          <w:lang w:val="hi_IN" w:bidi="hi_IN"/>
-        </w:rPr>
-      </w:r>
-      <w:r>
-        <w:rPr>
-          <w:b/>
-          <w:lang w:val="hi_IN" w:bidi="hi_IN"/>
-        </w:rPr>
         <w:t>"जो क्लेश पाते हो"</w:t>
       </w:r>
     </w:p>
@@ -3514,21 +3029,6 @@
           <w:b/>
           <w:lang w:val="hi_IN" w:bidi="hi_IN"/>
         </w:rPr>
-        <w:t>ἐν τῇ ἀποκαλύψει τοῦ Κυρίου Ἰησοῦ</w:t>
-      </w:r>
-    </w:p>
-    <w:p>
-      <w:pPr/>
-      <w:r>
-        <w:rPr>
-          <w:lang w:val="hi_IN" w:bidi="hi_IN"/>
-        </w:rPr>
-      </w:r>
-      <w:r>
-        <w:rPr>
-          <w:b/>
-          <w:lang w:val="hi_IN" w:bidi="hi_IN"/>
-        </w:rPr>
         <w:t>"उस समय जबकि प्रभु यीशु... प्रगट होगा"</w:t>
       </w:r>
     </w:p>
@@ -3625,21 +3125,6 @@
           <w:b/>
           <w:lang w:val="hi_IN" w:bidi="hi_IN"/>
         </w:rPr>
-        <w:t>διδόντος ἐκδίκησιν τοῖς</w:t>
-      </w:r>
-    </w:p>
-    <w:p>
-      <w:pPr/>
-      <w:r>
-        <w:rPr>
-          <w:lang w:val="hi_IN" w:bidi="hi_IN"/>
-        </w:rPr>
-      </w:r>
-      <w:r>
-        <w:rPr>
-          <w:b/>
-          <w:lang w:val="hi_IN" w:bidi="hi_IN"/>
-        </w:rPr>
         <w:t>"उनसे पलटा लेगा"</w:t>
       </w:r>
     </w:p>
@@ -3736,21 +3221,6 @@
           <w:b/>
           <w:lang w:val="hi_IN" w:bidi="hi_IN"/>
         </w:rPr>
-        <w:t>τοῖς μὴ εἰδόσι Θεὸν</w:t>
-      </w:r>
-    </w:p>
-    <w:p>
-      <w:pPr/>
-      <w:r>
-        <w:rPr>
-          <w:lang w:val="hi_IN" w:bidi="hi_IN"/>
-        </w:rPr>
-      </w:r>
-      <w:r>
-        <w:rPr>
-          <w:b/>
-          <w:lang w:val="hi_IN" w:bidi="hi_IN"/>
-        </w:rPr>
         <w:t>"जो परमेश्वर को नहीं पहचानते" - "उनसे"</w:t>
       </w:r>
     </w:p>
@@ -3847,21 +3317,6 @@
           <w:b/>
           <w:lang w:val="hi_IN" w:bidi="hi_IN"/>
         </w:rPr>
-        <w:t>καὶ τοῖς μὴ ὑπακούουσιν τῷ εὐαγγελίῳ</w:t>
-      </w:r>
-    </w:p>
-    <w:p>
-      <w:pPr/>
-      <w:r>
-        <w:rPr>
-          <w:lang w:val="hi_IN" w:bidi="hi_IN"/>
-        </w:rPr>
-      </w:r>
-      <w:r>
-        <w:rPr>
-          <w:b/>
-          <w:lang w:val="hi_IN" w:bidi="hi_IN"/>
-        </w:rPr>
         <w:t xml:space="preserve">"सुसमाचार को नहीं मानते उनसे" </w:t>
       </w:r>
     </w:p>
@@ -3984,21 +3439,6 @@
           <w:b/>
           <w:lang w:val="hi_IN" w:bidi="hi_IN"/>
         </w:rPr>
-        <w:t>ὑπακούουσιν τῷ εὐαγγελίῳ</w:t>
-      </w:r>
-    </w:p>
-    <w:p>
-      <w:pPr/>
-      <w:r>
-        <w:rPr>
-          <w:lang w:val="hi_IN" w:bidi="hi_IN"/>
-        </w:rPr>
-      </w:r>
-      <w:r>
-        <w:rPr>
-          <w:b/>
-          <w:lang w:val="hi_IN" w:bidi="hi_IN"/>
-        </w:rPr>
         <w:t xml:space="preserve">"सुसमाचार को" - "मानते" </w:t>
       </w:r>
     </w:p>
@@ -4095,21 +3535,6 @@
           <w:b/>
           <w:lang w:val="hi_IN" w:bidi="hi_IN"/>
         </w:rPr>
-        <w:t>τῷ εὐαγγελίῳ τοῦ Κυρίου ἡμῶν, Ἰησοῦ</w:t>
-      </w:r>
-    </w:p>
-    <w:p>
-      <w:pPr/>
-      <w:r>
-        <w:rPr>
-          <w:lang w:val="hi_IN" w:bidi="hi_IN"/>
-        </w:rPr>
-      </w:r>
-      <w:r>
-        <w:rPr>
-          <w:b/>
-          <w:lang w:val="hi_IN" w:bidi="hi_IN"/>
-        </w:rPr>
         <w:t>"हमारे प्रभु यीशु के सुसमाचार"</w:t>
       </w:r>
     </w:p>
@@ -4219,21 +3644,6 @@
           <w:b/>
           <w:lang w:val="hi_IN" w:bidi="hi_IN"/>
         </w:rPr>
-        <w:t>οἵτινες δίκην τίσουσιν</w:t>
-      </w:r>
-    </w:p>
-    <w:p>
-      <w:pPr/>
-      <w:r>
-        <w:rPr>
-          <w:lang w:val="hi_IN" w:bidi="hi_IN"/>
-        </w:rPr>
-      </w:r>
-      <w:r>
-        <w:rPr>
-          <w:b/>
-          <w:lang w:val="hi_IN" w:bidi="hi_IN"/>
-        </w:rPr>
         <w:t xml:space="preserve">"वे" - "दण्ड पाएँगे" </w:t>
       </w:r>
     </w:p>
@@ -4343,21 +3753,6 @@
           <w:b/>
           <w:lang w:val="hi_IN" w:bidi="hi_IN"/>
         </w:rPr>
-        <w:t>οἵτινες δίκην τίσουσιν</w:t>
-      </w:r>
-    </w:p>
-    <w:p>
-      <w:pPr/>
-      <w:r>
-        <w:rPr>
-          <w:lang w:val="hi_IN" w:bidi="hi_IN"/>
-        </w:rPr>
-      </w:r>
-      <w:r>
-        <w:rPr>
-          <w:b/>
-          <w:lang w:val="hi_IN" w:bidi="hi_IN"/>
-        </w:rPr>
         <w:t>"वे" - "दण्ड पाएँगे"</w:t>
       </w:r>
     </w:p>
@@ -4454,21 +3849,6 @@
           <w:b/>
           <w:lang w:val="hi_IN" w:bidi="hi_IN"/>
         </w:rPr>
-        <w:t>δίκην τίσουσιν</w:t>
-      </w:r>
-    </w:p>
-    <w:p>
-      <w:pPr/>
-      <w:r>
-        <w:rPr>
-          <w:lang w:val="hi_IN" w:bidi="hi_IN"/>
-        </w:rPr>
-      </w:r>
-      <w:r>
-        <w:rPr>
-          <w:b/>
-          <w:lang w:val="hi_IN" w:bidi="hi_IN"/>
-        </w:rPr>
         <w:t>"दण्ड पाएँगे"</w:t>
       </w:r>
     </w:p>
@@ -4565,21 +3945,6 @@
           <w:b/>
           <w:lang w:val="hi_IN" w:bidi="hi_IN"/>
         </w:rPr>
-        <w:t>ὄλεθρον αἰώνιον</w:t>
-      </w:r>
-    </w:p>
-    <w:p>
-      <w:pPr/>
-      <w:r>
-        <w:rPr>
-          <w:lang w:val="hi_IN" w:bidi="hi_IN"/>
-        </w:rPr>
-      </w:r>
-      <w:r>
-        <w:rPr>
-          <w:b/>
-          <w:lang w:val="hi_IN" w:bidi="hi_IN"/>
-        </w:rPr>
         <w:t>"अनन्त विनाश"</w:t>
       </w:r>
     </w:p>
@@ -4715,21 +4080,6 @@
           <w:b/>
           <w:lang w:val="hi_IN" w:bidi="hi_IN"/>
         </w:rPr>
-        <w:t>ἀπὸ προσώπου τοῦ Κυρίου</w:t>
-      </w:r>
-    </w:p>
-    <w:p>
-      <w:pPr/>
-      <w:r>
-        <w:rPr>
-          <w:lang w:val="hi_IN" w:bidi="hi_IN"/>
-        </w:rPr>
-      </w:r>
-      <w:r>
-        <w:rPr>
-          <w:b/>
-          <w:lang w:val="hi_IN" w:bidi="hi_IN"/>
-        </w:rPr>
         <w:t>"प्रभु के सामने से" - "दूर होकर"</w:t>
       </w:r>
     </w:p>
@@ -4826,21 +4176,6 @@
           <w:b/>
           <w:lang w:val="hi_IN" w:bidi="hi_IN"/>
         </w:rPr>
-        <w:t>τῆς δόξης τῆς ἰσχύος αὐτοῦ</w:t>
-      </w:r>
-    </w:p>
-    <w:p>
-      <w:pPr/>
-      <w:r>
-        <w:rPr>
-          <w:lang w:val="hi_IN" w:bidi="hi_IN"/>
-        </w:rPr>
-      </w:r>
-      <w:r>
-        <w:rPr>
-          <w:b/>
-          <w:lang w:val="hi_IN" w:bidi="hi_IN"/>
-        </w:rPr>
         <w:t>"उसकी शक्ति के तेज"</w:t>
       </w:r>
     </w:p>
@@ -4963,21 +4298,6 @@
           <w:b/>
           <w:lang w:val="hi_IN" w:bidi="hi_IN"/>
         </w:rPr>
-        <w:t>τῆς δόξης τῆς ἰσχύος αὐτοῦ</w:t>
-      </w:r>
-    </w:p>
-    <w:p>
-      <w:pPr/>
-      <w:r>
-        <w:rPr>
-          <w:lang w:val="hi_IN" w:bidi="hi_IN"/>
-        </w:rPr>
-      </w:r>
-      <w:r>
-        <w:rPr>
-          <w:b/>
-          <w:lang w:val="hi_IN" w:bidi="hi_IN"/>
-        </w:rPr>
         <w:t>"उसकी शक्ति के तेज"</w:t>
       </w:r>
     </w:p>
@@ -5087,21 +4407,6 @@
           <w:b/>
           <w:lang w:val="hi_IN" w:bidi="hi_IN"/>
         </w:rPr>
-        <w:t>ὅταν ἔλθῃ &amp; ἐν τῇ ἡμέρᾳ ἐκείνῃ</w:t>
-      </w:r>
-    </w:p>
-    <w:p>
-      <w:pPr/>
-      <w:r>
-        <w:rPr>
-          <w:lang w:val="hi_IN" w:bidi="hi_IN"/>
-        </w:rPr>
-      </w:r>
-      <w:r>
-        <w:rPr>
-          <w:b/>
-          <w:lang w:val="hi_IN" w:bidi="hi_IN"/>
-        </w:rPr>
         <w:t xml:space="preserve">"उस दिन" - "जब वह" - "आएगा" </w:t>
       </w:r>
     </w:p>
@@ -5198,21 +4503,6 @@
           <w:b/>
           <w:lang w:val="hi_IN" w:bidi="hi_IN"/>
         </w:rPr>
-        <w:t>ἐνδοξασθῆναι ἐν τοῖς ἁγίοις αὐτοῦ, καὶ θαυμασθῆναι ἐν πᾶσιν τοῖς πιστεύσασιν</w:t>
-      </w:r>
-    </w:p>
-    <w:p>
-      <w:pPr/>
-      <w:r>
-        <w:rPr>
-          <w:lang w:val="hi_IN" w:bidi="hi_IN"/>
-        </w:rPr>
-      </w:r>
-      <w:r>
-        <w:rPr>
-          <w:b/>
-          <w:lang w:val="hi_IN" w:bidi="hi_IN"/>
-        </w:rPr>
         <w:t>"अपने पवित्र लोगों में महिमा पाने, और सब विश्वास करनेवालों में आश्चर्य का कारण होने को"</w:t>
       </w:r>
     </w:p>
@@ -5296,21 +4586,6 @@
           <w:b/>
           <w:lang w:val="hi_IN" w:bidi="hi_IN"/>
         </w:rPr>
-        <w:t>ἐνδοξασθῆναι ἐν τοῖς ἁγίοις αὐτοῦ, καὶ θαυμασθῆναι</w:t>
-      </w:r>
-    </w:p>
-    <w:p>
-      <w:pPr/>
-      <w:r>
-        <w:rPr>
-          <w:lang w:val="hi_IN" w:bidi="hi_IN"/>
-        </w:rPr>
-      </w:r>
-      <w:r>
-        <w:rPr>
-          <w:b/>
-          <w:lang w:val="hi_IN" w:bidi="hi_IN"/>
-        </w:rPr>
         <w:t>"अपने पवित्र लोगों में महिमा पाने और ... आश्चर्य का कारण होने"</w:t>
       </w:r>
     </w:p>
@@ -5420,21 +4695,6 @@
           <w:b/>
           <w:lang w:val="hi_IN" w:bidi="hi_IN"/>
         </w:rPr>
-        <w:t>ἐνδοξασθῆναι ἐν τοῖς ἁγίοις αὐτοῦ, καὶ θαυμασθῆναι ἐν πᾶσιν τοῖς πιστεύσασιν</w:t>
-      </w:r>
-    </w:p>
-    <w:p>
-      <w:pPr/>
-      <w:r>
-        <w:rPr>
-          <w:lang w:val="hi_IN" w:bidi="hi_IN"/>
-        </w:rPr>
-      </w:r>
-      <w:r>
-        <w:rPr>
-          <w:b/>
-          <w:lang w:val="hi_IN" w:bidi="hi_IN"/>
-        </w:rPr>
         <w:t>"अपने पवित्र लोगों में महिमा पाने, और सब विश्वास करनेवालों में आश्चर्य का कारण होने"</w:t>
       </w:r>
     </w:p>
@@ -5518,21 +4778,6 @@
           <w:b/>
           <w:lang w:val="hi_IN" w:bidi="hi_IN"/>
         </w:rPr>
-        <w:t>ἐπιστεύθη τὸ μαρτύριον ἡμῶν ἐφ’ ὑμᾶς</w:t>
-      </w:r>
-    </w:p>
-    <w:p>
-      <w:pPr/>
-      <w:r>
-        <w:rPr>
-          <w:lang w:val="hi_IN" w:bidi="hi_IN"/>
-        </w:rPr>
-      </w:r>
-      <w:r>
-        <w:rPr>
-          <w:b/>
-          <w:lang w:val="hi_IN" w:bidi="hi_IN"/>
-        </w:rPr>
         <w:t>"तुम ने हमारी गवाही पर विश्वास किया"</w:t>
       </w:r>
     </w:p>
@@ -5616,21 +4861,6 @@
           <w:b/>
           <w:lang w:val="hi_IN" w:bidi="hi_IN"/>
         </w:rPr>
-        <w:t>εἰς ὃ</w:t>
-      </w:r>
-    </w:p>
-    <w:p>
-      <w:pPr/>
-      <w:r>
-        <w:rPr>
-          <w:lang w:val="hi_IN" w:bidi="hi_IN"/>
-        </w:rPr>
-      </w:r>
-      <w:r>
-        <w:rPr>
-          <w:b/>
-          <w:lang w:val="hi_IN" w:bidi="hi_IN"/>
-        </w:rPr>
         <w:t>"इसलिए"</w:t>
       </w:r>
     </w:p>
@@ -5727,21 +4957,6 @@
           <w:b/>
           <w:lang w:val="hi_IN" w:bidi="hi_IN"/>
         </w:rPr>
-        <w:t>καὶ προσευχόμεθα πάντοτε περὶ ὑμῶν</w:t>
-      </w:r>
-    </w:p>
-    <w:p>
-      <w:pPr/>
-      <w:r>
-        <w:rPr>
-          <w:lang w:val="hi_IN" w:bidi="hi_IN"/>
-        </w:rPr>
-      </w:r>
-      <w:r>
-        <w:rPr>
-          <w:b/>
-          <w:lang w:val="hi_IN" w:bidi="hi_IN"/>
-        </w:rPr>
         <w:t>"हम सदा तुम्हारे निमित्त प्रार्थना भी करते हैं"</w:t>
       </w:r>
     </w:p>
@@ -5838,21 +5053,6 @@
           <w:b/>
           <w:lang w:val="hi_IN" w:bidi="hi_IN"/>
         </w:rPr>
-        <w:t>τῆς κλήσεως</w:t>
-      </w:r>
-    </w:p>
-    <w:p>
-      <w:pPr/>
-      <w:r>
-        <w:rPr>
-          <w:lang w:val="hi_IN" w:bidi="hi_IN"/>
-        </w:rPr>
-      </w:r>
-      <w:r>
-        <w:rPr>
-          <w:b/>
-          <w:lang w:val="hi_IN" w:bidi="hi_IN"/>
-        </w:rPr>
         <w:t>"बुलाहट के"</w:t>
       </w:r>
     </w:p>
@@ -5949,21 +5149,6 @@
           <w:b/>
           <w:lang w:val="hi_IN" w:bidi="hi_IN"/>
         </w:rPr>
-        <w:t>πληρώσῃ πᾶσαν εὐδοκίαν ἀγαθωσύνης, καὶ ἔργον πίστεως ἐν δυνάμει</w:t>
-      </w:r>
-    </w:p>
-    <w:p>
-      <w:pPr/>
-      <w:r>
-        <w:rPr>
-          <w:lang w:val="hi_IN" w:bidi="hi_IN"/>
-        </w:rPr>
-      </w:r>
-      <w:r>
-        <w:rPr>
-          <w:b/>
-          <w:lang w:val="hi_IN" w:bidi="hi_IN"/>
-        </w:rPr>
         <w:t>"परमेश्वर" - "भलाई की हर एक इच्छा, और विश्वास के हर एक काम को सामर्थ्य सहित पूरा करे"</w:t>
       </w:r>
     </w:p>
@@ -6125,21 +5310,6 @@
           <w:b/>
           <w:lang w:val="hi_IN" w:bidi="hi_IN"/>
         </w:rPr>
-        <w:t>καὶ πληρώσῃ</w:t>
-      </w:r>
-    </w:p>
-    <w:p>
-      <w:pPr/>
-      <w:r>
-        <w:rPr>
-          <w:lang w:val="hi_IN" w:bidi="hi_IN"/>
-        </w:rPr>
-      </w:r>
-      <w:r>
-        <w:rPr>
-          <w:b/>
-          <w:lang w:val="hi_IN" w:bidi="hi_IN"/>
-        </w:rPr>
         <w:t>"परमेश्वर" - "पूरा करें"</w:t>
       </w:r>
     </w:p>
@@ -6275,21 +5445,6 @@
           <w:b/>
           <w:lang w:val="hi_IN" w:bidi="hi_IN"/>
         </w:rPr>
-        <w:t>ὅπως</w:t>
-      </w:r>
-    </w:p>
-    <w:p>
-      <w:pPr/>
-      <w:r>
-        <w:rPr>
-          <w:lang w:val="hi_IN" w:bidi="hi_IN"/>
-        </w:rPr>
-      </w:r>
-      <w:r>
-        <w:rPr>
-          <w:b/>
-          <w:lang w:val="hi_IN" w:bidi="hi_IN"/>
-        </w:rPr>
         <w:t>"कि"</w:t>
       </w:r>
     </w:p>
@@ -6386,21 +5541,6 @@
           <w:b/>
           <w:lang w:val="hi_IN" w:bidi="hi_IN"/>
         </w:rPr>
-        <w:t>τὸ ὄνομα τοῦ Κυρίου ἡμῶν, Ἰησοῦ</w:t>
-      </w:r>
-    </w:p>
-    <w:p>
-      <w:pPr/>
-      <w:r>
-        <w:rPr>
-          <w:lang w:val="hi_IN" w:bidi="hi_IN"/>
-        </w:rPr>
-      </w:r>
-      <w:r>
-        <w:rPr>
-          <w:b/>
-          <w:lang w:val="hi_IN" w:bidi="hi_IN"/>
-        </w:rPr>
         <w:t>"हमारे प्रभु यीशु का नाम"</w:t>
       </w:r>
     </w:p>
@@ -6497,21 +5637,6 @@
           <w:b/>
           <w:lang w:val="hi_IN" w:bidi="hi_IN"/>
         </w:rPr>
-        <w:t>ὅπως ἐνδοξασθῇ τὸ ὄνομα τοῦ Κυρίου ἡμῶν, Ἰησοῦ, ἐν ὑμῖν</w:t>
-      </w:r>
-    </w:p>
-    <w:p>
-      <w:pPr/>
-      <w:r>
-        <w:rPr>
-          <w:lang w:val="hi_IN" w:bidi="hi_IN"/>
-        </w:rPr>
-      </w:r>
-      <w:r>
-        <w:rPr>
-          <w:b/>
-          <w:lang w:val="hi_IN" w:bidi="hi_IN"/>
-        </w:rPr>
         <w:t>"कि" - "हमारे प्रभु यीशु का नाम तुम में महिमा पाए"</w:t>
       </w:r>
     </w:p>
@@ -6595,21 +5720,6 @@
           <w:b/>
           <w:lang w:val="hi_IN" w:bidi="hi_IN"/>
         </w:rPr>
-        <w:t>καὶ ὑμεῖς ἐν αὐτῷ</w:t>
-      </w:r>
-    </w:p>
-    <w:p>
-      <w:pPr/>
-      <w:r>
-        <w:rPr>
-          <w:lang w:val="hi_IN" w:bidi="hi_IN"/>
-        </w:rPr>
-      </w:r>
-      <w:r>
-        <w:rPr>
-          <w:b/>
-          <w:lang w:val="hi_IN" w:bidi="hi_IN"/>
-        </w:rPr>
         <w:t>"और तुम उसमें"</w:t>
       </w:r>
     </w:p>
@@ -6693,21 +5803,6 @@
           <w:b/>
           <w:lang w:val="hi_IN" w:bidi="hi_IN"/>
         </w:rPr>
-        <w:t>καὶ ὑμεῖς ἐν αὐτῷ</w:t>
-      </w:r>
-    </w:p>
-    <w:p>
-      <w:pPr/>
-      <w:r>
-        <w:rPr>
-          <w:lang w:val="hi_IN" w:bidi="hi_IN"/>
-        </w:rPr>
-      </w:r>
-      <w:r>
-        <w:rPr>
-          <w:b/>
-          <w:lang w:val="hi_IN" w:bidi="hi_IN"/>
-        </w:rPr>
         <w:t>"और तुम उसमें"</w:t>
       </w:r>
     </w:p>
@@ -6804,21 +5899,6 @@
           <w:b/>
           <w:lang w:val="hi_IN" w:bidi="hi_IN"/>
         </w:rPr>
-        <w:t>κατὰ τὴν χάριν τοῦ Θεοῦ ἡμῶν</w:t>
-      </w:r>
-    </w:p>
-    <w:p>
-      <w:pPr/>
-      <w:r>
-        <w:rPr>
-          <w:lang w:val="hi_IN" w:bidi="hi_IN"/>
-        </w:rPr>
-      </w:r>
-      <w:r>
-        <w:rPr>
-          <w:b/>
-          <w:lang w:val="hi_IN" w:bidi="hi_IN"/>
-        </w:rPr>
         <w:t>"हमारे परमेश्वर... के अनुग्रह के अनुसार"</w:t>
       </w:r>
     </w:p>
@@ -6915,21 +5995,6 @@
           <w:b/>
           <w:lang w:val="hi_IN" w:bidi="hi_IN"/>
         </w:rPr>
-        <w:t>τοῦ Θεοῦ ἡμῶν καὶ Κυρίου Ἰησοῦ Χριστοῦ</w:t>
-      </w:r>
-    </w:p>
-    <w:p>
-      <w:pPr/>
-      <w:r>
-        <w:rPr>
-          <w:lang w:val="hi_IN" w:bidi="hi_IN"/>
-        </w:rPr>
-      </w:r>
-      <w:r>
-        <w:rPr>
-          <w:b/>
-          <w:lang w:val="hi_IN" w:bidi="hi_IN"/>
-        </w:rPr>
         <w:t>"हमारे परमेश्वर और प्रभु यीशु मसीह के"</w:t>
       </w:r>
     </w:p>
@@ -7077,21 +6142,6 @@
           <w:b/>
           <w:lang w:val="hi_IN" w:bidi="hi_IN"/>
         </w:rPr>
-        <w:t>δὲ</w:t>
-      </w:r>
-    </w:p>
-    <w:p>
-      <w:pPr/>
-      <w:r>
-        <w:rPr>
-          <w:lang w:val="hi_IN" w:bidi="hi_IN"/>
-        </w:rPr>
-      </w:r>
-      <w:r>
-        <w:rPr>
-          <w:b/>
-          <w:lang w:val="hi_IN" w:bidi="hi_IN"/>
-        </w:rPr>
         <w:t>"अब"</w:t>
       </w:r>
     </w:p>
@@ -7188,21 +6238,6 @@
           <w:b/>
           <w:lang w:val="hi_IN" w:bidi="hi_IN"/>
         </w:rPr>
-        <w:t>ὑπὲρ τῆς παρουσίας τοῦ Κυρίου ἡμῶν, Ἰησοῦ Χριστοῦ, καὶ ἡμῶν ἐπισυναγωγῆς ἐπ’ αὐτόν</w:t>
-      </w:r>
-    </w:p>
-    <w:p>
-      <w:pPr/>
-      <w:r>
-        <w:rPr>
-          <w:lang w:val="hi_IN" w:bidi="hi_IN"/>
-        </w:rPr>
-      </w:r>
-      <w:r>
-        <w:rPr>
-          <w:b/>
-          <w:lang w:val="hi_IN" w:bidi="hi_IN"/>
-        </w:rPr>
         <w:t>"अपने प्रभु यीशु मसीह के आने, और उसके पास अपने इकट्ठे होने के विषय में"</w:t>
       </w:r>
     </w:p>
@@ -7306,21 +6341,6 @@
           <w:b/>
           <w:lang w:val="hi_IN" w:bidi="hi_IN"/>
         </w:rPr>
-        <w:t>ὑπὲρ τῆς παρουσίας τοῦ Κυρίου ἡμῶν, Ἰησοῦ Χριστοῦ, καὶ ἡμῶν ἐπισυναγωγῆς ἐπ’ αὐτόν</w:t>
-      </w:r>
-    </w:p>
-    <w:p>
-      <w:pPr/>
-      <w:r>
-        <w:rPr>
-          <w:lang w:val="hi_IN" w:bidi="hi_IN"/>
-        </w:rPr>
-      </w:r>
-      <w:r>
-        <w:rPr>
-          <w:b/>
-          <w:lang w:val="hi_IN" w:bidi="hi_IN"/>
-        </w:rPr>
         <w:t>"अपने प्रभु यीशु मसीह के आने, और उसके पास अपने इकट्ठे होने के विषय में"</w:t>
       </w:r>
     </w:p>
@@ -7430,21 +6450,6 @@
           <w:b/>
           <w:lang w:val="hi_IN" w:bidi="hi_IN"/>
         </w:rPr>
-        <w:t>ἀδελφοί</w:t>
-      </w:r>
-    </w:p>
-    <w:p>
-      <w:pPr/>
-      <w:r>
-        <w:rPr>
-          <w:lang w:val="hi_IN" w:bidi="hi_IN"/>
-        </w:rPr>
-      </w:r>
-      <w:r>
-        <w:rPr>
-          <w:b/>
-          <w:lang w:val="hi_IN" w:bidi="hi_IN"/>
-        </w:rPr>
         <w:t>"भाइयों"</w:t>
       </w:r>
     </w:p>
@@ -7541,21 +6546,6 @@
           <w:b/>
           <w:lang w:val="hi_IN" w:bidi="hi_IN"/>
         </w:rPr>
-        <w:t>εἰς τὸ μὴ ταχέως σαλευθῆναι ὑμᾶς ἀπὸ τοῦ νοὸς</w:t>
-      </w:r>
-    </w:p>
-    <w:p>
-      <w:pPr/>
-      <w:r>
-        <w:rPr>
-          <w:lang w:val="hi_IN" w:bidi="hi_IN"/>
-        </w:rPr>
-      </w:r>
-      <w:r>
-        <w:rPr>
-          <w:b/>
-          <w:lang w:val="hi_IN" w:bidi="hi_IN"/>
-        </w:rPr>
         <w:t>"तुम्हारा मन अचानक अस्थिर न हो जाए"</w:t>
       </w:r>
     </w:p>
@@ -7652,21 +6642,6 @@
           <w:b/>
           <w:lang w:val="hi_IN" w:bidi="hi_IN"/>
         </w:rPr>
-        <w:t>μηδὲ θροεῖσθαι</w:t>
-      </w:r>
-    </w:p>
-    <w:p>
-      <w:pPr/>
-      <w:r>
-        <w:rPr>
-          <w:lang w:val="hi_IN" w:bidi="hi_IN"/>
-        </w:rPr>
-      </w:r>
-      <w:r>
-        <w:rPr>
-          <w:b/>
-          <w:lang w:val="hi_IN" w:bidi="hi_IN"/>
-        </w:rPr>
         <w:t>"और न तुम घबराओ"</w:t>
       </w:r>
     </w:p>
@@ -7763,21 +6738,6 @@
           <w:b/>
           <w:lang w:val="hi_IN" w:bidi="hi_IN"/>
         </w:rPr>
-        <w:t>μήτε διὰ πνεύματος, μήτε διὰ λόγου, μήτε δι’ ἐπιστολῆς, ὡς δι’ ἡμῶν</w:t>
-      </w:r>
-    </w:p>
-    <w:p>
-      <w:pPr/>
-      <w:r>
-        <w:rPr>
-          <w:lang w:val="hi_IN" w:bidi="hi_IN"/>
-        </w:rPr>
-      </w:r>
-      <w:r>
-        <w:rPr>
-          <w:b/>
-          <w:lang w:val="hi_IN" w:bidi="hi_IN"/>
-        </w:rPr>
         <w:t>"किसी आत्मा, या वचन, या पत्री के द्वारा जो कि मानो हमारी ओर से हो"</w:t>
       </w:r>
     </w:p>
@@ -7861,21 +6821,6 @@
           <w:b/>
           <w:lang w:val="hi_IN" w:bidi="hi_IN"/>
         </w:rPr>
-        <w:t>ὡς δι’ ἡμῶν</w:t>
-      </w:r>
-    </w:p>
-    <w:p>
-      <w:pPr/>
-      <w:r>
-        <w:rPr>
-          <w:lang w:val="hi_IN" w:bidi="hi_IN"/>
-        </w:rPr>
-      </w:r>
-      <w:r>
-        <w:rPr>
-          <w:b/>
-          <w:lang w:val="hi_IN" w:bidi="hi_IN"/>
-        </w:rPr>
         <w:t>"मानो हमारी ओर से हो"</w:t>
       </w:r>
     </w:p>
@@ -7959,21 +6904,6 @@
           <w:b/>
           <w:lang w:val="hi_IN" w:bidi="hi_IN"/>
         </w:rPr>
-        <w:t>ὡς ὅτι</w:t>
-      </w:r>
-    </w:p>
-    <w:p>
-      <w:pPr/>
-      <w:r>
-        <w:rPr>
-          <w:lang w:val="hi_IN" w:bidi="hi_IN"/>
-        </w:rPr>
-      </w:r>
-      <w:r>
-        <w:rPr>
-          <w:b/>
-          <w:lang w:val="hi_IN" w:bidi="hi_IN"/>
-        </w:rPr>
         <w:t>"मानो"</w:t>
       </w:r>
     </w:p>
@@ -8057,21 +6987,6 @@
           <w:b/>
           <w:lang w:val="hi_IN" w:bidi="hi_IN"/>
         </w:rPr>
-        <w:t>ἡ ἡμέρα τοῦ Κυρίου</w:t>
-      </w:r>
-    </w:p>
-    <w:p>
-      <w:pPr/>
-      <w:r>
-        <w:rPr>
-          <w:lang w:val="hi_IN" w:bidi="hi_IN"/>
-        </w:rPr>
-      </w:r>
-      <w:r>
-        <w:rPr>
-          <w:b/>
-          <w:lang w:val="hi_IN" w:bidi="hi_IN"/>
-        </w:rPr>
         <w:t>"प्रभु का दिन"</w:t>
       </w:r>
     </w:p>
@@ -8148,21 +7063,6 @@
           <w:b/>
           <w:lang w:val="hi_IN" w:bidi="hi_IN"/>
         </w:rPr>
-        <w:t>μή τις ὑμᾶς ἐξαπατήσῃ κατὰ μηδένα τρόπον</w:t>
-      </w:r>
-    </w:p>
-    <w:p>
-      <w:pPr/>
-      <w:r>
-        <w:rPr>
-          <w:lang w:val="hi_IN" w:bidi="hi_IN"/>
-        </w:rPr>
-      </w:r>
-      <w:r>
-        <w:rPr>
-          <w:b/>
-          <w:lang w:val="hi_IN" w:bidi="hi_IN"/>
-        </w:rPr>
         <w:t>"किसी रीति से किसी के धोखे में न आना"</w:t>
       </w:r>
     </w:p>
@@ -8226,21 +7126,6 @@
           <w:b/>
           <w:lang w:val="hi_IN" w:bidi="hi_IN"/>
         </w:rPr>
-        <w:t>ὅτι ἐὰν μὴ ἔλθῃ ἡ ἀποστασία πρῶτον</w:t>
-      </w:r>
-    </w:p>
-    <w:p>
-      <w:pPr/>
-      <w:r>
-        <w:rPr>
-          <w:lang w:val="hi_IN" w:bidi="hi_IN"/>
-        </w:rPr>
-      </w:r>
-      <w:r>
-        <w:rPr>
-          <w:b/>
-          <w:lang w:val="hi_IN" w:bidi="hi_IN"/>
-        </w:rPr>
         <w:t>"जब तक विद्रोह नहीं होता"</w:t>
       </w:r>
     </w:p>
@@ -8324,21 +7209,6 @@
           <w:b/>
           <w:lang w:val="hi_IN" w:bidi="hi_IN"/>
         </w:rPr>
-        <w:t>ἡ ἀποστασία</w:t>
-      </w:r>
-    </w:p>
-    <w:p>
-      <w:pPr/>
-      <w:r>
-        <w:rPr>
-          <w:lang w:val="hi_IN" w:bidi="hi_IN"/>
-        </w:rPr>
-      </w:r>
-      <w:r>
-        <w:rPr>
-          <w:b/>
-          <w:lang w:val="hi_IN" w:bidi="hi_IN"/>
-        </w:rPr>
         <w:t>"विद्रोह"</w:t>
       </w:r>
     </w:p>
@@ -8461,21 +7331,6 @@
           <w:b/>
           <w:lang w:val="hi_IN" w:bidi="hi_IN"/>
         </w:rPr>
-        <w:t>ἀποκαλυφθῇ ὁ ἄνθρωπος τῆς ἀνομίας</w:t>
-      </w:r>
-    </w:p>
-    <w:p>
-      <w:pPr/>
-      <w:r>
-        <w:rPr>
-          <w:lang w:val="hi_IN" w:bidi="hi_IN"/>
-        </w:rPr>
-      </w:r>
-      <w:r>
-        <w:rPr>
-          <w:b/>
-          <w:lang w:val="hi_IN" w:bidi="hi_IN"/>
-        </w:rPr>
         <w:t>"वह अधर्मी पुरुष" - "प्रगट" - "हो"</w:t>
       </w:r>
     </w:p>
@@ -8585,21 +7440,6 @@
           <w:b/>
           <w:lang w:val="hi_IN" w:bidi="hi_IN"/>
         </w:rPr>
-        <w:t>ὁ ἄνθρωπος τῆς ἀνομίας</w:t>
-      </w:r>
-    </w:p>
-    <w:p>
-      <w:pPr/>
-      <w:r>
-        <w:rPr>
-          <w:lang w:val="hi_IN" w:bidi="hi_IN"/>
-        </w:rPr>
-      </w:r>
-      <w:r>
-        <w:rPr>
-          <w:b/>
-          <w:lang w:val="hi_IN" w:bidi="hi_IN"/>
-        </w:rPr>
         <w:t>"अधर्मी पुरुष"</w:t>
       </w:r>
     </w:p>
@@ -8709,21 +7549,6 @@
           <w:b/>
           <w:lang w:val="hi_IN" w:bidi="hi_IN"/>
         </w:rPr>
-        <w:t>ὁ υἱὸς τῆς ἀπωλείας</w:t>
-      </w:r>
-    </w:p>
-    <w:p>
-      <w:pPr/>
-      <w:r>
-        <w:rPr>
-          <w:lang w:val="hi_IN" w:bidi="hi_IN"/>
-        </w:rPr>
-      </w:r>
-      <w:r>
-        <w:rPr>
-          <w:b/>
-          <w:lang w:val="hi_IN" w:bidi="hi_IN"/>
-        </w:rPr>
         <w:t>"विनाश का पुत्र"</w:t>
       </w:r>
     </w:p>
@@ -8903,21 +7728,6 @@
           <w:b/>
           <w:lang w:val="hi_IN" w:bidi="hi_IN"/>
         </w:rPr>
-        <w:t>πάντα λεγόμενον θεὸν ἢ σέβασμα</w:t>
-      </w:r>
-    </w:p>
-    <w:p>
-      <w:pPr/>
-      <w:r>
-        <w:rPr>
-          <w:lang w:val="hi_IN" w:bidi="hi_IN"/>
-        </w:rPr>
-      </w:r>
-      <w:r>
-        <w:rPr>
-          <w:b/>
-          <w:lang w:val="hi_IN" w:bidi="hi_IN"/>
-        </w:rPr>
         <w:t>"हर एक से जो परमेश्वर, या पूज्य कहलाता है"</w:t>
       </w:r>
     </w:p>
@@ -9001,21 +7811,6 @@
           <w:b/>
           <w:lang w:val="hi_IN" w:bidi="hi_IN"/>
         </w:rPr>
-        <w:t>αὐτὸν &amp; καθίσαι</w:t>
-      </w:r>
-    </w:p>
-    <w:p>
-      <w:pPr/>
-      <w:r>
-        <w:rPr>
-          <w:lang w:val="hi_IN" w:bidi="hi_IN"/>
-        </w:rPr>
-      </w:r>
-      <w:r>
-        <w:rPr>
-          <w:b/>
-          <w:lang w:val="hi_IN" w:bidi="hi_IN"/>
-        </w:rPr>
         <w:t>"वह" - "बैठकर अपने आपको"</w:t>
       </w:r>
     </w:p>
@@ -9112,21 +7907,6 @@
           <w:b/>
           <w:lang w:val="hi_IN" w:bidi="hi_IN"/>
         </w:rPr>
-        <w:t>ἀποδεικνύντα ἑαυτὸν ὅτι ἔστιν Θεός</w:t>
-      </w:r>
-    </w:p>
-    <w:p>
-      <w:pPr/>
-      <w:r>
-        <w:rPr>
-          <w:lang w:val="hi_IN" w:bidi="hi_IN"/>
-        </w:rPr>
-      </w:r>
-      <w:r>
-        <w:rPr>
-          <w:b/>
-          <w:lang w:val="hi_IN" w:bidi="hi_IN"/>
-        </w:rPr>
         <w:t>"वह...अपने आपको परमेश्वर प्रगट करता है"</w:t>
       </w:r>
     </w:p>
@@ -9203,21 +7983,6 @@
           <w:b/>
           <w:lang w:val="hi_IN" w:bidi="hi_IN"/>
         </w:rPr>
-        <w:t>οὐ μνημονεύετε ὅτι, ἔτι ὢν πρὸς ὑμᾶς, ταῦτα ἔλεγον ὑμῖν</w:t>
-      </w:r>
-    </w:p>
-    <w:p>
-      <w:pPr/>
-      <w:r>
-        <w:rPr>
-          <w:lang w:val="hi_IN" w:bidi="hi_IN"/>
-        </w:rPr>
-      </w:r>
-      <w:r>
-        <w:rPr>
-          <w:b/>
-          <w:lang w:val="hi_IN" w:bidi="hi_IN"/>
-        </w:rPr>
         <w:t>"क्या तुम्हें स्मरण नहीं, कि जब मैं तुम्हारे यहाँ था, तो तुम से ये बातें कहा करता था"</w:t>
       </w:r>
     </w:p>
@@ -9301,21 +8066,6 @@
           <w:b/>
           <w:lang w:val="hi_IN" w:bidi="hi_IN"/>
         </w:rPr>
-        <w:t>ταῦτα</w:t>
-      </w:r>
-    </w:p>
-    <w:p>
-      <w:pPr/>
-      <w:r>
-        <w:rPr>
-          <w:lang w:val="hi_IN" w:bidi="hi_IN"/>
-        </w:rPr>
-      </w:r>
-      <w:r>
-        <w:rPr>
-          <w:b/>
-          <w:lang w:val="hi_IN" w:bidi="hi_IN"/>
-        </w:rPr>
         <w:t>"ये बातें"</w:t>
       </w:r>
     </w:p>
@@ -9412,21 +8162,6 @@
           <w:b/>
           <w:lang w:val="hi_IN" w:bidi="hi_IN"/>
         </w:rPr>
-        <w:t>καὶ νῦν τὸ κατέχον οἴδατε</w:t>
-      </w:r>
-    </w:p>
-    <w:p>
-      <w:pPr/>
-      <w:r>
-        <w:rPr>
-          <w:lang w:val="hi_IN" w:bidi="hi_IN"/>
-        </w:rPr>
-      </w:r>
-      <w:r>
-        <w:rPr>
-          <w:b/>
-          <w:lang w:val="hi_IN" w:bidi="hi_IN"/>
-        </w:rPr>
         <w:t>"और अब तुम उस वस्तु को जानते हो, जो उसे रोक रही है"</w:t>
       </w:r>
     </w:p>
@@ -9529,21 +8264,6 @@
           <w:b/>
           <w:lang w:val="hi_IN" w:bidi="hi_IN"/>
         </w:rPr>
-        <w:t>τὸ ἀποκαλυφθῆναι αὐτὸν ἐν τῷ αὐτοῦ καιρῷ</w:t>
-      </w:r>
-    </w:p>
-    <w:p>
-      <w:pPr/>
-      <w:r>
-        <w:rPr>
-          <w:lang w:val="hi_IN" w:bidi="hi_IN"/>
-        </w:rPr>
-      </w:r>
-      <w:r>
-        <w:rPr>
-          <w:b/>
-          <w:lang w:val="hi_IN" w:bidi="hi_IN"/>
-        </w:rPr>
         <w:t>"वह अपने ही समय में प्रगट हो"</w:t>
       </w:r>
     </w:p>
@@ -9627,21 +8347,6 @@
           <w:b/>
           <w:lang w:val="hi_IN" w:bidi="hi_IN"/>
         </w:rPr>
-        <w:t>γὰρ</w:t>
-      </w:r>
-    </w:p>
-    <w:p>
-      <w:pPr/>
-      <w:r>
-        <w:rPr>
-          <w:lang w:val="hi_IN" w:bidi="hi_IN"/>
-        </w:rPr>
-      </w:r>
-      <w:r>
-        <w:rPr>
-          <w:b/>
-          <w:lang w:val="hi_IN" w:bidi="hi_IN"/>
-        </w:rPr>
         <w:t>"क्योंकि"</w:t>
       </w:r>
     </w:p>
@@ -9751,21 +8456,6 @@
           <w:b/>
           <w:lang w:val="hi_IN" w:bidi="hi_IN"/>
         </w:rPr>
-        <w:t>τὸ &amp; μυστήριον ἤδη ἐνεργεῖται τῆς ἀνομίας</w:t>
-      </w:r>
-    </w:p>
-    <w:p>
-      <w:pPr/>
-      <w:r>
-        <w:rPr>
-          <w:lang w:val="hi_IN" w:bidi="hi_IN"/>
-        </w:rPr>
-      </w:r>
-      <w:r>
-        <w:rPr>
-          <w:b/>
-          <w:lang w:val="hi_IN" w:bidi="hi_IN"/>
-        </w:rPr>
         <w:t>"क्योंकि अधर्म का भेद अब भी कार्य करता जाता है"</w:t>
       </w:r>
     </w:p>
@@ -9875,21 +8565,6 @@
           <w:b/>
           <w:lang w:val="hi_IN" w:bidi="hi_IN"/>
         </w:rPr>
-        <w:t>ὁ κατέχων</w:t>
-      </w:r>
-    </w:p>
-    <w:p>
-      <w:pPr/>
-      <w:r>
-        <w:rPr>
-          <w:lang w:val="hi_IN" w:bidi="hi_IN"/>
-        </w:rPr>
-      </w:r>
-      <w:r>
-        <w:rPr>
-          <w:b/>
-          <w:lang w:val="hi_IN" w:bidi="hi_IN"/>
-        </w:rPr>
         <w:t>"अभी एक रोकनेवाला है"</w:t>
       </w:r>
     </w:p>
@@ -9953,21 +8628,6 @@
           <w:b/>
           <w:lang w:val="hi_IN" w:bidi="hi_IN"/>
         </w:rPr>
-        <w:t>γένηται</w:t>
-      </w:r>
-    </w:p>
-    <w:p>
-      <w:pPr/>
-      <w:r>
-        <w:rPr>
-          <w:lang w:val="hi_IN" w:bidi="hi_IN"/>
-        </w:rPr>
-      </w:r>
-      <w:r>
-        <w:rPr>
-          <w:b/>
-          <w:lang w:val="hi_IN" w:bidi="hi_IN"/>
-        </w:rPr>
         <w:t>"वह दूर न हो जाए"</w:t>
       </w:r>
     </w:p>
@@ -10064,21 +8724,6 @@
           <w:b/>
           <w:lang w:val="hi_IN" w:bidi="hi_IN"/>
         </w:rPr>
-        <w:t>ἐκ μέσου γένηται</w:t>
-      </w:r>
-    </w:p>
-    <w:p>
-      <w:pPr/>
-      <w:r>
-        <w:rPr>
-          <w:lang w:val="hi_IN" w:bidi="hi_IN"/>
-        </w:rPr>
-      </w:r>
-      <w:r>
-        <w:rPr>
-          <w:b/>
-          <w:lang w:val="hi_IN" w:bidi="hi_IN"/>
-        </w:rPr>
         <w:t>"वह दूर न हो जाए"</w:t>
       </w:r>
     </w:p>
@@ -10162,21 +8807,6 @@
           <w:b/>
           <w:lang w:val="hi_IN" w:bidi="hi_IN"/>
         </w:rPr>
-        <w:t>καὶ τότε ἀποκαλυφθήσεται ὁ ἄνομος</w:t>
-      </w:r>
-    </w:p>
-    <w:p>
-      <w:pPr/>
-      <w:r>
-        <w:rPr>
-          <w:lang w:val="hi_IN" w:bidi="hi_IN"/>
-        </w:rPr>
-      </w:r>
-      <w:r>
-        <w:rPr>
-          <w:b/>
-          <w:lang w:val="hi_IN" w:bidi="hi_IN"/>
-        </w:rPr>
         <w:t>"तब वह अधर्मी प्रगट होगा"</w:t>
       </w:r>
     </w:p>
@@ -10260,21 +8890,6 @@
           <w:b/>
           <w:lang w:val="hi_IN" w:bidi="hi_IN"/>
         </w:rPr>
-        <w:t>τῷ πνεύματι τοῦ στόματος αὐτοῦ</w:t>
-      </w:r>
-    </w:p>
-    <w:p>
-      <w:pPr/>
-      <w:r>
-        <w:rPr>
-          <w:lang w:val="hi_IN" w:bidi="hi_IN"/>
-        </w:rPr>
-      </w:r>
-      <w:r>
-        <w:rPr>
-          <w:b/>
-          <w:lang w:val="hi_IN" w:bidi="hi_IN"/>
-        </w:rPr>
         <w:t>"अपने मुँह की फूँक से"</w:t>
       </w:r>
     </w:p>
@@ -10384,21 +8999,6 @@
           <w:b/>
           <w:lang w:val="hi_IN" w:bidi="hi_IN"/>
         </w:rPr>
-        <w:t>ἀνελεῖ τῷ πνεύματι τοῦ στόματος αὐτοῦ, καὶ καταργήσει τῇ ἐπιφανείᾳ τῆς παρουσίας αὐτοῦ</w:t>
-      </w:r>
-    </w:p>
-    <w:p>
-      <w:pPr/>
-      <w:r>
-        <w:rPr>
-          <w:lang w:val="hi_IN" w:bidi="hi_IN"/>
-        </w:rPr>
-      </w:r>
-      <w:r>
-        <w:rPr>
-          <w:b/>
-          <w:lang w:val="hi_IN" w:bidi="hi_IN"/>
-        </w:rPr>
         <w:t>"अपने मुँह की फूँक से मार डालेगा, और अपने आगमन के तेज से भस्म करेगा"</w:t>
       </w:r>
     </w:p>
@@ -10482,21 +9082,6 @@
           <w:b/>
           <w:lang w:val="hi_IN" w:bidi="hi_IN"/>
         </w:rPr>
-        <w:t>οὗ ἐστιν ἡ παρουσία, κατ’ ἐνέργειαν τοῦ Σατανᾶ</w:t>
-      </w:r>
-    </w:p>
-    <w:p>
-      <w:pPr/>
-      <w:r>
-        <w:rPr>
-          <w:lang w:val="hi_IN" w:bidi="hi_IN"/>
-        </w:rPr>
-      </w:r>
-      <w:r>
-        <w:rPr>
-          <w:b/>
-          <w:lang w:val="hi_IN" w:bidi="hi_IN"/>
-        </w:rPr>
         <w:t>"उस अधर्मी का आना शैतान के कार्य के अनुसार"</w:t>
       </w:r>
     </w:p>
@@ -10606,21 +9191,6 @@
           <w:b/>
           <w:lang w:val="hi_IN" w:bidi="hi_IN"/>
         </w:rPr>
-        <w:t>οὗ</w:t>
-      </w:r>
-    </w:p>
-    <w:p>
-      <w:pPr/>
-      <w:r>
-        <w:rPr>
-          <w:lang w:val="hi_IN" w:bidi="hi_IN"/>
-        </w:rPr>
-      </w:r>
-      <w:r>
-        <w:rPr>
-          <w:b/>
-          <w:lang w:val="hi_IN" w:bidi="hi_IN"/>
-        </w:rPr>
         <w:t>"उस"</w:t>
       </w:r>
     </w:p>
@@ -10723,21 +9293,6 @@
           <w:b/>
           <w:lang w:val="hi_IN" w:bidi="hi_IN"/>
         </w:rPr>
-        <w:t>ἐν πάσῃ δυνάμει, καὶ σημείοις, καὶ τέρασιν ψεύδους</w:t>
-      </w:r>
-    </w:p>
-    <w:p>
-      <w:pPr/>
-      <w:r>
-        <w:rPr>
-          <w:lang w:val="hi_IN" w:bidi="hi_IN"/>
-        </w:rPr>
-      </w:r>
-      <w:r>
-        <w:rPr>
-          <w:b/>
-          <w:lang w:val="hi_IN" w:bidi="hi_IN"/>
-        </w:rPr>
         <w:t>"सब प्रकार की झूठी सामर्थ्य, चिन्ह, और अद्भुत काम के साथ"</w:t>
       </w:r>
     </w:p>
@@ -10886,21 +9441,6 @@
           <w:b/>
           <w:lang w:val="hi_IN" w:bidi="hi_IN"/>
         </w:rPr>
-        <w:t>ἐν πάσῃ δυνάμει, καὶ σημείοις, καὶ τέρασιν ψεύδους</w:t>
-      </w:r>
-    </w:p>
-    <w:p>
-      <w:pPr/>
-      <w:r>
-        <w:rPr>
-          <w:lang w:val="hi_IN" w:bidi="hi_IN"/>
-        </w:rPr>
-      </w:r>
-      <w:r>
-        <w:rPr>
-          <w:b/>
-          <w:lang w:val="hi_IN" w:bidi="hi_IN"/>
-        </w:rPr>
         <w:t>"सब प्रकार की झूठी सामर्थ्य, चिन्ह, और अद्भुत काम के साथ"</w:t>
       </w:r>
     </w:p>
@@ -10997,21 +9537,6 @@
           <w:b/>
           <w:lang w:val="hi_IN" w:bidi="hi_IN"/>
         </w:rPr>
-        <w:t>καὶ σημείοις, καὶ τέρασιν ψεύδους</w:t>
-      </w:r>
-    </w:p>
-    <w:p>
-      <w:pPr/>
-      <w:r>
-        <w:rPr>
-          <w:lang w:val="hi_IN" w:bidi="hi_IN"/>
-        </w:rPr>
-      </w:r>
-      <w:r>
-        <w:rPr>
-          <w:b/>
-          <w:lang w:val="hi_IN" w:bidi="hi_IN"/>
-        </w:rPr>
         <w:t>"चिन्ह और अद्भुत काम"</w:t>
       </w:r>
     </w:p>
@@ -11121,21 +9646,6 @@
           <w:b/>
           <w:lang w:val="hi_IN" w:bidi="hi_IN"/>
         </w:rPr>
-        <w:t>πάσῃ</w:t>
-      </w:r>
-    </w:p>
-    <w:p>
-      <w:pPr/>
-      <w:r>
-        <w:rPr>
-          <w:lang w:val="hi_IN" w:bidi="hi_IN"/>
-        </w:rPr>
-      </w:r>
-      <w:r>
-        <w:rPr>
-          <w:b/>
-          <w:lang w:val="hi_IN" w:bidi="hi_IN"/>
-        </w:rPr>
         <w:t>"सब"</w:t>
       </w:r>
     </w:p>
@@ -11232,21 +9742,6 @@
           <w:b/>
           <w:lang w:val="hi_IN" w:bidi="hi_IN"/>
         </w:rPr>
-        <w:t>ἐν πάσῃ ἀπάτῃ ἀδικίας</w:t>
-      </w:r>
-    </w:p>
-    <w:p>
-      <w:pPr/>
-      <w:r>
-        <w:rPr>
-          <w:lang w:val="hi_IN" w:bidi="hi_IN"/>
-        </w:rPr>
-      </w:r>
-      <w:r>
-        <w:rPr>
-          <w:b/>
-          <w:lang w:val="hi_IN" w:bidi="hi_IN"/>
-        </w:rPr>
         <w:t>"अधर्म के सब प्रकार के धोखे के साथ"</w:t>
       </w:r>
     </w:p>
@@ -11356,21 +9851,6 @@
           <w:b/>
           <w:lang w:val="hi_IN" w:bidi="hi_IN"/>
         </w:rPr>
-        <w:t>ἐν πάσῃ ἀπάτῃ ἀδικίας, τοῖς ἀπολλυμένοις</w:t>
-      </w:r>
-    </w:p>
-    <w:p>
-      <w:pPr/>
-      <w:r>
-        <w:rPr>
-          <w:lang w:val="hi_IN" w:bidi="hi_IN"/>
-        </w:rPr>
-      </w:r>
-      <w:r>
-        <w:rPr>
-          <w:b/>
-          <w:lang w:val="hi_IN" w:bidi="hi_IN"/>
-        </w:rPr>
         <w:t>"नाश होनेवालों के लिये अधर्म के सब प्रकार के धोखे के साथ"</w:t>
       </w:r>
     </w:p>
@@ -11480,21 +9960,6 @@
           <w:b/>
           <w:lang w:val="hi_IN" w:bidi="hi_IN"/>
         </w:rPr>
-        <w:t>ἀνθ’ ὧν</w:t>
-      </w:r>
-    </w:p>
-    <w:p>
-      <w:pPr/>
-      <w:r>
-        <w:rPr>
-          <w:lang w:val="hi_IN" w:bidi="hi_IN"/>
-        </w:rPr>
-      </w:r>
-      <w:r>
-        <w:rPr>
-          <w:b/>
-          <w:lang w:val="hi_IN" w:bidi="hi_IN"/>
-        </w:rPr>
         <w:t>"क्योंकि"</w:t>
       </w:r>
     </w:p>
@@ -11604,21 +10069,6 @@
           <w:b/>
           <w:lang w:val="hi_IN" w:bidi="hi_IN"/>
         </w:rPr>
-        <w:t>τὴν ἀγάπην τῆς ἀληθείας οὐκ ἐδέξαντο</w:t>
-      </w:r>
-    </w:p>
-    <w:p>
-      <w:pPr/>
-      <w:r>
-        <w:rPr>
-          <w:lang w:val="hi_IN" w:bidi="hi_IN"/>
-        </w:rPr>
-      </w:r>
-      <w:r>
-        <w:rPr>
-          <w:b/>
-          <w:lang w:val="hi_IN" w:bidi="hi_IN"/>
-        </w:rPr>
         <w:t>"उन्होंने सत्य के प्रेम को ग्रहण नहीं किया"</w:t>
       </w:r>
     </w:p>
@@ -11754,21 +10204,6 @@
           <w:b/>
           <w:lang w:val="hi_IN" w:bidi="hi_IN"/>
         </w:rPr>
-        <w:t>εἰς τὸ σωθῆναι αὐτούς</w:t>
-      </w:r>
-    </w:p>
-    <w:p>
-      <w:pPr/>
-      <w:r>
-        <w:rPr>
-          <w:lang w:val="hi_IN" w:bidi="hi_IN"/>
-        </w:rPr>
-      </w:r>
-      <w:r>
-        <w:rPr>
-          <w:b/>
-          <w:lang w:val="hi_IN" w:bidi="hi_IN"/>
-        </w:rPr>
         <w:t>"जिससे उनका उद्धार होता"</w:t>
       </w:r>
     </w:p>
@@ -11852,21 +10287,6 @@
           <w:b/>
           <w:lang w:val="hi_IN" w:bidi="hi_IN"/>
         </w:rPr>
-        <w:t>εἰς τὸ σωθῆναι αὐτούς</w:t>
-      </w:r>
-    </w:p>
-    <w:p>
-      <w:pPr/>
-      <w:r>
-        <w:rPr>
-          <w:lang w:val="hi_IN" w:bidi="hi_IN"/>
-        </w:rPr>
-      </w:r>
-      <w:r>
-        <w:rPr>
-          <w:b/>
-          <w:lang w:val="hi_IN" w:bidi="hi_IN"/>
-        </w:rPr>
         <w:t>"जिससे उनका उद्धार होता"</w:t>
       </w:r>
     </w:p>
@@ -11950,21 +10370,6 @@
           <w:b/>
           <w:lang w:val="hi_IN" w:bidi="hi_IN"/>
         </w:rPr>
-        <w:t>διὰ τοῦτο</w:t>
-      </w:r>
-    </w:p>
-    <w:p>
-      <w:pPr/>
-      <w:r>
-        <w:rPr>
-          <w:lang w:val="hi_IN" w:bidi="hi_IN"/>
-        </w:rPr>
-      </w:r>
-      <w:r>
-        <w:rPr>
-          <w:b/>
-          <w:lang w:val="hi_IN" w:bidi="hi_IN"/>
-        </w:rPr>
         <w:t>"इसी कारण"</w:t>
       </w:r>
     </w:p>
@@ -12055,21 +10460,6 @@
           <w:b/>
           <w:lang w:val="hi_IN" w:bidi="hi_IN"/>
         </w:rPr>
-        <w:t>πέμπει αὐτοῖς ὁ Θεὸς ἐνέργειαν πλάνης, εἰς τὸ πιστεῦσαι αὐτοὺς τῷ ψεύδει</w:t>
-      </w:r>
-    </w:p>
-    <w:p>
-      <w:pPr/>
-      <w:r>
-        <w:rPr>
-          <w:lang w:val="hi_IN" w:bidi="hi_IN"/>
-        </w:rPr>
-      </w:r>
-      <w:r>
-        <w:rPr>
-          <w:b/>
-          <w:lang w:val="hi_IN" w:bidi="hi_IN"/>
-        </w:rPr>
         <w:t>"परमेश्वर उनमें एक भटका देनेवाली सामर्थ्य को भेजेगा ताकि वे झूठ पर विश्वास करें"</w:t>
       </w:r>
     </w:p>
@@ -12179,21 +10569,6 @@
           <w:b/>
           <w:lang w:val="hi_IN" w:bidi="hi_IN"/>
         </w:rPr>
-        <w:t>ἐνέργειαν πλάνης</w:t>
-      </w:r>
-    </w:p>
-    <w:p>
-      <w:pPr/>
-      <w:r>
-        <w:rPr>
-          <w:lang w:val="hi_IN" w:bidi="hi_IN"/>
-        </w:rPr>
-      </w:r>
-      <w:r>
-        <w:rPr>
-          <w:b/>
-          <w:lang w:val="hi_IN" w:bidi="hi_IN"/>
-        </w:rPr>
         <w:t>"भटका देनेवाली"</w:t>
       </w:r>
     </w:p>
@@ -12316,21 +10691,6 @@
           <w:b/>
           <w:lang w:val="hi_IN" w:bidi="hi_IN"/>
         </w:rPr>
-        <w:t>εἰς τὸ πιστεῦσαι αὐτοὺς</w:t>
-      </w:r>
-    </w:p>
-    <w:p>
-      <w:pPr/>
-      <w:r>
-        <w:rPr>
-          <w:lang w:val="hi_IN" w:bidi="hi_IN"/>
-        </w:rPr>
-      </w:r>
-      <w:r>
-        <w:rPr>
-          <w:b/>
-          <w:lang w:val="hi_IN" w:bidi="hi_IN"/>
-        </w:rPr>
         <w:t xml:space="preserve">"ताकि वे" - "विश्वास करें" </w:t>
       </w:r>
     </w:p>
@@ -12440,21 +10800,6 @@
           <w:b/>
           <w:lang w:val="hi_IN" w:bidi="hi_IN"/>
         </w:rPr>
-        <w:t>εἰς τὸ πιστεῦσαι αὐτοὺς</w:t>
-      </w:r>
-    </w:p>
-    <w:p>
-      <w:pPr/>
-      <w:r>
-        <w:rPr>
-          <w:lang w:val="hi_IN" w:bidi="hi_IN"/>
-        </w:rPr>
-      </w:r>
-      <w:r>
-        <w:rPr>
-          <w:b/>
-          <w:lang w:val="hi_IN" w:bidi="hi_IN"/>
-        </w:rPr>
         <w:t>"ताकि वे" - "विश्वास करें"</w:t>
       </w:r>
     </w:p>
@@ -12551,21 +10896,6 @@
           <w:b/>
           <w:lang w:val="hi_IN" w:bidi="hi_IN"/>
         </w:rPr>
-        <w:t>ἵνα</w:t>
-      </w:r>
-    </w:p>
-    <w:p>
-      <w:pPr/>
-      <w:r>
-        <w:rPr>
-          <w:lang w:val="hi_IN" w:bidi="hi_IN"/>
-        </w:rPr>
-      </w:r>
-      <w:r>
-        <w:rPr>
-          <w:b/>
-          <w:lang w:val="hi_IN" w:bidi="hi_IN"/>
-        </w:rPr>
         <w:t>"जितने"</w:t>
       </w:r>
     </w:p>
@@ -12649,21 +10979,6 @@
           <w:b/>
           <w:lang w:val="hi_IN" w:bidi="hi_IN"/>
         </w:rPr>
-        <w:t>κριθῶσιν πάντες</w:t>
-      </w:r>
-    </w:p>
-    <w:p>
-      <w:pPr/>
-      <w:r>
-        <w:rPr>
-          <w:lang w:val="hi_IN" w:bidi="hi_IN"/>
-        </w:rPr>
-      </w:r>
-      <w:r>
-        <w:rPr>
-          <w:b/>
-          <w:lang w:val="hi_IN" w:bidi="hi_IN"/>
-        </w:rPr>
         <w:t xml:space="preserve">"जितने लोग" - "सब दण्ड पाएँ" </w:t>
       </w:r>
     </w:p>
@@ -12773,21 +11088,6 @@
           <w:b/>
           <w:lang w:val="hi_IN" w:bidi="hi_IN"/>
         </w:rPr>
-        <w:t>οἱ</w:t>
-      </w:r>
-    </w:p>
-    <w:p>
-      <w:pPr/>
-      <w:r>
-        <w:rPr>
-          <w:lang w:val="hi_IN" w:bidi="hi_IN"/>
-        </w:rPr>
-      </w:r>
-      <w:r>
-        <w:rPr>
-          <w:b/>
-          <w:lang w:val="hi_IN" w:bidi="hi_IN"/>
-        </w:rPr>
         <w:t>"जितने लोग"</w:t>
       </w:r>
     </w:p>
@@ -12884,21 +11184,6 @@
           <w:b/>
           <w:lang w:val="hi_IN" w:bidi="hi_IN"/>
         </w:rPr>
-        <w:t>οἱ μὴ πιστεύσαντες τῇ ἀληθείᾳ, ἀλλὰ εὐδοκήσαντες τῇ ἀδικίᾳ</w:t>
-      </w:r>
-    </w:p>
-    <w:p>
-      <w:pPr/>
-      <w:r>
-        <w:rPr>
-          <w:lang w:val="hi_IN" w:bidi="hi_IN"/>
-        </w:rPr>
-      </w:r>
-      <w:r>
-        <w:rPr>
-          <w:b/>
-          <w:lang w:val="hi_IN" w:bidi="hi_IN"/>
-        </w:rPr>
         <w:t>"जितने लोग सत्य पर विश्वास नहीं करते, वरन् अधर्म से प्रसन्न होते हैं"</w:t>
       </w:r>
     </w:p>
@@ -13085,21 +11370,6 @@
           <w:b/>
           <w:lang w:val="hi_IN" w:bidi="hi_IN"/>
         </w:rPr>
-        <w:t>δὲ</w:t>
-      </w:r>
-    </w:p>
-    <w:p>
-      <w:pPr/>
-      <w:r>
-        <w:rPr>
-          <w:lang w:val="hi_IN" w:bidi="hi_IN"/>
-        </w:rPr>
-      </w:r>
-      <w:r>
-        <w:rPr>
-          <w:b/>
-          <w:lang w:val="hi_IN" w:bidi="hi_IN"/>
-        </w:rPr>
         <w:t>"पर"</w:t>
       </w:r>
     </w:p>
@@ -13202,21 +11472,6 @@
           <w:b/>
           <w:lang w:val="hi_IN" w:bidi="hi_IN"/>
         </w:rPr>
-        <w:t>ἡμεῖς &amp; ὀφείλομεν εὐχαριστεῖν &amp; πάντοτε</w:t>
-      </w:r>
-    </w:p>
-    <w:p>
-      <w:pPr/>
-      <w:r>
-        <w:rPr>
-          <w:lang w:val="hi_IN" w:bidi="hi_IN"/>
-        </w:rPr>
-      </w:r>
-      <w:r>
-        <w:rPr>
-          <w:b/>
-          <w:lang w:val="hi_IN" w:bidi="hi_IN"/>
-        </w:rPr>
         <w:t>"हम"-"सदा परमेश्वर का धन्यवाद करते रहें"</w:t>
       </w:r>
     </w:p>
@@ -13313,21 +11568,6 @@
           <w:b/>
           <w:lang w:val="hi_IN" w:bidi="hi_IN"/>
         </w:rPr>
-        <w:t>ἡμεῖς &amp; ὀφείλομεν</w:t>
-      </w:r>
-    </w:p>
-    <w:p>
-      <w:pPr/>
-      <w:r>
-        <w:rPr>
-          <w:lang w:val="hi_IN" w:bidi="hi_IN"/>
-        </w:rPr>
-      </w:r>
-      <w:r>
-        <w:rPr>
-          <w:b/>
-          <w:lang w:val="hi_IN" w:bidi="hi_IN"/>
-        </w:rPr>
         <w:t>"चाहिए कि हम"</w:t>
       </w:r>
     </w:p>
@@ -13424,21 +11664,6 @@
           <w:b/>
           <w:lang w:val="hi_IN" w:bidi="hi_IN"/>
         </w:rPr>
-        <w:t>ἀδελφοὶ ἠγαπημένοι ὑπὸ Κυρίου</w:t>
-      </w:r>
-    </w:p>
-    <w:p>
-      <w:pPr/>
-      <w:r>
-        <w:rPr>
-          <w:lang w:val="hi_IN" w:bidi="hi_IN"/>
-        </w:rPr>
-      </w:r>
-      <w:r>
-        <w:rPr>
-          <w:b/>
-          <w:lang w:val="hi_IN" w:bidi="hi_IN"/>
-        </w:rPr>
         <w:t>"हे भाइयों, और प्रभु के प्रिय लोगों"</w:t>
       </w:r>
     </w:p>
@@ -13522,21 +11747,6 @@
           <w:b/>
           <w:lang w:val="hi_IN" w:bidi="hi_IN"/>
         </w:rPr>
-        <w:t>ἀδελφοὶ</w:t>
-      </w:r>
-    </w:p>
-    <w:p>
-      <w:pPr/>
-      <w:r>
-        <w:rPr>
-          <w:lang w:val="hi_IN" w:bidi="hi_IN"/>
-        </w:rPr>
-      </w:r>
-      <w:r>
-        <w:rPr>
-          <w:b/>
-          <w:lang w:val="hi_IN" w:bidi="hi_IN"/>
-        </w:rPr>
         <w:t>"भाइयों"</w:t>
       </w:r>
     </w:p>
@@ -13633,21 +11843,6 @@
           <w:b/>
           <w:lang w:val="hi_IN" w:bidi="hi_IN"/>
         </w:rPr>
-        <w:t>ἀπαρχὴν εἰς σωτηρίαν</w:t>
-      </w:r>
-    </w:p>
-    <w:p>
-      <w:pPr/>
-      <w:r>
-        <w:rPr>
-          <w:lang w:val="hi_IN" w:bidi="hi_IN"/>
-        </w:rPr>
-      </w:r>
-      <w:r>
-        <w:rPr>
-          <w:b/>
-          <w:lang w:val="hi_IN" w:bidi="hi_IN"/>
-        </w:rPr>
         <w:t>"आदि से तुम्हें चुन लिया कि"-"उद्धार पाओ"</w:t>
       </w:r>
     </w:p>
@@ -13770,21 +11965,6 @@
           <w:b/>
           <w:lang w:val="hi_IN" w:bidi="hi_IN"/>
         </w:rPr>
-        <w:t>ἀπαρχὴν εἰς σωτηρίαν ἐν ἁγιασμῷ Πνεύματος καὶ πίστει ἀληθείας</w:t>
-      </w:r>
-    </w:p>
-    <w:p>
-      <w:pPr/>
-      <w:r>
-        <w:rPr>
-          <w:lang w:val="hi_IN" w:bidi="hi_IN"/>
-        </w:rPr>
-      </w:r>
-      <w:r>
-        <w:rPr>
-          <w:b/>
-          <w:lang w:val="hi_IN" w:bidi="hi_IN"/>
-        </w:rPr>
         <w:t>"आदि से... कि आत्मा के द्वारा पवित्र बनकर, और सत्य पर विश्वास करके उद्धार पाओ"</w:t>
       </w:r>
     </w:p>
@@ -13920,21 +12100,6 @@
           <w:b/>
           <w:lang w:val="hi_IN" w:bidi="hi_IN"/>
         </w:rPr>
-        <w:t>διὰ τοῦ εὐαγγελίου ἡμῶν</w:t>
-      </w:r>
-    </w:p>
-    <w:p>
-      <w:pPr/>
-      <w:r>
-        <w:rPr>
-          <w:lang w:val="hi_IN" w:bidi="hi_IN"/>
-        </w:rPr>
-      </w:r>
-      <w:r>
-        <w:rPr>
-          <w:b/>
-          <w:lang w:val="hi_IN" w:bidi="hi_IN"/>
-        </w:rPr>
         <w:t>"हमारे सुसमाचार के द्वारा"</w:t>
       </w:r>
     </w:p>
@@ -14031,21 +12196,6 @@
           <w:b/>
           <w:lang w:val="hi_IN" w:bidi="hi_IN"/>
         </w:rPr>
-        <w:t>εἰς περιποίησιν δόξης τοῦ Κυρίου ἡμῶν, Ἰησοῦ Χριστοῦ</w:t>
-      </w:r>
-    </w:p>
-    <w:p>
-      <w:pPr/>
-      <w:r>
-        <w:rPr>
-          <w:lang w:val="hi_IN" w:bidi="hi_IN"/>
-        </w:rPr>
-      </w:r>
-      <w:r>
-        <w:rPr>
-          <w:b/>
-          <w:lang w:val="hi_IN" w:bidi="hi_IN"/>
-        </w:rPr>
         <w:t>"हमारे प्रभु यीशु मसीह की महिमा को प्राप्त करो"</w:t>
       </w:r>
     </w:p>
@@ -14142,21 +12292,6 @@
           <w:b/>
           <w:lang w:val="hi_IN" w:bidi="hi_IN"/>
         </w:rPr>
-        <w:t>εἰς περιποίησιν δόξης τοῦ Κυρίου ἡμῶν</w:t>
-      </w:r>
-    </w:p>
-    <w:p>
-      <w:pPr/>
-      <w:r>
-        <w:rPr>
-          <w:lang w:val="hi_IN" w:bidi="hi_IN"/>
-        </w:rPr>
-      </w:r>
-      <w:r>
-        <w:rPr>
-          <w:b/>
-          <w:lang w:val="hi_IN" w:bidi="hi_IN"/>
-        </w:rPr>
         <w:t>"हमारे प्रभु"-"की महिमा को प्राप्त करने के लिए"</w:t>
       </w:r>
     </w:p>
@@ -14253,21 +12388,6 @@
           <w:b/>
           <w:lang w:val="hi_IN" w:bidi="hi_IN"/>
         </w:rPr>
-        <w:t>ἄρα οὖν</w:t>
-      </w:r>
-    </w:p>
-    <w:p>
-      <w:pPr/>
-      <w:r>
-        <w:rPr>
-          <w:lang w:val="hi_IN" w:bidi="hi_IN"/>
-        </w:rPr>
-      </w:r>
-      <w:r>
-        <w:rPr>
-          <w:b/>
-          <w:lang w:val="hi_IN" w:bidi="hi_IN"/>
-        </w:rPr>
         <w:t>"इसलिए"</w:t>
       </w:r>
     </w:p>
@@ -14364,21 +12484,6 @@
           <w:b/>
           <w:lang w:val="hi_IN" w:bidi="hi_IN"/>
         </w:rPr>
-        <w:t>ἀδελφοί</w:t>
-      </w:r>
-    </w:p>
-    <w:p>
-      <w:pPr/>
-      <w:r>
-        <w:rPr>
-          <w:lang w:val="hi_IN" w:bidi="hi_IN"/>
-        </w:rPr>
-      </w:r>
-      <w:r>
-        <w:rPr>
-          <w:b/>
-          <w:lang w:val="hi_IN" w:bidi="hi_IN"/>
-        </w:rPr>
         <w:t>"भाइयों"</w:t>
       </w:r>
     </w:p>
@@ -14475,21 +12580,6 @@
           <w:b/>
           <w:lang w:val="hi_IN" w:bidi="hi_IN"/>
         </w:rPr>
-        <w:t>στήκετε</w:t>
-      </w:r>
-    </w:p>
-    <w:p>
-      <w:pPr/>
-      <w:r>
-        <w:rPr>
-          <w:lang w:val="hi_IN" w:bidi="hi_IN"/>
-        </w:rPr>
-      </w:r>
-      <w:r>
-        <w:rPr>
-          <w:b/>
-          <w:lang w:val="hi_IN" w:bidi="hi_IN"/>
-        </w:rPr>
         <w:t>"स्थिर रहो"</w:t>
       </w:r>
     </w:p>
@@ -14586,21 +12676,6 @@
           <w:b/>
           <w:lang w:val="hi_IN" w:bidi="hi_IN"/>
         </w:rPr>
-        <w:t>κρατεῖτε τὰς παραδόσεις</w:t>
-      </w:r>
-    </w:p>
-    <w:p>
-      <w:pPr/>
-      <w:r>
-        <w:rPr>
-          <w:lang w:val="hi_IN" w:bidi="hi_IN"/>
-        </w:rPr>
-      </w:r>
-      <w:r>
-        <w:rPr>
-          <w:b/>
-          <w:lang w:val="hi_IN" w:bidi="hi_IN"/>
-        </w:rPr>
         <w:t>"जो शिक्षा"-"उन्हें थामे रहो"</w:t>
       </w:r>
     </w:p>
@@ -14723,21 +12798,6 @@
           <w:b/>
           <w:lang w:val="hi_IN" w:bidi="hi_IN"/>
         </w:rPr>
-        <w:t>στήκετε καὶ κρατεῖτε</w:t>
-      </w:r>
-    </w:p>
-    <w:p>
-      <w:pPr/>
-      <w:r>
-        <w:rPr>
-          <w:lang w:val="hi_IN" w:bidi="hi_IN"/>
-        </w:rPr>
-      </w:r>
-      <w:r>
-        <w:rPr>
-          <w:b/>
-          <w:lang w:val="hi_IN" w:bidi="hi_IN"/>
-        </w:rPr>
         <w:t>"स्थिर रहो" - "थामे रहो"</w:t>
       </w:r>
     </w:p>
@@ -14821,21 +12881,6 @@
           <w:b/>
           <w:lang w:val="hi_IN" w:bidi="hi_IN"/>
         </w:rPr>
-        <w:t>ἐδιδάχθητε</w:t>
-      </w:r>
-    </w:p>
-    <w:p>
-      <w:pPr/>
-      <w:r>
-        <w:rPr>
-          <w:lang w:val="hi_IN" w:bidi="hi_IN"/>
-        </w:rPr>
-      </w:r>
-      <w:r>
-        <w:rPr>
-          <w:b/>
-          <w:lang w:val="hi_IN" w:bidi="hi_IN"/>
-        </w:rPr>
         <w:t xml:space="preserve">"जो शिक्षा"-"प्राप्त किया है" </w:t>
       </w:r>
     </w:p>
@@ -14919,21 +12964,6 @@
           <w:b/>
           <w:lang w:val="hi_IN" w:bidi="hi_IN"/>
         </w:rPr>
-        <w:t>διὰ λόγου</w:t>
-      </w:r>
-    </w:p>
-    <w:p>
-      <w:pPr/>
-      <w:r>
-        <w:rPr>
-          <w:lang w:val="hi_IN" w:bidi="hi_IN"/>
-        </w:rPr>
-      </w:r>
-      <w:r>
-        <w:rPr>
-          <w:b/>
-          <w:lang w:val="hi_IN" w:bidi="hi_IN"/>
-        </w:rPr>
         <w:t>"</w:t>
       </w:r>
       <w:r>
@@ -15044,21 +13074,6 @@
           <w:b/>
           <w:lang w:val="hi_IN" w:bidi="hi_IN"/>
         </w:rPr>
-        <w:t>δι’ ἐπιστολῆς ἡμῶν</w:t>
-      </w:r>
-    </w:p>
-    <w:p>
-      <w:pPr/>
-      <w:r>
-        <w:rPr>
-          <w:lang w:val="hi_IN" w:bidi="hi_IN"/>
-        </w:rPr>
-      </w:r>
-      <w:r>
-        <w:rPr>
-          <w:b/>
-          <w:lang w:val="hi_IN" w:bidi="hi_IN"/>
-        </w:rPr>
         <w:t>"हमारे"-" पत्र के द्वारा"</w:t>
       </w:r>
     </w:p>
@@ -15155,21 +13170,6 @@
           <w:b/>
           <w:lang w:val="hi_IN" w:bidi="hi_IN"/>
         </w:rPr>
-        <w:t>δὲ</w:t>
-      </w:r>
-    </w:p>
-    <w:p>
-      <w:pPr/>
-      <w:r>
-        <w:rPr>
-          <w:lang w:val="hi_IN" w:bidi="hi_IN"/>
-        </w:rPr>
-      </w:r>
-      <w:r>
-        <w:rPr>
-          <w:b/>
-          <w:lang w:val="hi_IN" w:bidi="hi_IN"/>
-        </w:rPr>
         <w:t>"अब"</w:t>
       </w:r>
     </w:p>
@@ -15266,21 +13266,6 @@
           <w:b/>
           <w:lang w:val="hi_IN" w:bidi="hi_IN"/>
         </w:rPr>
-        <w:t>αὐτὸς δὲ ὁ Κύριος ἡμῶν, Ἰησοῦς Χριστὸς, καὶ ὁ Θεὸς ὁ Πατὴρ ἡμῶν</w:t>
-      </w:r>
-    </w:p>
-    <w:p>
-      <w:pPr/>
-      <w:r>
-        <w:rPr>
-          <w:lang w:val="hi_IN" w:bidi="hi_IN"/>
-        </w:rPr>
-      </w:r>
-      <w:r>
-        <w:rPr>
-          <w:b/>
-          <w:lang w:val="hi_IN" w:bidi="hi_IN"/>
-        </w:rPr>
         <w:t>"हमारा प्रभु यीशु मसीह आप ही, और हमारा पिता परमेश्वर"</w:t>
       </w:r>
     </w:p>
@@ -15377,21 +13362,6 @@
           <w:b/>
           <w:lang w:val="hi_IN" w:bidi="hi_IN"/>
         </w:rPr>
-        <w:t>ἡμῶν &amp; ἡμῶν &amp; ἡμᾶς</w:t>
-      </w:r>
-    </w:p>
-    <w:p>
-      <w:pPr/>
-      <w:r>
-        <w:rPr>
-          <w:lang w:val="hi_IN" w:bidi="hi_IN"/>
-        </w:rPr>
-      </w:r>
-      <w:r>
-        <w:rPr>
-          <w:b/>
-          <w:lang w:val="hi_IN" w:bidi="hi_IN"/>
-        </w:rPr>
         <w:t>"हमारा"</w:t>
       </w:r>
       <w:r>
@@ -15527,21 +13497,6 @@
           <w:b/>
           <w:lang w:val="hi_IN" w:bidi="hi_IN"/>
         </w:rPr>
-        <w:t>αὐτὸς &amp; Κύριος ἡμῶν, Ἰησοῦς Χριστὸς</w:t>
-      </w:r>
-    </w:p>
-    <w:p>
-      <w:pPr/>
-      <w:r>
-        <w:rPr>
-          <w:lang w:val="hi_IN" w:bidi="hi_IN"/>
-        </w:rPr>
-      </w:r>
-      <w:r>
-        <w:rPr>
-          <w:b/>
-          <w:lang w:val="hi_IN" w:bidi="hi_IN"/>
-        </w:rPr>
         <w:t>"हमारा प्रभु यीशु मसीह आप ही"</w:t>
       </w:r>
     </w:p>
@@ -15651,21 +13606,6 @@
           <w:b/>
           <w:lang w:val="hi_IN" w:bidi="hi_IN"/>
         </w:rPr>
-        <w:t>δοὺς παράκλησιν αἰωνίαν, καὶ ἐλπίδα ἀγαθὴν</w:t>
-      </w:r>
-    </w:p>
-    <w:p>
-      <w:pPr/>
-      <w:r>
-        <w:rPr>
-          <w:lang w:val="hi_IN" w:bidi="hi_IN"/>
-        </w:rPr>
-      </w:r>
-      <w:r>
-        <w:rPr>
-          <w:b/>
-          <w:lang w:val="hi_IN" w:bidi="hi_IN"/>
-        </w:rPr>
         <w:t>"अनन्त शान्ति और उत्तम आशा दी है"</w:t>
       </w:r>
     </w:p>
@@ -15775,21 +13715,6 @@
           <w:b/>
           <w:lang w:val="hi_IN" w:bidi="hi_IN"/>
         </w:rPr>
-        <w:t>ἐν χάριτι</w:t>
-      </w:r>
-    </w:p>
-    <w:p>
-      <w:pPr/>
-      <w:r>
-        <w:rPr>
-          <w:lang w:val="hi_IN" w:bidi="hi_IN"/>
-        </w:rPr>
-      </w:r>
-      <w:r>
-        <w:rPr>
-          <w:b/>
-          <w:lang w:val="hi_IN" w:bidi="hi_IN"/>
-        </w:rPr>
         <w:t>"अनुग्रह से"</w:t>
       </w:r>
     </w:p>
@@ -15886,21 +13811,6 @@
           <w:b/>
           <w:lang w:val="hi_IN" w:bidi="hi_IN"/>
         </w:rPr>
-        <w:t>παρακαλέσαι ὑμῶν τὰς καρδίας, καὶ στηρίξαι</w:t>
-      </w:r>
-    </w:p>
-    <w:p>
-      <w:pPr/>
-      <w:r>
-        <w:rPr>
-          <w:lang w:val="hi_IN" w:bidi="hi_IN"/>
-        </w:rPr>
-      </w:r>
-      <w:r>
-        <w:rPr>
-          <w:b/>
-          <w:lang w:val="hi_IN" w:bidi="hi_IN"/>
-        </w:rPr>
         <w:t>"तुम्हारे मनों में शान्ति दे, और" - "दृढ़ करे"</w:t>
       </w:r>
       <w:r>
@@ -16016,21 +13926,6 @@
           <w:b/>
           <w:lang w:val="hi_IN" w:bidi="hi_IN"/>
         </w:rPr>
-        <w:t>ἐν παντὶ ἔργῳ καὶ λόγῳ ἀγαθῷ</w:t>
-      </w:r>
-    </w:p>
-    <w:p>
-      <w:pPr/>
-      <w:r>
-        <w:rPr>
-          <w:lang w:val="hi_IN" w:bidi="hi_IN"/>
-        </w:rPr>
-      </w:r>
-      <w:r>
-        <w:rPr>
-          <w:b/>
-          <w:lang w:val="hi_IN" w:bidi="hi_IN"/>
-        </w:rPr>
         <w:t>"हर एक अच्छे काम, और वचन में"</w:t>
       </w:r>
     </w:p>
@@ -16204,21 +14099,6 @@
           <w:b/>
           <w:lang w:val="hi_IN" w:bidi="hi_IN"/>
         </w:rPr>
-        <w:t>τὸ λοιπὸν</w:t>
-      </w:r>
-    </w:p>
-    <w:p>
-      <w:pPr/>
-      <w:r>
-        <w:rPr>
-          <w:lang w:val="hi_IN" w:bidi="hi_IN"/>
-        </w:rPr>
-      </w:r>
-      <w:r>
-        <w:rPr>
-          <w:b/>
-          <w:lang w:val="hi_IN" w:bidi="hi_IN"/>
-        </w:rPr>
         <w:t>"</w:t>
       </w:r>
       <w:r>
@@ -16342,21 +14222,6 @@
           <w:b/>
           <w:lang w:val="hi_IN" w:bidi="hi_IN"/>
         </w:rPr>
-        <w:t>ἀδελφοί</w:t>
-      </w:r>
-    </w:p>
-    <w:p>
-      <w:pPr/>
-      <w:r>
-        <w:rPr>
-          <w:lang w:val="hi_IN" w:bidi="hi_IN"/>
-        </w:rPr>
-      </w:r>
-      <w:r>
-        <w:rPr>
-          <w:b/>
-          <w:lang w:val="hi_IN" w:bidi="hi_IN"/>
-        </w:rPr>
         <w:t>"भाइयों"</w:t>
       </w:r>
     </w:p>
@@ -16453,21 +14318,6 @@
           <w:b/>
           <w:lang w:val="hi_IN" w:bidi="hi_IN"/>
         </w:rPr>
-        <w:t>ἡμῶν</w:t>
-      </w:r>
-    </w:p>
-    <w:p>
-      <w:pPr/>
-      <w:r>
-        <w:rPr>
-          <w:lang w:val="hi_IN" w:bidi="hi_IN"/>
-        </w:rPr>
-      </w:r>
-      <w:r>
-        <w:rPr>
-          <w:b/>
-          <w:lang w:val="hi_IN" w:bidi="hi_IN"/>
-        </w:rPr>
         <w:t>"हमारे"</w:t>
       </w:r>
     </w:p>
@@ -16564,21 +14414,6 @@
           <w:b/>
           <w:lang w:val="hi_IN" w:bidi="hi_IN"/>
         </w:rPr>
-        <w:t>τρέχῃ</w:t>
-      </w:r>
-    </w:p>
-    <w:p>
-      <w:pPr/>
-      <w:r>
-        <w:rPr>
-          <w:lang w:val="hi_IN" w:bidi="hi_IN"/>
-        </w:rPr>
-      </w:r>
-      <w:r>
-        <w:rPr>
-          <w:b/>
-          <w:lang w:val="hi_IN" w:bidi="hi_IN"/>
-        </w:rPr>
         <w:t>"फैले"</w:t>
       </w:r>
     </w:p>
@@ -16675,21 +14510,6 @@
           <w:b/>
           <w:lang w:val="hi_IN" w:bidi="hi_IN"/>
         </w:rPr>
-        <w:t>καὶ δοξάζηται</w:t>
-      </w:r>
-    </w:p>
-    <w:p>
-      <w:pPr/>
-      <w:r>
-        <w:rPr>
-          <w:lang w:val="hi_IN" w:bidi="hi_IN"/>
-        </w:rPr>
-      </w:r>
-      <w:r>
-        <w:rPr>
-          <w:b/>
-          <w:lang w:val="hi_IN" w:bidi="hi_IN"/>
-        </w:rPr>
         <w:t>"और महिमा पाए"</w:t>
       </w:r>
     </w:p>
@@ -16773,21 +14593,6 @@
           <w:b/>
           <w:lang w:val="hi_IN" w:bidi="hi_IN"/>
         </w:rPr>
-        <w:t>καθὼς καὶ πρὸς ὑμᾶς</w:t>
-      </w:r>
-    </w:p>
-    <w:p>
-      <w:pPr/>
-      <w:r>
-        <w:rPr>
-          <w:lang w:val="hi_IN" w:bidi="hi_IN"/>
-        </w:rPr>
-      </w:r>
-      <w:r>
-        <w:rPr>
-          <w:b/>
-          <w:lang w:val="hi_IN" w:bidi="hi_IN"/>
-        </w:rPr>
         <w:t>"जैसा तुम में हुआ"</w:t>
       </w:r>
     </w:p>
@@ -16871,21 +14676,6 @@
           <w:b/>
           <w:lang w:val="hi_IN" w:bidi="hi_IN"/>
         </w:rPr>
-        <w:t>ῥυσθῶμεν</w:t>
-      </w:r>
-    </w:p>
-    <w:p>
-      <w:pPr/>
-      <w:r>
-        <w:rPr>
-          <w:lang w:val="hi_IN" w:bidi="hi_IN"/>
-        </w:rPr>
-      </w:r>
-      <w:r>
-        <w:rPr>
-          <w:b/>
-          <w:lang w:val="hi_IN" w:bidi="hi_IN"/>
-        </w:rPr>
         <w:t xml:space="preserve">"हम" - "बचे रहें" </w:t>
       </w:r>
     </w:p>
@@ -16969,21 +14759,6 @@
           <w:b/>
           <w:lang w:val="hi_IN" w:bidi="hi_IN"/>
         </w:rPr>
-        <w:t>ἀτόπων καὶ πονηρῶν</w:t>
-      </w:r>
-    </w:p>
-    <w:p>
-      <w:pPr/>
-      <w:r>
-        <w:rPr>
-          <w:lang w:val="hi_IN" w:bidi="hi_IN"/>
-        </w:rPr>
-      </w:r>
-      <w:r>
-        <w:rPr>
-          <w:b/>
-          <w:lang w:val="hi_IN" w:bidi="hi_IN"/>
-        </w:rPr>
         <w:t>"टेढ़े और दुष्ट"</w:t>
       </w:r>
     </w:p>
@@ -17093,21 +14868,6 @@
           <w:b/>
           <w:lang w:val="hi_IN" w:bidi="hi_IN"/>
         </w:rPr>
-        <w:t>οὐ γὰρ πάντων ἡ πίστις</w:t>
-      </w:r>
-    </w:p>
-    <w:p>
-      <w:pPr/>
-      <w:r>
-        <w:rPr>
-          <w:lang w:val="hi_IN" w:bidi="hi_IN"/>
-        </w:rPr>
-      </w:r>
-      <w:r>
-        <w:rPr>
-          <w:b/>
-          <w:lang w:val="hi_IN" w:bidi="hi_IN"/>
-        </w:rPr>
         <w:t>"क्योंकि हर एक में विश्वास नहीं"</w:t>
       </w:r>
     </w:p>
@@ -17204,21 +14964,6 @@
           <w:b/>
           <w:lang w:val="hi_IN" w:bidi="hi_IN"/>
         </w:rPr>
-        <w:t>ἡ πίστις</w:t>
-      </w:r>
-    </w:p>
-    <w:p>
-      <w:pPr/>
-      <w:r>
-        <w:rPr>
-          <w:lang w:val="hi_IN" w:bidi="hi_IN"/>
-        </w:rPr>
-      </w:r>
-      <w:r>
-        <w:rPr>
-          <w:b/>
-          <w:lang w:val="hi_IN" w:bidi="hi_IN"/>
-        </w:rPr>
         <w:t>"विश्वास"</w:t>
       </w:r>
     </w:p>
@@ -17315,21 +15060,6 @@
           <w:b/>
           <w:lang w:val="hi_IN" w:bidi="hi_IN"/>
         </w:rPr>
-        <w:t>ὃς στηρίξει</w:t>
-      </w:r>
-    </w:p>
-    <w:p>
-      <w:pPr/>
-      <w:r>
-        <w:rPr>
-          <w:lang w:val="hi_IN" w:bidi="hi_IN"/>
-        </w:rPr>
-      </w:r>
-      <w:r>
-        <w:rPr>
-          <w:b/>
-          <w:lang w:val="hi_IN" w:bidi="hi_IN"/>
-        </w:rPr>
         <w:t>"वह"-"स्थिर करेगा"</w:t>
       </w:r>
     </w:p>
@@ -17426,21 +15156,6 @@
           <w:b/>
           <w:lang w:val="hi_IN" w:bidi="hi_IN"/>
         </w:rPr>
-        <w:t>τοῦ πονηροῦ</w:t>
-      </w:r>
-    </w:p>
-    <w:p>
-      <w:pPr/>
-      <w:r>
-        <w:rPr>
-          <w:lang w:val="hi_IN" w:bidi="hi_IN"/>
-        </w:rPr>
-      </w:r>
-      <w:r>
-        <w:rPr>
-          <w:b/>
-          <w:lang w:val="hi_IN" w:bidi="hi_IN"/>
-        </w:rPr>
         <w:t>"दुष्ट"</w:t>
       </w:r>
     </w:p>
@@ -17504,21 +15219,6 @@
           <w:b/>
           <w:lang w:val="hi_IN" w:bidi="hi_IN"/>
         </w:rPr>
-        <w:t>πεποίθαμεν δὲ</w:t>
-      </w:r>
-    </w:p>
-    <w:p>
-      <w:pPr/>
-      <w:r>
-        <w:rPr>
-          <w:lang w:val="hi_IN" w:bidi="hi_IN"/>
-        </w:rPr>
-      </w:r>
-      <w:r>
-        <w:rPr>
-          <w:b/>
-          <w:lang w:val="hi_IN" w:bidi="hi_IN"/>
-        </w:rPr>
         <w:t>"हमें"-"भरोसा है"</w:t>
       </w:r>
     </w:p>
@@ -17615,21 +15315,6 @@
           <w:b/>
           <w:lang w:val="hi_IN" w:bidi="hi_IN"/>
         </w:rPr>
-        <w:t>πεποίθαμεν δὲ ἐν Κυρίῳ ἐφ’ ὑμᾶς</w:t>
-      </w:r>
-    </w:p>
-    <w:p>
-      <w:pPr/>
-      <w:r>
-        <w:rPr>
-          <w:lang w:val="hi_IN" w:bidi="hi_IN"/>
-        </w:rPr>
-      </w:r>
-      <w:r>
-        <w:rPr>
-          <w:b/>
-          <w:lang w:val="hi_IN" w:bidi="hi_IN"/>
-        </w:rPr>
         <w:t>"हमें प्रभु में तुम्हारे ऊपर भरोसा है"</w:t>
       </w:r>
     </w:p>
@@ -17713,21 +15398,6 @@
           <w:b/>
           <w:lang w:val="hi_IN" w:bidi="hi_IN"/>
         </w:rPr>
-        <w:t>ὁ &amp; Κύριος κατευθύναι ὑμῶν τὰς καρδίας εἰς τὴν ἀγάπην τοῦ Θεοῦ, καὶ εἰς τὴν ὑπομονὴν τοῦ Χριστοῦ</w:t>
-      </w:r>
-    </w:p>
-    <w:p>
-      <w:pPr/>
-      <w:r>
-        <w:rPr>
-          <w:lang w:val="hi_IN" w:bidi="hi_IN"/>
-        </w:rPr>
-      </w:r>
-      <w:r>
-        <w:rPr>
-          <w:b/>
-          <w:lang w:val="hi_IN" w:bidi="hi_IN"/>
-        </w:rPr>
         <w:t>"परमेश्वर के प्रेम और मसीह के धीरज की ओर प्रभु तुम्हारे मन की अगुआई करे"</w:t>
       </w:r>
     </w:p>
@@ -17850,21 +15520,6 @@
           <w:b/>
           <w:lang w:val="hi_IN" w:bidi="hi_IN"/>
         </w:rPr>
-        <w:t>εἰς τὴν ἀγάπην τοῦ Θεοῦ, καὶ εἰς τὴν ὑπομονὴν τοῦ Χριστοῦ</w:t>
-      </w:r>
-    </w:p>
-    <w:p>
-      <w:pPr/>
-      <w:r>
-        <w:rPr>
-          <w:lang w:val="hi_IN" w:bidi="hi_IN"/>
-        </w:rPr>
-      </w:r>
-      <w:r>
-        <w:rPr>
-          <w:b/>
-          <w:lang w:val="hi_IN" w:bidi="hi_IN"/>
-        </w:rPr>
         <w:t>"परमेश्वर के प्रेम और मसीह के धीरज की ओर"</w:t>
       </w:r>
     </w:p>
@@ -17974,21 +15629,6 @@
           <w:b/>
           <w:lang w:val="hi_IN" w:bidi="hi_IN"/>
         </w:rPr>
-        <w:t>εἰς τὴν ἀγάπην τοῦ Θεοῦ, καὶ εἰς τὴν ὑπομονὴν τοῦ Χριστοῦ</w:t>
-      </w:r>
-    </w:p>
-    <w:p>
-      <w:pPr/>
-      <w:r>
-        <w:rPr>
-          <w:lang w:val="hi_IN" w:bidi="hi_IN"/>
-        </w:rPr>
-      </w:r>
-      <w:r>
-        <w:rPr>
-          <w:b/>
-          <w:lang w:val="hi_IN" w:bidi="hi_IN"/>
-        </w:rPr>
         <w:t>"परमेश्वर के प्रेम और मसीह के धीरज की ओर"</w:t>
       </w:r>
     </w:p>
@@ -18085,21 +15725,6 @@
           <w:b/>
           <w:lang w:val="hi_IN" w:bidi="hi_IN"/>
         </w:rPr>
-        <w:t>εἰς τὴν ὑπομονὴν τοῦ Χριστοῦ</w:t>
-      </w:r>
-    </w:p>
-    <w:p>
-      <w:pPr/>
-      <w:r>
-        <w:rPr>
-          <w:lang w:val="hi_IN" w:bidi="hi_IN"/>
-        </w:rPr>
-      </w:r>
-      <w:r>
-        <w:rPr>
-          <w:b/>
-          <w:lang w:val="hi_IN" w:bidi="hi_IN"/>
-        </w:rPr>
         <w:t>"मसीह के धीरज की ओर"</w:t>
       </w:r>
     </w:p>
@@ -18273,21 +15898,6 @@
           <w:b/>
           <w:lang w:val="hi_IN" w:bidi="hi_IN"/>
         </w:rPr>
-        <w:t>δὲ</w:t>
-      </w:r>
-    </w:p>
-    <w:p>
-      <w:pPr/>
-      <w:r>
-        <w:rPr>
-          <w:lang w:val="hi_IN" w:bidi="hi_IN"/>
-        </w:rPr>
-      </w:r>
-      <w:r>
-        <w:rPr>
-          <w:b/>
-          <w:lang w:val="hi_IN" w:bidi="hi_IN"/>
-        </w:rPr>
         <w:t>"अब"</w:t>
       </w:r>
     </w:p>
@@ -18384,21 +15994,6 @@
           <w:b/>
           <w:lang w:val="hi_IN" w:bidi="hi_IN"/>
         </w:rPr>
-        <w:t>ἀδελφοί &amp; ἀδελφοῦ</w:t>
-      </w:r>
-    </w:p>
-    <w:p>
-      <w:pPr/>
-      <w:r>
-        <w:rPr>
-          <w:lang w:val="hi_IN" w:bidi="hi_IN"/>
-        </w:rPr>
-      </w:r>
-      <w:r>
-        <w:rPr>
-          <w:b/>
-          <w:lang w:val="hi_IN" w:bidi="hi_IN"/>
-        </w:rPr>
         <w:t>"भाइयों,"</w:t>
       </w:r>
       <w:r>
@@ -18521,21 +16116,6 @@
           <w:b/>
           <w:lang w:val="hi_IN" w:bidi="hi_IN"/>
         </w:rPr>
-        <w:t>ἐν ὀνόματι τοῦ Κυρίου ἡμῶν, Ἰησοῦ Χριστοῦ</w:t>
-      </w:r>
-    </w:p>
-    <w:p>
-      <w:pPr/>
-      <w:r>
-        <w:rPr>
-          <w:lang w:val="hi_IN" w:bidi="hi_IN"/>
-        </w:rPr>
-      </w:r>
-      <w:r>
-        <w:rPr>
-          <w:b/>
-          <w:lang w:val="hi_IN" w:bidi="hi_IN"/>
-        </w:rPr>
         <w:t>"अपने प्रभु यीशु मसीह के नाम से"</w:t>
       </w:r>
     </w:p>
@@ -18632,21 +16212,6 @@
           <w:b/>
           <w:lang w:val="hi_IN" w:bidi="hi_IN"/>
         </w:rPr>
-        <w:t>ἡμῶν</w:t>
-      </w:r>
-    </w:p>
-    <w:p>
-      <w:pPr/>
-      <w:r>
-        <w:rPr>
-          <w:lang w:val="hi_IN" w:bidi="hi_IN"/>
-        </w:rPr>
-      </w:r>
-      <w:r>
-        <w:rPr>
-          <w:b/>
-          <w:lang w:val="hi_IN" w:bidi="hi_IN"/>
-        </w:rPr>
         <w:t>"अपने"</w:t>
       </w:r>
     </w:p>
@@ -18743,21 +16308,6 @@
           <w:b/>
           <w:lang w:val="hi_IN" w:bidi="hi_IN"/>
         </w:rPr>
-        <w:t>ἀτάκτως περιπατοῦντος</w:t>
-      </w:r>
-    </w:p>
-    <w:p>
-      <w:pPr/>
-      <w:r>
-        <w:rPr>
-          <w:lang w:val="hi_IN" w:bidi="hi_IN"/>
-        </w:rPr>
-      </w:r>
-      <w:r>
-        <w:rPr>
-          <w:b/>
-          <w:lang w:val="hi_IN" w:bidi="hi_IN"/>
-        </w:rPr>
         <w:t>"आलस्य में रहता है"</w:t>
       </w:r>
     </w:p>
@@ -18867,21 +16417,6 @@
           <w:b/>
           <w:lang w:val="hi_IN" w:bidi="hi_IN"/>
         </w:rPr>
-        <w:t>τὴν παράδοσιν</w:t>
-      </w:r>
-    </w:p>
-    <w:p>
-      <w:pPr/>
-      <w:r>
-        <w:rPr>
-          <w:lang w:val="hi_IN" w:bidi="hi_IN"/>
-        </w:rPr>
-      </w:r>
-      <w:r>
-        <w:rPr>
-          <w:b/>
-          <w:lang w:val="hi_IN" w:bidi="hi_IN"/>
-        </w:rPr>
         <w:t>"शिक्षा"</w:t>
       </w:r>
     </w:p>
@@ -18984,21 +16519,6 @@
           <w:b/>
           <w:lang w:val="hi_IN" w:bidi="hi_IN"/>
         </w:rPr>
-        <w:t>μιμεῖσθαι ἡμᾶς</w:t>
-      </w:r>
-    </w:p>
-    <w:p>
-      <w:pPr/>
-      <w:r>
-        <w:rPr>
-          <w:lang w:val="hi_IN" w:bidi="hi_IN"/>
-        </w:rPr>
-      </w:r>
-      <w:r>
-        <w:rPr>
-          <w:b/>
-          <w:lang w:val="hi_IN" w:bidi="hi_IN"/>
-        </w:rPr>
         <w:t>"हमारी सी चाल चलनी चाहिए"</w:t>
       </w:r>
     </w:p>
@@ -19095,21 +16615,6 @@
           <w:b/>
           <w:lang w:val="hi_IN" w:bidi="hi_IN"/>
         </w:rPr>
-        <w:t>οὐκ ἠτακτήσαμεν ἐν ὑμῖν</w:t>
-      </w:r>
-    </w:p>
-    <w:p>
-      <w:pPr/>
-      <w:r>
-        <w:rPr>
-          <w:lang w:val="hi_IN" w:bidi="hi_IN"/>
-        </w:rPr>
-      </w:r>
-      <w:r>
-        <w:rPr>
-          <w:b/>
-          <w:lang w:val="hi_IN" w:bidi="hi_IN"/>
-        </w:rPr>
         <w:t>"हम तुम्हारे बीच में आलसी तरीके से न चले"</w:t>
       </w:r>
     </w:p>
@@ -19193,21 +16698,6 @@
           <w:b/>
           <w:lang w:val="hi_IN" w:bidi="hi_IN"/>
         </w:rPr>
-        <w:t>ἄρτον</w:t>
-      </w:r>
-    </w:p>
-    <w:p>
-      <w:pPr/>
-      <w:r>
-        <w:rPr>
-          <w:lang w:val="hi_IN" w:bidi="hi_IN"/>
-        </w:rPr>
-      </w:r>
-      <w:r>
-        <w:rPr>
-          <w:b/>
-          <w:lang w:val="hi_IN" w:bidi="hi_IN"/>
-        </w:rPr>
         <w:t>"रोटी"</w:t>
       </w:r>
     </w:p>
@@ -19317,21 +16807,6 @@
           <w:b/>
           <w:lang w:val="hi_IN" w:bidi="hi_IN"/>
         </w:rPr>
-        <w:t>νυκτὸς καὶ ἡμέρας ἐργαζόμενοι</w:t>
-      </w:r>
-    </w:p>
-    <w:p>
-      <w:pPr/>
-      <w:r>
-        <w:rPr>
-          <w:lang w:val="hi_IN" w:bidi="hi_IN"/>
-        </w:rPr>
-      </w:r>
-      <w:r>
-        <w:rPr>
-          <w:b/>
-          <w:lang w:val="hi_IN" w:bidi="hi_IN"/>
-        </w:rPr>
         <w:t>"रात दिन काम"-"करते थे"</w:t>
       </w:r>
     </w:p>
@@ -19428,21 +16903,6 @@
           <w:b/>
           <w:lang w:val="hi_IN" w:bidi="hi_IN"/>
         </w:rPr>
-        <w:t>ἐν κόπῳ καὶ μόχθῳ</w:t>
-      </w:r>
-    </w:p>
-    <w:p>
-      <w:pPr/>
-      <w:r>
-        <w:rPr>
-          <w:lang w:val="hi_IN" w:bidi="hi_IN"/>
-        </w:rPr>
-      </w:r>
-      <w:r>
-        <w:rPr>
-          <w:b/>
-          <w:lang w:val="hi_IN" w:bidi="hi_IN"/>
-        </w:rPr>
         <w:t>"परिश्रम और कष्ट से"</w:t>
       </w:r>
     </w:p>
@@ -19552,21 +17012,6 @@
           <w:b/>
           <w:lang w:val="hi_IN" w:bidi="hi_IN"/>
         </w:rPr>
-        <w:t>οὐχ ὅτι οὐκ ἔχομεν ἐξουσίαν, ἀλλ’</w:t>
-      </w:r>
-    </w:p>
-    <w:p>
-      <w:pPr/>
-      <w:r>
-        <w:rPr>
-          <w:lang w:val="hi_IN" w:bidi="hi_IN"/>
-        </w:rPr>
-      </w:r>
-      <w:r>
-        <w:rPr>
-          <w:b/>
-          <w:lang w:val="hi_IN" w:bidi="hi_IN"/>
-        </w:rPr>
         <w:t>"यह नहीं, कि हमें अधिकार नहीं; पर"</w:t>
       </w:r>
     </w:p>
@@ -19650,21 +17095,6 @@
           <w:b/>
           <w:lang w:val="hi_IN" w:bidi="hi_IN"/>
         </w:rPr>
-        <w:t>ἑαυτοὺς τύπον δῶμεν ὑμῖν</w:t>
-      </w:r>
-    </w:p>
-    <w:p>
-      <w:pPr/>
-      <w:r>
-        <w:rPr>
-          <w:lang w:val="hi_IN" w:bidi="hi_IN"/>
-        </w:rPr>
-      </w:r>
-      <w:r>
-        <w:rPr>
-          <w:b/>
-          <w:lang w:val="hi_IN" w:bidi="hi_IN"/>
-        </w:rPr>
         <w:t>"अपने आपको तुम्हारे लिये आदर्श ठहराएँ"</w:t>
       </w:r>
     </w:p>
@@ -19837,21 +17267,6 @@
           <w:b/>
           <w:lang w:val="hi_IN" w:bidi="hi_IN"/>
         </w:rPr>
-        <w:t>εἴ τις οὐ θέλει ἐργάζεσθαι, μηδὲ ἐσθιέτω</w:t>
-      </w:r>
-    </w:p>
-    <w:p>
-      <w:pPr/>
-      <w:r>
-        <w:rPr>
-          <w:lang w:val="hi_IN" w:bidi="hi_IN"/>
-        </w:rPr>
-      </w:r>
-      <w:r>
-        <w:rPr>
-          <w:b/>
-          <w:lang w:val="hi_IN" w:bidi="hi_IN"/>
-        </w:rPr>
         <w:t>"यदि कोई काम करना न चाहे, तो खाने भी न पाए"</w:t>
       </w:r>
     </w:p>
@@ -19935,21 +17350,6 @@
           <w:b/>
           <w:lang w:val="hi_IN" w:bidi="hi_IN"/>
         </w:rPr>
-        <w:t>τινας περιπατοῦντας &amp; ἀτάκτως</w:t>
-      </w:r>
-    </w:p>
-    <w:p>
-      <w:pPr/>
-      <w:r>
-        <w:rPr>
-          <w:lang w:val="hi_IN" w:bidi="hi_IN"/>
-        </w:rPr>
-      </w:r>
-      <w:r>
-        <w:rPr>
-          <w:b/>
-          <w:lang w:val="hi_IN" w:bidi="hi_IN"/>
-        </w:rPr>
         <w:t>"कितने लोग"-"आलसी चाल चलते हैं"</w:t>
       </w:r>
     </w:p>
@@ -20046,21 +17446,6 @@
           <w:b/>
           <w:lang w:val="hi_IN" w:bidi="hi_IN"/>
         </w:rPr>
-        <w:t>ἀλλὰ περιεργαζομένους</w:t>
-      </w:r>
-    </w:p>
-    <w:p>
-      <w:pPr/>
-      <w:r>
-        <w:rPr>
-          <w:lang w:val="hi_IN" w:bidi="hi_IN"/>
-        </w:rPr>
-      </w:r>
-      <w:r>
-        <w:rPr>
-          <w:b/>
-          <w:lang w:val="hi_IN" w:bidi="hi_IN"/>
-        </w:rPr>
         <w:t>"पर औरों के काम में हाथ डाला करते हैं"</w:t>
       </w:r>
     </w:p>
@@ -20144,21 +17529,6 @@
           <w:b/>
           <w:lang w:val="hi_IN" w:bidi="hi_IN"/>
         </w:rPr>
-        <w:t>μετὰ ἡσυχίας</w:t>
-      </w:r>
-    </w:p>
-    <w:p>
-      <w:pPr/>
-      <w:r>
-        <w:rPr>
-          <w:lang w:val="hi_IN" w:bidi="hi_IN"/>
-        </w:rPr>
-      </w:r>
-      <w:r>
-        <w:rPr>
-          <w:b/>
-          <w:lang w:val="hi_IN" w:bidi="hi_IN"/>
-        </w:rPr>
         <w:t>"चुपचाप"</w:t>
       </w:r>
     </w:p>
@@ -20268,21 +17638,6 @@
           <w:b/>
           <w:lang w:val="hi_IN" w:bidi="hi_IN"/>
         </w:rPr>
-        <w:t>δέ</w:t>
-      </w:r>
-    </w:p>
-    <w:p>
-      <w:pPr/>
-      <w:r>
-        <w:rPr>
-          <w:lang w:val="hi_IN" w:bidi="hi_IN"/>
-        </w:rPr>
-      </w:r>
-      <w:r>
-        <w:rPr>
-          <w:b/>
-          <w:lang w:val="hi_IN" w:bidi="hi_IN"/>
-        </w:rPr>
         <w:t>"परन्तु"</w:t>
       </w:r>
     </w:p>
@@ -20392,21 +17747,6 @@
           <w:b/>
           <w:lang w:val="hi_IN" w:bidi="hi_IN"/>
         </w:rPr>
-        <w:t>ὑμεῖς</w:t>
-      </w:r>
-    </w:p>
-    <w:p>
-      <w:pPr/>
-      <w:r>
-        <w:rPr>
-          <w:lang w:val="hi_IN" w:bidi="hi_IN"/>
-        </w:rPr>
-      </w:r>
-      <w:r>
-        <w:rPr>
-          <w:b/>
-          <w:lang w:val="hi_IN" w:bidi="hi_IN"/>
-        </w:rPr>
         <w:t>"तुम"</w:t>
       </w:r>
     </w:p>
@@ -20503,21 +17843,6 @@
           <w:b/>
           <w:lang w:val="hi_IN" w:bidi="hi_IN"/>
         </w:rPr>
-        <w:t>ἀδελφοί</w:t>
-      </w:r>
-    </w:p>
-    <w:p>
-      <w:pPr/>
-      <w:r>
-        <w:rPr>
-          <w:lang w:val="hi_IN" w:bidi="hi_IN"/>
-        </w:rPr>
-      </w:r>
-      <w:r>
-        <w:rPr>
-          <w:b/>
-          <w:lang w:val="hi_IN" w:bidi="hi_IN"/>
-        </w:rPr>
         <w:t>"भाइयों"</w:t>
       </w:r>
     </w:p>
@@ -20614,21 +17939,6 @@
           <w:b/>
           <w:lang w:val="hi_IN" w:bidi="hi_IN"/>
         </w:rPr>
-        <w:t>τῷ λόγῳ ἡμῶν</w:t>
-      </w:r>
-    </w:p>
-    <w:p>
-      <w:pPr/>
-      <w:r>
-        <w:rPr>
-          <w:lang w:val="hi_IN" w:bidi="hi_IN"/>
-        </w:rPr>
-      </w:r>
-      <w:r>
-        <w:rPr>
-          <w:b/>
-          <w:lang w:val="hi_IN" w:bidi="hi_IN"/>
-        </w:rPr>
         <w:t>"हमारी" - "बात"</w:t>
       </w:r>
     </w:p>
@@ -20725,21 +18035,6 @@
           <w:b/>
           <w:lang w:val="hi_IN" w:bidi="hi_IN"/>
         </w:rPr>
-        <w:t>τοῦτον σημειοῦσθε</w:t>
-      </w:r>
-    </w:p>
-    <w:p>
-      <w:pPr/>
-      <w:r>
-        <w:rPr>
-          <w:lang w:val="hi_IN" w:bidi="hi_IN"/>
-        </w:rPr>
-      </w:r>
-      <w:r>
-        <w:rPr>
-          <w:b/>
-          <w:lang w:val="hi_IN" w:bidi="hi_IN"/>
-        </w:rPr>
         <w:t>"उस पर दृष्टि रखो"</w:t>
       </w:r>
     </w:p>
@@ -20823,21 +18118,6 @@
           <w:b/>
           <w:lang w:val="hi_IN" w:bidi="hi_IN"/>
         </w:rPr>
-        <w:t>ἵνα ἐντραπῇ</w:t>
-      </w:r>
-    </w:p>
-    <w:p>
-      <w:pPr/>
-      <w:r>
-        <w:rPr>
-          <w:lang w:val="hi_IN" w:bidi="hi_IN"/>
-        </w:rPr>
-      </w:r>
-      <w:r>
-        <w:rPr>
-          <w:b/>
-          <w:lang w:val="hi_IN" w:bidi="hi_IN"/>
-        </w:rPr>
         <w:t>"जिससे वह लज्जित हो"</w:t>
       </w:r>
     </w:p>
@@ -20921,21 +18201,6 @@
           <w:b/>
           <w:lang w:val="hi_IN" w:bidi="hi_IN"/>
         </w:rPr>
-        <w:t>ἀδελφόν</w:t>
-      </w:r>
-    </w:p>
-    <w:p>
-      <w:pPr/>
-      <w:r>
-        <w:rPr>
-          <w:lang w:val="hi_IN" w:bidi="hi_IN"/>
-        </w:rPr>
-      </w:r>
-      <w:r>
-        <w:rPr>
-          <w:b/>
-          <w:lang w:val="hi_IN" w:bidi="hi_IN"/>
-        </w:rPr>
         <w:t>"भाई"</w:t>
       </w:r>
     </w:p>
@@ -21109,21 +18374,6 @@
           <w:b/>
           <w:lang w:val="hi_IN" w:bidi="hi_IN"/>
         </w:rPr>
-        <w:t>δὲ</w:t>
-      </w:r>
-    </w:p>
-    <w:p>
-      <w:pPr/>
-      <w:r>
-        <w:rPr>
-          <w:lang w:val="hi_IN" w:bidi="hi_IN"/>
-        </w:rPr>
-      </w:r>
-      <w:r>
-        <w:rPr>
-          <w:b/>
-          <w:lang w:val="hi_IN" w:bidi="hi_IN"/>
-        </w:rPr>
         <w:t>"अब"</w:t>
       </w:r>
     </w:p>
@@ -21220,21 +18470,6 @@
           <w:b/>
           <w:lang w:val="hi_IN" w:bidi="hi_IN"/>
         </w:rPr>
-        <w:t>αὐτὸς &amp; ὁ Κύριος τῆς εἰρήνης, δῴη ὑμῖν</w:t>
-      </w:r>
-    </w:p>
-    <w:p>
-      <w:pPr/>
-      <w:r>
-        <w:rPr>
-          <w:lang w:val="hi_IN" w:bidi="hi_IN"/>
-        </w:rPr>
-      </w:r>
-      <w:r>
-        <w:rPr>
-          <w:b/>
-          <w:lang w:val="hi_IN" w:bidi="hi_IN"/>
-        </w:rPr>
         <w:t>"प्रभु जो शान्ति का सोता है आप ही तुम्हें"-" दे"</w:t>
       </w:r>
     </w:p>
@@ -21318,21 +18553,6 @@
           <w:b/>
           <w:lang w:val="hi_IN" w:bidi="hi_IN"/>
         </w:rPr>
-        <w:t>αὐτὸς &amp; ὁ Κύριος τῆς εἰρήνης</w:t>
-      </w:r>
-    </w:p>
-    <w:p>
-      <w:pPr/>
-      <w:r>
-        <w:rPr>
-          <w:lang w:val="hi_IN" w:bidi="hi_IN"/>
-        </w:rPr>
-      </w:r>
-      <w:r>
-        <w:rPr>
-          <w:b/>
-          <w:lang w:val="hi_IN" w:bidi="hi_IN"/>
-        </w:rPr>
         <w:t>"शांति का सोता है आप ही"</w:t>
       </w:r>
     </w:p>
@@ -21429,21 +18649,6 @@
           <w:b/>
           <w:lang w:val="hi_IN" w:bidi="hi_IN"/>
         </w:rPr>
-        <w:t>ὁ ἀσπασμὸς τῇ ἐμῇ χειρὶ, Παύλου, ὅ ἐστιν σημεῖον ἐν πάσῃ ἐπιστολῇ, οὕτως γράφω</w:t>
-      </w:r>
-    </w:p>
-    <w:p>
-      <w:pPr/>
-      <w:r>
-        <w:rPr>
-          <w:lang w:val="hi_IN" w:bidi="hi_IN"/>
-        </w:rPr>
-      </w:r>
-      <w:r>
-        <w:rPr>
-          <w:b/>
-          <w:lang w:val="hi_IN" w:bidi="hi_IN"/>
-        </w:rPr>
         <w:t>"मैं पौलुस अपने हाथ से नमस्कार लिखता हूँ। हर पत्री में मेरा यही चिन्ह है: मैं इसी प्रकार से लिखता हूँ"</w:t>
       </w:r>
     </w:p>
@@ -21507,21 +18712,6 @@
           <w:b/>
           <w:lang w:val="hi_IN" w:bidi="hi_IN"/>
         </w:rPr>
-        <w:t>τῇ ἐμῇ χειρὶ</w:t>
-      </w:r>
-    </w:p>
-    <w:p>
-      <w:pPr/>
-      <w:r>
-        <w:rPr>
-          <w:lang w:val="hi_IN" w:bidi="hi_IN"/>
-        </w:rPr>
-      </w:r>
-      <w:r>
-        <w:rPr>
-          <w:b/>
-          <w:lang w:val="hi_IN" w:bidi="hi_IN"/>
-        </w:rPr>
         <w:t>"अपने हाथ से"</w:t>
       </w:r>
     </w:p>
@@ -21618,21 +18808,6 @@
           <w:b/>
           <w:lang w:val="hi_IN" w:bidi="hi_IN"/>
         </w:rPr>
-        <w:t>οὕτως γράφω</w:t>
-      </w:r>
-    </w:p>
-    <w:p>
-      <w:pPr/>
-      <w:r>
-        <w:rPr>
-          <w:lang w:val="hi_IN" w:bidi="hi_IN"/>
-        </w:rPr>
-      </w:r>
-      <w:r>
-        <w:rPr>
-          <w:b/>
-          <w:lang w:val="hi_IN" w:bidi="hi_IN"/>
-        </w:rPr>
         <w:t>"मैं इसी प्रकार से लिखता हूँ"</w:t>
       </w:r>
     </w:p>
@@ -21702,21 +18877,6 @@
         <w:rPr>
           <w:lang w:val="hi_IN" w:bidi="hi_IN"/>
         </w:rPr>
-      </w:r>
-    </w:p>
-    <w:p>
-      <w:pPr/>
-      <w:r>
-        <w:rPr>
-          <w:lang w:val="hi_IN" w:bidi="hi_IN"/>
-        </w:rPr>
-      </w:r>
-      <w:r>
-        <w:rPr>
-          <w:b/>
-          <w:lang w:val="hi_IN" w:bidi="hi_IN"/>
-        </w:rPr>
-        <w:t>ἡ χάρις τοῦ Κυρίου ἡμῶν, Ἰησοῦ Χριστοῦ, μετὰ πάντων ὑμῶν</w:t>
       </w:r>
     </w:p>
     <w:p>

--- a/hin/docx/53.content.docx
+++ b/hin/docx/53.content.docx
@@ -28,15 +28,49 @@
       </w:r>
     </w:p>
     <w:p>
-      <w:pPr/>
-      <w:r>
-        <w:rPr>
-          <w:lang w:val="hi_IN" w:bidi="hi_IN"/>
-        </w:rPr>
-      </w:r>
-      <w:r>
-        <w:rPr>
-          <w:b/>
+      <w:pPr>
+        <w:pStyle w:val="Heading2"/>
+      </w:pPr>
+      <w:r>
+        <w:rPr>
+          <w:lang w:val="hi_IN" w:bidi="hi_IN"/>
+        </w:rPr>
+        <w:t>License Information</w:t>
+      </w:r>
+      <w:r>
+        <w:rPr>
+          <w:lang w:val="hi_IN" w:bidi="hi_IN"/>
+        </w:rPr>
+      </w:r>
+    </w:p>
+    <w:p>
+      <w:pPr/>
+      <w:r>
+        <w:rPr>
+          <w:lang w:val="hi_IN" w:bidi="hi_IN"/>
+        </w:rPr>
+      </w:r>
+      <w:r>
+        <w:rPr>
+          <w:b/>
+          <w:lang w:val="hi_IN" w:bidi="hi_IN"/>
+        </w:rPr>
+        <w:t>अनुवाद नोट्स (अनफोल्डिंग वर्ड)</w:t>
+      </w:r>
+      <w:r>
+        <w:rPr>
+          <w:lang w:val="hi_IN" w:bidi="hi_IN"/>
+        </w:rPr>
+        <w:t xml:space="preserve"> (Hindi) is based on</w:t>
+      </w:r>
+      <w:r>
+        <w:rPr>
+          <w:lang w:val="hi_IN" w:bidi="hi_IN"/>
+        </w:rPr>
+        <w:t xml:space="preserve">: </w:t>
+      </w:r>
+      <w:r>
+        <w:rPr>
           <w:lang w:val="hi_IN" w:bidi="hi_IN"/>
         </w:rPr>
         <w:t>unfoldingWord® Translation Notes</w:t>
@@ -45,31 +79,62 @@
         <w:rPr>
           <w:lang w:val="hi_IN" w:bidi="hi_IN"/>
         </w:rPr>
-        <w:t xml:space="preserve"> © 2022 unfoldingWord. Released under CC BY-SA 4.0 license. </w:t>
-      </w:r>
-      <w:r>
-        <w:rPr>
-          <w:lang w:val="hi_IN" w:bidi="hi_IN"/>
-        </w:rPr>
-        <w:t>unfoldingWord® Translation Notes</w:t>
-      </w:r>
-      <w:r>
-        <w:rPr>
-          <w:lang w:val="hi_IN" w:bidi="hi_IN"/>
-        </w:rPr>
-        <w:t xml:space="preserve"> has been adapted in the following languages: Tok Pisin, Arabic (عربي), French (Français), Hindi (हिंदी), Indonesian (Bahasa Indonesia), Portuguese (Português), Russian (Русский), Spanish (Español), Swahili (Kiswahili), and Simplified Chinese (简体中文) from </w:t>
-      </w:r>
-      <w:r>
-        <w:rPr>
-          <w:lang w:val="hi_IN" w:bidi="hi_IN"/>
-        </w:rPr>
-        <w:t>unfoldingWord® Translation Notes</w:t>
-      </w:r>
-      <w:r>
-        <w:rPr>
-          <w:lang w:val="hi_IN" w:bidi="hi_IN"/>
-        </w:rPr>
-        <w:t xml:space="preserve"> © 2022 unfoldingWord. Released under CC BY-SA 4.0 license by Mission Mutual</w:t>
+        <w:t xml:space="preserve">, </w:t>
+      </w:r>
+      <w:hyperlink r:id="rId13">
+        <w:r>
+          <w:rPr>
+            <w:lang w:val="hi_IN" w:bidi="hi_IN"/>
+          </w:rPr>
+          <w:rPr>
+            <w:color w:val="0000EE"/>
+            <w:u w:val="single"/>
+          </w:rPr>
+          <w:t>unfoldingWord</w:t>
+        </w:r>
+      </w:hyperlink>
+      <w:r>
+        <w:rPr>
+          <w:lang w:val="hi_IN" w:bidi="hi_IN"/>
+        </w:rPr>
+        <w:t xml:space="preserve">, 2022, which is licensed under a </w:t>
+      </w:r>
+      <w:hyperlink r:id="rId14">
+        <w:r>
+          <w:rPr>
+            <w:lang w:val="hi_IN" w:bidi="hi_IN"/>
+          </w:rPr>
+          <w:rPr>
+            <w:color w:val="0000EE"/>
+            <w:u w:val="single"/>
+          </w:rPr>
+          <w:t>CC BY-SA 4.0 license</w:t>
+        </w:r>
+      </w:hyperlink>
+      <w:r>
+        <w:rPr>
+          <w:lang w:val="hi_IN" w:bidi="hi_IN"/>
+        </w:rPr>
+        <w:t>.</w:t>
+      </w:r>
+      <w:r>
+        <w:rPr>
+          <w:lang w:val="hi_IN" w:bidi="hi_IN"/>
+        </w:rPr>
+      </w:r>
+    </w:p>
+    <w:p>
+      <w:pPr/>
+      <w:r>
+        <w:rPr>
+          <w:lang w:val="hi_IN" w:bidi="hi_IN"/>
+        </w:rPr>
+      </w:r>
+      <w:r>
+        <w:rPr>
+          <w:lang w:val="hi_IN" w:bidi="hi_IN"/>
+        </w:rPr>
+        <w:t>This PDF version is provided under the same license.</w:t>
       </w:r>
       <w:r>
         <w:rPr>
@@ -230,6 +295,21 @@
           <w:b/>
           <w:lang w:val="hi_IN" w:bidi="hi_IN"/>
         </w:rPr>
+        <w:t>Σιλουανὸς</w:t>
+      </w:r>
+    </w:p>
+    <w:p>
+      <w:pPr/>
+      <w:r>
+        <w:rPr>
+          <w:lang w:val="hi_IN" w:bidi="hi_IN"/>
+        </w:rPr>
+      </w:r>
+      <w:r>
+        <w:rPr>
+          <w:b/>
+          <w:lang w:val="hi_IN" w:bidi="hi_IN"/>
+        </w:rPr>
         <w:t>"सिलवानुस"</w:t>
       </w:r>
     </w:p>
@@ -333,6 +413,21 @@
           <w:b/>
           <w:lang w:val="hi_IN" w:bidi="hi_IN"/>
         </w:rPr>
+        <w:t>Παῦλος, καὶ Σιλουανὸς, καὶ Τιμόθεος; τῇ ἐκκλησίᾳ</w:t>
+      </w:r>
+    </w:p>
+    <w:p>
+      <w:pPr/>
+      <w:r>
+        <w:rPr>
+          <w:lang w:val="hi_IN" w:bidi="hi_IN"/>
+        </w:rPr>
+      </w:r>
+      <w:r>
+        <w:rPr>
+          <w:b/>
+          <w:lang w:val="hi_IN" w:bidi="hi_IN"/>
+        </w:rPr>
         <w:t>"पौलुस, सिलवानुस और तीमुथियुस" - "की कलीसिया"</w:t>
       </w:r>
     </w:p>
@@ -416,6 +511,21 @@
           <w:b/>
           <w:lang w:val="hi_IN" w:bidi="hi_IN"/>
         </w:rPr>
+        <w:t>Παῦλος, καὶ Σιλουανὸς, καὶ Τιμόθεος</w:t>
+      </w:r>
+    </w:p>
+    <w:p>
+      <w:pPr/>
+      <w:r>
+        <w:rPr>
+          <w:lang w:val="hi_IN" w:bidi="hi_IN"/>
+        </w:rPr>
+      </w:r>
+      <w:r>
+        <w:rPr>
+          <w:b/>
+          <w:lang w:val="hi_IN" w:bidi="hi_IN"/>
+        </w:rPr>
         <w:t>"पौलुस, सिलवानुस और तीमुथियुस"</w:t>
       </w:r>
     </w:p>
@@ -525,6 +635,21 @@
           <w:b/>
           <w:lang w:val="hi_IN" w:bidi="hi_IN"/>
         </w:rPr>
+        <w:t>ἐν Θεῷ Πατρὶ ἡμῶν καὶ Κυρίῳ Ἰησοῦ Χριστῷ</w:t>
+      </w:r>
+    </w:p>
+    <w:p>
+      <w:pPr/>
+      <w:r>
+        <w:rPr>
+          <w:lang w:val="hi_IN" w:bidi="hi_IN"/>
+        </w:rPr>
+      </w:r>
+      <w:r>
+        <w:rPr>
+          <w:b/>
+          <w:lang w:val="hi_IN" w:bidi="hi_IN"/>
+        </w:rPr>
         <w:t>"जो हमारे पिता परमेश्वर और प्रभु यीशु मसीह में है"</w:t>
       </w:r>
     </w:p>
@@ -608,6 +733,21 @@
           <w:b/>
           <w:lang w:val="hi_IN" w:bidi="hi_IN"/>
         </w:rPr>
+        <w:t>χάρις ὑμῖν καὶ εἰρήνη ἀπὸ Θεοῦ Πατρὸς καὶ Κυρίου Ἰησοῦ Χριστοῦ</w:t>
+      </w:r>
+    </w:p>
+    <w:p>
+      <w:pPr/>
+      <w:r>
+        <w:rPr>
+          <w:lang w:val="hi_IN" w:bidi="hi_IN"/>
+        </w:rPr>
+      </w:r>
+      <w:r>
+        <w:rPr>
+          <w:b/>
+          <w:lang w:val="hi_IN" w:bidi="hi_IN"/>
+        </w:rPr>
         <w:t>"हमारे पिता परमेश्वर और प्रभु यीशु मसीह में तुम्हें अनुग्रह और शान्ति मिलती रहे"</w:t>
       </w:r>
     </w:p>
@@ -691,6 +831,21 @@
           <w:b/>
           <w:lang w:val="hi_IN" w:bidi="hi_IN"/>
         </w:rPr>
+        <w:t>χάρις ὑμῖν καὶ εἰρήνη ἀπὸ Θεοῦ Πατρὸς καὶ Κυρίου Ἰησοῦ Χριστοῦ</w:t>
+      </w:r>
+    </w:p>
+    <w:p>
+      <w:pPr/>
+      <w:r>
+        <w:rPr>
+          <w:lang w:val="hi_IN" w:bidi="hi_IN"/>
+        </w:rPr>
+      </w:r>
+      <w:r>
+        <w:rPr>
+          <w:b/>
+          <w:lang w:val="hi_IN" w:bidi="hi_IN"/>
+        </w:rPr>
         <w:t>"हमारे पिता परमेश्वर और प्रभु यीशु मसीह में तुम्हें अनुग्रह और शान्ति मिलती रहे"</w:t>
       </w:r>
     </w:p>
@@ -877,6 +1032,21 @@
           <w:b/>
           <w:lang w:val="hi_IN" w:bidi="hi_IN"/>
         </w:rPr>
+        <w:t>εὐχαριστεῖν ὀφείλομεν &amp; πάντοτε</w:t>
+      </w:r>
+    </w:p>
+    <w:p>
+      <w:pPr/>
+      <w:r>
+        <w:rPr>
+          <w:lang w:val="hi_IN" w:bidi="hi_IN"/>
+        </w:rPr>
+      </w:r>
+      <w:r>
+        <w:rPr>
+          <w:b/>
+          <w:lang w:val="hi_IN" w:bidi="hi_IN"/>
+        </w:rPr>
         <w:t>"हमें हर समय... धन्यवाद करना चाहिए"</w:t>
       </w:r>
     </w:p>
@@ -974,6 +1144,21 @@
           <w:b/>
           <w:lang w:val="hi_IN" w:bidi="hi_IN"/>
         </w:rPr>
+        <w:t>εὐχαριστεῖν ὀφείλομεν τῷ Θεῷ πάντοτε</w:t>
+      </w:r>
+    </w:p>
+    <w:p>
+      <w:pPr/>
+      <w:r>
+        <w:rPr>
+          <w:lang w:val="hi_IN" w:bidi="hi_IN"/>
+        </w:rPr>
+      </w:r>
+      <w:r>
+        <w:rPr>
+          <w:b/>
+          <w:lang w:val="hi_IN" w:bidi="hi_IN"/>
+        </w:rPr>
         <w:t>"हमें हर समय परमेश्वर का धन्यवाद करना चाहिए"</w:t>
       </w:r>
     </w:p>
@@ -1070,6 +1255,21 @@
           <w:b/>
           <w:lang w:val="hi_IN" w:bidi="hi_IN"/>
         </w:rPr>
+        <w:t>εὐχαριστεῖν ὀφείλομεν τῷ Θεῷ πάντοτε περὶ ὑμῶν, ἀδελφοί</w:t>
+      </w:r>
+    </w:p>
+    <w:p>
+      <w:pPr/>
+      <w:r>
+        <w:rPr>
+          <w:lang w:val="hi_IN" w:bidi="hi_IN"/>
+        </w:rPr>
+      </w:r>
+      <w:r>
+        <w:rPr>
+          <w:b/>
+          <w:lang w:val="hi_IN" w:bidi="hi_IN"/>
+        </w:rPr>
         <w:t>"हे भाइयों, तुम्हारे विषय में हमें हर समय परमेश्वर का धन्यवाद करना चाहिए"</w:t>
       </w:r>
     </w:p>
@@ -1153,6 +1353,21 @@
           <w:b/>
           <w:lang w:val="hi_IN" w:bidi="hi_IN"/>
         </w:rPr>
+        <w:t>ἀδελφοί</w:t>
+      </w:r>
+    </w:p>
+    <w:p>
+      <w:pPr/>
+      <w:r>
+        <w:rPr>
+          <w:lang w:val="hi_IN" w:bidi="hi_IN"/>
+        </w:rPr>
+      </w:r>
+      <w:r>
+        <w:rPr>
+          <w:b/>
+          <w:lang w:val="hi_IN" w:bidi="hi_IN"/>
+        </w:rPr>
         <w:t>"हे भाइयों"</w:t>
       </w:r>
     </w:p>
@@ -1249,6 +1464,21 @@
           <w:b/>
           <w:lang w:val="hi_IN" w:bidi="hi_IN"/>
         </w:rPr>
+        <w:t>καθὼς ἄξιόν ἐστιν</w:t>
+      </w:r>
+    </w:p>
+    <w:p>
+      <w:pPr/>
+      <w:r>
+        <w:rPr>
+          <w:lang w:val="hi_IN" w:bidi="hi_IN"/>
+        </w:rPr>
+      </w:r>
+      <w:r>
+        <w:rPr>
+          <w:b/>
+          <w:lang w:val="hi_IN" w:bidi="hi_IN"/>
+        </w:rPr>
         <w:t>"और यह उचित भी है"</w:t>
       </w:r>
     </w:p>
@@ -1358,6 +1588,21 @@
           <w:b/>
           <w:lang w:val="hi_IN" w:bidi="hi_IN"/>
         </w:rPr>
+        <w:t>ὑπεραυξάνει ἡ πίστις ὑμῶν</w:t>
+      </w:r>
+    </w:p>
+    <w:p>
+      <w:pPr/>
+      <w:r>
+        <w:rPr>
+          <w:lang w:val="hi_IN" w:bidi="hi_IN"/>
+        </w:rPr>
+      </w:r>
+      <w:r>
+        <w:rPr>
+          <w:b/>
+          <w:lang w:val="hi_IN" w:bidi="hi_IN"/>
+        </w:rPr>
         <w:t>"तुम्हारा विश्वास बहुत बढ़ता जाता है"</w:t>
       </w:r>
     </w:p>
@@ -1454,6 +1699,21 @@
           <w:b/>
           <w:lang w:val="hi_IN" w:bidi="hi_IN"/>
         </w:rPr>
+        <w:t>πλεονάζει ἡ ἀγάπη ἑνὸς ἑκάστου, πάντων ὑμῶν, εἰς ἀλλήλους</w:t>
+      </w:r>
+    </w:p>
+    <w:p>
+      <w:pPr/>
+      <w:r>
+        <w:rPr>
+          <w:lang w:val="hi_IN" w:bidi="hi_IN"/>
+        </w:rPr>
+      </w:r>
+      <w:r>
+        <w:rPr>
+          <w:b/>
+          <w:lang w:val="hi_IN" w:bidi="hi_IN"/>
+        </w:rPr>
         <w:t>"आपस में तुम सब में प्रेम बहुत ही बढ़ता जाता है"</w:t>
       </w:r>
     </w:p>
@@ -1550,6 +1810,21 @@
           <w:b/>
           <w:lang w:val="hi_IN" w:bidi="hi_IN"/>
         </w:rPr>
+        <w:t>ἀλλήλους</w:t>
+      </w:r>
+    </w:p>
+    <w:p>
+      <w:pPr/>
+      <w:r>
+        <w:rPr>
+          <w:lang w:val="hi_IN" w:bidi="hi_IN"/>
+        </w:rPr>
+      </w:r>
+      <w:r>
+        <w:rPr>
+          <w:b/>
+          <w:lang w:val="hi_IN" w:bidi="hi_IN"/>
+        </w:rPr>
         <w:t>"</w:t>
       </w:r>
       <w:r>
@@ -1660,6 +1935,21 @@
           <w:b/>
           <w:lang w:val="hi_IN" w:bidi="hi_IN"/>
         </w:rPr>
+        <w:t>αὐτοὺς ἡμᾶς</w:t>
+      </w:r>
+    </w:p>
+    <w:p>
+      <w:pPr/>
+      <w:r>
+        <w:rPr>
+          <w:lang w:val="hi_IN" w:bidi="hi_IN"/>
+        </w:rPr>
+      </w:r>
+      <w:r>
+        <w:rPr>
+          <w:b/>
+          <w:lang w:val="hi_IN" w:bidi="hi_IN"/>
+        </w:rPr>
         <w:t>"हम आप"</w:t>
       </w:r>
     </w:p>
@@ -1769,6 +2059,21 @@
           <w:b/>
           <w:lang w:val="hi_IN" w:bidi="hi_IN"/>
         </w:rPr>
+        <w:t>τῆς ὑπομονῆς ὑμῶν, καὶ πίστεως</w:t>
+      </w:r>
+    </w:p>
+    <w:p>
+      <w:pPr/>
+      <w:r>
+        <w:rPr>
+          <w:lang w:val="hi_IN" w:bidi="hi_IN"/>
+        </w:rPr>
+      </w:r>
+      <w:r>
+        <w:rPr>
+          <w:b/>
+          <w:lang w:val="hi_IN" w:bidi="hi_IN"/>
+        </w:rPr>
         <w:t>"तुम्हारा धीरज और विश्वास"</w:t>
       </w:r>
     </w:p>
@@ -1878,6 +2183,21 @@
           <w:b/>
           <w:lang w:val="hi_IN" w:bidi="hi_IN"/>
         </w:rPr>
+        <w:t>ἐν πᾶσιν τοῖς διωγμοῖς ὑμῶν, καὶ ταῖς θλίψεσιν</w:t>
+      </w:r>
+    </w:p>
+    <w:p>
+      <w:pPr/>
+      <w:r>
+        <w:rPr>
+          <w:lang w:val="hi_IN" w:bidi="hi_IN"/>
+        </w:rPr>
+      </w:r>
+      <w:r>
+        <w:rPr>
+          <w:b/>
+          <w:lang w:val="hi_IN" w:bidi="hi_IN"/>
+        </w:rPr>
         <w:t>"तुम्हारे" - "उपद्रव और क्लेश"</w:t>
       </w:r>
     </w:p>
@@ -1987,6 +2307,21 @@
           <w:b/>
           <w:lang w:val="hi_IN" w:bidi="hi_IN"/>
         </w:rPr>
+        <w:t>πίστεως ἐν πᾶσιν τοῖς διωγμοῖς ὑμῶν</w:t>
+      </w:r>
+    </w:p>
+    <w:p>
+      <w:pPr/>
+      <w:r>
+        <w:rPr>
+          <w:lang w:val="hi_IN" w:bidi="hi_IN"/>
+        </w:rPr>
+      </w:r>
+      <w:r>
+        <w:rPr>
+          <w:b/>
+          <w:lang w:val="hi_IN" w:bidi="hi_IN"/>
+        </w:rPr>
         <w:t>"जितने उपद्रव"- "सब में"- "विश्वास"</w:t>
       </w:r>
     </w:p>
@@ -2083,6 +2418,21 @@
           <w:b/>
           <w:lang w:val="hi_IN" w:bidi="hi_IN"/>
         </w:rPr>
+        <w:t>ἔνδειγμα τῆς δικαίας κρίσεως τοῦ Θεοῦ, εἰς τὸ καταξιωθῆναι ὑμᾶς</w:t>
+      </w:r>
+    </w:p>
+    <w:p>
+      <w:pPr/>
+      <w:r>
+        <w:rPr>
+          <w:lang w:val="hi_IN" w:bidi="hi_IN"/>
+        </w:rPr>
+      </w:r>
+      <w:r>
+        <w:rPr>
+          <w:b/>
+          <w:lang w:val="hi_IN" w:bidi="hi_IN"/>
+        </w:rPr>
         <w:t>"यह परमेश्वर के सच्चे न्याय का स्पष्ट प्रमाण है; कि तुम... योग्य ठहरो"</w:t>
       </w:r>
     </w:p>
@@ -2179,6 +2529,21 @@
           <w:b/>
           <w:lang w:val="hi_IN" w:bidi="hi_IN"/>
         </w:rPr>
+        <w:t>εἰς τὸ καταξιωθῆναι ὑμᾶς τῆς Βασιλείας τοῦ Θεοῦ</w:t>
+      </w:r>
+    </w:p>
+    <w:p>
+      <w:pPr/>
+      <w:r>
+        <w:rPr>
+          <w:lang w:val="hi_IN" w:bidi="hi_IN"/>
+        </w:rPr>
+      </w:r>
+      <w:r>
+        <w:rPr>
+          <w:b/>
+          <w:lang w:val="hi_IN" w:bidi="hi_IN"/>
+        </w:rPr>
         <w:t>"कि तुम परमेश्वर के राज्य के योग्य ठहरो"</w:t>
       </w:r>
     </w:p>
@@ -2262,6 +2627,21 @@
           <w:b/>
           <w:lang w:val="hi_IN" w:bidi="hi_IN"/>
         </w:rPr>
+        <w:t>ὑπὲρ ἧς καὶ πάσχετε</w:t>
+      </w:r>
+    </w:p>
+    <w:p>
+      <w:pPr/>
+      <w:r>
+        <w:rPr>
+          <w:lang w:val="hi_IN" w:bidi="hi_IN"/>
+        </w:rPr>
+      </w:r>
+      <w:r>
+        <w:rPr>
+          <w:b/>
+          <w:lang w:val="hi_IN" w:bidi="hi_IN"/>
+        </w:rPr>
         <w:t>"जिसके लिये तुम दुःख भी उठाते हो"</w:t>
       </w:r>
     </w:p>
@@ -2358,6 +2738,21 @@
           <w:b/>
           <w:lang w:val="hi_IN" w:bidi="hi_IN"/>
         </w:rPr>
+        <w:t>εἴπερ δίκαιον παρὰ Θεῷ</w:t>
+      </w:r>
+    </w:p>
+    <w:p>
+      <w:pPr/>
+      <w:r>
+        <w:rPr>
+          <w:lang w:val="hi_IN" w:bidi="hi_IN"/>
+        </w:rPr>
+      </w:r>
+      <w:r>
+        <w:rPr>
+          <w:b/>
+          <w:lang w:val="hi_IN" w:bidi="hi_IN"/>
+        </w:rPr>
         <w:t>"क्योंकि परमेश्वर के निकट यह न्याय है"</w:t>
       </w:r>
     </w:p>
@@ -2441,6 +2836,21 @@
           <w:b/>
           <w:lang w:val="hi_IN" w:bidi="hi_IN"/>
         </w:rPr>
+        <w:t>παρὰ Θεῷ, ἀνταποδοῦναι τοῖς θλίβουσιν ὑμᾶς θλῖψιν</w:t>
+      </w:r>
+    </w:p>
+    <w:p>
+      <w:pPr/>
+      <w:r>
+        <w:rPr>
+          <w:lang w:val="hi_IN" w:bidi="hi_IN"/>
+        </w:rPr>
+      </w:r>
+      <w:r>
+        <w:rPr>
+          <w:b/>
+          <w:lang w:val="hi_IN" w:bidi="hi_IN"/>
+        </w:rPr>
         <w:t>"क्योंकि परमेश्वर के निकट" - "जो तुम्हें क्लेश देते हैं, उन्हें बदले में क्लेश दे"</w:t>
       </w:r>
     </w:p>
@@ -2537,6 +2947,21 @@
           <w:b/>
           <w:lang w:val="hi_IN" w:bidi="hi_IN"/>
         </w:rPr>
+        <w:t>ἀνταποδοῦναι τοῖς θλίβουσιν ὑμᾶς θλῖψιν</w:t>
+      </w:r>
+    </w:p>
+    <w:p>
+      <w:pPr/>
+      <w:r>
+        <w:rPr>
+          <w:lang w:val="hi_IN" w:bidi="hi_IN"/>
+        </w:rPr>
+      </w:r>
+      <w:r>
+        <w:rPr>
+          <w:b/>
+          <w:lang w:val="hi_IN" w:bidi="hi_IN"/>
+        </w:rPr>
         <w:t>"जो तुम्हें क्लेश देते हैं, उन्हें बदले में क्लेश दे"</w:t>
       </w:r>
     </w:p>
@@ -2633,6 +3058,21 @@
           <w:b/>
           <w:lang w:val="hi_IN" w:bidi="hi_IN"/>
         </w:rPr>
+        <w:t>καὶ ὑμῖν &amp; ἄνεσιν</w:t>
+      </w:r>
+    </w:p>
+    <w:p>
+      <w:pPr/>
+      <w:r>
+        <w:rPr>
+          <w:lang w:val="hi_IN" w:bidi="hi_IN"/>
+        </w:rPr>
+      </w:r>
+      <w:r>
+        <w:rPr>
+          <w:b/>
+          <w:lang w:val="hi_IN" w:bidi="hi_IN"/>
+        </w:rPr>
         <w:t>"और"- "चैन दे"</w:t>
       </w:r>
     </w:p>
@@ -2729,6 +3169,21 @@
           <w:b/>
           <w:lang w:val="hi_IN" w:bidi="hi_IN"/>
         </w:rPr>
+        <w:t>καὶ ὑμῖν τοῖς θλιβομένοις, ἄνεσιν μεθ’ ἡμῶν</w:t>
+      </w:r>
+    </w:p>
+    <w:p>
+      <w:pPr/>
+      <w:r>
+        <w:rPr>
+          <w:lang w:val="hi_IN" w:bidi="hi_IN"/>
+        </w:rPr>
+      </w:r>
+      <w:r>
+        <w:rPr>
+          <w:b/>
+          <w:lang w:val="hi_IN" w:bidi="hi_IN"/>
+        </w:rPr>
         <w:t>"और तुम जो क्लेश पाते हो, हमारे साथ चैन दे"</w:t>
       </w:r>
     </w:p>
@@ -2838,6 +3293,21 @@
           <w:b/>
           <w:lang w:val="hi_IN" w:bidi="hi_IN"/>
         </w:rPr>
+        <w:t>ὑμῖν &amp; ἄνεσιν</w:t>
+      </w:r>
+    </w:p>
+    <w:p>
+      <w:pPr/>
+      <w:r>
+        <w:rPr>
+          <w:lang w:val="hi_IN" w:bidi="hi_IN"/>
+        </w:rPr>
+      </w:r>
+      <w:r>
+        <w:rPr>
+          <w:b/>
+          <w:lang w:val="hi_IN" w:bidi="hi_IN"/>
+        </w:rPr>
         <w:t>"चैन दे"</w:t>
       </w:r>
     </w:p>
@@ -2934,6 +3404,21 @@
           <w:b/>
           <w:lang w:val="hi_IN" w:bidi="hi_IN"/>
         </w:rPr>
+        <w:t>τοῖς θλιβομένοις</w:t>
+      </w:r>
+    </w:p>
+    <w:p>
+      <w:pPr/>
+      <w:r>
+        <w:rPr>
+          <w:lang w:val="hi_IN" w:bidi="hi_IN"/>
+        </w:rPr>
+      </w:r>
+      <w:r>
+        <w:rPr>
+          <w:b/>
+          <w:lang w:val="hi_IN" w:bidi="hi_IN"/>
+        </w:rPr>
         <w:t>"जो क्लेश पाते हो"</w:t>
       </w:r>
     </w:p>
@@ -3029,6 +3514,21 @@
           <w:b/>
           <w:lang w:val="hi_IN" w:bidi="hi_IN"/>
         </w:rPr>
+        <w:t>ἐν τῇ ἀποκαλύψει τοῦ Κυρίου Ἰησοῦ</w:t>
+      </w:r>
+    </w:p>
+    <w:p>
+      <w:pPr/>
+      <w:r>
+        <w:rPr>
+          <w:lang w:val="hi_IN" w:bidi="hi_IN"/>
+        </w:rPr>
+      </w:r>
+      <w:r>
+        <w:rPr>
+          <w:b/>
+          <w:lang w:val="hi_IN" w:bidi="hi_IN"/>
+        </w:rPr>
         <w:t>"उस समय जबकि प्रभु यीशु... प्रगट होगा"</w:t>
       </w:r>
     </w:p>
@@ -3125,6 +3625,21 @@
           <w:b/>
           <w:lang w:val="hi_IN" w:bidi="hi_IN"/>
         </w:rPr>
+        <w:t>διδόντος ἐκδίκησιν τοῖς</w:t>
+      </w:r>
+    </w:p>
+    <w:p>
+      <w:pPr/>
+      <w:r>
+        <w:rPr>
+          <w:lang w:val="hi_IN" w:bidi="hi_IN"/>
+        </w:rPr>
+      </w:r>
+      <w:r>
+        <w:rPr>
+          <w:b/>
+          <w:lang w:val="hi_IN" w:bidi="hi_IN"/>
+        </w:rPr>
         <w:t>"उनसे पलटा लेगा"</w:t>
       </w:r>
     </w:p>
@@ -3221,6 +3736,21 @@
           <w:b/>
           <w:lang w:val="hi_IN" w:bidi="hi_IN"/>
         </w:rPr>
+        <w:t>τοῖς μὴ εἰδόσι Θεὸν</w:t>
+      </w:r>
+    </w:p>
+    <w:p>
+      <w:pPr/>
+      <w:r>
+        <w:rPr>
+          <w:lang w:val="hi_IN" w:bidi="hi_IN"/>
+        </w:rPr>
+      </w:r>
+      <w:r>
+        <w:rPr>
+          <w:b/>
+          <w:lang w:val="hi_IN" w:bidi="hi_IN"/>
+        </w:rPr>
         <w:t>"जो परमेश्वर को नहीं पहचानते" - "उनसे"</w:t>
       </w:r>
     </w:p>
@@ -3317,6 +3847,21 @@
           <w:b/>
           <w:lang w:val="hi_IN" w:bidi="hi_IN"/>
         </w:rPr>
+        <w:t>καὶ τοῖς μὴ ὑπακούουσιν τῷ εὐαγγελίῳ</w:t>
+      </w:r>
+    </w:p>
+    <w:p>
+      <w:pPr/>
+      <w:r>
+        <w:rPr>
+          <w:lang w:val="hi_IN" w:bidi="hi_IN"/>
+        </w:rPr>
+      </w:r>
+      <w:r>
+        <w:rPr>
+          <w:b/>
+          <w:lang w:val="hi_IN" w:bidi="hi_IN"/>
+        </w:rPr>
         <w:t xml:space="preserve">"सुसमाचार को नहीं मानते उनसे" </w:t>
       </w:r>
     </w:p>
@@ -3439,6 +3984,21 @@
           <w:b/>
           <w:lang w:val="hi_IN" w:bidi="hi_IN"/>
         </w:rPr>
+        <w:t>ὑπακούουσιν τῷ εὐαγγελίῳ</w:t>
+      </w:r>
+    </w:p>
+    <w:p>
+      <w:pPr/>
+      <w:r>
+        <w:rPr>
+          <w:lang w:val="hi_IN" w:bidi="hi_IN"/>
+        </w:rPr>
+      </w:r>
+      <w:r>
+        <w:rPr>
+          <w:b/>
+          <w:lang w:val="hi_IN" w:bidi="hi_IN"/>
+        </w:rPr>
         <w:t xml:space="preserve">"सुसमाचार को" - "मानते" </w:t>
       </w:r>
     </w:p>
@@ -3535,6 +4095,21 @@
           <w:b/>
           <w:lang w:val="hi_IN" w:bidi="hi_IN"/>
         </w:rPr>
+        <w:t>τῷ εὐαγγελίῳ τοῦ Κυρίου ἡμῶν, Ἰησοῦ</w:t>
+      </w:r>
+    </w:p>
+    <w:p>
+      <w:pPr/>
+      <w:r>
+        <w:rPr>
+          <w:lang w:val="hi_IN" w:bidi="hi_IN"/>
+        </w:rPr>
+      </w:r>
+      <w:r>
+        <w:rPr>
+          <w:b/>
+          <w:lang w:val="hi_IN" w:bidi="hi_IN"/>
+        </w:rPr>
         <w:t>"हमारे प्रभु यीशु के सुसमाचार"</w:t>
       </w:r>
     </w:p>
@@ -3644,6 +4219,21 @@
           <w:b/>
           <w:lang w:val="hi_IN" w:bidi="hi_IN"/>
         </w:rPr>
+        <w:t>οἵτινες δίκην τίσουσιν</w:t>
+      </w:r>
+    </w:p>
+    <w:p>
+      <w:pPr/>
+      <w:r>
+        <w:rPr>
+          <w:lang w:val="hi_IN" w:bidi="hi_IN"/>
+        </w:rPr>
+      </w:r>
+      <w:r>
+        <w:rPr>
+          <w:b/>
+          <w:lang w:val="hi_IN" w:bidi="hi_IN"/>
+        </w:rPr>
         <w:t xml:space="preserve">"वे" - "दण्ड पाएँगे" </w:t>
       </w:r>
     </w:p>
@@ -3753,6 +4343,21 @@
           <w:b/>
           <w:lang w:val="hi_IN" w:bidi="hi_IN"/>
         </w:rPr>
+        <w:t>οἵτινες δίκην τίσουσιν</w:t>
+      </w:r>
+    </w:p>
+    <w:p>
+      <w:pPr/>
+      <w:r>
+        <w:rPr>
+          <w:lang w:val="hi_IN" w:bidi="hi_IN"/>
+        </w:rPr>
+      </w:r>
+      <w:r>
+        <w:rPr>
+          <w:b/>
+          <w:lang w:val="hi_IN" w:bidi="hi_IN"/>
+        </w:rPr>
         <w:t>"वे" - "दण्ड पाएँगे"</w:t>
       </w:r>
     </w:p>
@@ -3849,6 +4454,21 @@
           <w:b/>
           <w:lang w:val="hi_IN" w:bidi="hi_IN"/>
         </w:rPr>
+        <w:t>δίκην τίσουσιν</w:t>
+      </w:r>
+    </w:p>
+    <w:p>
+      <w:pPr/>
+      <w:r>
+        <w:rPr>
+          <w:lang w:val="hi_IN" w:bidi="hi_IN"/>
+        </w:rPr>
+      </w:r>
+      <w:r>
+        <w:rPr>
+          <w:b/>
+          <w:lang w:val="hi_IN" w:bidi="hi_IN"/>
+        </w:rPr>
         <w:t>"दण्ड पाएँगे"</w:t>
       </w:r>
     </w:p>
@@ -3945,6 +4565,21 @@
           <w:b/>
           <w:lang w:val="hi_IN" w:bidi="hi_IN"/>
         </w:rPr>
+        <w:t>ὄλεθρον αἰώνιον</w:t>
+      </w:r>
+    </w:p>
+    <w:p>
+      <w:pPr/>
+      <w:r>
+        <w:rPr>
+          <w:lang w:val="hi_IN" w:bidi="hi_IN"/>
+        </w:rPr>
+      </w:r>
+      <w:r>
+        <w:rPr>
+          <w:b/>
+          <w:lang w:val="hi_IN" w:bidi="hi_IN"/>
+        </w:rPr>
         <w:t>"अनन्त विनाश"</w:t>
       </w:r>
     </w:p>
@@ -4080,6 +4715,21 @@
           <w:b/>
           <w:lang w:val="hi_IN" w:bidi="hi_IN"/>
         </w:rPr>
+        <w:t>ἀπὸ προσώπου τοῦ Κυρίου</w:t>
+      </w:r>
+    </w:p>
+    <w:p>
+      <w:pPr/>
+      <w:r>
+        <w:rPr>
+          <w:lang w:val="hi_IN" w:bidi="hi_IN"/>
+        </w:rPr>
+      </w:r>
+      <w:r>
+        <w:rPr>
+          <w:b/>
+          <w:lang w:val="hi_IN" w:bidi="hi_IN"/>
+        </w:rPr>
         <w:t>"प्रभु के सामने से" - "दूर होकर"</w:t>
       </w:r>
     </w:p>
@@ -4176,6 +4826,21 @@
           <w:b/>
           <w:lang w:val="hi_IN" w:bidi="hi_IN"/>
         </w:rPr>
+        <w:t>τῆς δόξης τῆς ἰσχύος αὐτοῦ</w:t>
+      </w:r>
+    </w:p>
+    <w:p>
+      <w:pPr/>
+      <w:r>
+        <w:rPr>
+          <w:lang w:val="hi_IN" w:bidi="hi_IN"/>
+        </w:rPr>
+      </w:r>
+      <w:r>
+        <w:rPr>
+          <w:b/>
+          <w:lang w:val="hi_IN" w:bidi="hi_IN"/>
+        </w:rPr>
         <w:t>"उसकी शक्ति के तेज"</w:t>
       </w:r>
     </w:p>
@@ -4298,6 +4963,21 @@
           <w:b/>
           <w:lang w:val="hi_IN" w:bidi="hi_IN"/>
         </w:rPr>
+        <w:t>τῆς δόξης τῆς ἰσχύος αὐτοῦ</w:t>
+      </w:r>
+    </w:p>
+    <w:p>
+      <w:pPr/>
+      <w:r>
+        <w:rPr>
+          <w:lang w:val="hi_IN" w:bidi="hi_IN"/>
+        </w:rPr>
+      </w:r>
+      <w:r>
+        <w:rPr>
+          <w:b/>
+          <w:lang w:val="hi_IN" w:bidi="hi_IN"/>
+        </w:rPr>
         <w:t>"उसकी शक्ति के तेज"</w:t>
       </w:r>
     </w:p>
@@ -4407,6 +5087,21 @@
           <w:b/>
           <w:lang w:val="hi_IN" w:bidi="hi_IN"/>
         </w:rPr>
+        <w:t>ὅταν ἔλθῃ &amp; ἐν τῇ ἡμέρᾳ ἐκείνῃ</w:t>
+      </w:r>
+    </w:p>
+    <w:p>
+      <w:pPr/>
+      <w:r>
+        <w:rPr>
+          <w:lang w:val="hi_IN" w:bidi="hi_IN"/>
+        </w:rPr>
+      </w:r>
+      <w:r>
+        <w:rPr>
+          <w:b/>
+          <w:lang w:val="hi_IN" w:bidi="hi_IN"/>
+        </w:rPr>
         <w:t xml:space="preserve">"उस दिन" - "जब वह" - "आएगा" </w:t>
       </w:r>
     </w:p>
@@ -4503,6 +5198,21 @@
           <w:b/>
           <w:lang w:val="hi_IN" w:bidi="hi_IN"/>
         </w:rPr>
+        <w:t>ἐνδοξασθῆναι ἐν τοῖς ἁγίοις αὐτοῦ, καὶ θαυμασθῆναι ἐν πᾶσιν τοῖς πιστεύσασιν</w:t>
+      </w:r>
+    </w:p>
+    <w:p>
+      <w:pPr/>
+      <w:r>
+        <w:rPr>
+          <w:lang w:val="hi_IN" w:bidi="hi_IN"/>
+        </w:rPr>
+      </w:r>
+      <w:r>
+        <w:rPr>
+          <w:b/>
+          <w:lang w:val="hi_IN" w:bidi="hi_IN"/>
+        </w:rPr>
         <w:t>"अपने पवित्र लोगों में महिमा पाने, और सब विश्वास करनेवालों में आश्चर्य का कारण होने को"</w:t>
       </w:r>
     </w:p>
@@ -4586,6 +5296,21 @@
           <w:b/>
           <w:lang w:val="hi_IN" w:bidi="hi_IN"/>
         </w:rPr>
+        <w:t>ἐνδοξασθῆναι ἐν τοῖς ἁγίοις αὐτοῦ, καὶ θαυμασθῆναι</w:t>
+      </w:r>
+    </w:p>
+    <w:p>
+      <w:pPr/>
+      <w:r>
+        <w:rPr>
+          <w:lang w:val="hi_IN" w:bidi="hi_IN"/>
+        </w:rPr>
+      </w:r>
+      <w:r>
+        <w:rPr>
+          <w:b/>
+          <w:lang w:val="hi_IN" w:bidi="hi_IN"/>
+        </w:rPr>
         <w:t>"अपने पवित्र लोगों में महिमा पाने और ... आश्चर्य का कारण होने"</w:t>
       </w:r>
     </w:p>
@@ -4695,6 +5420,21 @@
           <w:b/>
           <w:lang w:val="hi_IN" w:bidi="hi_IN"/>
         </w:rPr>
+        <w:t>ἐνδοξασθῆναι ἐν τοῖς ἁγίοις αὐτοῦ, καὶ θαυμασθῆναι ἐν πᾶσιν τοῖς πιστεύσασιν</w:t>
+      </w:r>
+    </w:p>
+    <w:p>
+      <w:pPr/>
+      <w:r>
+        <w:rPr>
+          <w:lang w:val="hi_IN" w:bidi="hi_IN"/>
+        </w:rPr>
+      </w:r>
+      <w:r>
+        <w:rPr>
+          <w:b/>
+          <w:lang w:val="hi_IN" w:bidi="hi_IN"/>
+        </w:rPr>
         <w:t>"अपने पवित्र लोगों में महिमा पाने, और सब विश्वास करनेवालों में आश्चर्य का कारण होने"</w:t>
       </w:r>
     </w:p>
@@ -4778,6 +5518,21 @@
           <w:b/>
           <w:lang w:val="hi_IN" w:bidi="hi_IN"/>
         </w:rPr>
+        <w:t>ἐπιστεύθη τὸ μαρτύριον ἡμῶν ἐφ’ ὑμᾶς</w:t>
+      </w:r>
+    </w:p>
+    <w:p>
+      <w:pPr/>
+      <w:r>
+        <w:rPr>
+          <w:lang w:val="hi_IN" w:bidi="hi_IN"/>
+        </w:rPr>
+      </w:r>
+      <w:r>
+        <w:rPr>
+          <w:b/>
+          <w:lang w:val="hi_IN" w:bidi="hi_IN"/>
+        </w:rPr>
         <w:t>"तुम ने हमारी गवाही पर विश्वास किया"</w:t>
       </w:r>
     </w:p>
@@ -4861,6 +5616,21 @@
           <w:b/>
           <w:lang w:val="hi_IN" w:bidi="hi_IN"/>
         </w:rPr>
+        <w:t>εἰς ὃ</w:t>
+      </w:r>
+    </w:p>
+    <w:p>
+      <w:pPr/>
+      <w:r>
+        <w:rPr>
+          <w:lang w:val="hi_IN" w:bidi="hi_IN"/>
+        </w:rPr>
+      </w:r>
+      <w:r>
+        <w:rPr>
+          <w:b/>
+          <w:lang w:val="hi_IN" w:bidi="hi_IN"/>
+        </w:rPr>
         <w:t>"इसलिए"</w:t>
       </w:r>
     </w:p>
@@ -4957,6 +5727,21 @@
           <w:b/>
           <w:lang w:val="hi_IN" w:bidi="hi_IN"/>
         </w:rPr>
+        <w:t>καὶ προσευχόμεθα πάντοτε περὶ ὑμῶν</w:t>
+      </w:r>
+    </w:p>
+    <w:p>
+      <w:pPr/>
+      <w:r>
+        <w:rPr>
+          <w:lang w:val="hi_IN" w:bidi="hi_IN"/>
+        </w:rPr>
+      </w:r>
+      <w:r>
+        <w:rPr>
+          <w:b/>
+          <w:lang w:val="hi_IN" w:bidi="hi_IN"/>
+        </w:rPr>
         <w:t>"हम सदा तुम्हारे निमित्त प्रार्थना भी करते हैं"</w:t>
       </w:r>
     </w:p>
@@ -5053,6 +5838,21 @@
           <w:b/>
           <w:lang w:val="hi_IN" w:bidi="hi_IN"/>
         </w:rPr>
+        <w:t>τῆς κλήσεως</w:t>
+      </w:r>
+    </w:p>
+    <w:p>
+      <w:pPr/>
+      <w:r>
+        <w:rPr>
+          <w:lang w:val="hi_IN" w:bidi="hi_IN"/>
+        </w:rPr>
+      </w:r>
+      <w:r>
+        <w:rPr>
+          <w:b/>
+          <w:lang w:val="hi_IN" w:bidi="hi_IN"/>
+        </w:rPr>
         <w:t>"बुलाहट के"</w:t>
       </w:r>
     </w:p>
@@ -5149,6 +5949,21 @@
           <w:b/>
           <w:lang w:val="hi_IN" w:bidi="hi_IN"/>
         </w:rPr>
+        <w:t>πληρώσῃ πᾶσαν εὐδοκίαν ἀγαθωσύνης, καὶ ἔργον πίστεως ἐν δυνάμει</w:t>
+      </w:r>
+    </w:p>
+    <w:p>
+      <w:pPr/>
+      <w:r>
+        <w:rPr>
+          <w:lang w:val="hi_IN" w:bidi="hi_IN"/>
+        </w:rPr>
+      </w:r>
+      <w:r>
+        <w:rPr>
+          <w:b/>
+          <w:lang w:val="hi_IN" w:bidi="hi_IN"/>
+        </w:rPr>
         <w:t>"परमेश्वर" - "भलाई की हर एक इच्छा, और विश्वास के हर एक काम को सामर्थ्य सहित पूरा करे"</w:t>
       </w:r>
     </w:p>
@@ -5310,6 +6125,21 @@
           <w:b/>
           <w:lang w:val="hi_IN" w:bidi="hi_IN"/>
         </w:rPr>
+        <w:t>καὶ πληρώσῃ</w:t>
+      </w:r>
+    </w:p>
+    <w:p>
+      <w:pPr/>
+      <w:r>
+        <w:rPr>
+          <w:lang w:val="hi_IN" w:bidi="hi_IN"/>
+        </w:rPr>
+      </w:r>
+      <w:r>
+        <w:rPr>
+          <w:b/>
+          <w:lang w:val="hi_IN" w:bidi="hi_IN"/>
+        </w:rPr>
         <w:t>"परमेश्वर" - "पूरा करें"</w:t>
       </w:r>
     </w:p>
@@ -5445,6 +6275,21 @@
           <w:b/>
           <w:lang w:val="hi_IN" w:bidi="hi_IN"/>
         </w:rPr>
+        <w:t>ὅπως</w:t>
+      </w:r>
+    </w:p>
+    <w:p>
+      <w:pPr/>
+      <w:r>
+        <w:rPr>
+          <w:lang w:val="hi_IN" w:bidi="hi_IN"/>
+        </w:rPr>
+      </w:r>
+      <w:r>
+        <w:rPr>
+          <w:b/>
+          <w:lang w:val="hi_IN" w:bidi="hi_IN"/>
+        </w:rPr>
         <w:t>"कि"</w:t>
       </w:r>
     </w:p>
@@ -5541,6 +6386,21 @@
           <w:b/>
           <w:lang w:val="hi_IN" w:bidi="hi_IN"/>
         </w:rPr>
+        <w:t>τὸ ὄνομα τοῦ Κυρίου ἡμῶν, Ἰησοῦ</w:t>
+      </w:r>
+    </w:p>
+    <w:p>
+      <w:pPr/>
+      <w:r>
+        <w:rPr>
+          <w:lang w:val="hi_IN" w:bidi="hi_IN"/>
+        </w:rPr>
+      </w:r>
+      <w:r>
+        <w:rPr>
+          <w:b/>
+          <w:lang w:val="hi_IN" w:bidi="hi_IN"/>
+        </w:rPr>
         <w:t>"हमारे प्रभु यीशु का नाम"</w:t>
       </w:r>
     </w:p>
@@ -5637,6 +6497,21 @@
           <w:b/>
           <w:lang w:val="hi_IN" w:bidi="hi_IN"/>
         </w:rPr>
+        <w:t>ὅπως ἐνδοξασθῇ τὸ ὄνομα τοῦ Κυρίου ἡμῶν, Ἰησοῦ, ἐν ὑμῖν</w:t>
+      </w:r>
+    </w:p>
+    <w:p>
+      <w:pPr/>
+      <w:r>
+        <w:rPr>
+          <w:lang w:val="hi_IN" w:bidi="hi_IN"/>
+        </w:rPr>
+      </w:r>
+      <w:r>
+        <w:rPr>
+          <w:b/>
+          <w:lang w:val="hi_IN" w:bidi="hi_IN"/>
+        </w:rPr>
         <w:t>"कि" - "हमारे प्रभु यीशु का नाम तुम में महिमा पाए"</w:t>
       </w:r>
     </w:p>
@@ -5720,6 +6595,21 @@
           <w:b/>
           <w:lang w:val="hi_IN" w:bidi="hi_IN"/>
         </w:rPr>
+        <w:t>καὶ ὑμεῖς ἐν αὐτῷ</w:t>
+      </w:r>
+    </w:p>
+    <w:p>
+      <w:pPr/>
+      <w:r>
+        <w:rPr>
+          <w:lang w:val="hi_IN" w:bidi="hi_IN"/>
+        </w:rPr>
+      </w:r>
+      <w:r>
+        <w:rPr>
+          <w:b/>
+          <w:lang w:val="hi_IN" w:bidi="hi_IN"/>
+        </w:rPr>
         <w:t>"और तुम उसमें"</w:t>
       </w:r>
     </w:p>
@@ -5803,6 +6693,21 @@
           <w:b/>
           <w:lang w:val="hi_IN" w:bidi="hi_IN"/>
         </w:rPr>
+        <w:t>καὶ ὑμεῖς ἐν αὐτῷ</w:t>
+      </w:r>
+    </w:p>
+    <w:p>
+      <w:pPr/>
+      <w:r>
+        <w:rPr>
+          <w:lang w:val="hi_IN" w:bidi="hi_IN"/>
+        </w:rPr>
+      </w:r>
+      <w:r>
+        <w:rPr>
+          <w:b/>
+          <w:lang w:val="hi_IN" w:bidi="hi_IN"/>
+        </w:rPr>
         <w:t>"और तुम उसमें"</w:t>
       </w:r>
     </w:p>
@@ -5899,6 +6804,21 @@
           <w:b/>
           <w:lang w:val="hi_IN" w:bidi="hi_IN"/>
         </w:rPr>
+        <w:t>κατὰ τὴν χάριν τοῦ Θεοῦ ἡμῶν</w:t>
+      </w:r>
+    </w:p>
+    <w:p>
+      <w:pPr/>
+      <w:r>
+        <w:rPr>
+          <w:lang w:val="hi_IN" w:bidi="hi_IN"/>
+        </w:rPr>
+      </w:r>
+      <w:r>
+        <w:rPr>
+          <w:b/>
+          <w:lang w:val="hi_IN" w:bidi="hi_IN"/>
+        </w:rPr>
         <w:t>"हमारे परमेश्वर... के अनुग्रह के अनुसार"</w:t>
       </w:r>
     </w:p>
@@ -5995,6 +6915,21 @@
           <w:b/>
           <w:lang w:val="hi_IN" w:bidi="hi_IN"/>
         </w:rPr>
+        <w:t>τοῦ Θεοῦ ἡμῶν καὶ Κυρίου Ἰησοῦ Χριστοῦ</w:t>
+      </w:r>
+    </w:p>
+    <w:p>
+      <w:pPr/>
+      <w:r>
+        <w:rPr>
+          <w:lang w:val="hi_IN" w:bidi="hi_IN"/>
+        </w:rPr>
+      </w:r>
+      <w:r>
+        <w:rPr>
+          <w:b/>
+          <w:lang w:val="hi_IN" w:bidi="hi_IN"/>
+        </w:rPr>
         <w:t>"हमारे परमेश्वर और प्रभु यीशु मसीह के"</w:t>
       </w:r>
     </w:p>
@@ -6142,6 +7077,21 @@
           <w:b/>
           <w:lang w:val="hi_IN" w:bidi="hi_IN"/>
         </w:rPr>
+        <w:t>δὲ</w:t>
+      </w:r>
+    </w:p>
+    <w:p>
+      <w:pPr/>
+      <w:r>
+        <w:rPr>
+          <w:lang w:val="hi_IN" w:bidi="hi_IN"/>
+        </w:rPr>
+      </w:r>
+      <w:r>
+        <w:rPr>
+          <w:b/>
+          <w:lang w:val="hi_IN" w:bidi="hi_IN"/>
+        </w:rPr>
         <w:t>"अब"</w:t>
       </w:r>
     </w:p>
@@ -6238,6 +7188,21 @@
           <w:b/>
           <w:lang w:val="hi_IN" w:bidi="hi_IN"/>
         </w:rPr>
+        <w:t>ὑπὲρ τῆς παρουσίας τοῦ Κυρίου ἡμῶν, Ἰησοῦ Χριστοῦ, καὶ ἡμῶν ἐπισυναγωγῆς ἐπ’ αὐτόν</w:t>
+      </w:r>
+    </w:p>
+    <w:p>
+      <w:pPr/>
+      <w:r>
+        <w:rPr>
+          <w:lang w:val="hi_IN" w:bidi="hi_IN"/>
+        </w:rPr>
+      </w:r>
+      <w:r>
+        <w:rPr>
+          <w:b/>
+          <w:lang w:val="hi_IN" w:bidi="hi_IN"/>
+        </w:rPr>
         <w:t>"अपने प्रभु यीशु मसीह के आने, और उसके पास अपने इकट्ठे होने के विषय में"</w:t>
       </w:r>
     </w:p>
@@ -6341,6 +7306,21 @@
           <w:b/>
           <w:lang w:val="hi_IN" w:bidi="hi_IN"/>
         </w:rPr>
+        <w:t>ὑπὲρ τῆς παρουσίας τοῦ Κυρίου ἡμῶν, Ἰησοῦ Χριστοῦ, καὶ ἡμῶν ἐπισυναγωγῆς ἐπ’ αὐτόν</w:t>
+      </w:r>
+    </w:p>
+    <w:p>
+      <w:pPr/>
+      <w:r>
+        <w:rPr>
+          <w:lang w:val="hi_IN" w:bidi="hi_IN"/>
+        </w:rPr>
+      </w:r>
+      <w:r>
+        <w:rPr>
+          <w:b/>
+          <w:lang w:val="hi_IN" w:bidi="hi_IN"/>
+        </w:rPr>
         <w:t>"अपने प्रभु यीशु मसीह के आने, और उसके पास अपने इकट्ठे होने के विषय में"</w:t>
       </w:r>
     </w:p>
@@ -6450,6 +7430,21 @@
           <w:b/>
           <w:lang w:val="hi_IN" w:bidi="hi_IN"/>
         </w:rPr>
+        <w:t>ἀδελφοί</w:t>
+      </w:r>
+    </w:p>
+    <w:p>
+      <w:pPr/>
+      <w:r>
+        <w:rPr>
+          <w:lang w:val="hi_IN" w:bidi="hi_IN"/>
+        </w:rPr>
+      </w:r>
+      <w:r>
+        <w:rPr>
+          <w:b/>
+          <w:lang w:val="hi_IN" w:bidi="hi_IN"/>
+        </w:rPr>
         <w:t>"भाइयों"</w:t>
       </w:r>
     </w:p>
@@ -6546,6 +7541,21 @@
           <w:b/>
           <w:lang w:val="hi_IN" w:bidi="hi_IN"/>
         </w:rPr>
+        <w:t>εἰς τὸ μὴ ταχέως σαλευθῆναι ὑμᾶς ἀπὸ τοῦ νοὸς</w:t>
+      </w:r>
+    </w:p>
+    <w:p>
+      <w:pPr/>
+      <w:r>
+        <w:rPr>
+          <w:lang w:val="hi_IN" w:bidi="hi_IN"/>
+        </w:rPr>
+      </w:r>
+      <w:r>
+        <w:rPr>
+          <w:b/>
+          <w:lang w:val="hi_IN" w:bidi="hi_IN"/>
+        </w:rPr>
         <w:t>"तुम्हारा मन अचानक अस्थिर न हो जाए"</w:t>
       </w:r>
     </w:p>
@@ -6642,6 +7652,21 @@
           <w:b/>
           <w:lang w:val="hi_IN" w:bidi="hi_IN"/>
         </w:rPr>
+        <w:t>μηδὲ θροεῖσθαι</w:t>
+      </w:r>
+    </w:p>
+    <w:p>
+      <w:pPr/>
+      <w:r>
+        <w:rPr>
+          <w:lang w:val="hi_IN" w:bidi="hi_IN"/>
+        </w:rPr>
+      </w:r>
+      <w:r>
+        <w:rPr>
+          <w:b/>
+          <w:lang w:val="hi_IN" w:bidi="hi_IN"/>
+        </w:rPr>
         <w:t>"और न तुम घबराओ"</w:t>
       </w:r>
     </w:p>
@@ -6738,6 +7763,21 @@
           <w:b/>
           <w:lang w:val="hi_IN" w:bidi="hi_IN"/>
         </w:rPr>
+        <w:t>μήτε διὰ πνεύματος, μήτε διὰ λόγου, μήτε δι’ ἐπιστολῆς, ὡς δι’ ἡμῶν</w:t>
+      </w:r>
+    </w:p>
+    <w:p>
+      <w:pPr/>
+      <w:r>
+        <w:rPr>
+          <w:lang w:val="hi_IN" w:bidi="hi_IN"/>
+        </w:rPr>
+      </w:r>
+      <w:r>
+        <w:rPr>
+          <w:b/>
+          <w:lang w:val="hi_IN" w:bidi="hi_IN"/>
+        </w:rPr>
         <w:t>"किसी आत्मा, या वचन, या पत्री के द्वारा जो कि मानो हमारी ओर से हो"</w:t>
       </w:r>
     </w:p>
@@ -6821,6 +7861,21 @@
           <w:b/>
           <w:lang w:val="hi_IN" w:bidi="hi_IN"/>
         </w:rPr>
+        <w:t>ὡς δι’ ἡμῶν</w:t>
+      </w:r>
+    </w:p>
+    <w:p>
+      <w:pPr/>
+      <w:r>
+        <w:rPr>
+          <w:lang w:val="hi_IN" w:bidi="hi_IN"/>
+        </w:rPr>
+      </w:r>
+      <w:r>
+        <w:rPr>
+          <w:b/>
+          <w:lang w:val="hi_IN" w:bidi="hi_IN"/>
+        </w:rPr>
         <w:t>"मानो हमारी ओर से हो"</w:t>
       </w:r>
     </w:p>
@@ -6904,6 +7959,21 @@
           <w:b/>
           <w:lang w:val="hi_IN" w:bidi="hi_IN"/>
         </w:rPr>
+        <w:t>ὡς ὅτι</w:t>
+      </w:r>
+    </w:p>
+    <w:p>
+      <w:pPr/>
+      <w:r>
+        <w:rPr>
+          <w:lang w:val="hi_IN" w:bidi="hi_IN"/>
+        </w:rPr>
+      </w:r>
+      <w:r>
+        <w:rPr>
+          <w:b/>
+          <w:lang w:val="hi_IN" w:bidi="hi_IN"/>
+        </w:rPr>
         <w:t>"मानो"</w:t>
       </w:r>
     </w:p>
@@ -6987,6 +8057,21 @@
           <w:b/>
           <w:lang w:val="hi_IN" w:bidi="hi_IN"/>
         </w:rPr>
+        <w:t>ἡ ἡμέρα τοῦ Κυρίου</w:t>
+      </w:r>
+    </w:p>
+    <w:p>
+      <w:pPr/>
+      <w:r>
+        <w:rPr>
+          <w:lang w:val="hi_IN" w:bidi="hi_IN"/>
+        </w:rPr>
+      </w:r>
+      <w:r>
+        <w:rPr>
+          <w:b/>
+          <w:lang w:val="hi_IN" w:bidi="hi_IN"/>
+        </w:rPr>
         <w:t>"प्रभु का दिन"</w:t>
       </w:r>
     </w:p>
@@ -7063,6 +8148,21 @@
           <w:b/>
           <w:lang w:val="hi_IN" w:bidi="hi_IN"/>
         </w:rPr>
+        <w:t>μή τις ὑμᾶς ἐξαπατήσῃ κατὰ μηδένα τρόπον</w:t>
+      </w:r>
+    </w:p>
+    <w:p>
+      <w:pPr/>
+      <w:r>
+        <w:rPr>
+          <w:lang w:val="hi_IN" w:bidi="hi_IN"/>
+        </w:rPr>
+      </w:r>
+      <w:r>
+        <w:rPr>
+          <w:b/>
+          <w:lang w:val="hi_IN" w:bidi="hi_IN"/>
+        </w:rPr>
         <w:t>"किसी रीति से किसी के धोखे में न आना"</w:t>
       </w:r>
     </w:p>
@@ -7126,6 +8226,21 @@
           <w:b/>
           <w:lang w:val="hi_IN" w:bidi="hi_IN"/>
         </w:rPr>
+        <w:t>ὅτι ἐὰν μὴ ἔλθῃ ἡ ἀποστασία πρῶτον</w:t>
+      </w:r>
+    </w:p>
+    <w:p>
+      <w:pPr/>
+      <w:r>
+        <w:rPr>
+          <w:lang w:val="hi_IN" w:bidi="hi_IN"/>
+        </w:rPr>
+      </w:r>
+      <w:r>
+        <w:rPr>
+          <w:b/>
+          <w:lang w:val="hi_IN" w:bidi="hi_IN"/>
+        </w:rPr>
         <w:t>"जब तक विद्रोह नहीं होता"</w:t>
       </w:r>
     </w:p>
@@ -7209,6 +8324,21 @@
           <w:b/>
           <w:lang w:val="hi_IN" w:bidi="hi_IN"/>
         </w:rPr>
+        <w:t>ἡ ἀποστασία</w:t>
+      </w:r>
+    </w:p>
+    <w:p>
+      <w:pPr/>
+      <w:r>
+        <w:rPr>
+          <w:lang w:val="hi_IN" w:bidi="hi_IN"/>
+        </w:rPr>
+      </w:r>
+      <w:r>
+        <w:rPr>
+          <w:b/>
+          <w:lang w:val="hi_IN" w:bidi="hi_IN"/>
+        </w:rPr>
         <w:t>"विद्रोह"</w:t>
       </w:r>
     </w:p>
@@ -7331,6 +8461,21 @@
           <w:b/>
           <w:lang w:val="hi_IN" w:bidi="hi_IN"/>
         </w:rPr>
+        <w:t>ἀποκαλυφθῇ ὁ ἄνθρωπος τῆς ἀνομίας</w:t>
+      </w:r>
+    </w:p>
+    <w:p>
+      <w:pPr/>
+      <w:r>
+        <w:rPr>
+          <w:lang w:val="hi_IN" w:bidi="hi_IN"/>
+        </w:rPr>
+      </w:r>
+      <w:r>
+        <w:rPr>
+          <w:b/>
+          <w:lang w:val="hi_IN" w:bidi="hi_IN"/>
+        </w:rPr>
         <w:t>"वह अधर्मी पुरुष" - "प्रगट" - "हो"</w:t>
       </w:r>
     </w:p>
@@ -7440,6 +8585,21 @@
           <w:b/>
           <w:lang w:val="hi_IN" w:bidi="hi_IN"/>
         </w:rPr>
+        <w:t>ὁ ἄνθρωπος τῆς ἀνομίας</w:t>
+      </w:r>
+    </w:p>
+    <w:p>
+      <w:pPr/>
+      <w:r>
+        <w:rPr>
+          <w:lang w:val="hi_IN" w:bidi="hi_IN"/>
+        </w:rPr>
+      </w:r>
+      <w:r>
+        <w:rPr>
+          <w:b/>
+          <w:lang w:val="hi_IN" w:bidi="hi_IN"/>
+        </w:rPr>
         <w:t>"अधर्मी पुरुष"</w:t>
       </w:r>
     </w:p>
@@ -7549,6 +8709,21 @@
           <w:b/>
           <w:lang w:val="hi_IN" w:bidi="hi_IN"/>
         </w:rPr>
+        <w:t>ὁ υἱὸς τῆς ἀπωλείας</w:t>
+      </w:r>
+    </w:p>
+    <w:p>
+      <w:pPr/>
+      <w:r>
+        <w:rPr>
+          <w:lang w:val="hi_IN" w:bidi="hi_IN"/>
+        </w:rPr>
+      </w:r>
+      <w:r>
+        <w:rPr>
+          <w:b/>
+          <w:lang w:val="hi_IN" w:bidi="hi_IN"/>
+        </w:rPr>
         <w:t>"विनाश का पुत्र"</w:t>
       </w:r>
     </w:p>
@@ -7728,6 +8903,21 @@
           <w:b/>
           <w:lang w:val="hi_IN" w:bidi="hi_IN"/>
         </w:rPr>
+        <w:t>πάντα λεγόμενον θεὸν ἢ σέβασμα</w:t>
+      </w:r>
+    </w:p>
+    <w:p>
+      <w:pPr/>
+      <w:r>
+        <w:rPr>
+          <w:lang w:val="hi_IN" w:bidi="hi_IN"/>
+        </w:rPr>
+      </w:r>
+      <w:r>
+        <w:rPr>
+          <w:b/>
+          <w:lang w:val="hi_IN" w:bidi="hi_IN"/>
+        </w:rPr>
         <w:t>"हर एक से जो परमेश्वर, या पूज्य कहलाता है"</w:t>
       </w:r>
     </w:p>
@@ -7811,6 +9001,21 @@
           <w:b/>
           <w:lang w:val="hi_IN" w:bidi="hi_IN"/>
         </w:rPr>
+        <w:t>αὐτὸν &amp; καθίσαι</w:t>
+      </w:r>
+    </w:p>
+    <w:p>
+      <w:pPr/>
+      <w:r>
+        <w:rPr>
+          <w:lang w:val="hi_IN" w:bidi="hi_IN"/>
+        </w:rPr>
+      </w:r>
+      <w:r>
+        <w:rPr>
+          <w:b/>
+          <w:lang w:val="hi_IN" w:bidi="hi_IN"/>
+        </w:rPr>
         <w:t>"वह" - "बैठकर अपने आपको"</w:t>
       </w:r>
     </w:p>
@@ -7907,6 +9112,21 @@
           <w:b/>
           <w:lang w:val="hi_IN" w:bidi="hi_IN"/>
         </w:rPr>
+        <w:t>ἀποδεικνύντα ἑαυτὸν ὅτι ἔστιν Θεός</w:t>
+      </w:r>
+    </w:p>
+    <w:p>
+      <w:pPr/>
+      <w:r>
+        <w:rPr>
+          <w:lang w:val="hi_IN" w:bidi="hi_IN"/>
+        </w:rPr>
+      </w:r>
+      <w:r>
+        <w:rPr>
+          <w:b/>
+          <w:lang w:val="hi_IN" w:bidi="hi_IN"/>
+        </w:rPr>
         <w:t>"वह...अपने आपको परमेश्वर प्रगट करता है"</w:t>
       </w:r>
     </w:p>
@@ -7983,6 +9203,21 @@
           <w:b/>
           <w:lang w:val="hi_IN" w:bidi="hi_IN"/>
         </w:rPr>
+        <w:t>οὐ μνημονεύετε ὅτι, ἔτι ὢν πρὸς ὑμᾶς, ταῦτα ἔλεγον ὑμῖν</w:t>
+      </w:r>
+    </w:p>
+    <w:p>
+      <w:pPr/>
+      <w:r>
+        <w:rPr>
+          <w:lang w:val="hi_IN" w:bidi="hi_IN"/>
+        </w:rPr>
+      </w:r>
+      <w:r>
+        <w:rPr>
+          <w:b/>
+          <w:lang w:val="hi_IN" w:bidi="hi_IN"/>
+        </w:rPr>
         <w:t>"क्या तुम्हें स्मरण नहीं, कि जब मैं तुम्हारे यहाँ था, तो तुम से ये बातें कहा करता था"</w:t>
       </w:r>
     </w:p>
@@ -8066,6 +9301,21 @@
           <w:b/>
           <w:lang w:val="hi_IN" w:bidi="hi_IN"/>
         </w:rPr>
+        <w:t>ταῦτα</w:t>
+      </w:r>
+    </w:p>
+    <w:p>
+      <w:pPr/>
+      <w:r>
+        <w:rPr>
+          <w:lang w:val="hi_IN" w:bidi="hi_IN"/>
+        </w:rPr>
+      </w:r>
+      <w:r>
+        <w:rPr>
+          <w:b/>
+          <w:lang w:val="hi_IN" w:bidi="hi_IN"/>
+        </w:rPr>
         <w:t>"ये बातें"</w:t>
       </w:r>
     </w:p>
@@ -8162,6 +9412,21 @@
           <w:b/>
           <w:lang w:val="hi_IN" w:bidi="hi_IN"/>
         </w:rPr>
+        <w:t>καὶ νῦν τὸ κατέχον οἴδατε</w:t>
+      </w:r>
+    </w:p>
+    <w:p>
+      <w:pPr/>
+      <w:r>
+        <w:rPr>
+          <w:lang w:val="hi_IN" w:bidi="hi_IN"/>
+        </w:rPr>
+      </w:r>
+      <w:r>
+        <w:rPr>
+          <w:b/>
+          <w:lang w:val="hi_IN" w:bidi="hi_IN"/>
+        </w:rPr>
         <w:t>"और अब तुम उस वस्तु को जानते हो, जो उसे रोक रही है"</w:t>
       </w:r>
     </w:p>
@@ -8264,6 +9529,21 @@
           <w:b/>
           <w:lang w:val="hi_IN" w:bidi="hi_IN"/>
         </w:rPr>
+        <w:t>τὸ ἀποκαλυφθῆναι αὐτὸν ἐν τῷ αὐτοῦ καιρῷ</w:t>
+      </w:r>
+    </w:p>
+    <w:p>
+      <w:pPr/>
+      <w:r>
+        <w:rPr>
+          <w:lang w:val="hi_IN" w:bidi="hi_IN"/>
+        </w:rPr>
+      </w:r>
+      <w:r>
+        <w:rPr>
+          <w:b/>
+          <w:lang w:val="hi_IN" w:bidi="hi_IN"/>
+        </w:rPr>
         <w:t>"वह अपने ही समय में प्रगट हो"</w:t>
       </w:r>
     </w:p>
@@ -8347,6 +9627,21 @@
           <w:b/>
           <w:lang w:val="hi_IN" w:bidi="hi_IN"/>
         </w:rPr>
+        <w:t>γὰρ</w:t>
+      </w:r>
+    </w:p>
+    <w:p>
+      <w:pPr/>
+      <w:r>
+        <w:rPr>
+          <w:lang w:val="hi_IN" w:bidi="hi_IN"/>
+        </w:rPr>
+      </w:r>
+      <w:r>
+        <w:rPr>
+          <w:b/>
+          <w:lang w:val="hi_IN" w:bidi="hi_IN"/>
+        </w:rPr>
         <w:t>"क्योंकि"</w:t>
       </w:r>
     </w:p>
@@ -8456,6 +9751,21 @@
           <w:b/>
           <w:lang w:val="hi_IN" w:bidi="hi_IN"/>
         </w:rPr>
+        <w:t>τὸ &amp; μυστήριον ἤδη ἐνεργεῖται τῆς ἀνομίας</w:t>
+      </w:r>
+    </w:p>
+    <w:p>
+      <w:pPr/>
+      <w:r>
+        <w:rPr>
+          <w:lang w:val="hi_IN" w:bidi="hi_IN"/>
+        </w:rPr>
+      </w:r>
+      <w:r>
+        <w:rPr>
+          <w:b/>
+          <w:lang w:val="hi_IN" w:bidi="hi_IN"/>
+        </w:rPr>
         <w:t>"क्योंकि अधर्म का भेद अब भी कार्य करता जाता है"</w:t>
       </w:r>
     </w:p>
@@ -8565,6 +9875,21 @@
           <w:b/>
           <w:lang w:val="hi_IN" w:bidi="hi_IN"/>
         </w:rPr>
+        <w:t>ὁ κατέχων</w:t>
+      </w:r>
+    </w:p>
+    <w:p>
+      <w:pPr/>
+      <w:r>
+        <w:rPr>
+          <w:lang w:val="hi_IN" w:bidi="hi_IN"/>
+        </w:rPr>
+      </w:r>
+      <w:r>
+        <w:rPr>
+          <w:b/>
+          <w:lang w:val="hi_IN" w:bidi="hi_IN"/>
+        </w:rPr>
         <w:t>"अभी एक रोकनेवाला है"</w:t>
       </w:r>
     </w:p>
@@ -8628,6 +9953,21 @@
           <w:b/>
           <w:lang w:val="hi_IN" w:bidi="hi_IN"/>
         </w:rPr>
+        <w:t>γένηται</w:t>
+      </w:r>
+    </w:p>
+    <w:p>
+      <w:pPr/>
+      <w:r>
+        <w:rPr>
+          <w:lang w:val="hi_IN" w:bidi="hi_IN"/>
+        </w:rPr>
+      </w:r>
+      <w:r>
+        <w:rPr>
+          <w:b/>
+          <w:lang w:val="hi_IN" w:bidi="hi_IN"/>
+        </w:rPr>
         <w:t>"वह दूर न हो जाए"</w:t>
       </w:r>
     </w:p>
@@ -8724,6 +10064,21 @@
           <w:b/>
           <w:lang w:val="hi_IN" w:bidi="hi_IN"/>
         </w:rPr>
+        <w:t>ἐκ μέσου γένηται</w:t>
+      </w:r>
+    </w:p>
+    <w:p>
+      <w:pPr/>
+      <w:r>
+        <w:rPr>
+          <w:lang w:val="hi_IN" w:bidi="hi_IN"/>
+        </w:rPr>
+      </w:r>
+      <w:r>
+        <w:rPr>
+          <w:b/>
+          <w:lang w:val="hi_IN" w:bidi="hi_IN"/>
+        </w:rPr>
         <w:t>"वह दूर न हो जाए"</w:t>
       </w:r>
     </w:p>
@@ -8807,6 +10162,21 @@
           <w:b/>
           <w:lang w:val="hi_IN" w:bidi="hi_IN"/>
         </w:rPr>
+        <w:t>καὶ τότε ἀποκαλυφθήσεται ὁ ἄνομος</w:t>
+      </w:r>
+    </w:p>
+    <w:p>
+      <w:pPr/>
+      <w:r>
+        <w:rPr>
+          <w:lang w:val="hi_IN" w:bidi="hi_IN"/>
+        </w:rPr>
+      </w:r>
+      <w:r>
+        <w:rPr>
+          <w:b/>
+          <w:lang w:val="hi_IN" w:bidi="hi_IN"/>
+        </w:rPr>
         <w:t>"तब वह अधर्मी प्रगट होगा"</w:t>
       </w:r>
     </w:p>
@@ -8890,6 +10260,21 @@
           <w:b/>
           <w:lang w:val="hi_IN" w:bidi="hi_IN"/>
         </w:rPr>
+        <w:t>τῷ πνεύματι τοῦ στόματος αὐτοῦ</w:t>
+      </w:r>
+    </w:p>
+    <w:p>
+      <w:pPr/>
+      <w:r>
+        <w:rPr>
+          <w:lang w:val="hi_IN" w:bidi="hi_IN"/>
+        </w:rPr>
+      </w:r>
+      <w:r>
+        <w:rPr>
+          <w:b/>
+          <w:lang w:val="hi_IN" w:bidi="hi_IN"/>
+        </w:rPr>
         <w:t>"अपने मुँह की फूँक से"</w:t>
       </w:r>
     </w:p>
@@ -8999,6 +10384,21 @@
           <w:b/>
           <w:lang w:val="hi_IN" w:bidi="hi_IN"/>
         </w:rPr>
+        <w:t>ἀνελεῖ τῷ πνεύματι τοῦ στόματος αὐτοῦ, καὶ καταργήσει τῇ ἐπιφανείᾳ τῆς παρουσίας αὐτοῦ</w:t>
+      </w:r>
+    </w:p>
+    <w:p>
+      <w:pPr/>
+      <w:r>
+        <w:rPr>
+          <w:lang w:val="hi_IN" w:bidi="hi_IN"/>
+        </w:rPr>
+      </w:r>
+      <w:r>
+        <w:rPr>
+          <w:b/>
+          <w:lang w:val="hi_IN" w:bidi="hi_IN"/>
+        </w:rPr>
         <w:t>"अपने मुँह की फूँक से मार डालेगा, और अपने आगमन के तेज से भस्म करेगा"</w:t>
       </w:r>
     </w:p>
@@ -9082,6 +10482,21 @@
           <w:b/>
           <w:lang w:val="hi_IN" w:bidi="hi_IN"/>
         </w:rPr>
+        <w:t>οὗ ἐστιν ἡ παρουσία, κατ’ ἐνέργειαν τοῦ Σατανᾶ</w:t>
+      </w:r>
+    </w:p>
+    <w:p>
+      <w:pPr/>
+      <w:r>
+        <w:rPr>
+          <w:lang w:val="hi_IN" w:bidi="hi_IN"/>
+        </w:rPr>
+      </w:r>
+      <w:r>
+        <w:rPr>
+          <w:b/>
+          <w:lang w:val="hi_IN" w:bidi="hi_IN"/>
+        </w:rPr>
         <w:t>"उस अधर्मी का आना शैतान के कार्य के अनुसार"</w:t>
       </w:r>
     </w:p>
@@ -9191,6 +10606,21 @@
           <w:b/>
           <w:lang w:val="hi_IN" w:bidi="hi_IN"/>
         </w:rPr>
+        <w:t>οὗ</w:t>
+      </w:r>
+    </w:p>
+    <w:p>
+      <w:pPr/>
+      <w:r>
+        <w:rPr>
+          <w:lang w:val="hi_IN" w:bidi="hi_IN"/>
+        </w:rPr>
+      </w:r>
+      <w:r>
+        <w:rPr>
+          <w:b/>
+          <w:lang w:val="hi_IN" w:bidi="hi_IN"/>
+        </w:rPr>
         <w:t>"उस"</w:t>
       </w:r>
     </w:p>
@@ -9293,6 +10723,21 @@
           <w:b/>
           <w:lang w:val="hi_IN" w:bidi="hi_IN"/>
         </w:rPr>
+        <w:t>ἐν πάσῃ δυνάμει, καὶ σημείοις, καὶ τέρασιν ψεύδους</w:t>
+      </w:r>
+    </w:p>
+    <w:p>
+      <w:pPr/>
+      <w:r>
+        <w:rPr>
+          <w:lang w:val="hi_IN" w:bidi="hi_IN"/>
+        </w:rPr>
+      </w:r>
+      <w:r>
+        <w:rPr>
+          <w:b/>
+          <w:lang w:val="hi_IN" w:bidi="hi_IN"/>
+        </w:rPr>
         <w:t>"सब प्रकार की झूठी सामर्थ्य, चिन्ह, और अद्भुत काम के साथ"</w:t>
       </w:r>
     </w:p>
@@ -9441,6 +10886,21 @@
           <w:b/>
           <w:lang w:val="hi_IN" w:bidi="hi_IN"/>
         </w:rPr>
+        <w:t>ἐν πάσῃ δυνάμει, καὶ σημείοις, καὶ τέρασιν ψεύδους</w:t>
+      </w:r>
+    </w:p>
+    <w:p>
+      <w:pPr/>
+      <w:r>
+        <w:rPr>
+          <w:lang w:val="hi_IN" w:bidi="hi_IN"/>
+        </w:rPr>
+      </w:r>
+      <w:r>
+        <w:rPr>
+          <w:b/>
+          <w:lang w:val="hi_IN" w:bidi="hi_IN"/>
+        </w:rPr>
         <w:t>"सब प्रकार की झूठी सामर्थ्य, चिन्ह, और अद्भुत काम के साथ"</w:t>
       </w:r>
     </w:p>
@@ -9537,6 +10997,21 @@
           <w:b/>
           <w:lang w:val="hi_IN" w:bidi="hi_IN"/>
         </w:rPr>
+        <w:t>καὶ σημείοις, καὶ τέρασιν ψεύδους</w:t>
+      </w:r>
+    </w:p>
+    <w:p>
+      <w:pPr/>
+      <w:r>
+        <w:rPr>
+          <w:lang w:val="hi_IN" w:bidi="hi_IN"/>
+        </w:rPr>
+      </w:r>
+      <w:r>
+        <w:rPr>
+          <w:b/>
+          <w:lang w:val="hi_IN" w:bidi="hi_IN"/>
+        </w:rPr>
         <w:t>"चिन्ह और अद्भुत काम"</w:t>
       </w:r>
     </w:p>
@@ -9646,6 +11121,21 @@
           <w:b/>
           <w:lang w:val="hi_IN" w:bidi="hi_IN"/>
         </w:rPr>
+        <w:t>πάσῃ</w:t>
+      </w:r>
+    </w:p>
+    <w:p>
+      <w:pPr/>
+      <w:r>
+        <w:rPr>
+          <w:lang w:val="hi_IN" w:bidi="hi_IN"/>
+        </w:rPr>
+      </w:r>
+      <w:r>
+        <w:rPr>
+          <w:b/>
+          <w:lang w:val="hi_IN" w:bidi="hi_IN"/>
+        </w:rPr>
         <w:t>"सब"</w:t>
       </w:r>
     </w:p>
@@ -9742,6 +11232,21 @@
           <w:b/>
           <w:lang w:val="hi_IN" w:bidi="hi_IN"/>
         </w:rPr>
+        <w:t>ἐν πάσῃ ἀπάτῃ ἀδικίας</w:t>
+      </w:r>
+    </w:p>
+    <w:p>
+      <w:pPr/>
+      <w:r>
+        <w:rPr>
+          <w:lang w:val="hi_IN" w:bidi="hi_IN"/>
+        </w:rPr>
+      </w:r>
+      <w:r>
+        <w:rPr>
+          <w:b/>
+          <w:lang w:val="hi_IN" w:bidi="hi_IN"/>
+        </w:rPr>
         <w:t>"अधर्म के सब प्रकार के धोखे के साथ"</w:t>
       </w:r>
     </w:p>
@@ -9851,6 +11356,21 @@
           <w:b/>
           <w:lang w:val="hi_IN" w:bidi="hi_IN"/>
         </w:rPr>
+        <w:t>ἐν πάσῃ ἀπάτῃ ἀδικίας, τοῖς ἀπολλυμένοις</w:t>
+      </w:r>
+    </w:p>
+    <w:p>
+      <w:pPr/>
+      <w:r>
+        <w:rPr>
+          <w:lang w:val="hi_IN" w:bidi="hi_IN"/>
+        </w:rPr>
+      </w:r>
+      <w:r>
+        <w:rPr>
+          <w:b/>
+          <w:lang w:val="hi_IN" w:bidi="hi_IN"/>
+        </w:rPr>
         <w:t>"नाश होनेवालों के लिये अधर्म के सब प्रकार के धोखे के साथ"</w:t>
       </w:r>
     </w:p>
@@ -9960,6 +11480,21 @@
           <w:b/>
           <w:lang w:val="hi_IN" w:bidi="hi_IN"/>
         </w:rPr>
+        <w:t>ἀνθ’ ὧν</w:t>
+      </w:r>
+    </w:p>
+    <w:p>
+      <w:pPr/>
+      <w:r>
+        <w:rPr>
+          <w:lang w:val="hi_IN" w:bidi="hi_IN"/>
+        </w:rPr>
+      </w:r>
+      <w:r>
+        <w:rPr>
+          <w:b/>
+          <w:lang w:val="hi_IN" w:bidi="hi_IN"/>
+        </w:rPr>
         <w:t>"क्योंकि"</w:t>
       </w:r>
     </w:p>
@@ -10069,6 +11604,21 @@
           <w:b/>
           <w:lang w:val="hi_IN" w:bidi="hi_IN"/>
         </w:rPr>
+        <w:t>τὴν ἀγάπην τῆς ἀληθείας οὐκ ἐδέξαντο</w:t>
+      </w:r>
+    </w:p>
+    <w:p>
+      <w:pPr/>
+      <w:r>
+        <w:rPr>
+          <w:lang w:val="hi_IN" w:bidi="hi_IN"/>
+        </w:rPr>
+      </w:r>
+      <w:r>
+        <w:rPr>
+          <w:b/>
+          <w:lang w:val="hi_IN" w:bidi="hi_IN"/>
+        </w:rPr>
         <w:t>"उन्होंने सत्य के प्रेम को ग्रहण नहीं किया"</w:t>
       </w:r>
     </w:p>
@@ -10204,6 +11754,21 @@
           <w:b/>
           <w:lang w:val="hi_IN" w:bidi="hi_IN"/>
         </w:rPr>
+        <w:t>εἰς τὸ σωθῆναι αὐτούς</w:t>
+      </w:r>
+    </w:p>
+    <w:p>
+      <w:pPr/>
+      <w:r>
+        <w:rPr>
+          <w:lang w:val="hi_IN" w:bidi="hi_IN"/>
+        </w:rPr>
+      </w:r>
+      <w:r>
+        <w:rPr>
+          <w:b/>
+          <w:lang w:val="hi_IN" w:bidi="hi_IN"/>
+        </w:rPr>
         <w:t>"जिससे उनका उद्धार होता"</w:t>
       </w:r>
     </w:p>
@@ -10287,6 +11852,21 @@
           <w:b/>
           <w:lang w:val="hi_IN" w:bidi="hi_IN"/>
         </w:rPr>
+        <w:t>εἰς τὸ σωθῆναι αὐτούς</w:t>
+      </w:r>
+    </w:p>
+    <w:p>
+      <w:pPr/>
+      <w:r>
+        <w:rPr>
+          <w:lang w:val="hi_IN" w:bidi="hi_IN"/>
+        </w:rPr>
+      </w:r>
+      <w:r>
+        <w:rPr>
+          <w:b/>
+          <w:lang w:val="hi_IN" w:bidi="hi_IN"/>
+        </w:rPr>
         <w:t>"जिससे उनका उद्धार होता"</w:t>
       </w:r>
     </w:p>
@@ -10370,6 +11950,21 @@
           <w:b/>
           <w:lang w:val="hi_IN" w:bidi="hi_IN"/>
         </w:rPr>
+        <w:t>διὰ τοῦτο</w:t>
+      </w:r>
+    </w:p>
+    <w:p>
+      <w:pPr/>
+      <w:r>
+        <w:rPr>
+          <w:lang w:val="hi_IN" w:bidi="hi_IN"/>
+        </w:rPr>
+      </w:r>
+      <w:r>
+        <w:rPr>
+          <w:b/>
+          <w:lang w:val="hi_IN" w:bidi="hi_IN"/>
+        </w:rPr>
         <w:t>"इसी कारण"</w:t>
       </w:r>
     </w:p>
@@ -10460,6 +12055,21 @@
           <w:b/>
           <w:lang w:val="hi_IN" w:bidi="hi_IN"/>
         </w:rPr>
+        <w:t>πέμπει αὐτοῖς ὁ Θεὸς ἐνέργειαν πλάνης, εἰς τὸ πιστεῦσαι αὐτοὺς τῷ ψεύδει</w:t>
+      </w:r>
+    </w:p>
+    <w:p>
+      <w:pPr/>
+      <w:r>
+        <w:rPr>
+          <w:lang w:val="hi_IN" w:bidi="hi_IN"/>
+        </w:rPr>
+      </w:r>
+      <w:r>
+        <w:rPr>
+          <w:b/>
+          <w:lang w:val="hi_IN" w:bidi="hi_IN"/>
+        </w:rPr>
         <w:t>"परमेश्वर उनमें एक भटका देनेवाली सामर्थ्य को भेजेगा ताकि वे झूठ पर विश्वास करें"</w:t>
       </w:r>
     </w:p>
@@ -10569,6 +12179,21 @@
           <w:b/>
           <w:lang w:val="hi_IN" w:bidi="hi_IN"/>
         </w:rPr>
+        <w:t>ἐνέργειαν πλάνης</w:t>
+      </w:r>
+    </w:p>
+    <w:p>
+      <w:pPr/>
+      <w:r>
+        <w:rPr>
+          <w:lang w:val="hi_IN" w:bidi="hi_IN"/>
+        </w:rPr>
+      </w:r>
+      <w:r>
+        <w:rPr>
+          <w:b/>
+          <w:lang w:val="hi_IN" w:bidi="hi_IN"/>
+        </w:rPr>
         <w:t>"भटका देनेवाली"</w:t>
       </w:r>
     </w:p>
@@ -10691,6 +12316,21 @@
           <w:b/>
           <w:lang w:val="hi_IN" w:bidi="hi_IN"/>
         </w:rPr>
+        <w:t>εἰς τὸ πιστεῦσαι αὐτοὺς</w:t>
+      </w:r>
+    </w:p>
+    <w:p>
+      <w:pPr/>
+      <w:r>
+        <w:rPr>
+          <w:lang w:val="hi_IN" w:bidi="hi_IN"/>
+        </w:rPr>
+      </w:r>
+      <w:r>
+        <w:rPr>
+          <w:b/>
+          <w:lang w:val="hi_IN" w:bidi="hi_IN"/>
+        </w:rPr>
         <w:t xml:space="preserve">"ताकि वे" - "विश्वास करें" </w:t>
       </w:r>
     </w:p>
@@ -10800,6 +12440,21 @@
           <w:b/>
           <w:lang w:val="hi_IN" w:bidi="hi_IN"/>
         </w:rPr>
+        <w:t>εἰς τὸ πιστεῦσαι αὐτοὺς</w:t>
+      </w:r>
+    </w:p>
+    <w:p>
+      <w:pPr/>
+      <w:r>
+        <w:rPr>
+          <w:lang w:val="hi_IN" w:bidi="hi_IN"/>
+        </w:rPr>
+      </w:r>
+      <w:r>
+        <w:rPr>
+          <w:b/>
+          <w:lang w:val="hi_IN" w:bidi="hi_IN"/>
+        </w:rPr>
         <w:t>"ताकि वे" - "विश्वास करें"</w:t>
       </w:r>
     </w:p>
@@ -10896,6 +12551,21 @@
           <w:b/>
           <w:lang w:val="hi_IN" w:bidi="hi_IN"/>
         </w:rPr>
+        <w:t>ἵνα</w:t>
+      </w:r>
+    </w:p>
+    <w:p>
+      <w:pPr/>
+      <w:r>
+        <w:rPr>
+          <w:lang w:val="hi_IN" w:bidi="hi_IN"/>
+        </w:rPr>
+      </w:r>
+      <w:r>
+        <w:rPr>
+          <w:b/>
+          <w:lang w:val="hi_IN" w:bidi="hi_IN"/>
+        </w:rPr>
         <w:t>"जितने"</w:t>
       </w:r>
     </w:p>
@@ -10979,6 +12649,21 @@
           <w:b/>
           <w:lang w:val="hi_IN" w:bidi="hi_IN"/>
         </w:rPr>
+        <w:t>κριθῶσιν πάντες</w:t>
+      </w:r>
+    </w:p>
+    <w:p>
+      <w:pPr/>
+      <w:r>
+        <w:rPr>
+          <w:lang w:val="hi_IN" w:bidi="hi_IN"/>
+        </w:rPr>
+      </w:r>
+      <w:r>
+        <w:rPr>
+          <w:b/>
+          <w:lang w:val="hi_IN" w:bidi="hi_IN"/>
+        </w:rPr>
         <w:t xml:space="preserve">"जितने लोग" - "सब दण्ड पाएँ" </w:t>
       </w:r>
     </w:p>
@@ -11088,6 +12773,21 @@
           <w:b/>
           <w:lang w:val="hi_IN" w:bidi="hi_IN"/>
         </w:rPr>
+        <w:t>οἱ</w:t>
+      </w:r>
+    </w:p>
+    <w:p>
+      <w:pPr/>
+      <w:r>
+        <w:rPr>
+          <w:lang w:val="hi_IN" w:bidi="hi_IN"/>
+        </w:rPr>
+      </w:r>
+      <w:r>
+        <w:rPr>
+          <w:b/>
+          <w:lang w:val="hi_IN" w:bidi="hi_IN"/>
+        </w:rPr>
         <w:t>"जितने लोग"</w:t>
       </w:r>
     </w:p>
@@ -11184,6 +12884,21 @@
           <w:b/>
           <w:lang w:val="hi_IN" w:bidi="hi_IN"/>
         </w:rPr>
+        <w:t>οἱ μὴ πιστεύσαντες τῇ ἀληθείᾳ, ἀλλὰ εὐδοκήσαντες τῇ ἀδικίᾳ</w:t>
+      </w:r>
+    </w:p>
+    <w:p>
+      <w:pPr/>
+      <w:r>
+        <w:rPr>
+          <w:lang w:val="hi_IN" w:bidi="hi_IN"/>
+        </w:rPr>
+      </w:r>
+      <w:r>
+        <w:rPr>
+          <w:b/>
+          <w:lang w:val="hi_IN" w:bidi="hi_IN"/>
+        </w:rPr>
         <w:t>"जितने लोग सत्य पर विश्वास नहीं करते, वरन् अधर्म से प्रसन्न होते हैं"</w:t>
       </w:r>
     </w:p>
@@ -11370,6 +13085,21 @@
           <w:b/>
           <w:lang w:val="hi_IN" w:bidi="hi_IN"/>
         </w:rPr>
+        <w:t>δὲ</w:t>
+      </w:r>
+    </w:p>
+    <w:p>
+      <w:pPr/>
+      <w:r>
+        <w:rPr>
+          <w:lang w:val="hi_IN" w:bidi="hi_IN"/>
+        </w:rPr>
+      </w:r>
+      <w:r>
+        <w:rPr>
+          <w:b/>
+          <w:lang w:val="hi_IN" w:bidi="hi_IN"/>
+        </w:rPr>
         <w:t>"पर"</w:t>
       </w:r>
     </w:p>
@@ -11472,6 +13202,21 @@
           <w:b/>
           <w:lang w:val="hi_IN" w:bidi="hi_IN"/>
         </w:rPr>
+        <w:t>ἡμεῖς &amp; ὀφείλομεν εὐχαριστεῖν &amp; πάντοτε</w:t>
+      </w:r>
+    </w:p>
+    <w:p>
+      <w:pPr/>
+      <w:r>
+        <w:rPr>
+          <w:lang w:val="hi_IN" w:bidi="hi_IN"/>
+        </w:rPr>
+      </w:r>
+      <w:r>
+        <w:rPr>
+          <w:b/>
+          <w:lang w:val="hi_IN" w:bidi="hi_IN"/>
+        </w:rPr>
         <w:t>"हम"-"सदा परमेश्वर का धन्यवाद करते रहें"</w:t>
       </w:r>
     </w:p>
@@ -11568,6 +13313,21 @@
           <w:b/>
           <w:lang w:val="hi_IN" w:bidi="hi_IN"/>
         </w:rPr>
+        <w:t>ἡμεῖς &amp; ὀφείλομεν</w:t>
+      </w:r>
+    </w:p>
+    <w:p>
+      <w:pPr/>
+      <w:r>
+        <w:rPr>
+          <w:lang w:val="hi_IN" w:bidi="hi_IN"/>
+        </w:rPr>
+      </w:r>
+      <w:r>
+        <w:rPr>
+          <w:b/>
+          <w:lang w:val="hi_IN" w:bidi="hi_IN"/>
+        </w:rPr>
         <w:t>"चाहिए कि हम"</w:t>
       </w:r>
     </w:p>
@@ -11664,6 +13424,21 @@
           <w:b/>
           <w:lang w:val="hi_IN" w:bidi="hi_IN"/>
         </w:rPr>
+        <w:t>ἀδελφοὶ ἠγαπημένοι ὑπὸ Κυρίου</w:t>
+      </w:r>
+    </w:p>
+    <w:p>
+      <w:pPr/>
+      <w:r>
+        <w:rPr>
+          <w:lang w:val="hi_IN" w:bidi="hi_IN"/>
+        </w:rPr>
+      </w:r>
+      <w:r>
+        <w:rPr>
+          <w:b/>
+          <w:lang w:val="hi_IN" w:bidi="hi_IN"/>
+        </w:rPr>
         <w:t>"हे भाइयों, और प्रभु के प्रिय लोगों"</w:t>
       </w:r>
     </w:p>
@@ -11747,6 +13522,21 @@
           <w:b/>
           <w:lang w:val="hi_IN" w:bidi="hi_IN"/>
         </w:rPr>
+        <w:t>ἀδελφοὶ</w:t>
+      </w:r>
+    </w:p>
+    <w:p>
+      <w:pPr/>
+      <w:r>
+        <w:rPr>
+          <w:lang w:val="hi_IN" w:bidi="hi_IN"/>
+        </w:rPr>
+      </w:r>
+      <w:r>
+        <w:rPr>
+          <w:b/>
+          <w:lang w:val="hi_IN" w:bidi="hi_IN"/>
+        </w:rPr>
         <w:t>"भाइयों"</w:t>
       </w:r>
     </w:p>
@@ -11843,6 +13633,21 @@
           <w:b/>
           <w:lang w:val="hi_IN" w:bidi="hi_IN"/>
         </w:rPr>
+        <w:t>ἀπαρχὴν εἰς σωτηρίαν</w:t>
+      </w:r>
+    </w:p>
+    <w:p>
+      <w:pPr/>
+      <w:r>
+        <w:rPr>
+          <w:lang w:val="hi_IN" w:bidi="hi_IN"/>
+        </w:rPr>
+      </w:r>
+      <w:r>
+        <w:rPr>
+          <w:b/>
+          <w:lang w:val="hi_IN" w:bidi="hi_IN"/>
+        </w:rPr>
         <w:t>"आदि से तुम्हें चुन लिया कि"-"उद्धार पाओ"</w:t>
       </w:r>
     </w:p>
@@ -11965,6 +13770,21 @@
           <w:b/>
           <w:lang w:val="hi_IN" w:bidi="hi_IN"/>
         </w:rPr>
+        <w:t>ἀπαρχὴν εἰς σωτηρίαν ἐν ἁγιασμῷ Πνεύματος καὶ πίστει ἀληθείας</w:t>
+      </w:r>
+    </w:p>
+    <w:p>
+      <w:pPr/>
+      <w:r>
+        <w:rPr>
+          <w:lang w:val="hi_IN" w:bidi="hi_IN"/>
+        </w:rPr>
+      </w:r>
+      <w:r>
+        <w:rPr>
+          <w:b/>
+          <w:lang w:val="hi_IN" w:bidi="hi_IN"/>
+        </w:rPr>
         <w:t>"आदि से... कि आत्मा के द्वारा पवित्र बनकर, और सत्य पर विश्वास करके उद्धार पाओ"</w:t>
       </w:r>
     </w:p>
@@ -12100,6 +13920,21 @@
           <w:b/>
           <w:lang w:val="hi_IN" w:bidi="hi_IN"/>
         </w:rPr>
+        <w:t>διὰ τοῦ εὐαγγελίου ἡμῶν</w:t>
+      </w:r>
+    </w:p>
+    <w:p>
+      <w:pPr/>
+      <w:r>
+        <w:rPr>
+          <w:lang w:val="hi_IN" w:bidi="hi_IN"/>
+        </w:rPr>
+      </w:r>
+      <w:r>
+        <w:rPr>
+          <w:b/>
+          <w:lang w:val="hi_IN" w:bidi="hi_IN"/>
+        </w:rPr>
         <w:t>"हमारे सुसमाचार के द्वारा"</w:t>
       </w:r>
     </w:p>
@@ -12196,6 +14031,21 @@
           <w:b/>
           <w:lang w:val="hi_IN" w:bidi="hi_IN"/>
         </w:rPr>
+        <w:t>εἰς περιποίησιν δόξης τοῦ Κυρίου ἡμῶν, Ἰησοῦ Χριστοῦ</w:t>
+      </w:r>
+    </w:p>
+    <w:p>
+      <w:pPr/>
+      <w:r>
+        <w:rPr>
+          <w:lang w:val="hi_IN" w:bidi="hi_IN"/>
+        </w:rPr>
+      </w:r>
+      <w:r>
+        <w:rPr>
+          <w:b/>
+          <w:lang w:val="hi_IN" w:bidi="hi_IN"/>
+        </w:rPr>
         <w:t>"हमारे प्रभु यीशु मसीह की महिमा को प्राप्त करो"</w:t>
       </w:r>
     </w:p>
@@ -12292,6 +14142,21 @@
           <w:b/>
           <w:lang w:val="hi_IN" w:bidi="hi_IN"/>
         </w:rPr>
+        <w:t>εἰς περιποίησιν δόξης τοῦ Κυρίου ἡμῶν</w:t>
+      </w:r>
+    </w:p>
+    <w:p>
+      <w:pPr/>
+      <w:r>
+        <w:rPr>
+          <w:lang w:val="hi_IN" w:bidi="hi_IN"/>
+        </w:rPr>
+      </w:r>
+      <w:r>
+        <w:rPr>
+          <w:b/>
+          <w:lang w:val="hi_IN" w:bidi="hi_IN"/>
+        </w:rPr>
         <w:t>"हमारे प्रभु"-"की महिमा को प्राप्त करने के लिए"</w:t>
       </w:r>
     </w:p>
@@ -12388,6 +14253,21 @@
           <w:b/>
           <w:lang w:val="hi_IN" w:bidi="hi_IN"/>
         </w:rPr>
+        <w:t>ἄρα οὖν</w:t>
+      </w:r>
+    </w:p>
+    <w:p>
+      <w:pPr/>
+      <w:r>
+        <w:rPr>
+          <w:lang w:val="hi_IN" w:bidi="hi_IN"/>
+        </w:rPr>
+      </w:r>
+      <w:r>
+        <w:rPr>
+          <w:b/>
+          <w:lang w:val="hi_IN" w:bidi="hi_IN"/>
+        </w:rPr>
         <w:t>"इसलिए"</w:t>
       </w:r>
     </w:p>
@@ -12484,6 +14364,21 @@
           <w:b/>
           <w:lang w:val="hi_IN" w:bidi="hi_IN"/>
         </w:rPr>
+        <w:t>ἀδελφοί</w:t>
+      </w:r>
+    </w:p>
+    <w:p>
+      <w:pPr/>
+      <w:r>
+        <w:rPr>
+          <w:lang w:val="hi_IN" w:bidi="hi_IN"/>
+        </w:rPr>
+      </w:r>
+      <w:r>
+        <w:rPr>
+          <w:b/>
+          <w:lang w:val="hi_IN" w:bidi="hi_IN"/>
+        </w:rPr>
         <w:t>"भाइयों"</w:t>
       </w:r>
     </w:p>
@@ -12580,6 +14475,21 @@
           <w:b/>
           <w:lang w:val="hi_IN" w:bidi="hi_IN"/>
         </w:rPr>
+        <w:t>στήκετε</w:t>
+      </w:r>
+    </w:p>
+    <w:p>
+      <w:pPr/>
+      <w:r>
+        <w:rPr>
+          <w:lang w:val="hi_IN" w:bidi="hi_IN"/>
+        </w:rPr>
+      </w:r>
+      <w:r>
+        <w:rPr>
+          <w:b/>
+          <w:lang w:val="hi_IN" w:bidi="hi_IN"/>
+        </w:rPr>
         <w:t>"स्थिर रहो"</w:t>
       </w:r>
     </w:p>
@@ -12676,6 +14586,21 @@
           <w:b/>
           <w:lang w:val="hi_IN" w:bidi="hi_IN"/>
         </w:rPr>
+        <w:t>κρατεῖτε τὰς παραδόσεις</w:t>
+      </w:r>
+    </w:p>
+    <w:p>
+      <w:pPr/>
+      <w:r>
+        <w:rPr>
+          <w:lang w:val="hi_IN" w:bidi="hi_IN"/>
+        </w:rPr>
+      </w:r>
+      <w:r>
+        <w:rPr>
+          <w:b/>
+          <w:lang w:val="hi_IN" w:bidi="hi_IN"/>
+        </w:rPr>
         <w:t>"जो शिक्षा"-"उन्हें थामे रहो"</w:t>
       </w:r>
     </w:p>
@@ -12798,6 +14723,21 @@
           <w:b/>
           <w:lang w:val="hi_IN" w:bidi="hi_IN"/>
         </w:rPr>
+        <w:t>στήκετε καὶ κρατεῖτε</w:t>
+      </w:r>
+    </w:p>
+    <w:p>
+      <w:pPr/>
+      <w:r>
+        <w:rPr>
+          <w:lang w:val="hi_IN" w:bidi="hi_IN"/>
+        </w:rPr>
+      </w:r>
+      <w:r>
+        <w:rPr>
+          <w:b/>
+          <w:lang w:val="hi_IN" w:bidi="hi_IN"/>
+        </w:rPr>
         <w:t>"स्थिर रहो" - "थामे रहो"</w:t>
       </w:r>
     </w:p>
@@ -12881,6 +14821,21 @@
           <w:b/>
           <w:lang w:val="hi_IN" w:bidi="hi_IN"/>
         </w:rPr>
+        <w:t>ἐδιδάχθητε</w:t>
+      </w:r>
+    </w:p>
+    <w:p>
+      <w:pPr/>
+      <w:r>
+        <w:rPr>
+          <w:lang w:val="hi_IN" w:bidi="hi_IN"/>
+        </w:rPr>
+      </w:r>
+      <w:r>
+        <w:rPr>
+          <w:b/>
+          <w:lang w:val="hi_IN" w:bidi="hi_IN"/>
+        </w:rPr>
         <w:t xml:space="preserve">"जो शिक्षा"-"प्राप्त किया है" </w:t>
       </w:r>
     </w:p>
@@ -12964,6 +14919,21 @@
           <w:b/>
           <w:lang w:val="hi_IN" w:bidi="hi_IN"/>
         </w:rPr>
+        <w:t>διὰ λόγου</w:t>
+      </w:r>
+    </w:p>
+    <w:p>
+      <w:pPr/>
+      <w:r>
+        <w:rPr>
+          <w:lang w:val="hi_IN" w:bidi="hi_IN"/>
+        </w:rPr>
+      </w:r>
+      <w:r>
+        <w:rPr>
+          <w:b/>
+          <w:lang w:val="hi_IN" w:bidi="hi_IN"/>
+        </w:rPr>
         <w:t>"</w:t>
       </w:r>
       <w:r>
@@ -13074,6 +15044,21 @@
           <w:b/>
           <w:lang w:val="hi_IN" w:bidi="hi_IN"/>
         </w:rPr>
+        <w:t>δι’ ἐπιστολῆς ἡμῶν</w:t>
+      </w:r>
+    </w:p>
+    <w:p>
+      <w:pPr/>
+      <w:r>
+        <w:rPr>
+          <w:lang w:val="hi_IN" w:bidi="hi_IN"/>
+        </w:rPr>
+      </w:r>
+      <w:r>
+        <w:rPr>
+          <w:b/>
+          <w:lang w:val="hi_IN" w:bidi="hi_IN"/>
+        </w:rPr>
         <w:t>"हमारे"-" पत्र के द्वारा"</w:t>
       </w:r>
     </w:p>
@@ -13170,6 +15155,21 @@
           <w:b/>
           <w:lang w:val="hi_IN" w:bidi="hi_IN"/>
         </w:rPr>
+        <w:t>δὲ</w:t>
+      </w:r>
+    </w:p>
+    <w:p>
+      <w:pPr/>
+      <w:r>
+        <w:rPr>
+          <w:lang w:val="hi_IN" w:bidi="hi_IN"/>
+        </w:rPr>
+      </w:r>
+      <w:r>
+        <w:rPr>
+          <w:b/>
+          <w:lang w:val="hi_IN" w:bidi="hi_IN"/>
+        </w:rPr>
         <w:t>"अब"</w:t>
       </w:r>
     </w:p>
@@ -13266,6 +15266,21 @@
           <w:b/>
           <w:lang w:val="hi_IN" w:bidi="hi_IN"/>
         </w:rPr>
+        <w:t>αὐτὸς δὲ ὁ Κύριος ἡμῶν, Ἰησοῦς Χριστὸς, καὶ ὁ Θεὸς ὁ Πατὴρ ἡμῶν</w:t>
+      </w:r>
+    </w:p>
+    <w:p>
+      <w:pPr/>
+      <w:r>
+        <w:rPr>
+          <w:lang w:val="hi_IN" w:bidi="hi_IN"/>
+        </w:rPr>
+      </w:r>
+      <w:r>
+        <w:rPr>
+          <w:b/>
+          <w:lang w:val="hi_IN" w:bidi="hi_IN"/>
+        </w:rPr>
         <w:t>"हमारा प्रभु यीशु मसीह आप ही, और हमारा पिता परमेश्वर"</w:t>
       </w:r>
     </w:p>
@@ -13362,6 +15377,21 @@
           <w:b/>
           <w:lang w:val="hi_IN" w:bidi="hi_IN"/>
         </w:rPr>
+        <w:t>ἡμῶν &amp; ἡμῶν &amp; ἡμᾶς</w:t>
+      </w:r>
+    </w:p>
+    <w:p>
+      <w:pPr/>
+      <w:r>
+        <w:rPr>
+          <w:lang w:val="hi_IN" w:bidi="hi_IN"/>
+        </w:rPr>
+      </w:r>
+      <w:r>
+        <w:rPr>
+          <w:b/>
+          <w:lang w:val="hi_IN" w:bidi="hi_IN"/>
+        </w:rPr>
         <w:t>"हमारा"</w:t>
       </w:r>
       <w:r>
@@ -13497,6 +15527,21 @@
           <w:b/>
           <w:lang w:val="hi_IN" w:bidi="hi_IN"/>
         </w:rPr>
+        <w:t>αὐτὸς &amp; Κύριος ἡμῶν, Ἰησοῦς Χριστὸς</w:t>
+      </w:r>
+    </w:p>
+    <w:p>
+      <w:pPr/>
+      <w:r>
+        <w:rPr>
+          <w:lang w:val="hi_IN" w:bidi="hi_IN"/>
+        </w:rPr>
+      </w:r>
+      <w:r>
+        <w:rPr>
+          <w:b/>
+          <w:lang w:val="hi_IN" w:bidi="hi_IN"/>
+        </w:rPr>
         <w:t>"हमारा प्रभु यीशु मसीह आप ही"</w:t>
       </w:r>
     </w:p>
@@ -13606,6 +15651,21 @@
           <w:b/>
           <w:lang w:val="hi_IN" w:bidi="hi_IN"/>
         </w:rPr>
+        <w:t>δοὺς παράκλησιν αἰωνίαν, καὶ ἐλπίδα ἀγαθὴν</w:t>
+      </w:r>
+    </w:p>
+    <w:p>
+      <w:pPr/>
+      <w:r>
+        <w:rPr>
+          <w:lang w:val="hi_IN" w:bidi="hi_IN"/>
+        </w:rPr>
+      </w:r>
+      <w:r>
+        <w:rPr>
+          <w:b/>
+          <w:lang w:val="hi_IN" w:bidi="hi_IN"/>
+        </w:rPr>
         <w:t>"अनन्त शान्ति और उत्तम आशा दी है"</w:t>
       </w:r>
     </w:p>
@@ -13715,6 +15775,21 @@
           <w:b/>
           <w:lang w:val="hi_IN" w:bidi="hi_IN"/>
         </w:rPr>
+        <w:t>ἐν χάριτι</w:t>
+      </w:r>
+    </w:p>
+    <w:p>
+      <w:pPr/>
+      <w:r>
+        <w:rPr>
+          <w:lang w:val="hi_IN" w:bidi="hi_IN"/>
+        </w:rPr>
+      </w:r>
+      <w:r>
+        <w:rPr>
+          <w:b/>
+          <w:lang w:val="hi_IN" w:bidi="hi_IN"/>
+        </w:rPr>
         <w:t>"अनुग्रह से"</w:t>
       </w:r>
     </w:p>
@@ -13811,6 +15886,21 @@
           <w:b/>
           <w:lang w:val="hi_IN" w:bidi="hi_IN"/>
         </w:rPr>
+        <w:t>παρακαλέσαι ὑμῶν τὰς καρδίας, καὶ στηρίξαι</w:t>
+      </w:r>
+    </w:p>
+    <w:p>
+      <w:pPr/>
+      <w:r>
+        <w:rPr>
+          <w:lang w:val="hi_IN" w:bidi="hi_IN"/>
+        </w:rPr>
+      </w:r>
+      <w:r>
+        <w:rPr>
+          <w:b/>
+          <w:lang w:val="hi_IN" w:bidi="hi_IN"/>
+        </w:rPr>
         <w:t>"तुम्हारे मनों में शान्ति दे, और" - "दृढ़ करे"</w:t>
       </w:r>
       <w:r>
@@ -13926,6 +16016,21 @@
           <w:b/>
           <w:lang w:val="hi_IN" w:bidi="hi_IN"/>
         </w:rPr>
+        <w:t>ἐν παντὶ ἔργῳ καὶ λόγῳ ἀγαθῷ</w:t>
+      </w:r>
+    </w:p>
+    <w:p>
+      <w:pPr/>
+      <w:r>
+        <w:rPr>
+          <w:lang w:val="hi_IN" w:bidi="hi_IN"/>
+        </w:rPr>
+      </w:r>
+      <w:r>
+        <w:rPr>
+          <w:b/>
+          <w:lang w:val="hi_IN" w:bidi="hi_IN"/>
+        </w:rPr>
         <w:t>"हर एक अच्छे काम, और वचन में"</w:t>
       </w:r>
     </w:p>
@@ -14099,6 +16204,21 @@
           <w:b/>
           <w:lang w:val="hi_IN" w:bidi="hi_IN"/>
         </w:rPr>
+        <w:t>τὸ λοιπὸν</w:t>
+      </w:r>
+    </w:p>
+    <w:p>
+      <w:pPr/>
+      <w:r>
+        <w:rPr>
+          <w:lang w:val="hi_IN" w:bidi="hi_IN"/>
+        </w:rPr>
+      </w:r>
+      <w:r>
+        <w:rPr>
+          <w:b/>
+          <w:lang w:val="hi_IN" w:bidi="hi_IN"/>
+        </w:rPr>
         <w:t>"</w:t>
       </w:r>
       <w:r>
@@ -14222,6 +16342,21 @@
           <w:b/>
           <w:lang w:val="hi_IN" w:bidi="hi_IN"/>
         </w:rPr>
+        <w:t>ἀδελφοί</w:t>
+      </w:r>
+    </w:p>
+    <w:p>
+      <w:pPr/>
+      <w:r>
+        <w:rPr>
+          <w:lang w:val="hi_IN" w:bidi="hi_IN"/>
+        </w:rPr>
+      </w:r>
+      <w:r>
+        <w:rPr>
+          <w:b/>
+          <w:lang w:val="hi_IN" w:bidi="hi_IN"/>
+        </w:rPr>
         <w:t>"भाइयों"</w:t>
       </w:r>
     </w:p>
@@ -14318,6 +16453,21 @@
           <w:b/>
           <w:lang w:val="hi_IN" w:bidi="hi_IN"/>
         </w:rPr>
+        <w:t>ἡμῶν</w:t>
+      </w:r>
+    </w:p>
+    <w:p>
+      <w:pPr/>
+      <w:r>
+        <w:rPr>
+          <w:lang w:val="hi_IN" w:bidi="hi_IN"/>
+        </w:rPr>
+      </w:r>
+      <w:r>
+        <w:rPr>
+          <w:b/>
+          <w:lang w:val="hi_IN" w:bidi="hi_IN"/>
+        </w:rPr>
         <w:t>"हमारे"</w:t>
       </w:r>
     </w:p>
@@ -14414,6 +16564,21 @@
           <w:b/>
           <w:lang w:val="hi_IN" w:bidi="hi_IN"/>
         </w:rPr>
+        <w:t>τρέχῃ</w:t>
+      </w:r>
+    </w:p>
+    <w:p>
+      <w:pPr/>
+      <w:r>
+        <w:rPr>
+          <w:lang w:val="hi_IN" w:bidi="hi_IN"/>
+        </w:rPr>
+      </w:r>
+      <w:r>
+        <w:rPr>
+          <w:b/>
+          <w:lang w:val="hi_IN" w:bidi="hi_IN"/>
+        </w:rPr>
         <w:t>"फैले"</w:t>
       </w:r>
     </w:p>
@@ -14510,6 +16675,21 @@
           <w:b/>
           <w:lang w:val="hi_IN" w:bidi="hi_IN"/>
         </w:rPr>
+        <w:t>καὶ δοξάζηται</w:t>
+      </w:r>
+    </w:p>
+    <w:p>
+      <w:pPr/>
+      <w:r>
+        <w:rPr>
+          <w:lang w:val="hi_IN" w:bidi="hi_IN"/>
+        </w:rPr>
+      </w:r>
+      <w:r>
+        <w:rPr>
+          <w:b/>
+          <w:lang w:val="hi_IN" w:bidi="hi_IN"/>
+        </w:rPr>
         <w:t>"और महिमा पाए"</w:t>
       </w:r>
     </w:p>
@@ -14593,6 +16773,21 @@
           <w:b/>
           <w:lang w:val="hi_IN" w:bidi="hi_IN"/>
         </w:rPr>
+        <w:t>καθὼς καὶ πρὸς ὑμᾶς</w:t>
+      </w:r>
+    </w:p>
+    <w:p>
+      <w:pPr/>
+      <w:r>
+        <w:rPr>
+          <w:lang w:val="hi_IN" w:bidi="hi_IN"/>
+        </w:rPr>
+      </w:r>
+      <w:r>
+        <w:rPr>
+          <w:b/>
+          <w:lang w:val="hi_IN" w:bidi="hi_IN"/>
+        </w:rPr>
         <w:t>"जैसा तुम में हुआ"</w:t>
       </w:r>
     </w:p>
@@ -14676,6 +16871,21 @@
           <w:b/>
           <w:lang w:val="hi_IN" w:bidi="hi_IN"/>
         </w:rPr>
+        <w:t>ῥυσθῶμεν</w:t>
+      </w:r>
+    </w:p>
+    <w:p>
+      <w:pPr/>
+      <w:r>
+        <w:rPr>
+          <w:lang w:val="hi_IN" w:bidi="hi_IN"/>
+        </w:rPr>
+      </w:r>
+      <w:r>
+        <w:rPr>
+          <w:b/>
+          <w:lang w:val="hi_IN" w:bidi="hi_IN"/>
+        </w:rPr>
         <w:t xml:space="preserve">"हम" - "बचे रहें" </w:t>
       </w:r>
     </w:p>
@@ -14759,6 +16969,21 @@
           <w:b/>
           <w:lang w:val="hi_IN" w:bidi="hi_IN"/>
         </w:rPr>
+        <w:t>ἀτόπων καὶ πονηρῶν</w:t>
+      </w:r>
+    </w:p>
+    <w:p>
+      <w:pPr/>
+      <w:r>
+        <w:rPr>
+          <w:lang w:val="hi_IN" w:bidi="hi_IN"/>
+        </w:rPr>
+      </w:r>
+      <w:r>
+        <w:rPr>
+          <w:b/>
+          <w:lang w:val="hi_IN" w:bidi="hi_IN"/>
+        </w:rPr>
         <w:t>"टेढ़े और दुष्ट"</w:t>
       </w:r>
     </w:p>
@@ -14868,6 +17093,21 @@
           <w:b/>
           <w:lang w:val="hi_IN" w:bidi="hi_IN"/>
         </w:rPr>
+        <w:t>οὐ γὰρ πάντων ἡ πίστις</w:t>
+      </w:r>
+    </w:p>
+    <w:p>
+      <w:pPr/>
+      <w:r>
+        <w:rPr>
+          <w:lang w:val="hi_IN" w:bidi="hi_IN"/>
+        </w:rPr>
+      </w:r>
+      <w:r>
+        <w:rPr>
+          <w:b/>
+          <w:lang w:val="hi_IN" w:bidi="hi_IN"/>
+        </w:rPr>
         <w:t>"क्योंकि हर एक में विश्वास नहीं"</w:t>
       </w:r>
     </w:p>
@@ -14964,6 +17204,21 @@
           <w:b/>
           <w:lang w:val="hi_IN" w:bidi="hi_IN"/>
         </w:rPr>
+        <w:t>ἡ πίστις</w:t>
+      </w:r>
+    </w:p>
+    <w:p>
+      <w:pPr/>
+      <w:r>
+        <w:rPr>
+          <w:lang w:val="hi_IN" w:bidi="hi_IN"/>
+        </w:rPr>
+      </w:r>
+      <w:r>
+        <w:rPr>
+          <w:b/>
+          <w:lang w:val="hi_IN" w:bidi="hi_IN"/>
+        </w:rPr>
         <w:t>"विश्वास"</w:t>
       </w:r>
     </w:p>
@@ -15060,6 +17315,21 @@
           <w:b/>
           <w:lang w:val="hi_IN" w:bidi="hi_IN"/>
         </w:rPr>
+        <w:t>ὃς στηρίξει</w:t>
+      </w:r>
+    </w:p>
+    <w:p>
+      <w:pPr/>
+      <w:r>
+        <w:rPr>
+          <w:lang w:val="hi_IN" w:bidi="hi_IN"/>
+        </w:rPr>
+      </w:r>
+      <w:r>
+        <w:rPr>
+          <w:b/>
+          <w:lang w:val="hi_IN" w:bidi="hi_IN"/>
+        </w:rPr>
         <w:t>"वह"-"स्थिर करेगा"</w:t>
       </w:r>
     </w:p>
@@ -15156,6 +17426,21 @@
           <w:b/>
           <w:lang w:val="hi_IN" w:bidi="hi_IN"/>
         </w:rPr>
+        <w:t>τοῦ πονηροῦ</w:t>
+      </w:r>
+    </w:p>
+    <w:p>
+      <w:pPr/>
+      <w:r>
+        <w:rPr>
+          <w:lang w:val="hi_IN" w:bidi="hi_IN"/>
+        </w:rPr>
+      </w:r>
+      <w:r>
+        <w:rPr>
+          <w:b/>
+          <w:lang w:val="hi_IN" w:bidi="hi_IN"/>
+        </w:rPr>
         <w:t>"दुष्ट"</w:t>
       </w:r>
     </w:p>
@@ -15219,6 +17504,21 @@
           <w:b/>
           <w:lang w:val="hi_IN" w:bidi="hi_IN"/>
         </w:rPr>
+        <w:t>πεποίθαμεν δὲ</w:t>
+      </w:r>
+    </w:p>
+    <w:p>
+      <w:pPr/>
+      <w:r>
+        <w:rPr>
+          <w:lang w:val="hi_IN" w:bidi="hi_IN"/>
+        </w:rPr>
+      </w:r>
+      <w:r>
+        <w:rPr>
+          <w:b/>
+          <w:lang w:val="hi_IN" w:bidi="hi_IN"/>
+        </w:rPr>
         <w:t>"हमें"-"भरोसा है"</w:t>
       </w:r>
     </w:p>
@@ -15315,6 +17615,21 @@
           <w:b/>
           <w:lang w:val="hi_IN" w:bidi="hi_IN"/>
         </w:rPr>
+        <w:t>πεποίθαμεν δὲ ἐν Κυρίῳ ἐφ’ ὑμᾶς</w:t>
+      </w:r>
+    </w:p>
+    <w:p>
+      <w:pPr/>
+      <w:r>
+        <w:rPr>
+          <w:lang w:val="hi_IN" w:bidi="hi_IN"/>
+        </w:rPr>
+      </w:r>
+      <w:r>
+        <w:rPr>
+          <w:b/>
+          <w:lang w:val="hi_IN" w:bidi="hi_IN"/>
+        </w:rPr>
         <w:t>"हमें प्रभु में तुम्हारे ऊपर भरोसा है"</w:t>
       </w:r>
     </w:p>
@@ -15398,6 +17713,21 @@
           <w:b/>
           <w:lang w:val="hi_IN" w:bidi="hi_IN"/>
         </w:rPr>
+        <w:t>ὁ &amp; Κύριος κατευθύναι ὑμῶν τὰς καρδίας εἰς τὴν ἀγάπην τοῦ Θεοῦ, καὶ εἰς τὴν ὑπομονὴν τοῦ Χριστοῦ</w:t>
+      </w:r>
+    </w:p>
+    <w:p>
+      <w:pPr/>
+      <w:r>
+        <w:rPr>
+          <w:lang w:val="hi_IN" w:bidi="hi_IN"/>
+        </w:rPr>
+      </w:r>
+      <w:r>
+        <w:rPr>
+          <w:b/>
+          <w:lang w:val="hi_IN" w:bidi="hi_IN"/>
+        </w:rPr>
         <w:t>"परमेश्वर के प्रेम और मसीह के धीरज की ओर प्रभु तुम्हारे मन की अगुआई करे"</w:t>
       </w:r>
     </w:p>
@@ -15520,6 +17850,21 @@
           <w:b/>
           <w:lang w:val="hi_IN" w:bidi="hi_IN"/>
         </w:rPr>
+        <w:t>εἰς τὴν ἀγάπην τοῦ Θεοῦ, καὶ εἰς τὴν ὑπομονὴν τοῦ Χριστοῦ</w:t>
+      </w:r>
+    </w:p>
+    <w:p>
+      <w:pPr/>
+      <w:r>
+        <w:rPr>
+          <w:lang w:val="hi_IN" w:bidi="hi_IN"/>
+        </w:rPr>
+      </w:r>
+      <w:r>
+        <w:rPr>
+          <w:b/>
+          <w:lang w:val="hi_IN" w:bidi="hi_IN"/>
+        </w:rPr>
         <w:t>"परमेश्वर के प्रेम और मसीह के धीरज की ओर"</w:t>
       </w:r>
     </w:p>
@@ -15629,6 +17974,21 @@
           <w:b/>
           <w:lang w:val="hi_IN" w:bidi="hi_IN"/>
         </w:rPr>
+        <w:t>εἰς τὴν ἀγάπην τοῦ Θεοῦ, καὶ εἰς τὴν ὑπομονὴν τοῦ Χριστοῦ</w:t>
+      </w:r>
+    </w:p>
+    <w:p>
+      <w:pPr/>
+      <w:r>
+        <w:rPr>
+          <w:lang w:val="hi_IN" w:bidi="hi_IN"/>
+        </w:rPr>
+      </w:r>
+      <w:r>
+        <w:rPr>
+          <w:b/>
+          <w:lang w:val="hi_IN" w:bidi="hi_IN"/>
+        </w:rPr>
         <w:t>"परमेश्वर के प्रेम और मसीह के धीरज की ओर"</w:t>
       </w:r>
     </w:p>
@@ -15725,6 +18085,21 @@
           <w:b/>
           <w:lang w:val="hi_IN" w:bidi="hi_IN"/>
         </w:rPr>
+        <w:t>εἰς τὴν ὑπομονὴν τοῦ Χριστοῦ</w:t>
+      </w:r>
+    </w:p>
+    <w:p>
+      <w:pPr/>
+      <w:r>
+        <w:rPr>
+          <w:lang w:val="hi_IN" w:bidi="hi_IN"/>
+        </w:rPr>
+      </w:r>
+      <w:r>
+        <w:rPr>
+          <w:b/>
+          <w:lang w:val="hi_IN" w:bidi="hi_IN"/>
+        </w:rPr>
         <w:t>"मसीह के धीरज की ओर"</w:t>
       </w:r>
     </w:p>
@@ -15898,6 +18273,21 @@
           <w:b/>
           <w:lang w:val="hi_IN" w:bidi="hi_IN"/>
         </w:rPr>
+        <w:t>δὲ</w:t>
+      </w:r>
+    </w:p>
+    <w:p>
+      <w:pPr/>
+      <w:r>
+        <w:rPr>
+          <w:lang w:val="hi_IN" w:bidi="hi_IN"/>
+        </w:rPr>
+      </w:r>
+      <w:r>
+        <w:rPr>
+          <w:b/>
+          <w:lang w:val="hi_IN" w:bidi="hi_IN"/>
+        </w:rPr>
         <w:t>"अब"</w:t>
       </w:r>
     </w:p>
@@ -15994,6 +18384,21 @@
           <w:b/>
           <w:lang w:val="hi_IN" w:bidi="hi_IN"/>
         </w:rPr>
+        <w:t>ἀδελφοί &amp; ἀδελφοῦ</w:t>
+      </w:r>
+    </w:p>
+    <w:p>
+      <w:pPr/>
+      <w:r>
+        <w:rPr>
+          <w:lang w:val="hi_IN" w:bidi="hi_IN"/>
+        </w:rPr>
+      </w:r>
+      <w:r>
+        <w:rPr>
+          <w:b/>
+          <w:lang w:val="hi_IN" w:bidi="hi_IN"/>
+        </w:rPr>
         <w:t>"भाइयों,"</w:t>
       </w:r>
       <w:r>
@@ -16116,6 +18521,21 @@
           <w:b/>
           <w:lang w:val="hi_IN" w:bidi="hi_IN"/>
         </w:rPr>
+        <w:t>ἐν ὀνόματι τοῦ Κυρίου ἡμῶν, Ἰησοῦ Χριστοῦ</w:t>
+      </w:r>
+    </w:p>
+    <w:p>
+      <w:pPr/>
+      <w:r>
+        <w:rPr>
+          <w:lang w:val="hi_IN" w:bidi="hi_IN"/>
+        </w:rPr>
+      </w:r>
+      <w:r>
+        <w:rPr>
+          <w:b/>
+          <w:lang w:val="hi_IN" w:bidi="hi_IN"/>
+        </w:rPr>
         <w:t>"अपने प्रभु यीशु मसीह के नाम से"</w:t>
       </w:r>
     </w:p>
@@ -16212,6 +18632,21 @@
           <w:b/>
           <w:lang w:val="hi_IN" w:bidi="hi_IN"/>
         </w:rPr>
+        <w:t>ἡμῶν</w:t>
+      </w:r>
+    </w:p>
+    <w:p>
+      <w:pPr/>
+      <w:r>
+        <w:rPr>
+          <w:lang w:val="hi_IN" w:bidi="hi_IN"/>
+        </w:rPr>
+      </w:r>
+      <w:r>
+        <w:rPr>
+          <w:b/>
+          <w:lang w:val="hi_IN" w:bidi="hi_IN"/>
+        </w:rPr>
         <w:t>"अपने"</w:t>
       </w:r>
     </w:p>
@@ -16308,6 +18743,21 @@
           <w:b/>
           <w:lang w:val="hi_IN" w:bidi="hi_IN"/>
         </w:rPr>
+        <w:t>ἀτάκτως περιπατοῦντος</w:t>
+      </w:r>
+    </w:p>
+    <w:p>
+      <w:pPr/>
+      <w:r>
+        <w:rPr>
+          <w:lang w:val="hi_IN" w:bidi="hi_IN"/>
+        </w:rPr>
+      </w:r>
+      <w:r>
+        <w:rPr>
+          <w:b/>
+          <w:lang w:val="hi_IN" w:bidi="hi_IN"/>
+        </w:rPr>
         <w:t>"आलस्य में रहता है"</w:t>
       </w:r>
     </w:p>
@@ -16417,6 +18867,21 @@
           <w:b/>
           <w:lang w:val="hi_IN" w:bidi="hi_IN"/>
         </w:rPr>
+        <w:t>τὴν παράδοσιν</w:t>
+      </w:r>
+    </w:p>
+    <w:p>
+      <w:pPr/>
+      <w:r>
+        <w:rPr>
+          <w:lang w:val="hi_IN" w:bidi="hi_IN"/>
+        </w:rPr>
+      </w:r>
+      <w:r>
+        <w:rPr>
+          <w:b/>
+          <w:lang w:val="hi_IN" w:bidi="hi_IN"/>
+        </w:rPr>
         <w:t>"शिक्षा"</w:t>
       </w:r>
     </w:p>
@@ -16519,6 +18984,21 @@
           <w:b/>
           <w:lang w:val="hi_IN" w:bidi="hi_IN"/>
         </w:rPr>
+        <w:t>μιμεῖσθαι ἡμᾶς</w:t>
+      </w:r>
+    </w:p>
+    <w:p>
+      <w:pPr/>
+      <w:r>
+        <w:rPr>
+          <w:lang w:val="hi_IN" w:bidi="hi_IN"/>
+        </w:rPr>
+      </w:r>
+      <w:r>
+        <w:rPr>
+          <w:b/>
+          <w:lang w:val="hi_IN" w:bidi="hi_IN"/>
+        </w:rPr>
         <w:t>"हमारी सी चाल चलनी चाहिए"</w:t>
       </w:r>
     </w:p>
@@ -16615,6 +19095,21 @@
           <w:b/>
           <w:lang w:val="hi_IN" w:bidi="hi_IN"/>
         </w:rPr>
+        <w:t>οὐκ ἠτακτήσαμεν ἐν ὑμῖν</w:t>
+      </w:r>
+    </w:p>
+    <w:p>
+      <w:pPr/>
+      <w:r>
+        <w:rPr>
+          <w:lang w:val="hi_IN" w:bidi="hi_IN"/>
+        </w:rPr>
+      </w:r>
+      <w:r>
+        <w:rPr>
+          <w:b/>
+          <w:lang w:val="hi_IN" w:bidi="hi_IN"/>
+        </w:rPr>
         <w:t>"हम तुम्हारे बीच में आलसी तरीके से न चले"</w:t>
       </w:r>
     </w:p>
@@ -16698,6 +19193,21 @@
           <w:b/>
           <w:lang w:val="hi_IN" w:bidi="hi_IN"/>
         </w:rPr>
+        <w:t>ἄρτον</w:t>
+      </w:r>
+    </w:p>
+    <w:p>
+      <w:pPr/>
+      <w:r>
+        <w:rPr>
+          <w:lang w:val="hi_IN" w:bidi="hi_IN"/>
+        </w:rPr>
+      </w:r>
+      <w:r>
+        <w:rPr>
+          <w:b/>
+          <w:lang w:val="hi_IN" w:bidi="hi_IN"/>
+        </w:rPr>
         <w:t>"रोटी"</w:t>
       </w:r>
     </w:p>
@@ -16807,6 +19317,21 @@
           <w:b/>
           <w:lang w:val="hi_IN" w:bidi="hi_IN"/>
         </w:rPr>
+        <w:t>νυκτὸς καὶ ἡμέρας ἐργαζόμενοι</w:t>
+      </w:r>
+    </w:p>
+    <w:p>
+      <w:pPr/>
+      <w:r>
+        <w:rPr>
+          <w:lang w:val="hi_IN" w:bidi="hi_IN"/>
+        </w:rPr>
+      </w:r>
+      <w:r>
+        <w:rPr>
+          <w:b/>
+          <w:lang w:val="hi_IN" w:bidi="hi_IN"/>
+        </w:rPr>
         <w:t>"रात दिन काम"-"करते थे"</w:t>
       </w:r>
     </w:p>
@@ -16903,6 +19428,21 @@
           <w:b/>
           <w:lang w:val="hi_IN" w:bidi="hi_IN"/>
         </w:rPr>
+        <w:t>ἐν κόπῳ καὶ μόχθῳ</w:t>
+      </w:r>
+    </w:p>
+    <w:p>
+      <w:pPr/>
+      <w:r>
+        <w:rPr>
+          <w:lang w:val="hi_IN" w:bidi="hi_IN"/>
+        </w:rPr>
+      </w:r>
+      <w:r>
+        <w:rPr>
+          <w:b/>
+          <w:lang w:val="hi_IN" w:bidi="hi_IN"/>
+        </w:rPr>
         <w:t>"परिश्रम और कष्ट से"</w:t>
       </w:r>
     </w:p>
@@ -17012,6 +19552,21 @@
           <w:b/>
           <w:lang w:val="hi_IN" w:bidi="hi_IN"/>
         </w:rPr>
+        <w:t>οὐχ ὅτι οὐκ ἔχομεν ἐξουσίαν, ἀλλ’</w:t>
+      </w:r>
+    </w:p>
+    <w:p>
+      <w:pPr/>
+      <w:r>
+        <w:rPr>
+          <w:lang w:val="hi_IN" w:bidi="hi_IN"/>
+        </w:rPr>
+      </w:r>
+      <w:r>
+        <w:rPr>
+          <w:b/>
+          <w:lang w:val="hi_IN" w:bidi="hi_IN"/>
+        </w:rPr>
         <w:t>"यह नहीं, कि हमें अधिकार नहीं; पर"</w:t>
       </w:r>
     </w:p>
@@ -17095,6 +19650,21 @@
           <w:b/>
           <w:lang w:val="hi_IN" w:bidi="hi_IN"/>
         </w:rPr>
+        <w:t>ἑαυτοὺς τύπον δῶμεν ὑμῖν</w:t>
+      </w:r>
+    </w:p>
+    <w:p>
+      <w:pPr/>
+      <w:r>
+        <w:rPr>
+          <w:lang w:val="hi_IN" w:bidi="hi_IN"/>
+        </w:rPr>
+      </w:r>
+      <w:r>
+        <w:rPr>
+          <w:b/>
+          <w:lang w:val="hi_IN" w:bidi="hi_IN"/>
+        </w:rPr>
         <w:t>"अपने आपको तुम्हारे लिये आदर्श ठहराएँ"</w:t>
       </w:r>
     </w:p>
@@ -17267,6 +19837,21 @@
           <w:b/>
           <w:lang w:val="hi_IN" w:bidi="hi_IN"/>
         </w:rPr>
+        <w:t>εἴ τις οὐ θέλει ἐργάζεσθαι, μηδὲ ἐσθιέτω</w:t>
+      </w:r>
+    </w:p>
+    <w:p>
+      <w:pPr/>
+      <w:r>
+        <w:rPr>
+          <w:lang w:val="hi_IN" w:bidi="hi_IN"/>
+        </w:rPr>
+      </w:r>
+      <w:r>
+        <w:rPr>
+          <w:b/>
+          <w:lang w:val="hi_IN" w:bidi="hi_IN"/>
+        </w:rPr>
         <w:t>"यदि कोई काम करना न चाहे, तो खाने भी न पाए"</w:t>
       </w:r>
     </w:p>
@@ -17350,6 +19935,21 @@
           <w:b/>
           <w:lang w:val="hi_IN" w:bidi="hi_IN"/>
         </w:rPr>
+        <w:t>τινας περιπατοῦντας &amp; ἀτάκτως</w:t>
+      </w:r>
+    </w:p>
+    <w:p>
+      <w:pPr/>
+      <w:r>
+        <w:rPr>
+          <w:lang w:val="hi_IN" w:bidi="hi_IN"/>
+        </w:rPr>
+      </w:r>
+      <w:r>
+        <w:rPr>
+          <w:b/>
+          <w:lang w:val="hi_IN" w:bidi="hi_IN"/>
+        </w:rPr>
         <w:t>"कितने लोग"-"आलसी चाल चलते हैं"</w:t>
       </w:r>
     </w:p>
@@ -17446,6 +20046,21 @@
           <w:b/>
           <w:lang w:val="hi_IN" w:bidi="hi_IN"/>
         </w:rPr>
+        <w:t>ἀλλὰ περιεργαζομένους</w:t>
+      </w:r>
+    </w:p>
+    <w:p>
+      <w:pPr/>
+      <w:r>
+        <w:rPr>
+          <w:lang w:val="hi_IN" w:bidi="hi_IN"/>
+        </w:rPr>
+      </w:r>
+      <w:r>
+        <w:rPr>
+          <w:b/>
+          <w:lang w:val="hi_IN" w:bidi="hi_IN"/>
+        </w:rPr>
         <w:t>"पर औरों के काम में हाथ डाला करते हैं"</w:t>
       </w:r>
     </w:p>
@@ -17529,6 +20144,21 @@
           <w:b/>
           <w:lang w:val="hi_IN" w:bidi="hi_IN"/>
         </w:rPr>
+        <w:t>μετὰ ἡσυχίας</w:t>
+      </w:r>
+    </w:p>
+    <w:p>
+      <w:pPr/>
+      <w:r>
+        <w:rPr>
+          <w:lang w:val="hi_IN" w:bidi="hi_IN"/>
+        </w:rPr>
+      </w:r>
+      <w:r>
+        <w:rPr>
+          <w:b/>
+          <w:lang w:val="hi_IN" w:bidi="hi_IN"/>
+        </w:rPr>
         <w:t>"चुपचाप"</w:t>
       </w:r>
     </w:p>
@@ -17638,6 +20268,21 @@
           <w:b/>
           <w:lang w:val="hi_IN" w:bidi="hi_IN"/>
         </w:rPr>
+        <w:t>δέ</w:t>
+      </w:r>
+    </w:p>
+    <w:p>
+      <w:pPr/>
+      <w:r>
+        <w:rPr>
+          <w:lang w:val="hi_IN" w:bidi="hi_IN"/>
+        </w:rPr>
+      </w:r>
+      <w:r>
+        <w:rPr>
+          <w:b/>
+          <w:lang w:val="hi_IN" w:bidi="hi_IN"/>
+        </w:rPr>
         <w:t>"परन्तु"</w:t>
       </w:r>
     </w:p>
@@ -17747,6 +20392,21 @@
           <w:b/>
           <w:lang w:val="hi_IN" w:bidi="hi_IN"/>
         </w:rPr>
+        <w:t>ὑμεῖς</w:t>
+      </w:r>
+    </w:p>
+    <w:p>
+      <w:pPr/>
+      <w:r>
+        <w:rPr>
+          <w:lang w:val="hi_IN" w:bidi="hi_IN"/>
+        </w:rPr>
+      </w:r>
+      <w:r>
+        <w:rPr>
+          <w:b/>
+          <w:lang w:val="hi_IN" w:bidi="hi_IN"/>
+        </w:rPr>
         <w:t>"तुम"</w:t>
       </w:r>
     </w:p>
@@ -17843,6 +20503,21 @@
           <w:b/>
           <w:lang w:val="hi_IN" w:bidi="hi_IN"/>
         </w:rPr>
+        <w:t>ἀδελφοί</w:t>
+      </w:r>
+    </w:p>
+    <w:p>
+      <w:pPr/>
+      <w:r>
+        <w:rPr>
+          <w:lang w:val="hi_IN" w:bidi="hi_IN"/>
+        </w:rPr>
+      </w:r>
+      <w:r>
+        <w:rPr>
+          <w:b/>
+          <w:lang w:val="hi_IN" w:bidi="hi_IN"/>
+        </w:rPr>
         <w:t>"भाइयों"</w:t>
       </w:r>
     </w:p>
@@ -17939,6 +20614,21 @@
           <w:b/>
           <w:lang w:val="hi_IN" w:bidi="hi_IN"/>
         </w:rPr>
+        <w:t>τῷ λόγῳ ἡμῶν</w:t>
+      </w:r>
+    </w:p>
+    <w:p>
+      <w:pPr/>
+      <w:r>
+        <w:rPr>
+          <w:lang w:val="hi_IN" w:bidi="hi_IN"/>
+        </w:rPr>
+      </w:r>
+      <w:r>
+        <w:rPr>
+          <w:b/>
+          <w:lang w:val="hi_IN" w:bidi="hi_IN"/>
+        </w:rPr>
         <w:t>"हमारी" - "बात"</w:t>
       </w:r>
     </w:p>
@@ -18035,6 +20725,21 @@
           <w:b/>
           <w:lang w:val="hi_IN" w:bidi="hi_IN"/>
         </w:rPr>
+        <w:t>τοῦτον σημειοῦσθε</w:t>
+      </w:r>
+    </w:p>
+    <w:p>
+      <w:pPr/>
+      <w:r>
+        <w:rPr>
+          <w:lang w:val="hi_IN" w:bidi="hi_IN"/>
+        </w:rPr>
+      </w:r>
+      <w:r>
+        <w:rPr>
+          <w:b/>
+          <w:lang w:val="hi_IN" w:bidi="hi_IN"/>
+        </w:rPr>
         <w:t>"उस पर दृष्टि रखो"</w:t>
       </w:r>
     </w:p>
@@ -18118,6 +20823,21 @@
           <w:b/>
           <w:lang w:val="hi_IN" w:bidi="hi_IN"/>
         </w:rPr>
+        <w:t>ἵνα ἐντραπῇ</w:t>
+      </w:r>
+    </w:p>
+    <w:p>
+      <w:pPr/>
+      <w:r>
+        <w:rPr>
+          <w:lang w:val="hi_IN" w:bidi="hi_IN"/>
+        </w:rPr>
+      </w:r>
+      <w:r>
+        <w:rPr>
+          <w:b/>
+          <w:lang w:val="hi_IN" w:bidi="hi_IN"/>
+        </w:rPr>
         <w:t>"जिससे वह लज्जित हो"</w:t>
       </w:r>
     </w:p>
@@ -18201,6 +20921,21 @@
           <w:b/>
           <w:lang w:val="hi_IN" w:bidi="hi_IN"/>
         </w:rPr>
+        <w:t>ἀδελφόν</w:t>
+      </w:r>
+    </w:p>
+    <w:p>
+      <w:pPr/>
+      <w:r>
+        <w:rPr>
+          <w:lang w:val="hi_IN" w:bidi="hi_IN"/>
+        </w:rPr>
+      </w:r>
+      <w:r>
+        <w:rPr>
+          <w:b/>
+          <w:lang w:val="hi_IN" w:bidi="hi_IN"/>
+        </w:rPr>
         <w:t>"भाई"</w:t>
       </w:r>
     </w:p>
@@ -18374,6 +21109,21 @@
           <w:b/>
           <w:lang w:val="hi_IN" w:bidi="hi_IN"/>
         </w:rPr>
+        <w:t>δὲ</w:t>
+      </w:r>
+    </w:p>
+    <w:p>
+      <w:pPr/>
+      <w:r>
+        <w:rPr>
+          <w:lang w:val="hi_IN" w:bidi="hi_IN"/>
+        </w:rPr>
+      </w:r>
+      <w:r>
+        <w:rPr>
+          <w:b/>
+          <w:lang w:val="hi_IN" w:bidi="hi_IN"/>
+        </w:rPr>
         <w:t>"अब"</w:t>
       </w:r>
     </w:p>
@@ -18470,6 +21220,21 @@
           <w:b/>
           <w:lang w:val="hi_IN" w:bidi="hi_IN"/>
         </w:rPr>
+        <w:t>αὐτὸς &amp; ὁ Κύριος τῆς εἰρήνης, δῴη ὑμῖν</w:t>
+      </w:r>
+    </w:p>
+    <w:p>
+      <w:pPr/>
+      <w:r>
+        <w:rPr>
+          <w:lang w:val="hi_IN" w:bidi="hi_IN"/>
+        </w:rPr>
+      </w:r>
+      <w:r>
+        <w:rPr>
+          <w:b/>
+          <w:lang w:val="hi_IN" w:bidi="hi_IN"/>
+        </w:rPr>
         <w:t>"प्रभु जो शान्ति का सोता है आप ही तुम्हें"-" दे"</w:t>
       </w:r>
     </w:p>
@@ -18553,6 +21318,21 @@
           <w:b/>
           <w:lang w:val="hi_IN" w:bidi="hi_IN"/>
         </w:rPr>
+        <w:t>αὐτὸς &amp; ὁ Κύριος τῆς εἰρήνης</w:t>
+      </w:r>
+    </w:p>
+    <w:p>
+      <w:pPr/>
+      <w:r>
+        <w:rPr>
+          <w:lang w:val="hi_IN" w:bidi="hi_IN"/>
+        </w:rPr>
+      </w:r>
+      <w:r>
+        <w:rPr>
+          <w:b/>
+          <w:lang w:val="hi_IN" w:bidi="hi_IN"/>
+        </w:rPr>
         <w:t>"शांति का सोता है आप ही"</w:t>
       </w:r>
     </w:p>
@@ -18649,6 +21429,21 @@
           <w:b/>
           <w:lang w:val="hi_IN" w:bidi="hi_IN"/>
         </w:rPr>
+        <w:t>ὁ ἀσπασμὸς τῇ ἐμῇ χειρὶ, Παύλου, ὅ ἐστιν σημεῖον ἐν πάσῃ ἐπιστολῇ, οὕτως γράφω</w:t>
+      </w:r>
+    </w:p>
+    <w:p>
+      <w:pPr/>
+      <w:r>
+        <w:rPr>
+          <w:lang w:val="hi_IN" w:bidi="hi_IN"/>
+        </w:rPr>
+      </w:r>
+      <w:r>
+        <w:rPr>
+          <w:b/>
+          <w:lang w:val="hi_IN" w:bidi="hi_IN"/>
+        </w:rPr>
         <w:t>"मैं पौलुस अपने हाथ से नमस्कार लिखता हूँ। हर पत्री में मेरा यही चिन्ह है: मैं इसी प्रकार से लिखता हूँ"</w:t>
       </w:r>
     </w:p>
@@ -18712,6 +21507,21 @@
           <w:b/>
           <w:lang w:val="hi_IN" w:bidi="hi_IN"/>
         </w:rPr>
+        <w:t>τῇ ἐμῇ χειρὶ</w:t>
+      </w:r>
+    </w:p>
+    <w:p>
+      <w:pPr/>
+      <w:r>
+        <w:rPr>
+          <w:lang w:val="hi_IN" w:bidi="hi_IN"/>
+        </w:rPr>
+      </w:r>
+      <w:r>
+        <w:rPr>
+          <w:b/>
+          <w:lang w:val="hi_IN" w:bidi="hi_IN"/>
+        </w:rPr>
         <w:t>"अपने हाथ से"</w:t>
       </w:r>
     </w:p>
@@ -18808,6 +21618,21 @@
           <w:b/>
           <w:lang w:val="hi_IN" w:bidi="hi_IN"/>
         </w:rPr>
+        <w:t>οὕτως γράφω</w:t>
+      </w:r>
+    </w:p>
+    <w:p>
+      <w:pPr/>
+      <w:r>
+        <w:rPr>
+          <w:lang w:val="hi_IN" w:bidi="hi_IN"/>
+        </w:rPr>
+      </w:r>
+      <w:r>
+        <w:rPr>
+          <w:b/>
+          <w:lang w:val="hi_IN" w:bidi="hi_IN"/>
+        </w:rPr>
         <w:t>"मैं इसी प्रकार से लिखता हूँ"</w:t>
       </w:r>
     </w:p>
@@ -18877,6 +21702,21 @@
         <w:rPr>
           <w:lang w:val="hi_IN" w:bidi="hi_IN"/>
         </w:rPr>
+      </w:r>
+    </w:p>
+    <w:p>
+      <w:pPr/>
+      <w:r>
+        <w:rPr>
+          <w:lang w:val="hi_IN" w:bidi="hi_IN"/>
+        </w:rPr>
+      </w:r>
+      <w:r>
+        <w:rPr>
+          <w:b/>
+          <w:lang w:val="hi_IN" w:bidi="hi_IN"/>
+        </w:rPr>
+        <w:t>ἡ χάρις τοῦ Κυρίου ἡμῶν, Ἰησοῦ Χριστοῦ, μετὰ πάντων ὑμῶν</w:t>
       </w:r>
     </w:p>
     <w:p>

--- a/hin/docx/53.content.docx
+++ b/hin/docx/53.content.docx
@@ -230,6 +230,21 @@
           <w:b/>
           <w:lang w:val="hi_IN" w:bidi="hi_IN"/>
         </w:rPr>
+        <w:t>Σιλουανὸς</w:t>
+      </w:r>
+    </w:p>
+    <w:p>
+      <w:pPr/>
+      <w:r>
+        <w:rPr>
+          <w:lang w:val="hi_IN" w:bidi="hi_IN"/>
+        </w:rPr>
+      </w:r>
+      <w:r>
+        <w:rPr>
+          <w:b/>
+          <w:lang w:val="hi_IN" w:bidi="hi_IN"/>
+        </w:rPr>
         <w:t>"सिलवानुस"</w:t>
       </w:r>
     </w:p>
@@ -333,6 +348,21 @@
           <w:b/>
           <w:lang w:val="hi_IN" w:bidi="hi_IN"/>
         </w:rPr>
+        <w:t>Παῦλος, καὶ Σιλουανὸς, καὶ Τιμόθεος; τῇ ἐκκλησίᾳ</w:t>
+      </w:r>
+    </w:p>
+    <w:p>
+      <w:pPr/>
+      <w:r>
+        <w:rPr>
+          <w:lang w:val="hi_IN" w:bidi="hi_IN"/>
+        </w:rPr>
+      </w:r>
+      <w:r>
+        <w:rPr>
+          <w:b/>
+          <w:lang w:val="hi_IN" w:bidi="hi_IN"/>
+        </w:rPr>
         <w:t>"पौलुस, सिलवानुस और तीमुथियुस" - "की कलीसिया"</w:t>
       </w:r>
     </w:p>
@@ -416,6 +446,21 @@
           <w:b/>
           <w:lang w:val="hi_IN" w:bidi="hi_IN"/>
         </w:rPr>
+        <w:t>Παῦλος, καὶ Σιλουανὸς, καὶ Τιμόθεος</w:t>
+      </w:r>
+    </w:p>
+    <w:p>
+      <w:pPr/>
+      <w:r>
+        <w:rPr>
+          <w:lang w:val="hi_IN" w:bidi="hi_IN"/>
+        </w:rPr>
+      </w:r>
+      <w:r>
+        <w:rPr>
+          <w:b/>
+          <w:lang w:val="hi_IN" w:bidi="hi_IN"/>
+        </w:rPr>
         <w:t>"पौलुस, सिलवानुस और तीमुथियुस"</w:t>
       </w:r>
     </w:p>
@@ -525,6 +570,21 @@
           <w:b/>
           <w:lang w:val="hi_IN" w:bidi="hi_IN"/>
         </w:rPr>
+        <w:t>ἐν Θεῷ Πατρὶ ἡμῶν καὶ Κυρίῳ Ἰησοῦ Χριστῷ</w:t>
+      </w:r>
+    </w:p>
+    <w:p>
+      <w:pPr/>
+      <w:r>
+        <w:rPr>
+          <w:lang w:val="hi_IN" w:bidi="hi_IN"/>
+        </w:rPr>
+      </w:r>
+      <w:r>
+        <w:rPr>
+          <w:b/>
+          <w:lang w:val="hi_IN" w:bidi="hi_IN"/>
+        </w:rPr>
         <w:t>"जो हमारे पिता परमेश्वर और प्रभु यीशु मसीह में है"</w:t>
       </w:r>
     </w:p>
@@ -608,6 +668,21 @@
           <w:b/>
           <w:lang w:val="hi_IN" w:bidi="hi_IN"/>
         </w:rPr>
+        <w:t>χάρις ὑμῖν καὶ εἰρήνη ἀπὸ Θεοῦ Πατρὸς καὶ Κυρίου Ἰησοῦ Χριστοῦ</w:t>
+      </w:r>
+    </w:p>
+    <w:p>
+      <w:pPr/>
+      <w:r>
+        <w:rPr>
+          <w:lang w:val="hi_IN" w:bidi="hi_IN"/>
+        </w:rPr>
+      </w:r>
+      <w:r>
+        <w:rPr>
+          <w:b/>
+          <w:lang w:val="hi_IN" w:bidi="hi_IN"/>
+        </w:rPr>
         <w:t>"हमारे पिता परमेश्वर और प्रभु यीशु मसीह में तुम्हें अनुग्रह और शान्ति मिलती रहे"</w:t>
       </w:r>
     </w:p>
@@ -691,6 +766,21 @@
           <w:b/>
           <w:lang w:val="hi_IN" w:bidi="hi_IN"/>
         </w:rPr>
+        <w:t>χάρις ὑμῖν καὶ εἰρήνη ἀπὸ Θεοῦ Πατρὸς καὶ Κυρίου Ἰησοῦ Χριστοῦ</w:t>
+      </w:r>
+    </w:p>
+    <w:p>
+      <w:pPr/>
+      <w:r>
+        <w:rPr>
+          <w:lang w:val="hi_IN" w:bidi="hi_IN"/>
+        </w:rPr>
+      </w:r>
+      <w:r>
+        <w:rPr>
+          <w:b/>
+          <w:lang w:val="hi_IN" w:bidi="hi_IN"/>
+        </w:rPr>
         <w:t>"हमारे पिता परमेश्वर और प्रभु यीशु मसीह में तुम्हें अनुग्रह और शान्ति मिलती रहे"</w:t>
       </w:r>
     </w:p>
@@ -877,6 +967,21 @@
           <w:b/>
           <w:lang w:val="hi_IN" w:bidi="hi_IN"/>
         </w:rPr>
+        <w:t>εὐχαριστεῖν ὀφείλομεν &amp; πάντοτε</w:t>
+      </w:r>
+    </w:p>
+    <w:p>
+      <w:pPr/>
+      <w:r>
+        <w:rPr>
+          <w:lang w:val="hi_IN" w:bidi="hi_IN"/>
+        </w:rPr>
+      </w:r>
+      <w:r>
+        <w:rPr>
+          <w:b/>
+          <w:lang w:val="hi_IN" w:bidi="hi_IN"/>
+        </w:rPr>
         <w:t>"हमें हर समय... धन्यवाद करना चाहिए"</w:t>
       </w:r>
     </w:p>
@@ -974,6 +1079,21 @@
           <w:b/>
           <w:lang w:val="hi_IN" w:bidi="hi_IN"/>
         </w:rPr>
+        <w:t>εὐχαριστεῖν ὀφείλομεν τῷ Θεῷ πάντοτε</w:t>
+      </w:r>
+    </w:p>
+    <w:p>
+      <w:pPr/>
+      <w:r>
+        <w:rPr>
+          <w:lang w:val="hi_IN" w:bidi="hi_IN"/>
+        </w:rPr>
+      </w:r>
+      <w:r>
+        <w:rPr>
+          <w:b/>
+          <w:lang w:val="hi_IN" w:bidi="hi_IN"/>
+        </w:rPr>
         <w:t>"हमें हर समय परमेश्वर का धन्यवाद करना चाहिए"</w:t>
       </w:r>
     </w:p>
@@ -1070,6 +1190,21 @@
           <w:b/>
           <w:lang w:val="hi_IN" w:bidi="hi_IN"/>
         </w:rPr>
+        <w:t>εὐχαριστεῖν ὀφείλομεν τῷ Θεῷ πάντοτε περὶ ὑμῶν, ἀδελφοί</w:t>
+      </w:r>
+    </w:p>
+    <w:p>
+      <w:pPr/>
+      <w:r>
+        <w:rPr>
+          <w:lang w:val="hi_IN" w:bidi="hi_IN"/>
+        </w:rPr>
+      </w:r>
+      <w:r>
+        <w:rPr>
+          <w:b/>
+          <w:lang w:val="hi_IN" w:bidi="hi_IN"/>
+        </w:rPr>
         <w:t>"हे भाइयों, तुम्हारे विषय में हमें हर समय परमेश्वर का धन्यवाद करना चाहिए"</w:t>
       </w:r>
     </w:p>
@@ -1153,6 +1288,21 @@
           <w:b/>
           <w:lang w:val="hi_IN" w:bidi="hi_IN"/>
         </w:rPr>
+        <w:t>ἀδελφοί</w:t>
+      </w:r>
+    </w:p>
+    <w:p>
+      <w:pPr/>
+      <w:r>
+        <w:rPr>
+          <w:lang w:val="hi_IN" w:bidi="hi_IN"/>
+        </w:rPr>
+      </w:r>
+      <w:r>
+        <w:rPr>
+          <w:b/>
+          <w:lang w:val="hi_IN" w:bidi="hi_IN"/>
+        </w:rPr>
         <w:t>"हे भाइयों"</w:t>
       </w:r>
     </w:p>
@@ -1249,6 +1399,21 @@
           <w:b/>
           <w:lang w:val="hi_IN" w:bidi="hi_IN"/>
         </w:rPr>
+        <w:t>καθὼς ἄξιόν ἐστιν</w:t>
+      </w:r>
+    </w:p>
+    <w:p>
+      <w:pPr/>
+      <w:r>
+        <w:rPr>
+          <w:lang w:val="hi_IN" w:bidi="hi_IN"/>
+        </w:rPr>
+      </w:r>
+      <w:r>
+        <w:rPr>
+          <w:b/>
+          <w:lang w:val="hi_IN" w:bidi="hi_IN"/>
+        </w:rPr>
         <w:t>"और यह उचित भी है"</w:t>
       </w:r>
     </w:p>
@@ -1358,6 +1523,21 @@
           <w:b/>
           <w:lang w:val="hi_IN" w:bidi="hi_IN"/>
         </w:rPr>
+        <w:t>ὑπεραυξάνει ἡ πίστις ὑμῶν</w:t>
+      </w:r>
+    </w:p>
+    <w:p>
+      <w:pPr/>
+      <w:r>
+        <w:rPr>
+          <w:lang w:val="hi_IN" w:bidi="hi_IN"/>
+        </w:rPr>
+      </w:r>
+      <w:r>
+        <w:rPr>
+          <w:b/>
+          <w:lang w:val="hi_IN" w:bidi="hi_IN"/>
+        </w:rPr>
         <w:t>"तुम्हारा विश्वास बहुत बढ़ता जाता है"</w:t>
       </w:r>
     </w:p>
@@ -1454,6 +1634,21 @@
           <w:b/>
           <w:lang w:val="hi_IN" w:bidi="hi_IN"/>
         </w:rPr>
+        <w:t>πλεονάζει ἡ ἀγάπη ἑνὸς ἑκάστου, πάντων ὑμῶν, εἰς ἀλλήλους</w:t>
+      </w:r>
+    </w:p>
+    <w:p>
+      <w:pPr/>
+      <w:r>
+        <w:rPr>
+          <w:lang w:val="hi_IN" w:bidi="hi_IN"/>
+        </w:rPr>
+      </w:r>
+      <w:r>
+        <w:rPr>
+          <w:b/>
+          <w:lang w:val="hi_IN" w:bidi="hi_IN"/>
+        </w:rPr>
         <w:t>"आपस में तुम सब में प्रेम बहुत ही बढ़ता जाता है"</w:t>
       </w:r>
     </w:p>
@@ -1550,6 +1745,21 @@
           <w:b/>
           <w:lang w:val="hi_IN" w:bidi="hi_IN"/>
         </w:rPr>
+        <w:t>ἀλλήλους</w:t>
+      </w:r>
+    </w:p>
+    <w:p>
+      <w:pPr/>
+      <w:r>
+        <w:rPr>
+          <w:lang w:val="hi_IN" w:bidi="hi_IN"/>
+        </w:rPr>
+      </w:r>
+      <w:r>
+        <w:rPr>
+          <w:b/>
+          <w:lang w:val="hi_IN" w:bidi="hi_IN"/>
+        </w:rPr>
         <w:t>"</w:t>
       </w:r>
       <w:r>
@@ -1660,6 +1870,21 @@
           <w:b/>
           <w:lang w:val="hi_IN" w:bidi="hi_IN"/>
         </w:rPr>
+        <w:t>αὐτοὺς ἡμᾶς</w:t>
+      </w:r>
+    </w:p>
+    <w:p>
+      <w:pPr/>
+      <w:r>
+        <w:rPr>
+          <w:lang w:val="hi_IN" w:bidi="hi_IN"/>
+        </w:rPr>
+      </w:r>
+      <w:r>
+        <w:rPr>
+          <w:b/>
+          <w:lang w:val="hi_IN" w:bidi="hi_IN"/>
+        </w:rPr>
         <w:t>"हम आप"</w:t>
       </w:r>
     </w:p>
@@ -1769,6 +1994,21 @@
           <w:b/>
           <w:lang w:val="hi_IN" w:bidi="hi_IN"/>
         </w:rPr>
+        <w:t>τῆς ὑπομονῆς ὑμῶν, καὶ πίστεως</w:t>
+      </w:r>
+    </w:p>
+    <w:p>
+      <w:pPr/>
+      <w:r>
+        <w:rPr>
+          <w:lang w:val="hi_IN" w:bidi="hi_IN"/>
+        </w:rPr>
+      </w:r>
+      <w:r>
+        <w:rPr>
+          <w:b/>
+          <w:lang w:val="hi_IN" w:bidi="hi_IN"/>
+        </w:rPr>
         <w:t>"तुम्हारा धीरज और विश्वास"</w:t>
       </w:r>
     </w:p>
@@ -1878,6 +2118,21 @@
           <w:b/>
           <w:lang w:val="hi_IN" w:bidi="hi_IN"/>
         </w:rPr>
+        <w:t>ἐν πᾶσιν τοῖς διωγμοῖς ὑμῶν, καὶ ταῖς θλίψεσιν</w:t>
+      </w:r>
+    </w:p>
+    <w:p>
+      <w:pPr/>
+      <w:r>
+        <w:rPr>
+          <w:lang w:val="hi_IN" w:bidi="hi_IN"/>
+        </w:rPr>
+      </w:r>
+      <w:r>
+        <w:rPr>
+          <w:b/>
+          <w:lang w:val="hi_IN" w:bidi="hi_IN"/>
+        </w:rPr>
         <w:t>"तुम्हारे" - "उपद्रव और क्लेश"</w:t>
       </w:r>
     </w:p>
@@ -1987,6 +2242,21 @@
           <w:b/>
           <w:lang w:val="hi_IN" w:bidi="hi_IN"/>
         </w:rPr>
+        <w:t>πίστεως ἐν πᾶσιν τοῖς διωγμοῖς ὑμῶν</w:t>
+      </w:r>
+    </w:p>
+    <w:p>
+      <w:pPr/>
+      <w:r>
+        <w:rPr>
+          <w:lang w:val="hi_IN" w:bidi="hi_IN"/>
+        </w:rPr>
+      </w:r>
+      <w:r>
+        <w:rPr>
+          <w:b/>
+          <w:lang w:val="hi_IN" w:bidi="hi_IN"/>
+        </w:rPr>
         <w:t>"जितने उपद्रव"- "सब में"- "विश्वास"</w:t>
       </w:r>
     </w:p>
@@ -2083,6 +2353,21 @@
           <w:b/>
           <w:lang w:val="hi_IN" w:bidi="hi_IN"/>
         </w:rPr>
+        <w:t>ἔνδειγμα τῆς δικαίας κρίσεως τοῦ Θεοῦ, εἰς τὸ καταξιωθῆναι ὑμᾶς</w:t>
+      </w:r>
+    </w:p>
+    <w:p>
+      <w:pPr/>
+      <w:r>
+        <w:rPr>
+          <w:lang w:val="hi_IN" w:bidi="hi_IN"/>
+        </w:rPr>
+      </w:r>
+      <w:r>
+        <w:rPr>
+          <w:b/>
+          <w:lang w:val="hi_IN" w:bidi="hi_IN"/>
+        </w:rPr>
         <w:t>"यह परमेश्वर के सच्चे न्याय का स्पष्ट प्रमाण है; कि तुम... योग्य ठहरो"</w:t>
       </w:r>
     </w:p>
@@ -2179,6 +2464,21 @@
           <w:b/>
           <w:lang w:val="hi_IN" w:bidi="hi_IN"/>
         </w:rPr>
+        <w:t>εἰς τὸ καταξιωθῆναι ὑμᾶς τῆς Βασιλείας τοῦ Θεοῦ</w:t>
+      </w:r>
+    </w:p>
+    <w:p>
+      <w:pPr/>
+      <w:r>
+        <w:rPr>
+          <w:lang w:val="hi_IN" w:bidi="hi_IN"/>
+        </w:rPr>
+      </w:r>
+      <w:r>
+        <w:rPr>
+          <w:b/>
+          <w:lang w:val="hi_IN" w:bidi="hi_IN"/>
+        </w:rPr>
         <w:t>"कि तुम परमेश्वर के राज्य के योग्य ठहरो"</w:t>
       </w:r>
     </w:p>
@@ -2262,6 +2562,21 @@
           <w:b/>
           <w:lang w:val="hi_IN" w:bidi="hi_IN"/>
         </w:rPr>
+        <w:t>ὑπὲρ ἧς καὶ πάσχετε</w:t>
+      </w:r>
+    </w:p>
+    <w:p>
+      <w:pPr/>
+      <w:r>
+        <w:rPr>
+          <w:lang w:val="hi_IN" w:bidi="hi_IN"/>
+        </w:rPr>
+      </w:r>
+      <w:r>
+        <w:rPr>
+          <w:b/>
+          <w:lang w:val="hi_IN" w:bidi="hi_IN"/>
+        </w:rPr>
         <w:t>"जिसके लिये तुम दुःख भी उठाते हो"</w:t>
       </w:r>
     </w:p>
@@ -2358,6 +2673,21 @@
           <w:b/>
           <w:lang w:val="hi_IN" w:bidi="hi_IN"/>
         </w:rPr>
+        <w:t>εἴπερ δίκαιον παρὰ Θεῷ</w:t>
+      </w:r>
+    </w:p>
+    <w:p>
+      <w:pPr/>
+      <w:r>
+        <w:rPr>
+          <w:lang w:val="hi_IN" w:bidi="hi_IN"/>
+        </w:rPr>
+      </w:r>
+      <w:r>
+        <w:rPr>
+          <w:b/>
+          <w:lang w:val="hi_IN" w:bidi="hi_IN"/>
+        </w:rPr>
         <w:t>"क्योंकि परमेश्वर के निकट यह न्याय है"</w:t>
       </w:r>
     </w:p>
@@ -2441,6 +2771,21 @@
           <w:b/>
           <w:lang w:val="hi_IN" w:bidi="hi_IN"/>
         </w:rPr>
+        <w:t>παρὰ Θεῷ, ἀνταποδοῦναι τοῖς θλίβουσιν ὑμᾶς θλῖψιν</w:t>
+      </w:r>
+    </w:p>
+    <w:p>
+      <w:pPr/>
+      <w:r>
+        <w:rPr>
+          <w:lang w:val="hi_IN" w:bidi="hi_IN"/>
+        </w:rPr>
+      </w:r>
+      <w:r>
+        <w:rPr>
+          <w:b/>
+          <w:lang w:val="hi_IN" w:bidi="hi_IN"/>
+        </w:rPr>
         <w:t>"क्योंकि परमेश्वर के निकट" - "जो तुम्हें क्लेश देते हैं, उन्हें बदले में क्लेश दे"</w:t>
       </w:r>
     </w:p>
@@ -2537,6 +2882,21 @@
           <w:b/>
           <w:lang w:val="hi_IN" w:bidi="hi_IN"/>
         </w:rPr>
+        <w:t>ἀνταποδοῦναι τοῖς θλίβουσιν ὑμᾶς θλῖψιν</w:t>
+      </w:r>
+    </w:p>
+    <w:p>
+      <w:pPr/>
+      <w:r>
+        <w:rPr>
+          <w:lang w:val="hi_IN" w:bidi="hi_IN"/>
+        </w:rPr>
+      </w:r>
+      <w:r>
+        <w:rPr>
+          <w:b/>
+          <w:lang w:val="hi_IN" w:bidi="hi_IN"/>
+        </w:rPr>
         <w:t>"जो तुम्हें क्लेश देते हैं, उन्हें बदले में क्लेश दे"</w:t>
       </w:r>
     </w:p>
@@ -2633,6 +2993,21 @@
           <w:b/>
           <w:lang w:val="hi_IN" w:bidi="hi_IN"/>
         </w:rPr>
+        <w:t>καὶ ὑμῖν &amp; ἄνεσιν</w:t>
+      </w:r>
+    </w:p>
+    <w:p>
+      <w:pPr/>
+      <w:r>
+        <w:rPr>
+          <w:lang w:val="hi_IN" w:bidi="hi_IN"/>
+        </w:rPr>
+      </w:r>
+      <w:r>
+        <w:rPr>
+          <w:b/>
+          <w:lang w:val="hi_IN" w:bidi="hi_IN"/>
+        </w:rPr>
         <w:t>"और"- "चैन दे"</w:t>
       </w:r>
     </w:p>
@@ -2729,6 +3104,21 @@
           <w:b/>
           <w:lang w:val="hi_IN" w:bidi="hi_IN"/>
         </w:rPr>
+        <w:t>καὶ ὑμῖν τοῖς θλιβομένοις, ἄνεσιν μεθ’ ἡμῶν</w:t>
+      </w:r>
+    </w:p>
+    <w:p>
+      <w:pPr/>
+      <w:r>
+        <w:rPr>
+          <w:lang w:val="hi_IN" w:bidi="hi_IN"/>
+        </w:rPr>
+      </w:r>
+      <w:r>
+        <w:rPr>
+          <w:b/>
+          <w:lang w:val="hi_IN" w:bidi="hi_IN"/>
+        </w:rPr>
         <w:t>"और तुम जो क्लेश पाते हो, हमारे साथ चैन दे"</w:t>
       </w:r>
     </w:p>
@@ -2838,6 +3228,21 @@
           <w:b/>
           <w:lang w:val="hi_IN" w:bidi="hi_IN"/>
         </w:rPr>
+        <w:t>ὑμῖν &amp; ἄνεσιν</w:t>
+      </w:r>
+    </w:p>
+    <w:p>
+      <w:pPr/>
+      <w:r>
+        <w:rPr>
+          <w:lang w:val="hi_IN" w:bidi="hi_IN"/>
+        </w:rPr>
+      </w:r>
+      <w:r>
+        <w:rPr>
+          <w:b/>
+          <w:lang w:val="hi_IN" w:bidi="hi_IN"/>
+        </w:rPr>
         <w:t>"चैन दे"</w:t>
       </w:r>
     </w:p>
@@ -2934,6 +3339,21 @@
           <w:b/>
           <w:lang w:val="hi_IN" w:bidi="hi_IN"/>
         </w:rPr>
+        <w:t>τοῖς θλιβομένοις</w:t>
+      </w:r>
+    </w:p>
+    <w:p>
+      <w:pPr/>
+      <w:r>
+        <w:rPr>
+          <w:lang w:val="hi_IN" w:bidi="hi_IN"/>
+        </w:rPr>
+      </w:r>
+      <w:r>
+        <w:rPr>
+          <w:b/>
+          <w:lang w:val="hi_IN" w:bidi="hi_IN"/>
+        </w:rPr>
         <w:t>"जो क्लेश पाते हो"</w:t>
       </w:r>
     </w:p>
@@ -3029,6 +3449,21 @@
           <w:b/>
           <w:lang w:val="hi_IN" w:bidi="hi_IN"/>
         </w:rPr>
+        <w:t>ἐν τῇ ἀποκαλύψει τοῦ Κυρίου Ἰησοῦ</w:t>
+      </w:r>
+    </w:p>
+    <w:p>
+      <w:pPr/>
+      <w:r>
+        <w:rPr>
+          <w:lang w:val="hi_IN" w:bidi="hi_IN"/>
+        </w:rPr>
+      </w:r>
+      <w:r>
+        <w:rPr>
+          <w:b/>
+          <w:lang w:val="hi_IN" w:bidi="hi_IN"/>
+        </w:rPr>
         <w:t>"उस समय जबकि प्रभु यीशु... प्रगट होगा"</w:t>
       </w:r>
     </w:p>
@@ -3125,6 +3560,21 @@
           <w:b/>
           <w:lang w:val="hi_IN" w:bidi="hi_IN"/>
         </w:rPr>
+        <w:t>διδόντος ἐκδίκησιν τοῖς</w:t>
+      </w:r>
+    </w:p>
+    <w:p>
+      <w:pPr/>
+      <w:r>
+        <w:rPr>
+          <w:lang w:val="hi_IN" w:bidi="hi_IN"/>
+        </w:rPr>
+      </w:r>
+      <w:r>
+        <w:rPr>
+          <w:b/>
+          <w:lang w:val="hi_IN" w:bidi="hi_IN"/>
+        </w:rPr>
         <w:t>"उनसे पलटा लेगा"</w:t>
       </w:r>
     </w:p>
@@ -3221,6 +3671,21 @@
           <w:b/>
           <w:lang w:val="hi_IN" w:bidi="hi_IN"/>
         </w:rPr>
+        <w:t>τοῖς μὴ εἰδόσι Θεὸν</w:t>
+      </w:r>
+    </w:p>
+    <w:p>
+      <w:pPr/>
+      <w:r>
+        <w:rPr>
+          <w:lang w:val="hi_IN" w:bidi="hi_IN"/>
+        </w:rPr>
+      </w:r>
+      <w:r>
+        <w:rPr>
+          <w:b/>
+          <w:lang w:val="hi_IN" w:bidi="hi_IN"/>
+        </w:rPr>
         <w:t>"जो परमेश्वर को नहीं पहचानते" - "उनसे"</w:t>
       </w:r>
     </w:p>
@@ -3317,6 +3782,21 @@
           <w:b/>
           <w:lang w:val="hi_IN" w:bidi="hi_IN"/>
         </w:rPr>
+        <w:t>καὶ τοῖς μὴ ὑπακούουσιν τῷ εὐαγγελίῳ</w:t>
+      </w:r>
+    </w:p>
+    <w:p>
+      <w:pPr/>
+      <w:r>
+        <w:rPr>
+          <w:lang w:val="hi_IN" w:bidi="hi_IN"/>
+        </w:rPr>
+      </w:r>
+      <w:r>
+        <w:rPr>
+          <w:b/>
+          <w:lang w:val="hi_IN" w:bidi="hi_IN"/>
+        </w:rPr>
         <w:t xml:space="preserve">"सुसमाचार को नहीं मानते उनसे" </w:t>
       </w:r>
     </w:p>
@@ -3439,6 +3919,21 @@
           <w:b/>
           <w:lang w:val="hi_IN" w:bidi="hi_IN"/>
         </w:rPr>
+        <w:t>ὑπακούουσιν τῷ εὐαγγελίῳ</w:t>
+      </w:r>
+    </w:p>
+    <w:p>
+      <w:pPr/>
+      <w:r>
+        <w:rPr>
+          <w:lang w:val="hi_IN" w:bidi="hi_IN"/>
+        </w:rPr>
+      </w:r>
+      <w:r>
+        <w:rPr>
+          <w:b/>
+          <w:lang w:val="hi_IN" w:bidi="hi_IN"/>
+        </w:rPr>
         <w:t xml:space="preserve">"सुसमाचार को" - "मानते" </w:t>
       </w:r>
     </w:p>
@@ -3535,6 +4030,21 @@
           <w:b/>
           <w:lang w:val="hi_IN" w:bidi="hi_IN"/>
         </w:rPr>
+        <w:t>τῷ εὐαγγελίῳ τοῦ Κυρίου ἡμῶν, Ἰησοῦ</w:t>
+      </w:r>
+    </w:p>
+    <w:p>
+      <w:pPr/>
+      <w:r>
+        <w:rPr>
+          <w:lang w:val="hi_IN" w:bidi="hi_IN"/>
+        </w:rPr>
+      </w:r>
+      <w:r>
+        <w:rPr>
+          <w:b/>
+          <w:lang w:val="hi_IN" w:bidi="hi_IN"/>
+        </w:rPr>
         <w:t>"हमारे प्रभु यीशु के सुसमाचार"</w:t>
       </w:r>
     </w:p>
@@ -3644,6 +4154,21 @@
           <w:b/>
           <w:lang w:val="hi_IN" w:bidi="hi_IN"/>
         </w:rPr>
+        <w:t>οἵτινες δίκην τίσουσιν</w:t>
+      </w:r>
+    </w:p>
+    <w:p>
+      <w:pPr/>
+      <w:r>
+        <w:rPr>
+          <w:lang w:val="hi_IN" w:bidi="hi_IN"/>
+        </w:rPr>
+      </w:r>
+      <w:r>
+        <w:rPr>
+          <w:b/>
+          <w:lang w:val="hi_IN" w:bidi="hi_IN"/>
+        </w:rPr>
         <w:t xml:space="preserve">"वे" - "दण्ड पाएँगे" </w:t>
       </w:r>
     </w:p>
@@ -3753,6 +4278,21 @@
           <w:b/>
           <w:lang w:val="hi_IN" w:bidi="hi_IN"/>
         </w:rPr>
+        <w:t>οἵτινες δίκην τίσουσιν</w:t>
+      </w:r>
+    </w:p>
+    <w:p>
+      <w:pPr/>
+      <w:r>
+        <w:rPr>
+          <w:lang w:val="hi_IN" w:bidi="hi_IN"/>
+        </w:rPr>
+      </w:r>
+      <w:r>
+        <w:rPr>
+          <w:b/>
+          <w:lang w:val="hi_IN" w:bidi="hi_IN"/>
+        </w:rPr>
         <w:t>"वे" - "दण्ड पाएँगे"</w:t>
       </w:r>
     </w:p>
@@ -3849,6 +4389,21 @@
           <w:b/>
           <w:lang w:val="hi_IN" w:bidi="hi_IN"/>
         </w:rPr>
+        <w:t>δίκην τίσουσιν</w:t>
+      </w:r>
+    </w:p>
+    <w:p>
+      <w:pPr/>
+      <w:r>
+        <w:rPr>
+          <w:lang w:val="hi_IN" w:bidi="hi_IN"/>
+        </w:rPr>
+      </w:r>
+      <w:r>
+        <w:rPr>
+          <w:b/>
+          <w:lang w:val="hi_IN" w:bidi="hi_IN"/>
+        </w:rPr>
         <w:t>"दण्ड पाएँगे"</w:t>
       </w:r>
     </w:p>
@@ -3945,6 +4500,21 @@
           <w:b/>
           <w:lang w:val="hi_IN" w:bidi="hi_IN"/>
         </w:rPr>
+        <w:t>ὄλεθρον αἰώνιον</w:t>
+      </w:r>
+    </w:p>
+    <w:p>
+      <w:pPr/>
+      <w:r>
+        <w:rPr>
+          <w:lang w:val="hi_IN" w:bidi="hi_IN"/>
+        </w:rPr>
+      </w:r>
+      <w:r>
+        <w:rPr>
+          <w:b/>
+          <w:lang w:val="hi_IN" w:bidi="hi_IN"/>
+        </w:rPr>
         <w:t>"अनन्त विनाश"</w:t>
       </w:r>
     </w:p>
@@ -4080,6 +4650,21 @@
           <w:b/>
           <w:lang w:val="hi_IN" w:bidi="hi_IN"/>
         </w:rPr>
+        <w:t>ἀπὸ προσώπου τοῦ Κυρίου</w:t>
+      </w:r>
+    </w:p>
+    <w:p>
+      <w:pPr/>
+      <w:r>
+        <w:rPr>
+          <w:lang w:val="hi_IN" w:bidi="hi_IN"/>
+        </w:rPr>
+      </w:r>
+      <w:r>
+        <w:rPr>
+          <w:b/>
+          <w:lang w:val="hi_IN" w:bidi="hi_IN"/>
+        </w:rPr>
         <w:t>"प्रभु के सामने से" - "दूर होकर"</w:t>
       </w:r>
     </w:p>
@@ -4176,6 +4761,21 @@
           <w:b/>
           <w:lang w:val="hi_IN" w:bidi="hi_IN"/>
         </w:rPr>
+        <w:t>τῆς δόξης τῆς ἰσχύος αὐτοῦ</w:t>
+      </w:r>
+    </w:p>
+    <w:p>
+      <w:pPr/>
+      <w:r>
+        <w:rPr>
+          <w:lang w:val="hi_IN" w:bidi="hi_IN"/>
+        </w:rPr>
+      </w:r>
+      <w:r>
+        <w:rPr>
+          <w:b/>
+          <w:lang w:val="hi_IN" w:bidi="hi_IN"/>
+        </w:rPr>
         <w:t>"उसकी शक्ति के तेज"</w:t>
       </w:r>
     </w:p>
@@ -4298,6 +4898,21 @@
           <w:b/>
           <w:lang w:val="hi_IN" w:bidi="hi_IN"/>
         </w:rPr>
+        <w:t>τῆς δόξης τῆς ἰσχύος αὐτοῦ</w:t>
+      </w:r>
+    </w:p>
+    <w:p>
+      <w:pPr/>
+      <w:r>
+        <w:rPr>
+          <w:lang w:val="hi_IN" w:bidi="hi_IN"/>
+        </w:rPr>
+      </w:r>
+      <w:r>
+        <w:rPr>
+          <w:b/>
+          <w:lang w:val="hi_IN" w:bidi="hi_IN"/>
+        </w:rPr>
         <w:t>"उसकी शक्ति के तेज"</w:t>
       </w:r>
     </w:p>
@@ -4407,6 +5022,21 @@
           <w:b/>
           <w:lang w:val="hi_IN" w:bidi="hi_IN"/>
         </w:rPr>
+        <w:t>ὅταν ἔλθῃ &amp; ἐν τῇ ἡμέρᾳ ἐκείνῃ</w:t>
+      </w:r>
+    </w:p>
+    <w:p>
+      <w:pPr/>
+      <w:r>
+        <w:rPr>
+          <w:lang w:val="hi_IN" w:bidi="hi_IN"/>
+        </w:rPr>
+      </w:r>
+      <w:r>
+        <w:rPr>
+          <w:b/>
+          <w:lang w:val="hi_IN" w:bidi="hi_IN"/>
+        </w:rPr>
         <w:t xml:space="preserve">"उस दिन" - "जब वह" - "आएगा" </w:t>
       </w:r>
     </w:p>
@@ -4503,6 +5133,21 @@
           <w:b/>
           <w:lang w:val="hi_IN" w:bidi="hi_IN"/>
         </w:rPr>
+        <w:t>ἐνδοξασθῆναι ἐν τοῖς ἁγίοις αὐτοῦ, καὶ θαυμασθῆναι ἐν πᾶσιν τοῖς πιστεύσασιν</w:t>
+      </w:r>
+    </w:p>
+    <w:p>
+      <w:pPr/>
+      <w:r>
+        <w:rPr>
+          <w:lang w:val="hi_IN" w:bidi="hi_IN"/>
+        </w:rPr>
+      </w:r>
+      <w:r>
+        <w:rPr>
+          <w:b/>
+          <w:lang w:val="hi_IN" w:bidi="hi_IN"/>
+        </w:rPr>
         <w:t>"अपने पवित्र लोगों में महिमा पाने, और सब विश्वास करनेवालों में आश्चर्य का कारण होने को"</w:t>
       </w:r>
     </w:p>
@@ -4586,6 +5231,21 @@
           <w:b/>
           <w:lang w:val="hi_IN" w:bidi="hi_IN"/>
         </w:rPr>
+        <w:t>ἐνδοξασθῆναι ἐν τοῖς ἁγίοις αὐτοῦ, καὶ θαυμασθῆναι</w:t>
+      </w:r>
+    </w:p>
+    <w:p>
+      <w:pPr/>
+      <w:r>
+        <w:rPr>
+          <w:lang w:val="hi_IN" w:bidi="hi_IN"/>
+        </w:rPr>
+      </w:r>
+      <w:r>
+        <w:rPr>
+          <w:b/>
+          <w:lang w:val="hi_IN" w:bidi="hi_IN"/>
+        </w:rPr>
         <w:t>"अपने पवित्र लोगों में महिमा पाने और ... आश्चर्य का कारण होने"</w:t>
       </w:r>
     </w:p>
@@ -4695,6 +5355,21 @@
           <w:b/>
           <w:lang w:val="hi_IN" w:bidi="hi_IN"/>
         </w:rPr>
+        <w:t>ἐνδοξασθῆναι ἐν τοῖς ἁγίοις αὐτοῦ, καὶ θαυμασθῆναι ἐν πᾶσιν τοῖς πιστεύσασιν</w:t>
+      </w:r>
+    </w:p>
+    <w:p>
+      <w:pPr/>
+      <w:r>
+        <w:rPr>
+          <w:lang w:val="hi_IN" w:bidi="hi_IN"/>
+        </w:rPr>
+      </w:r>
+      <w:r>
+        <w:rPr>
+          <w:b/>
+          <w:lang w:val="hi_IN" w:bidi="hi_IN"/>
+        </w:rPr>
         <w:t>"अपने पवित्र लोगों में महिमा पाने, और सब विश्वास करनेवालों में आश्चर्य का कारण होने"</w:t>
       </w:r>
     </w:p>
@@ -4778,6 +5453,21 @@
           <w:b/>
           <w:lang w:val="hi_IN" w:bidi="hi_IN"/>
         </w:rPr>
+        <w:t>ἐπιστεύθη τὸ μαρτύριον ἡμῶν ἐφ’ ὑμᾶς</w:t>
+      </w:r>
+    </w:p>
+    <w:p>
+      <w:pPr/>
+      <w:r>
+        <w:rPr>
+          <w:lang w:val="hi_IN" w:bidi="hi_IN"/>
+        </w:rPr>
+      </w:r>
+      <w:r>
+        <w:rPr>
+          <w:b/>
+          <w:lang w:val="hi_IN" w:bidi="hi_IN"/>
+        </w:rPr>
         <w:t>"तुम ने हमारी गवाही पर विश्वास किया"</w:t>
       </w:r>
     </w:p>
@@ -4861,6 +5551,21 @@
           <w:b/>
           <w:lang w:val="hi_IN" w:bidi="hi_IN"/>
         </w:rPr>
+        <w:t>εἰς ὃ</w:t>
+      </w:r>
+    </w:p>
+    <w:p>
+      <w:pPr/>
+      <w:r>
+        <w:rPr>
+          <w:lang w:val="hi_IN" w:bidi="hi_IN"/>
+        </w:rPr>
+      </w:r>
+      <w:r>
+        <w:rPr>
+          <w:b/>
+          <w:lang w:val="hi_IN" w:bidi="hi_IN"/>
+        </w:rPr>
         <w:t>"इसलिए"</w:t>
       </w:r>
     </w:p>
@@ -4957,6 +5662,21 @@
           <w:b/>
           <w:lang w:val="hi_IN" w:bidi="hi_IN"/>
         </w:rPr>
+        <w:t>καὶ προσευχόμεθα πάντοτε περὶ ὑμῶν</w:t>
+      </w:r>
+    </w:p>
+    <w:p>
+      <w:pPr/>
+      <w:r>
+        <w:rPr>
+          <w:lang w:val="hi_IN" w:bidi="hi_IN"/>
+        </w:rPr>
+      </w:r>
+      <w:r>
+        <w:rPr>
+          <w:b/>
+          <w:lang w:val="hi_IN" w:bidi="hi_IN"/>
+        </w:rPr>
         <w:t>"हम सदा तुम्हारे निमित्त प्रार्थना भी करते हैं"</w:t>
       </w:r>
     </w:p>
@@ -5053,6 +5773,21 @@
           <w:b/>
           <w:lang w:val="hi_IN" w:bidi="hi_IN"/>
         </w:rPr>
+        <w:t>τῆς κλήσεως</w:t>
+      </w:r>
+    </w:p>
+    <w:p>
+      <w:pPr/>
+      <w:r>
+        <w:rPr>
+          <w:lang w:val="hi_IN" w:bidi="hi_IN"/>
+        </w:rPr>
+      </w:r>
+      <w:r>
+        <w:rPr>
+          <w:b/>
+          <w:lang w:val="hi_IN" w:bidi="hi_IN"/>
+        </w:rPr>
         <w:t>"बुलाहट के"</w:t>
       </w:r>
     </w:p>
@@ -5149,6 +5884,21 @@
           <w:b/>
           <w:lang w:val="hi_IN" w:bidi="hi_IN"/>
         </w:rPr>
+        <w:t>πληρώσῃ πᾶσαν εὐδοκίαν ἀγαθωσύνης, καὶ ἔργον πίστεως ἐν δυνάμει</w:t>
+      </w:r>
+    </w:p>
+    <w:p>
+      <w:pPr/>
+      <w:r>
+        <w:rPr>
+          <w:lang w:val="hi_IN" w:bidi="hi_IN"/>
+        </w:rPr>
+      </w:r>
+      <w:r>
+        <w:rPr>
+          <w:b/>
+          <w:lang w:val="hi_IN" w:bidi="hi_IN"/>
+        </w:rPr>
         <w:t>"परमेश्वर" - "भलाई की हर एक इच्छा, और विश्वास के हर एक काम को सामर्थ्य सहित पूरा करे"</w:t>
       </w:r>
     </w:p>
@@ -5310,6 +6060,21 @@
           <w:b/>
           <w:lang w:val="hi_IN" w:bidi="hi_IN"/>
         </w:rPr>
+        <w:t>καὶ πληρώσῃ</w:t>
+      </w:r>
+    </w:p>
+    <w:p>
+      <w:pPr/>
+      <w:r>
+        <w:rPr>
+          <w:lang w:val="hi_IN" w:bidi="hi_IN"/>
+        </w:rPr>
+      </w:r>
+      <w:r>
+        <w:rPr>
+          <w:b/>
+          <w:lang w:val="hi_IN" w:bidi="hi_IN"/>
+        </w:rPr>
         <w:t>"परमेश्वर" - "पूरा करें"</w:t>
       </w:r>
     </w:p>
@@ -5445,6 +6210,21 @@
           <w:b/>
           <w:lang w:val="hi_IN" w:bidi="hi_IN"/>
         </w:rPr>
+        <w:t>ὅπως</w:t>
+      </w:r>
+    </w:p>
+    <w:p>
+      <w:pPr/>
+      <w:r>
+        <w:rPr>
+          <w:lang w:val="hi_IN" w:bidi="hi_IN"/>
+        </w:rPr>
+      </w:r>
+      <w:r>
+        <w:rPr>
+          <w:b/>
+          <w:lang w:val="hi_IN" w:bidi="hi_IN"/>
+        </w:rPr>
         <w:t>"कि"</w:t>
       </w:r>
     </w:p>
@@ -5541,6 +6321,21 @@
           <w:b/>
           <w:lang w:val="hi_IN" w:bidi="hi_IN"/>
         </w:rPr>
+        <w:t>τὸ ὄνομα τοῦ Κυρίου ἡμῶν, Ἰησοῦ</w:t>
+      </w:r>
+    </w:p>
+    <w:p>
+      <w:pPr/>
+      <w:r>
+        <w:rPr>
+          <w:lang w:val="hi_IN" w:bidi="hi_IN"/>
+        </w:rPr>
+      </w:r>
+      <w:r>
+        <w:rPr>
+          <w:b/>
+          <w:lang w:val="hi_IN" w:bidi="hi_IN"/>
+        </w:rPr>
         <w:t>"हमारे प्रभु यीशु का नाम"</w:t>
       </w:r>
     </w:p>
@@ -5637,6 +6432,21 @@
           <w:b/>
           <w:lang w:val="hi_IN" w:bidi="hi_IN"/>
         </w:rPr>
+        <w:t>ὅπως ἐνδοξασθῇ τὸ ὄνομα τοῦ Κυρίου ἡμῶν, Ἰησοῦ, ἐν ὑμῖν</w:t>
+      </w:r>
+    </w:p>
+    <w:p>
+      <w:pPr/>
+      <w:r>
+        <w:rPr>
+          <w:lang w:val="hi_IN" w:bidi="hi_IN"/>
+        </w:rPr>
+      </w:r>
+      <w:r>
+        <w:rPr>
+          <w:b/>
+          <w:lang w:val="hi_IN" w:bidi="hi_IN"/>
+        </w:rPr>
         <w:t>"कि" - "हमारे प्रभु यीशु का नाम तुम में महिमा पाए"</w:t>
       </w:r>
     </w:p>
@@ -5720,6 +6530,21 @@
           <w:b/>
           <w:lang w:val="hi_IN" w:bidi="hi_IN"/>
         </w:rPr>
+        <w:t>καὶ ὑμεῖς ἐν αὐτῷ</w:t>
+      </w:r>
+    </w:p>
+    <w:p>
+      <w:pPr/>
+      <w:r>
+        <w:rPr>
+          <w:lang w:val="hi_IN" w:bidi="hi_IN"/>
+        </w:rPr>
+      </w:r>
+      <w:r>
+        <w:rPr>
+          <w:b/>
+          <w:lang w:val="hi_IN" w:bidi="hi_IN"/>
+        </w:rPr>
         <w:t>"और तुम उसमें"</w:t>
       </w:r>
     </w:p>
@@ -5803,6 +6628,21 @@
           <w:b/>
           <w:lang w:val="hi_IN" w:bidi="hi_IN"/>
         </w:rPr>
+        <w:t>καὶ ὑμεῖς ἐν αὐτῷ</w:t>
+      </w:r>
+    </w:p>
+    <w:p>
+      <w:pPr/>
+      <w:r>
+        <w:rPr>
+          <w:lang w:val="hi_IN" w:bidi="hi_IN"/>
+        </w:rPr>
+      </w:r>
+      <w:r>
+        <w:rPr>
+          <w:b/>
+          <w:lang w:val="hi_IN" w:bidi="hi_IN"/>
+        </w:rPr>
         <w:t>"और तुम उसमें"</w:t>
       </w:r>
     </w:p>
@@ -5899,6 +6739,21 @@
           <w:b/>
           <w:lang w:val="hi_IN" w:bidi="hi_IN"/>
         </w:rPr>
+        <w:t>κατὰ τὴν χάριν τοῦ Θεοῦ ἡμῶν</w:t>
+      </w:r>
+    </w:p>
+    <w:p>
+      <w:pPr/>
+      <w:r>
+        <w:rPr>
+          <w:lang w:val="hi_IN" w:bidi="hi_IN"/>
+        </w:rPr>
+      </w:r>
+      <w:r>
+        <w:rPr>
+          <w:b/>
+          <w:lang w:val="hi_IN" w:bidi="hi_IN"/>
+        </w:rPr>
         <w:t>"हमारे परमेश्वर... के अनुग्रह के अनुसार"</w:t>
       </w:r>
     </w:p>
@@ -5995,6 +6850,21 @@
           <w:b/>
           <w:lang w:val="hi_IN" w:bidi="hi_IN"/>
         </w:rPr>
+        <w:t>τοῦ Θεοῦ ἡμῶν καὶ Κυρίου Ἰησοῦ Χριστοῦ</w:t>
+      </w:r>
+    </w:p>
+    <w:p>
+      <w:pPr/>
+      <w:r>
+        <w:rPr>
+          <w:lang w:val="hi_IN" w:bidi="hi_IN"/>
+        </w:rPr>
+      </w:r>
+      <w:r>
+        <w:rPr>
+          <w:b/>
+          <w:lang w:val="hi_IN" w:bidi="hi_IN"/>
+        </w:rPr>
         <w:t>"हमारे परमेश्वर और प्रभु यीशु मसीह के"</w:t>
       </w:r>
     </w:p>
@@ -6142,6 +7012,21 @@
           <w:b/>
           <w:lang w:val="hi_IN" w:bidi="hi_IN"/>
         </w:rPr>
+        <w:t>δὲ</w:t>
+      </w:r>
+    </w:p>
+    <w:p>
+      <w:pPr/>
+      <w:r>
+        <w:rPr>
+          <w:lang w:val="hi_IN" w:bidi="hi_IN"/>
+        </w:rPr>
+      </w:r>
+      <w:r>
+        <w:rPr>
+          <w:b/>
+          <w:lang w:val="hi_IN" w:bidi="hi_IN"/>
+        </w:rPr>
         <w:t>"अब"</w:t>
       </w:r>
     </w:p>
@@ -6238,6 +7123,21 @@
           <w:b/>
           <w:lang w:val="hi_IN" w:bidi="hi_IN"/>
         </w:rPr>
+        <w:t>ὑπὲρ τῆς παρουσίας τοῦ Κυρίου ἡμῶν, Ἰησοῦ Χριστοῦ, καὶ ἡμῶν ἐπισυναγωγῆς ἐπ’ αὐτόν</w:t>
+      </w:r>
+    </w:p>
+    <w:p>
+      <w:pPr/>
+      <w:r>
+        <w:rPr>
+          <w:lang w:val="hi_IN" w:bidi="hi_IN"/>
+        </w:rPr>
+      </w:r>
+      <w:r>
+        <w:rPr>
+          <w:b/>
+          <w:lang w:val="hi_IN" w:bidi="hi_IN"/>
+        </w:rPr>
         <w:t>"अपने प्रभु यीशु मसीह के आने, और उसके पास अपने इकट्ठे होने के विषय में"</w:t>
       </w:r>
     </w:p>
@@ -6341,6 +7241,21 @@
           <w:b/>
           <w:lang w:val="hi_IN" w:bidi="hi_IN"/>
         </w:rPr>
+        <w:t>ὑπὲρ τῆς παρουσίας τοῦ Κυρίου ἡμῶν, Ἰησοῦ Χριστοῦ, καὶ ἡμῶν ἐπισυναγωγῆς ἐπ’ αὐτόν</w:t>
+      </w:r>
+    </w:p>
+    <w:p>
+      <w:pPr/>
+      <w:r>
+        <w:rPr>
+          <w:lang w:val="hi_IN" w:bidi="hi_IN"/>
+        </w:rPr>
+      </w:r>
+      <w:r>
+        <w:rPr>
+          <w:b/>
+          <w:lang w:val="hi_IN" w:bidi="hi_IN"/>
+        </w:rPr>
         <w:t>"अपने प्रभु यीशु मसीह के आने, और उसके पास अपने इकट्ठे होने के विषय में"</w:t>
       </w:r>
     </w:p>
@@ -6450,6 +7365,21 @@
           <w:b/>
           <w:lang w:val="hi_IN" w:bidi="hi_IN"/>
         </w:rPr>
+        <w:t>ἀδελφοί</w:t>
+      </w:r>
+    </w:p>
+    <w:p>
+      <w:pPr/>
+      <w:r>
+        <w:rPr>
+          <w:lang w:val="hi_IN" w:bidi="hi_IN"/>
+        </w:rPr>
+      </w:r>
+      <w:r>
+        <w:rPr>
+          <w:b/>
+          <w:lang w:val="hi_IN" w:bidi="hi_IN"/>
+        </w:rPr>
         <w:t>"भाइयों"</w:t>
       </w:r>
     </w:p>
@@ -6546,6 +7476,21 @@
           <w:b/>
           <w:lang w:val="hi_IN" w:bidi="hi_IN"/>
         </w:rPr>
+        <w:t>εἰς τὸ μὴ ταχέως σαλευθῆναι ὑμᾶς ἀπὸ τοῦ νοὸς</w:t>
+      </w:r>
+    </w:p>
+    <w:p>
+      <w:pPr/>
+      <w:r>
+        <w:rPr>
+          <w:lang w:val="hi_IN" w:bidi="hi_IN"/>
+        </w:rPr>
+      </w:r>
+      <w:r>
+        <w:rPr>
+          <w:b/>
+          <w:lang w:val="hi_IN" w:bidi="hi_IN"/>
+        </w:rPr>
         <w:t>"तुम्हारा मन अचानक अस्थिर न हो जाए"</w:t>
       </w:r>
     </w:p>
@@ -6642,6 +7587,21 @@
           <w:b/>
           <w:lang w:val="hi_IN" w:bidi="hi_IN"/>
         </w:rPr>
+        <w:t>μηδὲ θροεῖσθαι</w:t>
+      </w:r>
+    </w:p>
+    <w:p>
+      <w:pPr/>
+      <w:r>
+        <w:rPr>
+          <w:lang w:val="hi_IN" w:bidi="hi_IN"/>
+        </w:rPr>
+      </w:r>
+      <w:r>
+        <w:rPr>
+          <w:b/>
+          <w:lang w:val="hi_IN" w:bidi="hi_IN"/>
+        </w:rPr>
         <w:t>"और न तुम घबराओ"</w:t>
       </w:r>
     </w:p>
@@ -6738,6 +7698,21 @@
           <w:b/>
           <w:lang w:val="hi_IN" w:bidi="hi_IN"/>
         </w:rPr>
+        <w:t>μήτε διὰ πνεύματος, μήτε διὰ λόγου, μήτε δι’ ἐπιστολῆς, ὡς δι’ ἡμῶν</w:t>
+      </w:r>
+    </w:p>
+    <w:p>
+      <w:pPr/>
+      <w:r>
+        <w:rPr>
+          <w:lang w:val="hi_IN" w:bidi="hi_IN"/>
+        </w:rPr>
+      </w:r>
+      <w:r>
+        <w:rPr>
+          <w:b/>
+          <w:lang w:val="hi_IN" w:bidi="hi_IN"/>
+        </w:rPr>
         <w:t>"किसी आत्मा, या वचन, या पत्री के द्वारा जो कि मानो हमारी ओर से हो"</w:t>
       </w:r>
     </w:p>
@@ -6821,6 +7796,21 @@
           <w:b/>
           <w:lang w:val="hi_IN" w:bidi="hi_IN"/>
         </w:rPr>
+        <w:t>ὡς δι’ ἡμῶν</w:t>
+      </w:r>
+    </w:p>
+    <w:p>
+      <w:pPr/>
+      <w:r>
+        <w:rPr>
+          <w:lang w:val="hi_IN" w:bidi="hi_IN"/>
+        </w:rPr>
+      </w:r>
+      <w:r>
+        <w:rPr>
+          <w:b/>
+          <w:lang w:val="hi_IN" w:bidi="hi_IN"/>
+        </w:rPr>
         <w:t>"मानो हमारी ओर से हो"</w:t>
       </w:r>
     </w:p>
@@ -6904,6 +7894,21 @@
           <w:b/>
           <w:lang w:val="hi_IN" w:bidi="hi_IN"/>
         </w:rPr>
+        <w:t>ὡς ὅτι</w:t>
+      </w:r>
+    </w:p>
+    <w:p>
+      <w:pPr/>
+      <w:r>
+        <w:rPr>
+          <w:lang w:val="hi_IN" w:bidi="hi_IN"/>
+        </w:rPr>
+      </w:r>
+      <w:r>
+        <w:rPr>
+          <w:b/>
+          <w:lang w:val="hi_IN" w:bidi="hi_IN"/>
+        </w:rPr>
         <w:t>"मानो"</w:t>
       </w:r>
     </w:p>
@@ -6987,6 +7992,21 @@
           <w:b/>
           <w:lang w:val="hi_IN" w:bidi="hi_IN"/>
         </w:rPr>
+        <w:t>ἡ ἡμέρα τοῦ Κυρίου</w:t>
+      </w:r>
+    </w:p>
+    <w:p>
+      <w:pPr/>
+      <w:r>
+        <w:rPr>
+          <w:lang w:val="hi_IN" w:bidi="hi_IN"/>
+        </w:rPr>
+      </w:r>
+      <w:r>
+        <w:rPr>
+          <w:b/>
+          <w:lang w:val="hi_IN" w:bidi="hi_IN"/>
+        </w:rPr>
         <w:t>"प्रभु का दिन"</w:t>
       </w:r>
     </w:p>
@@ -7063,6 +8083,21 @@
           <w:b/>
           <w:lang w:val="hi_IN" w:bidi="hi_IN"/>
         </w:rPr>
+        <w:t>μή τις ὑμᾶς ἐξαπατήσῃ κατὰ μηδένα τρόπον</w:t>
+      </w:r>
+    </w:p>
+    <w:p>
+      <w:pPr/>
+      <w:r>
+        <w:rPr>
+          <w:lang w:val="hi_IN" w:bidi="hi_IN"/>
+        </w:rPr>
+      </w:r>
+      <w:r>
+        <w:rPr>
+          <w:b/>
+          <w:lang w:val="hi_IN" w:bidi="hi_IN"/>
+        </w:rPr>
         <w:t>"किसी रीति से किसी के धोखे में न आना"</w:t>
       </w:r>
     </w:p>
@@ -7126,6 +8161,21 @@
           <w:b/>
           <w:lang w:val="hi_IN" w:bidi="hi_IN"/>
         </w:rPr>
+        <w:t>ὅτι ἐὰν μὴ ἔλθῃ ἡ ἀποστασία πρῶτον</w:t>
+      </w:r>
+    </w:p>
+    <w:p>
+      <w:pPr/>
+      <w:r>
+        <w:rPr>
+          <w:lang w:val="hi_IN" w:bidi="hi_IN"/>
+        </w:rPr>
+      </w:r>
+      <w:r>
+        <w:rPr>
+          <w:b/>
+          <w:lang w:val="hi_IN" w:bidi="hi_IN"/>
+        </w:rPr>
         <w:t>"जब तक विद्रोह नहीं होता"</w:t>
       </w:r>
     </w:p>
@@ -7209,6 +8259,21 @@
           <w:b/>
           <w:lang w:val="hi_IN" w:bidi="hi_IN"/>
         </w:rPr>
+        <w:t>ἡ ἀποστασία</w:t>
+      </w:r>
+    </w:p>
+    <w:p>
+      <w:pPr/>
+      <w:r>
+        <w:rPr>
+          <w:lang w:val="hi_IN" w:bidi="hi_IN"/>
+        </w:rPr>
+      </w:r>
+      <w:r>
+        <w:rPr>
+          <w:b/>
+          <w:lang w:val="hi_IN" w:bidi="hi_IN"/>
+        </w:rPr>
         <w:t>"विद्रोह"</w:t>
       </w:r>
     </w:p>
@@ -7331,6 +8396,21 @@
           <w:b/>
           <w:lang w:val="hi_IN" w:bidi="hi_IN"/>
         </w:rPr>
+        <w:t>ἀποκαλυφθῇ ὁ ἄνθρωπος τῆς ἀνομίας</w:t>
+      </w:r>
+    </w:p>
+    <w:p>
+      <w:pPr/>
+      <w:r>
+        <w:rPr>
+          <w:lang w:val="hi_IN" w:bidi="hi_IN"/>
+        </w:rPr>
+      </w:r>
+      <w:r>
+        <w:rPr>
+          <w:b/>
+          <w:lang w:val="hi_IN" w:bidi="hi_IN"/>
+        </w:rPr>
         <w:t>"वह अधर्मी पुरुष" - "प्रगट" - "हो"</w:t>
       </w:r>
     </w:p>
@@ -7440,6 +8520,21 @@
           <w:b/>
           <w:lang w:val="hi_IN" w:bidi="hi_IN"/>
         </w:rPr>
+        <w:t>ὁ ἄνθρωπος τῆς ἀνομίας</w:t>
+      </w:r>
+    </w:p>
+    <w:p>
+      <w:pPr/>
+      <w:r>
+        <w:rPr>
+          <w:lang w:val="hi_IN" w:bidi="hi_IN"/>
+        </w:rPr>
+      </w:r>
+      <w:r>
+        <w:rPr>
+          <w:b/>
+          <w:lang w:val="hi_IN" w:bidi="hi_IN"/>
+        </w:rPr>
         <w:t>"अधर्मी पुरुष"</w:t>
       </w:r>
     </w:p>
@@ -7549,6 +8644,21 @@
           <w:b/>
           <w:lang w:val="hi_IN" w:bidi="hi_IN"/>
         </w:rPr>
+        <w:t>ὁ υἱὸς τῆς ἀπωλείας</w:t>
+      </w:r>
+    </w:p>
+    <w:p>
+      <w:pPr/>
+      <w:r>
+        <w:rPr>
+          <w:lang w:val="hi_IN" w:bidi="hi_IN"/>
+        </w:rPr>
+      </w:r>
+      <w:r>
+        <w:rPr>
+          <w:b/>
+          <w:lang w:val="hi_IN" w:bidi="hi_IN"/>
+        </w:rPr>
         <w:t>"विनाश का पुत्र"</w:t>
       </w:r>
     </w:p>
@@ -7728,6 +8838,21 @@
           <w:b/>
           <w:lang w:val="hi_IN" w:bidi="hi_IN"/>
         </w:rPr>
+        <w:t>πάντα λεγόμενον θεὸν ἢ σέβασμα</w:t>
+      </w:r>
+    </w:p>
+    <w:p>
+      <w:pPr/>
+      <w:r>
+        <w:rPr>
+          <w:lang w:val="hi_IN" w:bidi="hi_IN"/>
+        </w:rPr>
+      </w:r>
+      <w:r>
+        <w:rPr>
+          <w:b/>
+          <w:lang w:val="hi_IN" w:bidi="hi_IN"/>
+        </w:rPr>
         <w:t>"हर एक से जो परमेश्वर, या पूज्य कहलाता है"</w:t>
       </w:r>
     </w:p>
@@ -7811,6 +8936,21 @@
           <w:b/>
           <w:lang w:val="hi_IN" w:bidi="hi_IN"/>
         </w:rPr>
+        <w:t>αὐτὸν &amp; καθίσαι</w:t>
+      </w:r>
+    </w:p>
+    <w:p>
+      <w:pPr/>
+      <w:r>
+        <w:rPr>
+          <w:lang w:val="hi_IN" w:bidi="hi_IN"/>
+        </w:rPr>
+      </w:r>
+      <w:r>
+        <w:rPr>
+          <w:b/>
+          <w:lang w:val="hi_IN" w:bidi="hi_IN"/>
+        </w:rPr>
         <w:t>"वह" - "बैठकर अपने आपको"</w:t>
       </w:r>
     </w:p>
@@ -7907,6 +9047,21 @@
           <w:b/>
           <w:lang w:val="hi_IN" w:bidi="hi_IN"/>
         </w:rPr>
+        <w:t>ἀποδεικνύντα ἑαυτὸν ὅτι ἔστιν Θεός</w:t>
+      </w:r>
+    </w:p>
+    <w:p>
+      <w:pPr/>
+      <w:r>
+        <w:rPr>
+          <w:lang w:val="hi_IN" w:bidi="hi_IN"/>
+        </w:rPr>
+      </w:r>
+      <w:r>
+        <w:rPr>
+          <w:b/>
+          <w:lang w:val="hi_IN" w:bidi="hi_IN"/>
+        </w:rPr>
         <w:t>"वह...अपने आपको परमेश्वर प्रगट करता है"</w:t>
       </w:r>
     </w:p>
@@ -7983,6 +9138,21 @@
           <w:b/>
           <w:lang w:val="hi_IN" w:bidi="hi_IN"/>
         </w:rPr>
+        <w:t>οὐ μνημονεύετε ὅτι, ἔτι ὢν πρὸς ὑμᾶς, ταῦτα ἔλεγον ὑμῖν</w:t>
+      </w:r>
+    </w:p>
+    <w:p>
+      <w:pPr/>
+      <w:r>
+        <w:rPr>
+          <w:lang w:val="hi_IN" w:bidi="hi_IN"/>
+        </w:rPr>
+      </w:r>
+      <w:r>
+        <w:rPr>
+          <w:b/>
+          <w:lang w:val="hi_IN" w:bidi="hi_IN"/>
+        </w:rPr>
         <w:t>"क्या तुम्हें स्मरण नहीं, कि जब मैं तुम्हारे यहाँ था, तो तुम से ये बातें कहा करता था"</w:t>
       </w:r>
     </w:p>
@@ -8066,6 +9236,21 @@
           <w:b/>
           <w:lang w:val="hi_IN" w:bidi="hi_IN"/>
         </w:rPr>
+        <w:t>ταῦτα</w:t>
+      </w:r>
+    </w:p>
+    <w:p>
+      <w:pPr/>
+      <w:r>
+        <w:rPr>
+          <w:lang w:val="hi_IN" w:bidi="hi_IN"/>
+        </w:rPr>
+      </w:r>
+      <w:r>
+        <w:rPr>
+          <w:b/>
+          <w:lang w:val="hi_IN" w:bidi="hi_IN"/>
+        </w:rPr>
         <w:t>"ये बातें"</w:t>
       </w:r>
     </w:p>
@@ -8162,6 +9347,21 @@
           <w:b/>
           <w:lang w:val="hi_IN" w:bidi="hi_IN"/>
         </w:rPr>
+        <w:t>καὶ νῦν τὸ κατέχον οἴδατε</w:t>
+      </w:r>
+    </w:p>
+    <w:p>
+      <w:pPr/>
+      <w:r>
+        <w:rPr>
+          <w:lang w:val="hi_IN" w:bidi="hi_IN"/>
+        </w:rPr>
+      </w:r>
+      <w:r>
+        <w:rPr>
+          <w:b/>
+          <w:lang w:val="hi_IN" w:bidi="hi_IN"/>
+        </w:rPr>
         <w:t>"और अब तुम उस वस्तु को जानते हो, जो उसे रोक रही है"</w:t>
       </w:r>
     </w:p>
@@ -8264,6 +9464,21 @@
           <w:b/>
           <w:lang w:val="hi_IN" w:bidi="hi_IN"/>
         </w:rPr>
+        <w:t>τὸ ἀποκαλυφθῆναι αὐτὸν ἐν τῷ αὐτοῦ καιρῷ</w:t>
+      </w:r>
+    </w:p>
+    <w:p>
+      <w:pPr/>
+      <w:r>
+        <w:rPr>
+          <w:lang w:val="hi_IN" w:bidi="hi_IN"/>
+        </w:rPr>
+      </w:r>
+      <w:r>
+        <w:rPr>
+          <w:b/>
+          <w:lang w:val="hi_IN" w:bidi="hi_IN"/>
+        </w:rPr>
         <w:t>"वह अपने ही समय में प्रगट हो"</w:t>
       </w:r>
     </w:p>
@@ -8347,6 +9562,21 @@
           <w:b/>
           <w:lang w:val="hi_IN" w:bidi="hi_IN"/>
         </w:rPr>
+        <w:t>γὰρ</w:t>
+      </w:r>
+    </w:p>
+    <w:p>
+      <w:pPr/>
+      <w:r>
+        <w:rPr>
+          <w:lang w:val="hi_IN" w:bidi="hi_IN"/>
+        </w:rPr>
+      </w:r>
+      <w:r>
+        <w:rPr>
+          <w:b/>
+          <w:lang w:val="hi_IN" w:bidi="hi_IN"/>
+        </w:rPr>
         <w:t>"क्योंकि"</w:t>
       </w:r>
     </w:p>
@@ -8456,6 +9686,21 @@
           <w:b/>
           <w:lang w:val="hi_IN" w:bidi="hi_IN"/>
         </w:rPr>
+        <w:t>τὸ &amp; μυστήριον ἤδη ἐνεργεῖται τῆς ἀνομίας</w:t>
+      </w:r>
+    </w:p>
+    <w:p>
+      <w:pPr/>
+      <w:r>
+        <w:rPr>
+          <w:lang w:val="hi_IN" w:bidi="hi_IN"/>
+        </w:rPr>
+      </w:r>
+      <w:r>
+        <w:rPr>
+          <w:b/>
+          <w:lang w:val="hi_IN" w:bidi="hi_IN"/>
+        </w:rPr>
         <w:t>"क्योंकि अधर्म का भेद अब भी कार्य करता जाता है"</w:t>
       </w:r>
     </w:p>
@@ -8565,6 +9810,21 @@
           <w:b/>
           <w:lang w:val="hi_IN" w:bidi="hi_IN"/>
         </w:rPr>
+        <w:t>ὁ κατέχων</w:t>
+      </w:r>
+    </w:p>
+    <w:p>
+      <w:pPr/>
+      <w:r>
+        <w:rPr>
+          <w:lang w:val="hi_IN" w:bidi="hi_IN"/>
+        </w:rPr>
+      </w:r>
+      <w:r>
+        <w:rPr>
+          <w:b/>
+          <w:lang w:val="hi_IN" w:bidi="hi_IN"/>
+        </w:rPr>
         <w:t>"अभी एक रोकनेवाला है"</w:t>
       </w:r>
     </w:p>
@@ -8628,6 +9888,21 @@
           <w:b/>
           <w:lang w:val="hi_IN" w:bidi="hi_IN"/>
         </w:rPr>
+        <w:t>γένηται</w:t>
+      </w:r>
+    </w:p>
+    <w:p>
+      <w:pPr/>
+      <w:r>
+        <w:rPr>
+          <w:lang w:val="hi_IN" w:bidi="hi_IN"/>
+        </w:rPr>
+      </w:r>
+      <w:r>
+        <w:rPr>
+          <w:b/>
+          <w:lang w:val="hi_IN" w:bidi="hi_IN"/>
+        </w:rPr>
         <w:t>"वह दूर न हो जाए"</w:t>
       </w:r>
     </w:p>
@@ -8724,6 +9999,21 @@
           <w:b/>
           <w:lang w:val="hi_IN" w:bidi="hi_IN"/>
         </w:rPr>
+        <w:t>ἐκ μέσου γένηται</w:t>
+      </w:r>
+    </w:p>
+    <w:p>
+      <w:pPr/>
+      <w:r>
+        <w:rPr>
+          <w:lang w:val="hi_IN" w:bidi="hi_IN"/>
+        </w:rPr>
+      </w:r>
+      <w:r>
+        <w:rPr>
+          <w:b/>
+          <w:lang w:val="hi_IN" w:bidi="hi_IN"/>
+        </w:rPr>
         <w:t>"वह दूर न हो जाए"</w:t>
       </w:r>
     </w:p>
@@ -8807,6 +10097,21 @@
           <w:b/>
           <w:lang w:val="hi_IN" w:bidi="hi_IN"/>
         </w:rPr>
+        <w:t>καὶ τότε ἀποκαλυφθήσεται ὁ ἄνομος</w:t>
+      </w:r>
+    </w:p>
+    <w:p>
+      <w:pPr/>
+      <w:r>
+        <w:rPr>
+          <w:lang w:val="hi_IN" w:bidi="hi_IN"/>
+        </w:rPr>
+      </w:r>
+      <w:r>
+        <w:rPr>
+          <w:b/>
+          <w:lang w:val="hi_IN" w:bidi="hi_IN"/>
+        </w:rPr>
         <w:t>"तब वह अधर्मी प्रगट होगा"</w:t>
       </w:r>
     </w:p>
@@ -8890,6 +10195,21 @@
           <w:b/>
           <w:lang w:val="hi_IN" w:bidi="hi_IN"/>
         </w:rPr>
+        <w:t>τῷ πνεύματι τοῦ στόματος αὐτοῦ</w:t>
+      </w:r>
+    </w:p>
+    <w:p>
+      <w:pPr/>
+      <w:r>
+        <w:rPr>
+          <w:lang w:val="hi_IN" w:bidi="hi_IN"/>
+        </w:rPr>
+      </w:r>
+      <w:r>
+        <w:rPr>
+          <w:b/>
+          <w:lang w:val="hi_IN" w:bidi="hi_IN"/>
+        </w:rPr>
         <w:t>"अपने मुँह की फूँक से"</w:t>
       </w:r>
     </w:p>
@@ -8999,6 +10319,21 @@
           <w:b/>
           <w:lang w:val="hi_IN" w:bidi="hi_IN"/>
         </w:rPr>
+        <w:t>ἀνελεῖ τῷ πνεύματι τοῦ στόματος αὐτοῦ, καὶ καταργήσει τῇ ἐπιφανείᾳ τῆς παρουσίας αὐτοῦ</w:t>
+      </w:r>
+    </w:p>
+    <w:p>
+      <w:pPr/>
+      <w:r>
+        <w:rPr>
+          <w:lang w:val="hi_IN" w:bidi="hi_IN"/>
+        </w:rPr>
+      </w:r>
+      <w:r>
+        <w:rPr>
+          <w:b/>
+          <w:lang w:val="hi_IN" w:bidi="hi_IN"/>
+        </w:rPr>
         <w:t>"अपने मुँह की फूँक से मार डालेगा, और अपने आगमन के तेज से भस्म करेगा"</w:t>
       </w:r>
     </w:p>
@@ -9082,6 +10417,21 @@
           <w:b/>
           <w:lang w:val="hi_IN" w:bidi="hi_IN"/>
         </w:rPr>
+        <w:t>οὗ ἐστιν ἡ παρουσία, κατ’ ἐνέργειαν τοῦ Σατανᾶ</w:t>
+      </w:r>
+    </w:p>
+    <w:p>
+      <w:pPr/>
+      <w:r>
+        <w:rPr>
+          <w:lang w:val="hi_IN" w:bidi="hi_IN"/>
+        </w:rPr>
+      </w:r>
+      <w:r>
+        <w:rPr>
+          <w:b/>
+          <w:lang w:val="hi_IN" w:bidi="hi_IN"/>
+        </w:rPr>
         <w:t>"उस अधर्मी का आना शैतान के कार्य के अनुसार"</w:t>
       </w:r>
     </w:p>
@@ -9191,6 +10541,21 @@
           <w:b/>
           <w:lang w:val="hi_IN" w:bidi="hi_IN"/>
         </w:rPr>
+        <w:t>οὗ</w:t>
+      </w:r>
+    </w:p>
+    <w:p>
+      <w:pPr/>
+      <w:r>
+        <w:rPr>
+          <w:lang w:val="hi_IN" w:bidi="hi_IN"/>
+        </w:rPr>
+      </w:r>
+      <w:r>
+        <w:rPr>
+          <w:b/>
+          <w:lang w:val="hi_IN" w:bidi="hi_IN"/>
+        </w:rPr>
         <w:t>"उस"</w:t>
       </w:r>
     </w:p>
@@ -9293,6 +10658,21 @@
           <w:b/>
           <w:lang w:val="hi_IN" w:bidi="hi_IN"/>
         </w:rPr>
+        <w:t>ἐν πάσῃ δυνάμει, καὶ σημείοις, καὶ τέρασιν ψεύδους</w:t>
+      </w:r>
+    </w:p>
+    <w:p>
+      <w:pPr/>
+      <w:r>
+        <w:rPr>
+          <w:lang w:val="hi_IN" w:bidi="hi_IN"/>
+        </w:rPr>
+      </w:r>
+      <w:r>
+        <w:rPr>
+          <w:b/>
+          <w:lang w:val="hi_IN" w:bidi="hi_IN"/>
+        </w:rPr>
         <w:t>"सब प्रकार की झूठी सामर्थ्य, चिन्ह, और अद्भुत काम के साथ"</w:t>
       </w:r>
     </w:p>
@@ -9441,6 +10821,21 @@
           <w:b/>
           <w:lang w:val="hi_IN" w:bidi="hi_IN"/>
         </w:rPr>
+        <w:t>ἐν πάσῃ δυνάμει, καὶ σημείοις, καὶ τέρασιν ψεύδους</w:t>
+      </w:r>
+    </w:p>
+    <w:p>
+      <w:pPr/>
+      <w:r>
+        <w:rPr>
+          <w:lang w:val="hi_IN" w:bidi="hi_IN"/>
+        </w:rPr>
+      </w:r>
+      <w:r>
+        <w:rPr>
+          <w:b/>
+          <w:lang w:val="hi_IN" w:bidi="hi_IN"/>
+        </w:rPr>
         <w:t>"सब प्रकार की झूठी सामर्थ्य, चिन्ह, और अद्भुत काम के साथ"</w:t>
       </w:r>
     </w:p>
@@ -9537,6 +10932,21 @@
           <w:b/>
           <w:lang w:val="hi_IN" w:bidi="hi_IN"/>
         </w:rPr>
+        <w:t>καὶ σημείοις, καὶ τέρασιν ψεύδους</w:t>
+      </w:r>
+    </w:p>
+    <w:p>
+      <w:pPr/>
+      <w:r>
+        <w:rPr>
+          <w:lang w:val="hi_IN" w:bidi="hi_IN"/>
+        </w:rPr>
+      </w:r>
+      <w:r>
+        <w:rPr>
+          <w:b/>
+          <w:lang w:val="hi_IN" w:bidi="hi_IN"/>
+        </w:rPr>
         <w:t>"चिन्ह और अद्भुत काम"</w:t>
       </w:r>
     </w:p>
@@ -9646,6 +11056,21 @@
           <w:b/>
           <w:lang w:val="hi_IN" w:bidi="hi_IN"/>
         </w:rPr>
+        <w:t>πάσῃ</w:t>
+      </w:r>
+    </w:p>
+    <w:p>
+      <w:pPr/>
+      <w:r>
+        <w:rPr>
+          <w:lang w:val="hi_IN" w:bidi="hi_IN"/>
+        </w:rPr>
+      </w:r>
+      <w:r>
+        <w:rPr>
+          <w:b/>
+          <w:lang w:val="hi_IN" w:bidi="hi_IN"/>
+        </w:rPr>
         <w:t>"सब"</w:t>
       </w:r>
     </w:p>
@@ -9742,6 +11167,21 @@
           <w:b/>
           <w:lang w:val="hi_IN" w:bidi="hi_IN"/>
         </w:rPr>
+        <w:t>ἐν πάσῃ ἀπάτῃ ἀδικίας</w:t>
+      </w:r>
+    </w:p>
+    <w:p>
+      <w:pPr/>
+      <w:r>
+        <w:rPr>
+          <w:lang w:val="hi_IN" w:bidi="hi_IN"/>
+        </w:rPr>
+      </w:r>
+      <w:r>
+        <w:rPr>
+          <w:b/>
+          <w:lang w:val="hi_IN" w:bidi="hi_IN"/>
+        </w:rPr>
         <w:t>"अधर्म के सब प्रकार के धोखे के साथ"</w:t>
       </w:r>
     </w:p>
@@ -9851,6 +11291,21 @@
           <w:b/>
           <w:lang w:val="hi_IN" w:bidi="hi_IN"/>
         </w:rPr>
+        <w:t>ἐν πάσῃ ἀπάτῃ ἀδικίας, τοῖς ἀπολλυμένοις</w:t>
+      </w:r>
+    </w:p>
+    <w:p>
+      <w:pPr/>
+      <w:r>
+        <w:rPr>
+          <w:lang w:val="hi_IN" w:bidi="hi_IN"/>
+        </w:rPr>
+      </w:r>
+      <w:r>
+        <w:rPr>
+          <w:b/>
+          <w:lang w:val="hi_IN" w:bidi="hi_IN"/>
+        </w:rPr>
         <w:t>"नाश होनेवालों के लिये अधर्म के सब प्रकार के धोखे के साथ"</w:t>
       </w:r>
     </w:p>
@@ -9960,6 +11415,21 @@
           <w:b/>
           <w:lang w:val="hi_IN" w:bidi="hi_IN"/>
         </w:rPr>
+        <w:t>ἀνθ’ ὧν</w:t>
+      </w:r>
+    </w:p>
+    <w:p>
+      <w:pPr/>
+      <w:r>
+        <w:rPr>
+          <w:lang w:val="hi_IN" w:bidi="hi_IN"/>
+        </w:rPr>
+      </w:r>
+      <w:r>
+        <w:rPr>
+          <w:b/>
+          <w:lang w:val="hi_IN" w:bidi="hi_IN"/>
+        </w:rPr>
         <w:t>"क्योंकि"</w:t>
       </w:r>
     </w:p>
@@ -10069,6 +11539,21 @@
           <w:b/>
           <w:lang w:val="hi_IN" w:bidi="hi_IN"/>
         </w:rPr>
+        <w:t>τὴν ἀγάπην τῆς ἀληθείας οὐκ ἐδέξαντο</w:t>
+      </w:r>
+    </w:p>
+    <w:p>
+      <w:pPr/>
+      <w:r>
+        <w:rPr>
+          <w:lang w:val="hi_IN" w:bidi="hi_IN"/>
+        </w:rPr>
+      </w:r>
+      <w:r>
+        <w:rPr>
+          <w:b/>
+          <w:lang w:val="hi_IN" w:bidi="hi_IN"/>
+        </w:rPr>
         <w:t>"उन्होंने सत्य के प्रेम को ग्रहण नहीं किया"</w:t>
       </w:r>
     </w:p>
@@ -10204,6 +11689,21 @@
           <w:b/>
           <w:lang w:val="hi_IN" w:bidi="hi_IN"/>
         </w:rPr>
+        <w:t>εἰς τὸ σωθῆναι αὐτούς</w:t>
+      </w:r>
+    </w:p>
+    <w:p>
+      <w:pPr/>
+      <w:r>
+        <w:rPr>
+          <w:lang w:val="hi_IN" w:bidi="hi_IN"/>
+        </w:rPr>
+      </w:r>
+      <w:r>
+        <w:rPr>
+          <w:b/>
+          <w:lang w:val="hi_IN" w:bidi="hi_IN"/>
+        </w:rPr>
         <w:t>"जिससे उनका उद्धार होता"</w:t>
       </w:r>
     </w:p>
@@ -10287,6 +11787,21 @@
           <w:b/>
           <w:lang w:val="hi_IN" w:bidi="hi_IN"/>
         </w:rPr>
+        <w:t>εἰς τὸ σωθῆναι αὐτούς</w:t>
+      </w:r>
+    </w:p>
+    <w:p>
+      <w:pPr/>
+      <w:r>
+        <w:rPr>
+          <w:lang w:val="hi_IN" w:bidi="hi_IN"/>
+        </w:rPr>
+      </w:r>
+      <w:r>
+        <w:rPr>
+          <w:b/>
+          <w:lang w:val="hi_IN" w:bidi="hi_IN"/>
+        </w:rPr>
         <w:t>"जिससे उनका उद्धार होता"</w:t>
       </w:r>
     </w:p>
@@ -10370,6 +11885,21 @@
           <w:b/>
           <w:lang w:val="hi_IN" w:bidi="hi_IN"/>
         </w:rPr>
+        <w:t>διὰ τοῦτο</w:t>
+      </w:r>
+    </w:p>
+    <w:p>
+      <w:pPr/>
+      <w:r>
+        <w:rPr>
+          <w:lang w:val="hi_IN" w:bidi="hi_IN"/>
+        </w:rPr>
+      </w:r>
+      <w:r>
+        <w:rPr>
+          <w:b/>
+          <w:lang w:val="hi_IN" w:bidi="hi_IN"/>
+        </w:rPr>
         <w:t>"इसी कारण"</w:t>
       </w:r>
     </w:p>
@@ -10460,6 +11990,21 @@
           <w:b/>
           <w:lang w:val="hi_IN" w:bidi="hi_IN"/>
         </w:rPr>
+        <w:t>πέμπει αὐτοῖς ὁ Θεὸς ἐνέργειαν πλάνης, εἰς τὸ πιστεῦσαι αὐτοὺς τῷ ψεύδει</w:t>
+      </w:r>
+    </w:p>
+    <w:p>
+      <w:pPr/>
+      <w:r>
+        <w:rPr>
+          <w:lang w:val="hi_IN" w:bidi="hi_IN"/>
+        </w:rPr>
+      </w:r>
+      <w:r>
+        <w:rPr>
+          <w:b/>
+          <w:lang w:val="hi_IN" w:bidi="hi_IN"/>
+        </w:rPr>
         <w:t>"परमेश्वर उनमें एक भटका देनेवाली सामर्थ्य को भेजेगा ताकि वे झूठ पर विश्वास करें"</w:t>
       </w:r>
     </w:p>
@@ -10569,6 +12114,21 @@
           <w:b/>
           <w:lang w:val="hi_IN" w:bidi="hi_IN"/>
         </w:rPr>
+        <w:t>ἐνέργειαν πλάνης</w:t>
+      </w:r>
+    </w:p>
+    <w:p>
+      <w:pPr/>
+      <w:r>
+        <w:rPr>
+          <w:lang w:val="hi_IN" w:bidi="hi_IN"/>
+        </w:rPr>
+      </w:r>
+      <w:r>
+        <w:rPr>
+          <w:b/>
+          <w:lang w:val="hi_IN" w:bidi="hi_IN"/>
+        </w:rPr>
         <w:t>"भटका देनेवाली"</w:t>
       </w:r>
     </w:p>
@@ -10691,6 +12251,21 @@
           <w:b/>
           <w:lang w:val="hi_IN" w:bidi="hi_IN"/>
         </w:rPr>
+        <w:t>εἰς τὸ πιστεῦσαι αὐτοὺς</w:t>
+      </w:r>
+    </w:p>
+    <w:p>
+      <w:pPr/>
+      <w:r>
+        <w:rPr>
+          <w:lang w:val="hi_IN" w:bidi="hi_IN"/>
+        </w:rPr>
+      </w:r>
+      <w:r>
+        <w:rPr>
+          <w:b/>
+          <w:lang w:val="hi_IN" w:bidi="hi_IN"/>
+        </w:rPr>
         <w:t xml:space="preserve">"ताकि वे" - "विश्वास करें" </w:t>
       </w:r>
     </w:p>
@@ -10800,6 +12375,21 @@
           <w:b/>
           <w:lang w:val="hi_IN" w:bidi="hi_IN"/>
         </w:rPr>
+        <w:t>εἰς τὸ πιστεῦσαι αὐτοὺς</w:t>
+      </w:r>
+    </w:p>
+    <w:p>
+      <w:pPr/>
+      <w:r>
+        <w:rPr>
+          <w:lang w:val="hi_IN" w:bidi="hi_IN"/>
+        </w:rPr>
+      </w:r>
+      <w:r>
+        <w:rPr>
+          <w:b/>
+          <w:lang w:val="hi_IN" w:bidi="hi_IN"/>
+        </w:rPr>
         <w:t>"ताकि वे" - "विश्वास करें"</w:t>
       </w:r>
     </w:p>
@@ -10896,6 +12486,21 @@
           <w:b/>
           <w:lang w:val="hi_IN" w:bidi="hi_IN"/>
         </w:rPr>
+        <w:t>ἵνα</w:t>
+      </w:r>
+    </w:p>
+    <w:p>
+      <w:pPr/>
+      <w:r>
+        <w:rPr>
+          <w:lang w:val="hi_IN" w:bidi="hi_IN"/>
+        </w:rPr>
+      </w:r>
+      <w:r>
+        <w:rPr>
+          <w:b/>
+          <w:lang w:val="hi_IN" w:bidi="hi_IN"/>
+        </w:rPr>
         <w:t>"जितने"</w:t>
       </w:r>
     </w:p>
@@ -10979,6 +12584,21 @@
           <w:b/>
           <w:lang w:val="hi_IN" w:bidi="hi_IN"/>
         </w:rPr>
+        <w:t>κριθῶσιν πάντες</w:t>
+      </w:r>
+    </w:p>
+    <w:p>
+      <w:pPr/>
+      <w:r>
+        <w:rPr>
+          <w:lang w:val="hi_IN" w:bidi="hi_IN"/>
+        </w:rPr>
+      </w:r>
+      <w:r>
+        <w:rPr>
+          <w:b/>
+          <w:lang w:val="hi_IN" w:bidi="hi_IN"/>
+        </w:rPr>
         <w:t xml:space="preserve">"जितने लोग" - "सब दण्ड पाएँ" </w:t>
       </w:r>
     </w:p>
@@ -11088,6 +12708,21 @@
           <w:b/>
           <w:lang w:val="hi_IN" w:bidi="hi_IN"/>
         </w:rPr>
+        <w:t>οἱ</w:t>
+      </w:r>
+    </w:p>
+    <w:p>
+      <w:pPr/>
+      <w:r>
+        <w:rPr>
+          <w:lang w:val="hi_IN" w:bidi="hi_IN"/>
+        </w:rPr>
+      </w:r>
+      <w:r>
+        <w:rPr>
+          <w:b/>
+          <w:lang w:val="hi_IN" w:bidi="hi_IN"/>
+        </w:rPr>
         <w:t>"जितने लोग"</w:t>
       </w:r>
     </w:p>
@@ -11184,6 +12819,21 @@
           <w:b/>
           <w:lang w:val="hi_IN" w:bidi="hi_IN"/>
         </w:rPr>
+        <w:t>οἱ μὴ πιστεύσαντες τῇ ἀληθείᾳ, ἀλλὰ εὐδοκήσαντες τῇ ἀδικίᾳ</w:t>
+      </w:r>
+    </w:p>
+    <w:p>
+      <w:pPr/>
+      <w:r>
+        <w:rPr>
+          <w:lang w:val="hi_IN" w:bidi="hi_IN"/>
+        </w:rPr>
+      </w:r>
+      <w:r>
+        <w:rPr>
+          <w:b/>
+          <w:lang w:val="hi_IN" w:bidi="hi_IN"/>
+        </w:rPr>
         <w:t>"जितने लोग सत्य पर विश्वास नहीं करते, वरन् अधर्म से प्रसन्न होते हैं"</w:t>
       </w:r>
     </w:p>
@@ -11370,6 +13020,21 @@
           <w:b/>
           <w:lang w:val="hi_IN" w:bidi="hi_IN"/>
         </w:rPr>
+        <w:t>δὲ</w:t>
+      </w:r>
+    </w:p>
+    <w:p>
+      <w:pPr/>
+      <w:r>
+        <w:rPr>
+          <w:lang w:val="hi_IN" w:bidi="hi_IN"/>
+        </w:rPr>
+      </w:r>
+      <w:r>
+        <w:rPr>
+          <w:b/>
+          <w:lang w:val="hi_IN" w:bidi="hi_IN"/>
+        </w:rPr>
         <w:t>"पर"</w:t>
       </w:r>
     </w:p>
@@ -11472,6 +13137,21 @@
           <w:b/>
           <w:lang w:val="hi_IN" w:bidi="hi_IN"/>
         </w:rPr>
+        <w:t>ἡμεῖς &amp; ὀφείλομεν εὐχαριστεῖν &amp; πάντοτε</w:t>
+      </w:r>
+    </w:p>
+    <w:p>
+      <w:pPr/>
+      <w:r>
+        <w:rPr>
+          <w:lang w:val="hi_IN" w:bidi="hi_IN"/>
+        </w:rPr>
+      </w:r>
+      <w:r>
+        <w:rPr>
+          <w:b/>
+          <w:lang w:val="hi_IN" w:bidi="hi_IN"/>
+        </w:rPr>
         <w:t>"हम"-"सदा परमेश्वर का धन्यवाद करते रहें"</w:t>
       </w:r>
     </w:p>
@@ -11568,6 +13248,21 @@
           <w:b/>
           <w:lang w:val="hi_IN" w:bidi="hi_IN"/>
         </w:rPr>
+        <w:t>ἡμεῖς &amp; ὀφείλομεν</w:t>
+      </w:r>
+    </w:p>
+    <w:p>
+      <w:pPr/>
+      <w:r>
+        <w:rPr>
+          <w:lang w:val="hi_IN" w:bidi="hi_IN"/>
+        </w:rPr>
+      </w:r>
+      <w:r>
+        <w:rPr>
+          <w:b/>
+          <w:lang w:val="hi_IN" w:bidi="hi_IN"/>
+        </w:rPr>
         <w:t>"चाहिए कि हम"</w:t>
       </w:r>
     </w:p>
@@ -11664,6 +13359,21 @@
           <w:b/>
           <w:lang w:val="hi_IN" w:bidi="hi_IN"/>
         </w:rPr>
+        <w:t>ἀδελφοὶ ἠγαπημένοι ὑπὸ Κυρίου</w:t>
+      </w:r>
+    </w:p>
+    <w:p>
+      <w:pPr/>
+      <w:r>
+        <w:rPr>
+          <w:lang w:val="hi_IN" w:bidi="hi_IN"/>
+        </w:rPr>
+      </w:r>
+      <w:r>
+        <w:rPr>
+          <w:b/>
+          <w:lang w:val="hi_IN" w:bidi="hi_IN"/>
+        </w:rPr>
         <w:t>"हे भाइयों, और प्रभु के प्रिय लोगों"</w:t>
       </w:r>
     </w:p>
@@ -11747,6 +13457,21 @@
           <w:b/>
           <w:lang w:val="hi_IN" w:bidi="hi_IN"/>
         </w:rPr>
+        <w:t>ἀδελφοὶ</w:t>
+      </w:r>
+    </w:p>
+    <w:p>
+      <w:pPr/>
+      <w:r>
+        <w:rPr>
+          <w:lang w:val="hi_IN" w:bidi="hi_IN"/>
+        </w:rPr>
+      </w:r>
+      <w:r>
+        <w:rPr>
+          <w:b/>
+          <w:lang w:val="hi_IN" w:bidi="hi_IN"/>
+        </w:rPr>
         <w:t>"भाइयों"</w:t>
       </w:r>
     </w:p>
@@ -11843,6 +13568,21 @@
           <w:b/>
           <w:lang w:val="hi_IN" w:bidi="hi_IN"/>
         </w:rPr>
+        <w:t>ἀπαρχὴν εἰς σωτηρίαν</w:t>
+      </w:r>
+    </w:p>
+    <w:p>
+      <w:pPr/>
+      <w:r>
+        <w:rPr>
+          <w:lang w:val="hi_IN" w:bidi="hi_IN"/>
+        </w:rPr>
+      </w:r>
+      <w:r>
+        <w:rPr>
+          <w:b/>
+          <w:lang w:val="hi_IN" w:bidi="hi_IN"/>
+        </w:rPr>
         <w:t>"आदि से तुम्हें चुन लिया कि"-"उद्धार पाओ"</w:t>
       </w:r>
     </w:p>
@@ -11965,6 +13705,21 @@
           <w:b/>
           <w:lang w:val="hi_IN" w:bidi="hi_IN"/>
         </w:rPr>
+        <w:t>ἀπαρχὴν εἰς σωτηρίαν ἐν ἁγιασμῷ Πνεύματος καὶ πίστει ἀληθείας</w:t>
+      </w:r>
+    </w:p>
+    <w:p>
+      <w:pPr/>
+      <w:r>
+        <w:rPr>
+          <w:lang w:val="hi_IN" w:bidi="hi_IN"/>
+        </w:rPr>
+      </w:r>
+      <w:r>
+        <w:rPr>
+          <w:b/>
+          <w:lang w:val="hi_IN" w:bidi="hi_IN"/>
+        </w:rPr>
         <w:t>"आदि से... कि आत्मा के द्वारा पवित्र बनकर, और सत्य पर विश्वास करके उद्धार पाओ"</w:t>
       </w:r>
     </w:p>
@@ -12100,6 +13855,21 @@
           <w:b/>
           <w:lang w:val="hi_IN" w:bidi="hi_IN"/>
         </w:rPr>
+        <w:t>διὰ τοῦ εὐαγγελίου ἡμῶν</w:t>
+      </w:r>
+    </w:p>
+    <w:p>
+      <w:pPr/>
+      <w:r>
+        <w:rPr>
+          <w:lang w:val="hi_IN" w:bidi="hi_IN"/>
+        </w:rPr>
+      </w:r>
+      <w:r>
+        <w:rPr>
+          <w:b/>
+          <w:lang w:val="hi_IN" w:bidi="hi_IN"/>
+        </w:rPr>
         <w:t>"हमारे सुसमाचार के द्वारा"</w:t>
       </w:r>
     </w:p>
@@ -12196,6 +13966,21 @@
           <w:b/>
           <w:lang w:val="hi_IN" w:bidi="hi_IN"/>
         </w:rPr>
+        <w:t>εἰς περιποίησιν δόξης τοῦ Κυρίου ἡμῶν, Ἰησοῦ Χριστοῦ</w:t>
+      </w:r>
+    </w:p>
+    <w:p>
+      <w:pPr/>
+      <w:r>
+        <w:rPr>
+          <w:lang w:val="hi_IN" w:bidi="hi_IN"/>
+        </w:rPr>
+      </w:r>
+      <w:r>
+        <w:rPr>
+          <w:b/>
+          <w:lang w:val="hi_IN" w:bidi="hi_IN"/>
+        </w:rPr>
         <w:t>"हमारे प्रभु यीशु मसीह की महिमा को प्राप्त करो"</w:t>
       </w:r>
     </w:p>
@@ -12292,6 +14077,21 @@
           <w:b/>
           <w:lang w:val="hi_IN" w:bidi="hi_IN"/>
         </w:rPr>
+        <w:t>εἰς περιποίησιν δόξης τοῦ Κυρίου ἡμῶν</w:t>
+      </w:r>
+    </w:p>
+    <w:p>
+      <w:pPr/>
+      <w:r>
+        <w:rPr>
+          <w:lang w:val="hi_IN" w:bidi="hi_IN"/>
+        </w:rPr>
+      </w:r>
+      <w:r>
+        <w:rPr>
+          <w:b/>
+          <w:lang w:val="hi_IN" w:bidi="hi_IN"/>
+        </w:rPr>
         <w:t>"हमारे प्रभु"-"की महिमा को प्राप्त करने के लिए"</w:t>
       </w:r>
     </w:p>
@@ -12388,6 +14188,21 @@
           <w:b/>
           <w:lang w:val="hi_IN" w:bidi="hi_IN"/>
         </w:rPr>
+        <w:t>ἄρα οὖν</w:t>
+      </w:r>
+    </w:p>
+    <w:p>
+      <w:pPr/>
+      <w:r>
+        <w:rPr>
+          <w:lang w:val="hi_IN" w:bidi="hi_IN"/>
+        </w:rPr>
+      </w:r>
+      <w:r>
+        <w:rPr>
+          <w:b/>
+          <w:lang w:val="hi_IN" w:bidi="hi_IN"/>
+        </w:rPr>
         <w:t>"इसलिए"</w:t>
       </w:r>
     </w:p>
@@ -12484,6 +14299,21 @@
           <w:b/>
           <w:lang w:val="hi_IN" w:bidi="hi_IN"/>
         </w:rPr>
+        <w:t>ἀδελφοί</w:t>
+      </w:r>
+    </w:p>
+    <w:p>
+      <w:pPr/>
+      <w:r>
+        <w:rPr>
+          <w:lang w:val="hi_IN" w:bidi="hi_IN"/>
+        </w:rPr>
+      </w:r>
+      <w:r>
+        <w:rPr>
+          <w:b/>
+          <w:lang w:val="hi_IN" w:bidi="hi_IN"/>
+        </w:rPr>
         <w:t>"भाइयों"</w:t>
       </w:r>
     </w:p>
@@ -12580,6 +14410,21 @@
           <w:b/>
           <w:lang w:val="hi_IN" w:bidi="hi_IN"/>
         </w:rPr>
+        <w:t>στήκετε</w:t>
+      </w:r>
+    </w:p>
+    <w:p>
+      <w:pPr/>
+      <w:r>
+        <w:rPr>
+          <w:lang w:val="hi_IN" w:bidi="hi_IN"/>
+        </w:rPr>
+      </w:r>
+      <w:r>
+        <w:rPr>
+          <w:b/>
+          <w:lang w:val="hi_IN" w:bidi="hi_IN"/>
+        </w:rPr>
         <w:t>"स्थिर रहो"</w:t>
       </w:r>
     </w:p>
@@ -12676,6 +14521,21 @@
           <w:b/>
           <w:lang w:val="hi_IN" w:bidi="hi_IN"/>
         </w:rPr>
+        <w:t>κρατεῖτε τὰς παραδόσεις</w:t>
+      </w:r>
+    </w:p>
+    <w:p>
+      <w:pPr/>
+      <w:r>
+        <w:rPr>
+          <w:lang w:val="hi_IN" w:bidi="hi_IN"/>
+        </w:rPr>
+      </w:r>
+      <w:r>
+        <w:rPr>
+          <w:b/>
+          <w:lang w:val="hi_IN" w:bidi="hi_IN"/>
+        </w:rPr>
         <w:t>"जो शिक्षा"-"उन्हें थामे रहो"</w:t>
       </w:r>
     </w:p>
@@ -12798,6 +14658,21 @@
           <w:b/>
           <w:lang w:val="hi_IN" w:bidi="hi_IN"/>
         </w:rPr>
+        <w:t>στήκετε καὶ κρατεῖτε</w:t>
+      </w:r>
+    </w:p>
+    <w:p>
+      <w:pPr/>
+      <w:r>
+        <w:rPr>
+          <w:lang w:val="hi_IN" w:bidi="hi_IN"/>
+        </w:rPr>
+      </w:r>
+      <w:r>
+        <w:rPr>
+          <w:b/>
+          <w:lang w:val="hi_IN" w:bidi="hi_IN"/>
+        </w:rPr>
         <w:t>"स्थिर रहो" - "थामे रहो"</w:t>
       </w:r>
     </w:p>
@@ -12881,6 +14756,21 @@
           <w:b/>
           <w:lang w:val="hi_IN" w:bidi="hi_IN"/>
         </w:rPr>
+        <w:t>ἐδιδάχθητε</w:t>
+      </w:r>
+    </w:p>
+    <w:p>
+      <w:pPr/>
+      <w:r>
+        <w:rPr>
+          <w:lang w:val="hi_IN" w:bidi="hi_IN"/>
+        </w:rPr>
+      </w:r>
+      <w:r>
+        <w:rPr>
+          <w:b/>
+          <w:lang w:val="hi_IN" w:bidi="hi_IN"/>
+        </w:rPr>
         <w:t xml:space="preserve">"जो शिक्षा"-"प्राप्त किया है" </w:t>
       </w:r>
     </w:p>
@@ -12964,6 +14854,21 @@
           <w:b/>
           <w:lang w:val="hi_IN" w:bidi="hi_IN"/>
         </w:rPr>
+        <w:t>διὰ λόγου</w:t>
+      </w:r>
+    </w:p>
+    <w:p>
+      <w:pPr/>
+      <w:r>
+        <w:rPr>
+          <w:lang w:val="hi_IN" w:bidi="hi_IN"/>
+        </w:rPr>
+      </w:r>
+      <w:r>
+        <w:rPr>
+          <w:b/>
+          <w:lang w:val="hi_IN" w:bidi="hi_IN"/>
+        </w:rPr>
         <w:t>"</w:t>
       </w:r>
       <w:r>
@@ -13074,6 +14979,21 @@
           <w:b/>
           <w:lang w:val="hi_IN" w:bidi="hi_IN"/>
         </w:rPr>
+        <w:t>δι’ ἐπιστολῆς ἡμῶν</w:t>
+      </w:r>
+    </w:p>
+    <w:p>
+      <w:pPr/>
+      <w:r>
+        <w:rPr>
+          <w:lang w:val="hi_IN" w:bidi="hi_IN"/>
+        </w:rPr>
+      </w:r>
+      <w:r>
+        <w:rPr>
+          <w:b/>
+          <w:lang w:val="hi_IN" w:bidi="hi_IN"/>
+        </w:rPr>
         <w:t>"हमारे"-" पत्र के द्वारा"</w:t>
       </w:r>
     </w:p>
@@ -13170,6 +15090,21 @@
           <w:b/>
           <w:lang w:val="hi_IN" w:bidi="hi_IN"/>
         </w:rPr>
+        <w:t>δὲ</w:t>
+      </w:r>
+    </w:p>
+    <w:p>
+      <w:pPr/>
+      <w:r>
+        <w:rPr>
+          <w:lang w:val="hi_IN" w:bidi="hi_IN"/>
+        </w:rPr>
+      </w:r>
+      <w:r>
+        <w:rPr>
+          <w:b/>
+          <w:lang w:val="hi_IN" w:bidi="hi_IN"/>
+        </w:rPr>
         <w:t>"अब"</w:t>
       </w:r>
     </w:p>
@@ -13266,6 +15201,21 @@
           <w:b/>
           <w:lang w:val="hi_IN" w:bidi="hi_IN"/>
         </w:rPr>
+        <w:t>αὐτὸς δὲ ὁ Κύριος ἡμῶν, Ἰησοῦς Χριστὸς, καὶ ὁ Θεὸς ὁ Πατὴρ ἡμῶν</w:t>
+      </w:r>
+    </w:p>
+    <w:p>
+      <w:pPr/>
+      <w:r>
+        <w:rPr>
+          <w:lang w:val="hi_IN" w:bidi="hi_IN"/>
+        </w:rPr>
+      </w:r>
+      <w:r>
+        <w:rPr>
+          <w:b/>
+          <w:lang w:val="hi_IN" w:bidi="hi_IN"/>
+        </w:rPr>
         <w:t>"हमारा प्रभु यीशु मसीह आप ही, और हमारा पिता परमेश्वर"</w:t>
       </w:r>
     </w:p>
@@ -13362,6 +15312,21 @@
           <w:b/>
           <w:lang w:val="hi_IN" w:bidi="hi_IN"/>
         </w:rPr>
+        <w:t>ἡμῶν &amp; ἡμῶν &amp; ἡμᾶς</w:t>
+      </w:r>
+    </w:p>
+    <w:p>
+      <w:pPr/>
+      <w:r>
+        <w:rPr>
+          <w:lang w:val="hi_IN" w:bidi="hi_IN"/>
+        </w:rPr>
+      </w:r>
+      <w:r>
+        <w:rPr>
+          <w:b/>
+          <w:lang w:val="hi_IN" w:bidi="hi_IN"/>
+        </w:rPr>
         <w:t>"हमारा"</w:t>
       </w:r>
       <w:r>
@@ -13497,6 +15462,21 @@
           <w:b/>
           <w:lang w:val="hi_IN" w:bidi="hi_IN"/>
         </w:rPr>
+        <w:t>αὐτὸς &amp; Κύριος ἡμῶν, Ἰησοῦς Χριστὸς</w:t>
+      </w:r>
+    </w:p>
+    <w:p>
+      <w:pPr/>
+      <w:r>
+        <w:rPr>
+          <w:lang w:val="hi_IN" w:bidi="hi_IN"/>
+        </w:rPr>
+      </w:r>
+      <w:r>
+        <w:rPr>
+          <w:b/>
+          <w:lang w:val="hi_IN" w:bidi="hi_IN"/>
+        </w:rPr>
         <w:t>"हमारा प्रभु यीशु मसीह आप ही"</w:t>
       </w:r>
     </w:p>
@@ -13606,6 +15586,21 @@
           <w:b/>
           <w:lang w:val="hi_IN" w:bidi="hi_IN"/>
         </w:rPr>
+        <w:t>δοὺς παράκλησιν αἰωνίαν, καὶ ἐλπίδα ἀγαθὴν</w:t>
+      </w:r>
+    </w:p>
+    <w:p>
+      <w:pPr/>
+      <w:r>
+        <w:rPr>
+          <w:lang w:val="hi_IN" w:bidi="hi_IN"/>
+        </w:rPr>
+      </w:r>
+      <w:r>
+        <w:rPr>
+          <w:b/>
+          <w:lang w:val="hi_IN" w:bidi="hi_IN"/>
+        </w:rPr>
         <w:t>"अनन्त शान्ति और उत्तम आशा दी है"</w:t>
       </w:r>
     </w:p>
@@ -13715,6 +15710,21 @@
           <w:b/>
           <w:lang w:val="hi_IN" w:bidi="hi_IN"/>
         </w:rPr>
+        <w:t>ἐν χάριτι</w:t>
+      </w:r>
+    </w:p>
+    <w:p>
+      <w:pPr/>
+      <w:r>
+        <w:rPr>
+          <w:lang w:val="hi_IN" w:bidi="hi_IN"/>
+        </w:rPr>
+      </w:r>
+      <w:r>
+        <w:rPr>
+          <w:b/>
+          <w:lang w:val="hi_IN" w:bidi="hi_IN"/>
+        </w:rPr>
         <w:t>"अनुग्रह से"</w:t>
       </w:r>
     </w:p>
@@ -13811,6 +15821,21 @@
           <w:b/>
           <w:lang w:val="hi_IN" w:bidi="hi_IN"/>
         </w:rPr>
+        <w:t>παρακαλέσαι ὑμῶν τὰς καρδίας, καὶ στηρίξαι</w:t>
+      </w:r>
+    </w:p>
+    <w:p>
+      <w:pPr/>
+      <w:r>
+        <w:rPr>
+          <w:lang w:val="hi_IN" w:bidi="hi_IN"/>
+        </w:rPr>
+      </w:r>
+      <w:r>
+        <w:rPr>
+          <w:b/>
+          <w:lang w:val="hi_IN" w:bidi="hi_IN"/>
+        </w:rPr>
         <w:t>"तुम्हारे मनों में शान्ति दे, और" - "दृढ़ करे"</w:t>
       </w:r>
       <w:r>
@@ -13926,6 +15951,21 @@
           <w:b/>
           <w:lang w:val="hi_IN" w:bidi="hi_IN"/>
         </w:rPr>
+        <w:t>ἐν παντὶ ἔργῳ καὶ λόγῳ ἀγαθῷ</w:t>
+      </w:r>
+    </w:p>
+    <w:p>
+      <w:pPr/>
+      <w:r>
+        <w:rPr>
+          <w:lang w:val="hi_IN" w:bidi="hi_IN"/>
+        </w:rPr>
+      </w:r>
+      <w:r>
+        <w:rPr>
+          <w:b/>
+          <w:lang w:val="hi_IN" w:bidi="hi_IN"/>
+        </w:rPr>
         <w:t>"हर एक अच्छे काम, और वचन में"</w:t>
       </w:r>
     </w:p>
@@ -14099,6 +16139,21 @@
           <w:b/>
           <w:lang w:val="hi_IN" w:bidi="hi_IN"/>
         </w:rPr>
+        <w:t>τὸ λοιπὸν</w:t>
+      </w:r>
+    </w:p>
+    <w:p>
+      <w:pPr/>
+      <w:r>
+        <w:rPr>
+          <w:lang w:val="hi_IN" w:bidi="hi_IN"/>
+        </w:rPr>
+      </w:r>
+      <w:r>
+        <w:rPr>
+          <w:b/>
+          <w:lang w:val="hi_IN" w:bidi="hi_IN"/>
+        </w:rPr>
         <w:t>"</w:t>
       </w:r>
       <w:r>
@@ -14222,6 +16277,21 @@
           <w:b/>
           <w:lang w:val="hi_IN" w:bidi="hi_IN"/>
         </w:rPr>
+        <w:t>ἀδελφοί</w:t>
+      </w:r>
+    </w:p>
+    <w:p>
+      <w:pPr/>
+      <w:r>
+        <w:rPr>
+          <w:lang w:val="hi_IN" w:bidi="hi_IN"/>
+        </w:rPr>
+      </w:r>
+      <w:r>
+        <w:rPr>
+          <w:b/>
+          <w:lang w:val="hi_IN" w:bidi="hi_IN"/>
+        </w:rPr>
         <w:t>"भाइयों"</w:t>
       </w:r>
     </w:p>
@@ -14318,6 +16388,21 @@
           <w:b/>
           <w:lang w:val="hi_IN" w:bidi="hi_IN"/>
         </w:rPr>
+        <w:t>ἡμῶν</w:t>
+      </w:r>
+    </w:p>
+    <w:p>
+      <w:pPr/>
+      <w:r>
+        <w:rPr>
+          <w:lang w:val="hi_IN" w:bidi="hi_IN"/>
+        </w:rPr>
+      </w:r>
+      <w:r>
+        <w:rPr>
+          <w:b/>
+          <w:lang w:val="hi_IN" w:bidi="hi_IN"/>
+        </w:rPr>
         <w:t>"हमारे"</w:t>
       </w:r>
     </w:p>
@@ -14414,6 +16499,21 @@
           <w:b/>
           <w:lang w:val="hi_IN" w:bidi="hi_IN"/>
         </w:rPr>
+        <w:t>τρέχῃ</w:t>
+      </w:r>
+    </w:p>
+    <w:p>
+      <w:pPr/>
+      <w:r>
+        <w:rPr>
+          <w:lang w:val="hi_IN" w:bidi="hi_IN"/>
+        </w:rPr>
+      </w:r>
+      <w:r>
+        <w:rPr>
+          <w:b/>
+          <w:lang w:val="hi_IN" w:bidi="hi_IN"/>
+        </w:rPr>
         <w:t>"फैले"</w:t>
       </w:r>
     </w:p>
@@ -14510,6 +16610,21 @@
           <w:b/>
           <w:lang w:val="hi_IN" w:bidi="hi_IN"/>
         </w:rPr>
+        <w:t>καὶ δοξάζηται</w:t>
+      </w:r>
+    </w:p>
+    <w:p>
+      <w:pPr/>
+      <w:r>
+        <w:rPr>
+          <w:lang w:val="hi_IN" w:bidi="hi_IN"/>
+        </w:rPr>
+      </w:r>
+      <w:r>
+        <w:rPr>
+          <w:b/>
+          <w:lang w:val="hi_IN" w:bidi="hi_IN"/>
+        </w:rPr>
         <w:t>"और महिमा पाए"</w:t>
       </w:r>
     </w:p>
@@ -14593,6 +16708,21 @@
           <w:b/>
           <w:lang w:val="hi_IN" w:bidi="hi_IN"/>
         </w:rPr>
+        <w:t>καθὼς καὶ πρὸς ὑμᾶς</w:t>
+      </w:r>
+    </w:p>
+    <w:p>
+      <w:pPr/>
+      <w:r>
+        <w:rPr>
+          <w:lang w:val="hi_IN" w:bidi="hi_IN"/>
+        </w:rPr>
+      </w:r>
+      <w:r>
+        <w:rPr>
+          <w:b/>
+          <w:lang w:val="hi_IN" w:bidi="hi_IN"/>
+        </w:rPr>
         <w:t>"जैसा तुम में हुआ"</w:t>
       </w:r>
     </w:p>
@@ -14676,6 +16806,21 @@
           <w:b/>
           <w:lang w:val="hi_IN" w:bidi="hi_IN"/>
         </w:rPr>
+        <w:t>ῥυσθῶμεν</w:t>
+      </w:r>
+    </w:p>
+    <w:p>
+      <w:pPr/>
+      <w:r>
+        <w:rPr>
+          <w:lang w:val="hi_IN" w:bidi="hi_IN"/>
+        </w:rPr>
+      </w:r>
+      <w:r>
+        <w:rPr>
+          <w:b/>
+          <w:lang w:val="hi_IN" w:bidi="hi_IN"/>
+        </w:rPr>
         <w:t xml:space="preserve">"हम" - "बचे रहें" </w:t>
       </w:r>
     </w:p>
@@ -14759,6 +16904,21 @@
           <w:b/>
           <w:lang w:val="hi_IN" w:bidi="hi_IN"/>
         </w:rPr>
+        <w:t>ἀτόπων καὶ πονηρῶν</w:t>
+      </w:r>
+    </w:p>
+    <w:p>
+      <w:pPr/>
+      <w:r>
+        <w:rPr>
+          <w:lang w:val="hi_IN" w:bidi="hi_IN"/>
+        </w:rPr>
+      </w:r>
+      <w:r>
+        <w:rPr>
+          <w:b/>
+          <w:lang w:val="hi_IN" w:bidi="hi_IN"/>
+        </w:rPr>
         <w:t>"टेढ़े और दुष्ट"</w:t>
       </w:r>
     </w:p>
@@ -14868,6 +17028,21 @@
           <w:b/>
           <w:lang w:val="hi_IN" w:bidi="hi_IN"/>
         </w:rPr>
+        <w:t>οὐ γὰρ πάντων ἡ πίστις</w:t>
+      </w:r>
+    </w:p>
+    <w:p>
+      <w:pPr/>
+      <w:r>
+        <w:rPr>
+          <w:lang w:val="hi_IN" w:bidi="hi_IN"/>
+        </w:rPr>
+      </w:r>
+      <w:r>
+        <w:rPr>
+          <w:b/>
+          <w:lang w:val="hi_IN" w:bidi="hi_IN"/>
+        </w:rPr>
         <w:t>"क्योंकि हर एक में विश्वास नहीं"</w:t>
       </w:r>
     </w:p>
@@ -14964,6 +17139,21 @@
           <w:b/>
           <w:lang w:val="hi_IN" w:bidi="hi_IN"/>
         </w:rPr>
+        <w:t>ἡ πίστις</w:t>
+      </w:r>
+    </w:p>
+    <w:p>
+      <w:pPr/>
+      <w:r>
+        <w:rPr>
+          <w:lang w:val="hi_IN" w:bidi="hi_IN"/>
+        </w:rPr>
+      </w:r>
+      <w:r>
+        <w:rPr>
+          <w:b/>
+          <w:lang w:val="hi_IN" w:bidi="hi_IN"/>
+        </w:rPr>
         <w:t>"विश्वास"</w:t>
       </w:r>
     </w:p>
@@ -15060,6 +17250,21 @@
           <w:b/>
           <w:lang w:val="hi_IN" w:bidi="hi_IN"/>
         </w:rPr>
+        <w:t>ὃς στηρίξει</w:t>
+      </w:r>
+    </w:p>
+    <w:p>
+      <w:pPr/>
+      <w:r>
+        <w:rPr>
+          <w:lang w:val="hi_IN" w:bidi="hi_IN"/>
+        </w:rPr>
+      </w:r>
+      <w:r>
+        <w:rPr>
+          <w:b/>
+          <w:lang w:val="hi_IN" w:bidi="hi_IN"/>
+        </w:rPr>
         <w:t>"वह"-"स्थिर करेगा"</w:t>
       </w:r>
     </w:p>
@@ -15156,6 +17361,21 @@
           <w:b/>
           <w:lang w:val="hi_IN" w:bidi="hi_IN"/>
         </w:rPr>
+        <w:t>τοῦ πονηροῦ</w:t>
+      </w:r>
+    </w:p>
+    <w:p>
+      <w:pPr/>
+      <w:r>
+        <w:rPr>
+          <w:lang w:val="hi_IN" w:bidi="hi_IN"/>
+        </w:rPr>
+      </w:r>
+      <w:r>
+        <w:rPr>
+          <w:b/>
+          <w:lang w:val="hi_IN" w:bidi="hi_IN"/>
+        </w:rPr>
         <w:t>"दुष्ट"</w:t>
       </w:r>
     </w:p>
@@ -15219,6 +17439,21 @@
           <w:b/>
           <w:lang w:val="hi_IN" w:bidi="hi_IN"/>
         </w:rPr>
+        <w:t>πεποίθαμεν δὲ</w:t>
+      </w:r>
+    </w:p>
+    <w:p>
+      <w:pPr/>
+      <w:r>
+        <w:rPr>
+          <w:lang w:val="hi_IN" w:bidi="hi_IN"/>
+        </w:rPr>
+      </w:r>
+      <w:r>
+        <w:rPr>
+          <w:b/>
+          <w:lang w:val="hi_IN" w:bidi="hi_IN"/>
+        </w:rPr>
         <w:t>"हमें"-"भरोसा है"</w:t>
       </w:r>
     </w:p>
@@ -15315,6 +17550,21 @@
           <w:b/>
           <w:lang w:val="hi_IN" w:bidi="hi_IN"/>
         </w:rPr>
+        <w:t>πεποίθαμεν δὲ ἐν Κυρίῳ ἐφ’ ὑμᾶς</w:t>
+      </w:r>
+    </w:p>
+    <w:p>
+      <w:pPr/>
+      <w:r>
+        <w:rPr>
+          <w:lang w:val="hi_IN" w:bidi="hi_IN"/>
+        </w:rPr>
+      </w:r>
+      <w:r>
+        <w:rPr>
+          <w:b/>
+          <w:lang w:val="hi_IN" w:bidi="hi_IN"/>
+        </w:rPr>
         <w:t>"हमें प्रभु में तुम्हारे ऊपर भरोसा है"</w:t>
       </w:r>
     </w:p>
@@ -15398,6 +17648,21 @@
           <w:b/>
           <w:lang w:val="hi_IN" w:bidi="hi_IN"/>
         </w:rPr>
+        <w:t>ὁ &amp; Κύριος κατευθύναι ὑμῶν τὰς καρδίας εἰς τὴν ἀγάπην τοῦ Θεοῦ, καὶ εἰς τὴν ὑπομονὴν τοῦ Χριστοῦ</w:t>
+      </w:r>
+    </w:p>
+    <w:p>
+      <w:pPr/>
+      <w:r>
+        <w:rPr>
+          <w:lang w:val="hi_IN" w:bidi="hi_IN"/>
+        </w:rPr>
+      </w:r>
+      <w:r>
+        <w:rPr>
+          <w:b/>
+          <w:lang w:val="hi_IN" w:bidi="hi_IN"/>
+        </w:rPr>
         <w:t>"परमेश्वर के प्रेम और मसीह के धीरज की ओर प्रभु तुम्हारे मन की अगुआई करे"</w:t>
       </w:r>
     </w:p>
@@ -15520,6 +17785,21 @@
           <w:b/>
           <w:lang w:val="hi_IN" w:bidi="hi_IN"/>
         </w:rPr>
+        <w:t>εἰς τὴν ἀγάπην τοῦ Θεοῦ, καὶ εἰς τὴν ὑπομονὴν τοῦ Χριστοῦ</w:t>
+      </w:r>
+    </w:p>
+    <w:p>
+      <w:pPr/>
+      <w:r>
+        <w:rPr>
+          <w:lang w:val="hi_IN" w:bidi="hi_IN"/>
+        </w:rPr>
+      </w:r>
+      <w:r>
+        <w:rPr>
+          <w:b/>
+          <w:lang w:val="hi_IN" w:bidi="hi_IN"/>
+        </w:rPr>
         <w:t>"परमेश्वर के प्रेम और मसीह के धीरज की ओर"</w:t>
       </w:r>
     </w:p>
@@ -15629,6 +17909,21 @@
           <w:b/>
           <w:lang w:val="hi_IN" w:bidi="hi_IN"/>
         </w:rPr>
+        <w:t>εἰς τὴν ἀγάπην τοῦ Θεοῦ, καὶ εἰς τὴν ὑπομονὴν τοῦ Χριστοῦ</w:t>
+      </w:r>
+    </w:p>
+    <w:p>
+      <w:pPr/>
+      <w:r>
+        <w:rPr>
+          <w:lang w:val="hi_IN" w:bidi="hi_IN"/>
+        </w:rPr>
+      </w:r>
+      <w:r>
+        <w:rPr>
+          <w:b/>
+          <w:lang w:val="hi_IN" w:bidi="hi_IN"/>
+        </w:rPr>
         <w:t>"परमेश्वर के प्रेम और मसीह के धीरज की ओर"</w:t>
       </w:r>
     </w:p>
@@ -15725,6 +18020,21 @@
           <w:b/>
           <w:lang w:val="hi_IN" w:bidi="hi_IN"/>
         </w:rPr>
+        <w:t>εἰς τὴν ὑπομονὴν τοῦ Χριστοῦ</w:t>
+      </w:r>
+    </w:p>
+    <w:p>
+      <w:pPr/>
+      <w:r>
+        <w:rPr>
+          <w:lang w:val="hi_IN" w:bidi="hi_IN"/>
+        </w:rPr>
+      </w:r>
+      <w:r>
+        <w:rPr>
+          <w:b/>
+          <w:lang w:val="hi_IN" w:bidi="hi_IN"/>
+        </w:rPr>
         <w:t>"मसीह के धीरज की ओर"</w:t>
       </w:r>
     </w:p>
@@ -15898,6 +18208,21 @@
           <w:b/>
           <w:lang w:val="hi_IN" w:bidi="hi_IN"/>
         </w:rPr>
+        <w:t>δὲ</w:t>
+      </w:r>
+    </w:p>
+    <w:p>
+      <w:pPr/>
+      <w:r>
+        <w:rPr>
+          <w:lang w:val="hi_IN" w:bidi="hi_IN"/>
+        </w:rPr>
+      </w:r>
+      <w:r>
+        <w:rPr>
+          <w:b/>
+          <w:lang w:val="hi_IN" w:bidi="hi_IN"/>
+        </w:rPr>
         <w:t>"अब"</w:t>
       </w:r>
     </w:p>
@@ -15994,6 +18319,21 @@
           <w:b/>
           <w:lang w:val="hi_IN" w:bidi="hi_IN"/>
         </w:rPr>
+        <w:t>ἀδελφοί &amp; ἀδελφοῦ</w:t>
+      </w:r>
+    </w:p>
+    <w:p>
+      <w:pPr/>
+      <w:r>
+        <w:rPr>
+          <w:lang w:val="hi_IN" w:bidi="hi_IN"/>
+        </w:rPr>
+      </w:r>
+      <w:r>
+        <w:rPr>
+          <w:b/>
+          <w:lang w:val="hi_IN" w:bidi="hi_IN"/>
+        </w:rPr>
         <w:t>"भाइयों,"</w:t>
       </w:r>
       <w:r>
@@ -16116,6 +18456,21 @@
           <w:b/>
           <w:lang w:val="hi_IN" w:bidi="hi_IN"/>
         </w:rPr>
+        <w:t>ἐν ὀνόματι τοῦ Κυρίου ἡμῶν, Ἰησοῦ Χριστοῦ</w:t>
+      </w:r>
+    </w:p>
+    <w:p>
+      <w:pPr/>
+      <w:r>
+        <w:rPr>
+          <w:lang w:val="hi_IN" w:bidi="hi_IN"/>
+        </w:rPr>
+      </w:r>
+      <w:r>
+        <w:rPr>
+          <w:b/>
+          <w:lang w:val="hi_IN" w:bidi="hi_IN"/>
+        </w:rPr>
         <w:t>"अपने प्रभु यीशु मसीह के नाम से"</w:t>
       </w:r>
     </w:p>
@@ -16212,6 +18567,21 @@
           <w:b/>
           <w:lang w:val="hi_IN" w:bidi="hi_IN"/>
         </w:rPr>
+        <w:t>ἡμῶν</w:t>
+      </w:r>
+    </w:p>
+    <w:p>
+      <w:pPr/>
+      <w:r>
+        <w:rPr>
+          <w:lang w:val="hi_IN" w:bidi="hi_IN"/>
+        </w:rPr>
+      </w:r>
+      <w:r>
+        <w:rPr>
+          <w:b/>
+          <w:lang w:val="hi_IN" w:bidi="hi_IN"/>
+        </w:rPr>
         <w:t>"अपने"</w:t>
       </w:r>
     </w:p>
@@ -16308,6 +18678,21 @@
           <w:b/>
           <w:lang w:val="hi_IN" w:bidi="hi_IN"/>
         </w:rPr>
+        <w:t>ἀτάκτως περιπατοῦντος</w:t>
+      </w:r>
+    </w:p>
+    <w:p>
+      <w:pPr/>
+      <w:r>
+        <w:rPr>
+          <w:lang w:val="hi_IN" w:bidi="hi_IN"/>
+        </w:rPr>
+      </w:r>
+      <w:r>
+        <w:rPr>
+          <w:b/>
+          <w:lang w:val="hi_IN" w:bidi="hi_IN"/>
+        </w:rPr>
         <w:t>"आलस्य में रहता है"</w:t>
       </w:r>
     </w:p>
@@ -16417,6 +18802,21 @@
           <w:b/>
           <w:lang w:val="hi_IN" w:bidi="hi_IN"/>
         </w:rPr>
+        <w:t>τὴν παράδοσιν</w:t>
+      </w:r>
+    </w:p>
+    <w:p>
+      <w:pPr/>
+      <w:r>
+        <w:rPr>
+          <w:lang w:val="hi_IN" w:bidi="hi_IN"/>
+        </w:rPr>
+      </w:r>
+      <w:r>
+        <w:rPr>
+          <w:b/>
+          <w:lang w:val="hi_IN" w:bidi="hi_IN"/>
+        </w:rPr>
         <w:t>"शिक्षा"</w:t>
       </w:r>
     </w:p>
@@ -16519,6 +18919,21 @@
           <w:b/>
           <w:lang w:val="hi_IN" w:bidi="hi_IN"/>
         </w:rPr>
+        <w:t>μιμεῖσθαι ἡμᾶς</w:t>
+      </w:r>
+    </w:p>
+    <w:p>
+      <w:pPr/>
+      <w:r>
+        <w:rPr>
+          <w:lang w:val="hi_IN" w:bidi="hi_IN"/>
+        </w:rPr>
+      </w:r>
+      <w:r>
+        <w:rPr>
+          <w:b/>
+          <w:lang w:val="hi_IN" w:bidi="hi_IN"/>
+        </w:rPr>
         <w:t>"हमारी सी चाल चलनी चाहिए"</w:t>
       </w:r>
     </w:p>
@@ -16615,6 +19030,21 @@
           <w:b/>
           <w:lang w:val="hi_IN" w:bidi="hi_IN"/>
         </w:rPr>
+        <w:t>οὐκ ἠτακτήσαμεν ἐν ὑμῖν</w:t>
+      </w:r>
+    </w:p>
+    <w:p>
+      <w:pPr/>
+      <w:r>
+        <w:rPr>
+          <w:lang w:val="hi_IN" w:bidi="hi_IN"/>
+        </w:rPr>
+      </w:r>
+      <w:r>
+        <w:rPr>
+          <w:b/>
+          <w:lang w:val="hi_IN" w:bidi="hi_IN"/>
+        </w:rPr>
         <w:t>"हम तुम्हारे बीच में आलसी तरीके से न चले"</w:t>
       </w:r>
     </w:p>
@@ -16698,6 +19128,21 @@
           <w:b/>
           <w:lang w:val="hi_IN" w:bidi="hi_IN"/>
         </w:rPr>
+        <w:t>ἄρτον</w:t>
+      </w:r>
+    </w:p>
+    <w:p>
+      <w:pPr/>
+      <w:r>
+        <w:rPr>
+          <w:lang w:val="hi_IN" w:bidi="hi_IN"/>
+        </w:rPr>
+      </w:r>
+      <w:r>
+        <w:rPr>
+          <w:b/>
+          <w:lang w:val="hi_IN" w:bidi="hi_IN"/>
+        </w:rPr>
         <w:t>"रोटी"</w:t>
       </w:r>
     </w:p>
@@ -16807,6 +19252,21 @@
           <w:b/>
           <w:lang w:val="hi_IN" w:bidi="hi_IN"/>
         </w:rPr>
+        <w:t>νυκτὸς καὶ ἡμέρας ἐργαζόμενοι</w:t>
+      </w:r>
+    </w:p>
+    <w:p>
+      <w:pPr/>
+      <w:r>
+        <w:rPr>
+          <w:lang w:val="hi_IN" w:bidi="hi_IN"/>
+        </w:rPr>
+      </w:r>
+      <w:r>
+        <w:rPr>
+          <w:b/>
+          <w:lang w:val="hi_IN" w:bidi="hi_IN"/>
+        </w:rPr>
         <w:t>"रात दिन काम"-"करते थे"</w:t>
       </w:r>
     </w:p>
@@ -16903,6 +19363,21 @@
           <w:b/>
           <w:lang w:val="hi_IN" w:bidi="hi_IN"/>
         </w:rPr>
+        <w:t>ἐν κόπῳ καὶ μόχθῳ</w:t>
+      </w:r>
+    </w:p>
+    <w:p>
+      <w:pPr/>
+      <w:r>
+        <w:rPr>
+          <w:lang w:val="hi_IN" w:bidi="hi_IN"/>
+        </w:rPr>
+      </w:r>
+      <w:r>
+        <w:rPr>
+          <w:b/>
+          <w:lang w:val="hi_IN" w:bidi="hi_IN"/>
+        </w:rPr>
         <w:t>"परिश्रम और कष्ट से"</w:t>
       </w:r>
     </w:p>
@@ -17012,6 +19487,21 @@
           <w:b/>
           <w:lang w:val="hi_IN" w:bidi="hi_IN"/>
         </w:rPr>
+        <w:t>οὐχ ὅτι οὐκ ἔχομεν ἐξουσίαν, ἀλλ’</w:t>
+      </w:r>
+    </w:p>
+    <w:p>
+      <w:pPr/>
+      <w:r>
+        <w:rPr>
+          <w:lang w:val="hi_IN" w:bidi="hi_IN"/>
+        </w:rPr>
+      </w:r>
+      <w:r>
+        <w:rPr>
+          <w:b/>
+          <w:lang w:val="hi_IN" w:bidi="hi_IN"/>
+        </w:rPr>
         <w:t>"यह नहीं, कि हमें अधिकार नहीं; पर"</w:t>
       </w:r>
     </w:p>
@@ -17095,6 +19585,21 @@
           <w:b/>
           <w:lang w:val="hi_IN" w:bidi="hi_IN"/>
         </w:rPr>
+        <w:t>ἑαυτοὺς τύπον δῶμεν ὑμῖν</w:t>
+      </w:r>
+    </w:p>
+    <w:p>
+      <w:pPr/>
+      <w:r>
+        <w:rPr>
+          <w:lang w:val="hi_IN" w:bidi="hi_IN"/>
+        </w:rPr>
+      </w:r>
+      <w:r>
+        <w:rPr>
+          <w:b/>
+          <w:lang w:val="hi_IN" w:bidi="hi_IN"/>
+        </w:rPr>
         <w:t>"अपने आपको तुम्हारे लिये आदर्श ठहराएँ"</w:t>
       </w:r>
     </w:p>
@@ -17267,6 +19772,21 @@
           <w:b/>
           <w:lang w:val="hi_IN" w:bidi="hi_IN"/>
         </w:rPr>
+        <w:t>εἴ τις οὐ θέλει ἐργάζεσθαι, μηδὲ ἐσθιέτω</w:t>
+      </w:r>
+    </w:p>
+    <w:p>
+      <w:pPr/>
+      <w:r>
+        <w:rPr>
+          <w:lang w:val="hi_IN" w:bidi="hi_IN"/>
+        </w:rPr>
+      </w:r>
+      <w:r>
+        <w:rPr>
+          <w:b/>
+          <w:lang w:val="hi_IN" w:bidi="hi_IN"/>
+        </w:rPr>
         <w:t>"यदि कोई काम करना न चाहे, तो खाने भी न पाए"</w:t>
       </w:r>
     </w:p>
@@ -17350,6 +19870,21 @@
           <w:b/>
           <w:lang w:val="hi_IN" w:bidi="hi_IN"/>
         </w:rPr>
+        <w:t>τινας περιπατοῦντας &amp; ἀτάκτως</w:t>
+      </w:r>
+    </w:p>
+    <w:p>
+      <w:pPr/>
+      <w:r>
+        <w:rPr>
+          <w:lang w:val="hi_IN" w:bidi="hi_IN"/>
+        </w:rPr>
+      </w:r>
+      <w:r>
+        <w:rPr>
+          <w:b/>
+          <w:lang w:val="hi_IN" w:bidi="hi_IN"/>
+        </w:rPr>
         <w:t>"कितने लोग"-"आलसी चाल चलते हैं"</w:t>
       </w:r>
     </w:p>
@@ -17446,6 +19981,21 @@
           <w:b/>
           <w:lang w:val="hi_IN" w:bidi="hi_IN"/>
         </w:rPr>
+        <w:t>ἀλλὰ περιεργαζομένους</w:t>
+      </w:r>
+    </w:p>
+    <w:p>
+      <w:pPr/>
+      <w:r>
+        <w:rPr>
+          <w:lang w:val="hi_IN" w:bidi="hi_IN"/>
+        </w:rPr>
+      </w:r>
+      <w:r>
+        <w:rPr>
+          <w:b/>
+          <w:lang w:val="hi_IN" w:bidi="hi_IN"/>
+        </w:rPr>
         <w:t>"पर औरों के काम में हाथ डाला करते हैं"</w:t>
       </w:r>
     </w:p>
@@ -17529,6 +20079,21 @@
           <w:b/>
           <w:lang w:val="hi_IN" w:bidi="hi_IN"/>
         </w:rPr>
+        <w:t>μετὰ ἡσυχίας</w:t>
+      </w:r>
+    </w:p>
+    <w:p>
+      <w:pPr/>
+      <w:r>
+        <w:rPr>
+          <w:lang w:val="hi_IN" w:bidi="hi_IN"/>
+        </w:rPr>
+      </w:r>
+      <w:r>
+        <w:rPr>
+          <w:b/>
+          <w:lang w:val="hi_IN" w:bidi="hi_IN"/>
+        </w:rPr>
         <w:t>"चुपचाप"</w:t>
       </w:r>
     </w:p>
@@ -17638,6 +20203,21 @@
           <w:b/>
           <w:lang w:val="hi_IN" w:bidi="hi_IN"/>
         </w:rPr>
+        <w:t>δέ</w:t>
+      </w:r>
+    </w:p>
+    <w:p>
+      <w:pPr/>
+      <w:r>
+        <w:rPr>
+          <w:lang w:val="hi_IN" w:bidi="hi_IN"/>
+        </w:rPr>
+      </w:r>
+      <w:r>
+        <w:rPr>
+          <w:b/>
+          <w:lang w:val="hi_IN" w:bidi="hi_IN"/>
+        </w:rPr>
         <w:t>"परन्तु"</w:t>
       </w:r>
     </w:p>
@@ -17747,6 +20327,21 @@
           <w:b/>
           <w:lang w:val="hi_IN" w:bidi="hi_IN"/>
         </w:rPr>
+        <w:t>ὑμεῖς</w:t>
+      </w:r>
+    </w:p>
+    <w:p>
+      <w:pPr/>
+      <w:r>
+        <w:rPr>
+          <w:lang w:val="hi_IN" w:bidi="hi_IN"/>
+        </w:rPr>
+      </w:r>
+      <w:r>
+        <w:rPr>
+          <w:b/>
+          <w:lang w:val="hi_IN" w:bidi="hi_IN"/>
+        </w:rPr>
         <w:t>"तुम"</w:t>
       </w:r>
     </w:p>
@@ -17843,6 +20438,21 @@
           <w:b/>
           <w:lang w:val="hi_IN" w:bidi="hi_IN"/>
         </w:rPr>
+        <w:t>ἀδελφοί</w:t>
+      </w:r>
+    </w:p>
+    <w:p>
+      <w:pPr/>
+      <w:r>
+        <w:rPr>
+          <w:lang w:val="hi_IN" w:bidi="hi_IN"/>
+        </w:rPr>
+      </w:r>
+      <w:r>
+        <w:rPr>
+          <w:b/>
+          <w:lang w:val="hi_IN" w:bidi="hi_IN"/>
+        </w:rPr>
         <w:t>"भाइयों"</w:t>
       </w:r>
     </w:p>
@@ -17939,6 +20549,21 @@
           <w:b/>
           <w:lang w:val="hi_IN" w:bidi="hi_IN"/>
         </w:rPr>
+        <w:t>τῷ λόγῳ ἡμῶν</w:t>
+      </w:r>
+    </w:p>
+    <w:p>
+      <w:pPr/>
+      <w:r>
+        <w:rPr>
+          <w:lang w:val="hi_IN" w:bidi="hi_IN"/>
+        </w:rPr>
+      </w:r>
+      <w:r>
+        <w:rPr>
+          <w:b/>
+          <w:lang w:val="hi_IN" w:bidi="hi_IN"/>
+        </w:rPr>
         <w:t>"हमारी" - "बात"</w:t>
       </w:r>
     </w:p>
@@ -18035,6 +20660,21 @@
           <w:b/>
           <w:lang w:val="hi_IN" w:bidi="hi_IN"/>
         </w:rPr>
+        <w:t>τοῦτον σημειοῦσθε</w:t>
+      </w:r>
+    </w:p>
+    <w:p>
+      <w:pPr/>
+      <w:r>
+        <w:rPr>
+          <w:lang w:val="hi_IN" w:bidi="hi_IN"/>
+        </w:rPr>
+      </w:r>
+      <w:r>
+        <w:rPr>
+          <w:b/>
+          <w:lang w:val="hi_IN" w:bidi="hi_IN"/>
+        </w:rPr>
         <w:t>"उस पर दृष्टि रखो"</w:t>
       </w:r>
     </w:p>
@@ -18118,6 +20758,21 @@
           <w:b/>
           <w:lang w:val="hi_IN" w:bidi="hi_IN"/>
         </w:rPr>
+        <w:t>ἵνα ἐντραπῇ</w:t>
+      </w:r>
+    </w:p>
+    <w:p>
+      <w:pPr/>
+      <w:r>
+        <w:rPr>
+          <w:lang w:val="hi_IN" w:bidi="hi_IN"/>
+        </w:rPr>
+      </w:r>
+      <w:r>
+        <w:rPr>
+          <w:b/>
+          <w:lang w:val="hi_IN" w:bidi="hi_IN"/>
+        </w:rPr>
         <w:t>"जिससे वह लज्जित हो"</w:t>
       </w:r>
     </w:p>
@@ -18201,6 +20856,21 @@
           <w:b/>
           <w:lang w:val="hi_IN" w:bidi="hi_IN"/>
         </w:rPr>
+        <w:t>ἀδελφόν</w:t>
+      </w:r>
+    </w:p>
+    <w:p>
+      <w:pPr/>
+      <w:r>
+        <w:rPr>
+          <w:lang w:val="hi_IN" w:bidi="hi_IN"/>
+        </w:rPr>
+      </w:r>
+      <w:r>
+        <w:rPr>
+          <w:b/>
+          <w:lang w:val="hi_IN" w:bidi="hi_IN"/>
+        </w:rPr>
         <w:t>"भाई"</w:t>
       </w:r>
     </w:p>
@@ -18374,6 +21044,21 @@
           <w:b/>
           <w:lang w:val="hi_IN" w:bidi="hi_IN"/>
         </w:rPr>
+        <w:t>δὲ</w:t>
+      </w:r>
+    </w:p>
+    <w:p>
+      <w:pPr/>
+      <w:r>
+        <w:rPr>
+          <w:lang w:val="hi_IN" w:bidi="hi_IN"/>
+        </w:rPr>
+      </w:r>
+      <w:r>
+        <w:rPr>
+          <w:b/>
+          <w:lang w:val="hi_IN" w:bidi="hi_IN"/>
+        </w:rPr>
         <w:t>"अब"</w:t>
       </w:r>
     </w:p>
@@ -18470,6 +21155,21 @@
           <w:b/>
           <w:lang w:val="hi_IN" w:bidi="hi_IN"/>
         </w:rPr>
+        <w:t>αὐτὸς &amp; ὁ Κύριος τῆς εἰρήνης, δῴη ὑμῖν</w:t>
+      </w:r>
+    </w:p>
+    <w:p>
+      <w:pPr/>
+      <w:r>
+        <w:rPr>
+          <w:lang w:val="hi_IN" w:bidi="hi_IN"/>
+        </w:rPr>
+      </w:r>
+      <w:r>
+        <w:rPr>
+          <w:b/>
+          <w:lang w:val="hi_IN" w:bidi="hi_IN"/>
+        </w:rPr>
         <w:t>"प्रभु जो शान्ति का सोता है आप ही तुम्हें"-" दे"</w:t>
       </w:r>
     </w:p>
@@ -18553,6 +21253,21 @@
           <w:b/>
           <w:lang w:val="hi_IN" w:bidi="hi_IN"/>
         </w:rPr>
+        <w:t>αὐτὸς &amp; ὁ Κύριος τῆς εἰρήνης</w:t>
+      </w:r>
+    </w:p>
+    <w:p>
+      <w:pPr/>
+      <w:r>
+        <w:rPr>
+          <w:lang w:val="hi_IN" w:bidi="hi_IN"/>
+        </w:rPr>
+      </w:r>
+      <w:r>
+        <w:rPr>
+          <w:b/>
+          <w:lang w:val="hi_IN" w:bidi="hi_IN"/>
+        </w:rPr>
         <w:t>"शांति का सोता है आप ही"</w:t>
       </w:r>
     </w:p>
@@ -18649,6 +21364,21 @@
           <w:b/>
           <w:lang w:val="hi_IN" w:bidi="hi_IN"/>
         </w:rPr>
+        <w:t>ὁ ἀσπασμὸς τῇ ἐμῇ χειρὶ, Παύλου, ὅ ἐστιν σημεῖον ἐν πάσῃ ἐπιστολῇ, οὕτως γράφω</w:t>
+      </w:r>
+    </w:p>
+    <w:p>
+      <w:pPr/>
+      <w:r>
+        <w:rPr>
+          <w:lang w:val="hi_IN" w:bidi="hi_IN"/>
+        </w:rPr>
+      </w:r>
+      <w:r>
+        <w:rPr>
+          <w:b/>
+          <w:lang w:val="hi_IN" w:bidi="hi_IN"/>
+        </w:rPr>
         <w:t>"मैं पौलुस अपने हाथ से नमस्कार लिखता हूँ। हर पत्री में मेरा यही चिन्ह है: मैं इसी प्रकार से लिखता हूँ"</w:t>
       </w:r>
     </w:p>
@@ -18712,6 +21442,21 @@
           <w:b/>
           <w:lang w:val="hi_IN" w:bidi="hi_IN"/>
         </w:rPr>
+        <w:t>τῇ ἐμῇ χειρὶ</w:t>
+      </w:r>
+    </w:p>
+    <w:p>
+      <w:pPr/>
+      <w:r>
+        <w:rPr>
+          <w:lang w:val="hi_IN" w:bidi="hi_IN"/>
+        </w:rPr>
+      </w:r>
+      <w:r>
+        <w:rPr>
+          <w:b/>
+          <w:lang w:val="hi_IN" w:bidi="hi_IN"/>
+        </w:rPr>
         <w:t>"अपने हाथ से"</w:t>
       </w:r>
     </w:p>
@@ -18808,6 +21553,21 @@
           <w:b/>
           <w:lang w:val="hi_IN" w:bidi="hi_IN"/>
         </w:rPr>
+        <w:t>οὕτως γράφω</w:t>
+      </w:r>
+    </w:p>
+    <w:p>
+      <w:pPr/>
+      <w:r>
+        <w:rPr>
+          <w:lang w:val="hi_IN" w:bidi="hi_IN"/>
+        </w:rPr>
+      </w:r>
+      <w:r>
+        <w:rPr>
+          <w:b/>
+          <w:lang w:val="hi_IN" w:bidi="hi_IN"/>
+        </w:rPr>
         <w:t>"मैं इसी प्रकार से लिखता हूँ"</w:t>
       </w:r>
     </w:p>
@@ -18877,6 +21637,21 @@
         <w:rPr>
           <w:lang w:val="hi_IN" w:bidi="hi_IN"/>
         </w:rPr>
+      </w:r>
+    </w:p>
+    <w:p>
+      <w:pPr/>
+      <w:r>
+        <w:rPr>
+          <w:lang w:val="hi_IN" w:bidi="hi_IN"/>
+        </w:rPr>
+      </w:r>
+      <w:r>
+        <w:rPr>
+          <w:b/>
+          <w:lang w:val="hi_IN" w:bidi="hi_IN"/>
+        </w:rPr>
+        <w:t>ἡ χάρις τοῦ Κυρίου ἡμῶν, Ἰησοῦ Χριστοῦ, μετὰ πάντων ὑμῶν</w:t>
       </w:r>
     </w:p>
     <w:p>

--- a/hin/docx/53.content.docx
+++ b/hin/docx/53.content.docx
@@ -28,49 +28,15 @@
       </w:r>
     </w:p>
     <w:p>
-      <w:pPr>
-        <w:pStyle w:val="Heading2"/>
-      </w:pPr>
-      <w:r>
-        <w:rPr>
-          <w:lang w:val="hi_IN" w:bidi="hi_IN"/>
-        </w:rPr>
-        <w:t>License Information</w:t>
-      </w:r>
-      <w:r>
-        <w:rPr>
-          <w:lang w:val="hi_IN" w:bidi="hi_IN"/>
-        </w:rPr>
-      </w:r>
-    </w:p>
-    <w:p>
-      <w:pPr/>
-      <w:r>
-        <w:rPr>
-          <w:lang w:val="hi_IN" w:bidi="hi_IN"/>
-        </w:rPr>
-      </w:r>
-      <w:r>
-        <w:rPr>
-          <w:b/>
-          <w:lang w:val="hi_IN" w:bidi="hi_IN"/>
-        </w:rPr>
-        <w:t>अनुवाद नोट्स (अनफोल्डिंग वर्ड)</w:t>
-      </w:r>
-      <w:r>
-        <w:rPr>
-          <w:lang w:val="hi_IN" w:bidi="hi_IN"/>
-        </w:rPr>
-        <w:t xml:space="preserve"> (Hindi) is based on</w:t>
-      </w:r>
-      <w:r>
-        <w:rPr>
-          <w:lang w:val="hi_IN" w:bidi="hi_IN"/>
-        </w:rPr>
-        <w:t xml:space="preserve">: </w:t>
-      </w:r>
-      <w:r>
-        <w:rPr>
+      <w:pPr/>
+      <w:r>
+        <w:rPr>
+          <w:lang w:val="hi_IN" w:bidi="hi_IN"/>
+        </w:rPr>
+      </w:r>
+      <w:r>
+        <w:rPr>
+          <w:b/>
           <w:lang w:val="hi_IN" w:bidi="hi_IN"/>
         </w:rPr>
         <w:t>unfoldingWord® Translation Notes</w:t>
@@ -79,62 +45,31 @@
         <w:rPr>
           <w:lang w:val="hi_IN" w:bidi="hi_IN"/>
         </w:rPr>
-        <w:t xml:space="preserve">, </w:t>
-      </w:r>
-      <w:hyperlink r:id="rId13">
-        <w:r>
-          <w:rPr>
-            <w:lang w:val="hi_IN" w:bidi="hi_IN"/>
-          </w:rPr>
-          <w:rPr>
-            <w:color w:val="0000EE"/>
-            <w:u w:val="single"/>
-          </w:rPr>
-          <w:t>unfoldingWord</w:t>
-        </w:r>
-      </w:hyperlink>
-      <w:r>
-        <w:rPr>
-          <w:lang w:val="hi_IN" w:bidi="hi_IN"/>
-        </w:rPr>
-        <w:t xml:space="preserve">, 2022, which is licensed under a </w:t>
-      </w:r>
-      <w:hyperlink r:id="rId14">
-        <w:r>
-          <w:rPr>
-            <w:lang w:val="hi_IN" w:bidi="hi_IN"/>
-          </w:rPr>
-          <w:rPr>
-            <w:color w:val="0000EE"/>
-            <w:u w:val="single"/>
-          </w:rPr>
-          <w:t>CC BY-SA 4.0 license</w:t>
-        </w:r>
-      </w:hyperlink>
-      <w:r>
-        <w:rPr>
-          <w:lang w:val="hi_IN" w:bidi="hi_IN"/>
-        </w:rPr>
-        <w:t>.</w:t>
-      </w:r>
-      <w:r>
-        <w:rPr>
-          <w:lang w:val="hi_IN" w:bidi="hi_IN"/>
-        </w:rPr>
-      </w:r>
-    </w:p>
-    <w:p>
-      <w:pPr/>
-      <w:r>
-        <w:rPr>
-          <w:lang w:val="hi_IN" w:bidi="hi_IN"/>
-        </w:rPr>
-      </w:r>
-      <w:r>
-        <w:rPr>
-          <w:lang w:val="hi_IN" w:bidi="hi_IN"/>
-        </w:rPr>
-        <w:t>This PDF version is provided under the same license.</w:t>
+        <w:t xml:space="preserve"> © 2022 unfoldingWord. Released under CC BY-SA 4.0 license. </w:t>
+      </w:r>
+      <w:r>
+        <w:rPr>
+          <w:lang w:val="hi_IN" w:bidi="hi_IN"/>
+        </w:rPr>
+        <w:t>unfoldingWord® Translation Notes</w:t>
+      </w:r>
+      <w:r>
+        <w:rPr>
+          <w:lang w:val="hi_IN" w:bidi="hi_IN"/>
+        </w:rPr>
+        <w:t xml:space="preserve"> has been adapted in the following languages: Tok Pisin, Arabic (عربي), French (Français), Hindi (हिंदी), Indonesian (Bahasa Indonesia), Portuguese (Português), Russian (Русский), Spanish (Español), Swahili (Kiswahili), and Simplified Chinese (简体中文) from </w:t>
+      </w:r>
+      <w:r>
+        <w:rPr>
+          <w:lang w:val="hi_IN" w:bidi="hi_IN"/>
+        </w:rPr>
+        <w:t>unfoldingWord® Translation Notes</w:t>
+      </w:r>
+      <w:r>
+        <w:rPr>
+          <w:lang w:val="hi_IN" w:bidi="hi_IN"/>
+        </w:rPr>
+        <w:t xml:space="preserve"> © 2022 unfoldingWord. Released under CC BY-SA 4.0 license by Mission Mutual</w:t>
       </w:r>
       <w:r>
         <w:rPr>

--- a/hin/docx/53.content.docx
+++ b/hin/docx/53.content.docx
@@ -141,13 +141,6 @@
         <w:rPr>
           <w:lang w:val="hi_IN" w:bidi="hi_IN"/>
         </w:rPr>
-      </w:r>
-      <w:r>
-        <w:rPr>
-          <w:i/>
-          <w:lang w:val="hi_IN" w:bidi="hi_IN"/>
-        </w:rPr>
-        <w:t>2 थिस्सलुनीकियों 1:1 (#1), 2 थिस्सलुनीकियों 1:1 (#2), 2 थिस्सलुनीकियों 1:1 (#3), 2 थिस्सलुनीकियों 1:1 (#4), 2 थिस्सलुनीकियों 1:2 (#1), 2 थिस्सलुनीकियों 1:2 (#2), 2 थिस्सलुनीकियों 1:3 (#1), 2 थिस्सलुनीकियों 1:3 (#2), 2 थिस्सलुनीकियों 1:3 (#3), 2 थिस्सलुनीकियों 1:3 (#4), 2 थिस्सलुनीकियों 1:3 (#5), 2 थिस्सलुनीकियों 1:3 (#6), 2 थिस्सलुनीकियों 1:3 (#7), 2 थिस्सलुनीकियों 1:3 (#8), 2 थिस्सलुनीकियों 1:3 (#9), 2 थिस्सलुनीकियों 1:4 (#1), 2 थिस्सलुनीकियों 1:4 (#2), 2 थिस्सलुनीकियों 1:4 (#3), 2 थिस्सलुनीकियों 1:4 (#4), 2 थिस्सलुनीकियों 1:5 (#1), 2 थिस्सलुनीकियों 1:5 (#2), 2 थिस्सलुनीकियों 1:5 (#3), 2 थिस्सलुनीकियों 1:6 (#1), 2 थिस्सलुनीकियों 1:6 (#2), 2 थिस्सलुनीकियों 1:6 (#3), 2 थिस्सलुनीकियों 1:7 (#1), 2 थिस्सलुनीकियों 1:7 (#2), 2 थिस्सलुनीकियों 1:7 (#3), 2 थिस्सलुनीकियों 1:7 (#4), 2 थिस्सलुनीकियों 1:7 (#5), 2 थिस्सलुनीकियों 1:8 (#1), 2 थिस्सलुनीकियों 1:8 (#2), 2 थिस्सलुनीकियों 1:8 (#3), 2 थिस्सलुनीकियों 1:8 (#4), 2 थिस्सलुनीकियों 1:8 (#5), 2 थिस्सलुनीकियों 1:9 (#1), 2 थिस्सलुनीकियों 1:9 (#2), 2 थिस्सलुनीकियों 1:9 (#3), 2 थिस्सलुनीकियों 1:9 (#4), 2 थिस्सलुनीकियों 1:9 (#5), 2 थिस्सलुनीकियों 1:9 (#6), 2 थिस्सलुनीकियों 1:9 (#7), 2 थिस्सलुनीकियों 1:10 (#1), 2 थिस्सलुनीकियों 1:10 (#2), 2 थिस्सलुनीकियों 1:10 (#3), 2 थिस्सलुनीकियों 1:10 (#4), 2 थिस्सलुनीकियों 1:10 (#5), 2 थिस्सलुनीकियों 1:11 (#1), 2 थिस्सलुनीकियों 1:11 (#2), 2 थिस्सलुनीकियों 1:11 (#3), 2 थिस्सलुनीकियों 1:11 (#4), 2 थिस्सलुनीकियों 1:11 (#5), 2 थिस्सलुनीकियों 1:12 (#1), 2 थिस्सलुनीकियों 1:12 (#2), 2 थिस्सलुनीकियों 1:12 (#3), 2 थिस्सलुनीकियों 1:12 (#4), 2 थिस्सलुनीकियों 1:12 (#5), 2 थिस्सलुनीकियों 1:12 (#6), 2 थिस्सलुनीकियों 1:12 (#7), 2 थिस्सलुनीकियों 2:1 (#1), 2 थिस्सलुनीकियों 2:1 (#2), 2 थिस्सलुनीकियों 2:1 (#3), 2 थिस्सलुनीकियों 2:1 (#4), 2 थिस्सलुनीकियों 2:1 (#5), 2 थिस्सलुनीकियों 2:2 (#1), 2 थिस्सलुनीकियों 2:2 (#2), 2 थिस्सलुनीकियों 2:2 (#3), 2 थिस्सलुनीकियों 2:2 (#4), 2 थिस्सलुनीकियों 2:2 (#5), 2 थिस्सलुनीकियों 2:2 (#6), 2 थिस्सलुनीकियों 2:3 (#1), 2 थिस्सलुनीकियों 2:3 (#2), 2 थिस्सलुनीकियों 2:3 (#3), 2 थिस्सलुनीकियों 2:3 (#4), 2 थिस्सलुनीकियों 2:3 (#5), 2 थिस्सलुनीकियों 2:3 (#6), 2 थिस्सलुनीकियों 2:3 (#7), 2 थिस्सलुनीकियों 2:4 (#1), 2 थिस्सलुनीकियों 2:4 (#2), 2 थिस्सलुनीकियों 2:4 (#3), 2 थिस्सलुनीकियों 2:5 (#1), 2 थिस्सलुनीकियों 2:5 (#2), 2 थिस्सलुनीकियों 2:6 (#1), 2 थिस्सलुनीकियों 2:6 (#2), 2 थिस्सलुनीकियों 2:7 (#1), 2 थिस्सलुनीकियों 2:7 (#2), 2 थिस्सलुनीकियों 2:7 (#3), 2 थिस्सलुनीकियों 2:7 (#4), 2 थिस्सलुनीकियों 2:7 (#5), 2 थिस्सलुनीकियों 2:8 (#1), 2 थिस्सलुनीकियों 2:8 (#2), 2 थिस्सलुनीकियों 2:8 (#3), 2 थिस्सलुनीकियों 2:9 (#1), 2 थिस्सलुनीकियों 2:9 (#2), 2 थिस्सलुनीकियों 2:9 (#3), 2 थिस्सलुनीकियों 2:9 (#4), 2 थिस्सलुनीकियों 2:9 (#5), 2 थिस्सलुनीकियों 2:10 (#1), 2 थिस्सलुनीकियों 2:10 (#2), 2 थिस्सलुनीकियों 2:10 (#3), 2 थिस्सलुनीकियों 2:10 (#4), 2 थिस्सलुनीकियों 2:10 (#5), 2 थिस्सलुनीकियों 2:10 (#6), 2 थिस्सलुनीकियों 2:10 (#7), 2 थिस्सलुनीकियों 2:11 (#1), 2 थिस्सलुनीकियों 2:11 (#2), 2 थिस्सलुनीकियों 2:11 (#3), 2 थिस्सलुनीकियों 2:11 (#4), 2 थिस्सलुनीकियों 2:11 (#5), 2 थिस्सलुनीकियों 2:12 (#1), 2 थिस्सलुनीकियों 2:12 (#2), 2 थिस्सलुनीकियों 2:12 (#3), 2 थिस्सलुनीकियों 2:12 (#4), 2 थिस्सलुनीकियों 2:13 (#1), 2 थिस्सलुनीकियों 2:13 (#2), 2 थिस्सलुनीकियों 2:13 (#3), 2 थिस्सलुनीकियों 2:13 (#4), 2 थिस्सलुनीकियों 2:13 (#5), 2 थिस्सलुनीकियों 2:13 (#6), 2 थिस्सलुनीकियों 2:13 (#7), 2 थिस्सलुनीकियों 2:13 (#8), 2 थिस्सलुनीकियों 2:14 (#1), 2 थिस्सलुनीकियों 2:14 (#2), 2 थिस्सलुनीकियों 2:14 (#3), 2 थिस्सलुनीकियों 2:15 (#1), 2 थिस्सलुनीकियों 2:15 (#2), 2 थिस्सलुनीकियों 2:15 (#3), 2 थिस्सलुनीकियों 2:15 (#4), 2 थिस्सलुनीकियों 2:15 (#5), 2 थिस्सलुनीकियों 2:15 (#6), 2 थिस्सलुनीकियों 2:15 (#7), 2 थिस्सलुनीकियों 2:15 (#8), 2 थिस्सलुनीकियों 2:16 (#1), 2 थिस्सलुनीकियों 2:16 (#2), 2 थिस्सलुनीकियों 2:16 (#3), 2 थिस्सलुनीकियों 2:16 (#4), 2 थिस्सलुनीकियों 2:16 (#5), 2 थिस्सलुनीकियों 2:16 (#6), 2 थिस्सलुनीकियों 2:17 (#1), 2 थिस्सलुनीकियों 2:17 (#2), 2 थिस्सलुनीकियों 3:1 (#1), 2 थिस्सलुनीकियों 3:1 (#2), 2 थिस्सलुनीकियों 3:1 (#3), 2 थिस्सलुनीकियों 3:1 (#4), 2 थिस्सलुनीकियों 3:1 (#5), 2 थिस्सलुनीकियों 3:1 (#6), 2 थिस्सलुनीकियों 3:1 (#7), 2 थिस्सलुनीकियों 3:2 (#1), 2 थिस्सलुनीकियों 3:2 (#2), 2 थिस्सलुनीकियों 3:2 (#3), 2 थिस्सलुनीकियों 3:2 (#4), 2 थिस्सलुनीकियों 3:3 (#1), 2 थिस्सलुनीकियों 3:3 (#2), 2 थिस्सलुनीकियों 3:4 (#1), 2 थिस्सलुनीकियों 3:4 (#2), 2 थिस्सलुनीकियों 3:5 (#1), 2 थिस्सलुनीकियों 3:5 (#2), 2 थिस्सलुनीकियों 3:5 (#3), 2 थिस्सलुनीकियों 3:5 (#4), 2 थिस्सलुनीकियों 3:6 (#1), 2 थिस्सलुनीकियों 3:6 (#2), 2 थिस्सलुनीकियों 3:6 (#3), 2 थिस्सलुनीकियों 3:6 (#4), 2 थिस्सलुनीकियों 3:6 (#5), 2 थिस्सलुनीकियों 3:6 (#6), 2 थिस्सलुनीकियों 3:6 (#7), 2 थिस्सलुनीकियों 3:7 (#1), 2 थिस्सलुनीकियों 3:7 (#2), 2 थिस्सलुनीकियों 3:8 (#1), 2 थिस्सलुनीकियों 3:8 (#2), 2 थिस्सलुनीकियों 3:8 (#3), 2 थिस्सलुनीकियों 3:9 (#1), 2 थिस्सलुनीकियों 3:9 (#2), 2 थिस्सलुनीकियों 3:9 (#3), 2 थिस्सलुनीकियों 3:10 (#1), 2 थिस्सलुनीकियों 3:11 (#1), 2 थिस्सलुनीकियों 3:11 (#2), 2 थिस्सलुनीकियों 3:12 (#1), 2 थिस्सलुनीकियों 3:13 (#1), 2 थिस्सलुनीकियों 3:13 (#2), 2 थिस्सलुनीकियों 3:13 (#3), 2 थिस्सलुनीकियों 3:14 (#1), 2 थिस्सलुनीकियों 3:14 (#2), 2 थिस्सलुनीकियों 3:14 (#3), 2 थिस्सलुनीकियों 3:15 (#1), 2 थिस्सलुनीकियों 3:16 (#1), 2 थिस्सलुनीकियों 3:16 (#2), 2 थिस्सलुनीकियों 3:16 (#3), 2 थिस्सलुनीकियों 3:16 (#4), 2 थिस्सलुनीकियों 3:17 (#1), 2 थिस्सलुनीकियों 3:17 (#2), 2 थिस्सलुनीकियों 3:17 (#3), 2 थिस्सलुनीकियों 3:18 (#1)</w:t>
       </w:r>
       <w:r>
         <w:rPr>

--- a/hin/docx/53.content.docx
+++ b/hin/docx/53.content.docx
@@ -146,19 +146,6 @@
         <w:rPr>
           <w:lang w:val="hi_IN" w:bidi="hi_IN"/>
         </w:rPr>
-      </w:r>
-    </w:p>
-    <w:p>
-      <w:pPr/>
-      <w:r>
-        <w:rPr>
-          <w:lang w:val="hi_IN" w:bidi="hi_IN"/>
-        </w:rPr>
-      </w:r>
-      <w:r>
-        <w:rPr>
-          <w:lang w:val="hi_IN" w:bidi="hi_IN"/>
-        </w:rPr>
         <w:t xml:space="preserve"> </w:t>
       </w:r>
       <w:r>
@@ -223,21 +210,6 @@
           <w:b/>
           <w:lang w:val="hi_IN" w:bidi="hi_IN"/>
         </w:rPr>
-        <w:t>Σιλουανὸς</w:t>
-      </w:r>
-    </w:p>
-    <w:p>
-      <w:pPr/>
-      <w:r>
-        <w:rPr>
-          <w:lang w:val="hi_IN" w:bidi="hi_IN"/>
-        </w:rPr>
-      </w:r>
-      <w:r>
-        <w:rPr>
-          <w:b/>
-          <w:lang w:val="hi_IN" w:bidi="hi_IN"/>
-        </w:rPr>
         <w:t>"सिलवानुस"</w:t>
       </w:r>
     </w:p>
@@ -341,21 +313,6 @@
           <w:b/>
           <w:lang w:val="hi_IN" w:bidi="hi_IN"/>
         </w:rPr>
-        <w:t>Παῦλος, καὶ Σιλουανὸς, καὶ Τιμόθεος; τῇ ἐκκλησίᾳ</w:t>
-      </w:r>
-    </w:p>
-    <w:p>
-      <w:pPr/>
-      <w:r>
-        <w:rPr>
-          <w:lang w:val="hi_IN" w:bidi="hi_IN"/>
-        </w:rPr>
-      </w:r>
-      <w:r>
-        <w:rPr>
-          <w:b/>
-          <w:lang w:val="hi_IN" w:bidi="hi_IN"/>
-        </w:rPr>
         <w:t>"पौलुस, सिलवानुस और तीमुथियुस" - "की कलीसिया"</w:t>
       </w:r>
     </w:p>
@@ -439,21 +396,6 @@
           <w:b/>
           <w:lang w:val="hi_IN" w:bidi="hi_IN"/>
         </w:rPr>
-        <w:t>Παῦλος, καὶ Σιλουανὸς, καὶ Τιμόθεος</w:t>
-      </w:r>
-    </w:p>
-    <w:p>
-      <w:pPr/>
-      <w:r>
-        <w:rPr>
-          <w:lang w:val="hi_IN" w:bidi="hi_IN"/>
-        </w:rPr>
-      </w:r>
-      <w:r>
-        <w:rPr>
-          <w:b/>
-          <w:lang w:val="hi_IN" w:bidi="hi_IN"/>
-        </w:rPr>
         <w:t>"पौलुस, सिलवानुस और तीमुथियुस"</w:t>
       </w:r>
     </w:p>
@@ -563,21 +505,6 @@
           <w:b/>
           <w:lang w:val="hi_IN" w:bidi="hi_IN"/>
         </w:rPr>
-        <w:t>ἐν Θεῷ Πατρὶ ἡμῶν καὶ Κυρίῳ Ἰησοῦ Χριστῷ</w:t>
-      </w:r>
-    </w:p>
-    <w:p>
-      <w:pPr/>
-      <w:r>
-        <w:rPr>
-          <w:lang w:val="hi_IN" w:bidi="hi_IN"/>
-        </w:rPr>
-      </w:r>
-      <w:r>
-        <w:rPr>
-          <w:b/>
-          <w:lang w:val="hi_IN" w:bidi="hi_IN"/>
-        </w:rPr>
         <w:t>"जो हमारे पिता परमेश्वर और प्रभु यीशु मसीह में है"</w:t>
       </w:r>
     </w:p>
@@ -661,21 +588,6 @@
           <w:b/>
           <w:lang w:val="hi_IN" w:bidi="hi_IN"/>
         </w:rPr>
-        <w:t>χάρις ὑμῖν καὶ εἰρήνη ἀπὸ Θεοῦ Πατρὸς καὶ Κυρίου Ἰησοῦ Χριστοῦ</w:t>
-      </w:r>
-    </w:p>
-    <w:p>
-      <w:pPr/>
-      <w:r>
-        <w:rPr>
-          <w:lang w:val="hi_IN" w:bidi="hi_IN"/>
-        </w:rPr>
-      </w:r>
-      <w:r>
-        <w:rPr>
-          <w:b/>
-          <w:lang w:val="hi_IN" w:bidi="hi_IN"/>
-        </w:rPr>
         <w:t>"हमारे पिता परमेश्वर और प्रभु यीशु मसीह में तुम्हें अनुग्रह और शान्ति मिलती रहे"</w:t>
       </w:r>
     </w:p>
@@ -759,21 +671,6 @@
           <w:b/>
           <w:lang w:val="hi_IN" w:bidi="hi_IN"/>
         </w:rPr>
-        <w:t>χάρις ὑμῖν καὶ εἰρήνη ἀπὸ Θεοῦ Πατρὸς καὶ Κυρίου Ἰησοῦ Χριστοῦ</w:t>
-      </w:r>
-    </w:p>
-    <w:p>
-      <w:pPr/>
-      <w:r>
-        <w:rPr>
-          <w:lang w:val="hi_IN" w:bidi="hi_IN"/>
-        </w:rPr>
-      </w:r>
-      <w:r>
-        <w:rPr>
-          <w:b/>
-          <w:lang w:val="hi_IN" w:bidi="hi_IN"/>
-        </w:rPr>
         <w:t>"हमारे पिता परमेश्वर और प्रभु यीशु मसीह में तुम्हें अनुग्रह और शान्ति मिलती रहे"</w:t>
       </w:r>
     </w:p>
@@ -960,21 +857,6 @@
           <w:b/>
           <w:lang w:val="hi_IN" w:bidi="hi_IN"/>
         </w:rPr>
-        <w:t>εὐχαριστεῖν ὀφείλομεν &amp; πάντοτε</w:t>
-      </w:r>
-    </w:p>
-    <w:p>
-      <w:pPr/>
-      <w:r>
-        <w:rPr>
-          <w:lang w:val="hi_IN" w:bidi="hi_IN"/>
-        </w:rPr>
-      </w:r>
-      <w:r>
-        <w:rPr>
-          <w:b/>
-          <w:lang w:val="hi_IN" w:bidi="hi_IN"/>
-        </w:rPr>
         <w:t>"हमें हर समय... धन्यवाद करना चाहिए"</w:t>
       </w:r>
     </w:p>
@@ -1072,21 +954,6 @@
           <w:b/>
           <w:lang w:val="hi_IN" w:bidi="hi_IN"/>
         </w:rPr>
-        <w:t>εὐχαριστεῖν ὀφείλομεν τῷ Θεῷ πάντοτε</w:t>
-      </w:r>
-    </w:p>
-    <w:p>
-      <w:pPr/>
-      <w:r>
-        <w:rPr>
-          <w:lang w:val="hi_IN" w:bidi="hi_IN"/>
-        </w:rPr>
-      </w:r>
-      <w:r>
-        <w:rPr>
-          <w:b/>
-          <w:lang w:val="hi_IN" w:bidi="hi_IN"/>
-        </w:rPr>
         <w:t>"हमें हर समय परमेश्वर का धन्यवाद करना चाहिए"</w:t>
       </w:r>
     </w:p>
@@ -1183,21 +1050,6 @@
           <w:b/>
           <w:lang w:val="hi_IN" w:bidi="hi_IN"/>
         </w:rPr>
-        <w:t>εὐχαριστεῖν ὀφείλομεν τῷ Θεῷ πάντοτε περὶ ὑμῶν, ἀδελφοί</w:t>
-      </w:r>
-    </w:p>
-    <w:p>
-      <w:pPr/>
-      <w:r>
-        <w:rPr>
-          <w:lang w:val="hi_IN" w:bidi="hi_IN"/>
-        </w:rPr>
-      </w:r>
-      <w:r>
-        <w:rPr>
-          <w:b/>
-          <w:lang w:val="hi_IN" w:bidi="hi_IN"/>
-        </w:rPr>
         <w:t>"हे भाइयों, तुम्हारे विषय में हमें हर समय परमेश्वर का धन्यवाद करना चाहिए"</w:t>
       </w:r>
     </w:p>
@@ -1281,21 +1133,6 @@
           <w:b/>
           <w:lang w:val="hi_IN" w:bidi="hi_IN"/>
         </w:rPr>
-        <w:t>ἀδελφοί</w:t>
-      </w:r>
-    </w:p>
-    <w:p>
-      <w:pPr/>
-      <w:r>
-        <w:rPr>
-          <w:lang w:val="hi_IN" w:bidi="hi_IN"/>
-        </w:rPr>
-      </w:r>
-      <w:r>
-        <w:rPr>
-          <w:b/>
-          <w:lang w:val="hi_IN" w:bidi="hi_IN"/>
-        </w:rPr>
         <w:t>"हे भाइयों"</w:t>
       </w:r>
     </w:p>
@@ -1392,21 +1229,6 @@
           <w:b/>
           <w:lang w:val="hi_IN" w:bidi="hi_IN"/>
         </w:rPr>
-        <w:t>καθὼς ἄξιόν ἐστιν</w:t>
-      </w:r>
-    </w:p>
-    <w:p>
-      <w:pPr/>
-      <w:r>
-        <w:rPr>
-          <w:lang w:val="hi_IN" w:bidi="hi_IN"/>
-        </w:rPr>
-      </w:r>
-      <w:r>
-        <w:rPr>
-          <w:b/>
-          <w:lang w:val="hi_IN" w:bidi="hi_IN"/>
-        </w:rPr>
         <w:t>"और यह उचित भी है"</w:t>
       </w:r>
     </w:p>
@@ -1516,21 +1338,6 @@
           <w:b/>
           <w:lang w:val="hi_IN" w:bidi="hi_IN"/>
         </w:rPr>
-        <w:t>ὑπεραυξάνει ἡ πίστις ὑμῶν</w:t>
-      </w:r>
-    </w:p>
-    <w:p>
-      <w:pPr/>
-      <w:r>
-        <w:rPr>
-          <w:lang w:val="hi_IN" w:bidi="hi_IN"/>
-        </w:rPr>
-      </w:r>
-      <w:r>
-        <w:rPr>
-          <w:b/>
-          <w:lang w:val="hi_IN" w:bidi="hi_IN"/>
-        </w:rPr>
         <w:t>"तुम्हारा विश्वास बहुत बढ़ता जाता है"</w:t>
       </w:r>
     </w:p>
@@ -1627,21 +1434,6 @@
           <w:b/>
           <w:lang w:val="hi_IN" w:bidi="hi_IN"/>
         </w:rPr>
-        <w:t>πλεονάζει ἡ ἀγάπη ἑνὸς ἑκάστου, πάντων ὑμῶν, εἰς ἀλλήλους</w:t>
-      </w:r>
-    </w:p>
-    <w:p>
-      <w:pPr/>
-      <w:r>
-        <w:rPr>
-          <w:lang w:val="hi_IN" w:bidi="hi_IN"/>
-        </w:rPr>
-      </w:r>
-      <w:r>
-        <w:rPr>
-          <w:b/>
-          <w:lang w:val="hi_IN" w:bidi="hi_IN"/>
-        </w:rPr>
         <w:t>"आपस में तुम सब में प्रेम बहुत ही बढ़ता जाता है"</w:t>
       </w:r>
     </w:p>
@@ -1738,21 +1530,6 @@
           <w:b/>
           <w:lang w:val="hi_IN" w:bidi="hi_IN"/>
         </w:rPr>
-        <w:t>ἀλλήλους</w:t>
-      </w:r>
-    </w:p>
-    <w:p>
-      <w:pPr/>
-      <w:r>
-        <w:rPr>
-          <w:lang w:val="hi_IN" w:bidi="hi_IN"/>
-        </w:rPr>
-      </w:r>
-      <w:r>
-        <w:rPr>
-          <w:b/>
-          <w:lang w:val="hi_IN" w:bidi="hi_IN"/>
-        </w:rPr>
         <w:t>"</w:t>
       </w:r>
       <w:r>
@@ -1863,21 +1640,6 @@
           <w:b/>
           <w:lang w:val="hi_IN" w:bidi="hi_IN"/>
         </w:rPr>
-        <w:t>αὐτοὺς ἡμᾶς</w:t>
-      </w:r>
-    </w:p>
-    <w:p>
-      <w:pPr/>
-      <w:r>
-        <w:rPr>
-          <w:lang w:val="hi_IN" w:bidi="hi_IN"/>
-        </w:rPr>
-      </w:r>
-      <w:r>
-        <w:rPr>
-          <w:b/>
-          <w:lang w:val="hi_IN" w:bidi="hi_IN"/>
-        </w:rPr>
         <w:t>"हम आप"</w:t>
       </w:r>
     </w:p>
@@ -1987,21 +1749,6 @@
           <w:b/>
           <w:lang w:val="hi_IN" w:bidi="hi_IN"/>
         </w:rPr>
-        <w:t>τῆς ὑπομονῆς ὑμῶν, καὶ πίστεως</w:t>
-      </w:r>
-    </w:p>
-    <w:p>
-      <w:pPr/>
-      <w:r>
-        <w:rPr>
-          <w:lang w:val="hi_IN" w:bidi="hi_IN"/>
-        </w:rPr>
-      </w:r>
-      <w:r>
-        <w:rPr>
-          <w:b/>
-          <w:lang w:val="hi_IN" w:bidi="hi_IN"/>
-        </w:rPr>
         <w:t>"तुम्हारा धीरज और विश्वास"</w:t>
       </w:r>
     </w:p>
@@ -2111,21 +1858,6 @@
           <w:b/>
           <w:lang w:val="hi_IN" w:bidi="hi_IN"/>
         </w:rPr>
-        <w:t>ἐν πᾶσιν τοῖς διωγμοῖς ὑμῶν, καὶ ταῖς θλίψεσιν</w:t>
-      </w:r>
-    </w:p>
-    <w:p>
-      <w:pPr/>
-      <w:r>
-        <w:rPr>
-          <w:lang w:val="hi_IN" w:bidi="hi_IN"/>
-        </w:rPr>
-      </w:r>
-      <w:r>
-        <w:rPr>
-          <w:b/>
-          <w:lang w:val="hi_IN" w:bidi="hi_IN"/>
-        </w:rPr>
         <w:t>"तुम्हारे" - "उपद्रव और क्लेश"</w:t>
       </w:r>
     </w:p>
@@ -2235,21 +1967,6 @@
           <w:b/>
           <w:lang w:val="hi_IN" w:bidi="hi_IN"/>
         </w:rPr>
-        <w:t>πίστεως ἐν πᾶσιν τοῖς διωγμοῖς ὑμῶν</w:t>
-      </w:r>
-    </w:p>
-    <w:p>
-      <w:pPr/>
-      <w:r>
-        <w:rPr>
-          <w:lang w:val="hi_IN" w:bidi="hi_IN"/>
-        </w:rPr>
-      </w:r>
-      <w:r>
-        <w:rPr>
-          <w:b/>
-          <w:lang w:val="hi_IN" w:bidi="hi_IN"/>
-        </w:rPr>
         <w:t>"जितने उपद्रव"- "सब में"- "विश्वास"</w:t>
       </w:r>
     </w:p>
@@ -2346,21 +2063,6 @@
           <w:b/>
           <w:lang w:val="hi_IN" w:bidi="hi_IN"/>
         </w:rPr>
-        <w:t>ἔνδειγμα τῆς δικαίας κρίσεως τοῦ Θεοῦ, εἰς τὸ καταξιωθῆναι ὑμᾶς</w:t>
-      </w:r>
-    </w:p>
-    <w:p>
-      <w:pPr/>
-      <w:r>
-        <w:rPr>
-          <w:lang w:val="hi_IN" w:bidi="hi_IN"/>
-        </w:rPr>
-      </w:r>
-      <w:r>
-        <w:rPr>
-          <w:b/>
-          <w:lang w:val="hi_IN" w:bidi="hi_IN"/>
-        </w:rPr>
         <w:t>"यह परमेश्वर के सच्चे न्याय का स्पष्ट प्रमाण है; कि तुम... योग्य ठहरो"</w:t>
       </w:r>
     </w:p>
@@ -2457,21 +2159,6 @@
           <w:b/>
           <w:lang w:val="hi_IN" w:bidi="hi_IN"/>
         </w:rPr>
-        <w:t>εἰς τὸ καταξιωθῆναι ὑμᾶς τῆς Βασιλείας τοῦ Θεοῦ</w:t>
-      </w:r>
-    </w:p>
-    <w:p>
-      <w:pPr/>
-      <w:r>
-        <w:rPr>
-          <w:lang w:val="hi_IN" w:bidi="hi_IN"/>
-        </w:rPr>
-      </w:r>
-      <w:r>
-        <w:rPr>
-          <w:b/>
-          <w:lang w:val="hi_IN" w:bidi="hi_IN"/>
-        </w:rPr>
         <w:t>"कि तुम परमेश्वर के राज्य के योग्य ठहरो"</w:t>
       </w:r>
     </w:p>
@@ -2555,21 +2242,6 @@
           <w:b/>
           <w:lang w:val="hi_IN" w:bidi="hi_IN"/>
         </w:rPr>
-        <w:t>ὑπὲρ ἧς καὶ πάσχετε</w:t>
-      </w:r>
-    </w:p>
-    <w:p>
-      <w:pPr/>
-      <w:r>
-        <w:rPr>
-          <w:lang w:val="hi_IN" w:bidi="hi_IN"/>
-        </w:rPr>
-      </w:r>
-      <w:r>
-        <w:rPr>
-          <w:b/>
-          <w:lang w:val="hi_IN" w:bidi="hi_IN"/>
-        </w:rPr>
         <w:t>"जिसके लिये तुम दुःख भी उठाते हो"</w:t>
       </w:r>
     </w:p>
@@ -2666,21 +2338,6 @@
           <w:b/>
           <w:lang w:val="hi_IN" w:bidi="hi_IN"/>
         </w:rPr>
-        <w:t>εἴπερ δίκαιον παρὰ Θεῷ</w:t>
-      </w:r>
-    </w:p>
-    <w:p>
-      <w:pPr/>
-      <w:r>
-        <w:rPr>
-          <w:lang w:val="hi_IN" w:bidi="hi_IN"/>
-        </w:rPr>
-      </w:r>
-      <w:r>
-        <w:rPr>
-          <w:b/>
-          <w:lang w:val="hi_IN" w:bidi="hi_IN"/>
-        </w:rPr>
         <w:t>"क्योंकि परमेश्वर के निकट यह न्याय है"</w:t>
       </w:r>
     </w:p>
@@ -2764,21 +2421,6 @@
           <w:b/>
           <w:lang w:val="hi_IN" w:bidi="hi_IN"/>
         </w:rPr>
-        <w:t>παρὰ Θεῷ, ἀνταποδοῦναι τοῖς θλίβουσιν ὑμᾶς θλῖψιν</w:t>
-      </w:r>
-    </w:p>
-    <w:p>
-      <w:pPr/>
-      <w:r>
-        <w:rPr>
-          <w:lang w:val="hi_IN" w:bidi="hi_IN"/>
-        </w:rPr>
-      </w:r>
-      <w:r>
-        <w:rPr>
-          <w:b/>
-          <w:lang w:val="hi_IN" w:bidi="hi_IN"/>
-        </w:rPr>
         <w:t>"क्योंकि परमेश्वर के निकट" - "जो तुम्हें क्लेश देते हैं, उन्हें बदले में क्लेश दे"</w:t>
       </w:r>
     </w:p>
@@ -2875,21 +2517,6 @@
           <w:b/>
           <w:lang w:val="hi_IN" w:bidi="hi_IN"/>
         </w:rPr>
-        <w:t>ἀνταποδοῦναι τοῖς θλίβουσιν ὑμᾶς θλῖψιν</w:t>
-      </w:r>
-    </w:p>
-    <w:p>
-      <w:pPr/>
-      <w:r>
-        <w:rPr>
-          <w:lang w:val="hi_IN" w:bidi="hi_IN"/>
-        </w:rPr>
-      </w:r>
-      <w:r>
-        <w:rPr>
-          <w:b/>
-          <w:lang w:val="hi_IN" w:bidi="hi_IN"/>
-        </w:rPr>
         <w:t>"जो तुम्हें क्लेश देते हैं, उन्हें बदले में क्लेश दे"</w:t>
       </w:r>
     </w:p>
@@ -2986,21 +2613,6 @@
           <w:b/>
           <w:lang w:val="hi_IN" w:bidi="hi_IN"/>
         </w:rPr>
-        <w:t>καὶ ὑμῖν &amp; ἄνεσιν</w:t>
-      </w:r>
-    </w:p>
-    <w:p>
-      <w:pPr/>
-      <w:r>
-        <w:rPr>
-          <w:lang w:val="hi_IN" w:bidi="hi_IN"/>
-        </w:rPr>
-      </w:r>
-      <w:r>
-        <w:rPr>
-          <w:b/>
-          <w:lang w:val="hi_IN" w:bidi="hi_IN"/>
-        </w:rPr>
         <w:t>"और"- "चैन दे"</w:t>
       </w:r>
     </w:p>
@@ -3097,21 +2709,6 @@
           <w:b/>
           <w:lang w:val="hi_IN" w:bidi="hi_IN"/>
         </w:rPr>
-        <w:t>καὶ ὑμῖν τοῖς θλιβομένοις, ἄνεσιν μεθ’ ἡμῶν</w:t>
-      </w:r>
-    </w:p>
-    <w:p>
-      <w:pPr/>
-      <w:r>
-        <w:rPr>
-          <w:lang w:val="hi_IN" w:bidi="hi_IN"/>
-        </w:rPr>
-      </w:r>
-      <w:r>
-        <w:rPr>
-          <w:b/>
-          <w:lang w:val="hi_IN" w:bidi="hi_IN"/>
-        </w:rPr>
         <w:t>"और तुम जो क्लेश पाते हो, हमारे साथ चैन दे"</w:t>
       </w:r>
     </w:p>
@@ -3221,21 +2818,6 @@
           <w:b/>
           <w:lang w:val="hi_IN" w:bidi="hi_IN"/>
         </w:rPr>
-        <w:t>ὑμῖν &amp; ἄνεσιν</w:t>
-      </w:r>
-    </w:p>
-    <w:p>
-      <w:pPr/>
-      <w:r>
-        <w:rPr>
-          <w:lang w:val="hi_IN" w:bidi="hi_IN"/>
-        </w:rPr>
-      </w:r>
-      <w:r>
-        <w:rPr>
-          <w:b/>
-          <w:lang w:val="hi_IN" w:bidi="hi_IN"/>
-        </w:rPr>
         <w:t>"चैन दे"</w:t>
       </w:r>
     </w:p>
@@ -3332,21 +2914,6 @@
           <w:b/>
           <w:lang w:val="hi_IN" w:bidi="hi_IN"/>
         </w:rPr>
-        <w:t>τοῖς θλιβομένοις</w:t>
-      </w:r>
-    </w:p>
-    <w:p>
-      <w:pPr/>
-      <w:r>
-        <w:rPr>
-          <w:lang w:val="hi_IN" w:bidi="hi_IN"/>
-        </w:rPr>
-      </w:r>
-      <w:r>
-        <w:rPr>
-          <w:b/>
-          <w:lang w:val="hi_IN" w:bidi="hi_IN"/>
-        </w:rPr>
         <w:t>"जो क्लेश पाते हो"</w:t>
       </w:r>
     </w:p>
@@ -3442,21 +3009,6 @@
           <w:b/>
           <w:lang w:val="hi_IN" w:bidi="hi_IN"/>
         </w:rPr>
-        <w:t>ἐν τῇ ἀποκαλύψει τοῦ Κυρίου Ἰησοῦ</w:t>
-      </w:r>
-    </w:p>
-    <w:p>
-      <w:pPr/>
-      <w:r>
-        <w:rPr>
-          <w:lang w:val="hi_IN" w:bidi="hi_IN"/>
-        </w:rPr>
-      </w:r>
-      <w:r>
-        <w:rPr>
-          <w:b/>
-          <w:lang w:val="hi_IN" w:bidi="hi_IN"/>
-        </w:rPr>
         <w:t>"उस समय जबकि प्रभु यीशु... प्रगट होगा"</w:t>
       </w:r>
     </w:p>
@@ -3553,21 +3105,6 @@
           <w:b/>
           <w:lang w:val="hi_IN" w:bidi="hi_IN"/>
         </w:rPr>
-        <w:t>διδόντος ἐκδίκησιν τοῖς</w:t>
-      </w:r>
-    </w:p>
-    <w:p>
-      <w:pPr/>
-      <w:r>
-        <w:rPr>
-          <w:lang w:val="hi_IN" w:bidi="hi_IN"/>
-        </w:rPr>
-      </w:r>
-      <w:r>
-        <w:rPr>
-          <w:b/>
-          <w:lang w:val="hi_IN" w:bidi="hi_IN"/>
-        </w:rPr>
         <w:t>"उनसे पलटा लेगा"</w:t>
       </w:r>
     </w:p>
@@ -3664,21 +3201,6 @@
           <w:b/>
           <w:lang w:val="hi_IN" w:bidi="hi_IN"/>
         </w:rPr>
-        <w:t>τοῖς μὴ εἰδόσι Θεὸν</w:t>
-      </w:r>
-    </w:p>
-    <w:p>
-      <w:pPr/>
-      <w:r>
-        <w:rPr>
-          <w:lang w:val="hi_IN" w:bidi="hi_IN"/>
-        </w:rPr>
-      </w:r>
-      <w:r>
-        <w:rPr>
-          <w:b/>
-          <w:lang w:val="hi_IN" w:bidi="hi_IN"/>
-        </w:rPr>
         <w:t>"जो परमेश्वर को नहीं पहचानते" - "उनसे"</w:t>
       </w:r>
     </w:p>
@@ -3775,21 +3297,6 @@
           <w:b/>
           <w:lang w:val="hi_IN" w:bidi="hi_IN"/>
         </w:rPr>
-        <w:t>καὶ τοῖς μὴ ὑπακούουσιν τῷ εὐαγγελίῳ</w:t>
-      </w:r>
-    </w:p>
-    <w:p>
-      <w:pPr/>
-      <w:r>
-        <w:rPr>
-          <w:lang w:val="hi_IN" w:bidi="hi_IN"/>
-        </w:rPr>
-      </w:r>
-      <w:r>
-        <w:rPr>
-          <w:b/>
-          <w:lang w:val="hi_IN" w:bidi="hi_IN"/>
-        </w:rPr>
         <w:t xml:space="preserve">"सुसमाचार को नहीं मानते उनसे" </w:t>
       </w:r>
     </w:p>
@@ -3912,21 +3419,6 @@
           <w:b/>
           <w:lang w:val="hi_IN" w:bidi="hi_IN"/>
         </w:rPr>
-        <w:t>ὑπακούουσιν τῷ εὐαγγελίῳ</w:t>
-      </w:r>
-    </w:p>
-    <w:p>
-      <w:pPr/>
-      <w:r>
-        <w:rPr>
-          <w:lang w:val="hi_IN" w:bidi="hi_IN"/>
-        </w:rPr>
-      </w:r>
-      <w:r>
-        <w:rPr>
-          <w:b/>
-          <w:lang w:val="hi_IN" w:bidi="hi_IN"/>
-        </w:rPr>
         <w:t xml:space="preserve">"सुसमाचार को" - "मानते" </w:t>
       </w:r>
     </w:p>
@@ -4023,21 +3515,6 @@
           <w:b/>
           <w:lang w:val="hi_IN" w:bidi="hi_IN"/>
         </w:rPr>
-        <w:t>τῷ εὐαγγελίῳ τοῦ Κυρίου ἡμῶν, Ἰησοῦ</w:t>
-      </w:r>
-    </w:p>
-    <w:p>
-      <w:pPr/>
-      <w:r>
-        <w:rPr>
-          <w:lang w:val="hi_IN" w:bidi="hi_IN"/>
-        </w:rPr>
-      </w:r>
-      <w:r>
-        <w:rPr>
-          <w:b/>
-          <w:lang w:val="hi_IN" w:bidi="hi_IN"/>
-        </w:rPr>
         <w:t>"हमारे प्रभु यीशु के सुसमाचार"</w:t>
       </w:r>
     </w:p>
@@ -4147,21 +3624,6 @@
           <w:b/>
           <w:lang w:val="hi_IN" w:bidi="hi_IN"/>
         </w:rPr>
-        <w:t>οἵτινες δίκην τίσουσιν</w:t>
-      </w:r>
-    </w:p>
-    <w:p>
-      <w:pPr/>
-      <w:r>
-        <w:rPr>
-          <w:lang w:val="hi_IN" w:bidi="hi_IN"/>
-        </w:rPr>
-      </w:r>
-      <w:r>
-        <w:rPr>
-          <w:b/>
-          <w:lang w:val="hi_IN" w:bidi="hi_IN"/>
-        </w:rPr>
         <w:t xml:space="preserve">"वे" - "दण्ड पाएँगे" </w:t>
       </w:r>
     </w:p>
@@ -4271,21 +3733,6 @@
           <w:b/>
           <w:lang w:val="hi_IN" w:bidi="hi_IN"/>
         </w:rPr>
-        <w:t>οἵτινες δίκην τίσουσιν</w:t>
-      </w:r>
-    </w:p>
-    <w:p>
-      <w:pPr/>
-      <w:r>
-        <w:rPr>
-          <w:lang w:val="hi_IN" w:bidi="hi_IN"/>
-        </w:rPr>
-      </w:r>
-      <w:r>
-        <w:rPr>
-          <w:b/>
-          <w:lang w:val="hi_IN" w:bidi="hi_IN"/>
-        </w:rPr>
         <w:t>"वे" - "दण्ड पाएँगे"</w:t>
       </w:r>
     </w:p>
@@ -4382,21 +3829,6 @@
           <w:b/>
           <w:lang w:val="hi_IN" w:bidi="hi_IN"/>
         </w:rPr>
-        <w:t>δίκην τίσουσιν</w:t>
-      </w:r>
-    </w:p>
-    <w:p>
-      <w:pPr/>
-      <w:r>
-        <w:rPr>
-          <w:lang w:val="hi_IN" w:bidi="hi_IN"/>
-        </w:rPr>
-      </w:r>
-      <w:r>
-        <w:rPr>
-          <w:b/>
-          <w:lang w:val="hi_IN" w:bidi="hi_IN"/>
-        </w:rPr>
         <w:t>"दण्ड पाएँगे"</w:t>
       </w:r>
     </w:p>
@@ -4493,21 +3925,6 @@
           <w:b/>
           <w:lang w:val="hi_IN" w:bidi="hi_IN"/>
         </w:rPr>
-        <w:t>ὄλεθρον αἰώνιον</w:t>
-      </w:r>
-    </w:p>
-    <w:p>
-      <w:pPr/>
-      <w:r>
-        <w:rPr>
-          <w:lang w:val="hi_IN" w:bidi="hi_IN"/>
-        </w:rPr>
-      </w:r>
-      <w:r>
-        <w:rPr>
-          <w:b/>
-          <w:lang w:val="hi_IN" w:bidi="hi_IN"/>
-        </w:rPr>
         <w:t>"अनन्त विनाश"</w:t>
       </w:r>
     </w:p>
@@ -4643,21 +4060,6 @@
           <w:b/>
           <w:lang w:val="hi_IN" w:bidi="hi_IN"/>
         </w:rPr>
-        <w:t>ἀπὸ προσώπου τοῦ Κυρίου</w:t>
-      </w:r>
-    </w:p>
-    <w:p>
-      <w:pPr/>
-      <w:r>
-        <w:rPr>
-          <w:lang w:val="hi_IN" w:bidi="hi_IN"/>
-        </w:rPr>
-      </w:r>
-      <w:r>
-        <w:rPr>
-          <w:b/>
-          <w:lang w:val="hi_IN" w:bidi="hi_IN"/>
-        </w:rPr>
         <w:t>"प्रभु के सामने से" - "दूर होकर"</w:t>
       </w:r>
     </w:p>
@@ -4754,21 +4156,6 @@
           <w:b/>
           <w:lang w:val="hi_IN" w:bidi="hi_IN"/>
         </w:rPr>
-        <w:t>τῆς δόξης τῆς ἰσχύος αὐτοῦ</w:t>
-      </w:r>
-    </w:p>
-    <w:p>
-      <w:pPr/>
-      <w:r>
-        <w:rPr>
-          <w:lang w:val="hi_IN" w:bidi="hi_IN"/>
-        </w:rPr>
-      </w:r>
-      <w:r>
-        <w:rPr>
-          <w:b/>
-          <w:lang w:val="hi_IN" w:bidi="hi_IN"/>
-        </w:rPr>
         <w:t>"उसकी शक्ति के तेज"</w:t>
       </w:r>
     </w:p>
@@ -4891,21 +4278,6 @@
           <w:b/>
           <w:lang w:val="hi_IN" w:bidi="hi_IN"/>
         </w:rPr>
-        <w:t>τῆς δόξης τῆς ἰσχύος αὐτοῦ</w:t>
-      </w:r>
-    </w:p>
-    <w:p>
-      <w:pPr/>
-      <w:r>
-        <w:rPr>
-          <w:lang w:val="hi_IN" w:bidi="hi_IN"/>
-        </w:rPr>
-      </w:r>
-      <w:r>
-        <w:rPr>
-          <w:b/>
-          <w:lang w:val="hi_IN" w:bidi="hi_IN"/>
-        </w:rPr>
         <w:t>"उसकी शक्ति के तेज"</w:t>
       </w:r>
     </w:p>
@@ -5015,21 +4387,6 @@
           <w:b/>
           <w:lang w:val="hi_IN" w:bidi="hi_IN"/>
         </w:rPr>
-        <w:t>ὅταν ἔλθῃ &amp; ἐν τῇ ἡμέρᾳ ἐκείνῃ</w:t>
-      </w:r>
-    </w:p>
-    <w:p>
-      <w:pPr/>
-      <w:r>
-        <w:rPr>
-          <w:lang w:val="hi_IN" w:bidi="hi_IN"/>
-        </w:rPr>
-      </w:r>
-      <w:r>
-        <w:rPr>
-          <w:b/>
-          <w:lang w:val="hi_IN" w:bidi="hi_IN"/>
-        </w:rPr>
         <w:t xml:space="preserve">"उस दिन" - "जब वह" - "आएगा" </w:t>
       </w:r>
     </w:p>
@@ -5126,21 +4483,6 @@
           <w:b/>
           <w:lang w:val="hi_IN" w:bidi="hi_IN"/>
         </w:rPr>
-        <w:t>ἐνδοξασθῆναι ἐν τοῖς ἁγίοις αὐτοῦ, καὶ θαυμασθῆναι ἐν πᾶσιν τοῖς πιστεύσασιν</w:t>
-      </w:r>
-    </w:p>
-    <w:p>
-      <w:pPr/>
-      <w:r>
-        <w:rPr>
-          <w:lang w:val="hi_IN" w:bidi="hi_IN"/>
-        </w:rPr>
-      </w:r>
-      <w:r>
-        <w:rPr>
-          <w:b/>
-          <w:lang w:val="hi_IN" w:bidi="hi_IN"/>
-        </w:rPr>
         <w:t>"अपने पवित्र लोगों में महिमा पाने, और सब विश्वास करनेवालों में आश्चर्य का कारण होने को"</w:t>
       </w:r>
     </w:p>
@@ -5224,21 +4566,6 @@
           <w:b/>
           <w:lang w:val="hi_IN" w:bidi="hi_IN"/>
         </w:rPr>
-        <w:t>ἐνδοξασθῆναι ἐν τοῖς ἁγίοις αὐτοῦ, καὶ θαυμασθῆναι</w:t>
-      </w:r>
-    </w:p>
-    <w:p>
-      <w:pPr/>
-      <w:r>
-        <w:rPr>
-          <w:lang w:val="hi_IN" w:bidi="hi_IN"/>
-        </w:rPr>
-      </w:r>
-      <w:r>
-        <w:rPr>
-          <w:b/>
-          <w:lang w:val="hi_IN" w:bidi="hi_IN"/>
-        </w:rPr>
         <w:t>"अपने पवित्र लोगों में महिमा पाने और ... आश्चर्य का कारण होने"</w:t>
       </w:r>
     </w:p>
@@ -5348,21 +4675,6 @@
           <w:b/>
           <w:lang w:val="hi_IN" w:bidi="hi_IN"/>
         </w:rPr>
-        <w:t>ἐνδοξασθῆναι ἐν τοῖς ἁγίοις αὐτοῦ, καὶ θαυμασθῆναι ἐν πᾶσιν τοῖς πιστεύσασιν</w:t>
-      </w:r>
-    </w:p>
-    <w:p>
-      <w:pPr/>
-      <w:r>
-        <w:rPr>
-          <w:lang w:val="hi_IN" w:bidi="hi_IN"/>
-        </w:rPr>
-      </w:r>
-      <w:r>
-        <w:rPr>
-          <w:b/>
-          <w:lang w:val="hi_IN" w:bidi="hi_IN"/>
-        </w:rPr>
         <w:t>"अपने पवित्र लोगों में महिमा पाने, और सब विश्वास करनेवालों में आश्चर्य का कारण होने"</w:t>
       </w:r>
     </w:p>
@@ -5446,21 +4758,6 @@
           <w:b/>
           <w:lang w:val="hi_IN" w:bidi="hi_IN"/>
         </w:rPr>
-        <w:t>ἐπιστεύθη τὸ μαρτύριον ἡμῶν ἐφ’ ὑμᾶς</w:t>
-      </w:r>
-    </w:p>
-    <w:p>
-      <w:pPr/>
-      <w:r>
-        <w:rPr>
-          <w:lang w:val="hi_IN" w:bidi="hi_IN"/>
-        </w:rPr>
-      </w:r>
-      <w:r>
-        <w:rPr>
-          <w:b/>
-          <w:lang w:val="hi_IN" w:bidi="hi_IN"/>
-        </w:rPr>
         <w:t>"तुम ने हमारी गवाही पर विश्वास किया"</w:t>
       </w:r>
     </w:p>
@@ -5544,21 +4841,6 @@
           <w:b/>
           <w:lang w:val="hi_IN" w:bidi="hi_IN"/>
         </w:rPr>
-        <w:t>εἰς ὃ</w:t>
-      </w:r>
-    </w:p>
-    <w:p>
-      <w:pPr/>
-      <w:r>
-        <w:rPr>
-          <w:lang w:val="hi_IN" w:bidi="hi_IN"/>
-        </w:rPr>
-      </w:r>
-      <w:r>
-        <w:rPr>
-          <w:b/>
-          <w:lang w:val="hi_IN" w:bidi="hi_IN"/>
-        </w:rPr>
         <w:t>"इसलिए"</w:t>
       </w:r>
     </w:p>
@@ -5655,21 +4937,6 @@
           <w:b/>
           <w:lang w:val="hi_IN" w:bidi="hi_IN"/>
         </w:rPr>
-        <w:t>καὶ προσευχόμεθα πάντοτε περὶ ὑμῶν</w:t>
-      </w:r>
-    </w:p>
-    <w:p>
-      <w:pPr/>
-      <w:r>
-        <w:rPr>
-          <w:lang w:val="hi_IN" w:bidi="hi_IN"/>
-        </w:rPr>
-      </w:r>
-      <w:r>
-        <w:rPr>
-          <w:b/>
-          <w:lang w:val="hi_IN" w:bidi="hi_IN"/>
-        </w:rPr>
         <w:t>"हम सदा तुम्हारे निमित्त प्रार्थना भी करते हैं"</w:t>
       </w:r>
     </w:p>
@@ -5766,21 +5033,6 @@
           <w:b/>
           <w:lang w:val="hi_IN" w:bidi="hi_IN"/>
         </w:rPr>
-        <w:t>τῆς κλήσεως</w:t>
-      </w:r>
-    </w:p>
-    <w:p>
-      <w:pPr/>
-      <w:r>
-        <w:rPr>
-          <w:lang w:val="hi_IN" w:bidi="hi_IN"/>
-        </w:rPr>
-      </w:r>
-      <w:r>
-        <w:rPr>
-          <w:b/>
-          <w:lang w:val="hi_IN" w:bidi="hi_IN"/>
-        </w:rPr>
         <w:t>"बुलाहट के"</w:t>
       </w:r>
     </w:p>
@@ -5877,21 +5129,6 @@
           <w:b/>
           <w:lang w:val="hi_IN" w:bidi="hi_IN"/>
         </w:rPr>
-        <w:t>πληρώσῃ πᾶσαν εὐδοκίαν ἀγαθωσύνης, καὶ ἔργον πίστεως ἐν δυνάμει</w:t>
-      </w:r>
-    </w:p>
-    <w:p>
-      <w:pPr/>
-      <w:r>
-        <w:rPr>
-          <w:lang w:val="hi_IN" w:bidi="hi_IN"/>
-        </w:rPr>
-      </w:r>
-      <w:r>
-        <w:rPr>
-          <w:b/>
-          <w:lang w:val="hi_IN" w:bidi="hi_IN"/>
-        </w:rPr>
         <w:t>"परमेश्वर" - "भलाई की हर एक इच्छा, और विश्वास के हर एक काम को सामर्थ्य सहित पूरा करे"</w:t>
       </w:r>
     </w:p>
@@ -6053,21 +5290,6 @@
           <w:b/>
           <w:lang w:val="hi_IN" w:bidi="hi_IN"/>
         </w:rPr>
-        <w:t>καὶ πληρώσῃ</w:t>
-      </w:r>
-    </w:p>
-    <w:p>
-      <w:pPr/>
-      <w:r>
-        <w:rPr>
-          <w:lang w:val="hi_IN" w:bidi="hi_IN"/>
-        </w:rPr>
-      </w:r>
-      <w:r>
-        <w:rPr>
-          <w:b/>
-          <w:lang w:val="hi_IN" w:bidi="hi_IN"/>
-        </w:rPr>
         <w:t>"परमेश्वर" - "पूरा करें"</w:t>
       </w:r>
     </w:p>
@@ -6203,21 +5425,6 @@
           <w:b/>
           <w:lang w:val="hi_IN" w:bidi="hi_IN"/>
         </w:rPr>
-        <w:t>ὅπως</w:t>
-      </w:r>
-    </w:p>
-    <w:p>
-      <w:pPr/>
-      <w:r>
-        <w:rPr>
-          <w:lang w:val="hi_IN" w:bidi="hi_IN"/>
-        </w:rPr>
-      </w:r>
-      <w:r>
-        <w:rPr>
-          <w:b/>
-          <w:lang w:val="hi_IN" w:bidi="hi_IN"/>
-        </w:rPr>
         <w:t>"कि"</w:t>
       </w:r>
     </w:p>
@@ -6314,21 +5521,6 @@
           <w:b/>
           <w:lang w:val="hi_IN" w:bidi="hi_IN"/>
         </w:rPr>
-        <w:t>τὸ ὄνομα τοῦ Κυρίου ἡμῶν, Ἰησοῦ</w:t>
-      </w:r>
-    </w:p>
-    <w:p>
-      <w:pPr/>
-      <w:r>
-        <w:rPr>
-          <w:lang w:val="hi_IN" w:bidi="hi_IN"/>
-        </w:rPr>
-      </w:r>
-      <w:r>
-        <w:rPr>
-          <w:b/>
-          <w:lang w:val="hi_IN" w:bidi="hi_IN"/>
-        </w:rPr>
         <w:t>"हमारे प्रभु यीशु का नाम"</w:t>
       </w:r>
     </w:p>
@@ -6425,21 +5617,6 @@
           <w:b/>
           <w:lang w:val="hi_IN" w:bidi="hi_IN"/>
         </w:rPr>
-        <w:t>ὅπως ἐνδοξασθῇ τὸ ὄνομα τοῦ Κυρίου ἡμῶν, Ἰησοῦ, ἐν ὑμῖν</w:t>
-      </w:r>
-    </w:p>
-    <w:p>
-      <w:pPr/>
-      <w:r>
-        <w:rPr>
-          <w:lang w:val="hi_IN" w:bidi="hi_IN"/>
-        </w:rPr>
-      </w:r>
-      <w:r>
-        <w:rPr>
-          <w:b/>
-          <w:lang w:val="hi_IN" w:bidi="hi_IN"/>
-        </w:rPr>
         <w:t>"कि" - "हमारे प्रभु यीशु का नाम तुम में महिमा पाए"</w:t>
       </w:r>
     </w:p>
@@ -6523,21 +5700,6 @@
           <w:b/>
           <w:lang w:val="hi_IN" w:bidi="hi_IN"/>
         </w:rPr>
-        <w:t>καὶ ὑμεῖς ἐν αὐτῷ</w:t>
-      </w:r>
-    </w:p>
-    <w:p>
-      <w:pPr/>
-      <w:r>
-        <w:rPr>
-          <w:lang w:val="hi_IN" w:bidi="hi_IN"/>
-        </w:rPr>
-      </w:r>
-      <w:r>
-        <w:rPr>
-          <w:b/>
-          <w:lang w:val="hi_IN" w:bidi="hi_IN"/>
-        </w:rPr>
         <w:t>"और तुम उसमें"</w:t>
       </w:r>
     </w:p>
@@ -6621,21 +5783,6 @@
           <w:b/>
           <w:lang w:val="hi_IN" w:bidi="hi_IN"/>
         </w:rPr>
-        <w:t>καὶ ὑμεῖς ἐν αὐτῷ</w:t>
-      </w:r>
-    </w:p>
-    <w:p>
-      <w:pPr/>
-      <w:r>
-        <w:rPr>
-          <w:lang w:val="hi_IN" w:bidi="hi_IN"/>
-        </w:rPr>
-      </w:r>
-      <w:r>
-        <w:rPr>
-          <w:b/>
-          <w:lang w:val="hi_IN" w:bidi="hi_IN"/>
-        </w:rPr>
         <w:t>"और तुम उसमें"</w:t>
       </w:r>
     </w:p>
@@ -6732,21 +5879,6 @@
           <w:b/>
           <w:lang w:val="hi_IN" w:bidi="hi_IN"/>
         </w:rPr>
-        <w:t>κατὰ τὴν χάριν τοῦ Θεοῦ ἡμῶν</w:t>
-      </w:r>
-    </w:p>
-    <w:p>
-      <w:pPr/>
-      <w:r>
-        <w:rPr>
-          <w:lang w:val="hi_IN" w:bidi="hi_IN"/>
-        </w:rPr>
-      </w:r>
-      <w:r>
-        <w:rPr>
-          <w:b/>
-          <w:lang w:val="hi_IN" w:bidi="hi_IN"/>
-        </w:rPr>
         <w:t>"हमारे परमेश्वर... के अनुग्रह के अनुसार"</w:t>
       </w:r>
     </w:p>
@@ -6843,21 +5975,6 @@
           <w:b/>
           <w:lang w:val="hi_IN" w:bidi="hi_IN"/>
         </w:rPr>
-        <w:t>τοῦ Θεοῦ ἡμῶν καὶ Κυρίου Ἰησοῦ Χριστοῦ</w:t>
-      </w:r>
-    </w:p>
-    <w:p>
-      <w:pPr/>
-      <w:r>
-        <w:rPr>
-          <w:lang w:val="hi_IN" w:bidi="hi_IN"/>
-        </w:rPr>
-      </w:r>
-      <w:r>
-        <w:rPr>
-          <w:b/>
-          <w:lang w:val="hi_IN" w:bidi="hi_IN"/>
-        </w:rPr>
         <w:t>"हमारे परमेश्वर और प्रभु यीशु मसीह के"</w:t>
       </w:r>
     </w:p>
@@ -7005,21 +6122,6 @@
           <w:b/>
           <w:lang w:val="hi_IN" w:bidi="hi_IN"/>
         </w:rPr>
-        <w:t>δὲ</w:t>
-      </w:r>
-    </w:p>
-    <w:p>
-      <w:pPr/>
-      <w:r>
-        <w:rPr>
-          <w:lang w:val="hi_IN" w:bidi="hi_IN"/>
-        </w:rPr>
-      </w:r>
-      <w:r>
-        <w:rPr>
-          <w:b/>
-          <w:lang w:val="hi_IN" w:bidi="hi_IN"/>
-        </w:rPr>
         <w:t>"अब"</w:t>
       </w:r>
     </w:p>
@@ -7116,21 +6218,6 @@
           <w:b/>
           <w:lang w:val="hi_IN" w:bidi="hi_IN"/>
         </w:rPr>
-        <w:t>ὑπὲρ τῆς παρουσίας τοῦ Κυρίου ἡμῶν, Ἰησοῦ Χριστοῦ, καὶ ἡμῶν ἐπισυναγωγῆς ἐπ’ αὐτόν</w:t>
-      </w:r>
-    </w:p>
-    <w:p>
-      <w:pPr/>
-      <w:r>
-        <w:rPr>
-          <w:lang w:val="hi_IN" w:bidi="hi_IN"/>
-        </w:rPr>
-      </w:r>
-      <w:r>
-        <w:rPr>
-          <w:b/>
-          <w:lang w:val="hi_IN" w:bidi="hi_IN"/>
-        </w:rPr>
         <w:t>"अपने प्रभु यीशु मसीह के आने, और उसके पास अपने इकट्ठे होने के विषय में"</w:t>
       </w:r>
     </w:p>
@@ -7234,21 +6321,6 @@
           <w:b/>
           <w:lang w:val="hi_IN" w:bidi="hi_IN"/>
         </w:rPr>
-        <w:t>ὑπὲρ τῆς παρουσίας τοῦ Κυρίου ἡμῶν, Ἰησοῦ Χριστοῦ, καὶ ἡμῶν ἐπισυναγωγῆς ἐπ’ αὐτόν</w:t>
-      </w:r>
-    </w:p>
-    <w:p>
-      <w:pPr/>
-      <w:r>
-        <w:rPr>
-          <w:lang w:val="hi_IN" w:bidi="hi_IN"/>
-        </w:rPr>
-      </w:r>
-      <w:r>
-        <w:rPr>
-          <w:b/>
-          <w:lang w:val="hi_IN" w:bidi="hi_IN"/>
-        </w:rPr>
         <w:t>"अपने प्रभु यीशु मसीह के आने, और उसके पास अपने इकट्ठे होने के विषय में"</w:t>
       </w:r>
     </w:p>
@@ -7358,21 +6430,6 @@
           <w:b/>
           <w:lang w:val="hi_IN" w:bidi="hi_IN"/>
         </w:rPr>
-        <w:t>ἀδελφοί</w:t>
-      </w:r>
-    </w:p>
-    <w:p>
-      <w:pPr/>
-      <w:r>
-        <w:rPr>
-          <w:lang w:val="hi_IN" w:bidi="hi_IN"/>
-        </w:rPr>
-      </w:r>
-      <w:r>
-        <w:rPr>
-          <w:b/>
-          <w:lang w:val="hi_IN" w:bidi="hi_IN"/>
-        </w:rPr>
         <w:t>"भाइयों"</w:t>
       </w:r>
     </w:p>
@@ -7469,21 +6526,6 @@
           <w:b/>
           <w:lang w:val="hi_IN" w:bidi="hi_IN"/>
         </w:rPr>
-        <w:t>εἰς τὸ μὴ ταχέως σαλευθῆναι ὑμᾶς ἀπὸ τοῦ νοὸς</w:t>
-      </w:r>
-    </w:p>
-    <w:p>
-      <w:pPr/>
-      <w:r>
-        <w:rPr>
-          <w:lang w:val="hi_IN" w:bidi="hi_IN"/>
-        </w:rPr>
-      </w:r>
-      <w:r>
-        <w:rPr>
-          <w:b/>
-          <w:lang w:val="hi_IN" w:bidi="hi_IN"/>
-        </w:rPr>
         <w:t>"तुम्हारा मन अचानक अस्थिर न हो जाए"</w:t>
       </w:r>
     </w:p>
@@ -7580,21 +6622,6 @@
           <w:b/>
           <w:lang w:val="hi_IN" w:bidi="hi_IN"/>
         </w:rPr>
-        <w:t>μηδὲ θροεῖσθαι</w:t>
-      </w:r>
-    </w:p>
-    <w:p>
-      <w:pPr/>
-      <w:r>
-        <w:rPr>
-          <w:lang w:val="hi_IN" w:bidi="hi_IN"/>
-        </w:rPr>
-      </w:r>
-      <w:r>
-        <w:rPr>
-          <w:b/>
-          <w:lang w:val="hi_IN" w:bidi="hi_IN"/>
-        </w:rPr>
         <w:t>"और न तुम घबराओ"</w:t>
       </w:r>
     </w:p>
@@ -7691,21 +6718,6 @@
           <w:b/>
           <w:lang w:val="hi_IN" w:bidi="hi_IN"/>
         </w:rPr>
-        <w:t>μήτε διὰ πνεύματος, μήτε διὰ λόγου, μήτε δι’ ἐπιστολῆς, ὡς δι’ ἡμῶν</w:t>
-      </w:r>
-    </w:p>
-    <w:p>
-      <w:pPr/>
-      <w:r>
-        <w:rPr>
-          <w:lang w:val="hi_IN" w:bidi="hi_IN"/>
-        </w:rPr>
-      </w:r>
-      <w:r>
-        <w:rPr>
-          <w:b/>
-          <w:lang w:val="hi_IN" w:bidi="hi_IN"/>
-        </w:rPr>
         <w:t>"किसी आत्मा, या वचन, या पत्री के द्वारा जो कि मानो हमारी ओर से हो"</w:t>
       </w:r>
     </w:p>
@@ -7789,21 +6801,6 @@
           <w:b/>
           <w:lang w:val="hi_IN" w:bidi="hi_IN"/>
         </w:rPr>
-        <w:t>ὡς δι’ ἡμῶν</w:t>
-      </w:r>
-    </w:p>
-    <w:p>
-      <w:pPr/>
-      <w:r>
-        <w:rPr>
-          <w:lang w:val="hi_IN" w:bidi="hi_IN"/>
-        </w:rPr>
-      </w:r>
-      <w:r>
-        <w:rPr>
-          <w:b/>
-          <w:lang w:val="hi_IN" w:bidi="hi_IN"/>
-        </w:rPr>
         <w:t>"मानो हमारी ओर से हो"</w:t>
       </w:r>
     </w:p>
@@ -7887,21 +6884,6 @@
           <w:b/>
           <w:lang w:val="hi_IN" w:bidi="hi_IN"/>
         </w:rPr>
-        <w:t>ὡς ὅτι</w:t>
-      </w:r>
-    </w:p>
-    <w:p>
-      <w:pPr/>
-      <w:r>
-        <w:rPr>
-          <w:lang w:val="hi_IN" w:bidi="hi_IN"/>
-        </w:rPr>
-      </w:r>
-      <w:r>
-        <w:rPr>
-          <w:b/>
-          <w:lang w:val="hi_IN" w:bidi="hi_IN"/>
-        </w:rPr>
         <w:t>"मानो"</w:t>
       </w:r>
     </w:p>
@@ -7985,21 +6967,6 @@
           <w:b/>
           <w:lang w:val="hi_IN" w:bidi="hi_IN"/>
         </w:rPr>
-        <w:t>ἡ ἡμέρα τοῦ Κυρίου</w:t>
-      </w:r>
-    </w:p>
-    <w:p>
-      <w:pPr/>
-      <w:r>
-        <w:rPr>
-          <w:lang w:val="hi_IN" w:bidi="hi_IN"/>
-        </w:rPr>
-      </w:r>
-      <w:r>
-        <w:rPr>
-          <w:b/>
-          <w:lang w:val="hi_IN" w:bidi="hi_IN"/>
-        </w:rPr>
         <w:t>"प्रभु का दिन"</w:t>
       </w:r>
     </w:p>
@@ -8076,21 +7043,6 @@
           <w:b/>
           <w:lang w:val="hi_IN" w:bidi="hi_IN"/>
         </w:rPr>
-        <w:t>μή τις ὑμᾶς ἐξαπατήσῃ κατὰ μηδένα τρόπον</w:t>
-      </w:r>
-    </w:p>
-    <w:p>
-      <w:pPr/>
-      <w:r>
-        <w:rPr>
-          <w:lang w:val="hi_IN" w:bidi="hi_IN"/>
-        </w:rPr>
-      </w:r>
-      <w:r>
-        <w:rPr>
-          <w:b/>
-          <w:lang w:val="hi_IN" w:bidi="hi_IN"/>
-        </w:rPr>
         <w:t>"किसी रीति से किसी के धोखे में न आना"</w:t>
       </w:r>
     </w:p>
@@ -8154,21 +7106,6 @@
           <w:b/>
           <w:lang w:val="hi_IN" w:bidi="hi_IN"/>
         </w:rPr>
-        <w:t>ὅτι ἐὰν μὴ ἔλθῃ ἡ ἀποστασία πρῶτον</w:t>
-      </w:r>
-    </w:p>
-    <w:p>
-      <w:pPr/>
-      <w:r>
-        <w:rPr>
-          <w:lang w:val="hi_IN" w:bidi="hi_IN"/>
-        </w:rPr>
-      </w:r>
-      <w:r>
-        <w:rPr>
-          <w:b/>
-          <w:lang w:val="hi_IN" w:bidi="hi_IN"/>
-        </w:rPr>
         <w:t>"जब तक विद्रोह नहीं होता"</w:t>
       </w:r>
     </w:p>
@@ -8252,21 +7189,6 @@
           <w:b/>
           <w:lang w:val="hi_IN" w:bidi="hi_IN"/>
         </w:rPr>
-        <w:t>ἡ ἀποστασία</w:t>
-      </w:r>
-    </w:p>
-    <w:p>
-      <w:pPr/>
-      <w:r>
-        <w:rPr>
-          <w:lang w:val="hi_IN" w:bidi="hi_IN"/>
-        </w:rPr>
-      </w:r>
-      <w:r>
-        <w:rPr>
-          <w:b/>
-          <w:lang w:val="hi_IN" w:bidi="hi_IN"/>
-        </w:rPr>
         <w:t>"विद्रोह"</w:t>
       </w:r>
     </w:p>
@@ -8389,21 +7311,6 @@
           <w:b/>
           <w:lang w:val="hi_IN" w:bidi="hi_IN"/>
         </w:rPr>
-        <w:t>ἀποκαλυφθῇ ὁ ἄνθρωπος τῆς ἀνομίας</w:t>
-      </w:r>
-    </w:p>
-    <w:p>
-      <w:pPr/>
-      <w:r>
-        <w:rPr>
-          <w:lang w:val="hi_IN" w:bidi="hi_IN"/>
-        </w:rPr>
-      </w:r>
-      <w:r>
-        <w:rPr>
-          <w:b/>
-          <w:lang w:val="hi_IN" w:bidi="hi_IN"/>
-        </w:rPr>
         <w:t>"वह अधर्मी पुरुष" - "प्रगट" - "हो"</w:t>
       </w:r>
     </w:p>
@@ -8513,21 +7420,6 @@
           <w:b/>
           <w:lang w:val="hi_IN" w:bidi="hi_IN"/>
         </w:rPr>
-        <w:t>ὁ ἄνθρωπος τῆς ἀνομίας</w:t>
-      </w:r>
-    </w:p>
-    <w:p>
-      <w:pPr/>
-      <w:r>
-        <w:rPr>
-          <w:lang w:val="hi_IN" w:bidi="hi_IN"/>
-        </w:rPr>
-      </w:r>
-      <w:r>
-        <w:rPr>
-          <w:b/>
-          <w:lang w:val="hi_IN" w:bidi="hi_IN"/>
-        </w:rPr>
         <w:t>"अधर्मी पुरुष"</w:t>
       </w:r>
     </w:p>
@@ -8637,21 +7529,6 @@
           <w:b/>
           <w:lang w:val="hi_IN" w:bidi="hi_IN"/>
         </w:rPr>
-        <w:t>ὁ υἱὸς τῆς ἀπωλείας</w:t>
-      </w:r>
-    </w:p>
-    <w:p>
-      <w:pPr/>
-      <w:r>
-        <w:rPr>
-          <w:lang w:val="hi_IN" w:bidi="hi_IN"/>
-        </w:rPr>
-      </w:r>
-      <w:r>
-        <w:rPr>
-          <w:b/>
-          <w:lang w:val="hi_IN" w:bidi="hi_IN"/>
-        </w:rPr>
         <w:t>"विनाश का पुत्र"</w:t>
       </w:r>
     </w:p>
@@ -8831,21 +7708,6 @@
           <w:b/>
           <w:lang w:val="hi_IN" w:bidi="hi_IN"/>
         </w:rPr>
-        <w:t>πάντα λεγόμενον θεὸν ἢ σέβασμα</w:t>
-      </w:r>
-    </w:p>
-    <w:p>
-      <w:pPr/>
-      <w:r>
-        <w:rPr>
-          <w:lang w:val="hi_IN" w:bidi="hi_IN"/>
-        </w:rPr>
-      </w:r>
-      <w:r>
-        <w:rPr>
-          <w:b/>
-          <w:lang w:val="hi_IN" w:bidi="hi_IN"/>
-        </w:rPr>
         <w:t>"हर एक से जो परमेश्वर, या पूज्य कहलाता है"</w:t>
       </w:r>
     </w:p>
@@ -8929,21 +7791,6 @@
           <w:b/>
           <w:lang w:val="hi_IN" w:bidi="hi_IN"/>
         </w:rPr>
-        <w:t>αὐτὸν &amp; καθίσαι</w:t>
-      </w:r>
-    </w:p>
-    <w:p>
-      <w:pPr/>
-      <w:r>
-        <w:rPr>
-          <w:lang w:val="hi_IN" w:bidi="hi_IN"/>
-        </w:rPr>
-      </w:r>
-      <w:r>
-        <w:rPr>
-          <w:b/>
-          <w:lang w:val="hi_IN" w:bidi="hi_IN"/>
-        </w:rPr>
         <w:t>"वह" - "बैठकर अपने आपको"</w:t>
       </w:r>
     </w:p>
@@ -9040,21 +7887,6 @@
           <w:b/>
           <w:lang w:val="hi_IN" w:bidi="hi_IN"/>
         </w:rPr>
-        <w:t>ἀποδεικνύντα ἑαυτὸν ὅτι ἔστιν Θεός</w:t>
-      </w:r>
-    </w:p>
-    <w:p>
-      <w:pPr/>
-      <w:r>
-        <w:rPr>
-          <w:lang w:val="hi_IN" w:bidi="hi_IN"/>
-        </w:rPr>
-      </w:r>
-      <w:r>
-        <w:rPr>
-          <w:b/>
-          <w:lang w:val="hi_IN" w:bidi="hi_IN"/>
-        </w:rPr>
         <w:t>"वह...अपने आपको परमेश्वर प्रगट करता है"</w:t>
       </w:r>
     </w:p>
@@ -9131,21 +7963,6 @@
           <w:b/>
           <w:lang w:val="hi_IN" w:bidi="hi_IN"/>
         </w:rPr>
-        <w:t>οὐ μνημονεύετε ὅτι, ἔτι ὢν πρὸς ὑμᾶς, ταῦτα ἔλεγον ὑμῖν</w:t>
-      </w:r>
-    </w:p>
-    <w:p>
-      <w:pPr/>
-      <w:r>
-        <w:rPr>
-          <w:lang w:val="hi_IN" w:bidi="hi_IN"/>
-        </w:rPr>
-      </w:r>
-      <w:r>
-        <w:rPr>
-          <w:b/>
-          <w:lang w:val="hi_IN" w:bidi="hi_IN"/>
-        </w:rPr>
         <w:t>"क्या तुम्हें स्मरण नहीं, कि जब मैं तुम्हारे यहाँ था, तो तुम से ये बातें कहा करता था"</w:t>
       </w:r>
     </w:p>
@@ -9229,21 +8046,6 @@
           <w:b/>
           <w:lang w:val="hi_IN" w:bidi="hi_IN"/>
         </w:rPr>
-        <w:t>ταῦτα</w:t>
-      </w:r>
-    </w:p>
-    <w:p>
-      <w:pPr/>
-      <w:r>
-        <w:rPr>
-          <w:lang w:val="hi_IN" w:bidi="hi_IN"/>
-        </w:rPr>
-      </w:r>
-      <w:r>
-        <w:rPr>
-          <w:b/>
-          <w:lang w:val="hi_IN" w:bidi="hi_IN"/>
-        </w:rPr>
         <w:t>"ये बातें"</w:t>
       </w:r>
     </w:p>
@@ -9340,21 +8142,6 @@
           <w:b/>
           <w:lang w:val="hi_IN" w:bidi="hi_IN"/>
         </w:rPr>
-        <w:t>καὶ νῦν τὸ κατέχον οἴδατε</w:t>
-      </w:r>
-    </w:p>
-    <w:p>
-      <w:pPr/>
-      <w:r>
-        <w:rPr>
-          <w:lang w:val="hi_IN" w:bidi="hi_IN"/>
-        </w:rPr>
-      </w:r>
-      <w:r>
-        <w:rPr>
-          <w:b/>
-          <w:lang w:val="hi_IN" w:bidi="hi_IN"/>
-        </w:rPr>
         <w:t>"और अब तुम उस वस्तु को जानते हो, जो उसे रोक रही है"</w:t>
       </w:r>
     </w:p>
@@ -9457,21 +8244,6 @@
           <w:b/>
           <w:lang w:val="hi_IN" w:bidi="hi_IN"/>
         </w:rPr>
-        <w:t>τὸ ἀποκαλυφθῆναι αὐτὸν ἐν τῷ αὐτοῦ καιρῷ</w:t>
-      </w:r>
-    </w:p>
-    <w:p>
-      <w:pPr/>
-      <w:r>
-        <w:rPr>
-          <w:lang w:val="hi_IN" w:bidi="hi_IN"/>
-        </w:rPr>
-      </w:r>
-      <w:r>
-        <w:rPr>
-          <w:b/>
-          <w:lang w:val="hi_IN" w:bidi="hi_IN"/>
-        </w:rPr>
         <w:t>"वह अपने ही समय में प्रगट हो"</w:t>
       </w:r>
     </w:p>
@@ -9555,21 +8327,6 @@
           <w:b/>
           <w:lang w:val="hi_IN" w:bidi="hi_IN"/>
         </w:rPr>
-        <w:t>γὰρ</w:t>
-      </w:r>
-    </w:p>
-    <w:p>
-      <w:pPr/>
-      <w:r>
-        <w:rPr>
-          <w:lang w:val="hi_IN" w:bidi="hi_IN"/>
-        </w:rPr>
-      </w:r>
-      <w:r>
-        <w:rPr>
-          <w:b/>
-          <w:lang w:val="hi_IN" w:bidi="hi_IN"/>
-        </w:rPr>
         <w:t>"क्योंकि"</w:t>
       </w:r>
     </w:p>
@@ -9679,21 +8436,6 @@
           <w:b/>
           <w:lang w:val="hi_IN" w:bidi="hi_IN"/>
         </w:rPr>
-        <w:t>τὸ &amp; μυστήριον ἤδη ἐνεργεῖται τῆς ἀνομίας</w:t>
-      </w:r>
-    </w:p>
-    <w:p>
-      <w:pPr/>
-      <w:r>
-        <w:rPr>
-          <w:lang w:val="hi_IN" w:bidi="hi_IN"/>
-        </w:rPr>
-      </w:r>
-      <w:r>
-        <w:rPr>
-          <w:b/>
-          <w:lang w:val="hi_IN" w:bidi="hi_IN"/>
-        </w:rPr>
         <w:t>"क्योंकि अधर्म का भेद अब भी कार्य करता जाता है"</w:t>
       </w:r>
     </w:p>
@@ -9803,21 +8545,6 @@
           <w:b/>
           <w:lang w:val="hi_IN" w:bidi="hi_IN"/>
         </w:rPr>
-        <w:t>ὁ κατέχων</w:t>
-      </w:r>
-    </w:p>
-    <w:p>
-      <w:pPr/>
-      <w:r>
-        <w:rPr>
-          <w:lang w:val="hi_IN" w:bidi="hi_IN"/>
-        </w:rPr>
-      </w:r>
-      <w:r>
-        <w:rPr>
-          <w:b/>
-          <w:lang w:val="hi_IN" w:bidi="hi_IN"/>
-        </w:rPr>
         <w:t>"अभी एक रोकनेवाला है"</w:t>
       </w:r>
     </w:p>
@@ -9881,21 +8608,6 @@
           <w:b/>
           <w:lang w:val="hi_IN" w:bidi="hi_IN"/>
         </w:rPr>
-        <w:t>γένηται</w:t>
-      </w:r>
-    </w:p>
-    <w:p>
-      <w:pPr/>
-      <w:r>
-        <w:rPr>
-          <w:lang w:val="hi_IN" w:bidi="hi_IN"/>
-        </w:rPr>
-      </w:r>
-      <w:r>
-        <w:rPr>
-          <w:b/>
-          <w:lang w:val="hi_IN" w:bidi="hi_IN"/>
-        </w:rPr>
         <w:t>"वह दूर न हो जाए"</w:t>
       </w:r>
     </w:p>
@@ -9992,21 +8704,6 @@
           <w:b/>
           <w:lang w:val="hi_IN" w:bidi="hi_IN"/>
         </w:rPr>
-        <w:t>ἐκ μέσου γένηται</w:t>
-      </w:r>
-    </w:p>
-    <w:p>
-      <w:pPr/>
-      <w:r>
-        <w:rPr>
-          <w:lang w:val="hi_IN" w:bidi="hi_IN"/>
-        </w:rPr>
-      </w:r>
-      <w:r>
-        <w:rPr>
-          <w:b/>
-          <w:lang w:val="hi_IN" w:bidi="hi_IN"/>
-        </w:rPr>
         <w:t>"वह दूर न हो जाए"</w:t>
       </w:r>
     </w:p>
@@ -10090,21 +8787,6 @@
           <w:b/>
           <w:lang w:val="hi_IN" w:bidi="hi_IN"/>
         </w:rPr>
-        <w:t>καὶ τότε ἀποκαλυφθήσεται ὁ ἄνομος</w:t>
-      </w:r>
-    </w:p>
-    <w:p>
-      <w:pPr/>
-      <w:r>
-        <w:rPr>
-          <w:lang w:val="hi_IN" w:bidi="hi_IN"/>
-        </w:rPr>
-      </w:r>
-      <w:r>
-        <w:rPr>
-          <w:b/>
-          <w:lang w:val="hi_IN" w:bidi="hi_IN"/>
-        </w:rPr>
         <w:t>"तब वह अधर्मी प्रगट होगा"</w:t>
       </w:r>
     </w:p>
@@ -10188,21 +8870,6 @@
           <w:b/>
           <w:lang w:val="hi_IN" w:bidi="hi_IN"/>
         </w:rPr>
-        <w:t>τῷ πνεύματι τοῦ στόματος αὐτοῦ</w:t>
-      </w:r>
-    </w:p>
-    <w:p>
-      <w:pPr/>
-      <w:r>
-        <w:rPr>
-          <w:lang w:val="hi_IN" w:bidi="hi_IN"/>
-        </w:rPr>
-      </w:r>
-      <w:r>
-        <w:rPr>
-          <w:b/>
-          <w:lang w:val="hi_IN" w:bidi="hi_IN"/>
-        </w:rPr>
         <w:t>"अपने मुँह की फूँक से"</w:t>
       </w:r>
     </w:p>
@@ -10312,21 +8979,6 @@
           <w:b/>
           <w:lang w:val="hi_IN" w:bidi="hi_IN"/>
         </w:rPr>
-        <w:t>ἀνελεῖ τῷ πνεύματι τοῦ στόματος αὐτοῦ, καὶ καταργήσει τῇ ἐπιφανείᾳ τῆς παρουσίας αὐτοῦ</w:t>
-      </w:r>
-    </w:p>
-    <w:p>
-      <w:pPr/>
-      <w:r>
-        <w:rPr>
-          <w:lang w:val="hi_IN" w:bidi="hi_IN"/>
-        </w:rPr>
-      </w:r>
-      <w:r>
-        <w:rPr>
-          <w:b/>
-          <w:lang w:val="hi_IN" w:bidi="hi_IN"/>
-        </w:rPr>
         <w:t>"अपने मुँह की फूँक से मार डालेगा, और अपने आगमन के तेज से भस्म करेगा"</w:t>
       </w:r>
     </w:p>
@@ -10410,21 +9062,6 @@
           <w:b/>
           <w:lang w:val="hi_IN" w:bidi="hi_IN"/>
         </w:rPr>
-        <w:t>οὗ ἐστιν ἡ παρουσία, κατ’ ἐνέργειαν τοῦ Σατανᾶ</w:t>
-      </w:r>
-    </w:p>
-    <w:p>
-      <w:pPr/>
-      <w:r>
-        <w:rPr>
-          <w:lang w:val="hi_IN" w:bidi="hi_IN"/>
-        </w:rPr>
-      </w:r>
-      <w:r>
-        <w:rPr>
-          <w:b/>
-          <w:lang w:val="hi_IN" w:bidi="hi_IN"/>
-        </w:rPr>
         <w:t>"उस अधर्मी का आना शैतान के कार्य के अनुसार"</w:t>
       </w:r>
     </w:p>
@@ -10534,21 +9171,6 @@
           <w:b/>
           <w:lang w:val="hi_IN" w:bidi="hi_IN"/>
         </w:rPr>
-        <w:t>οὗ</w:t>
-      </w:r>
-    </w:p>
-    <w:p>
-      <w:pPr/>
-      <w:r>
-        <w:rPr>
-          <w:lang w:val="hi_IN" w:bidi="hi_IN"/>
-        </w:rPr>
-      </w:r>
-      <w:r>
-        <w:rPr>
-          <w:b/>
-          <w:lang w:val="hi_IN" w:bidi="hi_IN"/>
-        </w:rPr>
         <w:t>"उस"</w:t>
       </w:r>
     </w:p>
@@ -10651,21 +9273,6 @@
           <w:b/>
           <w:lang w:val="hi_IN" w:bidi="hi_IN"/>
         </w:rPr>
-        <w:t>ἐν πάσῃ δυνάμει, καὶ σημείοις, καὶ τέρασιν ψεύδους</w:t>
-      </w:r>
-    </w:p>
-    <w:p>
-      <w:pPr/>
-      <w:r>
-        <w:rPr>
-          <w:lang w:val="hi_IN" w:bidi="hi_IN"/>
-        </w:rPr>
-      </w:r>
-      <w:r>
-        <w:rPr>
-          <w:b/>
-          <w:lang w:val="hi_IN" w:bidi="hi_IN"/>
-        </w:rPr>
         <w:t>"सब प्रकार की झूठी सामर्थ्य, चिन्ह, और अद्भुत काम के साथ"</w:t>
       </w:r>
     </w:p>
@@ -10814,21 +9421,6 @@
           <w:b/>
           <w:lang w:val="hi_IN" w:bidi="hi_IN"/>
         </w:rPr>
-        <w:t>ἐν πάσῃ δυνάμει, καὶ σημείοις, καὶ τέρασιν ψεύδους</w:t>
-      </w:r>
-    </w:p>
-    <w:p>
-      <w:pPr/>
-      <w:r>
-        <w:rPr>
-          <w:lang w:val="hi_IN" w:bidi="hi_IN"/>
-        </w:rPr>
-      </w:r>
-      <w:r>
-        <w:rPr>
-          <w:b/>
-          <w:lang w:val="hi_IN" w:bidi="hi_IN"/>
-        </w:rPr>
         <w:t>"सब प्रकार की झूठी सामर्थ्य, चिन्ह, और अद्भुत काम के साथ"</w:t>
       </w:r>
     </w:p>
@@ -10925,21 +9517,6 @@
           <w:b/>
           <w:lang w:val="hi_IN" w:bidi="hi_IN"/>
         </w:rPr>
-        <w:t>καὶ σημείοις, καὶ τέρασιν ψεύδους</w:t>
-      </w:r>
-    </w:p>
-    <w:p>
-      <w:pPr/>
-      <w:r>
-        <w:rPr>
-          <w:lang w:val="hi_IN" w:bidi="hi_IN"/>
-        </w:rPr>
-      </w:r>
-      <w:r>
-        <w:rPr>
-          <w:b/>
-          <w:lang w:val="hi_IN" w:bidi="hi_IN"/>
-        </w:rPr>
         <w:t>"चिन्ह और अद्भुत काम"</w:t>
       </w:r>
     </w:p>
@@ -11049,21 +9626,6 @@
           <w:b/>
           <w:lang w:val="hi_IN" w:bidi="hi_IN"/>
         </w:rPr>
-        <w:t>πάσῃ</w:t>
-      </w:r>
-    </w:p>
-    <w:p>
-      <w:pPr/>
-      <w:r>
-        <w:rPr>
-          <w:lang w:val="hi_IN" w:bidi="hi_IN"/>
-        </w:rPr>
-      </w:r>
-      <w:r>
-        <w:rPr>
-          <w:b/>
-          <w:lang w:val="hi_IN" w:bidi="hi_IN"/>
-        </w:rPr>
         <w:t>"सब"</w:t>
       </w:r>
     </w:p>
@@ -11160,21 +9722,6 @@
           <w:b/>
           <w:lang w:val="hi_IN" w:bidi="hi_IN"/>
         </w:rPr>
-        <w:t>ἐν πάσῃ ἀπάτῃ ἀδικίας</w:t>
-      </w:r>
-    </w:p>
-    <w:p>
-      <w:pPr/>
-      <w:r>
-        <w:rPr>
-          <w:lang w:val="hi_IN" w:bidi="hi_IN"/>
-        </w:rPr>
-      </w:r>
-      <w:r>
-        <w:rPr>
-          <w:b/>
-          <w:lang w:val="hi_IN" w:bidi="hi_IN"/>
-        </w:rPr>
         <w:t>"अधर्म के सब प्रकार के धोखे के साथ"</w:t>
       </w:r>
     </w:p>
@@ -11284,21 +9831,6 @@
           <w:b/>
           <w:lang w:val="hi_IN" w:bidi="hi_IN"/>
         </w:rPr>
-        <w:t>ἐν πάσῃ ἀπάτῃ ἀδικίας, τοῖς ἀπολλυμένοις</w:t>
-      </w:r>
-    </w:p>
-    <w:p>
-      <w:pPr/>
-      <w:r>
-        <w:rPr>
-          <w:lang w:val="hi_IN" w:bidi="hi_IN"/>
-        </w:rPr>
-      </w:r>
-      <w:r>
-        <w:rPr>
-          <w:b/>
-          <w:lang w:val="hi_IN" w:bidi="hi_IN"/>
-        </w:rPr>
         <w:t>"नाश होनेवालों के लिये अधर्म के सब प्रकार के धोखे के साथ"</w:t>
       </w:r>
     </w:p>
@@ -11408,21 +9940,6 @@
           <w:b/>
           <w:lang w:val="hi_IN" w:bidi="hi_IN"/>
         </w:rPr>
-        <w:t>ἀνθ’ ὧν</w:t>
-      </w:r>
-    </w:p>
-    <w:p>
-      <w:pPr/>
-      <w:r>
-        <w:rPr>
-          <w:lang w:val="hi_IN" w:bidi="hi_IN"/>
-        </w:rPr>
-      </w:r>
-      <w:r>
-        <w:rPr>
-          <w:b/>
-          <w:lang w:val="hi_IN" w:bidi="hi_IN"/>
-        </w:rPr>
         <w:t>"क्योंकि"</w:t>
       </w:r>
     </w:p>
@@ -11532,21 +10049,6 @@
           <w:b/>
           <w:lang w:val="hi_IN" w:bidi="hi_IN"/>
         </w:rPr>
-        <w:t>τὴν ἀγάπην τῆς ἀληθείας οὐκ ἐδέξαντο</w:t>
-      </w:r>
-    </w:p>
-    <w:p>
-      <w:pPr/>
-      <w:r>
-        <w:rPr>
-          <w:lang w:val="hi_IN" w:bidi="hi_IN"/>
-        </w:rPr>
-      </w:r>
-      <w:r>
-        <w:rPr>
-          <w:b/>
-          <w:lang w:val="hi_IN" w:bidi="hi_IN"/>
-        </w:rPr>
         <w:t>"उन्होंने सत्य के प्रेम को ग्रहण नहीं किया"</w:t>
       </w:r>
     </w:p>
@@ -11682,21 +10184,6 @@
           <w:b/>
           <w:lang w:val="hi_IN" w:bidi="hi_IN"/>
         </w:rPr>
-        <w:t>εἰς τὸ σωθῆναι αὐτούς</w:t>
-      </w:r>
-    </w:p>
-    <w:p>
-      <w:pPr/>
-      <w:r>
-        <w:rPr>
-          <w:lang w:val="hi_IN" w:bidi="hi_IN"/>
-        </w:rPr>
-      </w:r>
-      <w:r>
-        <w:rPr>
-          <w:b/>
-          <w:lang w:val="hi_IN" w:bidi="hi_IN"/>
-        </w:rPr>
         <w:t>"जिससे उनका उद्धार होता"</w:t>
       </w:r>
     </w:p>
@@ -11780,21 +10267,6 @@
           <w:b/>
           <w:lang w:val="hi_IN" w:bidi="hi_IN"/>
         </w:rPr>
-        <w:t>εἰς τὸ σωθῆναι αὐτούς</w:t>
-      </w:r>
-    </w:p>
-    <w:p>
-      <w:pPr/>
-      <w:r>
-        <w:rPr>
-          <w:lang w:val="hi_IN" w:bidi="hi_IN"/>
-        </w:rPr>
-      </w:r>
-      <w:r>
-        <w:rPr>
-          <w:b/>
-          <w:lang w:val="hi_IN" w:bidi="hi_IN"/>
-        </w:rPr>
         <w:t>"जिससे उनका उद्धार होता"</w:t>
       </w:r>
     </w:p>
@@ -11878,21 +10350,6 @@
           <w:b/>
           <w:lang w:val="hi_IN" w:bidi="hi_IN"/>
         </w:rPr>
-        <w:t>διὰ τοῦτο</w:t>
-      </w:r>
-    </w:p>
-    <w:p>
-      <w:pPr/>
-      <w:r>
-        <w:rPr>
-          <w:lang w:val="hi_IN" w:bidi="hi_IN"/>
-        </w:rPr>
-      </w:r>
-      <w:r>
-        <w:rPr>
-          <w:b/>
-          <w:lang w:val="hi_IN" w:bidi="hi_IN"/>
-        </w:rPr>
         <w:t>"इसी कारण"</w:t>
       </w:r>
     </w:p>
@@ -11983,21 +10440,6 @@
           <w:b/>
           <w:lang w:val="hi_IN" w:bidi="hi_IN"/>
         </w:rPr>
-        <w:t>πέμπει αὐτοῖς ὁ Θεὸς ἐνέργειαν πλάνης, εἰς τὸ πιστεῦσαι αὐτοὺς τῷ ψεύδει</w:t>
-      </w:r>
-    </w:p>
-    <w:p>
-      <w:pPr/>
-      <w:r>
-        <w:rPr>
-          <w:lang w:val="hi_IN" w:bidi="hi_IN"/>
-        </w:rPr>
-      </w:r>
-      <w:r>
-        <w:rPr>
-          <w:b/>
-          <w:lang w:val="hi_IN" w:bidi="hi_IN"/>
-        </w:rPr>
         <w:t>"परमेश्वर उनमें एक भटका देनेवाली सामर्थ्य को भेजेगा ताकि वे झूठ पर विश्वास करें"</w:t>
       </w:r>
     </w:p>
@@ -12107,21 +10549,6 @@
           <w:b/>
           <w:lang w:val="hi_IN" w:bidi="hi_IN"/>
         </w:rPr>
-        <w:t>ἐνέργειαν πλάνης</w:t>
-      </w:r>
-    </w:p>
-    <w:p>
-      <w:pPr/>
-      <w:r>
-        <w:rPr>
-          <w:lang w:val="hi_IN" w:bidi="hi_IN"/>
-        </w:rPr>
-      </w:r>
-      <w:r>
-        <w:rPr>
-          <w:b/>
-          <w:lang w:val="hi_IN" w:bidi="hi_IN"/>
-        </w:rPr>
         <w:t>"भटका देनेवाली"</w:t>
       </w:r>
     </w:p>
@@ -12244,21 +10671,6 @@
           <w:b/>
           <w:lang w:val="hi_IN" w:bidi="hi_IN"/>
         </w:rPr>
-        <w:t>εἰς τὸ πιστεῦσαι αὐτοὺς</w:t>
-      </w:r>
-    </w:p>
-    <w:p>
-      <w:pPr/>
-      <w:r>
-        <w:rPr>
-          <w:lang w:val="hi_IN" w:bidi="hi_IN"/>
-        </w:rPr>
-      </w:r>
-      <w:r>
-        <w:rPr>
-          <w:b/>
-          <w:lang w:val="hi_IN" w:bidi="hi_IN"/>
-        </w:rPr>
         <w:t xml:space="preserve">"ताकि वे" - "विश्वास करें" </w:t>
       </w:r>
     </w:p>
@@ -12368,21 +10780,6 @@
           <w:b/>
           <w:lang w:val="hi_IN" w:bidi="hi_IN"/>
         </w:rPr>
-        <w:t>εἰς τὸ πιστεῦσαι αὐτοὺς</w:t>
-      </w:r>
-    </w:p>
-    <w:p>
-      <w:pPr/>
-      <w:r>
-        <w:rPr>
-          <w:lang w:val="hi_IN" w:bidi="hi_IN"/>
-        </w:rPr>
-      </w:r>
-      <w:r>
-        <w:rPr>
-          <w:b/>
-          <w:lang w:val="hi_IN" w:bidi="hi_IN"/>
-        </w:rPr>
         <w:t>"ताकि वे" - "विश्वास करें"</w:t>
       </w:r>
     </w:p>
@@ -12479,21 +10876,6 @@
           <w:b/>
           <w:lang w:val="hi_IN" w:bidi="hi_IN"/>
         </w:rPr>
-        <w:t>ἵνα</w:t>
-      </w:r>
-    </w:p>
-    <w:p>
-      <w:pPr/>
-      <w:r>
-        <w:rPr>
-          <w:lang w:val="hi_IN" w:bidi="hi_IN"/>
-        </w:rPr>
-      </w:r>
-      <w:r>
-        <w:rPr>
-          <w:b/>
-          <w:lang w:val="hi_IN" w:bidi="hi_IN"/>
-        </w:rPr>
         <w:t>"जितने"</w:t>
       </w:r>
     </w:p>
@@ -12577,21 +10959,6 @@
           <w:b/>
           <w:lang w:val="hi_IN" w:bidi="hi_IN"/>
         </w:rPr>
-        <w:t>κριθῶσιν πάντες</w:t>
-      </w:r>
-    </w:p>
-    <w:p>
-      <w:pPr/>
-      <w:r>
-        <w:rPr>
-          <w:lang w:val="hi_IN" w:bidi="hi_IN"/>
-        </w:rPr>
-      </w:r>
-      <w:r>
-        <w:rPr>
-          <w:b/>
-          <w:lang w:val="hi_IN" w:bidi="hi_IN"/>
-        </w:rPr>
         <w:t xml:space="preserve">"जितने लोग" - "सब दण्ड पाएँ" </w:t>
       </w:r>
     </w:p>
@@ -12701,21 +11068,6 @@
           <w:b/>
           <w:lang w:val="hi_IN" w:bidi="hi_IN"/>
         </w:rPr>
-        <w:t>οἱ</w:t>
-      </w:r>
-    </w:p>
-    <w:p>
-      <w:pPr/>
-      <w:r>
-        <w:rPr>
-          <w:lang w:val="hi_IN" w:bidi="hi_IN"/>
-        </w:rPr>
-      </w:r>
-      <w:r>
-        <w:rPr>
-          <w:b/>
-          <w:lang w:val="hi_IN" w:bidi="hi_IN"/>
-        </w:rPr>
         <w:t>"जितने लोग"</w:t>
       </w:r>
     </w:p>
@@ -12812,21 +11164,6 @@
           <w:b/>
           <w:lang w:val="hi_IN" w:bidi="hi_IN"/>
         </w:rPr>
-        <w:t>οἱ μὴ πιστεύσαντες τῇ ἀληθείᾳ, ἀλλὰ εὐδοκήσαντες τῇ ἀδικίᾳ</w:t>
-      </w:r>
-    </w:p>
-    <w:p>
-      <w:pPr/>
-      <w:r>
-        <w:rPr>
-          <w:lang w:val="hi_IN" w:bidi="hi_IN"/>
-        </w:rPr>
-      </w:r>
-      <w:r>
-        <w:rPr>
-          <w:b/>
-          <w:lang w:val="hi_IN" w:bidi="hi_IN"/>
-        </w:rPr>
         <w:t>"जितने लोग सत्य पर विश्वास नहीं करते, वरन् अधर्म से प्रसन्न होते हैं"</w:t>
       </w:r>
     </w:p>
@@ -13013,21 +11350,6 @@
           <w:b/>
           <w:lang w:val="hi_IN" w:bidi="hi_IN"/>
         </w:rPr>
-        <w:t>δὲ</w:t>
-      </w:r>
-    </w:p>
-    <w:p>
-      <w:pPr/>
-      <w:r>
-        <w:rPr>
-          <w:lang w:val="hi_IN" w:bidi="hi_IN"/>
-        </w:rPr>
-      </w:r>
-      <w:r>
-        <w:rPr>
-          <w:b/>
-          <w:lang w:val="hi_IN" w:bidi="hi_IN"/>
-        </w:rPr>
         <w:t>"पर"</w:t>
       </w:r>
     </w:p>
@@ -13130,21 +11452,6 @@
           <w:b/>
           <w:lang w:val="hi_IN" w:bidi="hi_IN"/>
         </w:rPr>
-        <w:t>ἡμεῖς &amp; ὀφείλομεν εὐχαριστεῖν &amp; πάντοτε</w:t>
-      </w:r>
-    </w:p>
-    <w:p>
-      <w:pPr/>
-      <w:r>
-        <w:rPr>
-          <w:lang w:val="hi_IN" w:bidi="hi_IN"/>
-        </w:rPr>
-      </w:r>
-      <w:r>
-        <w:rPr>
-          <w:b/>
-          <w:lang w:val="hi_IN" w:bidi="hi_IN"/>
-        </w:rPr>
         <w:t>"हम"-"सदा परमेश्वर का धन्यवाद करते रहें"</w:t>
       </w:r>
     </w:p>
@@ -13241,21 +11548,6 @@
           <w:b/>
           <w:lang w:val="hi_IN" w:bidi="hi_IN"/>
         </w:rPr>
-        <w:t>ἡμεῖς &amp; ὀφείλομεν</w:t>
-      </w:r>
-    </w:p>
-    <w:p>
-      <w:pPr/>
-      <w:r>
-        <w:rPr>
-          <w:lang w:val="hi_IN" w:bidi="hi_IN"/>
-        </w:rPr>
-      </w:r>
-      <w:r>
-        <w:rPr>
-          <w:b/>
-          <w:lang w:val="hi_IN" w:bidi="hi_IN"/>
-        </w:rPr>
         <w:t>"चाहिए कि हम"</w:t>
       </w:r>
     </w:p>
@@ -13352,21 +11644,6 @@
           <w:b/>
           <w:lang w:val="hi_IN" w:bidi="hi_IN"/>
         </w:rPr>
-        <w:t>ἀδελφοὶ ἠγαπημένοι ὑπὸ Κυρίου</w:t>
-      </w:r>
-    </w:p>
-    <w:p>
-      <w:pPr/>
-      <w:r>
-        <w:rPr>
-          <w:lang w:val="hi_IN" w:bidi="hi_IN"/>
-        </w:rPr>
-      </w:r>
-      <w:r>
-        <w:rPr>
-          <w:b/>
-          <w:lang w:val="hi_IN" w:bidi="hi_IN"/>
-        </w:rPr>
         <w:t>"हे भाइयों, और प्रभु के प्रिय लोगों"</w:t>
       </w:r>
     </w:p>
@@ -13450,21 +11727,6 @@
           <w:b/>
           <w:lang w:val="hi_IN" w:bidi="hi_IN"/>
         </w:rPr>
-        <w:t>ἀδελφοὶ</w:t>
-      </w:r>
-    </w:p>
-    <w:p>
-      <w:pPr/>
-      <w:r>
-        <w:rPr>
-          <w:lang w:val="hi_IN" w:bidi="hi_IN"/>
-        </w:rPr>
-      </w:r>
-      <w:r>
-        <w:rPr>
-          <w:b/>
-          <w:lang w:val="hi_IN" w:bidi="hi_IN"/>
-        </w:rPr>
         <w:t>"भाइयों"</w:t>
       </w:r>
     </w:p>
@@ -13561,21 +11823,6 @@
           <w:b/>
           <w:lang w:val="hi_IN" w:bidi="hi_IN"/>
         </w:rPr>
-        <w:t>ἀπαρχὴν εἰς σωτηρίαν</w:t>
-      </w:r>
-    </w:p>
-    <w:p>
-      <w:pPr/>
-      <w:r>
-        <w:rPr>
-          <w:lang w:val="hi_IN" w:bidi="hi_IN"/>
-        </w:rPr>
-      </w:r>
-      <w:r>
-        <w:rPr>
-          <w:b/>
-          <w:lang w:val="hi_IN" w:bidi="hi_IN"/>
-        </w:rPr>
         <w:t>"आदि से तुम्हें चुन लिया कि"-"उद्धार पाओ"</w:t>
       </w:r>
     </w:p>
@@ -13698,21 +11945,6 @@
           <w:b/>
           <w:lang w:val="hi_IN" w:bidi="hi_IN"/>
         </w:rPr>
-        <w:t>ἀπαρχὴν εἰς σωτηρίαν ἐν ἁγιασμῷ Πνεύματος καὶ πίστει ἀληθείας</w:t>
-      </w:r>
-    </w:p>
-    <w:p>
-      <w:pPr/>
-      <w:r>
-        <w:rPr>
-          <w:lang w:val="hi_IN" w:bidi="hi_IN"/>
-        </w:rPr>
-      </w:r>
-      <w:r>
-        <w:rPr>
-          <w:b/>
-          <w:lang w:val="hi_IN" w:bidi="hi_IN"/>
-        </w:rPr>
         <w:t>"आदि से... कि आत्मा के द्वारा पवित्र बनकर, और सत्य पर विश्वास करके उद्धार पाओ"</w:t>
       </w:r>
     </w:p>
@@ -13848,21 +12080,6 @@
           <w:b/>
           <w:lang w:val="hi_IN" w:bidi="hi_IN"/>
         </w:rPr>
-        <w:t>διὰ τοῦ εὐαγγελίου ἡμῶν</w:t>
-      </w:r>
-    </w:p>
-    <w:p>
-      <w:pPr/>
-      <w:r>
-        <w:rPr>
-          <w:lang w:val="hi_IN" w:bidi="hi_IN"/>
-        </w:rPr>
-      </w:r>
-      <w:r>
-        <w:rPr>
-          <w:b/>
-          <w:lang w:val="hi_IN" w:bidi="hi_IN"/>
-        </w:rPr>
         <w:t>"हमारे सुसमाचार के द्वारा"</w:t>
       </w:r>
     </w:p>
@@ -13959,21 +12176,6 @@
           <w:b/>
           <w:lang w:val="hi_IN" w:bidi="hi_IN"/>
         </w:rPr>
-        <w:t>εἰς περιποίησιν δόξης τοῦ Κυρίου ἡμῶν, Ἰησοῦ Χριστοῦ</w:t>
-      </w:r>
-    </w:p>
-    <w:p>
-      <w:pPr/>
-      <w:r>
-        <w:rPr>
-          <w:lang w:val="hi_IN" w:bidi="hi_IN"/>
-        </w:rPr>
-      </w:r>
-      <w:r>
-        <w:rPr>
-          <w:b/>
-          <w:lang w:val="hi_IN" w:bidi="hi_IN"/>
-        </w:rPr>
         <w:t>"हमारे प्रभु यीशु मसीह की महिमा को प्राप्त करो"</w:t>
       </w:r>
     </w:p>
@@ -14070,21 +12272,6 @@
           <w:b/>
           <w:lang w:val="hi_IN" w:bidi="hi_IN"/>
         </w:rPr>
-        <w:t>εἰς περιποίησιν δόξης τοῦ Κυρίου ἡμῶν</w:t>
-      </w:r>
-    </w:p>
-    <w:p>
-      <w:pPr/>
-      <w:r>
-        <w:rPr>
-          <w:lang w:val="hi_IN" w:bidi="hi_IN"/>
-        </w:rPr>
-      </w:r>
-      <w:r>
-        <w:rPr>
-          <w:b/>
-          <w:lang w:val="hi_IN" w:bidi="hi_IN"/>
-        </w:rPr>
         <w:t>"हमारे प्रभु"-"की महिमा को प्राप्त करने के लिए"</w:t>
       </w:r>
     </w:p>
@@ -14181,21 +12368,6 @@
           <w:b/>
           <w:lang w:val="hi_IN" w:bidi="hi_IN"/>
         </w:rPr>
-        <w:t>ἄρα οὖν</w:t>
-      </w:r>
-    </w:p>
-    <w:p>
-      <w:pPr/>
-      <w:r>
-        <w:rPr>
-          <w:lang w:val="hi_IN" w:bidi="hi_IN"/>
-        </w:rPr>
-      </w:r>
-      <w:r>
-        <w:rPr>
-          <w:b/>
-          <w:lang w:val="hi_IN" w:bidi="hi_IN"/>
-        </w:rPr>
         <w:t>"इसलिए"</w:t>
       </w:r>
     </w:p>
@@ -14292,21 +12464,6 @@
           <w:b/>
           <w:lang w:val="hi_IN" w:bidi="hi_IN"/>
         </w:rPr>
-        <w:t>ἀδελφοί</w:t>
-      </w:r>
-    </w:p>
-    <w:p>
-      <w:pPr/>
-      <w:r>
-        <w:rPr>
-          <w:lang w:val="hi_IN" w:bidi="hi_IN"/>
-        </w:rPr>
-      </w:r>
-      <w:r>
-        <w:rPr>
-          <w:b/>
-          <w:lang w:val="hi_IN" w:bidi="hi_IN"/>
-        </w:rPr>
         <w:t>"भाइयों"</w:t>
       </w:r>
     </w:p>
@@ -14403,21 +12560,6 @@
           <w:b/>
           <w:lang w:val="hi_IN" w:bidi="hi_IN"/>
         </w:rPr>
-        <w:t>στήκετε</w:t>
-      </w:r>
-    </w:p>
-    <w:p>
-      <w:pPr/>
-      <w:r>
-        <w:rPr>
-          <w:lang w:val="hi_IN" w:bidi="hi_IN"/>
-        </w:rPr>
-      </w:r>
-      <w:r>
-        <w:rPr>
-          <w:b/>
-          <w:lang w:val="hi_IN" w:bidi="hi_IN"/>
-        </w:rPr>
         <w:t>"स्थिर रहो"</w:t>
       </w:r>
     </w:p>
@@ -14514,21 +12656,6 @@
           <w:b/>
           <w:lang w:val="hi_IN" w:bidi="hi_IN"/>
         </w:rPr>
-        <w:t>κρατεῖτε τὰς παραδόσεις</w:t>
-      </w:r>
-    </w:p>
-    <w:p>
-      <w:pPr/>
-      <w:r>
-        <w:rPr>
-          <w:lang w:val="hi_IN" w:bidi="hi_IN"/>
-        </w:rPr>
-      </w:r>
-      <w:r>
-        <w:rPr>
-          <w:b/>
-          <w:lang w:val="hi_IN" w:bidi="hi_IN"/>
-        </w:rPr>
         <w:t>"जो शिक्षा"-"उन्हें थामे रहो"</w:t>
       </w:r>
     </w:p>
@@ -14651,21 +12778,6 @@
           <w:b/>
           <w:lang w:val="hi_IN" w:bidi="hi_IN"/>
         </w:rPr>
-        <w:t>στήκετε καὶ κρατεῖτε</w:t>
-      </w:r>
-    </w:p>
-    <w:p>
-      <w:pPr/>
-      <w:r>
-        <w:rPr>
-          <w:lang w:val="hi_IN" w:bidi="hi_IN"/>
-        </w:rPr>
-      </w:r>
-      <w:r>
-        <w:rPr>
-          <w:b/>
-          <w:lang w:val="hi_IN" w:bidi="hi_IN"/>
-        </w:rPr>
         <w:t>"स्थिर रहो" - "थामे रहो"</w:t>
       </w:r>
     </w:p>
@@ -14749,21 +12861,6 @@
           <w:b/>
           <w:lang w:val="hi_IN" w:bidi="hi_IN"/>
         </w:rPr>
-        <w:t>ἐδιδάχθητε</w:t>
-      </w:r>
-    </w:p>
-    <w:p>
-      <w:pPr/>
-      <w:r>
-        <w:rPr>
-          <w:lang w:val="hi_IN" w:bidi="hi_IN"/>
-        </w:rPr>
-      </w:r>
-      <w:r>
-        <w:rPr>
-          <w:b/>
-          <w:lang w:val="hi_IN" w:bidi="hi_IN"/>
-        </w:rPr>
         <w:t xml:space="preserve">"जो शिक्षा"-"प्राप्त किया है" </w:t>
       </w:r>
     </w:p>
@@ -14847,21 +12944,6 @@
           <w:b/>
           <w:lang w:val="hi_IN" w:bidi="hi_IN"/>
         </w:rPr>
-        <w:t>διὰ λόγου</w:t>
-      </w:r>
-    </w:p>
-    <w:p>
-      <w:pPr/>
-      <w:r>
-        <w:rPr>
-          <w:lang w:val="hi_IN" w:bidi="hi_IN"/>
-        </w:rPr>
-      </w:r>
-      <w:r>
-        <w:rPr>
-          <w:b/>
-          <w:lang w:val="hi_IN" w:bidi="hi_IN"/>
-        </w:rPr>
         <w:t>"</w:t>
       </w:r>
       <w:r>
@@ -14972,21 +13054,6 @@
           <w:b/>
           <w:lang w:val="hi_IN" w:bidi="hi_IN"/>
         </w:rPr>
-        <w:t>δι’ ἐπιστολῆς ἡμῶν</w:t>
-      </w:r>
-    </w:p>
-    <w:p>
-      <w:pPr/>
-      <w:r>
-        <w:rPr>
-          <w:lang w:val="hi_IN" w:bidi="hi_IN"/>
-        </w:rPr>
-      </w:r>
-      <w:r>
-        <w:rPr>
-          <w:b/>
-          <w:lang w:val="hi_IN" w:bidi="hi_IN"/>
-        </w:rPr>
         <w:t>"हमारे"-" पत्र के द्वारा"</w:t>
       </w:r>
     </w:p>
@@ -15083,21 +13150,6 @@
           <w:b/>
           <w:lang w:val="hi_IN" w:bidi="hi_IN"/>
         </w:rPr>
-        <w:t>δὲ</w:t>
-      </w:r>
-    </w:p>
-    <w:p>
-      <w:pPr/>
-      <w:r>
-        <w:rPr>
-          <w:lang w:val="hi_IN" w:bidi="hi_IN"/>
-        </w:rPr>
-      </w:r>
-      <w:r>
-        <w:rPr>
-          <w:b/>
-          <w:lang w:val="hi_IN" w:bidi="hi_IN"/>
-        </w:rPr>
         <w:t>"अब"</w:t>
       </w:r>
     </w:p>
@@ -15194,21 +13246,6 @@
           <w:b/>
           <w:lang w:val="hi_IN" w:bidi="hi_IN"/>
         </w:rPr>
-        <w:t>αὐτὸς δὲ ὁ Κύριος ἡμῶν, Ἰησοῦς Χριστὸς, καὶ ὁ Θεὸς ὁ Πατὴρ ἡμῶν</w:t>
-      </w:r>
-    </w:p>
-    <w:p>
-      <w:pPr/>
-      <w:r>
-        <w:rPr>
-          <w:lang w:val="hi_IN" w:bidi="hi_IN"/>
-        </w:rPr>
-      </w:r>
-      <w:r>
-        <w:rPr>
-          <w:b/>
-          <w:lang w:val="hi_IN" w:bidi="hi_IN"/>
-        </w:rPr>
         <w:t>"हमारा प्रभु यीशु मसीह आप ही, और हमारा पिता परमेश्वर"</w:t>
       </w:r>
     </w:p>
@@ -15305,21 +13342,6 @@
           <w:b/>
           <w:lang w:val="hi_IN" w:bidi="hi_IN"/>
         </w:rPr>
-        <w:t>ἡμῶν &amp; ἡμῶν &amp; ἡμᾶς</w:t>
-      </w:r>
-    </w:p>
-    <w:p>
-      <w:pPr/>
-      <w:r>
-        <w:rPr>
-          <w:lang w:val="hi_IN" w:bidi="hi_IN"/>
-        </w:rPr>
-      </w:r>
-      <w:r>
-        <w:rPr>
-          <w:b/>
-          <w:lang w:val="hi_IN" w:bidi="hi_IN"/>
-        </w:rPr>
         <w:t>"हमारा"</w:t>
       </w:r>
       <w:r>
@@ -15455,21 +13477,6 @@
           <w:b/>
           <w:lang w:val="hi_IN" w:bidi="hi_IN"/>
         </w:rPr>
-        <w:t>αὐτὸς &amp; Κύριος ἡμῶν, Ἰησοῦς Χριστὸς</w:t>
-      </w:r>
-    </w:p>
-    <w:p>
-      <w:pPr/>
-      <w:r>
-        <w:rPr>
-          <w:lang w:val="hi_IN" w:bidi="hi_IN"/>
-        </w:rPr>
-      </w:r>
-      <w:r>
-        <w:rPr>
-          <w:b/>
-          <w:lang w:val="hi_IN" w:bidi="hi_IN"/>
-        </w:rPr>
         <w:t>"हमारा प्रभु यीशु मसीह आप ही"</w:t>
       </w:r>
     </w:p>
@@ -15579,21 +13586,6 @@
           <w:b/>
           <w:lang w:val="hi_IN" w:bidi="hi_IN"/>
         </w:rPr>
-        <w:t>δοὺς παράκλησιν αἰωνίαν, καὶ ἐλπίδα ἀγαθὴν</w:t>
-      </w:r>
-    </w:p>
-    <w:p>
-      <w:pPr/>
-      <w:r>
-        <w:rPr>
-          <w:lang w:val="hi_IN" w:bidi="hi_IN"/>
-        </w:rPr>
-      </w:r>
-      <w:r>
-        <w:rPr>
-          <w:b/>
-          <w:lang w:val="hi_IN" w:bidi="hi_IN"/>
-        </w:rPr>
         <w:t>"अनन्त शान्ति और उत्तम आशा दी है"</w:t>
       </w:r>
     </w:p>
@@ -15703,21 +13695,6 @@
           <w:b/>
           <w:lang w:val="hi_IN" w:bidi="hi_IN"/>
         </w:rPr>
-        <w:t>ἐν χάριτι</w:t>
-      </w:r>
-    </w:p>
-    <w:p>
-      <w:pPr/>
-      <w:r>
-        <w:rPr>
-          <w:lang w:val="hi_IN" w:bidi="hi_IN"/>
-        </w:rPr>
-      </w:r>
-      <w:r>
-        <w:rPr>
-          <w:b/>
-          <w:lang w:val="hi_IN" w:bidi="hi_IN"/>
-        </w:rPr>
         <w:t>"अनुग्रह से"</w:t>
       </w:r>
     </w:p>
@@ -15814,21 +13791,6 @@
           <w:b/>
           <w:lang w:val="hi_IN" w:bidi="hi_IN"/>
         </w:rPr>
-        <w:t>παρακαλέσαι ὑμῶν τὰς καρδίας, καὶ στηρίξαι</w:t>
-      </w:r>
-    </w:p>
-    <w:p>
-      <w:pPr/>
-      <w:r>
-        <w:rPr>
-          <w:lang w:val="hi_IN" w:bidi="hi_IN"/>
-        </w:rPr>
-      </w:r>
-      <w:r>
-        <w:rPr>
-          <w:b/>
-          <w:lang w:val="hi_IN" w:bidi="hi_IN"/>
-        </w:rPr>
         <w:t>"तुम्हारे मनों में शान्ति दे, और" - "दृढ़ करे"</w:t>
       </w:r>
       <w:r>
@@ -15944,21 +13906,6 @@
           <w:b/>
           <w:lang w:val="hi_IN" w:bidi="hi_IN"/>
         </w:rPr>
-        <w:t>ἐν παντὶ ἔργῳ καὶ λόγῳ ἀγαθῷ</w:t>
-      </w:r>
-    </w:p>
-    <w:p>
-      <w:pPr/>
-      <w:r>
-        <w:rPr>
-          <w:lang w:val="hi_IN" w:bidi="hi_IN"/>
-        </w:rPr>
-      </w:r>
-      <w:r>
-        <w:rPr>
-          <w:b/>
-          <w:lang w:val="hi_IN" w:bidi="hi_IN"/>
-        </w:rPr>
         <w:t>"हर एक अच्छे काम, और वचन में"</w:t>
       </w:r>
     </w:p>
@@ -16132,21 +14079,6 @@
           <w:b/>
           <w:lang w:val="hi_IN" w:bidi="hi_IN"/>
         </w:rPr>
-        <w:t>τὸ λοιπὸν</w:t>
-      </w:r>
-    </w:p>
-    <w:p>
-      <w:pPr/>
-      <w:r>
-        <w:rPr>
-          <w:lang w:val="hi_IN" w:bidi="hi_IN"/>
-        </w:rPr>
-      </w:r>
-      <w:r>
-        <w:rPr>
-          <w:b/>
-          <w:lang w:val="hi_IN" w:bidi="hi_IN"/>
-        </w:rPr>
         <w:t>"</w:t>
       </w:r>
       <w:r>
@@ -16270,21 +14202,6 @@
           <w:b/>
           <w:lang w:val="hi_IN" w:bidi="hi_IN"/>
         </w:rPr>
-        <w:t>ἀδελφοί</w:t>
-      </w:r>
-    </w:p>
-    <w:p>
-      <w:pPr/>
-      <w:r>
-        <w:rPr>
-          <w:lang w:val="hi_IN" w:bidi="hi_IN"/>
-        </w:rPr>
-      </w:r>
-      <w:r>
-        <w:rPr>
-          <w:b/>
-          <w:lang w:val="hi_IN" w:bidi="hi_IN"/>
-        </w:rPr>
         <w:t>"भाइयों"</w:t>
       </w:r>
     </w:p>
@@ -16381,21 +14298,6 @@
           <w:b/>
           <w:lang w:val="hi_IN" w:bidi="hi_IN"/>
         </w:rPr>
-        <w:t>ἡμῶν</w:t>
-      </w:r>
-    </w:p>
-    <w:p>
-      <w:pPr/>
-      <w:r>
-        <w:rPr>
-          <w:lang w:val="hi_IN" w:bidi="hi_IN"/>
-        </w:rPr>
-      </w:r>
-      <w:r>
-        <w:rPr>
-          <w:b/>
-          <w:lang w:val="hi_IN" w:bidi="hi_IN"/>
-        </w:rPr>
         <w:t>"हमारे"</w:t>
       </w:r>
     </w:p>
@@ -16492,21 +14394,6 @@
           <w:b/>
           <w:lang w:val="hi_IN" w:bidi="hi_IN"/>
         </w:rPr>
-        <w:t>τρέχῃ</w:t>
-      </w:r>
-    </w:p>
-    <w:p>
-      <w:pPr/>
-      <w:r>
-        <w:rPr>
-          <w:lang w:val="hi_IN" w:bidi="hi_IN"/>
-        </w:rPr>
-      </w:r>
-      <w:r>
-        <w:rPr>
-          <w:b/>
-          <w:lang w:val="hi_IN" w:bidi="hi_IN"/>
-        </w:rPr>
         <w:t>"फैले"</w:t>
       </w:r>
     </w:p>
@@ -16603,21 +14490,6 @@
           <w:b/>
           <w:lang w:val="hi_IN" w:bidi="hi_IN"/>
         </w:rPr>
-        <w:t>καὶ δοξάζηται</w:t>
-      </w:r>
-    </w:p>
-    <w:p>
-      <w:pPr/>
-      <w:r>
-        <w:rPr>
-          <w:lang w:val="hi_IN" w:bidi="hi_IN"/>
-        </w:rPr>
-      </w:r>
-      <w:r>
-        <w:rPr>
-          <w:b/>
-          <w:lang w:val="hi_IN" w:bidi="hi_IN"/>
-        </w:rPr>
         <w:t>"और महिमा पाए"</w:t>
       </w:r>
     </w:p>
@@ -16701,21 +14573,6 @@
           <w:b/>
           <w:lang w:val="hi_IN" w:bidi="hi_IN"/>
         </w:rPr>
-        <w:t>καθὼς καὶ πρὸς ὑμᾶς</w:t>
-      </w:r>
-    </w:p>
-    <w:p>
-      <w:pPr/>
-      <w:r>
-        <w:rPr>
-          <w:lang w:val="hi_IN" w:bidi="hi_IN"/>
-        </w:rPr>
-      </w:r>
-      <w:r>
-        <w:rPr>
-          <w:b/>
-          <w:lang w:val="hi_IN" w:bidi="hi_IN"/>
-        </w:rPr>
         <w:t>"जैसा तुम में हुआ"</w:t>
       </w:r>
     </w:p>
@@ -16799,21 +14656,6 @@
           <w:b/>
           <w:lang w:val="hi_IN" w:bidi="hi_IN"/>
         </w:rPr>
-        <w:t>ῥυσθῶμεν</w:t>
-      </w:r>
-    </w:p>
-    <w:p>
-      <w:pPr/>
-      <w:r>
-        <w:rPr>
-          <w:lang w:val="hi_IN" w:bidi="hi_IN"/>
-        </w:rPr>
-      </w:r>
-      <w:r>
-        <w:rPr>
-          <w:b/>
-          <w:lang w:val="hi_IN" w:bidi="hi_IN"/>
-        </w:rPr>
         <w:t xml:space="preserve">"हम" - "बचे रहें" </w:t>
       </w:r>
     </w:p>
@@ -16897,21 +14739,6 @@
           <w:b/>
           <w:lang w:val="hi_IN" w:bidi="hi_IN"/>
         </w:rPr>
-        <w:t>ἀτόπων καὶ πονηρῶν</w:t>
-      </w:r>
-    </w:p>
-    <w:p>
-      <w:pPr/>
-      <w:r>
-        <w:rPr>
-          <w:lang w:val="hi_IN" w:bidi="hi_IN"/>
-        </w:rPr>
-      </w:r>
-      <w:r>
-        <w:rPr>
-          <w:b/>
-          <w:lang w:val="hi_IN" w:bidi="hi_IN"/>
-        </w:rPr>
         <w:t>"टेढ़े और दुष्ट"</w:t>
       </w:r>
     </w:p>
@@ -17021,21 +14848,6 @@
           <w:b/>
           <w:lang w:val="hi_IN" w:bidi="hi_IN"/>
         </w:rPr>
-        <w:t>οὐ γὰρ πάντων ἡ πίστις</w:t>
-      </w:r>
-    </w:p>
-    <w:p>
-      <w:pPr/>
-      <w:r>
-        <w:rPr>
-          <w:lang w:val="hi_IN" w:bidi="hi_IN"/>
-        </w:rPr>
-      </w:r>
-      <w:r>
-        <w:rPr>
-          <w:b/>
-          <w:lang w:val="hi_IN" w:bidi="hi_IN"/>
-        </w:rPr>
         <w:t>"क्योंकि हर एक में विश्वास नहीं"</w:t>
       </w:r>
     </w:p>
@@ -17132,21 +14944,6 @@
           <w:b/>
           <w:lang w:val="hi_IN" w:bidi="hi_IN"/>
         </w:rPr>
-        <w:t>ἡ πίστις</w:t>
-      </w:r>
-    </w:p>
-    <w:p>
-      <w:pPr/>
-      <w:r>
-        <w:rPr>
-          <w:lang w:val="hi_IN" w:bidi="hi_IN"/>
-        </w:rPr>
-      </w:r>
-      <w:r>
-        <w:rPr>
-          <w:b/>
-          <w:lang w:val="hi_IN" w:bidi="hi_IN"/>
-        </w:rPr>
         <w:t>"विश्वास"</w:t>
       </w:r>
     </w:p>
@@ -17243,21 +15040,6 @@
           <w:b/>
           <w:lang w:val="hi_IN" w:bidi="hi_IN"/>
         </w:rPr>
-        <w:t>ὃς στηρίξει</w:t>
-      </w:r>
-    </w:p>
-    <w:p>
-      <w:pPr/>
-      <w:r>
-        <w:rPr>
-          <w:lang w:val="hi_IN" w:bidi="hi_IN"/>
-        </w:rPr>
-      </w:r>
-      <w:r>
-        <w:rPr>
-          <w:b/>
-          <w:lang w:val="hi_IN" w:bidi="hi_IN"/>
-        </w:rPr>
         <w:t>"वह"-"स्थिर करेगा"</w:t>
       </w:r>
     </w:p>
@@ -17354,21 +15136,6 @@
           <w:b/>
           <w:lang w:val="hi_IN" w:bidi="hi_IN"/>
         </w:rPr>
-        <w:t>τοῦ πονηροῦ</w:t>
-      </w:r>
-    </w:p>
-    <w:p>
-      <w:pPr/>
-      <w:r>
-        <w:rPr>
-          <w:lang w:val="hi_IN" w:bidi="hi_IN"/>
-        </w:rPr>
-      </w:r>
-      <w:r>
-        <w:rPr>
-          <w:b/>
-          <w:lang w:val="hi_IN" w:bidi="hi_IN"/>
-        </w:rPr>
         <w:t>"दुष्ट"</w:t>
       </w:r>
     </w:p>
@@ -17432,21 +15199,6 @@
           <w:b/>
           <w:lang w:val="hi_IN" w:bidi="hi_IN"/>
         </w:rPr>
-        <w:t>πεποίθαμεν δὲ</w:t>
-      </w:r>
-    </w:p>
-    <w:p>
-      <w:pPr/>
-      <w:r>
-        <w:rPr>
-          <w:lang w:val="hi_IN" w:bidi="hi_IN"/>
-        </w:rPr>
-      </w:r>
-      <w:r>
-        <w:rPr>
-          <w:b/>
-          <w:lang w:val="hi_IN" w:bidi="hi_IN"/>
-        </w:rPr>
         <w:t>"हमें"-"भरोसा है"</w:t>
       </w:r>
     </w:p>
@@ -17543,21 +15295,6 @@
           <w:b/>
           <w:lang w:val="hi_IN" w:bidi="hi_IN"/>
         </w:rPr>
-        <w:t>πεποίθαμεν δὲ ἐν Κυρίῳ ἐφ’ ὑμᾶς</w:t>
-      </w:r>
-    </w:p>
-    <w:p>
-      <w:pPr/>
-      <w:r>
-        <w:rPr>
-          <w:lang w:val="hi_IN" w:bidi="hi_IN"/>
-        </w:rPr>
-      </w:r>
-      <w:r>
-        <w:rPr>
-          <w:b/>
-          <w:lang w:val="hi_IN" w:bidi="hi_IN"/>
-        </w:rPr>
         <w:t>"हमें प्रभु में तुम्हारे ऊपर भरोसा है"</w:t>
       </w:r>
     </w:p>
@@ -17641,21 +15378,6 @@
           <w:b/>
           <w:lang w:val="hi_IN" w:bidi="hi_IN"/>
         </w:rPr>
-        <w:t>ὁ &amp; Κύριος κατευθύναι ὑμῶν τὰς καρδίας εἰς τὴν ἀγάπην τοῦ Θεοῦ, καὶ εἰς τὴν ὑπομονὴν τοῦ Χριστοῦ</w:t>
-      </w:r>
-    </w:p>
-    <w:p>
-      <w:pPr/>
-      <w:r>
-        <w:rPr>
-          <w:lang w:val="hi_IN" w:bidi="hi_IN"/>
-        </w:rPr>
-      </w:r>
-      <w:r>
-        <w:rPr>
-          <w:b/>
-          <w:lang w:val="hi_IN" w:bidi="hi_IN"/>
-        </w:rPr>
         <w:t>"परमेश्वर के प्रेम और मसीह के धीरज की ओर प्रभु तुम्हारे मन की अगुआई करे"</w:t>
       </w:r>
     </w:p>
@@ -17778,21 +15500,6 @@
           <w:b/>
           <w:lang w:val="hi_IN" w:bidi="hi_IN"/>
         </w:rPr>
-        <w:t>εἰς τὴν ἀγάπην τοῦ Θεοῦ, καὶ εἰς τὴν ὑπομονὴν τοῦ Χριστοῦ</w:t>
-      </w:r>
-    </w:p>
-    <w:p>
-      <w:pPr/>
-      <w:r>
-        <w:rPr>
-          <w:lang w:val="hi_IN" w:bidi="hi_IN"/>
-        </w:rPr>
-      </w:r>
-      <w:r>
-        <w:rPr>
-          <w:b/>
-          <w:lang w:val="hi_IN" w:bidi="hi_IN"/>
-        </w:rPr>
         <w:t>"परमेश्वर के प्रेम और मसीह के धीरज की ओर"</w:t>
       </w:r>
     </w:p>
@@ -17902,21 +15609,6 @@
           <w:b/>
           <w:lang w:val="hi_IN" w:bidi="hi_IN"/>
         </w:rPr>
-        <w:t>εἰς τὴν ἀγάπην τοῦ Θεοῦ, καὶ εἰς τὴν ὑπομονὴν τοῦ Χριστοῦ</w:t>
-      </w:r>
-    </w:p>
-    <w:p>
-      <w:pPr/>
-      <w:r>
-        <w:rPr>
-          <w:lang w:val="hi_IN" w:bidi="hi_IN"/>
-        </w:rPr>
-      </w:r>
-      <w:r>
-        <w:rPr>
-          <w:b/>
-          <w:lang w:val="hi_IN" w:bidi="hi_IN"/>
-        </w:rPr>
         <w:t>"परमेश्वर के प्रेम और मसीह के धीरज की ओर"</w:t>
       </w:r>
     </w:p>
@@ -18013,21 +15705,6 @@
           <w:b/>
           <w:lang w:val="hi_IN" w:bidi="hi_IN"/>
         </w:rPr>
-        <w:t>εἰς τὴν ὑπομονὴν τοῦ Χριστοῦ</w:t>
-      </w:r>
-    </w:p>
-    <w:p>
-      <w:pPr/>
-      <w:r>
-        <w:rPr>
-          <w:lang w:val="hi_IN" w:bidi="hi_IN"/>
-        </w:rPr>
-      </w:r>
-      <w:r>
-        <w:rPr>
-          <w:b/>
-          <w:lang w:val="hi_IN" w:bidi="hi_IN"/>
-        </w:rPr>
         <w:t>"मसीह के धीरज की ओर"</w:t>
       </w:r>
     </w:p>
@@ -18201,21 +15878,6 @@
           <w:b/>
           <w:lang w:val="hi_IN" w:bidi="hi_IN"/>
         </w:rPr>
-        <w:t>δὲ</w:t>
-      </w:r>
-    </w:p>
-    <w:p>
-      <w:pPr/>
-      <w:r>
-        <w:rPr>
-          <w:lang w:val="hi_IN" w:bidi="hi_IN"/>
-        </w:rPr>
-      </w:r>
-      <w:r>
-        <w:rPr>
-          <w:b/>
-          <w:lang w:val="hi_IN" w:bidi="hi_IN"/>
-        </w:rPr>
         <w:t>"अब"</w:t>
       </w:r>
     </w:p>
@@ -18312,21 +15974,6 @@
           <w:b/>
           <w:lang w:val="hi_IN" w:bidi="hi_IN"/>
         </w:rPr>
-        <w:t>ἀδελφοί &amp; ἀδελφοῦ</w:t>
-      </w:r>
-    </w:p>
-    <w:p>
-      <w:pPr/>
-      <w:r>
-        <w:rPr>
-          <w:lang w:val="hi_IN" w:bidi="hi_IN"/>
-        </w:rPr>
-      </w:r>
-      <w:r>
-        <w:rPr>
-          <w:b/>
-          <w:lang w:val="hi_IN" w:bidi="hi_IN"/>
-        </w:rPr>
         <w:t>"भाइयों,"</w:t>
       </w:r>
       <w:r>
@@ -18449,21 +16096,6 @@
           <w:b/>
           <w:lang w:val="hi_IN" w:bidi="hi_IN"/>
         </w:rPr>
-        <w:t>ἐν ὀνόματι τοῦ Κυρίου ἡμῶν, Ἰησοῦ Χριστοῦ</w:t>
-      </w:r>
-    </w:p>
-    <w:p>
-      <w:pPr/>
-      <w:r>
-        <w:rPr>
-          <w:lang w:val="hi_IN" w:bidi="hi_IN"/>
-        </w:rPr>
-      </w:r>
-      <w:r>
-        <w:rPr>
-          <w:b/>
-          <w:lang w:val="hi_IN" w:bidi="hi_IN"/>
-        </w:rPr>
         <w:t>"अपने प्रभु यीशु मसीह के नाम से"</w:t>
       </w:r>
     </w:p>
@@ -18560,21 +16192,6 @@
           <w:b/>
           <w:lang w:val="hi_IN" w:bidi="hi_IN"/>
         </w:rPr>
-        <w:t>ἡμῶν</w:t>
-      </w:r>
-    </w:p>
-    <w:p>
-      <w:pPr/>
-      <w:r>
-        <w:rPr>
-          <w:lang w:val="hi_IN" w:bidi="hi_IN"/>
-        </w:rPr>
-      </w:r>
-      <w:r>
-        <w:rPr>
-          <w:b/>
-          <w:lang w:val="hi_IN" w:bidi="hi_IN"/>
-        </w:rPr>
         <w:t>"अपने"</w:t>
       </w:r>
     </w:p>
@@ -18671,21 +16288,6 @@
           <w:b/>
           <w:lang w:val="hi_IN" w:bidi="hi_IN"/>
         </w:rPr>
-        <w:t>ἀτάκτως περιπατοῦντος</w:t>
-      </w:r>
-    </w:p>
-    <w:p>
-      <w:pPr/>
-      <w:r>
-        <w:rPr>
-          <w:lang w:val="hi_IN" w:bidi="hi_IN"/>
-        </w:rPr>
-      </w:r>
-      <w:r>
-        <w:rPr>
-          <w:b/>
-          <w:lang w:val="hi_IN" w:bidi="hi_IN"/>
-        </w:rPr>
         <w:t>"आलस्य में रहता है"</w:t>
       </w:r>
     </w:p>
@@ -18795,21 +16397,6 @@
           <w:b/>
           <w:lang w:val="hi_IN" w:bidi="hi_IN"/>
         </w:rPr>
-        <w:t>τὴν παράδοσιν</w:t>
-      </w:r>
-    </w:p>
-    <w:p>
-      <w:pPr/>
-      <w:r>
-        <w:rPr>
-          <w:lang w:val="hi_IN" w:bidi="hi_IN"/>
-        </w:rPr>
-      </w:r>
-      <w:r>
-        <w:rPr>
-          <w:b/>
-          <w:lang w:val="hi_IN" w:bidi="hi_IN"/>
-        </w:rPr>
         <w:t>"शिक्षा"</w:t>
       </w:r>
     </w:p>
@@ -18912,21 +16499,6 @@
           <w:b/>
           <w:lang w:val="hi_IN" w:bidi="hi_IN"/>
         </w:rPr>
-        <w:t>μιμεῖσθαι ἡμᾶς</w:t>
-      </w:r>
-    </w:p>
-    <w:p>
-      <w:pPr/>
-      <w:r>
-        <w:rPr>
-          <w:lang w:val="hi_IN" w:bidi="hi_IN"/>
-        </w:rPr>
-      </w:r>
-      <w:r>
-        <w:rPr>
-          <w:b/>
-          <w:lang w:val="hi_IN" w:bidi="hi_IN"/>
-        </w:rPr>
         <w:t>"हमारी सी चाल चलनी चाहिए"</w:t>
       </w:r>
     </w:p>
@@ -19023,21 +16595,6 @@
           <w:b/>
           <w:lang w:val="hi_IN" w:bidi="hi_IN"/>
         </w:rPr>
-        <w:t>οὐκ ἠτακτήσαμεν ἐν ὑμῖν</w:t>
-      </w:r>
-    </w:p>
-    <w:p>
-      <w:pPr/>
-      <w:r>
-        <w:rPr>
-          <w:lang w:val="hi_IN" w:bidi="hi_IN"/>
-        </w:rPr>
-      </w:r>
-      <w:r>
-        <w:rPr>
-          <w:b/>
-          <w:lang w:val="hi_IN" w:bidi="hi_IN"/>
-        </w:rPr>
         <w:t>"हम तुम्हारे बीच में आलसी तरीके से न चले"</w:t>
       </w:r>
     </w:p>
@@ -19121,21 +16678,6 @@
           <w:b/>
           <w:lang w:val="hi_IN" w:bidi="hi_IN"/>
         </w:rPr>
-        <w:t>ἄρτον</w:t>
-      </w:r>
-    </w:p>
-    <w:p>
-      <w:pPr/>
-      <w:r>
-        <w:rPr>
-          <w:lang w:val="hi_IN" w:bidi="hi_IN"/>
-        </w:rPr>
-      </w:r>
-      <w:r>
-        <w:rPr>
-          <w:b/>
-          <w:lang w:val="hi_IN" w:bidi="hi_IN"/>
-        </w:rPr>
         <w:t>"रोटी"</w:t>
       </w:r>
     </w:p>
@@ -19245,21 +16787,6 @@
           <w:b/>
           <w:lang w:val="hi_IN" w:bidi="hi_IN"/>
         </w:rPr>
-        <w:t>νυκτὸς καὶ ἡμέρας ἐργαζόμενοι</w:t>
-      </w:r>
-    </w:p>
-    <w:p>
-      <w:pPr/>
-      <w:r>
-        <w:rPr>
-          <w:lang w:val="hi_IN" w:bidi="hi_IN"/>
-        </w:rPr>
-      </w:r>
-      <w:r>
-        <w:rPr>
-          <w:b/>
-          <w:lang w:val="hi_IN" w:bidi="hi_IN"/>
-        </w:rPr>
         <w:t>"रात दिन काम"-"करते थे"</w:t>
       </w:r>
     </w:p>
@@ -19356,21 +16883,6 @@
           <w:b/>
           <w:lang w:val="hi_IN" w:bidi="hi_IN"/>
         </w:rPr>
-        <w:t>ἐν κόπῳ καὶ μόχθῳ</w:t>
-      </w:r>
-    </w:p>
-    <w:p>
-      <w:pPr/>
-      <w:r>
-        <w:rPr>
-          <w:lang w:val="hi_IN" w:bidi="hi_IN"/>
-        </w:rPr>
-      </w:r>
-      <w:r>
-        <w:rPr>
-          <w:b/>
-          <w:lang w:val="hi_IN" w:bidi="hi_IN"/>
-        </w:rPr>
         <w:t>"परिश्रम और कष्ट से"</w:t>
       </w:r>
     </w:p>
@@ -19480,21 +16992,6 @@
           <w:b/>
           <w:lang w:val="hi_IN" w:bidi="hi_IN"/>
         </w:rPr>
-        <w:t>οὐχ ὅτι οὐκ ἔχομεν ἐξουσίαν, ἀλλ’</w:t>
-      </w:r>
-    </w:p>
-    <w:p>
-      <w:pPr/>
-      <w:r>
-        <w:rPr>
-          <w:lang w:val="hi_IN" w:bidi="hi_IN"/>
-        </w:rPr>
-      </w:r>
-      <w:r>
-        <w:rPr>
-          <w:b/>
-          <w:lang w:val="hi_IN" w:bidi="hi_IN"/>
-        </w:rPr>
         <w:t>"यह नहीं, कि हमें अधिकार नहीं; पर"</w:t>
       </w:r>
     </w:p>
@@ -19578,21 +17075,6 @@
           <w:b/>
           <w:lang w:val="hi_IN" w:bidi="hi_IN"/>
         </w:rPr>
-        <w:t>ἑαυτοὺς τύπον δῶμεν ὑμῖν</w:t>
-      </w:r>
-    </w:p>
-    <w:p>
-      <w:pPr/>
-      <w:r>
-        <w:rPr>
-          <w:lang w:val="hi_IN" w:bidi="hi_IN"/>
-        </w:rPr>
-      </w:r>
-      <w:r>
-        <w:rPr>
-          <w:b/>
-          <w:lang w:val="hi_IN" w:bidi="hi_IN"/>
-        </w:rPr>
         <w:t>"अपने आपको तुम्हारे लिये आदर्श ठहराएँ"</w:t>
       </w:r>
     </w:p>
@@ -19765,21 +17247,6 @@
           <w:b/>
           <w:lang w:val="hi_IN" w:bidi="hi_IN"/>
         </w:rPr>
-        <w:t>εἴ τις οὐ θέλει ἐργάζεσθαι, μηδὲ ἐσθιέτω</w:t>
-      </w:r>
-    </w:p>
-    <w:p>
-      <w:pPr/>
-      <w:r>
-        <w:rPr>
-          <w:lang w:val="hi_IN" w:bidi="hi_IN"/>
-        </w:rPr>
-      </w:r>
-      <w:r>
-        <w:rPr>
-          <w:b/>
-          <w:lang w:val="hi_IN" w:bidi="hi_IN"/>
-        </w:rPr>
         <w:t>"यदि कोई काम करना न चाहे, तो खाने भी न पाए"</w:t>
       </w:r>
     </w:p>
@@ -19863,21 +17330,6 @@
           <w:b/>
           <w:lang w:val="hi_IN" w:bidi="hi_IN"/>
         </w:rPr>
-        <w:t>τινας περιπατοῦντας &amp; ἀτάκτως</w:t>
-      </w:r>
-    </w:p>
-    <w:p>
-      <w:pPr/>
-      <w:r>
-        <w:rPr>
-          <w:lang w:val="hi_IN" w:bidi="hi_IN"/>
-        </w:rPr>
-      </w:r>
-      <w:r>
-        <w:rPr>
-          <w:b/>
-          <w:lang w:val="hi_IN" w:bidi="hi_IN"/>
-        </w:rPr>
         <w:t>"कितने लोग"-"आलसी चाल चलते हैं"</w:t>
       </w:r>
     </w:p>
@@ -19974,21 +17426,6 @@
           <w:b/>
           <w:lang w:val="hi_IN" w:bidi="hi_IN"/>
         </w:rPr>
-        <w:t>ἀλλὰ περιεργαζομένους</w:t>
-      </w:r>
-    </w:p>
-    <w:p>
-      <w:pPr/>
-      <w:r>
-        <w:rPr>
-          <w:lang w:val="hi_IN" w:bidi="hi_IN"/>
-        </w:rPr>
-      </w:r>
-      <w:r>
-        <w:rPr>
-          <w:b/>
-          <w:lang w:val="hi_IN" w:bidi="hi_IN"/>
-        </w:rPr>
         <w:t>"पर औरों के काम में हाथ डाला करते हैं"</w:t>
       </w:r>
     </w:p>
@@ -20072,21 +17509,6 @@
           <w:b/>
           <w:lang w:val="hi_IN" w:bidi="hi_IN"/>
         </w:rPr>
-        <w:t>μετὰ ἡσυχίας</w:t>
-      </w:r>
-    </w:p>
-    <w:p>
-      <w:pPr/>
-      <w:r>
-        <w:rPr>
-          <w:lang w:val="hi_IN" w:bidi="hi_IN"/>
-        </w:rPr>
-      </w:r>
-      <w:r>
-        <w:rPr>
-          <w:b/>
-          <w:lang w:val="hi_IN" w:bidi="hi_IN"/>
-        </w:rPr>
         <w:t>"चुपचाप"</w:t>
       </w:r>
     </w:p>
@@ -20196,21 +17618,6 @@
           <w:b/>
           <w:lang w:val="hi_IN" w:bidi="hi_IN"/>
         </w:rPr>
-        <w:t>δέ</w:t>
-      </w:r>
-    </w:p>
-    <w:p>
-      <w:pPr/>
-      <w:r>
-        <w:rPr>
-          <w:lang w:val="hi_IN" w:bidi="hi_IN"/>
-        </w:rPr>
-      </w:r>
-      <w:r>
-        <w:rPr>
-          <w:b/>
-          <w:lang w:val="hi_IN" w:bidi="hi_IN"/>
-        </w:rPr>
         <w:t>"परन्तु"</w:t>
       </w:r>
     </w:p>
@@ -20320,21 +17727,6 @@
           <w:b/>
           <w:lang w:val="hi_IN" w:bidi="hi_IN"/>
         </w:rPr>
-        <w:t>ὑμεῖς</w:t>
-      </w:r>
-    </w:p>
-    <w:p>
-      <w:pPr/>
-      <w:r>
-        <w:rPr>
-          <w:lang w:val="hi_IN" w:bidi="hi_IN"/>
-        </w:rPr>
-      </w:r>
-      <w:r>
-        <w:rPr>
-          <w:b/>
-          <w:lang w:val="hi_IN" w:bidi="hi_IN"/>
-        </w:rPr>
         <w:t>"तुम"</w:t>
       </w:r>
     </w:p>
@@ -20431,21 +17823,6 @@
           <w:b/>
           <w:lang w:val="hi_IN" w:bidi="hi_IN"/>
         </w:rPr>
-        <w:t>ἀδελφοί</w:t>
-      </w:r>
-    </w:p>
-    <w:p>
-      <w:pPr/>
-      <w:r>
-        <w:rPr>
-          <w:lang w:val="hi_IN" w:bidi="hi_IN"/>
-        </w:rPr>
-      </w:r>
-      <w:r>
-        <w:rPr>
-          <w:b/>
-          <w:lang w:val="hi_IN" w:bidi="hi_IN"/>
-        </w:rPr>
         <w:t>"भाइयों"</w:t>
       </w:r>
     </w:p>
@@ -20542,21 +17919,6 @@
           <w:b/>
           <w:lang w:val="hi_IN" w:bidi="hi_IN"/>
         </w:rPr>
-        <w:t>τῷ λόγῳ ἡμῶν</w:t>
-      </w:r>
-    </w:p>
-    <w:p>
-      <w:pPr/>
-      <w:r>
-        <w:rPr>
-          <w:lang w:val="hi_IN" w:bidi="hi_IN"/>
-        </w:rPr>
-      </w:r>
-      <w:r>
-        <w:rPr>
-          <w:b/>
-          <w:lang w:val="hi_IN" w:bidi="hi_IN"/>
-        </w:rPr>
         <w:t>"हमारी" - "बात"</w:t>
       </w:r>
     </w:p>
@@ -20653,21 +18015,6 @@
           <w:b/>
           <w:lang w:val="hi_IN" w:bidi="hi_IN"/>
         </w:rPr>
-        <w:t>τοῦτον σημειοῦσθε</w:t>
-      </w:r>
-    </w:p>
-    <w:p>
-      <w:pPr/>
-      <w:r>
-        <w:rPr>
-          <w:lang w:val="hi_IN" w:bidi="hi_IN"/>
-        </w:rPr>
-      </w:r>
-      <w:r>
-        <w:rPr>
-          <w:b/>
-          <w:lang w:val="hi_IN" w:bidi="hi_IN"/>
-        </w:rPr>
         <w:t>"उस पर दृष्टि रखो"</w:t>
       </w:r>
     </w:p>
@@ -20751,21 +18098,6 @@
           <w:b/>
           <w:lang w:val="hi_IN" w:bidi="hi_IN"/>
         </w:rPr>
-        <w:t>ἵνα ἐντραπῇ</w:t>
-      </w:r>
-    </w:p>
-    <w:p>
-      <w:pPr/>
-      <w:r>
-        <w:rPr>
-          <w:lang w:val="hi_IN" w:bidi="hi_IN"/>
-        </w:rPr>
-      </w:r>
-      <w:r>
-        <w:rPr>
-          <w:b/>
-          <w:lang w:val="hi_IN" w:bidi="hi_IN"/>
-        </w:rPr>
         <w:t>"जिससे वह लज्जित हो"</w:t>
       </w:r>
     </w:p>
@@ -20849,21 +18181,6 @@
           <w:b/>
           <w:lang w:val="hi_IN" w:bidi="hi_IN"/>
         </w:rPr>
-        <w:t>ἀδελφόν</w:t>
-      </w:r>
-    </w:p>
-    <w:p>
-      <w:pPr/>
-      <w:r>
-        <w:rPr>
-          <w:lang w:val="hi_IN" w:bidi="hi_IN"/>
-        </w:rPr>
-      </w:r>
-      <w:r>
-        <w:rPr>
-          <w:b/>
-          <w:lang w:val="hi_IN" w:bidi="hi_IN"/>
-        </w:rPr>
         <w:t>"भाई"</w:t>
       </w:r>
     </w:p>
@@ -21037,21 +18354,6 @@
           <w:b/>
           <w:lang w:val="hi_IN" w:bidi="hi_IN"/>
         </w:rPr>
-        <w:t>δὲ</w:t>
-      </w:r>
-    </w:p>
-    <w:p>
-      <w:pPr/>
-      <w:r>
-        <w:rPr>
-          <w:lang w:val="hi_IN" w:bidi="hi_IN"/>
-        </w:rPr>
-      </w:r>
-      <w:r>
-        <w:rPr>
-          <w:b/>
-          <w:lang w:val="hi_IN" w:bidi="hi_IN"/>
-        </w:rPr>
         <w:t>"अब"</w:t>
       </w:r>
     </w:p>
@@ -21148,21 +18450,6 @@
           <w:b/>
           <w:lang w:val="hi_IN" w:bidi="hi_IN"/>
         </w:rPr>
-        <w:t>αὐτὸς &amp; ὁ Κύριος τῆς εἰρήνης, δῴη ὑμῖν</w:t>
-      </w:r>
-    </w:p>
-    <w:p>
-      <w:pPr/>
-      <w:r>
-        <w:rPr>
-          <w:lang w:val="hi_IN" w:bidi="hi_IN"/>
-        </w:rPr>
-      </w:r>
-      <w:r>
-        <w:rPr>
-          <w:b/>
-          <w:lang w:val="hi_IN" w:bidi="hi_IN"/>
-        </w:rPr>
         <w:t>"प्रभु जो शान्ति का सोता है आप ही तुम्हें"-" दे"</w:t>
       </w:r>
     </w:p>
@@ -21246,21 +18533,6 @@
           <w:b/>
           <w:lang w:val="hi_IN" w:bidi="hi_IN"/>
         </w:rPr>
-        <w:t>αὐτὸς &amp; ὁ Κύριος τῆς εἰρήνης</w:t>
-      </w:r>
-    </w:p>
-    <w:p>
-      <w:pPr/>
-      <w:r>
-        <w:rPr>
-          <w:lang w:val="hi_IN" w:bidi="hi_IN"/>
-        </w:rPr>
-      </w:r>
-      <w:r>
-        <w:rPr>
-          <w:b/>
-          <w:lang w:val="hi_IN" w:bidi="hi_IN"/>
-        </w:rPr>
         <w:t>"शांति का सोता है आप ही"</w:t>
       </w:r>
     </w:p>
@@ -21357,21 +18629,6 @@
           <w:b/>
           <w:lang w:val="hi_IN" w:bidi="hi_IN"/>
         </w:rPr>
-        <w:t>ὁ ἀσπασμὸς τῇ ἐμῇ χειρὶ, Παύλου, ὅ ἐστιν σημεῖον ἐν πάσῃ ἐπιστολῇ, οὕτως γράφω</w:t>
-      </w:r>
-    </w:p>
-    <w:p>
-      <w:pPr/>
-      <w:r>
-        <w:rPr>
-          <w:lang w:val="hi_IN" w:bidi="hi_IN"/>
-        </w:rPr>
-      </w:r>
-      <w:r>
-        <w:rPr>
-          <w:b/>
-          <w:lang w:val="hi_IN" w:bidi="hi_IN"/>
-        </w:rPr>
         <w:t>"मैं पौलुस अपने हाथ से नमस्कार लिखता हूँ। हर पत्री में मेरा यही चिन्ह है: मैं इसी प्रकार से लिखता हूँ"</w:t>
       </w:r>
     </w:p>
@@ -21435,21 +18692,6 @@
           <w:b/>
           <w:lang w:val="hi_IN" w:bidi="hi_IN"/>
         </w:rPr>
-        <w:t>τῇ ἐμῇ χειρὶ</w:t>
-      </w:r>
-    </w:p>
-    <w:p>
-      <w:pPr/>
-      <w:r>
-        <w:rPr>
-          <w:lang w:val="hi_IN" w:bidi="hi_IN"/>
-        </w:rPr>
-      </w:r>
-      <w:r>
-        <w:rPr>
-          <w:b/>
-          <w:lang w:val="hi_IN" w:bidi="hi_IN"/>
-        </w:rPr>
         <w:t>"अपने हाथ से"</w:t>
       </w:r>
     </w:p>
@@ -21546,21 +18788,6 @@
           <w:b/>
           <w:lang w:val="hi_IN" w:bidi="hi_IN"/>
         </w:rPr>
-        <w:t>οὕτως γράφω</w:t>
-      </w:r>
-    </w:p>
-    <w:p>
-      <w:pPr/>
-      <w:r>
-        <w:rPr>
-          <w:lang w:val="hi_IN" w:bidi="hi_IN"/>
-        </w:rPr>
-      </w:r>
-      <w:r>
-        <w:rPr>
-          <w:b/>
-          <w:lang w:val="hi_IN" w:bidi="hi_IN"/>
-        </w:rPr>
         <w:t>"मैं इसी प्रकार से लिखता हूँ"</w:t>
       </w:r>
     </w:p>
@@ -21630,21 +18857,6 @@
         <w:rPr>
           <w:lang w:val="hi_IN" w:bidi="hi_IN"/>
         </w:rPr>
-      </w:r>
-    </w:p>
-    <w:p>
-      <w:pPr/>
-      <w:r>
-        <w:rPr>
-          <w:lang w:val="hi_IN" w:bidi="hi_IN"/>
-        </w:rPr>
-      </w:r>
-      <w:r>
-        <w:rPr>
-          <w:b/>
-          <w:lang w:val="hi_IN" w:bidi="hi_IN"/>
-        </w:rPr>
-        <w:t>ἡ χάρις τοῦ Κυρίου ἡμῶν, Ἰησοῦ Χριστοῦ, μετὰ πάντων ὑμῶν</w:t>
       </w:r>
     </w:p>
     <w:p>

--- a/hin/docx/53.content.docx
+++ b/hin/docx/53.content.docx
@@ -19,7 +19,7 @@
         <w:rPr>
           <w:lang w:val="hi_IN" w:bidi="hi_IN"/>
         </w:rPr>
-        <w:t>Resource: अनुवाद नोट्स (अनफोल्डिंग वर्ड)</w:t>
+        <w:t>Resource: unfoldingWord® Translation Notes</w:t>
       </w:r>
       <w:r>
         <w:rPr>
@@ -90,7 +90,7 @@
         <w:rPr>
           <w:lang w:val="hi_IN" w:bidi="hi_IN"/>
         </w:rPr>
-        <w:t>अनुवाद नोट्स (अनफोल्डिंग वर्ड)</w:t>
+        <w:t>unfoldingWord® Translation Notes</w:t>
       </w:r>
     </w:p>
     <w:p>

--- a/hin/docx/53.content.docx
+++ b/hin/docx/53.content.docx
@@ -210,6 +210,21 @@
           <w:b/>
           <w:lang w:val="hi_IN" w:bidi="hi_IN"/>
         </w:rPr>
+        <w:t>Σιλουανὸς</w:t>
+      </w:r>
+    </w:p>
+    <w:p>
+      <w:pPr/>
+      <w:r>
+        <w:rPr>
+          <w:lang w:val="hi_IN" w:bidi="hi_IN"/>
+        </w:rPr>
+      </w:r>
+      <w:r>
+        <w:rPr>
+          <w:b/>
+          <w:lang w:val="hi_IN" w:bidi="hi_IN"/>
+        </w:rPr>
         <w:t>"सिलवानुस"</w:t>
       </w:r>
     </w:p>
@@ -313,6 +328,21 @@
           <w:b/>
           <w:lang w:val="hi_IN" w:bidi="hi_IN"/>
         </w:rPr>
+        <w:t>Παῦλος, καὶ Σιλουανὸς, καὶ Τιμόθεος; τῇ ἐκκλησίᾳ</w:t>
+      </w:r>
+    </w:p>
+    <w:p>
+      <w:pPr/>
+      <w:r>
+        <w:rPr>
+          <w:lang w:val="hi_IN" w:bidi="hi_IN"/>
+        </w:rPr>
+      </w:r>
+      <w:r>
+        <w:rPr>
+          <w:b/>
+          <w:lang w:val="hi_IN" w:bidi="hi_IN"/>
+        </w:rPr>
         <w:t>"पौलुस, सिलवानुस और तीमुथियुस" - "की कलीसिया"</w:t>
       </w:r>
     </w:p>
@@ -396,6 +426,21 @@
           <w:b/>
           <w:lang w:val="hi_IN" w:bidi="hi_IN"/>
         </w:rPr>
+        <w:t>Παῦλος, καὶ Σιλουανὸς, καὶ Τιμόθεος</w:t>
+      </w:r>
+    </w:p>
+    <w:p>
+      <w:pPr/>
+      <w:r>
+        <w:rPr>
+          <w:lang w:val="hi_IN" w:bidi="hi_IN"/>
+        </w:rPr>
+      </w:r>
+      <w:r>
+        <w:rPr>
+          <w:b/>
+          <w:lang w:val="hi_IN" w:bidi="hi_IN"/>
+        </w:rPr>
         <w:t>"पौलुस, सिलवानुस और तीमुथियुस"</w:t>
       </w:r>
     </w:p>
@@ -505,6 +550,21 @@
           <w:b/>
           <w:lang w:val="hi_IN" w:bidi="hi_IN"/>
         </w:rPr>
+        <w:t>ἐν Θεῷ Πατρὶ ἡμῶν καὶ Κυρίῳ Ἰησοῦ Χριστῷ</w:t>
+      </w:r>
+    </w:p>
+    <w:p>
+      <w:pPr/>
+      <w:r>
+        <w:rPr>
+          <w:lang w:val="hi_IN" w:bidi="hi_IN"/>
+        </w:rPr>
+      </w:r>
+      <w:r>
+        <w:rPr>
+          <w:b/>
+          <w:lang w:val="hi_IN" w:bidi="hi_IN"/>
+        </w:rPr>
         <w:t>"जो हमारे पिता परमेश्वर और प्रभु यीशु मसीह में है"</w:t>
       </w:r>
     </w:p>
@@ -588,6 +648,21 @@
           <w:b/>
           <w:lang w:val="hi_IN" w:bidi="hi_IN"/>
         </w:rPr>
+        <w:t>χάρις ὑμῖν καὶ εἰρήνη ἀπὸ Θεοῦ Πατρὸς καὶ Κυρίου Ἰησοῦ Χριστοῦ</w:t>
+      </w:r>
+    </w:p>
+    <w:p>
+      <w:pPr/>
+      <w:r>
+        <w:rPr>
+          <w:lang w:val="hi_IN" w:bidi="hi_IN"/>
+        </w:rPr>
+      </w:r>
+      <w:r>
+        <w:rPr>
+          <w:b/>
+          <w:lang w:val="hi_IN" w:bidi="hi_IN"/>
+        </w:rPr>
         <w:t>"हमारे पिता परमेश्वर और प्रभु यीशु मसीह में तुम्हें अनुग्रह और शान्ति मिलती रहे"</w:t>
       </w:r>
     </w:p>
@@ -671,6 +746,21 @@
           <w:b/>
           <w:lang w:val="hi_IN" w:bidi="hi_IN"/>
         </w:rPr>
+        <w:t>χάρις ὑμῖν καὶ εἰρήνη ἀπὸ Θεοῦ Πατρὸς καὶ Κυρίου Ἰησοῦ Χριστοῦ</w:t>
+      </w:r>
+    </w:p>
+    <w:p>
+      <w:pPr/>
+      <w:r>
+        <w:rPr>
+          <w:lang w:val="hi_IN" w:bidi="hi_IN"/>
+        </w:rPr>
+      </w:r>
+      <w:r>
+        <w:rPr>
+          <w:b/>
+          <w:lang w:val="hi_IN" w:bidi="hi_IN"/>
+        </w:rPr>
         <w:t>"हमारे पिता परमेश्वर और प्रभु यीशु मसीह में तुम्हें अनुग्रह और शान्ति मिलती रहे"</w:t>
       </w:r>
     </w:p>
@@ -857,6 +947,21 @@
           <w:b/>
           <w:lang w:val="hi_IN" w:bidi="hi_IN"/>
         </w:rPr>
+        <w:t>εὐχαριστεῖν ὀφείλομεν &amp; πάντοτε</w:t>
+      </w:r>
+    </w:p>
+    <w:p>
+      <w:pPr/>
+      <w:r>
+        <w:rPr>
+          <w:lang w:val="hi_IN" w:bidi="hi_IN"/>
+        </w:rPr>
+      </w:r>
+      <w:r>
+        <w:rPr>
+          <w:b/>
+          <w:lang w:val="hi_IN" w:bidi="hi_IN"/>
+        </w:rPr>
         <w:t>"हमें हर समय... धन्यवाद करना चाहिए"</w:t>
       </w:r>
     </w:p>
@@ -954,6 +1059,21 @@
           <w:b/>
           <w:lang w:val="hi_IN" w:bidi="hi_IN"/>
         </w:rPr>
+        <w:t>εὐχαριστεῖν ὀφείλομεν τῷ Θεῷ πάντοτε</w:t>
+      </w:r>
+    </w:p>
+    <w:p>
+      <w:pPr/>
+      <w:r>
+        <w:rPr>
+          <w:lang w:val="hi_IN" w:bidi="hi_IN"/>
+        </w:rPr>
+      </w:r>
+      <w:r>
+        <w:rPr>
+          <w:b/>
+          <w:lang w:val="hi_IN" w:bidi="hi_IN"/>
+        </w:rPr>
         <w:t>"हमें हर समय परमेश्वर का धन्यवाद करना चाहिए"</w:t>
       </w:r>
     </w:p>
@@ -1050,6 +1170,21 @@
           <w:b/>
           <w:lang w:val="hi_IN" w:bidi="hi_IN"/>
         </w:rPr>
+        <w:t>εὐχαριστεῖν ὀφείλομεν τῷ Θεῷ πάντοτε περὶ ὑμῶν, ἀδελφοί</w:t>
+      </w:r>
+    </w:p>
+    <w:p>
+      <w:pPr/>
+      <w:r>
+        <w:rPr>
+          <w:lang w:val="hi_IN" w:bidi="hi_IN"/>
+        </w:rPr>
+      </w:r>
+      <w:r>
+        <w:rPr>
+          <w:b/>
+          <w:lang w:val="hi_IN" w:bidi="hi_IN"/>
+        </w:rPr>
         <w:t>"हे भाइयों, तुम्हारे विषय में हमें हर समय परमेश्वर का धन्यवाद करना चाहिए"</w:t>
       </w:r>
     </w:p>
@@ -1133,6 +1268,21 @@
           <w:b/>
           <w:lang w:val="hi_IN" w:bidi="hi_IN"/>
         </w:rPr>
+        <w:t>ἀδελφοί</w:t>
+      </w:r>
+    </w:p>
+    <w:p>
+      <w:pPr/>
+      <w:r>
+        <w:rPr>
+          <w:lang w:val="hi_IN" w:bidi="hi_IN"/>
+        </w:rPr>
+      </w:r>
+      <w:r>
+        <w:rPr>
+          <w:b/>
+          <w:lang w:val="hi_IN" w:bidi="hi_IN"/>
+        </w:rPr>
         <w:t>"हे भाइयों"</w:t>
       </w:r>
     </w:p>
@@ -1229,6 +1379,21 @@
           <w:b/>
           <w:lang w:val="hi_IN" w:bidi="hi_IN"/>
         </w:rPr>
+        <w:t>καθὼς ἄξιόν ἐστιν</w:t>
+      </w:r>
+    </w:p>
+    <w:p>
+      <w:pPr/>
+      <w:r>
+        <w:rPr>
+          <w:lang w:val="hi_IN" w:bidi="hi_IN"/>
+        </w:rPr>
+      </w:r>
+      <w:r>
+        <w:rPr>
+          <w:b/>
+          <w:lang w:val="hi_IN" w:bidi="hi_IN"/>
+        </w:rPr>
         <w:t>"और यह उचित भी है"</w:t>
       </w:r>
     </w:p>
@@ -1338,6 +1503,21 @@
           <w:b/>
           <w:lang w:val="hi_IN" w:bidi="hi_IN"/>
         </w:rPr>
+        <w:t>ὑπεραυξάνει ἡ πίστις ὑμῶν</w:t>
+      </w:r>
+    </w:p>
+    <w:p>
+      <w:pPr/>
+      <w:r>
+        <w:rPr>
+          <w:lang w:val="hi_IN" w:bidi="hi_IN"/>
+        </w:rPr>
+      </w:r>
+      <w:r>
+        <w:rPr>
+          <w:b/>
+          <w:lang w:val="hi_IN" w:bidi="hi_IN"/>
+        </w:rPr>
         <w:t>"तुम्हारा विश्वास बहुत बढ़ता जाता है"</w:t>
       </w:r>
     </w:p>
@@ -1434,6 +1614,21 @@
           <w:b/>
           <w:lang w:val="hi_IN" w:bidi="hi_IN"/>
         </w:rPr>
+        <w:t>πλεονάζει ἡ ἀγάπη ἑνὸς ἑκάστου, πάντων ὑμῶν, εἰς ἀλλήλους</w:t>
+      </w:r>
+    </w:p>
+    <w:p>
+      <w:pPr/>
+      <w:r>
+        <w:rPr>
+          <w:lang w:val="hi_IN" w:bidi="hi_IN"/>
+        </w:rPr>
+      </w:r>
+      <w:r>
+        <w:rPr>
+          <w:b/>
+          <w:lang w:val="hi_IN" w:bidi="hi_IN"/>
+        </w:rPr>
         <w:t>"आपस में तुम सब में प्रेम बहुत ही बढ़ता जाता है"</w:t>
       </w:r>
     </w:p>
@@ -1530,6 +1725,21 @@
           <w:b/>
           <w:lang w:val="hi_IN" w:bidi="hi_IN"/>
         </w:rPr>
+        <w:t>ἀλλήλους</w:t>
+      </w:r>
+    </w:p>
+    <w:p>
+      <w:pPr/>
+      <w:r>
+        <w:rPr>
+          <w:lang w:val="hi_IN" w:bidi="hi_IN"/>
+        </w:rPr>
+      </w:r>
+      <w:r>
+        <w:rPr>
+          <w:b/>
+          <w:lang w:val="hi_IN" w:bidi="hi_IN"/>
+        </w:rPr>
         <w:t>"</w:t>
       </w:r>
       <w:r>
@@ -1640,6 +1850,21 @@
           <w:b/>
           <w:lang w:val="hi_IN" w:bidi="hi_IN"/>
         </w:rPr>
+        <w:t>αὐτοὺς ἡμᾶς</w:t>
+      </w:r>
+    </w:p>
+    <w:p>
+      <w:pPr/>
+      <w:r>
+        <w:rPr>
+          <w:lang w:val="hi_IN" w:bidi="hi_IN"/>
+        </w:rPr>
+      </w:r>
+      <w:r>
+        <w:rPr>
+          <w:b/>
+          <w:lang w:val="hi_IN" w:bidi="hi_IN"/>
+        </w:rPr>
         <w:t>"हम आप"</w:t>
       </w:r>
     </w:p>
@@ -1749,6 +1974,21 @@
           <w:b/>
           <w:lang w:val="hi_IN" w:bidi="hi_IN"/>
         </w:rPr>
+        <w:t>τῆς ὑπομονῆς ὑμῶν, καὶ πίστεως</w:t>
+      </w:r>
+    </w:p>
+    <w:p>
+      <w:pPr/>
+      <w:r>
+        <w:rPr>
+          <w:lang w:val="hi_IN" w:bidi="hi_IN"/>
+        </w:rPr>
+      </w:r>
+      <w:r>
+        <w:rPr>
+          <w:b/>
+          <w:lang w:val="hi_IN" w:bidi="hi_IN"/>
+        </w:rPr>
         <w:t>"तुम्हारा धीरज और विश्वास"</w:t>
       </w:r>
     </w:p>
@@ -1858,6 +2098,21 @@
           <w:b/>
           <w:lang w:val="hi_IN" w:bidi="hi_IN"/>
         </w:rPr>
+        <w:t>ἐν πᾶσιν τοῖς διωγμοῖς ὑμῶν, καὶ ταῖς θλίψεσιν</w:t>
+      </w:r>
+    </w:p>
+    <w:p>
+      <w:pPr/>
+      <w:r>
+        <w:rPr>
+          <w:lang w:val="hi_IN" w:bidi="hi_IN"/>
+        </w:rPr>
+      </w:r>
+      <w:r>
+        <w:rPr>
+          <w:b/>
+          <w:lang w:val="hi_IN" w:bidi="hi_IN"/>
+        </w:rPr>
         <w:t>"तुम्हारे" - "उपद्रव और क्लेश"</w:t>
       </w:r>
     </w:p>
@@ -1967,6 +2222,21 @@
           <w:b/>
           <w:lang w:val="hi_IN" w:bidi="hi_IN"/>
         </w:rPr>
+        <w:t>πίστεως ἐν πᾶσιν τοῖς διωγμοῖς ὑμῶν</w:t>
+      </w:r>
+    </w:p>
+    <w:p>
+      <w:pPr/>
+      <w:r>
+        <w:rPr>
+          <w:lang w:val="hi_IN" w:bidi="hi_IN"/>
+        </w:rPr>
+      </w:r>
+      <w:r>
+        <w:rPr>
+          <w:b/>
+          <w:lang w:val="hi_IN" w:bidi="hi_IN"/>
+        </w:rPr>
         <w:t>"जितने उपद्रव"- "सब में"- "विश्वास"</w:t>
       </w:r>
     </w:p>
@@ -2063,6 +2333,21 @@
           <w:b/>
           <w:lang w:val="hi_IN" w:bidi="hi_IN"/>
         </w:rPr>
+        <w:t>ἔνδειγμα τῆς δικαίας κρίσεως τοῦ Θεοῦ, εἰς τὸ καταξιωθῆναι ὑμᾶς</w:t>
+      </w:r>
+    </w:p>
+    <w:p>
+      <w:pPr/>
+      <w:r>
+        <w:rPr>
+          <w:lang w:val="hi_IN" w:bidi="hi_IN"/>
+        </w:rPr>
+      </w:r>
+      <w:r>
+        <w:rPr>
+          <w:b/>
+          <w:lang w:val="hi_IN" w:bidi="hi_IN"/>
+        </w:rPr>
         <w:t>"यह परमेश्वर के सच्चे न्याय का स्पष्ट प्रमाण है; कि तुम... योग्य ठहरो"</w:t>
       </w:r>
     </w:p>
@@ -2159,6 +2444,21 @@
           <w:b/>
           <w:lang w:val="hi_IN" w:bidi="hi_IN"/>
         </w:rPr>
+        <w:t>εἰς τὸ καταξιωθῆναι ὑμᾶς τῆς Βασιλείας τοῦ Θεοῦ</w:t>
+      </w:r>
+    </w:p>
+    <w:p>
+      <w:pPr/>
+      <w:r>
+        <w:rPr>
+          <w:lang w:val="hi_IN" w:bidi="hi_IN"/>
+        </w:rPr>
+      </w:r>
+      <w:r>
+        <w:rPr>
+          <w:b/>
+          <w:lang w:val="hi_IN" w:bidi="hi_IN"/>
+        </w:rPr>
         <w:t>"कि तुम परमेश्वर के राज्य के योग्य ठहरो"</w:t>
       </w:r>
     </w:p>
@@ -2242,6 +2542,21 @@
           <w:b/>
           <w:lang w:val="hi_IN" w:bidi="hi_IN"/>
         </w:rPr>
+        <w:t>ὑπὲρ ἧς καὶ πάσχετε</w:t>
+      </w:r>
+    </w:p>
+    <w:p>
+      <w:pPr/>
+      <w:r>
+        <w:rPr>
+          <w:lang w:val="hi_IN" w:bidi="hi_IN"/>
+        </w:rPr>
+      </w:r>
+      <w:r>
+        <w:rPr>
+          <w:b/>
+          <w:lang w:val="hi_IN" w:bidi="hi_IN"/>
+        </w:rPr>
         <w:t>"जिसके लिये तुम दुःख भी उठाते हो"</w:t>
       </w:r>
     </w:p>
@@ -2338,6 +2653,21 @@
           <w:b/>
           <w:lang w:val="hi_IN" w:bidi="hi_IN"/>
         </w:rPr>
+        <w:t>εἴπερ δίκαιον παρὰ Θεῷ</w:t>
+      </w:r>
+    </w:p>
+    <w:p>
+      <w:pPr/>
+      <w:r>
+        <w:rPr>
+          <w:lang w:val="hi_IN" w:bidi="hi_IN"/>
+        </w:rPr>
+      </w:r>
+      <w:r>
+        <w:rPr>
+          <w:b/>
+          <w:lang w:val="hi_IN" w:bidi="hi_IN"/>
+        </w:rPr>
         <w:t>"क्योंकि परमेश्वर के निकट यह न्याय है"</w:t>
       </w:r>
     </w:p>
@@ -2421,6 +2751,21 @@
           <w:b/>
           <w:lang w:val="hi_IN" w:bidi="hi_IN"/>
         </w:rPr>
+        <w:t>παρὰ Θεῷ, ἀνταποδοῦναι τοῖς θλίβουσιν ὑμᾶς θλῖψιν</w:t>
+      </w:r>
+    </w:p>
+    <w:p>
+      <w:pPr/>
+      <w:r>
+        <w:rPr>
+          <w:lang w:val="hi_IN" w:bidi="hi_IN"/>
+        </w:rPr>
+      </w:r>
+      <w:r>
+        <w:rPr>
+          <w:b/>
+          <w:lang w:val="hi_IN" w:bidi="hi_IN"/>
+        </w:rPr>
         <w:t>"क्योंकि परमेश्वर के निकट" - "जो तुम्हें क्लेश देते हैं, उन्हें बदले में क्लेश दे"</w:t>
       </w:r>
     </w:p>
@@ -2517,6 +2862,21 @@
           <w:b/>
           <w:lang w:val="hi_IN" w:bidi="hi_IN"/>
         </w:rPr>
+        <w:t>ἀνταποδοῦναι τοῖς θλίβουσιν ὑμᾶς θλῖψιν</w:t>
+      </w:r>
+    </w:p>
+    <w:p>
+      <w:pPr/>
+      <w:r>
+        <w:rPr>
+          <w:lang w:val="hi_IN" w:bidi="hi_IN"/>
+        </w:rPr>
+      </w:r>
+      <w:r>
+        <w:rPr>
+          <w:b/>
+          <w:lang w:val="hi_IN" w:bidi="hi_IN"/>
+        </w:rPr>
         <w:t>"जो तुम्हें क्लेश देते हैं, उन्हें बदले में क्लेश दे"</w:t>
       </w:r>
     </w:p>
@@ -2613,6 +2973,21 @@
           <w:b/>
           <w:lang w:val="hi_IN" w:bidi="hi_IN"/>
         </w:rPr>
+        <w:t>καὶ ὑμῖν &amp; ἄνεσιν</w:t>
+      </w:r>
+    </w:p>
+    <w:p>
+      <w:pPr/>
+      <w:r>
+        <w:rPr>
+          <w:lang w:val="hi_IN" w:bidi="hi_IN"/>
+        </w:rPr>
+      </w:r>
+      <w:r>
+        <w:rPr>
+          <w:b/>
+          <w:lang w:val="hi_IN" w:bidi="hi_IN"/>
+        </w:rPr>
         <w:t>"और"- "चैन दे"</w:t>
       </w:r>
     </w:p>
@@ -2709,6 +3084,21 @@
           <w:b/>
           <w:lang w:val="hi_IN" w:bidi="hi_IN"/>
         </w:rPr>
+        <w:t>καὶ ὑμῖν τοῖς θλιβομένοις, ἄνεσιν μεθ’ ἡμῶν</w:t>
+      </w:r>
+    </w:p>
+    <w:p>
+      <w:pPr/>
+      <w:r>
+        <w:rPr>
+          <w:lang w:val="hi_IN" w:bidi="hi_IN"/>
+        </w:rPr>
+      </w:r>
+      <w:r>
+        <w:rPr>
+          <w:b/>
+          <w:lang w:val="hi_IN" w:bidi="hi_IN"/>
+        </w:rPr>
         <w:t>"और तुम जो क्लेश पाते हो, हमारे साथ चैन दे"</w:t>
       </w:r>
     </w:p>
@@ -2818,6 +3208,21 @@
           <w:b/>
           <w:lang w:val="hi_IN" w:bidi="hi_IN"/>
         </w:rPr>
+        <w:t>ὑμῖν &amp; ἄνεσιν</w:t>
+      </w:r>
+    </w:p>
+    <w:p>
+      <w:pPr/>
+      <w:r>
+        <w:rPr>
+          <w:lang w:val="hi_IN" w:bidi="hi_IN"/>
+        </w:rPr>
+      </w:r>
+      <w:r>
+        <w:rPr>
+          <w:b/>
+          <w:lang w:val="hi_IN" w:bidi="hi_IN"/>
+        </w:rPr>
         <w:t>"चैन दे"</w:t>
       </w:r>
     </w:p>
@@ -2914,6 +3319,21 @@
           <w:b/>
           <w:lang w:val="hi_IN" w:bidi="hi_IN"/>
         </w:rPr>
+        <w:t>τοῖς θλιβομένοις</w:t>
+      </w:r>
+    </w:p>
+    <w:p>
+      <w:pPr/>
+      <w:r>
+        <w:rPr>
+          <w:lang w:val="hi_IN" w:bidi="hi_IN"/>
+        </w:rPr>
+      </w:r>
+      <w:r>
+        <w:rPr>
+          <w:b/>
+          <w:lang w:val="hi_IN" w:bidi="hi_IN"/>
+        </w:rPr>
         <w:t>"जो क्लेश पाते हो"</w:t>
       </w:r>
     </w:p>
@@ -3009,6 +3429,21 @@
           <w:b/>
           <w:lang w:val="hi_IN" w:bidi="hi_IN"/>
         </w:rPr>
+        <w:t>ἐν τῇ ἀποκαλύψει τοῦ Κυρίου Ἰησοῦ</w:t>
+      </w:r>
+    </w:p>
+    <w:p>
+      <w:pPr/>
+      <w:r>
+        <w:rPr>
+          <w:lang w:val="hi_IN" w:bidi="hi_IN"/>
+        </w:rPr>
+      </w:r>
+      <w:r>
+        <w:rPr>
+          <w:b/>
+          <w:lang w:val="hi_IN" w:bidi="hi_IN"/>
+        </w:rPr>
         <w:t>"उस समय जबकि प्रभु यीशु... प्रगट होगा"</w:t>
       </w:r>
     </w:p>
@@ -3105,6 +3540,21 @@
           <w:b/>
           <w:lang w:val="hi_IN" w:bidi="hi_IN"/>
         </w:rPr>
+        <w:t>διδόντος ἐκδίκησιν τοῖς</w:t>
+      </w:r>
+    </w:p>
+    <w:p>
+      <w:pPr/>
+      <w:r>
+        <w:rPr>
+          <w:lang w:val="hi_IN" w:bidi="hi_IN"/>
+        </w:rPr>
+      </w:r>
+      <w:r>
+        <w:rPr>
+          <w:b/>
+          <w:lang w:val="hi_IN" w:bidi="hi_IN"/>
+        </w:rPr>
         <w:t>"उनसे पलटा लेगा"</w:t>
       </w:r>
     </w:p>
@@ -3201,6 +3651,21 @@
           <w:b/>
           <w:lang w:val="hi_IN" w:bidi="hi_IN"/>
         </w:rPr>
+        <w:t>τοῖς μὴ εἰδόσι Θεὸν</w:t>
+      </w:r>
+    </w:p>
+    <w:p>
+      <w:pPr/>
+      <w:r>
+        <w:rPr>
+          <w:lang w:val="hi_IN" w:bidi="hi_IN"/>
+        </w:rPr>
+      </w:r>
+      <w:r>
+        <w:rPr>
+          <w:b/>
+          <w:lang w:val="hi_IN" w:bidi="hi_IN"/>
+        </w:rPr>
         <w:t>"जो परमेश्वर को नहीं पहचानते" - "उनसे"</w:t>
       </w:r>
     </w:p>
@@ -3297,6 +3762,21 @@
           <w:b/>
           <w:lang w:val="hi_IN" w:bidi="hi_IN"/>
         </w:rPr>
+        <w:t>καὶ τοῖς μὴ ὑπακούουσιν τῷ εὐαγγελίῳ</w:t>
+      </w:r>
+    </w:p>
+    <w:p>
+      <w:pPr/>
+      <w:r>
+        <w:rPr>
+          <w:lang w:val="hi_IN" w:bidi="hi_IN"/>
+        </w:rPr>
+      </w:r>
+      <w:r>
+        <w:rPr>
+          <w:b/>
+          <w:lang w:val="hi_IN" w:bidi="hi_IN"/>
+        </w:rPr>
         <w:t xml:space="preserve">"सुसमाचार को नहीं मानते उनसे" </w:t>
       </w:r>
     </w:p>
@@ -3419,6 +3899,21 @@
           <w:b/>
           <w:lang w:val="hi_IN" w:bidi="hi_IN"/>
         </w:rPr>
+        <w:t>ὑπακούουσιν τῷ εὐαγγελίῳ</w:t>
+      </w:r>
+    </w:p>
+    <w:p>
+      <w:pPr/>
+      <w:r>
+        <w:rPr>
+          <w:lang w:val="hi_IN" w:bidi="hi_IN"/>
+        </w:rPr>
+      </w:r>
+      <w:r>
+        <w:rPr>
+          <w:b/>
+          <w:lang w:val="hi_IN" w:bidi="hi_IN"/>
+        </w:rPr>
         <w:t xml:space="preserve">"सुसमाचार को" - "मानते" </w:t>
       </w:r>
     </w:p>
@@ -3515,6 +4010,21 @@
           <w:b/>
           <w:lang w:val="hi_IN" w:bidi="hi_IN"/>
         </w:rPr>
+        <w:t>τῷ εὐαγγελίῳ τοῦ Κυρίου ἡμῶν, Ἰησοῦ</w:t>
+      </w:r>
+    </w:p>
+    <w:p>
+      <w:pPr/>
+      <w:r>
+        <w:rPr>
+          <w:lang w:val="hi_IN" w:bidi="hi_IN"/>
+        </w:rPr>
+      </w:r>
+      <w:r>
+        <w:rPr>
+          <w:b/>
+          <w:lang w:val="hi_IN" w:bidi="hi_IN"/>
+        </w:rPr>
         <w:t>"हमारे प्रभु यीशु के सुसमाचार"</w:t>
       </w:r>
     </w:p>
@@ -3624,6 +4134,21 @@
           <w:b/>
           <w:lang w:val="hi_IN" w:bidi="hi_IN"/>
         </w:rPr>
+        <w:t>οἵτινες δίκην τίσουσιν</w:t>
+      </w:r>
+    </w:p>
+    <w:p>
+      <w:pPr/>
+      <w:r>
+        <w:rPr>
+          <w:lang w:val="hi_IN" w:bidi="hi_IN"/>
+        </w:rPr>
+      </w:r>
+      <w:r>
+        <w:rPr>
+          <w:b/>
+          <w:lang w:val="hi_IN" w:bidi="hi_IN"/>
+        </w:rPr>
         <w:t xml:space="preserve">"वे" - "दण्ड पाएँगे" </w:t>
       </w:r>
     </w:p>
@@ -3733,6 +4258,21 @@
           <w:b/>
           <w:lang w:val="hi_IN" w:bidi="hi_IN"/>
         </w:rPr>
+        <w:t>οἵτινες δίκην τίσουσιν</w:t>
+      </w:r>
+    </w:p>
+    <w:p>
+      <w:pPr/>
+      <w:r>
+        <w:rPr>
+          <w:lang w:val="hi_IN" w:bidi="hi_IN"/>
+        </w:rPr>
+      </w:r>
+      <w:r>
+        <w:rPr>
+          <w:b/>
+          <w:lang w:val="hi_IN" w:bidi="hi_IN"/>
+        </w:rPr>
         <w:t>"वे" - "दण्ड पाएँगे"</w:t>
       </w:r>
     </w:p>
@@ -3829,6 +4369,21 @@
           <w:b/>
           <w:lang w:val="hi_IN" w:bidi="hi_IN"/>
         </w:rPr>
+        <w:t>δίκην τίσουσιν</w:t>
+      </w:r>
+    </w:p>
+    <w:p>
+      <w:pPr/>
+      <w:r>
+        <w:rPr>
+          <w:lang w:val="hi_IN" w:bidi="hi_IN"/>
+        </w:rPr>
+      </w:r>
+      <w:r>
+        <w:rPr>
+          <w:b/>
+          <w:lang w:val="hi_IN" w:bidi="hi_IN"/>
+        </w:rPr>
         <w:t>"दण्ड पाएँगे"</w:t>
       </w:r>
     </w:p>
@@ -3925,6 +4480,21 @@
           <w:b/>
           <w:lang w:val="hi_IN" w:bidi="hi_IN"/>
         </w:rPr>
+        <w:t>ὄλεθρον αἰώνιον</w:t>
+      </w:r>
+    </w:p>
+    <w:p>
+      <w:pPr/>
+      <w:r>
+        <w:rPr>
+          <w:lang w:val="hi_IN" w:bidi="hi_IN"/>
+        </w:rPr>
+      </w:r>
+      <w:r>
+        <w:rPr>
+          <w:b/>
+          <w:lang w:val="hi_IN" w:bidi="hi_IN"/>
+        </w:rPr>
         <w:t>"अनन्त विनाश"</w:t>
       </w:r>
     </w:p>
@@ -4060,6 +4630,21 @@
           <w:b/>
           <w:lang w:val="hi_IN" w:bidi="hi_IN"/>
         </w:rPr>
+        <w:t>ἀπὸ προσώπου τοῦ Κυρίου</w:t>
+      </w:r>
+    </w:p>
+    <w:p>
+      <w:pPr/>
+      <w:r>
+        <w:rPr>
+          <w:lang w:val="hi_IN" w:bidi="hi_IN"/>
+        </w:rPr>
+      </w:r>
+      <w:r>
+        <w:rPr>
+          <w:b/>
+          <w:lang w:val="hi_IN" w:bidi="hi_IN"/>
+        </w:rPr>
         <w:t>"प्रभु के सामने से" - "दूर होकर"</w:t>
       </w:r>
     </w:p>
@@ -4156,6 +4741,21 @@
           <w:b/>
           <w:lang w:val="hi_IN" w:bidi="hi_IN"/>
         </w:rPr>
+        <w:t>τῆς δόξης τῆς ἰσχύος αὐτοῦ</w:t>
+      </w:r>
+    </w:p>
+    <w:p>
+      <w:pPr/>
+      <w:r>
+        <w:rPr>
+          <w:lang w:val="hi_IN" w:bidi="hi_IN"/>
+        </w:rPr>
+      </w:r>
+      <w:r>
+        <w:rPr>
+          <w:b/>
+          <w:lang w:val="hi_IN" w:bidi="hi_IN"/>
+        </w:rPr>
         <w:t>"उसकी शक्ति के तेज"</w:t>
       </w:r>
     </w:p>
@@ -4278,6 +4878,21 @@
           <w:b/>
           <w:lang w:val="hi_IN" w:bidi="hi_IN"/>
         </w:rPr>
+        <w:t>τῆς δόξης τῆς ἰσχύος αὐτοῦ</w:t>
+      </w:r>
+    </w:p>
+    <w:p>
+      <w:pPr/>
+      <w:r>
+        <w:rPr>
+          <w:lang w:val="hi_IN" w:bidi="hi_IN"/>
+        </w:rPr>
+      </w:r>
+      <w:r>
+        <w:rPr>
+          <w:b/>
+          <w:lang w:val="hi_IN" w:bidi="hi_IN"/>
+        </w:rPr>
         <w:t>"उसकी शक्ति के तेज"</w:t>
       </w:r>
     </w:p>
@@ -4387,6 +5002,21 @@
           <w:b/>
           <w:lang w:val="hi_IN" w:bidi="hi_IN"/>
         </w:rPr>
+        <w:t>ὅταν ἔλθῃ &amp; ἐν τῇ ἡμέρᾳ ἐκείνῃ</w:t>
+      </w:r>
+    </w:p>
+    <w:p>
+      <w:pPr/>
+      <w:r>
+        <w:rPr>
+          <w:lang w:val="hi_IN" w:bidi="hi_IN"/>
+        </w:rPr>
+      </w:r>
+      <w:r>
+        <w:rPr>
+          <w:b/>
+          <w:lang w:val="hi_IN" w:bidi="hi_IN"/>
+        </w:rPr>
         <w:t xml:space="preserve">"उस दिन" - "जब वह" - "आएगा" </w:t>
       </w:r>
     </w:p>
@@ -4483,6 +5113,21 @@
           <w:b/>
           <w:lang w:val="hi_IN" w:bidi="hi_IN"/>
         </w:rPr>
+        <w:t>ἐνδοξασθῆναι ἐν τοῖς ἁγίοις αὐτοῦ, καὶ θαυμασθῆναι ἐν πᾶσιν τοῖς πιστεύσασιν</w:t>
+      </w:r>
+    </w:p>
+    <w:p>
+      <w:pPr/>
+      <w:r>
+        <w:rPr>
+          <w:lang w:val="hi_IN" w:bidi="hi_IN"/>
+        </w:rPr>
+      </w:r>
+      <w:r>
+        <w:rPr>
+          <w:b/>
+          <w:lang w:val="hi_IN" w:bidi="hi_IN"/>
+        </w:rPr>
         <w:t>"अपने पवित्र लोगों में महिमा पाने, और सब विश्वास करनेवालों में आश्चर्य का कारण होने को"</w:t>
       </w:r>
     </w:p>
@@ -4566,6 +5211,21 @@
           <w:b/>
           <w:lang w:val="hi_IN" w:bidi="hi_IN"/>
         </w:rPr>
+        <w:t>ἐνδοξασθῆναι ἐν τοῖς ἁγίοις αὐτοῦ, καὶ θαυμασθῆναι</w:t>
+      </w:r>
+    </w:p>
+    <w:p>
+      <w:pPr/>
+      <w:r>
+        <w:rPr>
+          <w:lang w:val="hi_IN" w:bidi="hi_IN"/>
+        </w:rPr>
+      </w:r>
+      <w:r>
+        <w:rPr>
+          <w:b/>
+          <w:lang w:val="hi_IN" w:bidi="hi_IN"/>
+        </w:rPr>
         <w:t>"अपने पवित्र लोगों में महिमा पाने और ... आश्चर्य का कारण होने"</w:t>
       </w:r>
     </w:p>
@@ -4675,6 +5335,21 @@
           <w:b/>
           <w:lang w:val="hi_IN" w:bidi="hi_IN"/>
         </w:rPr>
+        <w:t>ἐνδοξασθῆναι ἐν τοῖς ἁγίοις αὐτοῦ, καὶ θαυμασθῆναι ἐν πᾶσιν τοῖς πιστεύσασιν</w:t>
+      </w:r>
+    </w:p>
+    <w:p>
+      <w:pPr/>
+      <w:r>
+        <w:rPr>
+          <w:lang w:val="hi_IN" w:bidi="hi_IN"/>
+        </w:rPr>
+      </w:r>
+      <w:r>
+        <w:rPr>
+          <w:b/>
+          <w:lang w:val="hi_IN" w:bidi="hi_IN"/>
+        </w:rPr>
         <w:t>"अपने पवित्र लोगों में महिमा पाने, और सब विश्वास करनेवालों में आश्चर्य का कारण होने"</w:t>
       </w:r>
     </w:p>
@@ -4758,6 +5433,21 @@
           <w:b/>
           <w:lang w:val="hi_IN" w:bidi="hi_IN"/>
         </w:rPr>
+        <w:t>ἐπιστεύθη τὸ μαρτύριον ἡμῶν ἐφ’ ὑμᾶς</w:t>
+      </w:r>
+    </w:p>
+    <w:p>
+      <w:pPr/>
+      <w:r>
+        <w:rPr>
+          <w:lang w:val="hi_IN" w:bidi="hi_IN"/>
+        </w:rPr>
+      </w:r>
+      <w:r>
+        <w:rPr>
+          <w:b/>
+          <w:lang w:val="hi_IN" w:bidi="hi_IN"/>
+        </w:rPr>
         <w:t>"तुम ने हमारी गवाही पर विश्वास किया"</w:t>
       </w:r>
     </w:p>
@@ -4841,6 +5531,21 @@
           <w:b/>
           <w:lang w:val="hi_IN" w:bidi="hi_IN"/>
         </w:rPr>
+        <w:t>εἰς ὃ</w:t>
+      </w:r>
+    </w:p>
+    <w:p>
+      <w:pPr/>
+      <w:r>
+        <w:rPr>
+          <w:lang w:val="hi_IN" w:bidi="hi_IN"/>
+        </w:rPr>
+      </w:r>
+      <w:r>
+        <w:rPr>
+          <w:b/>
+          <w:lang w:val="hi_IN" w:bidi="hi_IN"/>
+        </w:rPr>
         <w:t>"इसलिए"</w:t>
       </w:r>
     </w:p>
@@ -4937,6 +5642,21 @@
           <w:b/>
           <w:lang w:val="hi_IN" w:bidi="hi_IN"/>
         </w:rPr>
+        <w:t>καὶ προσευχόμεθα πάντοτε περὶ ὑμῶν</w:t>
+      </w:r>
+    </w:p>
+    <w:p>
+      <w:pPr/>
+      <w:r>
+        <w:rPr>
+          <w:lang w:val="hi_IN" w:bidi="hi_IN"/>
+        </w:rPr>
+      </w:r>
+      <w:r>
+        <w:rPr>
+          <w:b/>
+          <w:lang w:val="hi_IN" w:bidi="hi_IN"/>
+        </w:rPr>
         <w:t>"हम सदा तुम्हारे निमित्त प्रार्थना भी करते हैं"</w:t>
       </w:r>
     </w:p>
@@ -5033,6 +5753,21 @@
           <w:b/>
           <w:lang w:val="hi_IN" w:bidi="hi_IN"/>
         </w:rPr>
+        <w:t>τῆς κλήσεως</w:t>
+      </w:r>
+    </w:p>
+    <w:p>
+      <w:pPr/>
+      <w:r>
+        <w:rPr>
+          <w:lang w:val="hi_IN" w:bidi="hi_IN"/>
+        </w:rPr>
+      </w:r>
+      <w:r>
+        <w:rPr>
+          <w:b/>
+          <w:lang w:val="hi_IN" w:bidi="hi_IN"/>
+        </w:rPr>
         <w:t>"बुलाहट के"</w:t>
       </w:r>
     </w:p>
@@ -5129,6 +5864,21 @@
           <w:b/>
           <w:lang w:val="hi_IN" w:bidi="hi_IN"/>
         </w:rPr>
+        <w:t>πληρώσῃ πᾶσαν εὐδοκίαν ἀγαθωσύνης, καὶ ἔργον πίστεως ἐν δυνάμει</w:t>
+      </w:r>
+    </w:p>
+    <w:p>
+      <w:pPr/>
+      <w:r>
+        <w:rPr>
+          <w:lang w:val="hi_IN" w:bidi="hi_IN"/>
+        </w:rPr>
+      </w:r>
+      <w:r>
+        <w:rPr>
+          <w:b/>
+          <w:lang w:val="hi_IN" w:bidi="hi_IN"/>
+        </w:rPr>
         <w:t>"परमेश्वर" - "भलाई की हर एक इच्छा, और विश्वास के हर एक काम को सामर्थ्य सहित पूरा करे"</w:t>
       </w:r>
     </w:p>
@@ -5290,6 +6040,21 @@
           <w:b/>
           <w:lang w:val="hi_IN" w:bidi="hi_IN"/>
         </w:rPr>
+        <w:t>καὶ πληρώσῃ</w:t>
+      </w:r>
+    </w:p>
+    <w:p>
+      <w:pPr/>
+      <w:r>
+        <w:rPr>
+          <w:lang w:val="hi_IN" w:bidi="hi_IN"/>
+        </w:rPr>
+      </w:r>
+      <w:r>
+        <w:rPr>
+          <w:b/>
+          <w:lang w:val="hi_IN" w:bidi="hi_IN"/>
+        </w:rPr>
         <w:t>"परमेश्वर" - "पूरा करें"</w:t>
       </w:r>
     </w:p>
@@ -5425,6 +6190,21 @@
           <w:b/>
           <w:lang w:val="hi_IN" w:bidi="hi_IN"/>
         </w:rPr>
+        <w:t>ὅπως</w:t>
+      </w:r>
+    </w:p>
+    <w:p>
+      <w:pPr/>
+      <w:r>
+        <w:rPr>
+          <w:lang w:val="hi_IN" w:bidi="hi_IN"/>
+        </w:rPr>
+      </w:r>
+      <w:r>
+        <w:rPr>
+          <w:b/>
+          <w:lang w:val="hi_IN" w:bidi="hi_IN"/>
+        </w:rPr>
         <w:t>"कि"</w:t>
       </w:r>
     </w:p>
@@ -5521,6 +6301,21 @@
           <w:b/>
           <w:lang w:val="hi_IN" w:bidi="hi_IN"/>
         </w:rPr>
+        <w:t>τὸ ὄνομα τοῦ Κυρίου ἡμῶν, Ἰησοῦ</w:t>
+      </w:r>
+    </w:p>
+    <w:p>
+      <w:pPr/>
+      <w:r>
+        <w:rPr>
+          <w:lang w:val="hi_IN" w:bidi="hi_IN"/>
+        </w:rPr>
+      </w:r>
+      <w:r>
+        <w:rPr>
+          <w:b/>
+          <w:lang w:val="hi_IN" w:bidi="hi_IN"/>
+        </w:rPr>
         <w:t>"हमारे प्रभु यीशु का नाम"</w:t>
       </w:r>
     </w:p>
@@ -5617,6 +6412,21 @@
           <w:b/>
           <w:lang w:val="hi_IN" w:bidi="hi_IN"/>
         </w:rPr>
+        <w:t>ὅπως ἐνδοξασθῇ τὸ ὄνομα τοῦ Κυρίου ἡμῶν, Ἰησοῦ, ἐν ὑμῖν</w:t>
+      </w:r>
+    </w:p>
+    <w:p>
+      <w:pPr/>
+      <w:r>
+        <w:rPr>
+          <w:lang w:val="hi_IN" w:bidi="hi_IN"/>
+        </w:rPr>
+      </w:r>
+      <w:r>
+        <w:rPr>
+          <w:b/>
+          <w:lang w:val="hi_IN" w:bidi="hi_IN"/>
+        </w:rPr>
         <w:t>"कि" - "हमारे प्रभु यीशु का नाम तुम में महिमा पाए"</w:t>
       </w:r>
     </w:p>
@@ -5700,6 +6510,21 @@
           <w:b/>
           <w:lang w:val="hi_IN" w:bidi="hi_IN"/>
         </w:rPr>
+        <w:t>καὶ ὑμεῖς ἐν αὐτῷ</w:t>
+      </w:r>
+    </w:p>
+    <w:p>
+      <w:pPr/>
+      <w:r>
+        <w:rPr>
+          <w:lang w:val="hi_IN" w:bidi="hi_IN"/>
+        </w:rPr>
+      </w:r>
+      <w:r>
+        <w:rPr>
+          <w:b/>
+          <w:lang w:val="hi_IN" w:bidi="hi_IN"/>
+        </w:rPr>
         <w:t>"और तुम उसमें"</w:t>
       </w:r>
     </w:p>
@@ -5783,6 +6608,21 @@
           <w:b/>
           <w:lang w:val="hi_IN" w:bidi="hi_IN"/>
         </w:rPr>
+        <w:t>καὶ ὑμεῖς ἐν αὐτῷ</w:t>
+      </w:r>
+    </w:p>
+    <w:p>
+      <w:pPr/>
+      <w:r>
+        <w:rPr>
+          <w:lang w:val="hi_IN" w:bidi="hi_IN"/>
+        </w:rPr>
+      </w:r>
+      <w:r>
+        <w:rPr>
+          <w:b/>
+          <w:lang w:val="hi_IN" w:bidi="hi_IN"/>
+        </w:rPr>
         <w:t>"और तुम उसमें"</w:t>
       </w:r>
     </w:p>
@@ -5879,6 +6719,21 @@
           <w:b/>
           <w:lang w:val="hi_IN" w:bidi="hi_IN"/>
         </w:rPr>
+        <w:t>κατὰ τὴν χάριν τοῦ Θεοῦ ἡμῶν</w:t>
+      </w:r>
+    </w:p>
+    <w:p>
+      <w:pPr/>
+      <w:r>
+        <w:rPr>
+          <w:lang w:val="hi_IN" w:bidi="hi_IN"/>
+        </w:rPr>
+      </w:r>
+      <w:r>
+        <w:rPr>
+          <w:b/>
+          <w:lang w:val="hi_IN" w:bidi="hi_IN"/>
+        </w:rPr>
         <w:t>"हमारे परमेश्वर... के अनुग्रह के अनुसार"</w:t>
       </w:r>
     </w:p>
@@ -5975,6 +6830,21 @@
           <w:b/>
           <w:lang w:val="hi_IN" w:bidi="hi_IN"/>
         </w:rPr>
+        <w:t>τοῦ Θεοῦ ἡμῶν καὶ Κυρίου Ἰησοῦ Χριστοῦ</w:t>
+      </w:r>
+    </w:p>
+    <w:p>
+      <w:pPr/>
+      <w:r>
+        <w:rPr>
+          <w:lang w:val="hi_IN" w:bidi="hi_IN"/>
+        </w:rPr>
+      </w:r>
+      <w:r>
+        <w:rPr>
+          <w:b/>
+          <w:lang w:val="hi_IN" w:bidi="hi_IN"/>
+        </w:rPr>
         <w:t>"हमारे परमेश्वर और प्रभु यीशु मसीह के"</w:t>
       </w:r>
     </w:p>
@@ -6122,6 +6992,21 @@
           <w:b/>
           <w:lang w:val="hi_IN" w:bidi="hi_IN"/>
         </w:rPr>
+        <w:t>δὲ</w:t>
+      </w:r>
+    </w:p>
+    <w:p>
+      <w:pPr/>
+      <w:r>
+        <w:rPr>
+          <w:lang w:val="hi_IN" w:bidi="hi_IN"/>
+        </w:rPr>
+      </w:r>
+      <w:r>
+        <w:rPr>
+          <w:b/>
+          <w:lang w:val="hi_IN" w:bidi="hi_IN"/>
+        </w:rPr>
         <w:t>"अब"</w:t>
       </w:r>
     </w:p>
@@ -6218,6 +7103,21 @@
           <w:b/>
           <w:lang w:val="hi_IN" w:bidi="hi_IN"/>
         </w:rPr>
+        <w:t>ὑπὲρ τῆς παρουσίας τοῦ Κυρίου ἡμῶν, Ἰησοῦ Χριστοῦ, καὶ ἡμῶν ἐπισυναγωγῆς ἐπ’ αὐτόν</w:t>
+      </w:r>
+    </w:p>
+    <w:p>
+      <w:pPr/>
+      <w:r>
+        <w:rPr>
+          <w:lang w:val="hi_IN" w:bidi="hi_IN"/>
+        </w:rPr>
+      </w:r>
+      <w:r>
+        <w:rPr>
+          <w:b/>
+          <w:lang w:val="hi_IN" w:bidi="hi_IN"/>
+        </w:rPr>
         <w:t>"अपने प्रभु यीशु मसीह के आने, और उसके पास अपने इकट्ठे होने के विषय में"</w:t>
       </w:r>
     </w:p>
@@ -6321,6 +7221,21 @@
           <w:b/>
           <w:lang w:val="hi_IN" w:bidi="hi_IN"/>
         </w:rPr>
+        <w:t>ὑπὲρ τῆς παρουσίας τοῦ Κυρίου ἡμῶν, Ἰησοῦ Χριστοῦ, καὶ ἡμῶν ἐπισυναγωγῆς ἐπ’ αὐτόν</w:t>
+      </w:r>
+    </w:p>
+    <w:p>
+      <w:pPr/>
+      <w:r>
+        <w:rPr>
+          <w:lang w:val="hi_IN" w:bidi="hi_IN"/>
+        </w:rPr>
+      </w:r>
+      <w:r>
+        <w:rPr>
+          <w:b/>
+          <w:lang w:val="hi_IN" w:bidi="hi_IN"/>
+        </w:rPr>
         <w:t>"अपने प्रभु यीशु मसीह के आने, और उसके पास अपने इकट्ठे होने के विषय में"</w:t>
       </w:r>
     </w:p>
@@ -6430,6 +7345,21 @@
           <w:b/>
           <w:lang w:val="hi_IN" w:bidi="hi_IN"/>
         </w:rPr>
+        <w:t>ἀδελφοί</w:t>
+      </w:r>
+    </w:p>
+    <w:p>
+      <w:pPr/>
+      <w:r>
+        <w:rPr>
+          <w:lang w:val="hi_IN" w:bidi="hi_IN"/>
+        </w:rPr>
+      </w:r>
+      <w:r>
+        <w:rPr>
+          <w:b/>
+          <w:lang w:val="hi_IN" w:bidi="hi_IN"/>
+        </w:rPr>
         <w:t>"भाइयों"</w:t>
       </w:r>
     </w:p>
@@ -6526,6 +7456,21 @@
           <w:b/>
           <w:lang w:val="hi_IN" w:bidi="hi_IN"/>
         </w:rPr>
+        <w:t>εἰς τὸ μὴ ταχέως σαλευθῆναι ὑμᾶς ἀπὸ τοῦ νοὸς</w:t>
+      </w:r>
+    </w:p>
+    <w:p>
+      <w:pPr/>
+      <w:r>
+        <w:rPr>
+          <w:lang w:val="hi_IN" w:bidi="hi_IN"/>
+        </w:rPr>
+      </w:r>
+      <w:r>
+        <w:rPr>
+          <w:b/>
+          <w:lang w:val="hi_IN" w:bidi="hi_IN"/>
+        </w:rPr>
         <w:t>"तुम्हारा मन अचानक अस्थिर न हो जाए"</w:t>
       </w:r>
     </w:p>
@@ -6622,6 +7567,21 @@
           <w:b/>
           <w:lang w:val="hi_IN" w:bidi="hi_IN"/>
         </w:rPr>
+        <w:t>μηδὲ θροεῖσθαι</w:t>
+      </w:r>
+    </w:p>
+    <w:p>
+      <w:pPr/>
+      <w:r>
+        <w:rPr>
+          <w:lang w:val="hi_IN" w:bidi="hi_IN"/>
+        </w:rPr>
+      </w:r>
+      <w:r>
+        <w:rPr>
+          <w:b/>
+          <w:lang w:val="hi_IN" w:bidi="hi_IN"/>
+        </w:rPr>
         <w:t>"और न तुम घबराओ"</w:t>
       </w:r>
     </w:p>
@@ -6718,6 +7678,21 @@
           <w:b/>
           <w:lang w:val="hi_IN" w:bidi="hi_IN"/>
         </w:rPr>
+        <w:t>μήτε διὰ πνεύματος, μήτε διὰ λόγου, μήτε δι’ ἐπιστολῆς, ὡς δι’ ἡμῶν</w:t>
+      </w:r>
+    </w:p>
+    <w:p>
+      <w:pPr/>
+      <w:r>
+        <w:rPr>
+          <w:lang w:val="hi_IN" w:bidi="hi_IN"/>
+        </w:rPr>
+      </w:r>
+      <w:r>
+        <w:rPr>
+          <w:b/>
+          <w:lang w:val="hi_IN" w:bidi="hi_IN"/>
+        </w:rPr>
         <w:t>"किसी आत्मा, या वचन, या पत्री के द्वारा जो कि मानो हमारी ओर से हो"</w:t>
       </w:r>
     </w:p>
@@ -6801,6 +7776,21 @@
           <w:b/>
           <w:lang w:val="hi_IN" w:bidi="hi_IN"/>
         </w:rPr>
+        <w:t>ὡς δι’ ἡμῶν</w:t>
+      </w:r>
+    </w:p>
+    <w:p>
+      <w:pPr/>
+      <w:r>
+        <w:rPr>
+          <w:lang w:val="hi_IN" w:bidi="hi_IN"/>
+        </w:rPr>
+      </w:r>
+      <w:r>
+        <w:rPr>
+          <w:b/>
+          <w:lang w:val="hi_IN" w:bidi="hi_IN"/>
+        </w:rPr>
         <w:t>"मानो हमारी ओर से हो"</w:t>
       </w:r>
     </w:p>
@@ -6884,6 +7874,21 @@
           <w:b/>
           <w:lang w:val="hi_IN" w:bidi="hi_IN"/>
         </w:rPr>
+        <w:t>ὡς ὅτι</w:t>
+      </w:r>
+    </w:p>
+    <w:p>
+      <w:pPr/>
+      <w:r>
+        <w:rPr>
+          <w:lang w:val="hi_IN" w:bidi="hi_IN"/>
+        </w:rPr>
+      </w:r>
+      <w:r>
+        <w:rPr>
+          <w:b/>
+          <w:lang w:val="hi_IN" w:bidi="hi_IN"/>
+        </w:rPr>
         <w:t>"मानो"</w:t>
       </w:r>
     </w:p>
@@ -6967,6 +7972,21 @@
           <w:b/>
           <w:lang w:val="hi_IN" w:bidi="hi_IN"/>
         </w:rPr>
+        <w:t>ἡ ἡμέρα τοῦ Κυρίου</w:t>
+      </w:r>
+    </w:p>
+    <w:p>
+      <w:pPr/>
+      <w:r>
+        <w:rPr>
+          <w:lang w:val="hi_IN" w:bidi="hi_IN"/>
+        </w:rPr>
+      </w:r>
+      <w:r>
+        <w:rPr>
+          <w:b/>
+          <w:lang w:val="hi_IN" w:bidi="hi_IN"/>
+        </w:rPr>
         <w:t>"प्रभु का दिन"</w:t>
       </w:r>
     </w:p>
@@ -7043,6 +8063,21 @@
           <w:b/>
           <w:lang w:val="hi_IN" w:bidi="hi_IN"/>
         </w:rPr>
+        <w:t>μή τις ὑμᾶς ἐξαπατήσῃ κατὰ μηδένα τρόπον</w:t>
+      </w:r>
+    </w:p>
+    <w:p>
+      <w:pPr/>
+      <w:r>
+        <w:rPr>
+          <w:lang w:val="hi_IN" w:bidi="hi_IN"/>
+        </w:rPr>
+      </w:r>
+      <w:r>
+        <w:rPr>
+          <w:b/>
+          <w:lang w:val="hi_IN" w:bidi="hi_IN"/>
+        </w:rPr>
         <w:t>"किसी रीति से किसी के धोखे में न आना"</w:t>
       </w:r>
     </w:p>
@@ -7106,6 +8141,21 @@
           <w:b/>
           <w:lang w:val="hi_IN" w:bidi="hi_IN"/>
         </w:rPr>
+        <w:t>ὅτι ἐὰν μὴ ἔλθῃ ἡ ἀποστασία πρῶτον</w:t>
+      </w:r>
+    </w:p>
+    <w:p>
+      <w:pPr/>
+      <w:r>
+        <w:rPr>
+          <w:lang w:val="hi_IN" w:bidi="hi_IN"/>
+        </w:rPr>
+      </w:r>
+      <w:r>
+        <w:rPr>
+          <w:b/>
+          <w:lang w:val="hi_IN" w:bidi="hi_IN"/>
+        </w:rPr>
         <w:t>"जब तक विद्रोह नहीं होता"</w:t>
       </w:r>
     </w:p>
@@ -7189,6 +8239,21 @@
           <w:b/>
           <w:lang w:val="hi_IN" w:bidi="hi_IN"/>
         </w:rPr>
+        <w:t>ἡ ἀποστασία</w:t>
+      </w:r>
+    </w:p>
+    <w:p>
+      <w:pPr/>
+      <w:r>
+        <w:rPr>
+          <w:lang w:val="hi_IN" w:bidi="hi_IN"/>
+        </w:rPr>
+      </w:r>
+      <w:r>
+        <w:rPr>
+          <w:b/>
+          <w:lang w:val="hi_IN" w:bidi="hi_IN"/>
+        </w:rPr>
         <w:t>"विद्रोह"</w:t>
       </w:r>
     </w:p>
@@ -7311,6 +8376,21 @@
           <w:b/>
           <w:lang w:val="hi_IN" w:bidi="hi_IN"/>
         </w:rPr>
+        <w:t>ἀποκαλυφθῇ ὁ ἄνθρωπος τῆς ἀνομίας</w:t>
+      </w:r>
+    </w:p>
+    <w:p>
+      <w:pPr/>
+      <w:r>
+        <w:rPr>
+          <w:lang w:val="hi_IN" w:bidi="hi_IN"/>
+        </w:rPr>
+      </w:r>
+      <w:r>
+        <w:rPr>
+          <w:b/>
+          <w:lang w:val="hi_IN" w:bidi="hi_IN"/>
+        </w:rPr>
         <w:t>"वह अधर्मी पुरुष" - "प्रगट" - "हो"</w:t>
       </w:r>
     </w:p>
@@ -7420,6 +8500,21 @@
           <w:b/>
           <w:lang w:val="hi_IN" w:bidi="hi_IN"/>
         </w:rPr>
+        <w:t>ὁ ἄνθρωπος τῆς ἀνομίας</w:t>
+      </w:r>
+    </w:p>
+    <w:p>
+      <w:pPr/>
+      <w:r>
+        <w:rPr>
+          <w:lang w:val="hi_IN" w:bidi="hi_IN"/>
+        </w:rPr>
+      </w:r>
+      <w:r>
+        <w:rPr>
+          <w:b/>
+          <w:lang w:val="hi_IN" w:bidi="hi_IN"/>
+        </w:rPr>
         <w:t>"अधर्मी पुरुष"</w:t>
       </w:r>
     </w:p>
@@ -7529,6 +8624,21 @@
           <w:b/>
           <w:lang w:val="hi_IN" w:bidi="hi_IN"/>
         </w:rPr>
+        <w:t>ὁ υἱὸς τῆς ἀπωλείας</w:t>
+      </w:r>
+    </w:p>
+    <w:p>
+      <w:pPr/>
+      <w:r>
+        <w:rPr>
+          <w:lang w:val="hi_IN" w:bidi="hi_IN"/>
+        </w:rPr>
+      </w:r>
+      <w:r>
+        <w:rPr>
+          <w:b/>
+          <w:lang w:val="hi_IN" w:bidi="hi_IN"/>
+        </w:rPr>
         <w:t>"विनाश का पुत्र"</w:t>
       </w:r>
     </w:p>
@@ -7708,6 +8818,21 @@
           <w:b/>
           <w:lang w:val="hi_IN" w:bidi="hi_IN"/>
         </w:rPr>
+        <w:t>πάντα λεγόμενον θεὸν ἢ σέβασμα</w:t>
+      </w:r>
+    </w:p>
+    <w:p>
+      <w:pPr/>
+      <w:r>
+        <w:rPr>
+          <w:lang w:val="hi_IN" w:bidi="hi_IN"/>
+        </w:rPr>
+      </w:r>
+      <w:r>
+        <w:rPr>
+          <w:b/>
+          <w:lang w:val="hi_IN" w:bidi="hi_IN"/>
+        </w:rPr>
         <w:t>"हर एक से जो परमेश्वर, या पूज्य कहलाता है"</w:t>
       </w:r>
     </w:p>
@@ -7791,6 +8916,21 @@
           <w:b/>
           <w:lang w:val="hi_IN" w:bidi="hi_IN"/>
         </w:rPr>
+        <w:t>αὐτὸν &amp; καθίσαι</w:t>
+      </w:r>
+    </w:p>
+    <w:p>
+      <w:pPr/>
+      <w:r>
+        <w:rPr>
+          <w:lang w:val="hi_IN" w:bidi="hi_IN"/>
+        </w:rPr>
+      </w:r>
+      <w:r>
+        <w:rPr>
+          <w:b/>
+          <w:lang w:val="hi_IN" w:bidi="hi_IN"/>
+        </w:rPr>
         <w:t>"वह" - "बैठकर अपने आपको"</w:t>
       </w:r>
     </w:p>
@@ -7887,6 +9027,21 @@
           <w:b/>
           <w:lang w:val="hi_IN" w:bidi="hi_IN"/>
         </w:rPr>
+        <w:t>ἀποδεικνύντα ἑαυτὸν ὅτι ἔστιν Θεός</w:t>
+      </w:r>
+    </w:p>
+    <w:p>
+      <w:pPr/>
+      <w:r>
+        <w:rPr>
+          <w:lang w:val="hi_IN" w:bidi="hi_IN"/>
+        </w:rPr>
+      </w:r>
+      <w:r>
+        <w:rPr>
+          <w:b/>
+          <w:lang w:val="hi_IN" w:bidi="hi_IN"/>
+        </w:rPr>
         <w:t>"वह...अपने आपको परमेश्वर प्रगट करता है"</w:t>
       </w:r>
     </w:p>
@@ -7963,6 +9118,21 @@
           <w:b/>
           <w:lang w:val="hi_IN" w:bidi="hi_IN"/>
         </w:rPr>
+        <w:t>οὐ μνημονεύετε ὅτι, ἔτι ὢν πρὸς ὑμᾶς, ταῦτα ἔλεγον ὑμῖν</w:t>
+      </w:r>
+    </w:p>
+    <w:p>
+      <w:pPr/>
+      <w:r>
+        <w:rPr>
+          <w:lang w:val="hi_IN" w:bidi="hi_IN"/>
+        </w:rPr>
+      </w:r>
+      <w:r>
+        <w:rPr>
+          <w:b/>
+          <w:lang w:val="hi_IN" w:bidi="hi_IN"/>
+        </w:rPr>
         <w:t>"क्या तुम्हें स्मरण नहीं, कि जब मैं तुम्हारे यहाँ था, तो तुम से ये बातें कहा करता था"</w:t>
       </w:r>
     </w:p>
@@ -8046,6 +9216,21 @@
           <w:b/>
           <w:lang w:val="hi_IN" w:bidi="hi_IN"/>
         </w:rPr>
+        <w:t>ταῦτα</w:t>
+      </w:r>
+    </w:p>
+    <w:p>
+      <w:pPr/>
+      <w:r>
+        <w:rPr>
+          <w:lang w:val="hi_IN" w:bidi="hi_IN"/>
+        </w:rPr>
+      </w:r>
+      <w:r>
+        <w:rPr>
+          <w:b/>
+          <w:lang w:val="hi_IN" w:bidi="hi_IN"/>
+        </w:rPr>
         <w:t>"ये बातें"</w:t>
       </w:r>
     </w:p>
@@ -8142,6 +9327,21 @@
           <w:b/>
           <w:lang w:val="hi_IN" w:bidi="hi_IN"/>
         </w:rPr>
+        <w:t>καὶ νῦν τὸ κατέχον οἴδατε</w:t>
+      </w:r>
+    </w:p>
+    <w:p>
+      <w:pPr/>
+      <w:r>
+        <w:rPr>
+          <w:lang w:val="hi_IN" w:bidi="hi_IN"/>
+        </w:rPr>
+      </w:r>
+      <w:r>
+        <w:rPr>
+          <w:b/>
+          <w:lang w:val="hi_IN" w:bidi="hi_IN"/>
+        </w:rPr>
         <w:t>"और अब तुम उस वस्तु को जानते हो, जो उसे रोक रही है"</w:t>
       </w:r>
     </w:p>
@@ -8244,6 +9444,21 @@
           <w:b/>
           <w:lang w:val="hi_IN" w:bidi="hi_IN"/>
         </w:rPr>
+        <w:t>τὸ ἀποκαλυφθῆναι αὐτὸν ἐν τῷ αὐτοῦ καιρῷ</w:t>
+      </w:r>
+    </w:p>
+    <w:p>
+      <w:pPr/>
+      <w:r>
+        <w:rPr>
+          <w:lang w:val="hi_IN" w:bidi="hi_IN"/>
+        </w:rPr>
+      </w:r>
+      <w:r>
+        <w:rPr>
+          <w:b/>
+          <w:lang w:val="hi_IN" w:bidi="hi_IN"/>
+        </w:rPr>
         <w:t>"वह अपने ही समय में प्रगट हो"</w:t>
       </w:r>
     </w:p>
@@ -8327,6 +9542,21 @@
           <w:b/>
           <w:lang w:val="hi_IN" w:bidi="hi_IN"/>
         </w:rPr>
+        <w:t>γὰρ</w:t>
+      </w:r>
+    </w:p>
+    <w:p>
+      <w:pPr/>
+      <w:r>
+        <w:rPr>
+          <w:lang w:val="hi_IN" w:bidi="hi_IN"/>
+        </w:rPr>
+      </w:r>
+      <w:r>
+        <w:rPr>
+          <w:b/>
+          <w:lang w:val="hi_IN" w:bidi="hi_IN"/>
+        </w:rPr>
         <w:t>"क्योंकि"</w:t>
       </w:r>
     </w:p>
@@ -8436,6 +9666,21 @@
           <w:b/>
           <w:lang w:val="hi_IN" w:bidi="hi_IN"/>
         </w:rPr>
+        <w:t>τὸ &amp; μυστήριον ἤδη ἐνεργεῖται τῆς ἀνομίας</w:t>
+      </w:r>
+    </w:p>
+    <w:p>
+      <w:pPr/>
+      <w:r>
+        <w:rPr>
+          <w:lang w:val="hi_IN" w:bidi="hi_IN"/>
+        </w:rPr>
+      </w:r>
+      <w:r>
+        <w:rPr>
+          <w:b/>
+          <w:lang w:val="hi_IN" w:bidi="hi_IN"/>
+        </w:rPr>
         <w:t>"क्योंकि अधर्म का भेद अब भी कार्य करता जाता है"</w:t>
       </w:r>
     </w:p>
@@ -8545,6 +9790,21 @@
           <w:b/>
           <w:lang w:val="hi_IN" w:bidi="hi_IN"/>
         </w:rPr>
+        <w:t>ὁ κατέχων</w:t>
+      </w:r>
+    </w:p>
+    <w:p>
+      <w:pPr/>
+      <w:r>
+        <w:rPr>
+          <w:lang w:val="hi_IN" w:bidi="hi_IN"/>
+        </w:rPr>
+      </w:r>
+      <w:r>
+        <w:rPr>
+          <w:b/>
+          <w:lang w:val="hi_IN" w:bidi="hi_IN"/>
+        </w:rPr>
         <w:t>"अभी एक रोकनेवाला है"</w:t>
       </w:r>
     </w:p>
@@ -8608,6 +9868,21 @@
           <w:b/>
           <w:lang w:val="hi_IN" w:bidi="hi_IN"/>
         </w:rPr>
+        <w:t>γένηται</w:t>
+      </w:r>
+    </w:p>
+    <w:p>
+      <w:pPr/>
+      <w:r>
+        <w:rPr>
+          <w:lang w:val="hi_IN" w:bidi="hi_IN"/>
+        </w:rPr>
+      </w:r>
+      <w:r>
+        <w:rPr>
+          <w:b/>
+          <w:lang w:val="hi_IN" w:bidi="hi_IN"/>
+        </w:rPr>
         <w:t>"वह दूर न हो जाए"</w:t>
       </w:r>
     </w:p>
@@ -8704,6 +9979,21 @@
           <w:b/>
           <w:lang w:val="hi_IN" w:bidi="hi_IN"/>
         </w:rPr>
+        <w:t>ἐκ μέσου γένηται</w:t>
+      </w:r>
+    </w:p>
+    <w:p>
+      <w:pPr/>
+      <w:r>
+        <w:rPr>
+          <w:lang w:val="hi_IN" w:bidi="hi_IN"/>
+        </w:rPr>
+      </w:r>
+      <w:r>
+        <w:rPr>
+          <w:b/>
+          <w:lang w:val="hi_IN" w:bidi="hi_IN"/>
+        </w:rPr>
         <w:t>"वह दूर न हो जाए"</w:t>
       </w:r>
     </w:p>
@@ -8787,6 +10077,21 @@
           <w:b/>
           <w:lang w:val="hi_IN" w:bidi="hi_IN"/>
         </w:rPr>
+        <w:t>καὶ τότε ἀποκαλυφθήσεται ὁ ἄνομος</w:t>
+      </w:r>
+    </w:p>
+    <w:p>
+      <w:pPr/>
+      <w:r>
+        <w:rPr>
+          <w:lang w:val="hi_IN" w:bidi="hi_IN"/>
+        </w:rPr>
+      </w:r>
+      <w:r>
+        <w:rPr>
+          <w:b/>
+          <w:lang w:val="hi_IN" w:bidi="hi_IN"/>
+        </w:rPr>
         <w:t>"तब वह अधर्मी प्रगट होगा"</w:t>
       </w:r>
     </w:p>
@@ -8870,6 +10175,21 @@
           <w:b/>
           <w:lang w:val="hi_IN" w:bidi="hi_IN"/>
         </w:rPr>
+        <w:t>τῷ πνεύματι τοῦ στόματος αὐτοῦ</w:t>
+      </w:r>
+    </w:p>
+    <w:p>
+      <w:pPr/>
+      <w:r>
+        <w:rPr>
+          <w:lang w:val="hi_IN" w:bidi="hi_IN"/>
+        </w:rPr>
+      </w:r>
+      <w:r>
+        <w:rPr>
+          <w:b/>
+          <w:lang w:val="hi_IN" w:bidi="hi_IN"/>
+        </w:rPr>
         <w:t>"अपने मुँह की फूँक से"</w:t>
       </w:r>
     </w:p>
@@ -8979,6 +10299,21 @@
           <w:b/>
           <w:lang w:val="hi_IN" w:bidi="hi_IN"/>
         </w:rPr>
+        <w:t>ἀνελεῖ τῷ πνεύματι τοῦ στόματος αὐτοῦ, καὶ καταργήσει τῇ ἐπιφανείᾳ τῆς παρουσίας αὐτοῦ</w:t>
+      </w:r>
+    </w:p>
+    <w:p>
+      <w:pPr/>
+      <w:r>
+        <w:rPr>
+          <w:lang w:val="hi_IN" w:bidi="hi_IN"/>
+        </w:rPr>
+      </w:r>
+      <w:r>
+        <w:rPr>
+          <w:b/>
+          <w:lang w:val="hi_IN" w:bidi="hi_IN"/>
+        </w:rPr>
         <w:t>"अपने मुँह की फूँक से मार डालेगा, और अपने आगमन के तेज से भस्म करेगा"</w:t>
       </w:r>
     </w:p>
@@ -9062,6 +10397,21 @@
           <w:b/>
           <w:lang w:val="hi_IN" w:bidi="hi_IN"/>
         </w:rPr>
+        <w:t>οὗ ἐστιν ἡ παρουσία, κατ’ ἐνέργειαν τοῦ Σατανᾶ</w:t>
+      </w:r>
+    </w:p>
+    <w:p>
+      <w:pPr/>
+      <w:r>
+        <w:rPr>
+          <w:lang w:val="hi_IN" w:bidi="hi_IN"/>
+        </w:rPr>
+      </w:r>
+      <w:r>
+        <w:rPr>
+          <w:b/>
+          <w:lang w:val="hi_IN" w:bidi="hi_IN"/>
+        </w:rPr>
         <w:t>"उस अधर्मी का आना शैतान के कार्य के अनुसार"</w:t>
       </w:r>
     </w:p>
@@ -9171,6 +10521,21 @@
           <w:b/>
           <w:lang w:val="hi_IN" w:bidi="hi_IN"/>
         </w:rPr>
+        <w:t>οὗ</w:t>
+      </w:r>
+    </w:p>
+    <w:p>
+      <w:pPr/>
+      <w:r>
+        <w:rPr>
+          <w:lang w:val="hi_IN" w:bidi="hi_IN"/>
+        </w:rPr>
+      </w:r>
+      <w:r>
+        <w:rPr>
+          <w:b/>
+          <w:lang w:val="hi_IN" w:bidi="hi_IN"/>
+        </w:rPr>
         <w:t>"उस"</w:t>
       </w:r>
     </w:p>
@@ -9273,6 +10638,21 @@
           <w:b/>
           <w:lang w:val="hi_IN" w:bidi="hi_IN"/>
         </w:rPr>
+        <w:t>ἐν πάσῃ δυνάμει, καὶ σημείοις, καὶ τέρασιν ψεύδους</w:t>
+      </w:r>
+    </w:p>
+    <w:p>
+      <w:pPr/>
+      <w:r>
+        <w:rPr>
+          <w:lang w:val="hi_IN" w:bidi="hi_IN"/>
+        </w:rPr>
+      </w:r>
+      <w:r>
+        <w:rPr>
+          <w:b/>
+          <w:lang w:val="hi_IN" w:bidi="hi_IN"/>
+        </w:rPr>
         <w:t>"सब प्रकार की झूठी सामर्थ्य, चिन्ह, और अद्भुत काम के साथ"</w:t>
       </w:r>
     </w:p>
@@ -9421,6 +10801,21 @@
           <w:b/>
           <w:lang w:val="hi_IN" w:bidi="hi_IN"/>
         </w:rPr>
+        <w:t>ἐν πάσῃ δυνάμει, καὶ σημείοις, καὶ τέρασιν ψεύδους</w:t>
+      </w:r>
+    </w:p>
+    <w:p>
+      <w:pPr/>
+      <w:r>
+        <w:rPr>
+          <w:lang w:val="hi_IN" w:bidi="hi_IN"/>
+        </w:rPr>
+      </w:r>
+      <w:r>
+        <w:rPr>
+          <w:b/>
+          <w:lang w:val="hi_IN" w:bidi="hi_IN"/>
+        </w:rPr>
         <w:t>"सब प्रकार की झूठी सामर्थ्य, चिन्ह, और अद्भुत काम के साथ"</w:t>
       </w:r>
     </w:p>
@@ -9517,6 +10912,21 @@
           <w:b/>
           <w:lang w:val="hi_IN" w:bidi="hi_IN"/>
         </w:rPr>
+        <w:t>καὶ σημείοις, καὶ τέρασιν ψεύδους</w:t>
+      </w:r>
+    </w:p>
+    <w:p>
+      <w:pPr/>
+      <w:r>
+        <w:rPr>
+          <w:lang w:val="hi_IN" w:bidi="hi_IN"/>
+        </w:rPr>
+      </w:r>
+      <w:r>
+        <w:rPr>
+          <w:b/>
+          <w:lang w:val="hi_IN" w:bidi="hi_IN"/>
+        </w:rPr>
         <w:t>"चिन्ह और अद्भुत काम"</w:t>
       </w:r>
     </w:p>
@@ -9626,6 +11036,21 @@
           <w:b/>
           <w:lang w:val="hi_IN" w:bidi="hi_IN"/>
         </w:rPr>
+        <w:t>πάσῃ</w:t>
+      </w:r>
+    </w:p>
+    <w:p>
+      <w:pPr/>
+      <w:r>
+        <w:rPr>
+          <w:lang w:val="hi_IN" w:bidi="hi_IN"/>
+        </w:rPr>
+      </w:r>
+      <w:r>
+        <w:rPr>
+          <w:b/>
+          <w:lang w:val="hi_IN" w:bidi="hi_IN"/>
+        </w:rPr>
         <w:t>"सब"</w:t>
       </w:r>
     </w:p>
@@ -9722,6 +11147,21 @@
           <w:b/>
           <w:lang w:val="hi_IN" w:bidi="hi_IN"/>
         </w:rPr>
+        <w:t>ἐν πάσῃ ἀπάτῃ ἀδικίας</w:t>
+      </w:r>
+    </w:p>
+    <w:p>
+      <w:pPr/>
+      <w:r>
+        <w:rPr>
+          <w:lang w:val="hi_IN" w:bidi="hi_IN"/>
+        </w:rPr>
+      </w:r>
+      <w:r>
+        <w:rPr>
+          <w:b/>
+          <w:lang w:val="hi_IN" w:bidi="hi_IN"/>
+        </w:rPr>
         <w:t>"अधर्म के सब प्रकार के धोखे के साथ"</w:t>
       </w:r>
     </w:p>
@@ -9831,6 +11271,21 @@
           <w:b/>
           <w:lang w:val="hi_IN" w:bidi="hi_IN"/>
         </w:rPr>
+        <w:t>ἐν πάσῃ ἀπάτῃ ἀδικίας, τοῖς ἀπολλυμένοις</w:t>
+      </w:r>
+    </w:p>
+    <w:p>
+      <w:pPr/>
+      <w:r>
+        <w:rPr>
+          <w:lang w:val="hi_IN" w:bidi="hi_IN"/>
+        </w:rPr>
+      </w:r>
+      <w:r>
+        <w:rPr>
+          <w:b/>
+          <w:lang w:val="hi_IN" w:bidi="hi_IN"/>
+        </w:rPr>
         <w:t>"नाश होनेवालों के लिये अधर्म के सब प्रकार के धोखे के साथ"</w:t>
       </w:r>
     </w:p>
@@ -9940,6 +11395,21 @@
           <w:b/>
           <w:lang w:val="hi_IN" w:bidi="hi_IN"/>
         </w:rPr>
+        <w:t>ἀνθ’ ὧν</w:t>
+      </w:r>
+    </w:p>
+    <w:p>
+      <w:pPr/>
+      <w:r>
+        <w:rPr>
+          <w:lang w:val="hi_IN" w:bidi="hi_IN"/>
+        </w:rPr>
+      </w:r>
+      <w:r>
+        <w:rPr>
+          <w:b/>
+          <w:lang w:val="hi_IN" w:bidi="hi_IN"/>
+        </w:rPr>
         <w:t>"क्योंकि"</w:t>
       </w:r>
     </w:p>
@@ -10049,6 +11519,21 @@
           <w:b/>
           <w:lang w:val="hi_IN" w:bidi="hi_IN"/>
         </w:rPr>
+        <w:t>τὴν ἀγάπην τῆς ἀληθείας οὐκ ἐδέξαντο</w:t>
+      </w:r>
+    </w:p>
+    <w:p>
+      <w:pPr/>
+      <w:r>
+        <w:rPr>
+          <w:lang w:val="hi_IN" w:bidi="hi_IN"/>
+        </w:rPr>
+      </w:r>
+      <w:r>
+        <w:rPr>
+          <w:b/>
+          <w:lang w:val="hi_IN" w:bidi="hi_IN"/>
+        </w:rPr>
         <w:t>"उन्होंने सत्य के प्रेम को ग्रहण नहीं किया"</w:t>
       </w:r>
     </w:p>
@@ -10184,6 +11669,21 @@
           <w:b/>
           <w:lang w:val="hi_IN" w:bidi="hi_IN"/>
         </w:rPr>
+        <w:t>εἰς τὸ σωθῆναι αὐτούς</w:t>
+      </w:r>
+    </w:p>
+    <w:p>
+      <w:pPr/>
+      <w:r>
+        <w:rPr>
+          <w:lang w:val="hi_IN" w:bidi="hi_IN"/>
+        </w:rPr>
+      </w:r>
+      <w:r>
+        <w:rPr>
+          <w:b/>
+          <w:lang w:val="hi_IN" w:bidi="hi_IN"/>
+        </w:rPr>
         <w:t>"जिससे उनका उद्धार होता"</w:t>
       </w:r>
     </w:p>
@@ -10267,6 +11767,21 @@
           <w:b/>
           <w:lang w:val="hi_IN" w:bidi="hi_IN"/>
         </w:rPr>
+        <w:t>εἰς τὸ σωθῆναι αὐτούς</w:t>
+      </w:r>
+    </w:p>
+    <w:p>
+      <w:pPr/>
+      <w:r>
+        <w:rPr>
+          <w:lang w:val="hi_IN" w:bidi="hi_IN"/>
+        </w:rPr>
+      </w:r>
+      <w:r>
+        <w:rPr>
+          <w:b/>
+          <w:lang w:val="hi_IN" w:bidi="hi_IN"/>
+        </w:rPr>
         <w:t>"जिससे उनका उद्धार होता"</w:t>
       </w:r>
     </w:p>
@@ -10350,6 +11865,21 @@
           <w:b/>
           <w:lang w:val="hi_IN" w:bidi="hi_IN"/>
         </w:rPr>
+        <w:t>διὰ τοῦτο</w:t>
+      </w:r>
+    </w:p>
+    <w:p>
+      <w:pPr/>
+      <w:r>
+        <w:rPr>
+          <w:lang w:val="hi_IN" w:bidi="hi_IN"/>
+        </w:rPr>
+      </w:r>
+      <w:r>
+        <w:rPr>
+          <w:b/>
+          <w:lang w:val="hi_IN" w:bidi="hi_IN"/>
+        </w:rPr>
         <w:t>"इसी कारण"</w:t>
       </w:r>
     </w:p>
@@ -10440,6 +11970,21 @@
           <w:b/>
           <w:lang w:val="hi_IN" w:bidi="hi_IN"/>
         </w:rPr>
+        <w:t>πέμπει αὐτοῖς ὁ Θεὸς ἐνέργειαν πλάνης, εἰς τὸ πιστεῦσαι αὐτοὺς τῷ ψεύδει</w:t>
+      </w:r>
+    </w:p>
+    <w:p>
+      <w:pPr/>
+      <w:r>
+        <w:rPr>
+          <w:lang w:val="hi_IN" w:bidi="hi_IN"/>
+        </w:rPr>
+      </w:r>
+      <w:r>
+        <w:rPr>
+          <w:b/>
+          <w:lang w:val="hi_IN" w:bidi="hi_IN"/>
+        </w:rPr>
         <w:t>"परमेश्वर उनमें एक भटका देनेवाली सामर्थ्य को भेजेगा ताकि वे झूठ पर विश्वास करें"</w:t>
       </w:r>
     </w:p>
@@ -10549,6 +12094,21 @@
           <w:b/>
           <w:lang w:val="hi_IN" w:bidi="hi_IN"/>
         </w:rPr>
+        <w:t>ἐνέργειαν πλάνης</w:t>
+      </w:r>
+    </w:p>
+    <w:p>
+      <w:pPr/>
+      <w:r>
+        <w:rPr>
+          <w:lang w:val="hi_IN" w:bidi="hi_IN"/>
+        </w:rPr>
+      </w:r>
+      <w:r>
+        <w:rPr>
+          <w:b/>
+          <w:lang w:val="hi_IN" w:bidi="hi_IN"/>
+        </w:rPr>
         <w:t>"भटका देनेवाली"</w:t>
       </w:r>
     </w:p>
@@ -10671,6 +12231,21 @@
           <w:b/>
           <w:lang w:val="hi_IN" w:bidi="hi_IN"/>
         </w:rPr>
+        <w:t>εἰς τὸ πιστεῦσαι αὐτοὺς</w:t>
+      </w:r>
+    </w:p>
+    <w:p>
+      <w:pPr/>
+      <w:r>
+        <w:rPr>
+          <w:lang w:val="hi_IN" w:bidi="hi_IN"/>
+        </w:rPr>
+      </w:r>
+      <w:r>
+        <w:rPr>
+          <w:b/>
+          <w:lang w:val="hi_IN" w:bidi="hi_IN"/>
+        </w:rPr>
         <w:t xml:space="preserve">"ताकि वे" - "विश्वास करें" </w:t>
       </w:r>
     </w:p>
@@ -10780,6 +12355,21 @@
           <w:b/>
           <w:lang w:val="hi_IN" w:bidi="hi_IN"/>
         </w:rPr>
+        <w:t>εἰς τὸ πιστεῦσαι αὐτοὺς</w:t>
+      </w:r>
+    </w:p>
+    <w:p>
+      <w:pPr/>
+      <w:r>
+        <w:rPr>
+          <w:lang w:val="hi_IN" w:bidi="hi_IN"/>
+        </w:rPr>
+      </w:r>
+      <w:r>
+        <w:rPr>
+          <w:b/>
+          <w:lang w:val="hi_IN" w:bidi="hi_IN"/>
+        </w:rPr>
         <w:t>"ताकि वे" - "विश्वास करें"</w:t>
       </w:r>
     </w:p>
@@ -10876,6 +12466,21 @@
           <w:b/>
           <w:lang w:val="hi_IN" w:bidi="hi_IN"/>
         </w:rPr>
+        <w:t>ἵνα</w:t>
+      </w:r>
+    </w:p>
+    <w:p>
+      <w:pPr/>
+      <w:r>
+        <w:rPr>
+          <w:lang w:val="hi_IN" w:bidi="hi_IN"/>
+        </w:rPr>
+      </w:r>
+      <w:r>
+        <w:rPr>
+          <w:b/>
+          <w:lang w:val="hi_IN" w:bidi="hi_IN"/>
+        </w:rPr>
         <w:t>"जितने"</w:t>
       </w:r>
     </w:p>
@@ -10959,6 +12564,21 @@
           <w:b/>
           <w:lang w:val="hi_IN" w:bidi="hi_IN"/>
         </w:rPr>
+        <w:t>κριθῶσιν πάντες</w:t>
+      </w:r>
+    </w:p>
+    <w:p>
+      <w:pPr/>
+      <w:r>
+        <w:rPr>
+          <w:lang w:val="hi_IN" w:bidi="hi_IN"/>
+        </w:rPr>
+      </w:r>
+      <w:r>
+        <w:rPr>
+          <w:b/>
+          <w:lang w:val="hi_IN" w:bidi="hi_IN"/>
+        </w:rPr>
         <w:t xml:space="preserve">"जितने लोग" - "सब दण्ड पाएँ" </w:t>
       </w:r>
     </w:p>
@@ -11068,6 +12688,21 @@
           <w:b/>
           <w:lang w:val="hi_IN" w:bidi="hi_IN"/>
         </w:rPr>
+        <w:t>οἱ</w:t>
+      </w:r>
+    </w:p>
+    <w:p>
+      <w:pPr/>
+      <w:r>
+        <w:rPr>
+          <w:lang w:val="hi_IN" w:bidi="hi_IN"/>
+        </w:rPr>
+      </w:r>
+      <w:r>
+        <w:rPr>
+          <w:b/>
+          <w:lang w:val="hi_IN" w:bidi="hi_IN"/>
+        </w:rPr>
         <w:t>"जितने लोग"</w:t>
       </w:r>
     </w:p>
@@ -11164,6 +12799,21 @@
           <w:b/>
           <w:lang w:val="hi_IN" w:bidi="hi_IN"/>
         </w:rPr>
+        <w:t>οἱ μὴ πιστεύσαντες τῇ ἀληθείᾳ, ἀλλὰ εὐδοκήσαντες τῇ ἀδικίᾳ</w:t>
+      </w:r>
+    </w:p>
+    <w:p>
+      <w:pPr/>
+      <w:r>
+        <w:rPr>
+          <w:lang w:val="hi_IN" w:bidi="hi_IN"/>
+        </w:rPr>
+      </w:r>
+      <w:r>
+        <w:rPr>
+          <w:b/>
+          <w:lang w:val="hi_IN" w:bidi="hi_IN"/>
+        </w:rPr>
         <w:t>"जितने लोग सत्य पर विश्वास नहीं करते, वरन् अधर्म से प्रसन्न होते हैं"</w:t>
       </w:r>
     </w:p>
@@ -11350,6 +13000,21 @@
           <w:b/>
           <w:lang w:val="hi_IN" w:bidi="hi_IN"/>
         </w:rPr>
+        <w:t>δὲ</w:t>
+      </w:r>
+    </w:p>
+    <w:p>
+      <w:pPr/>
+      <w:r>
+        <w:rPr>
+          <w:lang w:val="hi_IN" w:bidi="hi_IN"/>
+        </w:rPr>
+      </w:r>
+      <w:r>
+        <w:rPr>
+          <w:b/>
+          <w:lang w:val="hi_IN" w:bidi="hi_IN"/>
+        </w:rPr>
         <w:t>"पर"</w:t>
       </w:r>
     </w:p>
@@ -11452,6 +13117,21 @@
           <w:b/>
           <w:lang w:val="hi_IN" w:bidi="hi_IN"/>
         </w:rPr>
+        <w:t>ἡμεῖς &amp; ὀφείλομεν εὐχαριστεῖν &amp; πάντοτε</w:t>
+      </w:r>
+    </w:p>
+    <w:p>
+      <w:pPr/>
+      <w:r>
+        <w:rPr>
+          <w:lang w:val="hi_IN" w:bidi="hi_IN"/>
+        </w:rPr>
+      </w:r>
+      <w:r>
+        <w:rPr>
+          <w:b/>
+          <w:lang w:val="hi_IN" w:bidi="hi_IN"/>
+        </w:rPr>
         <w:t>"हम"-"सदा परमेश्वर का धन्यवाद करते रहें"</w:t>
       </w:r>
     </w:p>
@@ -11548,6 +13228,21 @@
           <w:b/>
           <w:lang w:val="hi_IN" w:bidi="hi_IN"/>
         </w:rPr>
+        <w:t>ἡμεῖς &amp; ὀφείλομεν</w:t>
+      </w:r>
+    </w:p>
+    <w:p>
+      <w:pPr/>
+      <w:r>
+        <w:rPr>
+          <w:lang w:val="hi_IN" w:bidi="hi_IN"/>
+        </w:rPr>
+      </w:r>
+      <w:r>
+        <w:rPr>
+          <w:b/>
+          <w:lang w:val="hi_IN" w:bidi="hi_IN"/>
+        </w:rPr>
         <w:t>"चाहिए कि हम"</w:t>
       </w:r>
     </w:p>
@@ -11644,6 +13339,21 @@
           <w:b/>
           <w:lang w:val="hi_IN" w:bidi="hi_IN"/>
         </w:rPr>
+        <w:t>ἀδελφοὶ ἠγαπημένοι ὑπὸ Κυρίου</w:t>
+      </w:r>
+    </w:p>
+    <w:p>
+      <w:pPr/>
+      <w:r>
+        <w:rPr>
+          <w:lang w:val="hi_IN" w:bidi="hi_IN"/>
+        </w:rPr>
+      </w:r>
+      <w:r>
+        <w:rPr>
+          <w:b/>
+          <w:lang w:val="hi_IN" w:bidi="hi_IN"/>
+        </w:rPr>
         <w:t>"हे भाइयों, और प्रभु के प्रिय लोगों"</w:t>
       </w:r>
     </w:p>
@@ -11727,6 +13437,21 @@
           <w:b/>
           <w:lang w:val="hi_IN" w:bidi="hi_IN"/>
         </w:rPr>
+        <w:t>ἀδελφοὶ</w:t>
+      </w:r>
+    </w:p>
+    <w:p>
+      <w:pPr/>
+      <w:r>
+        <w:rPr>
+          <w:lang w:val="hi_IN" w:bidi="hi_IN"/>
+        </w:rPr>
+      </w:r>
+      <w:r>
+        <w:rPr>
+          <w:b/>
+          <w:lang w:val="hi_IN" w:bidi="hi_IN"/>
+        </w:rPr>
         <w:t>"भाइयों"</w:t>
       </w:r>
     </w:p>
@@ -11823,6 +13548,21 @@
           <w:b/>
           <w:lang w:val="hi_IN" w:bidi="hi_IN"/>
         </w:rPr>
+        <w:t>ἀπαρχὴν εἰς σωτηρίαν</w:t>
+      </w:r>
+    </w:p>
+    <w:p>
+      <w:pPr/>
+      <w:r>
+        <w:rPr>
+          <w:lang w:val="hi_IN" w:bidi="hi_IN"/>
+        </w:rPr>
+      </w:r>
+      <w:r>
+        <w:rPr>
+          <w:b/>
+          <w:lang w:val="hi_IN" w:bidi="hi_IN"/>
+        </w:rPr>
         <w:t>"आदि से तुम्हें चुन लिया कि"-"उद्धार पाओ"</w:t>
       </w:r>
     </w:p>
@@ -11945,6 +13685,21 @@
           <w:b/>
           <w:lang w:val="hi_IN" w:bidi="hi_IN"/>
         </w:rPr>
+        <w:t>ἀπαρχὴν εἰς σωτηρίαν ἐν ἁγιασμῷ Πνεύματος καὶ πίστει ἀληθείας</w:t>
+      </w:r>
+    </w:p>
+    <w:p>
+      <w:pPr/>
+      <w:r>
+        <w:rPr>
+          <w:lang w:val="hi_IN" w:bidi="hi_IN"/>
+        </w:rPr>
+      </w:r>
+      <w:r>
+        <w:rPr>
+          <w:b/>
+          <w:lang w:val="hi_IN" w:bidi="hi_IN"/>
+        </w:rPr>
         <w:t>"आदि से... कि आत्मा के द्वारा पवित्र बनकर, और सत्य पर विश्वास करके उद्धार पाओ"</w:t>
       </w:r>
     </w:p>
@@ -12080,6 +13835,21 @@
           <w:b/>
           <w:lang w:val="hi_IN" w:bidi="hi_IN"/>
         </w:rPr>
+        <w:t>διὰ τοῦ εὐαγγελίου ἡμῶν</w:t>
+      </w:r>
+    </w:p>
+    <w:p>
+      <w:pPr/>
+      <w:r>
+        <w:rPr>
+          <w:lang w:val="hi_IN" w:bidi="hi_IN"/>
+        </w:rPr>
+      </w:r>
+      <w:r>
+        <w:rPr>
+          <w:b/>
+          <w:lang w:val="hi_IN" w:bidi="hi_IN"/>
+        </w:rPr>
         <w:t>"हमारे सुसमाचार के द्वारा"</w:t>
       </w:r>
     </w:p>
@@ -12176,6 +13946,21 @@
           <w:b/>
           <w:lang w:val="hi_IN" w:bidi="hi_IN"/>
         </w:rPr>
+        <w:t>εἰς περιποίησιν δόξης τοῦ Κυρίου ἡμῶν, Ἰησοῦ Χριστοῦ</w:t>
+      </w:r>
+    </w:p>
+    <w:p>
+      <w:pPr/>
+      <w:r>
+        <w:rPr>
+          <w:lang w:val="hi_IN" w:bidi="hi_IN"/>
+        </w:rPr>
+      </w:r>
+      <w:r>
+        <w:rPr>
+          <w:b/>
+          <w:lang w:val="hi_IN" w:bidi="hi_IN"/>
+        </w:rPr>
         <w:t>"हमारे प्रभु यीशु मसीह की महिमा को प्राप्त करो"</w:t>
       </w:r>
     </w:p>
@@ -12272,6 +14057,21 @@
           <w:b/>
           <w:lang w:val="hi_IN" w:bidi="hi_IN"/>
         </w:rPr>
+        <w:t>εἰς περιποίησιν δόξης τοῦ Κυρίου ἡμῶν</w:t>
+      </w:r>
+    </w:p>
+    <w:p>
+      <w:pPr/>
+      <w:r>
+        <w:rPr>
+          <w:lang w:val="hi_IN" w:bidi="hi_IN"/>
+        </w:rPr>
+      </w:r>
+      <w:r>
+        <w:rPr>
+          <w:b/>
+          <w:lang w:val="hi_IN" w:bidi="hi_IN"/>
+        </w:rPr>
         <w:t>"हमारे प्रभु"-"की महिमा को प्राप्त करने के लिए"</w:t>
       </w:r>
     </w:p>
@@ -12368,6 +14168,21 @@
           <w:b/>
           <w:lang w:val="hi_IN" w:bidi="hi_IN"/>
         </w:rPr>
+        <w:t>ἄρα οὖν</w:t>
+      </w:r>
+    </w:p>
+    <w:p>
+      <w:pPr/>
+      <w:r>
+        <w:rPr>
+          <w:lang w:val="hi_IN" w:bidi="hi_IN"/>
+        </w:rPr>
+      </w:r>
+      <w:r>
+        <w:rPr>
+          <w:b/>
+          <w:lang w:val="hi_IN" w:bidi="hi_IN"/>
+        </w:rPr>
         <w:t>"इसलिए"</w:t>
       </w:r>
     </w:p>
@@ -12464,6 +14279,21 @@
           <w:b/>
           <w:lang w:val="hi_IN" w:bidi="hi_IN"/>
         </w:rPr>
+        <w:t>ἀδελφοί</w:t>
+      </w:r>
+    </w:p>
+    <w:p>
+      <w:pPr/>
+      <w:r>
+        <w:rPr>
+          <w:lang w:val="hi_IN" w:bidi="hi_IN"/>
+        </w:rPr>
+      </w:r>
+      <w:r>
+        <w:rPr>
+          <w:b/>
+          <w:lang w:val="hi_IN" w:bidi="hi_IN"/>
+        </w:rPr>
         <w:t>"भाइयों"</w:t>
       </w:r>
     </w:p>
@@ -12560,6 +14390,21 @@
           <w:b/>
           <w:lang w:val="hi_IN" w:bidi="hi_IN"/>
         </w:rPr>
+        <w:t>στήκετε</w:t>
+      </w:r>
+    </w:p>
+    <w:p>
+      <w:pPr/>
+      <w:r>
+        <w:rPr>
+          <w:lang w:val="hi_IN" w:bidi="hi_IN"/>
+        </w:rPr>
+      </w:r>
+      <w:r>
+        <w:rPr>
+          <w:b/>
+          <w:lang w:val="hi_IN" w:bidi="hi_IN"/>
+        </w:rPr>
         <w:t>"स्थिर रहो"</w:t>
       </w:r>
     </w:p>
@@ -12656,6 +14501,21 @@
           <w:b/>
           <w:lang w:val="hi_IN" w:bidi="hi_IN"/>
         </w:rPr>
+        <w:t>κρατεῖτε τὰς παραδόσεις</w:t>
+      </w:r>
+    </w:p>
+    <w:p>
+      <w:pPr/>
+      <w:r>
+        <w:rPr>
+          <w:lang w:val="hi_IN" w:bidi="hi_IN"/>
+        </w:rPr>
+      </w:r>
+      <w:r>
+        <w:rPr>
+          <w:b/>
+          <w:lang w:val="hi_IN" w:bidi="hi_IN"/>
+        </w:rPr>
         <w:t>"जो शिक्षा"-"उन्हें थामे रहो"</w:t>
       </w:r>
     </w:p>
@@ -12778,6 +14638,21 @@
           <w:b/>
           <w:lang w:val="hi_IN" w:bidi="hi_IN"/>
         </w:rPr>
+        <w:t>στήκετε καὶ κρατεῖτε</w:t>
+      </w:r>
+    </w:p>
+    <w:p>
+      <w:pPr/>
+      <w:r>
+        <w:rPr>
+          <w:lang w:val="hi_IN" w:bidi="hi_IN"/>
+        </w:rPr>
+      </w:r>
+      <w:r>
+        <w:rPr>
+          <w:b/>
+          <w:lang w:val="hi_IN" w:bidi="hi_IN"/>
+        </w:rPr>
         <w:t>"स्थिर रहो" - "थामे रहो"</w:t>
       </w:r>
     </w:p>
@@ -12861,6 +14736,21 @@
           <w:b/>
           <w:lang w:val="hi_IN" w:bidi="hi_IN"/>
         </w:rPr>
+        <w:t>ἐδιδάχθητε</w:t>
+      </w:r>
+    </w:p>
+    <w:p>
+      <w:pPr/>
+      <w:r>
+        <w:rPr>
+          <w:lang w:val="hi_IN" w:bidi="hi_IN"/>
+        </w:rPr>
+      </w:r>
+      <w:r>
+        <w:rPr>
+          <w:b/>
+          <w:lang w:val="hi_IN" w:bidi="hi_IN"/>
+        </w:rPr>
         <w:t xml:space="preserve">"जो शिक्षा"-"प्राप्त किया है" </w:t>
       </w:r>
     </w:p>
@@ -12944,6 +14834,21 @@
           <w:b/>
           <w:lang w:val="hi_IN" w:bidi="hi_IN"/>
         </w:rPr>
+        <w:t>διὰ λόγου</w:t>
+      </w:r>
+    </w:p>
+    <w:p>
+      <w:pPr/>
+      <w:r>
+        <w:rPr>
+          <w:lang w:val="hi_IN" w:bidi="hi_IN"/>
+        </w:rPr>
+      </w:r>
+      <w:r>
+        <w:rPr>
+          <w:b/>
+          <w:lang w:val="hi_IN" w:bidi="hi_IN"/>
+        </w:rPr>
         <w:t>"</w:t>
       </w:r>
       <w:r>
@@ -13054,6 +14959,21 @@
           <w:b/>
           <w:lang w:val="hi_IN" w:bidi="hi_IN"/>
         </w:rPr>
+        <w:t>δι’ ἐπιστολῆς ἡμῶν</w:t>
+      </w:r>
+    </w:p>
+    <w:p>
+      <w:pPr/>
+      <w:r>
+        <w:rPr>
+          <w:lang w:val="hi_IN" w:bidi="hi_IN"/>
+        </w:rPr>
+      </w:r>
+      <w:r>
+        <w:rPr>
+          <w:b/>
+          <w:lang w:val="hi_IN" w:bidi="hi_IN"/>
+        </w:rPr>
         <w:t>"हमारे"-" पत्र के द्वारा"</w:t>
       </w:r>
     </w:p>
@@ -13150,6 +15070,21 @@
           <w:b/>
           <w:lang w:val="hi_IN" w:bidi="hi_IN"/>
         </w:rPr>
+        <w:t>δὲ</w:t>
+      </w:r>
+    </w:p>
+    <w:p>
+      <w:pPr/>
+      <w:r>
+        <w:rPr>
+          <w:lang w:val="hi_IN" w:bidi="hi_IN"/>
+        </w:rPr>
+      </w:r>
+      <w:r>
+        <w:rPr>
+          <w:b/>
+          <w:lang w:val="hi_IN" w:bidi="hi_IN"/>
+        </w:rPr>
         <w:t>"अब"</w:t>
       </w:r>
     </w:p>
@@ -13246,6 +15181,21 @@
           <w:b/>
           <w:lang w:val="hi_IN" w:bidi="hi_IN"/>
         </w:rPr>
+        <w:t>αὐτὸς δὲ ὁ Κύριος ἡμῶν, Ἰησοῦς Χριστὸς, καὶ ὁ Θεὸς ὁ Πατὴρ ἡμῶν</w:t>
+      </w:r>
+    </w:p>
+    <w:p>
+      <w:pPr/>
+      <w:r>
+        <w:rPr>
+          <w:lang w:val="hi_IN" w:bidi="hi_IN"/>
+        </w:rPr>
+      </w:r>
+      <w:r>
+        <w:rPr>
+          <w:b/>
+          <w:lang w:val="hi_IN" w:bidi="hi_IN"/>
+        </w:rPr>
         <w:t>"हमारा प्रभु यीशु मसीह आप ही, और हमारा पिता परमेश्वर"</w:t>
       </w:r>
     </w:p>
@@ -13342,6 +15292,21 @@
           <w:b/>
           <w:lang w:val="hi_IN" w:bidi="hi_IN"/>
         </w:rPr>
+        <w:t>ἡμῶν &amp; ἡμῶν &amp; ἡμᾶς</w:t>
+      </w:r>
+    </w:p>
+    <w:p>
+      <w:pPr/>
+      <w:r>
+        <w:rPr>
+          <w:lang w:val="hi_IN" w:bidi="hi_IN"/>
+        </w:rPr>
+      </w:r>
+      <w:r>
+        <w:rPr>
+          <w:b/>
+          <w:lang w:val="hi_IN" w:bidi="hi_IN"/>
+        </w:rPr>
         <w:t>"हमारा"</w:t>
       </w:r>
       <w:r>
@@ -13477,6 +15442,21 @@
           <w:b/>
           <w:lang w:val="hi_IN" w:bidi="hi_IN"/>
         </w:rPr>
+        <w:t>αὐτὸς &amp; Κύριος ἡμῶν, Ἰησοῦς Χριστὸς</w:t>
+      </w:r>
+    </w:p>
+    <w:p>
+      <w:pPr/>
+      <w:r>
+        <w:rPr>
+          <w:lang w:val="hi_IN" w:bidi="hi_IN"/>
+        </w:rPr>
+      </w:r>
+      <w:r>
+        <w:rPr>
+          <w:b/>
+          <w:lang w:val="hi_IN" w:bidi="hi_IN"/>
+        </w:rPr>
         <w:t>"हमारा प्रभु यीशु मसीह आप ही"</w:t>
       </w:r>
     </w:p>
@@ -13586,6 +15566,21 @@
           <w:b/>
           <w:lang w:val="hi_IN" w:bidi="hi_IN"/>
         </w:rPr>
+        <w:t>δοὺς παράκλησιν αἰωνίαν, καὶ ἐλπίδα ἀγαθὴν</w:t>
+      </w:r>
+    </w:p>
+    <w:p>
+      <w:pPr/>
+      <w:r>
+        <w:rPr>
+          <w:lang w:val="hi_IN" w:bidi="hi_IN"/>
+        </w:rPr>
+      </w:r>
+      <w:r>
+        <w:rPr>
+          <w:b/>
+          <w:lang w:val="hi_IN" w:bidi="hi_IN"/>
+        </w:rPr>
         <w:t>"अनन्त शान्ति और उत्तम आशा दी है"</w:t>
       </w:r>
     </w:p>
@@ -13695,6 +15690,21 @@
           <w:b/>
           <w:lang w:val="hi_IN" w:bidi="hi_IN"/>
         </w:rPr>
+        <w:t>ἐν χάριτι</w:t>
+      </w:r>
+    </w:p>
+    <w:p>
+      <w:pPr/>
+      <w:r>
+        <w:rPr>
+          <w:lang w:val="hi_IN" w:bidi="hi_IN"/>
+        </w:rPr>
+      </w:r>
+      <w:r>
+        <w:rPr>
+          <w:b/>
+          <w:lang w:val="hi_IN" w:bidi="hi_IN"/>
+        </w:rPr>
         <w:t>"अनुग्रह से"</w:t>
       </w:r>
     </w:p>
@@ -13791,6 +15801,21 @@
           <w:b/>
           <w:lang w:val="hi_IN" w:bidi="hi_IN"/>
         </w:rPr>
+        <w:t>παρακαλέσαι ὑμῶν τὰς καρδίας, καὶ στηρίξαι</w:t>
+      </w:r>
+    </w:p>
+    <w:p>
+      <w:pPr/>
+      <w:r>
+        <w:rPr>
+          <w:lang w:val="hi_IN" w:bidi="hi_IN"/>
+        </w:rPr>
+      </w:r>
+      <w:r>
+        <w:rPr>
+          <w:b/>
+          <w:lang w:val="hi_IN" w:bidi="hi_IN"/>
+        </w:rPr>
         <w:t>"तुम्हारे मनों में शान्ति दे, और" - "दृढ़ करे"</w:t>
       </w:r>
       <w:r>
@@ -13906,6 +15931,21 @@
           <w:b/>
           <w:lang w:val="hi_IN" w:bidi="hi_IN"/>
         </w:rPr>
+        <w:t>ἐν παντὶ ἔργῳ καὶ λόγῳ ἀγαθῷ</w:t>
+      </w:r>
+    </w:p>
+    <w:p>
+      <w:pPr/>
+      <w:r>
+        <w:rPr>
+          <w:lang w:val="hi_IN" w:bidi="hi_IN"/>
+        </w:rPr>
+      </w:r>
+      <w:r>
+        <w:rPr>
+          <w:b/>
+          <w:lang w:val="hi_IN" w:bidi="hi_IN"/>
+        </w:rPr>
         <w:t>"हर एक अच्छे काम, और वचन में"</w:t>
       </w:r>
     </w:p>
@@ -14079,6 +16119,21 @@
           <w:b/>
           <w:lang w:val="hi_IN" w:bidi="hi_IN"/>
         </w:rPr>
+        <w:t>τὸ λοιπὸν</w:t>
+      </w:r>
+    </w:p>
+    <w:p>
+      <w:pPr/>
+      <w:r>
+        <w:rPr>
+          <w:lang w:val="hi_IN" w:bidi="hi_IN"/>
+        </w:rPr>
+      </w:r>
+      <w:r>
+        <w:rPr>
+          <w:b/>
+          <w:lang w:val="hi_IN" w:bidi="hi_IN"/>
+        </w:rPr>
         <w:t>"</w:t>
       </w:r>
       <w:r>
@@ -14202,6 +16257,21 @@
           <w:b/>
           <w:lang w:val="hi_IN" w:bidi="hi_IN"/>
         </w:rPr>
+        <w:t>ἀδελφοί</w:t>
+      </w:r>
+    </w:p>
+    <w:p>
+      <w:pPr/>
+      <w:r>
+        <w:rPr>
+          <w:lang w:val="hi_IN" w:bidi="hi_IN"/>
+        </w:rPr>
+      </w:r>
+      <w:r>
+        <w:rPr>
+          <w:b/>
+          <w:lang w:val="hi_IN" w:bidi="hi_IN"/>
+        </w:rPr>
         <w:t>"भाइयों"</w:t>
       </w:r>
     </w:p>
@@ -14298,6 +16368,21 @@
           <w:b/>
           <w:lang w:val="hi_IN" w:bidi="hi_IN"/>
         </w:rPr>
+        <w:t>ἡμῶν</w:t>
+      </w:r>
+    </w:p>
+    <w:p>
+      <w:pPr/>
+      <w:r>
+        <w:rPr>
+          <w:lang w:val="hi_IN" w:bidi="hi_IN"/>
+        </w:rPr>
+      </w:r>
+      <w:r>
+        <w:rPr>
+          <w:b/>
+          <w:lang w:val="hi_IN" w:bidi="hi_IN"/>
+        </w:rPr>
         <w:t>"हमारे"</w:t>
       </w:r>
     </w:p>
@@ -14394,6 +16479,21 @@
           <w:b/>
           <w:lang w:val="hi_IN" w:bidi="hi_IN"/>
         </w:rPr>
+        <w:t>τρέχῃ</w:t>
+      </w:r>
+    </w:p>
+    <w:p>
+      <w:pPr/>
+      <w:r>
+        <w:rPr>
+          <w:lang w:val="hi_IN" w:bidi="hi_IN"/>
+        </w:rPr>
+      </w:r>
+      <w:r>
+        <w:rPr>
+          <w:b/>
+          <w:lang w:val="hi_IN" w:bidi="hi_IN"/>
+        </w:rPr>
         <w:t>"फैले"</w:t>
       </w:r>
     </w:p>
@@ -14490,6 +16590,21 @@
           <w:b/>
           <w:lang w:val="hi_IN" w:bidi="hi_IN"/>
         </w:rPr>
+        <w:t>καὶ δοξάζηται</w:t>
+      </w:r>
+    </w:p>
+    <w:p>
+      <w:pPr/>
+      <w:r>
+        <w:rPr>
+          <w:lang w:val="hi_IN" w:bidi="hi_IN"/>
+        </w:rPr>
+      </w:r>
+      <w:r>
+        <w:rPr>
+          <w:b/>
+          <w:lang w:val="hi_IN" w:bidi="hi_IN"/>
+        </w:rPr>
         <w:t>"और महिमा पाए"</w:t>
       </w:r>
     </w:p>
@@ -14573,6 +16688,21 @@
           <w:b/>
           <w:lang w:val="hi_IN" w:bidi="hi_IN"/>
         </w:rPr>
+        <w:t>καθὼς καὶ πρὸς ὑμᾶς</w:t>
+      </w:r>
+    </w:p>
+    <w:p>
+      <w:pPr/>
+      <w:r>
+        <w:rPr>
+          <w:lang w:val="hi_IN" w:bidi="hi_IN"/>
+        </w:rPr>
+      </w:r>
+      <w:r>
+        <w:rPr>
+          <w:b/>
+          <w:lang w:val="hi_IN" w:bidi="hi_IN"/>
+        </w:rPr>
         <w:t>"जैसा तुम में हुआ"</w:t>
       </w:r>
     </w:p>
@@ -14656,6 +16786,21 @@
           <w:b/>
           <w:lang w:val="hi_IN" w:bidi="hi_IN"/>
         </w:rPr>
+        <w:t>ῥυσθῶμεν</w:t>
+      </w:r>
+    </w:p>
+    <w:p>
+      <w:pPr/>
+      <w:r>
+        <w:rPr>
+          <w:lang w:val="hi_IN" w:bidi="hi_IN"/>
+        </w:rPr>
+      </w:r>
+      <w:r>
+        <w:rPr>
+          <w:b/>
+          <w:lang w:val="hi_IN" w:bidi="hi_IN"/>
+        </w:rPr>
         <w:t xml:space="preserve">"हम" - "बचे रहें" </w:t>
       </w:r>
     </w:p>
@@ -14739,6 +16884,21 @@
           <w:b/>
           <w:lang w:val="hi_IN" w:bidi="hi_IN"/>
         </w:rPr>
+        <w:t>ἀτόπων καὶ πονηρῶν</w:t>
+      </w:r>
+    </w:p>
+    <w:p>
+      <w:pPr/>
+      <w:r>
+        <w:rPr>
+          <w:lang w:val="hi_IN" w:bidi="hi_IN"/>
+        </w:rPr>
+      </w:r>
+      <w:r>
+        <w:rPr>
+          <w:b/>
+          <w:lang w:val="hi_IN" w:bidi="hi_IN"/>
+        </w:rPr>
         <w:t>"टेढ़े और दुष्ट"</w:t>
       </w:r>
     </w:p>
@@ -14848,6 +17008,21 @@
           <w:b/>
           <w:lang w:val="hi_IN" w:bidi="hi_IN"/>
         </w:rPr>
+        <w:t>οὐ γὰρ πάντων ἡ πίστις</w:t>
+      </w:r>
+    </w:p>
+    <w:p>
+      <w:pPr/>
+      <w:r>
+        <w:rPr>
+          <w:lang w:val="hi_IN" w:bidi="hi_IN"/>
+        </w:rPr>
+      </w:r>
+      <w:r>
+        <w:rPr>
+          <w:b/>
+          <w:lang w:val="hi_IN" w:bidi="hi_IN"/>
+        </w:rPr>
         <w:t>"क्योंकि हर एक में विश्वास नहीं"</w:t>
       </w:r>
     </w:p>
@@ -14944,6 +17119,21 @@
           <w:b/>
           <w:lang w:val="hi_IN" w:bidi="hi_IN"/>
         </w:rPr>
+        <w:t>ἡ πίστις</w:t>
+      </w:r>
+    </w:p>
+    <w:p>
+      <w:pPr/>
+      <w:r>
+        <w:rPr>
+          <w:lang w:val="hi_IN" w:bidi="hi_IN"/>
+        </w:rPr>
+      </w:r>
+      <w:r>
+        <w:rPr>
+          <w:b/>
+          <w:lang w:val="hi_IN" w:bidi="hi_IN"/>
+        </w:rPr>
         <w:t>"विश्वास"</w:t>
       </w:r>
     </w:p>
@@ -15040,6 +17230,21 @@
           <w:b/>
           <w:lang w:val="hi_IN" w:bidi="hi_IN"/>
         </w:rPr>
+        <w:t>ὃς στηρίξει</w:t>
+      </w:r>
+    </w:p>
+    <w:p>
+      <w:pPr/>
+      <w:r>
+        <w:rPr>
+          <w:lang w:val="hi_IN" w:bidi="hi_IN"/>
+        </w:rPr>
+      </w:r>
+      <w:r>
+        <w:rPr>
+          <w:b/>
+          <w:lang w:val="hi_IN" w:bidi="hi_IN"/>
+        </w:rPr>
         <w:t>"वह"-"स्थिर करेगा"</w:t>
       </w:r>
     </w:p>
@@ -15136,6 +17341,21 @@
           <w:b/>
           <w:lang w:val="hi_IN" w:bidi="hi_IN"/>
         </w:rPr>
+        <w:t>τοῦ πονηροῦ</w:t>
+      </w:r>
+    </w:p>
+    <w:p>
+      <w:pPr/>
+      <w:r>
+        <w:rPr>
+          <w:lang w:val="hi_IN" w:bidi="hi_IN"/>
+        </w:rPr>
+      </w:r>
+      <w:r>
+        <w:rPr>
+          <w:b/>
+          <w:lang w:val="hi_IN" w:bidi="hi_IN"/>
+        </w:rPr>
         <w:t>"दुष्ट"</w:t>
       </w:r>
     </w:p>
@@ -15199,6 +17419,21 @@
           <w:b/>
           <w:lang w:val="hi_IN" w:bidi="hi_IN"/>
         </w:rPr>
+        <w:t>πεποίθαμεν δὲ</w:t>
+      </w:r>
+    </w:p>
+    <w:p>
+      <w:pPr/>
+      <w:r>
+        <w:rPr>
+          <w:lang w:val="hi_IN" w:bidi="hi_IN"/>
+        </w:rPr>
+      </w:r>
+      <w:r>
+        <w:rPr>
+          <w:b/>
+          <w:lang w:val="hi_IN" w:bidi="hi_IN"/>
+        </w:rPr>
         <w:t>"हमें"-"भरोसा है"</w:t>
       </w:r>
     </w:p>
@@ -15295,6 +17530,21 @@
           <w:b/>
           <w:lang w:val="hi_IN" w:bidi="hi_IN"/>
         </w:rPr>
+        <w:t>πεποίθαμεν δὲ ἐν Κυρίῳ ἐφ’ ὑμᾶς</w:t>
+      </w:r>
+    </w:p>
+    <w:p>
+      <w:pPr/>
+      <w:r>
+        <w:rPr>
+          <w:lang w:val="hi_IN" w:bidi="hi_IN"/>
+        </w:rPr>
+      </w:r>
+      <w:r>
+        <w:rPr>
+          <w:b/>
+          <w:lang w:val="hi_IN" w:bidi="hi_IN"/>
+        </w:rPr>
         <w:t>"हमें प्रभु में तुम्हारे ऊपर भरोसा है"</w:t>
       </w:r>
     </w:p>
@@ -15378,6 +17628,21 @@
           <w:b/>
           <w:lang w:val="hi_IN" w:bidi="hi_IN"/>
         </w:rPr>
+        <w:t>ὁ &amp; Κύριος κατευθύναι ὑμῶν τὰς καρδίας εἰς τὴν ἀγάπην τοῦ Θεοῦ, καὶ εἰς τὴν ὑπομονὴν τοῦ Χριστοῦ</w:t>
+      </w:r>
+    </w:p>
+    <w:p>
+      <w:pPr/>
+      <w:r>
+        <w:rPr>
+          <w:lang w:val="hi_IN" w:bidi="hi_IN"/>
+        </w:rPr>
+      </w:r>
+      <w:r>
+        <w:rPr>
+          <w:b/>
+          <w:lang w:val="hi_IN" w:bidi="hi_IN"/>
+        </w:rPr>
         <w:t>"परमेश्वर के प्रेम और मसीह के धीरज की ओर प्रभु तुम्हारे मन की अगुआई करे"</w:t>
       </w:r>
     </w:p>
@@ -15500,6 +17765,21 @@
           <w:b/>
           <w:lang w:val="hi_IN" w:bidi="hi_IN"/>
         </w:rPr>
+        <w:t>εἰς τὴν ἀγάπην τοῦ Θεοῦ, καὶ εἰς τὴν ὑπομονὴν τοῦ Χριστοῦ</w:t>
+      </w:r>
+    </w:p>
+    <w:p>
+      <w:pPr/>
+      <w:r>
+        <w:rPr>
+          <w:lang w:val="hi_IN" w:bidi="hi_IN"/>
+        </w:rPr>
+      </w:r>
+      <w:r>
+        <w:rPr>
+          <w:b/>
+          <w:lang w:val="hi_IN" w:bidi="hi_IN"/>
+        </w:rPr>
         <w:t>"परमेश्वर के प्रेम और मसीह के धीरज की ओर"</w:t>
       </w:r>
     </w:p>
@@ -15609,6 +17889,21 @@
           <w:b/>
           <w:lang w:val="hi_IN" w:bidi="hi_IN"/>
         </w:rPr>
+        <w:t>εἰς τὴν ἀγάπην τοῦ Θεοῦ, καὶ εἰς τὴν ὑπομονὴν τοῦ Χριστοῦ</w:t>
+      </w:r>
+    </w:p>
+    <w:p>
+      <w:pPr/>
+      <w:r>
+        <w:rPr>
+          <w:lang w:val="hi_IN" w:bidi="hi_IN"/>
+        </w:rPr>
+      </w:r>
+      <w:r>
+        <w:rPr>
+          <w:b/>
+          <w:lang w:val="hi_IN" w:bidi="hi_IN"/>
+        </w:rPr>
         <w:t>"परमेश्वर के प्रेम और मसीह के धीरज की ओर"</w:t>
       </w:r>
     </w:p>
@@ -15705,6 +18000,21 @@
           <w:b/>
           <w:lang w:val="hi_IN" w:bidi="hi_IN"/>
         </w:rPr>
+        <w:t>εἰς τὴν ὑπομονὴν τοῦ Χριστοῦ</w:t>
+      </w:r>
+    </w:p>
+    <w:p>
+      <w:pPr/>
+      <w:r>
+        <w:rPr>
+          <w:lang w:val="hi_IN" w:bidi="hi_IN"/>
+        </w:rPr>
+      </w:r>
+      <w:r>
+        <w:rPr>
+          <w:b/>
+          <w:lang w:val="hi_IN" w:bidi="hi_IN"/>
+        </w:rPr>
         <w:t>"मसीह के धीरज की ओर"</w:t>
       </w:r>
     </w:p>
@@ -15878,6 +18188,21 @@
           <w:b/>
           <w:lang w:val="hi_IN" w:bidi="hi_IN"/>
         </w:rPr>
+        <w:t>δὲ</w:t>
+      </w:r>
+    </w:p>
+    <w:p>
+      <w:pPr/>
+      <w:r>
+        <w:rPr>
+          <w:lang w:val="hi_IN" w:bidi="hi_IN"/>
+        </w:rPr>
+      </w:r>
+      <w:r>
+        <w:rPr>
+          <w:b/>
+          <w:lang w:val="hi_IN" w:bidi="hi_IN"/>
+        </w:rPr>
         <w:t>"अब"</w:t>
       </w:r>
     </w:p>
@@ -15974,6 +18299,21 @@
           <w:b/>
           <w:lang w:val="hi_IN" w:bidi="hi_IN"/>
         </w:rPr>
+        <w:t>ἀδελφοί &amp; ἀδελφοῦ</w:t>
+      </w:r>
+    </w:p>
+    <w:p>
+      <w:pPr/>
+      <w:r>
+        <w:rPr>
+          <w:lang w:val="hi_IN" w:bidi="hi_IN"/>
+        </w:rPr>
+      </w:r>
+      <w:r>
+        <w:rPr>
+          <w:b/>
+          <w:lang w:val="hi_IN" w:bidi="hi_IN"/>
+        </w:rPr>
         <w:t>"भाइयों,"</w:t>
       </w:r>
       <w:r>
@@ -16096,6 +18436,21 @@
           <w:b/>
           <w:lang w:val="hi_IN" w:bidi="hi_IN"/>
         </w:rPr>
+        <w:t>ἐν ὀνόματι τοῦ Κυρίου ἡμῶν, Ἰησοῦ Χριστοῦ</w:t>
+      </w:r>
+    </w:p>
+    <w:p>
+      <w:pPr/>
+      <w:r>
+        <w:rPr>
+          <w:lang w:val="hi_IN" w:bidi="hi_IN"/>
+        </w:rPr>
+      </w:r>
+      <w:r>
+        <w:rPr>
+          <w:b/>
+          <w:lang w:val="hi_IN" w:bidi="hi_IN"/>
+        </w:rPr>
         <w:t>"अपने प्रभु यीशु मसीह के नाम से"</w:t>
       </w:r>
     </w:p>
@@ -16192,6 +18547,21 @@
           <w:b/>
           <w:lang w:val="hi_IN" w:bidi="hi_IN"/>
         </w:rPr>
+        <w:t>ἡμῶν</w:t>
+      </w:r>
+    </w:p>
+    <w:p>
+      <w:pPr/>
+      <w:r>
+        <w:rPr>
+          <w:lang w:val="hi_IN" w:bidi="hi_IN"/>
+        </w:rPr>
+      </w:r>
+      <w:r>
+        <w:rPr>
+          <w:b/>
+          <w:lang w:val="hi_IN" w:bidi="hi_IN"/>
+        </w:rPr>
         <w:t>"अपने"</w:t>
       </w:r>
     </w:p>
@@ -16288,6 +18658,21 @@
           <w:b/>
           <w:lang w:val="hi_IN" w:bidi="hi_IN"/>
         </w:rPr>
+        <w:t>ἀτάκτως περιπατοῦντος</w:t>
+      </w:r>
+    </w:p>
+    <w:p>
+      <w:pPr/>
+      <w:r>
+        <w:rPr>
+          <w:lang w:val="hi_IN" w:bidi="hi_IN"/>
+        </w:rPr>
+      </w:r>
+      <w:r>
+        <w:rPr>
+          <w:b/>
+          <w:lang w:val="hi_IN" w:bidi="hi_IN"/>
+        </w:rPr>
         <w:t>"आलस्य में रहता है"</w:t>
       </w:r>
     </w:p>
@@ -16397,6 +18782,21 @@
           <w:b/>
           <w:lang w:val="hi_IN" w:bidi="hi_IN"/>
         </w:rPr>
+        <w:t>τὴν παράδοσιν</w:t>
+      </w:r>
+    </w:p>
+    <w:p>
+      <w:pPr/>
+      <w:r>
+        <w:rPr>
+          <w:lang w:val="hi_IN" w:bidi="hi_IN"/>
+        </w:rPr>
+      </w:r>
+      <w:r>
+        <w:rPr>
+          <w:b/>
+          <w:lang w:val="hi_IN" w:bidi="hi_IN"/>
+        </w:rPr>
         <w:t>"शिक्षा"</w:t>
       </w:r>
     </w:p>
@@ -16499,6 +18899,21 @@
           <w:b/>
           <w:lang w:val="hi_IN" w:bidi="hi_IN"/>
         </w:rPr>
+        <w:t>μιμεῖσθαι ἡμᾶς</w:t>
+      </w:r>
+    </w:p>
+    <w:p>
+      <w:pPr/>
+      <w:r>
+        <w:rPr>
+          <w:lang w:val="hi_IN" w:bidi="hi_IN"/>
+        </w:rPr>
+      </w:r>
+      <w:r>
+        <w:rPr>
+          <w:b/>
+          <w:lang w:val="hi_IN" w:bidi="hi_IN"/>
+        </w:rPr>
         <w:t>"हमारी सी चाल चलनी चाहिए"</w:t>
       </w:r>
     </w:p>
@@ -16595,6 +19010,21 @@
           <w:b/>
           <w:lang w:val="hi_IN" w:bidi="hi_IN"/>
         </w:rPr>
+        <w:t>οὐκ ἠτακτήσαμεν ἐν ὑμῖν</w:t>
+      </w:r>
+    </w:p>
+    <w:p>
+      <w:pPr/>
+      <w:r>
+        <w:rPr>
+          <w:lang w:val="hi_IN" w:bidi="hi_IN"/>
+        </w:rPr>
+      </w:r>
+      <w:r>
+        <w:rPr>
+          <w:b/>
+          <w:lang w:val="hi_IN" w:bidi="hi_IN"/>
+        </w:rPr>
         <w:t>"हम तुम्हारे बीच में आलसी तरीके से न चले"</w:t>
       </w:r>
     </w:p>
@@ -16678,6 +19108,21 @@
           <w:b/>
           <w:lang w:val="hi_IN" w:bidi="hi_IN"/>
         </w:rPr>
+        <w:t>ἄρτον</w:t>
+      </w:r>
+    </w:p>
+    <w:p>
+      <w:pPr/>
+      <w:r>
+        <w:rPr>
+          <w:lang w:val="hi_IN" w:bidi="hi_IN"/>
+        </w:rPr>
+      </w:r>
+      <w:r>
+        <w:rPr>
+          <w:b/>
+          <w:lang w:val="hi_IN" w:bidi="hi_IN"/>
+        </w:rPr>
         <w:t>"रोटी"</w:t>
       </w:r>
     </w:p>
@@ -16787,6 +19232,21 @@
           <w:b/>
           <w:lang w:val="hi_IN" w:bidi="hi_IN"/>
         </w:rPr>
+        <w:t>νυκτὸς καὶ ἡμέρας ἐργαζόμενοι</w:t>
+      </w:r>
+    </w:p>
+    <w:p>
+      <w:pPr/>
+      <w:r>
+        <w:rPr>
+          <w:lang w:val="hi_IN" w:bidi="hi_IN"/>
+        </w:rPr>
+      </w:r>
+      <w:r>
+        <w:rPr>
+          <w:b/>
+          <w:lang w:val="hi_IN" w:bidi="hi_IN"/>
+        </w:rPr>
         <w:t>"रात दिन काम"-"करते थे"</w:t>
       </w:r>
     </w:p>
@@ -16883,6 +19343,21 @@
           <w:b/>
           <w:lang w:val="hi_IN" w:bidi="hi_IN"/>
         </w:rPr>
+        <w:t>ἐν κόπῳ καὶ μόχθῳ</w:t>
+      </w:r>
+    </w:p>
+    <w:p>
+      <w:pPr/>
+      <w:r>
+        <w:rPr>
+          <w:lang w:val="hi_IN" w:bidi="hi_IN"/>
+        </w:rPr>
+      </w:r>
+      <w:r>
+        <w:rPr>
+          <w:b/>
+          <w:lang w:val="hi_IN" w:bidi="hi_IN"/>
+        </w:rPr>
         <w:t>"परिश्रम और कष्ट से"</w:t>
       </w:r>
     </w:p>
@@ -16992,6 +19467,21 @@
           <w:b/>
           <w:lang w:val="hi_IN" w:bidi="hi_IN"/>
         </w:rPr>
+        <w:t>οὐχ ὅτι οὐκ ἔχομεν ἐξουσίαν, ἀλλ’</w:t>
+      </w:r>
+    </w:p>
+    <w:p>
+      <w:pPr/>
+      <w:r>
+        <w:rPr>
+          <w:lang w:val="hi_IN" w:bidi="hi_IN"/>
+        </w:rPr>
+      </w:r>
+      <w:r>
+        <w:rPr>
+          <w:b/>
+          <w:lang w:val="hi_IN" w:bidi="hi_IN"/>
+        </w:rPr>
         <w:t>"यह नहीं, कि हमें अधिकार नहीं; पर"</w:t>
       </w:r>
     </w:p>
@@ -17075,6 +19565,21 @@
           <w:b/>
           <w:lang w:val="hi_IN" w:bidi="hi_IN"/>
         </w:rPr>
+        <w:t>ἑαυτοὺς τύπον δῶμεν ὑμῖν</w:t>
+      </w:r>
+    </w:p>
+    <w:p>
+      <w:pPr/>
+      <w:r>
+        <w:rPr>
+          <w:lang w:val="hi_IN" w:bidi="hi_IN"/>
+        </w:rPr>
+      </w:r>
+      <w:r>
+        <w:rPr>
+          <w:b/>
+          <w:lang w:val="hi_IN" w:bidi="hi_IN"/>
+        </w:rPr>
         <w:t>"अपने आपको तुम्हारे लिये आदर्श ठहराएँ"</w:t>
       </w:r>
     </w:p>
@@ -17247,6 +19752,21 @@
           <w:b/>
           <w:lang w:val="hi_IN" w:bidi="hi_IN"/>
         </w:rPr>
+        <w:t>εἴ τις οὐ θέλει ἐργάζεσθαι, μηδὲ ἐσθιέτω</w:t>
+      </w:r>
+    </w:p>
+    <w:p>
+      <w:pPr/>
+      <w:r>
+        <w:rPr>
+          <w:lang w:val="hi_IN" w:bidi="hi_IN"/>
+        </w:rPr>
+      </w:r>
+      <w:r>
+        <w:rPr>
+          <w:b/>
+          <w:lang w:val="hi_IN" w:bidi="hi_IN"/>
+        </w:rPr>
         <w:t>"यदि कोई काम करना न चाहे, तो खाने भी न पाए"</w:t>
       </w:r>
     </w:p>
@@ -17330,6 +19850,21 @@
           <w:b/>
           <w:lang w:val="hi_IN" w:bidi="hi_IN"/>
         </w:rPr>
+        <w:t>τινας περιπατοῦντας &amp; ἀτάκτως</w:t>
+      </w:r>
+    </w:p>
+    <w:p>
+      <w:pPr/>
+      <w:r>
+        <w:rPr>
+          <w:lang w:val="hi_IN" w:bidi="hi_IN"/>
+        </w:rPr>
+      </w:r>
+      <w:r>
+        <w:rPr>
+          <w:b/>
+          <w:lang w:val="hi_IN" w:bidi="hi_IN"/>
+        </w:rPr>
         <w:t>"कितने लोग"-"आलसी चाल चलते हैं"</w:t>
       </w:r>
     </w:p>
@@ -17426,6 +19961,21 @@
           <w:b/>
           <w:lang w:val="hi_IN" w:bidi="hi_IN"/>
         </w:rPr>
+        <w:t>ἀλλὰ περιεργαζομένους</w:t>
+      </w:r>
+    </w:p>
+    <w:p>
+      <w:pPr/>
+      <w:r>
+        <w:rPr>
+          <w:lang w:val="hi_IN" w:bidi="hi_IN"/>
+        </w:rPr>
+      </w:r>
+      <w:r>
+        <w:rPr>
+          <w:b/>
+          <w:lang w:val="hi_IN" w:bidi="hi_IN"/>
+        </w:rPr>
         <w:t>"पर औरों के काम में हाथ डाला करते हैं"</w:t>
       </w:r>
     </w:p>
@@ -17509,6 +20059,21 @@
           <w:b/>
           <w:lang w:val="hi_IN" w:bidi="hi_IN"/>
         </w:rPr>
+        <w:t>μετὰ ἡσυχίας</w:t>
+      </w:r>
+    </w:p>
+    <w:p>
+      <w:pPr/>
+      <w:r>
+        <w:rPr>
+          <w:lang w:val="hi_IN" w:bidi="hi_IN"/>
+        </w:rPr>
+      </w:r>
+      <w:r>
+        <w:rPr>
+          <w:b/>
+          <w:lang w:val="hi_IN" w:bidi="hi_IN"/>
+        </w:rPr>
         <w:t>"चुपचाप"</w:t>
       </w:r>
     </w:p>
@@ -17618,6 +20183,21 @@
           <w:b/>
           <w:lang w:val="hi_IN" w:bidi="hi_IN"/>
         </w:rPr>
+        <w:t>δέ</w:t>
+      </w:r>
+    </w:p>
+    <w:p>
+      <w:pPr/>
+      <w:r>
+        <w:rPr>
+          <w:lang w:val="hi_IN" w:bidi="hi_IN"/>
+        </w:rPr>
+      </w:r>
+      <w:r>
+        <w:rPr>
+          <w:b/>
+          <w:lang w:val="hi_IN" w:bidi="hi_IN"/>
+        </w:rPr>
         <w:t>"परन्तु"</w:t>
       </w:r>
     </w:p>
@@ -17727,6 +20307,21 @@
           <w:b/>
           <w:lang w:val="hi_IN" w:bidi="hi_IN"/>
         </w:rPr>
+        <w:t>ὑμεῖς</w:t>
+      </w:r>
+    </w:p>
+    <w:p>
+      <w:pPr/>
+      <w:r>
+        <w:rPr>
+          <w:lang w:val="hi_IN" w:bidi="hi_IN"/>
+        </w:rPr>
+      </w:r>
+      <w:r>
+        <w:rPr>
+          <w:b/>
+          <w:lang w:val="hi_IN" w:bidi="hi_IN"/>
+        </w:rPr>
         <w:t>"तुम"</w:t>
       </w:r>
     </w:p>
@@ -17823,6 +20418,21 @@
           <w:b/>
           <w:lang w:val="hi_IN" w:bidi="hi_IN"/>
         </w:rPr>
+        <w:t>ἀδελφοί</w:t>
+      </w:r>
+    </w:p>
+    <w:p>
+      <w:pPr/>
+      <w:r>
+        <w:rPr>
+          <w:lang w:val="hi_IN" w:bidi="hi_IN"/>
+        </w:rPr>
+      </w:r>
+      <w:r>
+        <w:rPr>
+          <w:b/>
+          <w:lang w:val="hi_IN" w:bidi="hi_IN"/>
+        </w:rPr>
         <w:t>"भाइयों"</w:t>
       </w:r>
     </w:p>
@@ -17919,6 +20529,21 @@
           <w:b/>
           <w:lang w:val="hi_IN" w:bidi="hi_IN"/>
         </w:rPr>
+        <w:t>τῷ λόγῳ ἡμῶν</w:t>
+      </w:r>
+    </w:p>
+    <w:p>
+      <w:pPr/>
+      <w:r>
+        <w:rPr>
+          <w:lang w:val="hi_IN" w:bidi="hi_IN"/>
+        </w:rPr>
+      </w:r>
+      <w:r>
+        <w:rPr>
+          <w:b/>
+          <w:lang w:val="hi_IN" w:bidi="hi_IN"/>
+        </w:rPr>
         <w:t>"हमारी" - "बात"</w:t>
       </w:r>
     </w:p>
@@ -18015,6 +20640,21 @@
           <w:b/>
           <w:lang w:val="hi_IN" w:bidi="hi_IN"/>
         </w:rPr>
+        <w:t>τοῦτον σημειοῦσθε</w:t>
+      </w:r>
+    </w:p>
+    <w:p>
+      <w:pPr/>
+      <w:r>
+        <w:rPr>
+          <w:lang w:val="hi_IN" w:bidi="hi_IN"/>
+        </w:rPr>
+      </w:r>
+      <w:r>
+        <w:rPr>
+          <w:b/>
+          <w:lang w:val="hi_IN" w:bidi="hi_IN"/>
+        </w:rPr>
         <w:t>"उस पर दृष्टि रखो"</w:t>
       </w:r>
     </w:p>
@@ -18098,6 +20738,21 @@
           <w:b/>
           <w:lang w:val="hi_IN" w:bidi="hi_IN"/>
         </w:rPr>
+        <w:t>ἵνα ἐντραπῇ</w:t>
+      </w:r>
+    </w:p>
+    <w:p>
+      <w:pPr/>
+      <w:r>
+        <w:rPr>
+          <w:lang w:val="hi_IN" w:bidi="hi_IN"/>
+        </w:rPr>
+      </w:r>
+      <w:r>
+        <w:rPr>
+          <w:b/>
+          <w:lang w:val="hi_IN" w:bidi="hi_IN"/>
+        </w:rPr>
         <w:t>"जिससे वह लज्जित हो"</w:t>
       </w:r>
     </w:p>
@@ -18181,6 +20836,21 @@
           <w:b/>
           <w:lang w:val="hi_IN" w:bidi="hi_IN"/>
         </w:rPr>
+        <w:t>ἀδελφόν</w:t>
+      </w:r>
+    </w:p>
+    <w:p>
+      <w:pPr/>
+      <w:r>
+        <w:rPr>
+          <w:lang w:val="hi_IN" w:bidi="hi_IN"/>
+        </w:rPr>
+      </w:r>
+      <w:r>
+        <w:rPr>
+          <w:b/>
+          <w:lang w:val="hi_IN" w:bidi="hi_IN"/>
+        </w:rPr>
         <w:t>"भाई"</w:t>
       </w:r>
     </w:p>
@@ -18354,6 +21024,21 @@
           <w:b/>
           <w:lang w:val="hi_IN" w:bidi="hi_IN"/>
         </w:rPr>
+        <w:t>δὲ</w:t>
+      </w:r>
+    </w:p>
+    <w:p>
+      <w:pPr/>
+      <w:r>
+        <w:rPr>
+          <w:lang w:val="hi_IN" w:bidi="hi_IN"/>
+        </w:rPr>
+      </w:r>
+      <w:r>
+        <w:rPr>
+          <w:b/>
+          <w:lang w:val="hi_IN" w:bidi="hi_IN"/>
+        </w:rPr>
         <w:t>"अब"</w:t>
       </w:r>
     </w:p>
@@ -18450,6 +21135,21 @@
           <w:b/>
           <w:lang w:val="hi_IN" w:bidi="hi_IN"/>
         </w:rPr>
+        <w:t>αὐτὸς &amp; ὁ Κύριος τῆς εἰρήνης, δῴη ὑμῖν</w:t>
+      </w:r>
+    </w:p>
+    <w:p>
+      <w:pPr/>
+      <w:r>
+        <w:rPr>
+          <w:lang w:val="hi_IN" w:bidi="hi_IN"/>
+        </w:rPr>
+      </w:r>
+      <w:r>
+        <w:rPr>
+          <w:b/>
+          <w:lang w:val="hi_IN" w:bidi="hi_IN"/>
+        </w:rPr>
         <w:t>"प्रभु जो शान्ति का सोता है आप ही तुम्हें"-" दे"</w:t>
       </w:r>
     </w:p>
@@ -18533,6 +21233,21 @@
           <w:b/>
           <w:lang w:val="hi_IN" w:bidi="hi_IN"/>
         </w:rPr>
+        <w:t>αὐτὸς &amp; ὁ Κύριος τῆς εἰρήνης</w:t>
+      </w:r>
+    </w:p>
+    <w:p>
+      <w:pPr/>
+      <w:r>
+        <w:rPr>
+          <w:lang w:val="hi_IN" w:bidi="hi_IN"/>
+        </w:rPr>
+      </w:r>
+      <w:r>
+        <w:rPr>
+          <w:b/>
+          <w:lang w:val="hi_IN" w:bidi="hi_IN"/>
+        </w:rPr>
         <w:t>"शांति का सोता है आप ही"</w:t>
       </w:r>
     </w:p>
@@ -18629,6 +21344,21 @@
           <w:b/>
           <w:lang w:val="hi_IN" w:bidi="hi_IN"/>
         </w:rPr>
+        <w:t>ὁ ἀσπασμὸς τῇ ἐμῇ χειρὶ, Παύλου, ὅ ἐστιν σημεῖον ἐν πάσῃ ἐπιστολῇ, οὕτως γράφω</w:t>
+      </w:r>
+    </w:p>
+    <w:p>
+      <w:pPr/>
+      <w:r>
+        <w:rPr>
+          <w:lang w:val="hi_IN" w:bidi="hi_IN"/>
+        </w:rPr>
+      </w:r>
+      <w:r>
+        <w:rPr>
+          <w:b/>
+          <w:lang w:val="hi_IN" w:bidi="hi_IN"/>
+        </w:rPr>
         <w:t>"मैं पौलुस अपने हाथ से नमस्कार लिखता हूँ। हर पत्री में मेरा यही चिन्ह है: मैं इसी प्रकार से लिखता हूँ"</w:t>
       </w:r>
     </w:p>
@@ -18692,6 +21422,21 @@
           <w:b/>
           <w:lang w:val="hi_IN" w:bidi="hi_IN"/>
         </w:rPr>
+        <w:t>τῇ ἐμῇ χειρὶ</w:t>
+      </w:r>
+    </w:p>
+    <w:p>
+      <w:pPr/>
+      <w:r>
+        <w:rPr>
+          <w:lang w:val="hi_IN" w:bidi="hi_IN"/>
+        </w:rPr>
+      </w:r>
+      <w:r>
+        <w:rPr>
+          <w:b/>
+          <w:lang w:val="hi_IN" w:bidi="hi_IN"/>
+        </w:rPr>
         <w:t>"अपने हाथ से"</w:t>
       </w:r>
     </w:p>
@@ -18788,6 +21533,21 @@
           <w:b/>
           <w:lang w:val="hi_IN" w:bidi="hi_IN"/>
         </w:rPr>
+        <w:t>οὕτως γράφω</w:t>
+      </w:r>
+    </w:p>
+    <w:p>
+      <w:pPr/>
+      <w:r>
+        <w:rPr>
+          <w:lang w:val="hi_IN" w:bidi="hi_IN"/>
+        </w:rPr>
+      </w:r>
+      <w:r>
+        <w:rPr>
+          <w:b/>
+          <w:lang w:val="hi_IN" w:bidi="hi_IN"/>
+        </w:rPr>
         <w:t>"मैं इसी प्रकार से लिखता हूँ"</w:t>
       </w:r>
     </w:p>
@@ -18857,6 +21617,21 @@
         <w:rPr>
           <w:lang w:val="hi_IN" w:bidi="hi_IN"/>
         </w:rPr>
+      </w:r>
+    </w:p>
+    <w:p>
+      <w:pPr/>
+      <w:r>
+        <w:rPr>
+          <w:lang w:val="hi_IN" w:bidi="hi_IN"/>
+        </w:rPr>
+      </w:r>
+      <w:r>
+        <w:rPr>
+          <w:b/>
+          <w:lang w:val="hi_IN" w:bidi="hi_IN"/>
+        </w:rPr>
+        <w:t>ἡ χάρις τοῦ Κυρίου ἡμῶν, Ἰησοῦ Χριστοῦ, μετὰ πάντων ὑμῶν</w:t>
       </w:r>
     </w:p>
     <w:p>

--- a/hin/docx/53.content.docx
+++ b/hin/docx/53.content.docx
@@ -7874,7 +7874,7 @@
           <w:b/>
           <w:lang w:val="hi_IN" w:bidi="hi_IN"/>
         </w:rPr>
-        <w:t>ὡς ὅτι</w:t>
+        <w:t>ὡς</w:t>
       </w:r>
     </w:p>
     <w:p>
@@ -15442,7 +15442,7 @@
           <w:b/>
           <w:lang w:val="hi_IN" w:bidi="hi_IN"/>
         </w:rPr>
-        <w:t>αὐτὸς &amp; Κύριος ἡμῶν, Ἰησοῦς Χριστὸς</w:t>
+        <w:t>αὐτὸς &amp; ὁ Κύριος ἡμῶν, Ἰησοῦς Χριστὸς</w:t>
       </w:r>
     </w:p>
     <w:p>

--- a/hin/docx/53.content.docx
+++ b/hin/docx/53.content.docx
@@ -328,21 +328,6 @@
           <w:b/>
           <w:lang w:val="hi_IN" w:bidi="hi_IN"/>
         </w:rPr>
-        <w:t>Παῦλος, καὶ Σιλουανὸς, καὶ Τιμόθεος; τῇ ἐκκλησίᾳ</w:t>
-      </w:r>
-    </w:p>
-    <w:p>
-      <w:pPr/>
-      <w:r>
-        <w:rPr>
-          <w:lang w:val="hi_IN" w:bidi="hi_IN"/>
-        </w:rPr>
-      </w:r>
-      <w:r>
-        <w:rPr>
-          <w:b/>
-          <w:lang w:val="hi_IN" w:bidi="hi_IN"/>
-        </w:rPr>
         <w:t>"पौलुस, सिलवानुस और तीमुथियुस" - "की कलीसिया"</w:t>
       </w:r>
     </w:p>
@@ -746,21 +731,6 @@
           <w:b/>
           <w:lang w:val="hi_IN" w:bidi="hi_IN"/>
         </w:rPr>
-        <w:t>χάρις ὑμῖν καὶ εἰρήνη ἀπὸ Θεοῦ Πατρὸς καὶ Κυρίου Ἰησοῦ Χριστοῦ</w:t>
-      </w:r>
-    </w:p>
-    <w:p>
-      <w:pPr/>
-      <w:r>
-        <w:rPr>
-          <w:lang w:val="hi_IN" w:bidi="hi_IN"/>
-        </w:rPr>
-      </w:r>
-      <w:r>
-        <w:rPr>
-          <w:b/>
-          <w:lang w:val="hi_IN" w:bidi="hi_IN"/>
-        </w:rPr>
         <w:t>"हमारे पिता परमेश्वर और प्रभु यीशु मसीह में तुम्हें अनुग्रह और शान्ति मिलती रहे"</w:t>
       </w:r>
     </w:p>
@@ -1059,21 +1029,6 @@
           <w:b/>
           <w:lang w:val="hi_IN" w:bidi="hi_IN"/>
         </w:rPr>
-        <w:t>εὐχαριστεῖν ὀφείλομεν τῷ Θεῷ πάντοτε</w:t>
-      </w:r>
-    </w:p>
-    <w:p>
-      <w:pPr/>
-      <w:r>
-        <w:rPr>
-          <w:lang w:val="hi_IN" w:bidi="hi_IN"/>
-        </w:rPr>
-      </w:r>
-      <w:r>
-        <w:rPr>
-          <w:b/>
-          <w:lang w:val="hi_IN" w:bidi="hi_IN"/>
-        </w:rPr>
         <w:t>"हमें हर समय परमेश्वर का धन्यवाद करना चाहिए"</w:t>
       </w:r>
     </w:p>
@@ -1170,21 +1125,6 @@
           <w:b/>
           <w:lang w:val="hi_IN" w:bidi="hi_IN"/>
         </w:rPr>
-        <w:t>εὐχαριστεῖν ὀφείλομεν τῷ Θεῷ πάντοτε περὶ ὑμῶν, ἀδελφοί</w:t>
-      </w:r>
-    </w:p>
-    <w:p>
-      <w:pPr/>
-      <w:r>
-        <w:rPr>
-          <w:lang w:val="hi_IN" w:bidi="hi_IN"/>
-        </w:rPr>
-      </w:r>
-      <w:r>
-        <w:rPr>
-          <w:b/>
-          <w:lang w:val="hi_IN" w:bidi="hi_IN"/>
-        </w:rPr>
         <w:t>"हे भाइयों, तुम्हारे विषय में हमें हर समय परमेश्वर का धन्यवाद करना चाहिए"</w:t>
       </w:r>
     </w:p>
@@ -1614,21 +1554,6 @@
           <w:b/>
           <w:lang w:val="hi_IN" w:bidi="hi_IN"/>
         </w:rPr>
-        <w:t>πλεονάζει ἡ ἀγάπη ἑνὸς ἑκάστου, πάντων ὑμῶν, εἰς ἀλλήλους</w:t>
-      </w:r>
-    </w:p>
-    <w:p>
-      <w:pPr/>
-      <w:r>
-        <w:rPr>
-          <w:lang w:val="hi_IN" w:bidi="hi_IN"/>
-        </w:rPr>
-      </w:r>
-      <w:r>
-        <w:rPr>
-          <w:b/>
-          <w:lang w:val="hi_IN" w:bidi="hi_IN"/>
-        </w:rPr>
         <w:t>"आपस में तुम सब में प्रेम बहुत ही बढ़ता जाता है"</w:t>
       </w:r>
     </w:p>
@@ -2444,21 +2369,6 @@
           <w:b/>
           <w:lang w:val="hi_IN" w:bidi="hi_IN"/>
         </w:rPr>
-        <w:t>εἰς τὸ καταξιωθῆναι ὑμᾶς τῆς Βασιλείας τοῦ Θεοῦ</w:t>
-      </w:r>
-    </w:p>
-    <w:p>
-      <w:pPr/>
-      <w:r>
-        <w:rPr>
-          <w:lang w:val="hi_IN" w:bidi="hi_IN"/>
-        </w:rPr>
-      </w:r>
-      <w:r>
-        <w:rPr>
-          <w:b/>
-          <w:lang w:val="hi_IN" w:bidi="hi_IN"/>
-        </w:rPr>
         <w:t>"कि तुम परमेश्वर के राज्य के योग्य ठहरो"</w:t>
       </w:r>
     </w:p>
@@ -2862,21 +2772,6 @@
           <w:b/>
           <w:lang w:val="hi_IN" w:bidi="hi_IN"/>
         </w:rPr>
-        <w:t>ἀνταποδοῦναι τοῖς θλίβουσιν ὑμᾶς θλῖψιν</w:t>
-      </w:r>
-    </w:p>
-    <w:p>
-      <w:pPr/>
-      <w:r>
-        <w:rPr>
-          <w:lang w:val="hi_IN" w:bidi="hi_IN"/>
-        </w:rPr>
-      </w:r>
-      <w:r>
-        <w:rPr>
-          <w:b/>
-          <w:lang w:val="hi_IN" w:bidi="hi_IN"/>
-        </w:rPr>
         <w:t>"जो तुम्हें क्लेश देते हैं, उन्हें बदले में क्लेश दे"</w:t>
       </w:r>
     </w:p>
@@ -3084,21 +2979,6 @@
           <w:b/>
           <w:lang w:val="hi_IN" w:bidi="hi_IN"/>
         </w:rPr>
-        <w:t>καὶ ὑμῖν τοῖς θλιβομένοις, ἄνεσιν μεθ’ ἡμῶν</w:t>
-      </w:r>
-    </w:p>
-    <w:p>
-      <w:pPr/>
-      <w:r>
-        <w:rPr>
-          <w:lang w:val="hi_IN" w:bidi="hi_IN"/>
-        </w:rPr>
-      </w:r>
-      <w:r>
-        <w:rPr>
-          <w:b/>
-          <w:lang w:val="hi_IN" w:bidi="hi_IN"/>
-        </w:rPr>
         <w:t>"और तुम जो क्लेश पाते हो, हमारे साथ चैन दे"</w:t>
       </w:r>
     </w:p>
@@ -4630,21 +4510,6 @@
           <w:b/>
           <w:lang w:val="hi_IN" w:bidi="hi_IN"/>
         </w:rPr>
-        <w:t>ἀπὸ προσώπου τοῦ Κυρίου</w:t>
-      </w:r>
-    </w:p>
-    <w:p>
-      <w:pPr/>
-      <w:r>
-        <w:rPr>
-          <w:lang w:val="hi_IN" w:bidi="hi_IN"/>
-        </w:rPr>
-      </w:r>
-      <w:r>
-        <w:rPr>
-          <w:b/>
-          <w:lang w:val="hi_IN" w:bidi="hi_IN"/>
-        </w:rPr>
         <w:t>"प्रभु के सामने से" - "दूर होकर"</w:t>
       </w:r>
     </w:p>
@@ -5113,21 +4978,6 @@
           <w:b/>
           <w:lang w:val="hi_IN" w:bidi="hi_IN"/>
         </w:rPr>
-        <w:t>ἐνδοξασθῆναι ἐν τοῖς ἁγίοις αὐτοῦ, καὶ θαυμασθῆναι ἐν πᾶσιν τοῖς πιστεύσασιν</w:t>
-      </w:r>
-    </w:p>
-    <w:p>
-      <w:pPr/>
-      <w:r>
-        <w:rPr>
-          <w:lang w:val="hi_IN" w:bidi="hi_IN"/>
-        </w:rPr>
-      </w:r>
-      <w:r>
-        <w:rPr>
-          <w:b/>
-          <w:lang w:val="hi_IN" w:bidi="hi_IN"/>
-        </w:rPr>
         <w:t>"अपने पवित्र लोगों में महिमा पाने, और सब विश्वास करनेवालों में आश्चर्य का कारण होने को"</w:t>
       </w:r>
     </w:p>
@@ -5335,21 +5185,6 @@
           <w:b/>
           <w:lang w:val="hi_IN" w:bidi="hi_IN"/>
         </w:rPr>
-        <w:t>ἐνδοξασθῆναι ἐν τοῖς ἁγίοις αὐτοῦ, καὶ θαυμασθῆναι ἐν πᾶσιν τοῖς πιστεύσασιν</w:t>
-      </w:r>
-    </w:p>
-    <w:p>
-      <w:pPr/>
-      <w:r>
-        <w:rPr>
-          <w:lang w:val="hi_IN" w:bidi="hi_IN"/>
-        </w:rPr>
-      </w:r>
-      <w:r>
-        <w:rPr>
-          <w:b/>
-          <w:lang w:val="hi_IN" w:bidi="hi_IN"/>
-        </w:rPr>
         <w:t>"अपने पवित्र लोगों में महिमा पाने, और सब विश्वास करनेवालों में आश्चर्य का कारण होने"</w:t>
       </w:r>
     </w:p>
@@ -7103,21 +6938,6 @@
           <w:b/>
           <w:lang w:val="hi_IN" w:bidi="hi_IN"/>
         </w:rPr>
-        <w:t>ὑπὲρ τῆς παρουσίας τοῦ Κυρίου ἡμῶν, Ἰησοῦ Χριστοῦ, καὶ ἡμῶν ἐπισυναγωγῆς ἐπ’ αὐτόν</w:t>
-      </w:r>
-    </w:p>
-    <w:p>
-      <w:pPr/>
-      <w:r>
-        <w:rPr>
-          <w:lang w:val="hi_IN" w:bidi="hi_IN"/>
-        </w:rPr>
-      </w:r>
-      <w:r>
-        <w:rPr>
-          <w:b/>
-          <w:lang w:val="hi_IN" w:bidi="hi_IN"/>
-        </w:rPr>
         <w:t>"अपने प्रभु यीशु मसीह के आने, और उसके पास अपने इकट्ठे होने के विषय में"</w:t>
       </w:r>
     </w:p>
@@ -7221,21 +7041,6 @@
           <w:b/>
           <w:lang w:val="hi_IN" w:bidi="hi_IN"/>
         </w:rPr>
-        <w:t>ὑπὲρ τῆς παρουσίας τοῦ Κυρίου ἡμῶν, Ἰησοῦ Χριστοῦ, καὶ ἡμῶν ἐπισυναγωγῆς ἐπ’ αὐτόν</w:t>
-      </w:r>
-    </w:p>
-    <w:p>
-      <w:pPr/>
-      <w:r>
-        <w:rPr>
-          <w:lang w:val="hi_IN" w:bidi="hi_IN"/>
-        </w:rPr>
-      </w:r>
-      <w:r>
-        <w:rPr>
-          <w:b/>
-          <w:lang w:val="hi_IN" w:bidi="hi_IN"/>
-        </w:rPr>
         <w:t>"अपने प्रभु यीशु मसीह के आने, और उसके पास अपने इकट्ठे होने के विषय में"</w:t>
       </w:r>
     </w:p>
@@ -7456,21 +7261,6 @@
           <w:b/>
           <w:lang w:val="hi_IN" w:bidi="hi_IN"/>
         </w:rPr>
-        <w:t>εἰς τὸ μὴ ταχέως σαλευθῆναι ὑμᾶς ἀπὸ τοῦ νοὸς</w:t>
-      </w:r>
-    </w:p>
-    <w:p>
-      <w:pPr/>
-      <w:r>
-        <w:rPr>
-          <w:lang w:val="hi_IN" w:bidi="hi_IN"/>
-        </w:rPr>
-      </w:r>
-      <w:r>
-        <w:rPr>
-          <w:b/>
-          <w:lang w:val="hi_IN" w:bidi="hi_IN"/>
-        </w:rPr>
         <w:t>"तुम्हारा मन अचानक अस्थिर न हो जाए"</w:t>
       </w:r>
     </w:p>
@@ -7678,21 +7468,6 @@
           <w:b/>
           <w:lang w:val="hi_IN" w:bidi="hi_IN"/>
         </w:rPr>
-        <w:t>μήτε διὰ πνεύματος, μήτε διὰ λόγου, μήτε δι’ ἐπιστολῆς, ὡς δι’ ἡμῶν</w:t>
-      </w:r>
-    </w:p>
-    <w:p>
-      <w:pPr/>
-      <w:r>
-        <w:rPr>
-          <w:lang w:val="hi_IN" w:bidi="hi_IN"/>
-        </w:rPr>
-      </w:r>
-      <w:r>
-        <w:rPr>
-          <w:b/>
-          <w:lang w:val="hi_IN" w:bidi="hi_IN"/>
-        </w:rPr>
         <w:t>"किसी आत्मा, या वचन, या पत्री के द्वारा जो कि मानो हमारी ओर से हो"</w:t>
       </w:r>
     </w:p>
@@ -7972,21 +7747,6 @@
           <w:b/>
           <w:lang w:val="hi_IN" w:bidi="hi_IN"/>
         </w:rPr>
-        <w:t>ἡ ἡμέρα τοῦ Κυρίου</w:t>
-      </w:r>
-    </w:p>
-    <w:p>
-      <w:pPr/>
-      <w:r>
-        <w:rPr>
-          <w:lang w:val="hi_IN" w:bidi="hi_IN"/>
-        </w:rPr>
-      </w:r>
-      <w:r>
-        <w:rPr>
-          <w:b/>
-          <w:lang w:val="hi_IN" w:bidi="hi_IN"/>
-        </w:rPr>
         <w:t>"प्रभु का दिन"</w:t>
       </w:r>
     </w:p>
@@ -8063,21 +7823,6 @@
           <w:b/>
           <w:lang w:val="hi_IN" w:bidi="hi_IN"/>
         </w:rPr>
-        <w:t>μή τις ὑμᾶς ἐξαπατήσῃ κατὰ μηδένα τρόπον</w:t>
-      </w:r>
-    </w:p>
-    <w:p>
-      <w:pPr/>
-      <w:r>
-        <w:rPr>
-          <w:lang w:val="hi_IN" w:bidi="hi_IN"/>
-        </w:rPr>
-      </w:r>
-      <w:r>
-        <w:rPr>
-          <w:b/>
-          <w:lang w:val="hi_IN" w:bidi="hi_IN"/>
-        </w:rPr>
         <w:t>"किसी रीति से किसी के धोखे में न आना"</w:t>
       </w:r>
     </w:p>
@@ -8735,6 +8480,21 @@
           <w:b/>
           <w:lang w:val="hi_IN" w:bidi="hi_IN"/>
         </w:rPr>
+        <w:t>ὁ υἱὸς τῆς ἀπωλείας</w:t>
+      </w:r>
+    </w:p>
+    <w:p>
+      <w:pPr/>
+      <w:r>
+        <w:rPr>
+          <w:lang w:val="hi_IN" w:bidi="hi_IN"/>
+        </w:rPr>
+      </w:r>
+      <w:r>
+        <w:rPr>
+          <w:b/>
+          <w:lang w:val="hi_IN" w:bidi="hi_IN"/>
+        </w:rPr>
         <w:t>"विनाश का पुत्र"</w:t>
       </w:r>
     </w:p>
@@ -8818,21 +8578,6 @@
           <w:b/>
           <w:lang w:val="hi_IN" w:bidi="hi_IN"/>
         </w:rPr>
-        <w:t>πάντα λεγόμενον θεὸν ἢ σέβασμα</w:t>
-      </w:r>
-    </w:p>
-    <w:p>
-      <w:pPr/>
-      <w:r>
-        <w:rPr>
-          <w:lang w:val="hi_IN" w:bidi="hi_IN"/>
-        </w:rPr>
-      </w:r>
-      <w:r>
-        <w:rPr>
-          <w:b/>
-          <w:lang w:val="hi_IN" w:bidi="hi_IN"/>
-        </w:rPr>
         <w:t>"हर एक से जो परमेश्वर, या पूज्य कहलाता है"</w:t>
       </w:r>
     </w:p>
@@ -9118,21 +8863,6 @@
           <w:b/>
           <w:lang w:val="hi_IN" w:bidi="hi_IN"/>
         </w:rPr>
-        <w:t>οὐ μνημονεύετε ὅτι, ἔτι ὢν πρὸς ὑμᾶς, ταῦτα ἔλεγον ὑμῖν</w:t>
-      </w:r>
-    </w:p>
-    <w:p>
-      <w:pPr/>
-      <w:r>
-        <w:rPr>
-          <w:lang w:val="hi_IN" w:bidi="hi_IN"/>
-        </w:rPr>
-      </w:r>
-      <w:r>
-        <w:rPr>
-          <w:b/>
-          <w:lang w:val="hi_IN" w:bidi="hi_IN"/>
-        </w:rPr>
         <w:t>"क्या तुम्हें स्मरण नहीं, कि जब मैं तुम्हारे यहाँ था, तो तुम से ये बातें कहा करता था"</w:t>
       </w:r>
     </w:p>
@@ -9790,21 +9520,6 @@
           <w:b/>
           <w:lang w:val="hi_IN" w:bidi="hi_IN"/>
         </w:rPr>
-        <w:t>ὁ κατέχων</w:t>
-      </w:r>
-    </w:p>
-    <w:p>
-      <w:pPr/>
-      <w:r>
-        <w:rPr>
-          <w:lang w:val="hi_IN" w:bidi="hi_IN"/>
-        </w:rPr>
-      </w:r>
-      <w:r>
-        <w:rPr>
-          <w:b/>
-          <w:lang w:val="hi_IN" w:bidi="hi_IN"/>
-        </w:rPr>
         <w:t>"अभी एक रोकनेवाला है"</w:t>
       </w:r>
     </w:p>
@@ -10077,21 +9792,6 @@
           <w:b/>
           <w:lang w:val="hi_IN" w:bidi="hi_IN"/>
         </w:rPr>
-        <w:t>καὶ τότε ἀποκαλυφθήσεται ὁ ἄνομος</w:t>
-      </w:r>
-    </w:p>
-    <w:p>
-      <w:pPr/>
-      <w:r>
-        <w:rPr>
-          <w:lang w:val="hi_IN" w:bidi="hi_IN"/>
-        </w:rPr>
-      </w:r>
-      <w:r>
-        <w:rPr>
-          <w:b/>
-          <w:lang w:val="hi_IN" w:bidi="hi_IN"/>
-        </w:rPr>
         <w:t>"तब वह अधर्मी प्रगट होगा"</w:t>
       </w:r>
     </w:p>
@@ -10299,21 +9999,6 @@
           <w:b/>
           <w:lang w:val="hi_IN" w:bidi="hi_IN"/>
         </w:rPr>
-        <w:t>ἀνελεῖ τῷ πνεύματι τοῦ στόματος αὐτοῦ, καὶ καταργήσει τῇ ἐπιφανείᾳ τῆς παρουσίας αὐτοῦ</w:t>
-      </w:r>
-    </w:p>
-    <w:p>
-      <w:pPr/>
-      <w:r>
-        <w:rPr>
-          <w:lang w:val="hi_IN" w:bidi="hi_IN"/>
-        </w:rPr>
-      </w:r>
-      <w:r>
-        <w:rPr>
-          <w:b/>
-          <w:lang w:val="hi_IN" w:bidi="hi_IN"/>
-        </w:rPr>
         <w:t>"अपने मुँह की फूँक से मार डालेगा, और अपने आगमन के तेज से भस्म करेगा"</w:t>
       </w:r>
     </w:p>
@@ -10397,21 +10082,6 @@
           <w:b/>
           <w:lang w:val="hi_IN" w:bidi="hi_IN"/>
         </w:rPr>
-        <w:t>οὗ ἐστιν ἡ παρουσία, κατ’ ἐνέργειαν τοῦ Σατανᾶ</w:t>
-      </w:r>
-    </w:p>
-    <w:p>
-      <w:pPr/>
-      <w:r>
-        <w:rPr>
-          <w:lang w:val="hi_IN" w:bidi="hi_IN"/>
-        </w:rPr>
-      </w:r>
-      <w:r>
-        <w:rPr>
-          <w:b/>
-          <w:lang w:val="hi_IN" w:bidi="hi_IN"/>
-        </w:rPr>
         <w:t>"उस अधर्मी का आना शैतान के कार्य के अनुसार"</w:t>
       </w:r>
     </w:p>
@@ -11271,21 +10941,6 @@
           <w:b/>
           <w:lang w:val="hi_IN" w:bidi="hi_IN"/>
         </w:rPr>
-        <w:t>ἐν πάσῃ ἀπάτῃ ἀδικίας, τοῖς ἀπολλυμένοις</w:t>
-      </w:r>
-    </w:p>
-    <w:p>
-      <w:pPr/>
-      <w:r>
-        <w:rPr>
-          <w:lang w:val="hi_IN" w:bidi="hi_IN"/>
-        </w:rPr>
-      </w:r>
-      <w:r>
-        <w:rPr>
-          <w:b/>
-          <w:lang w:val="hi_IN" w:bidi="hi_IN"/>
-        </w:rPr>
         <w:t>"नाश होनेवालों के लिये अधर्म के सब प्रकार के धोखे के साथ"</w:t>
       </w:r>
     </w:p>
@@ -11970,21 +11625,6 @@
           <w:b/>
           <w:lang w:val="hi_IN" w:bidi="hi_IN"/>
         </w:rPr>
-        <w:t>πέμπει αὐτοῖς ὁ Θεὸς ἐνέργειαν πλάνης, εἰς τὸ πιστεῦσαι αὐτοὺς τῷ ψεύδει</w:t>
-      </w:r>
-    </w:p>
-    <w:p>
-      <w:pPr/>
-      <w:r>
-        <w:rPr>
-          <w:lang w:val="hi_IN" w:bidi="hi_IN"/>
-        </w:rPr>
-      </w:r>
-      <w:r>
-        <w:rPr>
-          <w:b/>
-          <w:lang w:val="hi_IN" w:bidi="hi_IN"/>
-        </w:rPr>
         <w:t>"परमेश्वर उनमें एक भटका देनेवाली सामर्थ्य को भेजेगा ताकि वे झूठ पर विश्वास करें"</w:t>
       </w:r>
     </w:p>
@@ -12799,21 +12439,6 @@
           <w:b/>
           <w:lang w:val="hi_IN" w:bidi="hi_IN"/>
         </w:rPr>
-        <w:t>οἱ μὴ πιστεύσαντες τῇ ἀληθείᾳ, ἀλλὰ εὐδοκήσαντες τῇ ἀδικίᾳ</w:t>
-      </w:r>
-    </w:p>
-    <w:p>
-      <w:pPr/>
-      <w:r>
-        <w:rPr>
-          <w:lang w:val="hi_IN" w:bidi="hi_IN"/>
-        </w:rPr>
-      </w:r>
-      <w:r>
-        <w:rPr>
-          <w:b/>
-          <w:lang w:val="hi_IN" w:bidi="hi_IN"/>
-        </w:rPr>
         <w:t>"जितने लोग सत्य पर विश्वास नहीं करते, वरन् अधर्म से प्रसन्न होते हैं"</w:t>
       </w:r>
     </w:p>
@@ -13339,21 +12964,6 @@
           <w:b/>
           <w:lang w:val="hi_IN" w:bidi="hi_IN"/>
         </w:rPr>
-        <w:t>ἀδελφοὶ ἠγαπημένοι ὑπὸ Κυρίου</w:t>
-      </w:r>
-    </w:p>
-    <w:p>
-      <w:pPr/>
-      <w:r>
-        <w:rPr>
-          <w:lang w:val="hi_IN" w:bidi="hi_IN"/>
-        </w:rPr>
-      </w:r>
-      <w:r>
-        <w:rPr>
-          <w:b/>
-          <w:lang w:val="hi_IN" w:bidi="hi_IN"/>
-        </w:rPr>
         <w:t>"हे भाइयों, और प्रभु के प्रिय लोगों"</w:t>
       </w:r>
     </w:p>
@@ -13685,21 +13295,6 @@
           <w:b/>
           <w:lang w:val="hi_IN" w:bidi="hi_IN"/>
         </w:rPr>
-        <w:t>ἀπαρχὴν εἰς σωτηρίαν ἐν ἁγιασμῷ Πνεύματος καὶ πίστει ἀληθείας</w:t>
-      </w:r>
-    </w:p>
-    <w:p>
-      <w:pPr/>
-      <w:r>
-        <w:rPr>
-          <w:lang w:val="hi_IN" w:bidi="hi_IN"/>
-        </w:rPr>
-      </w:r>
-      <w:r>
-        <w:rPr>
-          <w:b/>
-          <w:lang w:val="hi_IN" w:bidi="hi_IN"/>
-        </w:rPr>
         <w:t>"आदि से... कि आत्मा के द्वारा पवित्र बनकर, और सत्य पर विश्वास करके उद्धार पाओ"</w:t>
       </w:r>
     </w:p>
@@ -14057,21 +13652,6 @@
           <w:b/>
           <w:lang w:val="hi_IN" w:bidi="hi_IN"/>
         </w:rPr>
-        <w:t>εἰς περιποίησιν δόξης τοῦ Κυρίου ἡμῶν</w:t>
-      </w:r>
-    </w:p>
-    <w:p>
-      <w:pPr/>
-      <w:r>
-        <w:rPr>
-          <w:lang w:val="hi_IN" w:bidi="hi_IN"/>
-        </w:rPr>
-      </w:r>
-      <w:r>
-        <w:rPr>
-          <w:b/>
-          <w:lang w:val="hi_IN" w:bidi="hi_IN"/>
-        </w:rPr>
         <w:t>"हमारे प्रभु"-"की महिमा को प्राप्त करने के लिए"</w:t>
       </w:r>
     </w:p>
@@ -15181,21 +14761,6 @@
           <w:b/>
           <w:lang w:val="hi_IN" w:bidi="hi_IN"/>
         </w:rPr>
-        <w:t>αὐτὸς δὲ ὁ Κύριος ἡμῶν, Ἰησοῦς Χριστὸς, καὶ ὁ Θεὸς ὁ Πατὴρ ἡμῶν</w:t>
-      </w:r>
-    </w:p>
-    <w:p>
-      <w:pPr/>
-      <w:r>
-        <w:rPr>
-          <w:lang w:val="hi_IN" w:bidi="hi_IN"/>
-        </w:rPr>
-      </w:r>
-      <w:r>
-        <w:rPr>
-          <w:b/>
-          <w:lang w:val="hi_IN" w:bidi="hi_IN"/>
-        </w:rPr>
         <w:t>"हमारा प्रभु यीशु मसीह आप ही, और हमारा पिता परमेश्वर"</w:t>
       </w:r>
     </w:p>
@@ -15566,21 +15131,6 @@
           <w:b/>
           <w:lang w:val="hi_IN" w:bidi="hi_IN"/>
         </w:rPr>
-        <w:t>δοὺς παράκλησιν αἰωνίαν, καὶ ἐλπίδα ἀγαθὴν</w:t>
-      </w:r>
-    </w:p>
-    <w:p>
-      <w:pPr/>
-      <w:r>
-        <w:rPr>
-          <w:lang w:val="hi_IN" w:bidi="hi_IN"/>
-        </w:rPr>
-      </w:r>
-      <w:r>
-        <w:rPr>
-          <w:b/>
-          <w:lang w:val="hi_IN" w:bidi="hi_IN"/>
-        </w:rPr>
         <w:t>"अनन्त शान्ति और उत्तम आशा दी है"</w:t>
       </w:r>
     </w:p>
@@ -16786,21 +16336,6 @@
           <w:b/>
           <w:lang w:val="hi_IN" w:bidi="hi_IN"/>
         </w:rPr>
-        <w:t>ῥυσθῶμεν</w:t>
-      </w:r>
-    </w:p>
-    <w:p>
-      <w:pPr/>
-      <w:r>
-        <w:rPr>
-          <w:lang w:val="hi_IN" w:bidi="hi_IN"/>
-        </w:rPr>
-      </w:r>
-      <w:r>
-        <w:rPr>
-          <w:b/>
-          <w:lang w:val="hi_IN" w:bidi="hi_IN"/>
-        </w:rPr>
         <w:t xml:space="preserve">"हम" - "बचे रहें" </w:t>
       </w:r>
     </w:p>
@@ -17628,21 +17163,6 @@
           <w:b/>
           <w:lang w:val="hi_IN" w:bidi="hi_IN"/>
         </w:rPr>
-        <w:t>ὁ &amp; Κύριος κατευθύναι ὑμῶν τὰς καρδίας εἰς τὴν ἀγάπην τοῦ Θεοῦ, καὶ εἰς τὴν ὑπομονὴν τοῦ Χριστοῦ</w:t>
-      </w:r>
-    </w:p>
-    <w:p>
-      <w:pPr/>
-      <w:r>
-        <w:rPr>
-          <w:lang w:val="hi_IN" w:bidi="hi_IN"/>
-        </w:rPr>
-      </w:r>
-      <w:r>
-        <w:rPr>
-          <w:b/>
-          <w:lang w:val="hi_IN" w:bidi="hi_IN"/>
-        </w:rPr>
         <w:t>"परमेश्वर के प्रेम और मसीह के धीरज की ओर प्रभु तुम्हारे मन की अगुआई करे"</w:t>
       </w:r>
     </w:p>
@@ -17889,21 +17409,6 @@
           <w:b/>
           <w:lang w:val="hi_IN" w:bidi="hi_IN"/>
         </w:rPr>
-        <w:t>εἰς τὴν ἀγάπην τοῦ Θεοῦ, καὶ εἰς τὴν ὑπομονὴν τοῦ Χριστοῦ</w:t>
-      </w:r>
-    </w:p>
-    <w:p>
-      <w:pPr/>
-      <w:r>
-        <w:rPr>
-          <w:lang w:val="hi_IN" w:bidi="hi_IN"/>
-        </w:rPr>
-      </w:r>
-      <w:r>
-        <w:rPr>
-          <w:b/>
-          <w:lang w:val="hi_IN" w:bidi="hi_IN"/>
-        </w:rPr>
         <w:t>"परमेश्वर के प्रेम और मसीह के धीरज की ओर"</w:t>
       </w:r>
     </w:p>
@@ -19565,21 +19070,6 @@
           <w:b/>
           <w:lang w:val="hi_IN" w:bidi="hi_IN"/>
         </w:rPr>
-        <w:t>ἑαυτοὺς τύπον δῶμεν ὑμῖν</w:t>
-      </w:r>
-    </w:p>
-    <w:p>
-      <w:pPr/>
-      <w:r>
-        <w:rPr>
-          <w:lang w:val="hi_IN" w:bidi="hi_IN"/>
-        </w:rPr>
-      </w:r>
-      <w:r>
-        <w:rPr>
-          <w:b/>
-          <w:lang w:val="hi_IN" w:bidi="hi_IN"/>
-        </w:rPr>
         <w:t>"अपने आपको तुम्हारे लिये आदर्श ठहराएँ"</w:t>
       </w:r>
     </w:p>
@@ -19752,21 +19242,6 @@
           <w:b/>
           <w:lang w:val="hi_IN" w:bidi="hi_IN"/>
         </w:rPr>
-        <w:t>εἴ τις οὐ θέλει ἐργάζεσθαι, μηδὲ ἐσθιέτω</w:t>
-      </w:r>
-    </w:p>
-    <w:p>
-      <w:pPr/>
-      <w:r>
-        <w:rPr>
-          <w:lang w:val="hi_IN" w:bidi="hi_IN"/>
-        </w:rPr>
-      </w:r>
-      <w:r>
-        <w:rPr>
-          <w:b/>
-          <w:lang w:val="hi_IN" w:bidi="hi_IN"/>
-        </w:rPr>
         <w:t>"यदि कोई काम करना न चाहे, तो खाने भी न पाए"</w:t>
       </w:r>
     </w:p>
@@ -21135,21 +20610,6 @@
           <w:b/>
           <w:lang w:val="hi_IN" w:bidi="hi_IN"/>
         </w:rPr>
-        <w:t>αὐτὸς &amp; ὁ Κύριος τῆς εἰρήνης, δῴη ὑμῖν</w:t>
-      </w:r>
-    </w:p>
-    <w:p>
-      <w:pPr/>
-      <w:r>
-        <w:rPr>
-          <w:lang w:val="hi_IN" w:bidi="hi_IN"/>
-        </w:rPr>
-      </w:r>
-      <w:r>
-        <w:rPr>
-          <w:b/>
-          <w:lang w:val="hi_IN" w:bidi="hi_IN"/>
-        </w:rPr>
         <w:t>"प्रभु जो शान्ति का सोता है आप ही तुम्हें"-" दे"</w:t>
       </w:r>
     </w:p>
@@ -21233,21 +20693,6 @@
           <w:b/>
           <w:lang w:val="hi_IN" w:bidi="hi_IN"/>
         </w:rPr>
-        <w:t>αὐτὸς &amp; ὁ Κύριος τῆς εἰρήνης</w:t>
-      </w:r>
-    </w:p>
-    <w:p>
-      <w:pPr/>
-      <w:r>
-        <w:rPr>
-          <w:lang w:val="hi_IN" w:bidi="hi_IN"/>
-        </w:rPr>
-      </w:r>
-      <w:r>
-        <w:rPr>
-          <w:b/>
-          <w:lang w:val="hi_IN" w:bidi="hi_IN"/>
-        </w:rPr>
         <w:t>"शांति का सोता है आप ही"</w:t>
       </w:r>
     </w:p>
@@ -21344,21 +20789,6 @@
           <w:b/>
           <w:lang w:val="hi_IN" w:bidi="hi_IN"/>
         </w:rPr>
-        <w:t>ὁ ἀσπασμὸς τῇ ἐμῇ χειρὶ, Παύλου, ὅ ἐστιν σημεῖον ἐν πάσῃ ἐπιστολῇ, οὕτως γράφω</w:t>
-      </w:r>
-    </w:p>
-    <w:p>
-      <w:pPr/>
-      <w:r>
-        <w:rPr>
-          <w:lang w:val="hi_IN" w:bidi="hi_IN"/>
-        </w:rPr>
-      </w:r>
-      <w:r>
-        <w:rPr>
-          <w:b/>
-          <w:lang w:val="hi_IN" w:bidi="hi_IN"/>
-        </w:rPr>
         <w:t>"मैं पौलुस अपने हाथ से नमस्कार लिखता हूँ। हर पत्री में मेरा यही चिन्ह है: मैं इसी प्रकार से लिखता हूँ"</w:t>
       </w:r>
     </w:p>
@@ -21617,21 +21047,6 @@
         <w:rPr>
           <w:lang w:val="hi_IN" w:bidi="hi_IN"/>
         </w:rPr>
-      </w:r>
-    </w:p>
-    <w:p>
-      <w:pPr/>
-      <w:r>
-        <w:rPr>
-          <w:lang w:val="hi_IN" w:bidi="hi_IN"/>
-        </w:rPr>
-      </w:r>
-      <w:r>
-        <w:rPr>
-          <w:b/>
-          <w:lang w:val="hi_IN" w:bidi="hi_IN"/>
-        </w:rPr>
-        <w:t>ἡ χάρις τοῦ Κυρίου ἡμῶν, Ἰησοῦ Χριστοῦ, μετὰ πάντων ὑμῶν</w:t>
       </w:r>
     </w:p>
     <w:p>

--- a/hin/docx/53.content.docx
+++ b/hin/docx/53.content.docx
@@ -328,6 +328,21 @@
           <w:b/>
           <w:lang w:val="hi_IN" w:bidi="hi_IN"/>
         </w:rPr>
+        <w:t>Παῦλος, καὶ Σιλουανὸς, καὶ Τιμόθεος; τῇ ἐκκλησίᾳ</w:t>
+      </w:r>
+    </w:p>
+    <w:p>
+      <w:pPr/>
+      <w:r>
+        <w:rPr>
+          <w:lang w:val="hi_IN" w:bidi="hi_IN"/>
+        </w:rPr>
+      </w:r>
+      <w:r>
+        <w:rPr>
+          <w:b/>
+          <w:lang w:val="hi_IN" w:bidi="hi_IN"/>
+        </w:rPr>
         <w:t>"पौलुस, सिलवानुस और तीमुथियुस" - "की कलीसिया"</w:t>
       </w:r>
     </w:p>
@@ -731,6 +746,21 @@
           <w:b/>
           <w:lang w:val="hi_IN" w:bidi="hi_IN"/>
         </w:rPr>
+        <w:t>χάρις ὑμῖν καὶ εἰρήνη ἀπὸ Θεοῦ Πατρὸς καὶ Κυρίου Ἰησοῦ Χριστοῦ</w:t>
+      </w:r>
+    </w:p>
+    <w:p>
+      <w:pPr/>
+      <w:r>
+        <w:rPr>
+          <w:lang w:val="hi_IN" w:bidi="hi_IN"/>
+        </w:rPr>
+      </w:r>
+      <w:r>
+        <w:rPr>
+          <w:b/>
+          <w:lang w:val="hi_IN" w:bidi="hi_IN"/>
+        </w:rPr>
         <w:t>"हमारे पिता परमेश्वर और प्रभु यीशु मसीह में तुम्हें अनुग्रह और शान्ति मिलती रहे"</w:t>
       </w:r>
     </w:p>
@@ -1029,6 +1059,21 @@
           <w:b/>
           <w:lang w:val="hi_IN" w:bidi="hi_IN"/>
         </w:rPr>
+        <w:t>εὐχαριστεῖν ὀφείλομεν τῷ Θεῷ πάντοτε</w:t>
+      </w:r>
+    </w:p>
+    <w:p>
+      <w:pPr/>
+      <w:r>
+        <w:rPr>
+          <w:lang w:val="hi_IN" w:bidi="hi_IN"/>
+        </w:rPr>
+      </w:r>
+      <w:r>
+        <w:rPr>
+          <w:b/>
+          <w:lang w:val="hi_IN" w:bidi="hi_IN"/>
+        </w:rPr>
         <w:t>"हमें हर समय परमेश्वर का धन्यवाद करना चाहिए"</w:t>
       </w:r>
     </w:p>
@@ -1125,6 +1170,21 @@
           <w:b/>
           <w:lang w:val="hi_IN" w:bidi="hi_IN"/>
         </w:rPr>
+        <w:t>εὐχαριστεῖν ὀφείλομεν τῷ Θεῷ πάντοτε περὶ ὑμῶν, ἀδελφοί</w:t>
+      </w:r>
+    </w:p>
+    <w:p>
+      <w:pPr/>
+      <w:r>
+        <w:rPr>
+          <w:lang w:val="hi_IN" w:bidi="hi_IN"/>
+        </w:rPr>
+      </w:r>
+      <w:r>
+        <w:rPr>
+          <w:b/>
+          <w:lang w:val="hi_IN" w:bidi="hi_IN"/>
+        </w:rPr>
         <w:t>"हे भाइयों, तुम्हारे विषय में हमें हर समय परमेश्वर का धन्यवाद करना चाहिए"</w:t>
       </w:r>
     </w:p>
@@ -1554,6 +1614,21 @@
           <w:b/>
           <w:lang w:val="hi_IN" w:bidi="hi_IN"/>
         </w:rPr>
+        <w:t>πλεονάζει ἡ ἀγάπη ἑνὸς ἑκάστου, πάντων ὑμῶν, εἰς ἀλλήλους</w:t>
+      </w:r>
+    </w:p>
+    <w:p>
+      <w:pPr/>
+      <w:r>
+        <w:rPr>
+          <w:lang w:val="hi_IN" w:bidi="hi_IN"/>
+        </w:rPr>
+      </w:r>
+      <w:r>
+        <w:rPr>
+          <w:b/>
+          <w:lang w:val="hi_IN" w:bidi="hi_IN"/>
+        </w:rPr>
         <w:t>"आपस में तुम सब में प्रेम बहुत ही बढ़ता जाता है"</w:t>
       </w:r>
     </w:p>
@@ -2369,6 +2444,21 @@
           <w:b/>
           <w:lang w:val="hi_IN" w:bidi="hi_IN"/>
         </w:rPr>
+        <w:t>εἰς τὸ καταξιωθῆναι ὑμᾶς τῆς Βασιλείας τοῦ Θεοῦ</w:t>
+      </w:r>
+    </w:p>
+    <w:p>
+      <w:pPr/>
+      <w:r>
+        <w:rPr>
+          <w:lang w:val="hi_IN" w:bidi="hi_IN"/>
+        </w:rPr>
+      </w:r>
+      <w:r>
+        <w:rPr>
+          <w:b/>
+          <w:lang w:val="hi_IN" w:bidi="hi_IN"/>
+        </w:rPr>
         <w:t>"कि तुम परमेश्वर के राज्य के योग्य ठहरो"</w:t>
       </w:r>
     </w:p>
@@ -2772,6 +2862,21 @@
           <w:b/>
           <w:lang w:val="hi_IN" w:bidi="hi_IN"/>
         </w:rPr>
+        <w:t>ἀνταποδοῦναι τοῖς θλίβουσιν ὑμᾶς θλῖψιν</w:t>
+      </w:r>
+    </w:p>
+    <w:p>
+      <w:pPr/>
+      <w:r>
+        <w:rPr>
+          <w:lang w:val="hi_IN" w:bidi="hi_IN"/>
+        </w:rPr>
+      </w:r>
+      <w:r>
+        <w:rPr>
+          <w:b/>
+          <w:lang w:val="hi_IN" w:bidi="hi_IN"/>
+        </w:rPr>
         <w:t>"जो तुम्हें क्लेश देते हैं, उन्हें बदले में क्लेश दे"</w:t>
       </w:r>
     </w:p>
@@ -2979,6 +3084,21 @@
           <w:b/>
           <w:lang w:val="hi_IN" w:bidi="hi_IN"/>
         </w:rPr>
+        <w:t>καὶ ὑμῖν τοῖς θλιβομένοις, ἄνεσιν μεθ’ ἡμῶν</w:t>
+      </w:r>
+    </w:p>
+    <w:p>
+      <w:pPr/>
+      <w:r>
+        <w:rPr>
+          <w:lang w:val="hi_IN" w:bidi="hi_IN"/>
+        </w:rPr>
+      </w:r>
+      <w:r>
+        <w:rPr>
+          <w:b/>
+          <w:lang w:val="hi_IN" w:bidi="hi_IN"/>
+        </w:rPr>
         <w:t>"और तुम जो क्लेश पाते हो, हमारे साथ चैन दे"</w:t>
       </w:r>
     </w:p>
@@ -4510,6 +4630,21 @@
           <w:b/>
           <w:lang w:val="hi_IN" w:bidi="hi_IN"/>
         </w:rPr>
+        <w:t>ἀπὸ προσώπου τοῦ Κυρίου</w:t>
+      </w:r>
+    </w:p>
+    <w:p>
+      <w:pPr/>
+      <w:r>
+        <w:rPr>
+          <w:lang w:val="hi_IN" w:bidi="hi_IN"/>
+        </w:rPr>
+      </w:r>
+      <w:r>
+        <w:rPr>
+          <w:b/>
+          <w:lang w:val="hi_IN" w:bidi="hi_IN"/>
+        </w:rPr>
         <w:t>"प्रभु के सामने से" - "दूर होकर"</w:t>
       </w:r>
     </w:p>
@@ -4978,6 +5113,21 @@
           <w:b/>
           <w:lang w:val="hi_IN" w:bidi="hi_IN"/>
         </w:rPr>
+        <w:t>ἐνδοξασθῆναι ἐν τοῖς ἁγίοις αὐτοῦ, καὶ θαυμασθῆναι ἐν πᾶσιν τοῖς πιστεύσασιν</w:t>
+      </w:r>
+    </w:p>
+    <w:p>
+      <w:pPr/>
+      <w:r>
+        <w:rPr>
+          <w:lang w:val="hi_IN" w:bidi="hi_IN"/>
+        </w:rPr>
+      </w:r>
+      <w:r>
+        <w:rPr>
+          <w:b/>
+          <w:lang w:val="hi_IN" w:bidi="hi_IN"/>
+        </w:rPr>
         <w:t>"अपने पवित्र लोगों में महिमा पाने, और सब विश्वास करनेवालों में आश्चर्य का कारण होने को"</w:t>
       </w:r>
     </w:p>
@@ -5185,6 +5335,21 @@
           <w:b/>
           <w:lang w:val="hi_IN" w:bidi="hi_IN"/>
         </w:rPr>
+        <w:t>ἐνδοξασθῆναι ἐν τοῖς ἁγίοις αὐτοῦ, καὶ θαυμασθῆναι ἐν πᾶσιν τοῖς πιστεύσασιν</w:t>
+      </w:r>
+    </w:p>
+    <w:p>
+      <w:pPr/>
+      <w:r>
+        <w:rPr>
+          <w:lang w:val="hi_IN" w:bidi="hi_IN"/>
+        </w:rPr>
+      </w:r>
+      <w:r>
+        <w:rPr>
+          <w:b/>
+          <w:lang w:val="hi_IN" w:bidi="hi_IN"/>
+        </w:rPr>
         <w:t>"अपने पवित्र लोगों में महिमा पाने, और सब विश्वास करनेवालों में आश्चर्य का कारण होने"</w:t>
       </w:r>
     </w:p>
@@ -6938,6 +7103,21 @@
           <w:b/>
           <w:lang w:val="hi_IN" w:bidi="hi_IN"/>
         </w:rPr>
+        <w:t>ὑπὲρ τῆς παρουσίας τοῦ Κυρίου ἡμῶν, Ἰησοῦ Χριστοῦ, καὶ ἡμῶν ἐπισυναγωγῆς ἐπ’ αὐτόν</w:t>
+      </w:r>
+    </w:p>
+    <w:p>
+      <w:pPr/>
+      <w:r>
+        <w:rPr>
+          <w:lang w:val="hi_IN" w:bidi="hi_IN"/>
+        </w:rPr>
+      </w:r>
+      <w:r>
+        <w:rPr>
+          <w:b/>
+          <w:lang w:val="hi_IN" w:bidi="hi_IN"/>
+        </w:rPr>
         <w:t>"अपने प्रभु यीशु मसीह के आने, और उसके पास अपने इकट्ठे होने के विषय में"</w:t>
       </w:r>
     </w:p>
@@ -7041,6 +7221,21 @@
           <w:b/>
           <w:lang w:val="hi_IN" w:bidi="hi_IN"/>
         </w:rPr>
+        <w:t>ὑπὲρ τῆς παρουσίας τοῦ Κυρίου ἡμῶν, Ἰησοῦ Χριστοῦ, καὶ ἡμῶν ἐπισυναγωγῆς ἐπ’ αὐτόν</w:t>
+      </w:r>
+    </w:p>
+    <w:p>
+      <w:pPr/>
+      <w:r>
+        <w:rPr>
+          <w:lang w:val="hi_IN" w:bidi="hi_IN"/>
+        </w:rPr>
+      </w:r>
+      <w:r>
+        <w:rPr>
+          <w:b/>
+          <w:lang w:val="hi_IN" w:bidi="hi_IN"/>
+        </w:rPr>
         <w:t>"अपने प्रभु यीशु मसीह के आने, और उसके पास अपने इकट्ठे होने के विषय में"</w:t>
       </w:r>
     </w:p>
@@ -7261,6 +7456,21 @@
           <w:b/>
           <w:lang w:val="hi_IN" w:bidi="hi_IN"/>
         </w:rPr>
+        <w:t>εἰς τὸ μὴ ταχέως σαλευθῆναι ὑμᾶς ἀπὸ τοῦ νοὸς</w:t>
+      </w:r>
+    </w:p>
+    <w:p>
+      <w:pPr/>
+      <w:r>
+        <w:rPr>
+          <w:lang w:val="hi_IN" w:bidi="hi_IN"/>
+        </w:rPr>
+      </w:r>
+      <w:r>
+        <w:rPr>
+          <w:b/>
+          <w:lang w:val="hi_IN" w:bidi="hi_IN"/>
+        </w:rPr>
         <w:t>"तुम्हारा मन अचानक अस्थिर न हो जाए"</w:t>
       </w:r>
     </w:p>
@@ -7468,6 +7678,21 @@
           <w:b/>
           <w:lang w:val="hi_IN" w:bidi="hi_IN"/>
         </w:rPr>
+        <w:t>μήτε διὰ πνεύματος, μήτε διὰ λόγου, μήτε δι’ ἐπιστολῆς, ὡς δι’ ἡμῶν</w:t>
+      </w:r>
+    </w:p>
+    <w:p>
+      <w:pPr/>
+      <w:r>
+        <w:rPr>
+          <w:lang w:val="hi_IN" w:bidi="hi_IN"/>
+        </w:rPr>
+      </w:r>
+      <w:r>
+        <w:rPr>
+          <w:b/>
+          <w:lang w:val="hi_IN" w:bidi="hi_IN"/>
+        </w:rPr>
         <w:t>"किसी आत्मा, या वचन, या पत्री के द्वारा जो कि मानो हमारी ओर से हो"</w:t>
       </w:r>
     </w:p>
@@ -7747,6 +7972,21 @@
           <w:b/>
           <w:lang w:val="hi_IN" w:bidi="hi_IN"/>
         </w:rPr>
+        <w:t>ἡ ἡμέρα τοῦ Κυρίου</w:t>
+      </w:r>
+    </w:p>
+    <w:p>
+      <w:pPr/>
+      <w:r>
+        <w:rPr>
+          <w:lang w:val="hi_IN" w:bidi="hi_IN"/>
+        </w:rPr>
+      </w:r>
+      <w:r>
+        <w:rPr>
+          <w:b/>
+          <w:lang w:val="hi_IN" w:bidi="hi_IN"/>
+        </w:rPr>
         <w:t>"प्रभु का दिन"</w:t>
       </w:r>
     </w:p>
@@ -7823,6 +8063,21 @@
           <w:b/>
           <w:lang w:val="hi_IN" w:bidi="hi_IN"/>
         </w:rPr>
+        <w:t>μή τις ὑμᾶς ἐξαπατήσῃ κατὰ μηδένα τρόπον</w:t>
+      </w:r>
+    </w:p>
+    <w:p>
+      <w:pPr/>
+      <w:r>
+        <w:rPr>
+          <w:lang w:val="hi_IN" w:bidi="hi_IN"/>
+        </w:rPr>
+      </w:r>
+      <w:r>
+        <w:rPr>
+          <w:b/>
+          <w:lang w:val="hi_IN" w:bidi="hi_IN"/>
+        </w:rPr>
         <w:t>"किसी रीति से किसी के धोखे में न आना"</w:t>
       </w:r>
     </w:p>
@@ -8578,6 +8833,21 @@
           <w:b/>
           <w:lang w:val="hi_IN" w:bidi="hi_IN"/>
         </w:rPr>
+        <w:t>πάντα λεγόμενον θεὸν ἢ σέβασμα</w:t>
+      </w:r>
+    </w:p>
+    <w:p>
+      <w:pPr/>
+      <w:r>
+        <w:rPr>
+          <w:lang w:val="hi_IN" w:bidi="hi_IN"/>
+        </w:rPr>
+      </w:r>
+      <w:r>
+        <w:rPr>
+          <w:b/>
+          <w:lang w:val="hi_IN" w:bidi="hi_IN"/>
+        </w:rPr>
         <w:t>"हर एक से जो परमेश्वर, या पूज्य कहलाता है"</w:t>
       </w:r>
     </w:p>
@@ -8863,6 +9133,21 @@
           <w:b/>
           <w:lang w:val="hi_IN" w:bidi="hi_IN"/>
         </w:rPr>
+        <w:t>οὐ μνημονεύετε ὅτι, ἔτι ὢν πρὸς ὑμᾶς, ταῦτα ἔλεγον ὑμῖν</w:t>
+      </w:r>
+    </w:p>
+    <w:p>
+      <w:pPr/>
+      <w:r>
+        <w:rPr>
+          <w:lang w:val="hi_IN" w:bidi="hi_IN"/>
+        </w:rPr>
+      </w:r>
+      <w:r>
+        <w:rPr>
+          <w:b/>
+          <w:lang w:val="hi_IN" w:bidi="hi_IN"/>
+        </w:rPr>
         <w:t>"क्या तुम्हें स्मरण नहीं, कि जब मैं तुम्हारे यहाँ था, तो तुम से ये बातें कहा करता था"</w:t>
       </w:r>
     </w:p>
@@ -9520,6 +9805,21 @@
           <w:b/>
           <w:lang w:val="hi_IN" w:bidi="hi_IN"/>
         </w:rPr>
+        <w:t>ὁ κατέχων</w:t>
+      </w:r>
+    </w:p>
+    <w:p>
+      <w:pPr/>
+      <w:r>
+        <w:rPr>
+          <w:lang w:val="hi_IN" w:bidi="hi_IN"/>
+        </w:rPr>
+      </w:r>
+      <w:r>
+        <w:rPr>
+          <w:b/>
+          <w:lang w:val="hi_IN" w:bidi="hi_IN"/>
+        </w:rPr>
         <w:t>"अभी एक रोकनेवाला है"</w:t>
       </w:r>
     </w:p>
@@ -9792,6 +10092,21 @@
           <w:b/>
           <w:lang w:val="hi_IN" w:bidi="hi_IN"/>
         </w:rPr>
+        <w:t>καὶ τότε ἀποκαλυφθήσεται ὁ ἄνομος</w:t>
+      </w:r>
+    </w:p>
+    <w:p>
+      <w:pPr/>
+      <w:r>
+        <w:rPr>
+          <w:lang w:val="hi_IN" w:bidi="hi_IN"/>
+        </w:rPr>
+      </w:r>
+      <w:r>
+        <w:rPr>
+          <w:b/>
+          <w:lang w:val="hi_IN" w:bidi="hi_IN"/>
+        </w:rPr>
         <w:t>"तब वह अधर्मी प्रगट होगा"</w:t>
       </w:r>
     </w:p>
@@ -9999,6 +10314,21 @@
           <w:b/>
           <w:lang w:val="hi_IN" w:bidi="hi_IN"/>
         </w:rPr>
+        <w:t>ἀνελεῖ τῷ πνεύματι τοῦ στόματος αὐτοῦ, καὶ καταργήσει τῇ ἐπιφανείᾳ τῆς παρουσίας αὐτοῦ</w:t>
+      </w:r>
+    </w:p>
+    <w:p>
+      <w:pPr/>
+      <w:r>
+        <w:rPr>
+          <w:lang w:val="hi_IN" w:bidi="hi_IN"/>
+        </w:rPr>
+      </w:r>
+      <w:r>
+        <w:rPr>
+          <w:b/>
+          <w:lang w:val="hi_IN" w:bidi="hi_IN"/>
+        </w:rPr>
         <w:t>"अपने मुँह की फूँक से मार डालेगा, और अपने आगमन के तेज से भस्म करेगा"</w:t>
       </w:r>
     </w:p>
@@ -10082,6 +10412,21 @@
           <w:b/>
           <w:lang w:val="hi_IN" w:bidi="hi_IN"/>
         </w:rPr>
+        <w:t>οὗ ἐστιν ἡ παρουσία, κατ’ ἐνέργειαν τοῦ Σατανᾶ</w:t>
+      </w:r>
+    </w:p>
+    <w:p>
+      <w:pPr/>
+      <w:r>
+        <w:rPr>
+          <w:lang w:val="hi_IN" w:bidi="hi_IN"/>
+        </w:rPr>
+      </w:r>
+      <w:r>
+        <w:rPr>
+          <w:b/>
+          <w:lang w:val="hi_IN" w:bidi="hi_IN"/>
+        </w:rPr>
         <w:t>"उस अधर्मी का आना शैतान के कार्य के अनुसार"</w:t>
       </w:r>
     </w:p>
@@ -10941,6 +11286,21 @@
           <w:b/>
           <w:lang w:val="hi_IN" w:bidi="hi_IN"/>
         </w:rPr>
+        <w:t>ἐν πάσῃ ἀπάτῃ ἀδικίας, τοῖς ἀπολλυμένοις</w:t>
+      </w:r>
+    </w:p>
+    <w:p>
+      <w:pPr/>
+      <w:r>
+        <w:rPr>
+          <w:lang w:val="hi_IN" w:bidi="hi_IN"/>
+        </w:rPr>
+      </w:r>
+      <w:r>
+        <w:rPr>
+          <w:b/>
+          <w:lang w:val="hi_IN" w:bidi="hi_IN"/>
+        </w:rPr>
         <w:t>"नाश होनेवालों के लिये अधर्म के सब प्रकार के धोखे के साथ"</w:t>
       </w:r>
     </w:p>
@@ -11625,6 +11985,21 @@
           <w:b/>
           <w:lang w:val="hi_IN" w:bidi="hi_IN"/>
         </w:rPr>
+        <w:t>πέμπει αὐτοῖς ὁ Θεὸς ἐνέργειαν πλάνης, εἰς τὸ πιστεῦσαι αὐτοὺς τῷ ψεύδει</w:t>
+      </w:r>
+    </w:p>
+    <w:p>
+      <w:pPr/>
+      <w:r>
+        <w:rPr>
+          <w:lang w:val="hi_IN" w:bidi="hi_IN"/>
+        </w:rPr>
+      </w:r>
+      <w:r>
+        <w:rPr>
+          <w:b/>
+          <w:lang w:val="hi_IN" w:bidi="hi_IN"/>
+        </w:rPr>
         <w:t>"परमेश्वर उनमें एक भटका देनेवाली सामर्थ्य को भेजेगा ताकि वे झूठ पर विश्वास करें"</w:t>
       </w:r>
     </w:p>
@@ -12439,6 +12814,21 @@
           <w:b/>
           <w:lang w:val="hi_IN" w:bidi="hi_IN"/>
         </w:rPr>
+        <w:t>οἱ μὴ πιστεύσαντες τῇ ἀληθείᾳ, ἀλλὰ εὐδοκήσαντες τῇ ἀδικίᾳ</w:t>
+      </w:r>
+    </w:p>
+    <w:p>
+      <w:pPr/>
+      <w:r>
+        <w:rPr>
+          <w:lang w:val="hi_IN" w:bidi="hi_IN"/>
+        </w:rPr>
+      </w:r>
+      <w:r>
+        <w:rPr>
+          <w:b/>
+          <w:lang w:val="hi_IN" w:bidi="hi_IN"/>
+        </w:rPr>
         <w:t>"जितने लोग सत्य पर विश्वास नहीं करते, वरन् अधर्म से प्रसन्न होते हैं"</w:t>
       </w:r>
     </w:p>
@@ -12964,6 +13354,21 @@
           <w:b/>
           <w:lang w:val="hi_IN" w:bidi="hi_IN"/>
         </w:rPr>
+        <w:t>ἀδελφοὶ ἠγαπημένοι ὑπὸ Κυρίου</w:t>
+      </w:r>
+    </w:p>
+    <w:p>
+      <w:pPr/>
+      <w:r>
+        <w:rPr>
+          <w:lang w:val="hi_IN" w:bidi="hi_IN"/>
+        </w:rPr>
+      </w:r>
+      <w:r>
+        <w:rPr>
+          <w:b/>
+          <w:lang w:val="hi_IN" w:bidi="hi_IN"/>
+        </w:rPr>
         <w:t>"हे भाइयों, और प्रभु के प्रिय लोगों"</w:t>
       </w:r>
     </w:p>
@@ -13295,6 +13700,21 @@
           <w:b/>
           <w:lang w:val="hi_IN" w:bidi="hi_IN"/>
         </w:rPr>
+        <w:t>ἀπαρχὴν εἰς σωτηρίαν ἐν ἁγιασμῷ Πνεύματος καὶ πίστει ἀληθείας</w:t>
+      </w:r>
+    </w:p>
+    <w:p>
+      <w:pPr/>
+      <w:r>
+        <w:rPr>
+          <w:lang w:val="hi_IN" w:bidi="hi_IN"/>
+        </w:rPr>
+      </w:r>
+      <w:r>
+        <w:rPr>
+          <w:b/>
+          <w:lang w:val="hi_IN" w:bidi="hi_IN"/>
+        </w:rPr>
         <w:t>"आदि से... कि आत्मा के द्वारा पवित्र बनकर, और सत्य पर विश्वास करके उद्धार पाओ"</w:t>
       </w:r>
     </w:p>
@@ -13652,6 +14072,21 @@
           <w:b/>
           <w:lang w:val="hi_IN" w:bidi="hi_IN"/>
         </w:rPr>
+        <w:t>εἰς περιποίησιν δόξης τοῦ Κυρίου ἡμῶν</w:t>
+      </w:r>
+    </w:p>
+    <w:p>
+      <w:pPr/>
+      <w:r>
+        <w:rPr>
+          <w:lang w:val="hi_IN" w:bidi="hi_IN"/>
+        </w:rPr>
+      </w:r>
+      <w:r>
+        <w:rPr>
+          <w:b/>
+          <w:lang w:val="hi_IN" w:bidi="hi_IN"/>
+        </w:rPr>
         <w:t>"हमारे प्रभु"-"की महिमा को प्राप्त करने के लिए"</w:t>
       </w:r>
     </w:p>
@@ -14761,6 +15196,21 @@
           <w:b/>
           <w:lang w:val="hi_IN" w:bidi="hi_IN"/>
         </w:rPr>
+        <w:t>αὐτὸς δὲ ὁ Κύριος ἡμῶν, Ἰησοῦς Χριστὸς, καὶ ὁ Θεὸς ὁ Πατὴρ ἡμῶν</w:t>
+      </w:r>
+    </w:p>
+    <w:p>
+      <w:pPr/>
+      <w:r>
+        <w:rPr>
+          <w:lang w:val="hi_IN" w:bidi="hi_IN"/>
+        </w:rPr>
+      </w:r>
+      <w:r>
+        <w:rPr>
+          <w:b/>
+          <w:lang w:val="hi_IN" w:bidi="hi_IN"/>
+        </w:rPr>
         <w:t>"हमारा प्रभु यीशु मसीह आप ही, और हमारा पिता परमेश्वर"</w:t>
       </w:r>
     </w:p>
@@ -15131,6 +15581,21 @@
           <w:b/>
           <w:lang w:val="hi_IN" w:bidi="hi_IN"/>
         </w:rPr>
+        <w:t>δοὺς παράκλησιν αἰωνίαν, καὶ ἐλπίδα ἀγαθὴν</w:t>
+      </w:r>
+    </w:p>
+    <w:p>
+      <w:pPr/>
+      <w:r>
+        <w:rPr>
+          <w:lang w:val="hi_IN" w:bidi="hi_IN"/>
+        </w:rPr>
+      </w:r>
+      <w:r>
+        <w:rPr>
+          <w:b/>
+          <w:lang w:val="hi_IN" w:bidi="hi_IN"/>
+        </w:rPr>
         <w:t>"अनन्त शान्ति और उत्तम आशा दी है"</w:t>
       </w:r>
     </w:p>
@@ -16336,6 +16801,21 @@
           <w:b/>
           <w:lang w:val="hi_IN" w:bidi="hi_IN"/>
         </w:rPr>
+        <w:t>ῥυσθῶμεν</w:t>
+      </w:r>
+    </w:p>
+    <w:p>
+      <w:pPr/>
+      <w:r>
+        <w:rPr>
+          <w:lang w:val="hi_IN" w:bidi="hi_IN"/>
+        </w:rPr>
+      </w:r>
+      <w:r>
+        <w:rPr>
+          <w:b/>
+          <w:lang w:val="hi_IN" w:bidi="hi_IN"/>
+        </w:rPr>
         <w:t xml:space="preserve">"हम" - "बचे रहें" </w:t>
       </w:r>
     </w:p>
@@ -17163,6 +17643,21 @@
           <w:b/>
           <w:lang w:val="hi_IN" w:bidi="hi_IN"/>
         </w:rPr>
+        <w:t>ὁ &amp; Κύριος κατευθύναι ὑμῶν τὰς καρδίας εἰς τὴν ἀγάπην τοῦ Θεοῦ, καὶ εἰς τὴν ὑπομονὴν τοῦ Χριστοῦ</w:t>
+      </w:r>
+    </w:p>
+    <w:p>
+      <w:pPr/>
+      <w:r>
+        <w:rPr>
+          <w:lang w:val="hi_IN" w:bidi="hi_IN"/>
+        </w:rPr>
+      </w:r>
+      <w:r>
+        <w:rPr>
+          <w:b/>
+          <w:lang w:val="hi_IN" w:bidi="hi_IN"/>
+        </w:rPr>
         <w:t>"परमेश्वर के प्रेम और मसीह के धीरज की ओर प्रभु तुम्हारे मन की अगुआई करे"</w:t>
       </w:r>
     </w:p>
@@ -17409,6 +17904,21 @@
           <w:b/>
           <w:lang w:val="hi_IN" w:bidi="hi_IN"/>
         </w:rPr>
+        <w:t>εἰς τὴν ἀγάπην τοῦ Θεοῦ, καὶ εἰς τὴν ὑπομονὴν τοῦ Χριστοῦ</w:t>
+      </w:r>
+    </w:p>
+    <w:p>
+      <w:pPr/>
+      <w:r>
+        <w:rPr>
+          <w:lang w:val="hi_IN" w:bidi="hi_IN"/>
+        </w:rPr>
+      </w:r>
+      <w:r>
+        <w:rPr>
+          <w:b/>
+          <w:lang w:val="hi_IN" w:bidi="hi_IN"/>
+        </w:rPr>
         <w:t>"परमेश्वर के प्रेम और मसीह के धीरज की ओर"</w:t>
       </w:r>
     </w:p>
@@ -19070,6 +19580,21 @@
           <w:b/>
           <w:lang w:val="hi_IN" w:bidi="hi_IN"/>
         </w:rPr>
+        <w:t>ἑαυτοὺς τύπον δῶμεν ὑμῖν</w:t>
+      </w:r>
+    </w:p>
+    <w:p>
+      <w:pPr/>
+      <w:r>
+        <w:rPr>
+          <w:lang w:val="hi_IN" w:bidi="hi_IN"/>
+        </w:rPr>
+      </w:r>
+      <w:r>
+        <w:rPr>
+          <w:b/>
+          <w:lang w:val="hi_IN" w:bidi="hi_IN"/>
+        </w:rPr>
         <w:t>"अपने आपको तुम्हारे लिये आदर्श ठहराएँ"</w:t>
       </w:r>
     </w:p>
@@ -19166,6 +19691,21 @@
           <w:b/>
           <w:lang w:val="hi_IN" w:bidi="hi_IN"/>
         </w:rPr>
+        <w:t>εἰς τὸ μιμεῖσθαι</w:t>
+      </w:r>
+    </w:p>
+    <w:p>
+      <w:pPr/>
+      <w:r>
+        <w:rPr>
+          <w:lang w:val="hi_IN" w:bidi="hi_IN"/>
+        </w:rPr>
+      </w:r>
+      <w:r>
+        <w:rPr>
+          <w:b/>
+          <w:lang w:val="hi_IN" w:bidi="hi_IN"/>
+        </w:rPr>
         <w:t>"चाल चलो"</w:t>
       </w:r>
     </w:p>
@@ -19242,6 +19782,21 @@
           <w:b/>
           <w:lang w:val="hi_IN" w:bidi="hi_IN"/>
         </w:rPr>
+        <w:t>εἴ τις οὐ θέλει ἐργάζεσθαι, μηδὲ ἐσθιέτω</w:t>
+      </w:r>
+    </w:p>
+    <w:p>
+      <w:pPr/>
+      <w:r>
+        <w:rPr>
+          <w:lang w:val="hi_IN" w:bidi="hi_IN"/>
+        </w:rPr>
+      </w:r>
+      <w:r>
+        <w:rPr>
+          <w:b/>
+          <w:lang w:val="hi_IN" w:bidi="hi_IN"/>
+        </w:rPr>
         <w:t>"यदि कोई काम करना न चाहे, तो खाने भी न पाए"</w:t>
       </w:r>
     </w:p>
@@ -20610,6 +21165,21 @@
           <w:b/>
           <w:lang w:val="hi_IN" w:bidi="hi_IN"/>
         </w:rPr>
+        <w:t>αὐτὸς &amp; ὁ Κύριος τῆς εἰρήνης, δῴη ὑμῖν</w:t>
+      </w:r>
+    </w:p>
+    <w:p>
+      <w:pPr/>
+      <w:r>
+        <w:rPr>
+          <w:lang w:val="hi_IN" w:bidi="hi_IN"/>
+        </w:rPr>
+      </w:r>
+      <w:r>
+        <w:rPr>
+          <w:b/>
+          <w:lang w:val="hi_IN" w:bidi="hi_IN"/>
+        </w:rPr>
         <w:t>"प्रभु जो शान्ति का सोता है आप ही तुम्हें"-" दे"</w:t>
       </w:r>
     </w:p>
@@ -20693,6 +21263,21 @@
           <w:b/>
           <w:lang w:val="hi_IN" w:bidi="hi_IN"/>
         </w:rPr>
+        <w:t>αὐτὸς &amp; ὁ Κύριος τῆς εἰρήνης</w:t>
+      </w:r>
+    </w:p>
+    <w:p>
+      <w:pPr/>
+      <w:r>
+        <w:rPr>
+          <w:lang w:val="hi_IN" w:bidi="hi_IN"/>
+        </w:rPr>
+      </w:r>
+      <w:r>
+        <w:rPr>
+          <w:b/>
+          <w:lang w:val="hi_IN" w:bidi="hi_IN"/>
+        </w:rPr>
         <w:t>"शांति का सोता है आप ही"</w:t>
       </w:r>
     </w:p>
@@ -20789,6 +21374,21 @@
           <w:b/>
           <w:lang w:val="hi_IN" w:bidi="hi_IN"/>
         </w:rPr>
+        <w:t>ὁ ἀσπασμὸς τῇ ἐμῇ χειρὶ, Παύλου, ὅ ἐστιν σημεῖον ἐν πάσῃ ἐπιστολῇ, οὕτως γράφω</w:t>
+      </w:r>
+    </w:p>
+    <w:p>
+      <w:pPr/>
+      <w:r>
+        <w:rPr>
+          <w:lang w:val="hi_IN" w:bidi="hi_IN"/>
+        </w:rPr>
+      </w:r>
+      <w:r>
+        <w:rPr>
+          <w:b/>
+          <w:lang w:val="hi_IN" w:bidi="hi_IN"/>
+        </w:rPr>
         <w:t>"मैं पौलुस अपने हाथ से नमस्कार लिखता हूँ। हर पत्री में मेरा यही चिन्ह है: मैं इसी प्रकार से लिखता हूँ"</w:t>
       </w:r>
     </w:p>
@@ -21047,6 +21647,21 @@
         <w:rPr>
           <w:lang w:val="hi_IN" w:bidi="hi_IN"/>
         </w:rPr>
+      </w:r>
+    </w:p>
+    <w:p>
+      <w:pPr/>
+      <w:r>
+        <w:rPr>
+          <w:lang w:val="hi_IN" w:bidi="hi_IN"/>
+        </w:rPr>
+      </w:r>
+      <w:r>
+        <w:rPr>
+          <w:b/>
+          <w:lang w:val="hi_IN" w:bidi="hi_IN"/>
+        </w:rPr>
+        <w:t>ἡ χάρις τοῦ Κυρίου ἡμῶν, Ἰησοῦ Χριστοῦ, μετὰ πάντων ὑμῶν</w:t>
       </w:r>
     </w:p>
     <w:p>
